--- a/paper/paper.docx
+++ b/paper/paper.docx
@@ -30,7 +30,7 @@
         <w:t xml:space="preserve">Corresponding author:</w:t>
       </w:r>
       <w:r>
-        <w:t xml:space="preserve"> Ali Çetinkaya — Department of Computer Engineering, Faculty of Technology, Selçuk University, Alaeddin Keykubat Campus, 42075 Selçuklu, Konya, Türkiye. E-mail: ali.cetinkaya@selcuk.edu.tr · Tel: +90 332 241 11 02 · ORCID: 0000-0002-7747-6854</w:t>
+        <w:t xml:space="preserve"> Ali Çetinkaya, Department of Computer Engineering, Faculty of Technology, Selçuk University, Alaeddin Keykubat Campus, 42075 Selçuklu, Konya, Türkiye. E-mail: ali.cetinkaya@selcuk.edu.tr · Tel: +90 332 241 11 02 · ORCID: 0000-0002-7747-6854</w:t>
       </w:r>
     </w:p>
     <w:p>
@@ -70,7 +70,7 @@
         <w:jc w:val="both"/>
       </w:pPr>
       <w:r>
-        <w:t xml:space="preserve">Statistical watermarks for large language model (LLM) output are designed and evaluated predominantly on English. We measure how three schemes — the green-list watermark KGW, the Gumbel-sampling watermark EXP, and SynthID — behave on Turkish, an agglutinative language, using the MarkLLM toolkit with Qwen3-14B as generator (24 prompts × 4 seeds × 4 arms; 384 texts) and ten removal attacks. Two pre-registered studies complete the design: a false-positive study on 1,500 Turkish and 1,500 English Wikipedia excerpts, and a two-judge meaning-preservation study. We report three findings. First, calibration fails: on human Turkish the KGW detection statistic has null standard deviation 1.479 (theoretical value 1; English 1.321; Levene p = 0.00039), so the default z = 4 threshold yields an empirical false-positive rate of 0.002, approximately 63 times the nominal 3.17 × 10⁻⁵; the inflation replicates on a second, pre-registered Turkish register (1,000 Wikisource windows; standard deviation 1.420), and, in an exploratory analysis, thresholds calibrated on model-generated negatives do not transfer to human text (up to 7.4% FPR). Second, robustness trades off against calibration: SynthID has the cleanest null distribution (standard deviation 0.003) but is the most fragile scheme under attack (AUROC 0.816 under round-trip translation and 0.747 under laundering; significantly more fragile in 4 of 6 Holm-corrected paired tests). Third, laundering — rewriting watermarked text through an external LLM — is the only attack that meets the pre-declared success criterion (AUROC drop &gt; 0.05 with meaning preserved by both judges) against all three schemes (post-attack AUROC 0.917, 0.863, 0.747). A planned morphology-based attack did not fire; we report this negative result with its coverage measurements. Deployed thresholds should be calibrated per language and per deployment distribution.</w:t>
+        <w:t xml:space="preserve">Statistical watermarks for large language model (LLM) output are designed and evaluated predominantly on English. We measure how three schemes (the green-list watermark KGW, the Gumbel-sampling watermark EXP, and SynthID) behave on Turkish, an agglutinative language, using the MarkLLM toolkit with Qwen3-14B as generator (24 prompts × 4 seeds × 4 arms; 384 texts) and ten removal attacks. Two pre-registered studies complete the design: a false-positive study on 1,500 Turkish and 1,500 English Wikipedia excerpts, and a two-judge meaning-preservation study. We report three findings. First, calibration fails: on human Turkish the KGW detection statistic has null standard deviation 1.479 (theoretical value 1; English 1.321; Levene p = 0.00039), so the default z = 4 threshold yields an empirical false-positive rate of 0.002, approximately 63 times the nominal 3.17 × 10⁻⁵; the inflation replicates on a second, pre-registered Turkish register (1,000 Wikisource windows; standard deviation 1.420), and, in an exploratory analysis, thresholds calibrated on model-generated negatives do not transfer to human text (up to 7.4% FPR). Second, robustness trades off against calibration: SynthID has the cleanest null distribution (standard deviation 0.003) but is the most fragile scheme under attack (AUROC 0.816 under round-trip translation and 0.747 under laundering; significantly more fragile in 4 of 6 Holm-corrected paired tests). Third, laundering (rewriting watermarked text through an external LLM) is the only attack that meets the pre-declared success criterion (AUROC drop &gt; 0.05 with meaning preserved by both judges) against all three schemes (post-attack AUROC 0.917, 0.863, 0.747). A planned morphology-based attack did not fire; we report this negative result with its coverage measurements. Deployed thresholds should be calibrated per language and per deployment distribution.</w:t>
       </w:r>
     </w:p>
     <w:p>
@@ -94,7 +94,7 @@
         <w:jc w:val="both"/>
       </w:pPr>
       <w:r>
-        <w:t xml:space="preserve">Statistical watermarking embeds a detectable but, ideally, quality-neutral signal into the sampling process of a large language model, so that a detector holding the key can later test whether a given text was produced by the watermarked model. The main scheme families are logit-biasing green-list watermarks [KGW], distortion-free Gumbel-sampling watermarks [EXP-A, EXP-K], and tournament-sampling SynthID, which has been deployed at scale [SYNTHID]. In all three, detection is a hypothesis test: the detector computes a statistic whose distribution on unwatermarked text is assumed known, and a threshold — for KGW, a z-score threshold — is chosen for the false-positive rate that this null implies. The practical value of a watermark rests on that calibration. If the null distribution on real, unwatermarked text is wider than assumed, the advertised false-positive rate is wrong, and every downstream decision that consumes the detector's verdict — academic-misconduct cases, provenance labeling, content-policy enforcement — inherits the error.</w:t>
+        <w:t xml:space="preserve">Statistical watermarking embeds a detectable but, ideally, quality-neutral signal into the sampling process of a large language model, so that a detector holding the key can later test whether a given text was produced by the watermarked model. The main scheme families are logit-biasing green-list watermarks [KGW], distortion-free Gumbel-sampling watermarks [EXP-A, EXP-K], and tournament-sampling SynthID, which has been deployed at scale [SYNTHID]. In all three, detection is a hypothesis test: the detector computes a statistic whose distribution on unwatermarked text is assumed known, and a threshold (for KGW, a z-score threshold) is chosen for the false-positive rate that this null implies. The practical value of a watermark rests on that calibration. If the null distribution on real, unwatermarked text is wider than assumed, the advertised false-positive rate is wrong, and every downstream decision that consumes the detector's verdict (academic-misconduct cases, provenance labeling, content-policy enforcement) inherits the error.</w:t>
       </w:r>
     </w:p>
     <w:p>
@@ -121,7 +121,7 @@
         <w:jc w:val="both"/>
       </w:pPr>
       <w:r>
-        <w:t xml:space="preserve">The headline finding is a calibration failure. On human Turkish, the KGW null standard deviation is 1.479, against a theoretical value of 1 and 1.321 on matched English (Levene p = 0.00039); at the shipped z = 4 threshold, 3 of 1,500 Turkish excerpts cross the line — an empirical false-positive rate of 0.002, approximately 63× the nominal 3.17 × 10⁻⁵. All three pre-registered hypotheses of S1 are confirmed. An exploratory analysis further indicates that thresholds calibrated on model-generated negatives do not transfer to human text: EXP's model-calibrated 1% threshold yields a 7.4% false-positive rate on human Turkish. The second finding is a robustness–calibration trade-off: SynthID has the cleanest human-text null (standard deviation 0.003) yet is the most fragile scheme under attack, with AUROC 0.816 under round-trip translation and 0.747 under external laundering, and is significantly more fragile than KGW or EXP in 4 of 6 Holm-corrected paired comparisons. The third finding is the laundering attack: rewriting watermarked text through an external stronger model is the only attack that satisfies the pre-declared success rule (ΔAUROC &gt; 0.05 with meaning preserved by both judges) for all three schemes, dropping AUROC to 0.917 (KGW), 0.863 (EXP), and 0.747 (SynthID), and the true-positive rate at the clean-calibrated threshold to 0.427, 0.490, and 0.250. Averaged over schemes, laundering removes 0.158 AUROC versus 0.091 for round-trip translation, at a measured API cost of USD 17.704 for the attack corpus.</w:t>
+        <w:t xml:space="preserve">The headline finding is a calibration failure. On human Turkish, the KGW null standard deviation is 1.479, against a theoretical value of 1 and 1.321 on matched English (Levene p = 0.00039); at the shipped z = 4 threshold, 3 of 1,500 Turkish excerpts cross the line: an empirical false-positive rate of 0.002, approximately 63× the nominal 3.17 × 10⁻⁵. All three pre-registered hypotheses of S1 are confirmed. An exploratory analysis further indicates that thresholds calibrated on model-generated negatives do not transfer to human text: EXP's model-calibrated 1% threshold yields a 7.4% false-positive rate on human Turkish. The second finding is a robustness–calibration trade-off: SynthID has the cleanest human-text null (standard deviation 0.003) yet is the most fragile scheme under attack, with AUROC 0.816 under round-trip translation and 0.747 under external laundering, and is significantly more fragile than KGW or EXP in 4 of 6 Holm-corrected paired comparisons. The third finding is the laundering attack: rewriting watermarked text through an external stronger model is the only attack that satisfies the pre-declared success rule (ΔAUROC &gt; 0.05 with meaning preserved by both judges) for all three schemes, dropping AUROC to 0.917 (KGW), 0.863 (EXP), and 0.747 (SynthID), and the true-positive rate at the clean-calibrated threshold to 0.427, 0.490, and 0.250. Averaged over schemes, laundering removes 0.158 AUROC versus 0.091 for round-trip translation, at a measured API cost of USD 17.704 for the attack corpus.</w:t>
       </w:r>
     </w:p>
     <w:p>
@@ -139,7 +139,7 @@
         <w:jc w:val="both"/>
       </w:pPr>
       <w:r>
-        <w:t xml:space="preserve">The remainder of the paper is organized as follows. Section 2 reviews related work. Section 3 describes corpus construction — including the transparent prompt-length calibration — the attack suite, and the measurement protocol. Section 4 presents results: clean-text detection, the attack ordering, the S1 calibration study, and the S2 utility study. Section 5 discusses practical consequences and the threat model. Section 6 lists limitations in full, including the single generator model and single GPU environment, and Section 7 states the reproducibility provisions. In sum, this paper makes the following contributions:</w:t>
+        <w:t xml:space="preserve">The remainder of the paper is organized as follows. Section 2 reviews related work. Section 3 describes corpus construction (including the transparent prompt-length calibration), the attack suite, and the measurement protocol. Section 4 presents results: clean-text detection, the attack ordering, the S1 calibration study, and the S2 utility study. Section 5 discusses practical consequences and the threat model. Section 6 lists limitations in full, including the single generator model and single GPU environment, and Section 7 states the reproducibility provisions. In sum, this paper makes the following contributions:</w:t>
       </w:r>
     </w:p>
     <w:p>
@@ -212,7 +212,7 @@
         <w:jc w:val="both"/>
       </w:pPr>
       <w:r>
-        <w:t xml:space="preserve">Three families of decoding-time watermarks dominate current practice. The green-list scheme of Kirchenbauer et al. [KGW] pseudorandomly partitions the vocabulary at each step using a hash of the preceding context and adds a bias delta to the logits of "green" tokens; detection is a one-proportion z-test whose null model treats successive green/red outcomes as independent Bernoulli trials with parameter gamma. The exponential-minimum (Gumbel-trick) approach proposed by Aaronson [EXP-A] couples token selection to a pseudorandom sequence keyed on the context, leaving the sampling distribution unchanged in expectation; Kuditipudi et al. [EXP-K] develop distortion-free variants of this idea with robustness guarantees for the detector. SynthID [SYNTHID] modifies sampling through a tournament procedure and has been deployed at production scale. All three report detection behavior primarily on English text, and the calibration of their detection thresholds — the mapping from a score threshold to a false-positive rate on unwatermarked text — inherits distributional assumptions that were validated, where they were validated at all, on English.</w:t>
+        <w:t xml:space="preserve">Three families of decoding-time watermarks dominate current practice. The green-list scheme of Kirchenbauer et al. [KGW] pseudorandomly partitions the vocabulary at each step using a hash of the preceding context and adds a bias delta to the logits of "green" tokens; detection is a one-proportion z-test whose null model treats successive green/red outcomes as independent Bernoulli trials with parameter gamma. The exponential-minimum (Gumbel-trick) approach proposed by Aaronson [EXP-A] couples token selection to a pseudorandom sequence keyed on the context, leaving the sampling distribution unchanged in expectation; Kuditipudi et al. [EXP-K] develop distortion-free variants of this idea with robustness guarantees for the detector. SynthID [SYNTHID] modifies sampling through a tournament procedure and has been deployed at production scale. All three report detection behavior primarily on English text, and the calibration of their detection thresholds (the mapping from a score threshold to a false-positive rate on unwatermarked text) inherits distributional assumptions that were validated, where they were validated at all, on English.</w:t>
       </w:r>
     </w:p>
     <w:p>
@@ -278,7 +278,7 @@
         <w:jc w:val="both"/>
       </w:pPr>
       <w:r>
-        <w:t xml:space="preserve">The generation corpus crosses 24 Turkish prompts with 4 sampling seeds and 4 arms — no watermark, KGW, EXP, and SynthID — for 384 texts, 96 per arm. The prompt file is content-addressed (SHA-256 prefix 8fcbe4074b46); prompts cover expository topics and request essays of at least 500 words. The generator is Qwen3-14B [QWEN3] in fp16 on a Quadro RTX 8000 (Turing), driven through MarkLLM commit c45ddc40 [MARKLLM]. Sampling uses temperature 0.8, top_p 0.95, top_k 20, repetition penalty 1.0, max_new_tokens 1800, and min_new_tokens 400. Two implementation details matter for cross-scheme comparability: SynthID applies temperature inside its own logits processor, so the Hugging Face temperature is disabled for that arm to avoid applying temperature twice and keep the effective temperature equal across schemes; and the SynthID processor state is reset before every generation, since the toolkit otherwise carries state across samples and makes output depend on generation order. Bit-identical regeneration under fixed seeds was verified on the target GPU; this is a single-environment reproducibility statement, not a portability claim.</w:t>
+        <w:t xml:space="preserve">The generation corpus crosses 24 Turkish prompts with 4 sampling seeds and 4 arms (no watermark, KGW, EXP, and SynthID) for 384 texts, 96 per arm. The prompt file is content-addressed (SHA-256 prefix 8fcbe4074b46); prompts cover expository topics and request essays of at least 500 words. The generator is Qwen3-14B [QWEN3] in fp16 on a Quadro RTX 8000 (Turing), driven through MarkLLM commit c45ddc40 [MARKLLM]. Sampling uses temperature 0.8, top_p 0.95, top_k 20, repetition penalty 1.0, max_new_tokens 1800, and min_new_tokens 400. Two implementation details matter for cross-scheme comparability: SynthID applies temperature inside its own logits processor, so the Hugging Face temperature is disabled for that arm to avoid applying temperature twice and keep the effective temperature equal across schemes; and the SynthID processor state is reset before every generation, since the toolkit otherwise carries state across samples and makes output depend on generation order. Bit-identical regeneration under fixed seeds was verified on the target GPU; this is a single-environment reproducibility statement, not a portability claim.</w:t>
       </w:r>
     </w:p>
     <w:p>
@@ -296,7 +296,7 @@
         <w:jc w:val="both"/>
       </w:pPr>
       <w:r>
-        <w:t xml:space="preserve">Prompt calibration is reported transparently because it is easy to misread as threshold tuning. In a preflight run whose prompts requested at least 300 words, the model delivered a median of 244 words — below the acceptance criterion; with prompts requesting at least 500 words, the median rose to 364. The prompts were therefore recalibrated to request 500 words, while the acceptance criterion itself stayed at 300 words: it was fixed, together with all corpus acceptance thresholds, before Phase 1 and before any corpus data was seen (pre-registered in the repository). What was calibrated is the instruction, not the bar. Measured tokenizer fertility on this corpus is 2.552 tokens per word, so the 1800-token budget covers the 300-word criterion with a wide margin.</w:t>
+        <w:t xml:space="preserve">Prompt calibration is reported transparently because it is easy to misread as threshold tuning. In a preflight run whose prompts requested at least 300 words, the model delivered a median of 244 words, below the acceptance criterion; with prompts requesting at least 500 words, the median rose to 364. The prompts were therefore recalibrated to request 500 words, while the acceptance criterion itself stayed at 300 words: it was fixed, together with all corpus acceptance thresholds, before Phase 1 and before any corpus data was seen (pre-registered in the repository). What was calibrated is the instruction, not the bar. Measured tokenizer fertility on this corpus is 2.552 tokens per word, so the 1800-token budget covers the 300-word criterion with a wide margin.</w:t>
       </w:r>
     </w:p>
     <w:p>
@@ -305,7 +305,7 @@
         <w:jc w:val="both"/>
       </w:pPr>
       <w:r>
-        <w:t xml:space="preserve">The pre-registered acceptance thresholds are: at least 300 words per text with corpus-level compliance of at least 0.75; terminal punctuation at the end of at least 0.90 of texts; and non-Latin-script contamination in at most 0.05 of the corpus (above which the quality layer is retracted). The realized corpus passes all three: 375/384 texts (97.7%) meet the word criterion, and 283/288 (98.3%) end in terminal punctuation. EXP is structurally exempt from the termination criterion — it emits a fixed-length sequence by design and cannot stop at a sentence boundary — so its 96 texts are removed from that denominator (hence 288). The 0.90 and 0.05 values were fixed before the data but are not externally justified; no sensitivity analysis was run (see Limitations).</w:t>
+        <w:t xml:space="preserve">The pre-registered acceptance thresholds are: at least 300 words per text with corpus-level compliance of at least 0.75; terminal punctuation at the end of at least 0.90 of texts; and non-Latin-script contamination in at most 0.05 of the corpus (above which the quality layer is retracted). The realized corpus passes all three: 375/384 texts (97.7%) meet the word criterion, and 283/288 (98.3%) end in terminal punctuation. EXP is structurally exempt from the termination criterion (it emits a fixed-length sequence by design and cannot stop at a sentence boundary), so its 96 texts are removed from that denominator (hence 288). The 0.90 and 0.05 values were fixed before the data but are not externally justified; no sensitivity analysis was run (see Limitations).</w:t>
       </w:r>
     </w:p>
     <w:p>
@@ -1158,7 +1158,7 @@
         <w:jc w:val="both"/>
       </w:pPr>
       <w:r>
-        <w:t xml:space="preserve">Diacritic stripping maps the Turkish-specific characters ç, ğ, ı, ö, ş, ü (and uppercase forms) to their ASCII counterparts: dia100 converts every occurrence; dia50 converts each occurrence independently with probability 0.5, imitating informal keyboard usage. The morphological attacks generate candidate edits by rule and accept an edit only if the zeyrek analyzer [ZEYREK] re-parses the result to the same lemma: morph (v0) applies a progressive-to-formal re-inflection (-Iyor to -mAktAdIr) and a subordinate-clause alternation; morph_v1 additionally drops copular suffixes, raising coverage. Measured coverage is low by construction of the register the model produces: morph makes a mean of 1.14 edits per text with 60.4% of texts receiving zero edits; morph_v1 makes 7.52 edits per text with 4.2% zero-edit texts. The combinations morph+dia and morph_v1+dia compose each morphological attack with full diacritic stripping. rtt is round-trip translation Turkish–English–Turkish with NLLB-200-distilled-600M [NLLB], translated sentence by sentence. para and launder are self-rewrites by the generator itself with the watermark processor disabled: para instructs a light paraphrase preserving sentence order, launder a complete rewrite "in your own sentences" — a zero-cost laundering model. launder_api is real laundering through an external, stronger LLM (Claude Opus 5) via its API; its measured generation cost for the full corpus was USD 17.704, a figure we report because attack economics are part of the threat model.</w:t>
+        <w:t xml:space="preserve">Diacritic stripping maps the Turkish-specific characters ç, ğ, ı, ö, ş, ü (and uppercase forms) to their ASCII counterparts: dia100 converts every occurrence; dia50 converts each occurrence independently with probability 0.5, imitating informal keyboard usage. The morphological attacks generate candidate edits by rule and accept an edit only if the zeyrek analyzer [ZEYREK] re-parses the result to the same lemma: morph (v0) applies a progressive-to-formal re-inflection (-Iyor to -mAktAdIr) and a subordinate-clause alternation; morph_v1 additionally drops copular suffixes, raising coverage. Measured coverage is low by construction of the register the model produces: morph makes a mean of 1.14 edits per text with 60.4% of texts receiving zero edits; morph_v1 makes 7.52 edits per text with 4.2% zero-edit texts. The combinations morph+dia and morph_v1+dia compose each morphological attack with full diacritic stripping. rtt is round-trip translation Turkish–English–Turkish with NLLB-200-distilled-600M [NLLB], translated sentence by sentence. para and launder are self-rewrites by the generator itself with the watermark processor disabled: para instructs a light paraphrase preserving sentence order, launder a complete rewrite "in your own sentences", a zero-cost laundering model. launder_api is real laundering through an external, stronger LLM (Claude Opus 5) via its API; its measured generation cost for the full corpus was USD 17.704, a figure we report because attack economics are part of the threat model.</w:t>
       </w:r>
     </w:p>
     <w:p>
@@ -1191,7 +1191,7 @@
         <w:jc w:val="both"/>
       </w:pPr>
       <w:r>
-        <w:t xml:space="preserve">The primary metric is AUROC of the detector statistic, computed per scheme and condition from the 96 attacked positives against the 96 clean negatives. Confidence intervals come from a nonparametric bootstrap that resamples prompts, not rows. The rationale is an audit finding: EXP derives its pseudorandom key from the final prompt token(s) rather than from the torch generator, so under deterministic transformations its four seeds produce identical outputs — the four "replicates" are one measurement, and the effective number of independent units is the 24 prompts. Row-level resampling would understate uncertainty for EXP; prompt-clustered resampling is applied to all three schemes because the inferential target throughout is generalization to new prompts, not new samples of the same prompts.</w:t>
+        <w:t xml:space="preserve">The primary metric is AUROC of the detector statistic, computed per scheme and condition from the 96 attacked positives against the 96 clean negatives. Confidence intervals come from a nonparametric bootstrap that resamples prompts, not rows. The rationale is an audit finding: EXP derives its pseudorandom key from the final prompt token(s) rather than from the torch generator, so under deterministic transformations its four seeds produce identical outputs; the four "replicates" are one measurement, and the effective number of independent units is the 24 prompts. Row-level resampling would understate uncertainty for EXP; prompt-clustered resampling is applied to all three schemes because the inferential target throughout is generalization to new prompts, not new samples of the same prompts.</w:t>
       </w:r>
     </w:p>
     <w:p>
@@ -1209,7 +1209,7 @@
         <w:jc w:val="both"/>
       </w:pPr>
       <w:r>
-        <w:t xml:space="preserve">The operating-point metric is named honestly. A detection threshold is set on the clean negatives at their 1% false-positive point, and we report the true-positive rate at this clean-calibrated threshold — not "TPR at 1% FPR", because under attack the negatives are transformed too and the realized false-positive rate at that threshold is an empirical question. We answer it directly: the full 33-cell table (3 schemes by 11 conditions, the untransformed clean reference included) of realized FPR at that threshold on the corresponding negatives is reported, with one-sided binomial tests against the nominal rate under Bonferroni correction across the 33 cells. At n = 96 the FPR resolution is 1/96, which motivates Study S1 (Section 3.4). As a robustness check we also report the same-transformation AUROC, in which both classes are transformed; this is ecologically meaningful for diacritic stripping and round-trip translation (which occur in natural text) but not for laundering (no one launders human text to remove a watermark), so the headline remains the clean-negative AUROC.</w:t>
+        <w:t xml:space="preserve">The operating-point metric is named honestly. A detection threshold is set on the clean negatives at their 1% false-positive point, and we report the true-positive rate at this clean-calibrated threshold, not "TPR at 1% FPR", because under attack the negatives are transformed too and the realized false-positive rate at that threshold is an empirical question. We answer it directly: the full 33-cell table (3 schemes by 11 conditions, the untransformed clean reference included) of realized FPR at that threshold on the corresponding negatives is reported, with one-sided binomial tests against the nominal rate under Bonferroni correction across the 33 cells. At n = 96 the FPR resolution is 1/96, which motivates Study S1 (Section 3.4). As a robustness check we also report the same-transformation AUROC, in which both classes are transformed; this is ecologically meaningful for diacritic stripping and round-trip translation (which occur in natural text) but not for laundering (no one launders human text to remove a watermark), so the headline remains the clean-negative AUROC.</w:t>
       </w:r>
     </w:p>
     <w:p>
@@ -1218,7 +1218,7 @@
         <w:jc w:val="both"/>
       </w:pPr>
       <w:r>
-        <w:t xml:space="preserve">Cross-scheme comparisons never compare raw statistics, whose scales are incommensurable; the unit is the per-prompt detection rate at each scheme's own clean-calibrated threshold. The test family was specified before the per-scheme results were inspected: {rtt, launder_api} crossed with the three scheme pairs — six paired Wilcoxon tests at prompt level (n = 24), Holm-corrected. Within each scheme, rtt and launder_api are compared by prompt-level paired Wilcoxon with Bonferroni correction across the three schemes (α = 0.05/3 ≈ 0.0167); row-level McNemar tests are retained only descriptively because they violate the independence structure identified above.</w:t>
+        <w:t xml:space="preserve">Cross-scheme comparisons never compare raw statistics, whose scales are incommensurable; the unit is the per-prompt detection rate at each scheme's own clean-calibrated threshold. The test family was specified before the per-scheme results were inspected: {rtt, launder_api} crossed with the three scheme pairs, six paired Wilcoxon tests at prompt level (n = 24), Holm-corrected. Within each scheme, rtt and launder_api are compared by prompt-level paired Wilcoxon with Bonferroni correction across the three schemes (α = 0.05/3 ≈ 0.0167); row-level McNemar tests are retained only descriptively because they violate the independence structure identified above.</w:t>
       </w:r>
     </w:p>
     <w:p>
@@ -1242,7 +1242,7 @@
         <w:jc w:val="both"/>
       </w:pPr>
       <w:r>
-        <w:t xml:space="preserve">S1 asks whether the detectors flag unwatermarked human Turkish, and whether the effect is specific to Turkish. It was pre-registered (commit 8f8df72) before any human-text data was collected, with three hypotheses: H1, the KGW null standard deviation on human Turkish exceeds 1 (the variance inflation seen on model negatives is not an artifact of model text); H2, the inflation on a matched English sample is smaller than on Turkish; H3, EXP and SynthID nulls show no comparable inflation (SynthID's null standard deviation predicted ≈ 0.003). The registered motivation came from the 96 model negatives: the KGW null there has mean 0.012 and standard deviation 1.313, placing the shipped threshold z = 4 — nominal one-sided false-positive rate 3.17 × 10⁻⁵ under the N(0,1) null [KGW] — only 3.04 standard deviations from the observed mean.</w:t>
+        <w:t xml:space="preserve">S1 asks whether the detectors flag unwatermarked human Turkish, and whether the effect is specific to Turkish. It was pre-registered (commit 8f8df72) before any human-text data was collected, with three hypotheses: H1, the KGW null standard deviation on human Turkish exceeds 1 (the variance inflation seen on model negatives is not an artifact of model text); H2, the inflation on a matched English sample is smaller than on Turkish; H3, EXP and SynthID nulls show no comparable inflation (SynthID's null standard deviation predicted ≈ 0.003). The registered motivation came from the 96 model negatives: the KGW null there has mean 0.012 and standard deviation 1.313, placing the shipped threshold z = 4 (nominal one-sided false-positive rate 3.17 × 10⁻⁵ under the N(0,1) null [KGW]) only 3.04 standard deviations from the observed mean.</w:t>
       </w:r>
     </w:p>
     <w:p>
@@ -1251,7 +1251,7 @@
         <w:jc w:val="both"/>
       </w:pPr>
       <w:r>
-        <w:t xml:space="preserve">The sample is drawn from the Wikipedia dump of 2023-11-01 [WIKIDUMP]: random Turkish articles and a matched English set, one contiguous window per article, length-matched to the generation corpus, never cut mid-sentence, with page identifiers recorded for exact re-retrieval. The pre-registration targeted at least 1000 documents per language; the achieved n is 1500 per language. All three detectors run with model=None — we verified in the toolkit source that all three detection statistics are model-free, so scoring human text requires no generator. For each scheme and language we report the null mean and standard deviation, the observed FPR at the shipped configuration threshold, and the observed FPR at the threshold calibrated to 1% on the model negatives of Section 3.1 (testing whether model-derived calibration transfers to human text). The primary quantity is the empirical exceedance count; a Gaussian parametric estimate is reported only as an approximation, since H1 itself implies the parametric form is wrong. At n = 1500 the study resolves order of magnitude, not tenths of a percent; the single-register (encyclopedic) scope is a stated limitation.</w:t>
+        <w:t xml:space="preserve">The sample is drawn from the Wikipedia dump of 2023-11-01 [WIKIDUMP]: random Turkish articles and a matched English set, one contiguous window per article, length-matched to the generation corpus, never cut mid-sentence, with page identifiers recorded for exact re-retrieval. The pre-registration targeted at least 1000 documents per language; the achieved n is 1500 per language. All three detectors run with model=None; we verified in the toolkit source that all three detection statistics are model-free, so scoring human text requires no generator. For each scheme and language we report the null mean and standard deviation, the observed FPR at the shipped configuration threshold, and the observed FPR at the threshold calibrated to 1% on the model negatives of Section 3.1 (testing whether model-derived calibration transfers to human text). The primary quantity is the empirical exceedance count; a Gaussian parametric estimate is reported only as an approximation, since H1 itself implies the parametric form is wrong. At n = 1500 the study resolves order of magnitude, not tenths of a percent; the single-register (encyclopedic) scope is a stated limitation.</w:t>
       </w:r>
     </w:p>
     <w:p>
@@ -1275,7 +1275,7 @@
         <w:jc w:val="both"/>
       </w:pPr>
       <w:r>
-        <w:t xml:space="preserve">An attack that destroys the text is destruction, not evasion. Embedding cosine similarity under multilingual E5 [E5] cannot make this distinction — it scores destructive and benign edits alike near the ceiling — so S2 measures utility with pairwise LLM judging. The protocol was pre-registered (commit cbcb988) before the run, including the decision rule: an attack counts as successful only if (i) its AUROC drop exceeds 0.05 and (ii) the judges rule meaning preserved.</w:t>
+        <w:t xml:space="preserve">An attack that destroys the text is destruction, not evasion. Embedding cosine similarity under multilingual E5 [E5] cannot make this distinction (it scores destructive and benign edits alike near the ceiling), so S2 measures utility with pairwise LLM judging. The protocol was pre-registered (commit cbcb988) before the run, including the decision rule: an attack counts as successful only if (i) its AUROC drop exceeds 0.05 and (ii) the judges rule meaning preserved.</w:t>
       </w:r>
     </w:p>
     <w:p>
@@ -1293,7 +1293,7 @@
         <w:jc w:val="both"/>
       </w:pPr>
       <w:r>
-        <w:t xml:space="preserve">Two judges are used, deliberately from different model families: Claude Opus 5 and gpt-oss-120b (served via Groq). The design breaks a conflict of interest — the launder_api texts were produced by Opus 5, so a meaning or fluency verdict on them from Opus 5 alone would be self-grading; the pre-registration requires agreement of both judges for any launder_api verdict, and fluency conclusions are drawn only from the independent judge. Position-flip rates (verdict changes when pair order is reversed) are reported per condition as a reliability measure, with a pre-registered acceptance bound of 30%; where flip rates exceed it, the corresponding dimension is reported as indistinguishable rather than as a difference in either direction. Measured judging cost for the Opus 5 judge was USD 7.021.</w:t>
+        <w:t xml:space="preserve">Two judges are used, deliberately from different model families: Claude Opus 5 and gpt-oss-120b (served via Groq). The design breaks a conflict of interest: the launder_api texts were produced by Opus 5, so a meaning or fluency verdict on them from Opus 5 alone would be self-grading; the pre-registration requires agreement of both judges for any launder_api verdict, and fluency conclusions are drawn only from the independent judge. Position-flip rates (verdict changes when pair order is reversed) are reported per condition as a reliability measure, with a pre-registered acceptance bound of 30%; where flip rates exceed it, the corresponding dimension is reported as indistinguishable rather than as a difference in either direction. Measured judging cost for the Opus 5 judge was USD 7.021.</w:t>
       </w:r>
     </w:p>
     <w:p>
@@ -2633,7 +2633,7 @@
         <w:t xml:space="preserve">Attack ranking.</w:t>
       </w:r>
       <w:r>
-        <w:t xml:space="preserve"> Table 3 ranks the ten attacks by mean AUROC drop relative to the clean condition, averaged over the three schemes. Two attacks dominate. Laundering through an external LLM (launder_api) is the most damaging, with a mean drop of 0.158; round-trip translation (rtt) follows at 0.091. The diacritic family produces small but non-zero drops (0.031–0.034 for the 100% variants), self-paraphrase attacks are near zero (launder 0.008, para 0.001), and the two purely morphological attacks produce a drop of exactly 0.000 — the planned morphological attack does not fire on this corpus, a negative result analyzed in Section 6. Notably, laundering through the generator itself (launder, mean drop 0.008) is nearly harmless, while the same operation through an external model (launder_api) is the strongest attack observed: per scheme, launder_api reduces AUROC from 1.000 to 0.917 (KGW), 0.863 (EXP), and 0.747 (SynthID).</w:t>
+        <w:t xml:space="preserve"> Table 3 ranks the ten attacks by mean AUROC drop relative to the clean condition, averaged over the three schemes. Two attacks dominate. Laundering through an external LLM (launder_api) is the most damaging, with a mean drop of 0.158; round-trip translation (rtt) follows at 0.091. The diacritic family produces small but non-zero drops (0.031–0.034 for the 100% variants), self-paraphrase attacks are near zero (launder 0.008, para 0.001), and the two purely morphological attacks produce a drop of exactly 0.000: the planned morphological attack does not fire on this corpus, a negative result analyzed in Section 6. Laundering through the generator itself (launder, mean drop 0.008) is nearly harmless, while the same operation through an external model (launder_api) is the strongest attack observed: per scheme, launder_api reduces AUROC from 1.000 to 0.917 (KGW), 0.863 (EXP), and 0.747 (SynthID).</w:t>
       </w:r>
     </w:p>
     <w:p>
@@ -3657,7 +3657,7 @@
         <w:t xml:space="preserve">Is laundering more destructive than translation?</w:t>
       </w:r>
       <w:r>
-        <w:t xml:space="preserve"> We compare launder_api against rtt — the two strongest attacks — with prompt-level paired Wilcoxon tests on per-prompt detection rates (n = 24 prompts; row-level tests would violate the clustering structure identified above). The direction is consistent in all three schemes: launder_api is more destructive. Nominal p-values are 0.0053 (KGW), 0.037 (EXP), and 0.019 (SynthID); after Bonferroni correction across the three schemes (α = 0.05/3 ≈ 0.0167), only KGW remains significant (Table 4). The ordering launder_api &gt; rtt is therefore established for KGW and directionally consistent, but not individually significant, for EXP and SynthID.</w:t>
+        <w:t xml:space="preserve"> We compare launder_api against rtt (the two strongest attacks) with prompt-level paired Wilcoxon tests on per-prompt detection rates (n = 24 prompts; row-level tests would violate the clustering structure identified above). The direction is consistent in all three schemes: launder_api is more destructive. Nominal p-values are 0.0053 (KGW), 0.037 (EXP), and 0.019 (SynthID); after Bonferroni correction across the three schemes (α = 0.05/3 ≈ 0.0167), only KGW remains significant (Table 4). The ordering launder_api &gt; rtt is therefore established for KGW and directionally consistent, but not individually significant, for EXP and SynthID.</w:t>
       </w:r>
     </w:p>
     <w:p>
@@ -3679,7 +3679,7 @@
           <w:sz w:val="17"/>
           <w:szCs w:val="17"/>
         </w:rPr>
-        <w:t xml:space="preserve"> Prompt-level paired comparison of launder_api vs. rtt (Wilcoxon signed-rank on per-prompt detection rates at the clean-calibrated threshold; n = 24 prompts per scheme; Bonferroni over 3 schemes, α = 0.05/3 ≈ 0.0167).</w:t>
+        <w:t xml:space="preserve"> Prompt-level paired comparison of launder_api vs. rtt (Wilcoxon signed-rank on per-prompt detection rates at the clean-calibrated threshold; n = 24 prompts per scheme; Bonferroni over 3 schemes, α = 0.05/3 ≈ 0.0167; n.s. = not significant).</w:t>
       </w:r>
     </w:p>
     <w:tbl>
@@ -4086,7 +4086,7 @@
                 <w:sz w:val="17"/>
                 <w:szCs w:val="17"/>
               </w:rPr>
-              <w:t xml:space="preserve">—</w:t>
+              <w:t xml:space="preserve">n.s.</w:t>
             </w:r>
           </w:p>
         </w:tc>
@@ -4211,7 +4211,7 @@
                 <w:sz w:val="17"/>
                 <w:szCs w:val="17"/>
               </w:rPr>
-              <w:t xml:space="preserve">—</w:t>
+              <w:t xml:space="preserve">n.s.</w:t>
             </w:r>
           </w:p>
         </w:tc>
@@ -4235,7 +4235,7 @@
         <w:t xml:space="preserve">Scheme comparison.</w:t>
       </w:r>
       <w:r>
-        <w:t xml:space="preserve"> Because raw detection statistics are not comparable across schemes, scheme-pairwise comparisons use per-prompt detection rates at each scheme's own clean-calibrated threshold. The test family — {rtt, launder_api} × 3 scheme pairs = 6 paired Wilcoxon tests with Holm correction — was specified before the per-scheme results were inspected (Section 3.3; Table 5). SynthID is significantly more fragile than both alternatives under both attacks — all four tests involving SynthID survive Holm correction (4/6), with mean per-prompt detection-rate differences of 0.479 (EXP vs. SynthID, rtt), 0.281 (KGW vs. SynthID, rtt), 0.240 (EXP vs. SynthID, launder_api), and 0.177 (KGW vs. SynthID, launder_api). KGW and EXP are not distinguishable from each other under either attack (p = 0.104 and p = 0.513).</w:t>
+        <w:t xml:space="preserve"> Because raw detection statistics are not comparable across schemes, scheme-pairwise comparisons use per-prompt detection rates at each scheme's own clean-calibrated threshold. The test family ({rtt, launder_api} × 3 scheme pairs = 6 paired Wilcoxon tests with Holm correction) was specified before the per-scheme results were inspected (Section 3.3; Table 5). SynthID is significantly more fragile than both alternatives under both attacks: all four tests involving SynthID survive Holm correction (4/6), with mean per-prompt detection-rate differences of 0.479 (EXP vs. SynthID, rtt), 0.281 (KGW vs. SynthID, rtt), 0.240 (EXP vs. SynthID, launder_api), and 0.177 (KGW vs. SynthID, launder_api). KGW and EXP are not distinguishable from each other under either attack (p = 0.104 and p = 0.513).</w:t>
       </w:r>
     </w:p>
     <w:p>
@@ -4257,7 +4257,7 @@
           <w:sz w:val="17"/>
           <w:szCs w:val="17"/>
         </w:rPr>
-        <w:t xml:space="preserve"> Scheme-pairwise robustness comparison: paired Wilcoxon on per-prompt detection rates (positive mean difference = first scheme more robust), Holm correction over the family of 6 tests specified before the per-scheme results were inspected.</w:t>
+        <w:t xml:space="preserve"> Scheme-pairwise robustness comparison: paired Wilcoxon on per-prompt detection rates (positive mean difference = first scheme more robust), Holm correction over the family of 6 tests specified before the per-scheme results were inspected; n.s. = not significant.</w:t>
       </w:r>
     </w:p>
     <w:tbl>
@@ -5335,7 +5335,7 @@
                 <w:sz w:val="17"/>
                 <w:szCs w:val="17"/>
               </w:rPr>
-              <w:t xml:space="preserve">—</w:t>
+              <w:t xml:space="preserve">n.s.</w:t>
             </w:r>
           </w:p>
         </w:tc>
@@ -5508,7 +5508,7 @@
                 <w:sz w:val="17"/>
                 <w:szCs w:val="17"/>
               </w:rPr>
-              <w:t xml:space="preserve">—</w:t>
+              <w:t xml:space="preserve">n.s.</w:t>
             </w:r>
           </w:p>
         </w:tc>
@@ -5525,7 +5525,7 @@
         <w:jc w:val="both"/>
       </w:pPr>
       <w:r>
-        <w:t xml:space="preserve">Under the pre-registered S2 decision rule (commit cbcb988; an attack is successful iff it reduces AUROC by more than 0.05 while preserving meaning, Section 4.4), launder_api qualifies against all three schemes, and rtt qualifies only against SynthID (Table 8 gives the per-scheme ΔAUROC values). Laundering through an external model is thus the only attack in this study that satisfies the rule for every scheme tested. SynthID's position is the mirror image of its calibration behavior reported in Section 4.3 (Figure 2): the scheme most fragile under attack has the cleanest null distribution on human text — an inverse pattern between attack robustness and null-distribution behavior that we return to in the Discussion.</w:t>
+        <w:t xml:space="preserve">Under the pre-registered S2 decision rule (commit cbcb988; an attack is successful iff it reduces AUROC by more than 0.05 while preserving meaning, Section 4.4), launder_api qualifies against all three schemes, and rtt qualifies only against SynthID (Table 8 gives the per-scheme ΔAUROC values). Laundering through an external model is thus the only attack in this study that satisfies the rule for every scheme tested. SynthID's position is the mirror image of its calibration behavior reported in Section 4.3 (Figure 2): the scheme most fragile under attack has the cleanest null distribution on human text, an inverse pattern between attack robustness and null-distribution behavior that we return to in the Discussion.</w:t>
       </w:r>
     </w:p>
     <w:p>
@@ -5646,7 +5646,7 @@
         <w:t xml:space="preserve">mean</w:t>
       </w:r>
       <w:r>
-        <w:t xml:space="preserve"> scores bit-exactly (maximum absolute difference 5.55 × 10⁻¹⁷ over an 88-row sample). The alternative detector improves SynthID moderately — AUROC 0.816 → 0.857 under round-trip translation, 0.747 → 0.773 under laundering, 0.929 → 0.955 under full diacritic stripping — but does not change the ordering: SynthID remains the most fragile of the three schemes under both headline attacks. The pre-registered headline numbers use the default </w:t>
+        <w:t xml:space="preserve"> scores bit-exactly (maximum absolute difference 5.55 × 10⁻¹⁷ over an 88-row sample). The alternative detector improves SynthID moderately (AUROC 0.816 → 0.857 under round-trip translation, 0.747 → 0.773 under laundering, 0.929 → 0.955 under full diacritic stripping) but does not change the ordering: SynthID remains the most fragile of the three schemes under both headline attacks. The pre-registered headline numbers use the default </w:t>
       </w:r>
       <w:r>
         <w:rPr>
@@ -5681,7 +5681,7 @@
         <w:jc w:val="both"/>
       </w:pPr>
       <w:r>
-        <w:t xml:space="preserve">The clean-text results of Section 4.1 are threshold-free: AUROC ranks watermarked against unwatermarked text without committing to an operating point. Deployment, however, requires a threshold, and a threshold is only as good as the null distribution it assumes. The KGW detector's [KGW] z-statistic is assumed approximately N(0,1) on unwatermarked text, so the configuration threshold z = 4 implies a one-sided nominal false-positive rate of 3.17 × 10⁻⁵ — an assumption already contradicted by the 96 unwatermarked model generations (null standard deviation 1.313; Section 3.4). Study S1 (pre-registered at commit 8f8df72, hypotheses H1–H3 as stated in Section 3.4) measures the null directly on the human-text sample of Section 3.4: 1,500 windows per language from random Wikipedia articles (dump 20231101 [WIKIDUMP]), scored by all three detectors with </w:t>
+        <w:t xml:space="preserve">The clean-text results of Section 4.1 are threshold-free: AUROC ranks watermarked against unwatermarked text without committing to an operating point. Deployment, however, requires a threshold, and a threshold is only as good as the null distribution it assumes. The KGW detector's [KGW] z-statistic is assumed approximately N(0,1) on unwatermarked text, so the configuration threshold z = 4 implies a one-sided nominal false-positive rate of 3.17 × 10⁻⁵, an assumption already contradicted by the 96 unwatermarked model generations (null standard deviation 1.313; Section 3.4). Study S1 (pre-registered at commit 8f8df72, hypotheses H1–H3 as stated in Section 3.4) measures the null directly on the human-text sample of Section 3.4: 1,500 windows per language from random Wikipedia articles (dump 20231101 [WIKIDUMP]), scored by all three detectors with </w:t>
       </w:r>
       <w:r>
         <w:rPr>
@@ -6989,7 +6989,7 @@
         <w:t xml:space="preserve">H1 is confirmed.</w:t>
       </w:r>
       <w:r>
-        <w:t xml:space="preserve"> On human Turkish, the KGW null standard deviation is 1.479 against the theoretical value of 1; the largest observed statistic is z = 5.08, well above the detection threshold. Empirically, 3 of 1,500 Turkish windows exceed z = 4, a rate of 2.0 × 10⁻³, approximately 63 times the nominal rate. We treat this count-based estimate as primary. A Gaussian fit to the observed null implies 3.05 × 10⁻³ — i.e. 3.05 × 10⁻³ / 3.17 × 10⁻⁵ ≈ 96 times nominal — but H1 itself establishes that the Gaussian model is misspecified, so the parametric figure is reported only as approximate corroboration of the order of magnitude, never as the headline estimate. As pre-registered, n = 1,500 supports order-of-magnitude statements only; we make no claims at finer resolution.</w:t>
+        <w:t xml:space="preserve"> On human Turkish, the KGW null standard deviation is 1.479 against the theoretical value of 1; the largest observed statistic is z = 5.08, well above the detection threshold. Empirically, 3 of 1,500 Turkish windows exceed z = 4, a rate of 2.0 × 10⁻³, approximately 63 times the nominal rate. We treat this count-based estimate as primary. A Gaussian fit to the observed null implies 3.05 × 10⁻³ (i.e. 3.05 × 10⁻³ / 3.17 × 10⁻⁵ ≈ 96 times nominal), but H1 itself establishes that the Gaussian model is misspecified, so the parametric figure is reported only as approximate corroboration of the order of magnitude, never as the headline estimate. As pre-registered, n = 1,500 supports order-of-magnitude statements only; we make no claims at finer resolution.</w:t>
       </w:r>
     </w:p>
     <w:p>
@@ -7005,7 +7005,7 @@
         <w:t xml:space="preserve">H2 is confirmed on the distributional test, with a caveat we state plainly.</w:t>
       </w:r>
       <w:r>
-        <w:t xml:space="preserve"> The English null standard deviation is 1.321 versus 1.479 for Turkish (Levene test, p = 0.00039). The tail counts, however, are identical — 3 of 1,500 windows exceed z = 4 in each language (English parametric implied rate 2.42 × 10⁻³) — so at this sample size the exceedance counts cannot separate the languages, and the H2 verdict rests on the variance test alone. Equally important is what H2 does not say: with an English null standard deviation of 1.321, the z = 4 threshold is miscalibrated in English as well. Turkish makes the failure worse; it does not create it.</w:t>
+        <w:t xml:space="preserve"> The English null standard deviation is 1.321 versus 1.479 for Turkish (Levene test, p = 0.00039). The tail counts, however, are identical: 3 of 1,500 windows exceed z = 4 in each language (English parametric implied rate 2.42 × 10⁻³), so at this sample size the exceedance counts cannot separate the languages, and the H2 verdict rests on the variance test alone. Equally important is what H2 does not say: with an English null standard deviation of 1.321, the z = 4 threshold is miscalibrated in English as well. Turkish makes the failure worse; it does not create it.</w:t>
       </w:r>
     </w:p>
     <w:p>
@@ -7048,7 +7048,7 @@
         <w:t xml:space="preserve">prefix_length</w:t>
       </w:r>
       <w:r>
-        <w:t xml:space="preserve"> = 1, the green/red vocabulary partition for a token is determined by hashing the single preceding token [KGW]. Turkish is agglutinative: a small inventory of suffix subtokens recurs at high frequency, so the same seeding token — and therefore the same fixed partition — is consulted many times within one document. Successive indicators then share partitions rather than being independent draws; document-level green counts become over-dispersed, and the variance of the z-statistic exceeds its binomial value while the mean stays near zero. This account is consistent with the direction of H2, since English repeats seeding tokens less often, but we manipulated neither </w:t>
+        <w:t xml:space="preserve"> = 1, the green/red vocabulary partition for a token is determined by hashing the single preceding token [KGW]. Turkish is agglutinative: a small inventory of suffix subtokens recurs at high frequency, so the same seeding token, and therefore the same fixed partition, is consulted many times within one document. Successive indicators then share partitions rather than being independent draws; document-level green counts become over-dispersed, and the variance of the z-statistic exceeds its binomial value while the mean stays near zero. This account is consistent with the direction of H2, since English repeats seeding tokens less often, but we manipulated neither </w:t>
       </w:r>
       <w:r>
         <w:rPr>
@@ -7059,7 +7059,7 @@
         <w:t xml:space="preserve">prefix_length</w:t>
       </w:r>
       <w:r>
-        <w:t xml:space="preserve"> nor the seed-repetition rate, so we advance it as a hypothesis only. A decisive test — recomputing the human-text null at larger </w:t>
+        <w:t xml:space="preserve"> nor the seed-repetition rate, so we advance it as a hypothesis only. A decisive test (recomputing the human-text null at larger </w:t>
       </w:r>
       <w:r>
         <w:rPr>
@@ -7070,7 +7070,7 @@
         <w:t xml:space="preserve">prefix_length</w:t>
       </w:r>
       <w:r>
-        <w:t xml:space="preserve"> values and relating inflation to measured seed-repetition rates — is left to future work.</w:t>
+        <w:t xml:space="preserve"> values and relating inflation to measured seed-repetition rates) is left to future work.</w:t>
       </w:r>
     </w:p>
     <w:p>
@@ -7209,7 +7209,7 @@
         <w:jc w:val="both"/>
       </w:pPr>
       <w:r>
-        <w:t xml:space="preserve">A detection drop alone does not make an attack successful (Section 3.5). The utility axis is therefore measured with pairwise LLM judgments under the protocol pre-registered at commit cbcb988: two judges from different model families (Claude Opus 5 and gpt-oss-120b), 40 pairs per condition presented in both orders — n = 80 ordered comparisons per condition–judge cell — blind calibration pairs passed by both judges before any real verdict was read, and the requirement that any launder_api verdict be supported by both judges, because Opus 5 produced the launder_api texts (Section 3.5). Judged conditions are rtt, para, launder, and launder_api, with source texts drawn from the KGW-positive arm.</w:t>
+        <w:t xml:space="preserve">A detection drop alone does not make an attack successful (Section 3.5). The utility axis is therefore measured with pairwise LLM judgments under the protocol pre-registered at commit cbcb988: two judges from different model families (Claude Opus 5 and gpt-oss-120b), 40 pairs per condition presented in both orders (n = 80 ordered comparisons per condition–judge cell), blind calibration pairs passed by both judges before any real verdict was read, and the requirement that any launder_api verdict be supported by both judges, because Opus 5 produced the launder_api texts (Section 3.5). Judged conditions are rtt, para, launder, and launder_api, with source texts drawn from the KGW-positive arm.</w:t>
       </w:r>
     </w:p>
     <w:p>
@@ -8414,7 +8414,7 @@
         <w:jc w:val="both"/>
       </w:pPr>
       <w:r>
-        <w:t xml:space="preserve">The pre-registered decision rule declares an attack successful iff (i) ΔAUROC &gt; 0.05 and (ii) meaning is preserved by judge majority, with (ii) required from both judges for launder_api. The pre-registration fixed the source arm for the judged texts but did not state against which scheme's AUROC clause (i) is evaluated; rather than selecting a scheme post hoc, we evaluate the rule for each scheme separately and report all three outcomes (Table 8; each ΔAUROC is computed as 1.000 — the clean AUROC of every scheme in Table 2 — minus that scheme's attacked AUROC in Table 2).</w:t>
+        <w:t xml:space="preserve">The pre-registered decision rule declares an attack successful iff (i) ΔAUROC &gt; 0.05 and (ii) meaning is preserved by judge majority, with (ii) required from both judges for launder_api. The pre-registration fixed the source arm for the judged texts but did not state against which scheme's AUROC clause (i) is evaluated; rather than selecting a scheme post hoc, we evaluate the rule for each scheme separately and report all three outcomes (Table 8; each ΔAUROC is computed as 1.000 (the clean AUROC of every scheme in Table 2) minus that scheme's attacked AUROC in Table 2).</w:t>
       </w:r>
     </w:p>
     <w:p>
@@ -9094,7 +9094,7 @@
         <w:jc w:val="both"/>
       </w:pPr>
       <w:r>
-        <w:t xml:space="preserve">Fluency claims require discipline. The position-flip rate — how often a judge's fluency preference reverses when the same pair is shown in the opposite order — exceeds the pre-registered 30% reliability bound for the independent judge on para (42.5%), launder (57.5%), and launder_api (50.0%): a preference that flips with presentation order at near-chance rates is position noise, and no directional fluency claim is made from it. The conflicted cell illustrates why the second judge exists: Opus 5 judging launder_api pairs never prefers the original (0.0%, with a 0.0% flip rate), a verdict we discard rather than interpret. The defensible statement is that laundering does not measurably degrade fluency; the data cannot support "improves". Round-trip translation is the contrast case: both judges' flip rates fall within the bound (25.0% and 10.0%) and both prefer the original (85.0% and 95.0% of pairs), so rtt produces detectable fluency loss [NLLB] even where it fails as a detection attack.</w:t>
+        <w:t xml:space="preserve">Fluency claims require discipline. The position-flip rate (how often a judge's fluency preference reverses when the same pair is shown in the opposite order) exceeds the pre-registered 30% reliability bound for the independent judge on para (42.5%), launder (57.5%), and launder_api (50.0%): a preference that flips with presentation order at near-chance rates is position noise, and no directional fluency claim is made from it. The conflicted cell illustrates why the second judge exists: Opus 5 judging launder_api pairs never prefers the original (0.0%, with a 0.0% flip rate), a verdict we discard rather than interpret. The defensible statement is that laundering does not measurably degrade fluency; the data cannot support "improves". Round-trip translation is the contrast case: both judges' flip rates fall within the bound (25.0% and 10.0%) and both prefer the original (85.0% and 95.0% of pairs), so rtt produces detectable fluency loss [NLLB] even where it fails as a detection attack.</w:t>
       </w:r>
     </w:p>
     <w:p>
@@ -9133,7 +9133,7 @@
         <w:jc w:val="both"/>
       </w:pPr>
       <w:r>
-        <w:t xml:space="preserve">The default KGW threshold z = 4 encodes an assumption — an approximately standard normal null — that fails on human Turkish. On 1500 Wikipedia windows [WIKIDUMP] the KGW null standard deviation is 1.479 against a theoretical 1, larger than the 1.321 measured on matched English (Levene p = 0.00039), and 3/1500 human Turkish windows (0.2%) cross z = 4 — approximately 63 times the nominal false-positive rate of 3.17 × 10⁻⁵ (empirical estimate primary; the Gaussian parametric figure of 3.05 × 10⁻³ / 3.17 × 10⁻⁵ ≈ 96× is approximate only, since the inflation itself shows the null is not the assumed Gaussian). A Turkish deployment that ships the default threshold therefore accuses human writers at roughly 63 times the rate the scheme's theory promises [KGW].</w:t>
+        <w:t xml:space="preserve">The default KGW threshold z = 4 encodes an assumption (an approximately standard normal null) that fails on human Turkish. On 1500 Wikipedia windows [WIKIDUMP] the KGW null standard deviation is 1.479 against a theoretical 1, larger than the 1.321 measured on matched English (Levene p = 0.00039), and 3/1500 human Turkish windows (0.2%) cross z = 4, approximately 63 times the nominal false-positive rate of 3.17 × 10⁻⁵ (empirical estimate primary; the Gaussian parametric figure of 3.05 × 10⁻³ / 3.17 × 10⁻⁵ ≈ 96× is approximate only, since the inflation itself shows the null is not the assumed Gaussian). A Turkish deployment that ships the default threshold therefore accuses human writers at roughly 63 times the rate the scheme's theory promises [KGW].</w:t>
       </w:r>
     </w:p>
     <w:p>
@@ -9142,7 +9142,7 @@
         <w:jc w:val="both"/>
       </w:pPr>
       <w:r>
-        <w:t xml:space="preserve">Calibration must also match the negative distribution, not just the language. An exploratory (not pre-registered) but operationally important observation: thresholds set to 1% FPR on the model's own unwatermarked outputs do not transfer to human text — the same thresholds yield 7.4% FPR on human Turkish for EXP and 4.1% on human English for SynthID. Model-generated negatives are an inadequate proxy for the human text a deployed detector will actually screen. The practical prescription is that deployments should calibrate on, and report, the negative distribution of their own language and register.</w:t>
+        <w:t xml:space="preserve">Calibration must also match the negative distribution, not just the language. We record an exploratory, not pre-registered, but operationally important observation. Thresholds set to 1% FPR on the model's own unwatermarked outputs do not transfer to human text: the same thresholds yield 7.4% FPR on human Turkish for EXP and 4.1% on human English for SynthID. Model-generated negatives are an inadequate proxy for the human text a deployed detector will actually screen. The practical prescription is that deployments should calibrate on, and report, the negative distribution of their own language and register.</w:t>
       </w:r>
     </w:p>
     <w:p>
@@ -9166,7 +9166,7 @@
         <w:jc w:val="both"/>
       </w:pPr>
       <w:r>
-        <w:t xml:space="preserve">No scheme dominates both axes. SynthID [SYNTHID] has by far the cleanest human-text null (standard deviation 0.003 on Turkish, 0.004 on English; zero config-threshold false positives on the 1500 Turkish windows) — yet it is the most fragile under attack: all four Holm-significant prompt-level pairwise differences are against SynthID (rtt: EXP +0.479, p = 0.001 and KGW +0.281, p = 0.001; launder_api: EXP +0.240, p = 0.003 and KGW +0.177, p = 0.013), and under launder_api its AUROC falls to 0.747 with TPR 0.250 at the clean-calibrated threshold. KGW is comparatively robust to attack but carries the inflated Turkish null of Section 4.3. EXP [EXP-A, EXP-K] sits between them (KGW–EXP differences are not significant: p = 0.104 for rtt, p = 0.513 for launder_api), with the caveat that its fixed-length generation is a structural confound noted in Section 6. Choosing a watermark for Turkish is thus a trade-off between attack robustness and null calibration, and the scheme with the most trustworthy false-positive behaviour is the easiest to wash out.</w:t>
+        <w:t xml:space="preserve">No scheme dominates both axes. SynthID [SYNTHID] has by far the cleanest human-text null (standard deviation 0.003 on Turkish, 0.004 on English; zero config-threshold false positives on the 1500 Turkish windows), yet it is the most fragile under attack: all four Holm-significant prompt-level pairwise differences are against SynthID (rtt: EXP +0.479, p = 0.001 and KGW +0.281, p = 0.001; launder_api: EXP +0.240, p = 0.003 and KGW +0.177, p = 0.013), and under launder_api its AUROC falls to 0.747 with TPR 0.250 at the clean-calibrated threshold. KGW is comparatively robust to attack but carries the inflated Turkish null of Section 4.3. EXP [EXP-A, EXP-K] sits between them (KGW–EXP differences are not significant: p = 0.104 for rtt, p = 0.513 for launder_api), with the caveat that its fixed-length generation is a structural confound noted in Section 6. Choosing a watermark for Turkish is thus a trade-off between attack robustness and null calibration, and the scheme with the most trustworthy false-positive behaviour is the easiest to wash out.</w:t>
       </w:r>
     </w:p>
     <w:p>
@@ -9190,7 +9190,7 @@
         <w:jc w:val="both"/>
       </w:pPr>
       <w:r>
-        <w:t xml:space="preserve">Laundering through an external model is the only attack that satisfies the pre-registered success rule for all three schemes. Its mean AUROC drop across schemes is 0.158 — the next attack, rtt, achieves 0.091 — and it pushes TPR at the clean-calibrated thresholds down to 0.427 (KGW), 0.490 (EXP), and 0.250 (SynthID) while preserving meaning in every judged pair and leaving no fluency loss the independent judge can detect. Nor is it covert truncation: the median attacked-to-source length ratio is 0.976. At the prompt level, launder_api is more destructive than round-trip translation for KGW (paired Wilcoxon p = 0.0053, significant after Bonferroni correction across the three schemes); the direction is the same for EXP (p = 0.037) and SynthID (p = 0.019) without surviving correction. The contrast with self-paraphrase is instructive: asking the watermarking model itself to rewrite its output barely moves detection (mean AUROC drop 0.008 for launder, 0.001 for para), so the attack's power comes from routing text through a different, external model — one outside the defender's control — not from paraphrasing as such. The attack is also cheap and requires no knowledge of the scheme or key: the entire launder_api pass over the corpus cost USD 17.704 in measured API charges (the Opus 5 judge evaluation added USD 7.021; the second judge's cost was not separately metered), and it degrades all three schemes at once. We evaluate no defenses here; whether any watermarking scheme can survive a rewrite by a model outside the defender's control — in Turkish or in any language — remains an open question.</w:t>
+        <w:t xml:space="preserve">Laundering through an external model is the only attack that satisfies the pre-registered success rule for all three schemes. Its mean AUROC drop across schemes is 0.158 (the next attack, rtt, achieves 0.091), and it pushes TPR at the clean-calibrated thresholds down to 0.427 (KGW), 0.490 (EXP), and 0.250 (SynthID) while preserving meaning in every judged pair and leaving no fluency loss the independent judge can detect. Nor is it covert truncation: the median attacked-to-source length ratio is 0.976. At the prompt level, launder_api is more destructive than round-trip translation for KGW (paired Wilcoxon p = 0.0053, significant after Bonferroni correction across the three schemes); the direction is the same for EXP (p = 0.037) and SynthID (p = 0.019) without surviving correction. The contrast with self-paraphrase is instructive: asking the watermarking model itself to rewrite its output barely moves detection (mean AUROC drop 0.008 for launder, 0.001 for para), so the attack's power comes from routing text through a different, external model (one outside the defender's control), not from paraphrasing as such. The attack is also cheap and requires no knowledge of the scheme or key: the entire launder_api pass over the corpus cost USD 17.704 in measured API charges (the Opus 5 judge evaluation added USD 7.021; the second judge's cost was not separately metered), and it degrades all three schemes at once. We evaluate no defenses here; whether any watermarking scheme can survive a rewrite by a model outside the defender's control (in Turkish or in any language) remains an open question.</w:t>
       </w:r>
     </w:p>
     <w:p>
@@ -9214,7 +9214,7 @@
         <w:jc w:val="both"/>
       </w:pPr>
       <w:r>
-        <w:t xml:space="preserve">Two post-hoc observations are recorded as replication hypotheses, not findings. First, non-Latin script contamination concentrates in the logit-perturbing schemes: 8/96 KGW and 9/96 SynthID texts against 2/96 unwatermarked and 0/96 EXP texts. If this replicates, the logit-perturbing schemes would carry an additional Turkish-specific utility cost that the sampling-based scheme avoids. Second, the KGW null mean on human English is itself shifted positive (+0.278, against −0.055 on Turkish), suggesting that null miscalibration is not exclusively a Turkish phenomenon — Turkish is where the variance inflation is largest, not the only place the theoretical null bends.</w:t>
+        <w:t xml:space="preserve">Two post-hoc observations are recorded as replication hypotheses, not findings. First, non-Latin script contamination concentrates in the logit-perturbing schemes: 8/96 KGW and 9/96 SynthID texts against 2/96 unwatermarked and 0/96 EXP texts. If this replicates, the logit-perturbing schemes would carry an additional Turkish-specific utility cost that the sampling-based scheme avoids. Second, the KGW null mean on human English is itself shifted positive (+0.278, against −0.055 on Turkish), suggesting that null miscalibration is not exclusively a Turkish phenomenon: Turkish is where the variance inflation is largest, not the only place the theoretical null bends.</w:t>
       </w:r>
     </w:p>
     <w:p>
@@ -9245,7 +9245,7 @@
         <w:t xml:space="preserve">Scope of generalization.</w:t>
       </w:r>
       <w:r>
-        <w:t xml:space="preserve"> All generated text in this study comes from a single generator, Qwen3-14B [QWEN3]. This was not for lack of trying: five candidate generators were run through the same pre-registered acceptance gate (Latin-script purity 16/16 mandatory; overall gate ≥ 12/16), and only Qwen3-14B passed. Qwen2.5-3B and -7B failed on foreign-script contamination across five configurations; Mistral-Nemo-12B failed on contamination and under-delivery (Latin 14/16, gate 9/16, median 315 words); and the Turkish-tuned Turkish-Llama-8b produced clean, long text (Latin 16/16, word criterion 16/16, median 808.5 words) but degenerated into repetition and failed to terminate (repetition criterion 3/16, termination 2/16, gate 0/16). Cross-model replication was therefore attempted and not achieved — the gate records are in the repository — and producing acceptable long-form Turkish appears to be a barrier in its own right. Nothing in the design licenses generalization to other model families, scales, or tokenizers; the calibration failure in particular is a property of a scheme–tokenizer–language triple and must be re-measured for any other pairing. A side observation: the effective-γ deviation of Section 6 is Qwen-specific — both rejected candidates have tokenizers whose length equals their declared vocabulary size (deviation exactly 0). Similarly, the entire generation pipeline ran on a single machine and GPU (a Quadro RTX 8000). Reproducibility was measured within that one environment — the determinism test (T4) of the version-drift battery returned token-identical sequences across repeated generations under the pinned software stack — but this is a single-environment result, not a portability claim across hardware or library versions.</w:t>
+        <w:t xml:space="preserve"> All generated text in this study comes from a single generator, Qwen3-14B [QWEN3]. This was not for lack of trying: five candidate generators were run through the same pre-registered acceptance gate (Latin-script purity 16/16 mandatory; overall gate ≥ 12/16), and only Qwen3-14B passed. Qwen2.5-3B and -7B failed on foreign-script contamination across five configurations; Mistral-Nemo-12B failed on contamination and under-delivery (Latin 14/16, gate 9/16, median 315 words); and the Turkish-tuned Turkish-Llama-8b produced clean, long text (Latin 16/16, word criterion 16/16, median 808.5 words) but degenerated into repetition and failed to terminate (repetition criterion 3/16, termination 2/16, gate 0/16). Cross-model replication was therefore attempted and not achieved (the gate records are in the repository), and producing acceptable long-form Turkish appears to be a barrier in its own right. Nothing in the design licenses generalization to other model families, scales, or tokenizers; the calibration failure in particular is a property of a scheme–tokenizer–language triple and must be re-measured for any other pairing. A side observation: the effective-γ deviation of Section 6 is Qwen-specific; both rejected candidates have tokenizers whose length equals their declared vocabulary size (deviation exactly 0). Similarly, the entire generation pipeline ran on a single machine and GPU (a Quadro RTX 8000). Reproducibility was measured within that one environment: the determinism test (T4) of the version-drift battery returned token-identical sequences across repeated generations under the pinned software stack; but this is a single-environment result, not a portability claim across hardware or library versions.</w:t>
       </w:r>
     </w:p>
     <w:p>
@@ -9261,7 +9261,7 @@
         <w:t xml:space="preserve">Human-text baseline (S1).</w:t>
       </w:r>
       <w:r>
-        <w:t xml:space="preserve"> The human corpus covers two registers — encyclopedic prose from Wikipedia [WIKIDUMP] and older official/literary prose from Turkish Wikisource — and the inflation replicates across both (Section 4.3); newspaper, essayistic, or conversational Turkish may still behave differently. Detector keys are device-class-bound: we measured that a SynthID detector instantiated on CPU draws a different pseudo-random key stream than one on CUDA, so watermarked text scored on the wrong device class collapses to chance (mean g-score 0.498 vs. 0.530), while re-scoring on the generation device reproduces the shipped scores bit-exactly (maximum difference 5.55 × 10⁻¹⁷). The S1 human-text measurements are unaffected — no watermark is present, and the null distribution is key-exchangeable (SynthID null standard deviation is 0.003 under either device class) — but any deployment must run detection on the same device class as generation, or serialize the key explicitly. Sample size bounds precision: with n = 1500 windows per language, the design supports order-of-magnitude statements — such as the empirical rate of 3/1500 = 0.002 at z = 4, roughly 63 times the nominal rate — but not claims at finer resolution, which is why we report the empirical estimate as primary and the Gaussian parametric extrapolation as approximate only.</w:t>
+        <w:t xml:space="preserve"> The human corpus covers two registers (encyclopedic prose from Wikipedia [WIKIDUMP] and older official/literary prose from Turkish Wikisource), and the inflation replicates across both (Section 4.3); newspaper, essayistic, or conversational Turkish may still behave differently. Detector keys are device-class-bound: we measured that a SynthID detector instantiated on CPU draws a different pseudo-random key stream than one on CUDA, so watermarked text scored on the wrong device class collapses to chance (mean g-score 0.498 vs. 0.530), while re-scoring on the generation device reproduces the shipped scores bit-exactly (maximum difference 5.55 × 10⁻¹⁷). The S1 human-text measurements are unaffected: no watermark is present, and the null distribution is key-exchangeable (SynthID null standard deviation is 0.003 under either device class); but any deployment must run detection on the same device class as generation, or serialize the key explicitly. Sample size bounds precision: with n = 1500 windows per language, the design supports order-of-magnitude statements (such as the empirical rate of 3/1500 = 0.002 at z = 4, roughly 63 times the nominal rate) but not claims at finer resolution, which is why we report the empirical estimate as primary and the Gaussian parametric extrapolation as approximate only.</w:t>
       </w:r>
     </w:p>
     <w:p>
@@ -9277,7 +9277,7 @@
         <w:t xml:space="preserve">The morphological attack did not fire.</w:t>
       </w:r>
       <w:r>
-        <w:t xml:space="preserve"> The attack planned as the central typological probe produced almost no edits in this corpus: the morph variant averages 1.1 edits per text, with 60.4% of texts receiving zero edits, and the broader morph_v1 variant averages 7.5 edits per text (zero edits in 4.2% of texts). The mechanism is a register mismatch: the transforms target the progressive suffix -(I)yor via the zeyrek analyzer [ZEYREK], and the formal expository register the model produces rarely uses that form. The measured detection effect is accordingly null (mean AUROC drop 0.000 for both variants). Where morph did fire (the n = 38 texts with nonzero edits), the per-edit slope survives our robustness battery — 0.052 z per edit, 95% CI [0.022, 0.071], Theil–Sen 0.051, Spearman ρ = 0.579 (p = 0.00014) — but is practically tiny: at the observed mean of 2.9 edits it implies a shift of about 0.15 z (0.052 z per edit × 2.9 edits ≈ 0.15) against a matched clean-signal mean of 11.467, invisible at AUROC level. The morph_v1 slope is retracted after the same battery: the OLS estimate of 0.026 has a 95% CI of [−0.005, 0.034] that includes zero, Theil–Sen falls to 0.005, Spearman ρ = 0.091 is not significant (p = 0.39), and the sign flips to −0.003 when the three highest-leverage points are removed (n = 92). Whether an informal-register corpus, where -(I)yor is common, changes this verdict is an open question, not a result of this paper.</w:t>
+        <w:t xml:space="preserve"> The attack planned as the central typological probe produced almost no edits in this corpus: the morph variant averages 1.1 edits per text, with 60.4% of texts receiving zero edits, and the broader morph_v1 variant averages 7.5 edits per text (zero edits in 4.2% of texts). The mechanism is a register mismatch: the transforms target the progressive suffix -(I)yor via the zeyrek analyzer [ZEYREK], and the formal expository register the model produces rarely uses that form. The measured detection effect is accordingly null (mean AUROC drop 0.000 for both variants). Where morph did fire (the n = 38 texts with nonzero edits), the per-edit slope survives our robustness battery (0.052 z per edit, 95% CI [0.022, 0.071], Theil–Sen 0.051, Spearman ρ = 0.579 at p = 0.00014) but is practically tiny: at the observed mean of 2.9 edits it implies a shift of about 0.15 z (0.052 z per edit × 2.9 edits ≈ 0.15) against a matched clean-signal mean of 11.467, invisible at AUROC level. The morph_v1 slope is retracted after the same battery: the OLS estimate of 0.026 has a 95% CI of [−0.005, 0.034] that includes zero, Theil–Sen falls to 0.005, Spearman ρ = 0.091 is not significant (p = 0.39), and the sign flips to −0.003 when the three highest-leverage points are removed (n = 92). Whether an informal-register corpus, where -(I)yor is common, changes this verdict is an open question, not a result of this paper.</w:t>
       </w:r>
     </w:p>
     <w:p>
@@ -9293,7 +9293,7 @@
         <w:t xml:space="preserve">Closed-model laundering.</w:t>
       </w:r>
       <w:r>
-        <w:t xml:space="preserve"> The launder_api attack routes text through a closed commercial model (Claude Opus 5) whose deployed version can change without notice. The raw laundered outputs are stored in the repository, so every detection score on those texts can be recomputed exactly; the attack generation itself, however, may not be re-creatable against a future version of the model. The result should be read as an existence demonstration — one available external model suffices — rather than as a stable measurement of a fixed system.</w:t>
+        <w:t xml:space="preserve"> The launder_api attack routes text through a closed commercial model (Claude Opus 5) whose deployed version can change without notice. The raw laundered outputs are stored in the repository, so every detection score on those texts can be recomputed exactly; the attack generation itself, however, may not be re-creatable against a future version of the model. The result should be read as an existence demonstration (one available external model suffices) rather than as a stable measurement of a fixed system.</w:t>
       </w:r>
     </w:p>
     <w:p>
@@ -9368,7 +9368,7 @@
         <w:t xml:space="preserve">Post-hoc observation on contamination.</w:t>
       </w:r>
       <w:r>
-        <w:t xml:space="preserve"> Non-Latin-script contamination is more frequent in the two logit-perturbing arms — KGW 8/96 and SynthID 9/96, against 2/96 unwatermarked and 0/96 for EXP; in total 8 + 9 + 2 + 0 = 19 of 384 texts (4.9%), under the pre-registered 5% gate. This association was noticed after the data were collected. It is labeled exploratory and recorded as a replication hypothesis for future work, not as a finding of this study.</w:t>
+        <w:t xml:space="preserve"> Non-Latin-script contamination is more frequent in the two logit-perturbing arms: KGW 8/96 and SynthID 9/96, against 2/96 unwatermarked and 0/96 for EXP; in total 8 + 9 + 2 + 0 = 19 of 384 texts (4.9%), under the pre-registered 5% gate. This association was noticed after the data were collected. It is labeled exploratory and recorded as a replication hypothesis for future work, not as a finding of this study.</w:t>
       </w:r>
     </w:p>
     <w:p>
@@ -9701,7 +9701,7 @@
           <w:i/>
           <w:iCs/>
         </w:rPr>
-        <w:t xml:space="preserve">(preprint — cite with caution)</w:t>
+        <w:t xml:space="preserve">(preprint: cite with caution)</w:t>
       </w:r>
     </w:p>
     <w:sectPr>

--- a/paper/paper.docx
+++ b/paper/paper.docx
@@ -18371,6 +18371,26 @@
     </w:p>
     <w:p>
       <w:pPr>
+        <w:spacing w:after="120" w:line="276"/>
+        <w:jc w:val="both"/>
+      </w:pPr>
+      <w:r>
+        <w:t xml:space="preserve">Because the repository is a fork of MarkLLM, the release and its archived snapshot also carry roughly 330 MB of upstream files that this study never reads: C4 excerpts shipped by upstream as evaluation fixtures, under ODC-BY together with the Common Crawl terms of use, and dictionaries, cluster mappings and precomputed counts for the XSIR, SIR and watermark-stealing components, redistributed by upstream under Apache-2.0. These are not part of the released benchmark, we make no claim over them, and we did not independently verify upstream's labelling of the XSIR dictionaries. </w:t>
+      </w:r>
+      <w:r>
+        <w:rPr>
+          <w:rFonts w:ascii="Consolas" w:cs="Consolas" w:eastAsia="Consolas" w:hAnsi="Consolas"/>
+          <w:sz w:val="18"/>
+          <w:szCs w:val="18"/>
+        </w:rPr>
+        <w:t xml:space="preserve">DATA_LICENSE.md</w:t>
+      </w:r>
+      <w:r>
+        <w:t xml:space="preserve"> itemises them and describes the roughly 35 MB subset that is self-contained for every number reported here.</w:t>
+      </w:r>
+    </w:p>
+    <w:p>
+      <w:pPr>
         <w:pStyle w:val="Heading2"/>
         <w:spacing w:after="120" w:before="220"/>
       </w:pPr>
@@ -18710,7 +18730,7 @@
           <w:i/>
           <w:iCs/>
         </w:rPr>
-        <w:t xml:space="preserve">turkish-llm-watermarking</w:t>
+        <w:t xml:space="preserve">turkish-llm-watermarking: Code and data for TR-WM-EVAL, a Turkish watermark-evaluation benchmark</w:t>
       </w:r>
       <w:r>
         <w:t xml:space="preserve"> (Version 1.0.0-paper) [Computer software]. Zenodo. https://doi.org/[[10.5281/zenodo.XXXXXXX : DOI HENÜZ ATANMADI]]</w:t>

--- a/paper/paper.docx
+++ b/paper/paper.docx
@@ -18228,7 +18228,7 @@
           <w:sz w:val="18"/>
           <w:szCs w:val="18"/>
         </w:rPr>
-        <w:t xml:space="preserve">v1.0.0-paper</w:t>
+        <w:t xml:space="preserve">v1.1.0-paper</w:t>
       </w:r>
       <w:r>
         <w:t xml:space="preserve">, which freezes the exact code and data state from which every reported number was produced. An archived snapshot of that release is deposited at Zenodo under DOI [[10.5281/zenodo.XXXXXXX : DOI HENÜZ ATANMADI; kabul öncesi Zenodo sürümü oluşturulup bu satır doldurulacak]].</w:t>

--- a/paper/paper.docx
+++ b/paper/paper.docx
@@ -18231,7 +18231,7 @@
         <w:t xml:space="preserve">v1.1.0-paper</w:t>
       </w:r>
       <w:r>
-        <w:t xml:space="preserve">, which freezes the exact code and data state from which every reported number was produced. An archived snapshot of that release is deposited at Zenodo under DOI [[10.5281/zenodo.XXXXXXX : DOI HENÜZ ATANMADI; kabul öncesi Zenodo sürümü oluşturulup bu satır doldurulacak]].</w:t>
+        <w:t xml:space="preserve">, which freezes the exact code and data state from which every reported number was produced. An archived snapshot of that release is deposited at Zenodo under DOI 10.5281/zenodo.22168553 (&lt;https://doi.org/10.5281/zenodo.22168553&gt;). That DOI names this specific release; the concept DOI 10.5281/zenodo.22168552 always resolves to the latest version.</w:t>
       </w:r>
     </w:p>
     <w:p>
@@ -18733,7 +18733,7 @@
         <w:t xml:space="preserve">turkish-llm-watermarking: Code and data for TR-WM-EVAL, a Turkish watermark-evaluation benchmark</w:t>
       </w:r>
       <w:r>
-        <w:t xml:space="preserve"> (Version 1.0.0-paper) [Computer software]. Zenodo. https://doi.org/[[10.5281/zenodo.XXXXXXX : DOI HENÜZ ATANMADI]]</w:t>
+        <w:t xml:space="preserve"> (Version 1.1.0-paper) [Computer software]. Zenodo. https://doi.org/10.5281/zenodo.22168553</w:t>
       </w:r>
     </w:p>
     <w:p>

--- a/paper/paper.docx
+++ b/paper/paper.docx
@@ -145,6 +145,7 @@
     <w:p>
       <w:pPr>
         <w:spacing w:after="120" w:line="276"/>
+        <w:ind w:left="360" w:hanging="360"/>
         <w:jc w:val="both"/>
       </w:pPr>
       <w:r>
@@ -17917,6 +17918,7 @@
     <w:p>
       <w:pPr>
         <w:spacing w:after="120" w:line="276"/>
+        <w:ind w:left="360" w:hanging="360"/>
         <w:jc w:val="both"/>
       </w:pPr>
       <w:r>
@@ -17930,12 +17932,13 @@
         <w:t xml:space="preserve">Purchased services, not relationships.</w:t>
       </w:r>
       <w:r>
-        <w:t xml:space="preserve"> Two components of the experiment were    run on metered commercial APIs at published list prices: generation of the    external-laundering attack corpus through Anthropic's API (measured cost USD    17.704, Section 3.2) and one of the two meaning-preservation judges (measured cost    USD 7.021 for the Claude Opus 5 judge, Section 3.5). The second judge,    gpt-oss-120b, was served through Groq and its cost was not separately metered.    These are arm's-length purchases of a metered service, reported in the paper as    measurements of attack economics because attack cost is part of the threat model.    They establish no relationship with the vendors beyond that of a paying customer,    and no vendor reviewed, funded, approved or was consulted about this work.</w:t>
+        <w:t xml:space="preserve"> Two components of the experiment were run on metered commercial APIs at published list prices: generation of the external-laundering attack corpus through Anthropic's API (measured cost USD 17.704, Section 3.2) and one of the two meaning-preservation judges (measured cost USD 7.021 for the Claude Opus 5 judge, Section 3.5). The second judge, gpt-oss-120b, was served through Groq and its cost was not separately metered. These are arm's-length purchases of a metered service, reported in the paper as measurements of attack economics because attack cost is part of the threat model. They establish no relationship with the vendors beyond that of a paying customer, and no vendor reviewed, funded, approved or was consulted about this work.</w:t>
       </w:r>
     </w:p>
     <w:p>
       <w:pPr>
         <w:spacing w:after="120" w:line="276"/>
+        <w:ind w:left="360" w:hanging="360"/>
         <w:jc w:val="both"/>
       </w:pPr>
       <w:r>
@@ -17949,7 +17952,7 @@
         <w:t xml:space="preserve">A structural conflict inside the measurement, declared and mitigated.</w:t>
       </w:r>
       <w:r>
-        <w:t xml:space="preserve"> One    model, Claude Opus 5, occupies two roles in the design: it produces the    </w:t>
+        <w:t xml:space="preserve"> One model, Claude Opus 5, occupies two roles in the design: it produces the </w:t>
       </w:r>
       <w:r>
         <w:rPr>
@@ -17960,7 +17963,7 @@
         <w:t xml:space="preserve">launder_api</w:t>
       </w:r>
       <w:r>
-        <w:t xml:space="preserve"> texts and it serves as one of the two judges. This is a conflict    internal to the protocol rather than an interest of the author, and the    pre-registration sealed at commit </w:t>
+        <w:t xml:space="preserve"> texts and it serves as one of the two judges. This is a conflict internal to the protocol rather than an interest of the author, and the pre-registration sealed at commit </w:t>
       </w:r>
       <w:r>
         <w:rPr>
@@ -17971,7 +17974,7 @@
         <w:t xml:space="preserve">cbcb988</w:t>
       </w:r>
       <w:r>
-        <w:t xml:space="preserve"> addresses it before any verdict was    read: two judges drawn from different model families, agreement of both judges    required for any </w:t>
+        <w:t xml:space="preserve"> addresses it before any verdict was read: two judges drawn from different model families, agreement of both judges required for any </w:t>
       </w:r>
       <w:r>
         <w:rPr>
@@ -17982,7 +17985,7 @@
         <w:t xml:space="preserve">launder_api</w:t>
       </w:r>
       <w:r>
-        <w:t xml:space="preserve"> verdict, and all fluency conclusions drawn from the    independent judge only. Section 4.4 reports the one conflicted cell (Opus 5 never    preferring the original on </w:t>
+        <w:t xml:space="preserve"> verdict, and all fluency conclusions drawn from the independent judge only. Section 4.4 reports the one conflicted cell (Opus 5 never preferring the original on </w:t>
       </w:r>
       <w:r>
         <w:rPr>
@@ -17993,12 +17996,13 @@
         <w:t xml:space="preserve">launder_api</w:t>
       </w:r>
       <w:r>
-        <w:t xml:space="preserve"> pairs, 0.0%, with a 0.0% position-flip    rate) and discards rather than interprets it.</w:t>
+        <w:t xml:space="preserve"> pairs, 0.0%, with a 0.0% position-flip rate) and discards rather than interprets it.</w:t>
       </w:r>
     </w:p>
     <w:p>
       <w:pPr>
         <w:spacing w:after="120" w:line="276"/>
+        <w:ind w:left="360" w:hanging="360"/>
         <w:jc w:val="both"/>
       </w:pPr>
       <w:r>
@@ -18012,7 +18016,7 @@
         <w:t xml:space="preserve">Relationship to the evaluated toolkit.</w:t>
       </w:r>
       <w:r>
-        <w:t xml:space="preserve"> This work is a research fork of the    MarkLLM toolkit (Apache-2.0). The author is not affiliated with its developers,    did not consult them, and they did not review the manuscript. The calibration    findings concern that toolkit's shipped default configuration.</w:t>
+        <w:t xml:space="preserve"> This work is a research fork of the MarkLLM toolkit (Apache-2.0). The author is not affiliated with its developers, did not consult them, and they did not review the manuscript. The calibration findings concern that toolkit's shipped default configuration.</w:t>
       </w:r>
     </w:p>
     <w:p>

--- a/paper/paper.docx
+++ b/paper/paper.docx
@@ -17879,7 +17879,7 @@
         <w:jc w:val="both"/>
       </w:pPr>
       <w:r>
-        <w:t xml:space="preserve">The author declares that no funds, grants, or other support were received during the preparation of this manuscript. [[SEÇ VE TEK CÜMLEYİ BIRAK: The commercial API charges reported in Sections 3.2 and 3.5 (USD 17.704 and USD 7.021) were met from the author's own resources. / … were met from departmental resources of the Faculty of Technology, Selçuk University.]] Computation for text generation and detection was carried out on hardware provided by the author's institution (Acknowledgments).</w:t>
+        <w:t xml:space="preserve">The author declares that no funds, grants, or other support were received during the preparation of this manuscript. The commercial API charges reported in Sections 3.2 and 3.5 (USD 17.704 and USD 7.021) were met from the author's own resources. Computation for text generation and detection was carried out on hardware provided by the author's institution (Acknowledgments).</w:t>
       </w:r>
     </w:p>
     <w:p>
@@ -18040,7 +18040,7 @@
         <w:jc w:val="both"/>
       </w:pPr>
       <w:r>
-        <w:t xml:space="preserve">This study involved no human participants and no animals, and therefore did not require review by an institutional research ethics committee. [[KURUMSAL KONTROL: Selçuk Üniversitesi etik kurulu insan/hayvan dışı çalışmalar için muafiyet yazısı istiyorsa, bu cümleye "; a formal exemption was confirmed by [[kurul adı]] on [[tarih]]" ekle. İstemiyorsa cümle olduğu gibi kalsın.]] Three points support that determination and are stated explicitly because the study's inputs and instruments are unusual.</w:t>
+        <w:t xml:space="preserve">This study involved no human participants and no animals, and therefore did not require review by an institutional research ethics committee. Three points support that determination and are stated explicitly because the study's inputs and instruments are unusual.</w:t>
       </w:r>
     </w:p>
     <w:p>

--- a/paper/paper.docx
+++ b/paper/paper.docx
@@ -159,7 +159,17 @@
         <w:t xml:space="preserve">Calibration failure on human text, measured on Turkish (pre-registered; commit 8f8df72).</w:t>
       </w:r>
       <w:r>
-        <w:t xml:space="preserve"> The KGW detector's null distribution on human Turkish has standard deviation 1.479 against a theoretical 1, and the default z = 4 threshold produces an empirical false-positive rate of 0.002 (3/1,500), approximately 63× nominal (exact interval 13×–184×). The inflation holds under all eight watermark keys we swept, though the tail count ranges from 3 to 143 across them, so the headline figure is the most conservative of the eight. Controlling for token length shows the effect is not Turkish-specific but length-driven, with Turkish exposed further along the same curve through subword fertility. An exploratory follow-up shows that thresholds calibrated on model-generated negatives reach up to 7.4% FPR on human text. Default thresholds are portable neither across negative distributions nor across document lengths. 2. </w:t>
+        <w:t xml:space="preserve"> The KGW detector's null distribution on human Turkish has standard deviation 1.479 against a theoretical 1, and the default z = 4 threshold produces an empirical false-positive rate of 0.002 (3/1,500), approximately 63× nominal (exact interval 13×–184×). The inflation holds under all eight watermark keys we swept, though the tail count ranges from 3 to 143 across them, so the headline figure is the most conservative of the eight. Controlling for token length shows the effect is not Turkish-specific but length-driven, with Turkish exposed further along the same curve through subword fertility. An exploratory follow-up shows that thresholds calibrated on model-generated negatives reach up to 7.4% FPR on human text. Default thresholds are portable neither across negative distributions nor across document lengths.</w:t>
+      </w:r>
+    </w:p>
+    <w:p>
+      <w:pPr>
+        <w:spacing w:after="120" w:line="276"/>
+        <w:ind w:left="360" w:hanging="360"/>
+        <w:jc w:val="both"/>
+      </w:pPr>
+      <w:r>
+        <w:t xml:space="preserve">2. </w:t>
       </w:r>
       <w:r>
         <w:rPr>
@@ -169,7 +179,17 @@
         <w:t xml:space="preserve">A robustness–calibration trade-off across schemes.</w:t>
       </w:r>
       <w:r>
-        <w:t xml:space="preserve"> SynthID shows the cleanest human-text null (standard deviation 0.003) but the largest attack losses (AUROC 0.816 under round-trip translation, 0.747 under laundering), and is significantly more fragile in 4 of 6 Holm-corrected paired comparisons (test family specified before the per-scheme results were inspected); no significant fragility difference between KGW and EXP is found. 3. </w:t>
+        <w:t xml:space="preserve"> SynthID shows the cleanest human-text null (standard deviation 0.003) but the largest attack losses (AUROC 0.816 under round-trip translation, 0.747 under laundering), and is significantly more fragile in 4 of 6 Holm-corrected paired comparisons (test family specified before the per-scheme results were inspected); no significant fragility difference between KGW and EXP is found.</w:t>
+      </w:r>
+    </w:p>
+    <w:p>
+      <w:pPr>
+        <w:spacing w:after="120" w:line="276"/>
+        <w:ind w:left="360" w:hanging="360"/>
+        <w:jc w:val="both"/>
+      </w:pPr>
+      <w:r>
+        <w:t xml:space="preserve">3. </w:t>
       </w:r>
       <w:r>
         <w:rPr>
@@ -179,7 +199,17 @@
         <w:t xml:space="preserve">The laundering attack (utility axis pre-registered; commit cbcb988).</w:t>
       </w:r>
       <w:r>
-        <w:t xml:space="preserve"> Rewriting through an external LLM is the only attack among ten whose detection damage clears the pre-declared threshold for all three schemes: AUROC falls to 0.917/0.863/0.747 and TPR at the clean-calibrated threshold to 0.427/0.490/0.250 for KGW/EXP/SynthID, at a measured attack cost of USD 17.704. The utility half of the rule is established only for KGW, because every judged pair was drawn from the KGW arm; meaning was preserved in 1.00 of those pairs under both judges. Extending the verdict to EXP and SynthID assumes that meaning preservation transfers across arms, and we mark it as an assumption rather than a measurement. 4. </w:t>
+        <w:t xml:space="preserve"> Rewriting through an external LLM is the only attack among ten whose detection damage clears the pre-declared threshold for all three schemes: AUROC falls to 0.917/0.863/0.747 and TPR at the clean-calibrated threshold to 0.427/0.490/0.250 for KGW/EXP/SynthID, at a measured attack cost of USD 17.704. The utility half of the rule is established only for KGW, because every judged pair was drawn from the KGW arm; meaning was preserved in 1.00 of those pairs under both judges. Extending the verdict to EXP and SynthID assumes that meaning preservation transfers across arms, and we mark it as an assumption rather than a measurement.</w:t>
+      </w:r>
+    </w:p>
+    <w:p>
+      <w:pPr>
+        <w:spacing w:after="120" w:line="276"/>
+        <w:ind w:left="360" w:hanging="360"/>
+        <w:jc w:val="both"/>
+      </w:pPr>
+      <w:r>
+        <w:t xml:space="preserve">4. </w:t>
       </w:r>
       <w:r>
         <w:rPr>
@@ -222,7 +252,7 @@
         <w:jc w:val="both"/>
       </w:pPr>
       <w:r>
-        <w:t xml:space="preserve">We build on the MarkLLM toolkit (Pan et al., 2024), which provides reference implementations of the three schemes and their detectors under a common interface; all experiments pin MarkLLM commit c45ddc40 so that scheme behavior is reproducible at the code level.</w:t>
+        <w:t xml:space="preserve">We build on the MarkLLM toolkit (Pan et al., 2024), which provides reference implementations and detectors under a common interface; its published version documents the KGW and Christ families, and SynthID was added to the repository afterwards, so all three of our schemes are taken from the pinned repository state rather than from the paper; all experiments pin MarkLLM commit c45ddc40 so that scheme behavior is reproducible at the code level.</w:t>
       </w:r>
     </w:p>
     <w:p>
@@ -240,7 +270,7 @@
         <w:jc w:val="both"/>
       </w:pPr>
       <w:r>
-        <w:t xml:space="preserve">Work on watermarking outside English is thin but no longer absent, and most of it is recent: cross-lingual consistency of the watermark signal under translation (He et al., 2024), robustness under real-world cross-lingual manipulation (Al Ghanim et al., 2025), a linguistics-aware scheme that modulates watermark strength by syntactic predictability and is evaluated on analytic English, isolating Chinese and agglutinative Korean (Park et al., 2025), a back-translation search that restores watermark strength in medium- and low-resource languages and traces the failure it repairs to tokenizers with too few whole-word tokens (Mohamed &amp; Gubri, 2025), and a cross-lingual fairness audit over six schemes and eleven languages, Turkish among them (Nemecek et al., 2026). Two things that literature does not yet supply are a null distribution measured on human text and an agglutinative language other than Korean under typological scrutiny. Turkish is a stress case for the assumptions above: it is agglutinative, with long suffix chains governed by vowel harmony, so subword tokenizers emit repeated suffix tokens whose distribution differs from English (Rust et al., 2021). Repeated suffix subtokens provide a candidate mechanism for interaction with context-hash schemes such as KGW when the hashing window is short. Morphological analysis for Turkish is available through the zeyrek analyzer (Bulat, 2022), which we use both to build a morphological attack and to verify that its edits are grammatical. What the closest antecedent calibrates against, however, is model output: the null sets of Nemecek et al. (2026) are matched-prompt unwatermarked generations. We are aware of no published measurement of watermark detector calibration on Turkish text </w:t>
+        <w:t xml:space="preserve">Work on watermarking outside English is thin but no longer absent, and most of it is recent: cross-lingual consistency of the watermark signal under translation (He et al., 2024), robustness under real-world cross-lingual manipulation (Al Ghanim et al., 2025), a linguistics-aware scheme that modulates watermark strength by syntactic predictability and is evaluated on analytic English, isolating Chinese and agglutinative Korean (Park et al., 2026), a back-translation search that restores watermark strength in medium- and low-resource languages and traces the failure it repairs to tokenizers with too few whole-word tokens (Mohamed &amp; Gubri, 2025), and a cross-lingual fairness audit over six schemes and eleven languages, Turkish among them (Nemecek et al., 2026). Two things that literature does not yet supply are a null distribution measured on human text and an agglutinative language other than Korean under typological scrutiny. Turkish is a stress case for the assumptions above: it is agglutinative, with long suffix chains governed by vowel harmony, and subword tokenizers over-segment it relative to English: Rust et al. (2021) report that mBERT's subword fertility and its proportion of words split into more than one subword are both far higher for Turkish than for English. Whether that over-segmentation also makes particular suffix subtokens recur often enough to disturb a watermark's null model is a separate question, which Section 4.3 measures rather than assumes. Repeated suffix subtokens provide a candidate mechanism for interaction with context-hash schemes such as KGW when the hashing window is short. Morphological analysis for Turkish is available through the zeyrek analyzer (Bulat, 2022), an alpha-stage partial port of Zemberek, which we use to build a morphological attack and, in the re-inflection variant only, to check that the edited form still parses to the same lemma. That check certifies word-level morphological analyzability, not sentence-level grammaticality; Section 3.2 states the limit and the subordinate-clause variant carries no analyzer check at all. What the closest antecedent calibrates against, however, is model output: the null sets of Nemecek et al. (2026) are matched-prompt unwatermarked generations. We are aware of no published measurement of watermark detector calibration on Turkish text </w:t>
       </w:r>
       <w:r>
         <w:rPr>
@@ -298,7 +328,7 @@
         <w:jc w:val="both"/>
       </w:pPr>
       <w:r>
-        <w:t xml:space="preserve">Scheme configurations follow the toolkit defaults: KGW uses gamma 0.5, delta 2.0, prefix_length 1, and detection threshold z = 4 (Kirchenbauer et al., 2023); EXP (Aaronson, 2023; Aaronson &amp; Kirchner, 2022; Kuditipudi et al., 2024) generates a fixed sequence_length of 950 tokens, does not consume the sampling kwargs above, and never stops at an end-of-sequence token; SynthID (Dathathri et al., 2024) uses the mean detector without a trained scoring layer.</w:t>
+        <w:t xml:space="preserve">Scheme configurations follow the toolkit defaults: KGW uses gamma 0.5, delta 2.0, prefix_length 1, and detection threshold z = 4 (Kirchenbauer et al., 2023); EXP (Aaronson, 2023; Aaronson &amp; Kirchner, 2022) generates a fixed sequence_length of 950 tokens, does not consume the sampling kwargs above, and never stops at an end-of-sequence token; SynthID (Dathathri et al., 2024) uses the mean detector without a trained scoring layer.</w:t>
       </w:r>
     </w:p>
     <w:p>
@@ -1352,7 +1382,7 @@
         <w:jc w:val="both"/>
       </w:pPr>
       <w:r>
-        <w:t xml:space="preserve">On clean, unmodified Turkish output, all three schemes separate watermarked from unwatermarked text completely: AUROC is 1.000 for KGW, EXP, and SynthID (Table 2, first row), scored with each scheme's own MarkLLM detector (Pan et al., 2024) under the prompt-clustered bootstrap of Section 3.3 (24 clusters). These cells are degenerate: the bootstrap interval collapses to [1.000, 1.000], which reflects the absence of counterexamples in the sample, not the absence of uncertainty. Section 3.3 explains why we report counted separation and an exact permutation p-value for these cells instead of the Clopper–Pearson bound used in an earlier version, and Table 3 gives them. The separation behind these cells differs sharply in scale. KGW's (Kirchenbauer et al., 2023) mean z-statistic is 10.550 on watermarked text against 0.012 on clean negatives; EXP's (Aaronson, 2023; Aaronson &amp; Kirchner, 2022; Kuditipudi et al., 2024) mean statistic is 55.883 against 0.446; SynthID's (Dathathri et al., 2024) mean detector score (untrained mean detector) is 0.535 against 0.501. Raw statistic scales are not comparable across schemes, but the narrow absolute margin of the SynthID mean detector foreshadows its behavior under attack (Section 4.2). The true-positive rate at each scheme's clean-calibrated threshold (set at nominal 1% FPR on clean model negatives) is 1.000 for all three schemes.</w:t>
+        <w:t xml:space="preserve">On clean, unmodified Turkish output, all three schemes separate watermarked from unwatermarked text completely: AUROC is 1.000 for KGW, EXP, and SynthID (Table 2, first row), scored with each scheme's own MarkLLM detector (Pan et al., 2024) under the prompt-clustered bootstrap of Section 3.3 (24 clusters). These cells are degenerate: the bootstrap interval collapses to [1.000, 1.000], which reflects the absence of counterexamples in the sample, not the absence of uncertainty. Section 3.3 explains why we report counted separation and an exact permutation p-value for these cells instead of the Clopper–Pearson bound used in an earlier version, and Table 3 gives them. The separation behind these cells differs sharply in scale. KGW's (Kirchenbauer et al., 2023) mean z-statistic is 10.550 on watermarked text against 0.012 on clean negatives; EXP's (Aaronson, 2023; Aaronson &amp; Kirchner, 2022) mean statistic is 55.883 against 0.446; SynthID's (Dathathri et al., 2024) mean detector score (untrained mean detector) is 0.535 against 0.501. Raw statistic scales are not comparable across schemes, but the narrow absolute margin of the SynthID mean detector foreshadows its behavior under attack (Section 4.2). The true-positive rate at each scheme's clean-calibrated threshold (set at nominal 1% FPR on clean model negatives) is 1.000 for all three schemes.</w:t>
       </w:r>
     </w:p>
     <w:p>
@@ -17433,7 +17463,7 @@
         <w:jc w:val="both"/>
       </w:pPr>
       <w:r>
-        <w:t xml:space="preserve">Fluency claims require discipline. The position-flip rate (how often a judge's fluency preference reverses when the same pair is shown in the opposite order) exceeds the pre-registered 30% reliability bound for the independent judge on para (42.5%), launder (57.5%), and launder_api (50.0%): a preference that flips with presentation order at near-chance rates is position noise, and no directional fluency claim is made from it. The conflicted cell illustrates why the second judge exists: Opus 5 judging launder_api pairs never prefers the original (0.0%, with a 0.0% flip rate), which is the pattern (Panickssery et al., 2024) predicts when a model grades its own output, and we discard the verdict rather than interpret it. The independent judge fails in the other documented direction, order sensitivity (Zheng et al., 2023), at 42.5% to 57.5% across three of four conditions, which is exactly what the pre-registered 30% bound was set to catch, and it caught it. The defensible statement is that laundering does not measurably degrade fluency; the data cannot support "improves". Round-trip translation is the contrast case: both judges' flip rates fall within the bound (25.0% and 10.0%) and both prefer the original (85.0% and 95.0% of pairs), so rtt produces detectable fluency loss (NLLB Team et al., 2024) even where it fails as a detection attack.</w:t>
+        <w:t xml:space="preserve">Fluency claims require discipline. The position-flip rate (how often a judge's fluency preference reverses when the same pair is shown in the opposite order) exceeds the pre-registered 30% reliability bound for the independent judge on para (42.5%), launder (57.5%), and launder_api (50.0%): a preference that flips with presentation order at near-chance rates is position noise, and no directional fluency claim is made from it. The conflicted cell illustrates why the second judge exists: Opus 5 judging launder_api pairs never prefers the original (0.0%, with a 0.0% flip rate), which is the pattern (Panickssery et al., 2024) predicts when a model grades its own output, and we discard the verdict rather than interpret it. The independent judge fails in the other documented direction, order sensitivity (Zheng et al., 2023), at 42.5% to 57.5% across three of four conditions, which is exactly what the pre-registered 30% bound was set to catch, and it caught it. The defensible statement is that laundering does not measurably degrade fluency; the data cannot support "improves". Round-trip translation is the contrast case: both judges' flip rates fall within the bound (25.0% and 10.0%) and both prefer the original (85.0% and 95.0% of pairs), so rtt (NLLB-200-distilled-600M; NLLB Team et al., 2024) produces detectable fluency loss even where it fails as a detection attack.</w:t>
       </w:r>
     </w:p>
     <w:p>
@@ -17525,7 +17555,7 @@
         <w:jc w:val="both"/>
       </w:pPr>
       <w:r>
-        <w:t xml:space="preserve">No scheme dominates both axes. That a watermarking design buys one property at the cost of another is a documented pattern rather than a surprise: Pang et al. (2024) show that common design choices leave the resulting systems open to attack and derive fundamental trade-offs among robustness, utility and usability. The pair we measure, attack robustness against the behaviour of the null distribution on unwatermarked text, is not among theirs, and it is the pair a deployment has to price, because one axis governs how often the watermark is missed and the other how often an innocent writer is accused. SynthID (Dathathri et al., 2024) has by far the cleanest human-text null (standard deviation 0.003 on Turkish, 0.004 on English; zero config-threshold false positives on the 1500 Turkish windows), yet it is the most fragile under attack: all four Holm-significant prompt-level pairwise differences are against SynthID (rtt: EXP +0.479, p = 0.001 and KGW +0.281, p = 0.001; launder_api: EXP +0.240, p = 0.003 and KGW +0.177, p = 0.013), and under launder_api its AUROC falls to 0.747 with TPR 0.250 at the clean-calibrated threshold. The absolute half of that observation is not new: Han et al. (2025) report SynthID-Text degraded by meaning-preserving attacks including paraphrase and back-translation, and propose hybridizing it with a semantic scheme (Liu et al., 2024) as the remedy. What we add is the relative half, measured rather than asserted: at each scheme's own clean-calibrated threshold and with the prompt as the unit of analysis, SynthID is more fragile than both alternatives in every one of the four paired comparisons that survive Holm correction, and it is so on Turkish, where none of the three schemes had been measured. KGW is comparatively robust to attack but carries the inflated Turkish null of Section 4.3. EXP (Aaronson, 2023; Aaronson &amp; Kirchner, 2022; Kuditipudi et al., 2024) sits between them (KGW–EXP differences are not significant: p = 0.104 for rtt, p = 0.513 for launder_api), with the caveat that its fixed-length generation is a structural confound noted in Section 6. Choosing a watermark for Turkish is thus a trade-off between attack robustness and null calibration, and the scheme with the most trustworthy false-positive behaviour is the easiest to wash out.</w:t>
+        <w:t xml:space="preserve">No scheme dominates both axes. That a watermarking design buys one property at the cost of another is a documented pattern rather than a surprise: Pang et al. (2024) show that common design choices leave the resulting systems open to attack and derive fundamental trade-offs among robustness, utility and usability. The pair we measure, attack robustness against the behaviour of the null distribution on unwatermarked text, is not among theirs, and it is the pair a deployment has to price, because one axis governs how often the watermark is missed and the other how often an innocent writer is accused. SynthID (Dathathri et al., 2024) has by far the cleanest human-text null (standard deviation 0.003 on Turkish, 0.004 on English; zero config-threshold false positives on the 1500 Turkish windows), yet it is the most fragile under attack: all four Holm-significant prompt-level pairwise differences are against SynthID (rtt: EXP +0.479, p = 0.001 and KGW +0.281, p = 0.001; launder_api: EXP +0.240, p = 0.003 and KGW +0.177, p = 0.013), and under launder_api its AUROC falls to 0.747 with TPR 0.250 at the clean-calibrated threshold. The absolute half of that observation is not new: Han et al. (2025) report SynthID-Text degraded by meaning-preserving attacks including paraphrase and back-translation, and propose hybridizing it with a semantic scheme (Liu et al., 2024) as the remedy. What we add is the relative half, measured rather than asserted: at each scheme's own clean-calibrated threshold and with the prompt as the unit of analysis, SynthID is more fragile than both alternatives in every one of the four paired comparisons that survive Holm correction, and it is so on Turkish, where none of the three schemes had been measured. KGW is comparatively robust to attack but carries the inflated Turkish null of Section 4.3. EXP (Aaronson, 2023; Aaronson &amp; Kirchner, 2022) sits between them (KGW–EXP differences are not significant: p = 0.104 for rtt, p = 0.513 for launder_api), with the caveat that its fixed-length generation is a structural confound noted in Section 6. Choosing a watermark for Turkish is thus a trade-off between attack robustness and null calibration, and the scheme with the most trustworthy false-positive behaviour is the easiest to wash out.</w:t>
       </w:r>
     </w:p>
     <w:p>
@@ -17549,7 +17579,7 @@
         <w:jc w:val="both"/>
       </w:pPr>
       <w:r>
-        <w:t xml:space="preserve">Laundering through an external model is the only attack whose detection damage clears the pre-registered threshold for all three schemes, and the only one that also passes the utility clause where we measured it. Its mean AUROC drop across schemes is 0.158 (the next attack, rtt, achieves 0.091), and it pushes TPR at the clean-calibrated thresholds down to 0.427 (KGW), 0.490 (EXP), and 0.250 (SynthID) while preserving meaning in every judged pair drawn from the KGW arm, and leaving no fluency loss the independent judge can detect. This is a counterweight to the reliability result of Kirchenbauer et al. (2024), who report that after strong human paraphrase a green-list watermark remains detectable once roughly 800 tokens are observed at a nominal 10⁻⁵ false-positive rate. Our texts are longer than that budget (the median KGW text is 983.5 tokens, Table 1, and the EXP arm is fixed at 950), and detection still falls to a true-positive rate of 0.427 for KGW and 0.250 for SynthID. Two differences keep this from being a failed replication and make it a boundary condition instead: their attack paraphrases the text whereas ours rewrites it through a different and external model, and their token budget is derived from a nominal 10⁻⁵ rate that Section 4.3 measures to be wrong on human text by one to two orders of magnitude, so the length at which detection becomes trustworthy is itself understated. Nor is it covert truncation: the median attacked-to-source length ratio is 0.976. At the prompt level, launder_api is more destructive than round-trip translation for KGW (paired Wilcoxon p = 0.0053, significant after Bonferroni correction across the three schemes); the direction is the same for EXP (p = 0.037) and SynthID (p = 0.019) without surviving correction. The contrast with self-paraphrase is instructive: asking the watermarking model itself to rewrite its output barely moves detection (mean AUROC drop 0.008 for launder, 0.001 for para), so the attack's power comes from routing text through a different, external model (one outside the defender's control), not from paraphrasing as such. The attack is also cheap and requires no knowledge of the scheme or key: the entire launder_api pass over the corpus cost USD 17.704 in measured API charges (the Opus 5 judge evaluation added USD 7.021; the second judge's cost was not separately metered), and it degrades all three schemes at once. We evaluate no defenses here, and the question is not open in theory: Zhang et al. (2024) prove that no strong watermarking scheme survives an attacker holding a quality oracle and a mixing perturbation oracle, and instantiate that attack successfully against the green-list (Kirchenbauer et al., 2023) and distortion-free (Kuditipudi et al., 2024) schemes we also test. Our launder_api attack is a crude, single-pass realization of that perturbation oracle. What remains open is empirical and quantitative: how much detection survives which rewrite budget, for which scheme, at which document length and in which language, and whether any deployable defense makes the attack expensive enough to matter, including whether the sentence-level semantic schemes noted in Section 2 (Hou et al., 2024; Liu et al., 2024), which we did not evaluate, degrade more gracefully than the three token-level schemes measured here.</w:t>
+        <w:t xml:space="preserve">Laundering through an external model is the only attack whose detection damage clears the pre-registered threshold for all three schemes, and the only one that also passes the utility clause where we measured it. Its mean AUROC drop across schemes is 0.158 (the next attack, rtt, achieves 0.091), and it pushes TPR at the clean-calibrated thresholds down to 0.427 (KGW), 0.490 (EXP), and 0.250 (SynthID) while preserving meaning in every judged pair drawn from the KGW arm, and leaving no fluency loss the independent judge can detect. This is a counterweight to the reliability result of Kirchenbauer et al. (2024), who report that after strong human paraphrase a green-list watermark remains detectable once roughly 800 tokens are observed at a nominal 10⁻⁵ false-positive rate. Our texts are longer than that budget (the median KGW text is 983.5 tokens, Table 1, and the EXP arm is fixed at 950), and detection still falls to a true-positive rate of 0.427 for KGW and 0.250 for SynthID. Two differences keep this from being a failed replication and make it a boundary condition instead: their attack paraphrases the text whereas ours rewrites it through a different and external model, and their token budget is derived from a nominal 10⁻⁵ rate that Section 4.3 measures to be wrong on human text by one to two orders of magnitude, so the length at which detection becomes trustworthy is itself understated. Nor is it covert truncation: the median attacked-to-source length ratio is 0.976. At the prompt level, launder_api is more destructive than round-trip translation for KGW (paired Wilcoxon p = 0.0053, significant after Bonferroni correction across the three schemes); the direction is the same for EXP (p = 0.037) and SynthID (p = 0.019) without surviving correction. The contrast with self-paraphrase is instructive: asking the watermarking model itself to rewrite its output barely moves detection (mean AUROC drop 0.008 for launder, 0.001 for para), so the attack's power comes from routing text through a different, external model (one outside the defender's control), not from paraphrasing as such. The attack is also cheap and requires no knowledge of the scheme or key: the entire launder_api pass over the corpus cost USD 17.704 in measured API charges (the Opus 5 judge evaluation added USD 7.021; the second judge's cost was not separately metered), and it degrades all three schemes at once. We evaluate no defenses here, and the question is not open in theory: Zhang et al. (2024) prove that no strong watermarking scheme survives an attacker holding a quality oracle and a mixing perturbation oracle, and instantiate that attack successfully against the green-list scheme (Kirchenbauer et al., 2023) that we also test and against the distortion-free family (Kuditipudi et al., 2024), of which we test the Aaronson-Kirchner variant rather than their edit-robust EXP-Edit and ITS-Edit algorithms, which MarkLLM implements separately and we did not run. Our launder_api attack is a crude, single-pass realization of that perturbation oracle. What remains open is empirical and quantitative: how much detection survives which rewrite budget, for which scheme, at which document length and in which language, and whether any deployable defense makes the attack expensive enough to matter, including whether the paraphrase-oriented schemes noted in Section 2 (Hou et al., 2024; Liu et al., 2024), which we did not evaluate, degrade more gracefully than the three context-hashed schemes measured here.</w:t>
       </w:r>
     </w:p>
     <w:p>
@@ -17604,7 +17634,7 @@
         <w:t xml:space="preserve">Scope of generalization.</w:t>
       </w:r>
       <w:r>
-        <w:t xml:space="preserve"> All generated text in this study comes from a single generator, Qwen3-14B (Yang et al., 2025). This was not for lack of trying: five candidate generators were run through the same pre-registered acceptance gate (Latin-script purity 16/16 mandatory; overall gate ≥ 12/16), and only Qwen3-14B passed. Qwen2.5-3B and -7B failed on foreign-script contamination across five configurations; Mistral-Nemo-12B failed on contamination and under-delivery (Latin 14/16, gate 9/16, median 315 words); and the Turkish-tuned Turkish-Llama-8b produced clean, long text (Latin 16/16, word criterion 16/16, median 808.5 words) but degenerated into repetition and failed to terminate (repetition criterion 3/16, termination 2/16, gate 0/16). Cross-model replication was therefore attempted and not achieved (the gate records are in the repository), and producing acceptable long-form Turkish appears to be a barrier in its own right. Nothing in the design licenses generalization to other model families, scales, or tokenizers; the calibration failure in particular is a property of a scheme–tokenizer–language triple and must be re-measured for any other pairing. The scheme set is bounded in the same way. All three schemes tested here are token-level, perturbing or coupling the next-token distribution, and all three are configured as the toolkit ships them. Sentence-level semantic schemes designed precisely against paraphrase, namely SIR (Liu et al., 2024) and SemStamp (Hou et al., 2024), both implemented in MarkLLM and therefore available to us, were not evaluated, so nothing here licenses a claim about watermarking in general; the laundering result is a statement about the token-level family at default settings. A side observation: the effective-γ deviation noted below under implementation-level caveats is Qwen-specific; both rejected candidates have tokenizers whose length equals their declared vocabulary size (deviation exactly 0). Similarly, the entire generation pipeline ran on a single machine and GPU (a Quadro RTX 8000). Reproducibility was measured within that one environment: the determinism test (T4) of the version-drift battery returned token-identical sequences across repeated generations under the pinned software stack; but this is a single-environment result, not a portability claim across hardware or library versions.</w:t>
+        <w:t xml:space="preserve"> All generated text in this study comes from a single generator, Qwen3-14B (Yang et al., 2025). This was not for lack of trying: five candidate generators were run through the same pre-registered acceptance gate (Latin-script purity 16/16 mandatory; overall gate ≥ 12/16), and only Qwen3-14B passed. Qwen2.5-3B and -7B failed on foreign-script contamination across five configurations; Mistral-Nemo-12B failed on contamination and under-delivery (Latin 14/16, gate 9/16, median 315 words); and the Turkish-tuned Turkish-Llama-8b produced clean, long text (Latin 16/16, word criterion 16/16, median 808.5 words) but degenerated into repetition and failed to terminate (repetition criterion 3/16, termination 2/16, gate 0/16). Cross-model replication was therefore attempted and not achieved (the gate records are in the repository), and producing acceptable long-form Turkish appears to be a barrier in its own right. Nothing in the design licenses generalization to other model families, scales, or tokenizers; the calibration failure in particular is a property of a scheme–tokenizer–language triple and must be re-measured for any other pairing. The scheme set is bounded in the same way. All three schemes tested here perturb or couple the next-token distribution using a key seeded from surface context, and all three are configured as the toolkit ships them. Schemes designed precisely against paraphrase, namely SIR (Liu et al., 2024), which is itself token-level but seeds its watermark logits from a semantic embedding of all preceding tokens rather than from a fixed token window, and SemStamp (Hou et al., 2024), which watermarks by rejection sampling whole sentences, are both implemented in MarkLLM and therefore available to us. Neither was evaluated, so nothing here licenses a claim about watermarking in general; the laundering result is a statement about surface-context-seeded schemes at default settings. A side observation: the effective-γ deviation noted below under implementation-level caveats is Qwen-specific; both rejected candidates have tokenizers whose length equals their declared vocabulary size (deviation exactly 0). Similarly, the entire generation pipeline ran on a single machine and GPU (a Quadro RTX 8000). Reproducibility was measured within that one environment: the determinism test (T4) of the version-drift battery returned token-identical sequences across repeated generations under the pinned software stack; but this is a single-environment result, not a portability claim across hardware or library versions.</w:t>
       </w:r>
     </w:p>
     <w:p>
@@ -18797,17 +18827,17 @@
         <w:jc w:val="left"/>
       </w:pPr>
       <w:r>
-        <w:t xml:space="preserve">Han, X., Li, Q., Ni, J., &amp; Zulkernine, M. (2025). </w:t>
+        <w:t xml:space="preserve">Han, X., Li, Q., Ni, J., &amp; Zulkernine, M. (2025). Robustness assessment and enhancement of text watermarking for Google's SynthID. In </w:t>
       </w:r>
       <w:r>
         <w:rPr>
           <w:i/>
           <w:iCs/>
         </w:rPr>
-        <w:t xml:space="preserve">Robustness assessment and enhancement of text watermarking for Google's SynthID</w:t>
-      </w:r>
-      <w:r>
-        <w:t xml:space="preserve"> (arXiv:2508.20228). arXiv. https://doi.org/10.48550/arXiv.2508.20228</w:t>
+        <w:t xml:space="preserve">2025 IEEE 24th International Conference on Trust, Security and Privacy in Computing and Communications (TrustCom)</w:t>
+      </w:r>
+      <w:r>
+        <w:t xml:space="preserve"> (pp. 942–949). IEEE. https://doi.org/10.1109/TrustCom66490.2025.00109</w:t>
       </w:r>
     </w:p>
     <w:p>
@@ -19137,17 +19167,17 @@
         <w:jc w:val="left"/>
       </w:pPr>
       <w:r>
-        <w:t xml:space="preserve">Park, S., Park, H., An, H., &amp; Han, Y.-S. (2025). </w:t>
+        <w:t xml:space="preserve">Park, S., Park, H., An, H., &amp; Han, Y.-S. (2026). A linguistics-aware LLM watermarking via syntactic predictability. In </w:t>
       </w:r>
       <w:r>
         <w:rPr>
           <w:i/>
           <w:iCs/>
         </w:rPr>
-        <w:t xml:space="preserve">A linguistics-aware LLM watermarking via syntactic predictability</w:t>
-      </w:r>
-      <w:r>
-        <w:t xml:space="preserve"> (arXiv:2510.13829). arXiv. https://doi.org/10.48550/arXiv.2510.13829</w:t>
+        <w:t xml:space="preserve">Proceedings of the 64th Annual Meeting of the Association for Computational Linguistics (Volume 1: Long Papers)</w:t>
+      </w:r>
+      <w:r>
+        <w:t xml:space="preserve"> (pp. 45629–45647). Association for Computational Linguistics. https://doi.org/10.18653/v1/2026.acl-long.2115</w:t>
       </w:r>
     </w:p>
     <w:p>

--- a/paper/paper.docx
+++ b/paper/paper.docx
@@ -54,7 +54,7 @@
         <w:jc w:val="both"/>
       </w:pPr>
       <w:r>
-        <w:t xml:space="preserve">Statistical watermarks for large language model output are designed and evaluated predominantly on English. We measure three schemes (the green-list KGW, the Gumbel-sampling EXP, and SynthID) on Turkish, using MarkLLM with Qwen3-14B to build 384 generated texts under ten removal attacks, a pre-registered false-positive study on 2,500 Turkish and 1,500 English human windows, and a two-judge meaning-preservation study. We report three findings. First, KGW's detector is miscalibrated on human text: the null standard deviation is 1.479 in Turkish against a theoretical 1, and the shipped z = 4 threshold produces 3 exceedances in 1,500 windows, roughly 63 times nominal (exact binomial interval 13 to 184 times). The inflation is robust across eight watermark keys, though the tail count is not (3 to 143 exceedances), and it is not specific to Turkish: English shows the same tail count, and at matched token length the languages are indistinguishable. Turkish contributes exposure rather than mechanism, since its higher subword fertility turns a given reading length into roughly twice as many tokens, and inflation grows with tokens scored. Second, robustness trades off against calibration: SynthID has the cleanest null (0.003) yet is the most fragile under attack. Third, laundering through an external LLM is the only attack that both degrades detection for all three schemes and preserves meaning, though meaning was judged on KGW-sourced text alone. A planned morphological attack did not fire, which we report with its coverage measurements. We release the corpus, scores, and judge annotations as a Turkish watermark-evaluation benchmark.</w:t>
+        <w:t xml:space="preserve">Statistical watermarks for large language model (LLM) output are designed and evaluated predominantly on English. We measure three schemes (KGW, EXP, SynthID) on Turkish with MarkLLM and Qwen3-14B: 384 generated texts under ten removal attacks, a pre-registered false-positive study on 4,000 human windows, and a two-judge meaning-preservation study. First, KGW's detector is miscalibrated on human text: its null standard deviation is 1.479 in Turkish against a theoretical 1, and the shipped z = 4 threshold gives 3 exceedances in 1,500 windows, about 63 times nominal (exact interval 13 to 184). The inflation holds across eight keys though the tail count does not (3 to 143), and it is not Turkish-specific: English shows the same tail count, and at matched token length the two are indistinguishable. Turkish contributes exposure, not mechanism: its subword fertility turns a given reading length into twice as many tokens, and inflation grows with tokens scored. Second, the best-behaved detector is the most fragile: at its own shipped threshold SynthID falsely flags none of the 1,500 human windows against KGW's 3 and EXP's 13, yet loses the most AUROC under both headline attacks. With three schemes this is an observed pattern, not an established trade-off. Third, laundering through an external LLM is the only attack that both degrades detection for all three schemes and preserves meaning, though meaning was judged on KGW text. A planned morphological attack did not fire; we report it with its coverage and release the corpus, scores and judge annotations as a benchmark.</w:t>
       </w:r>
     </w:p>
     <w:p>
@@ -121,7 +121,7 @@
         <w:jc w:val="both"/>
       </w:pPr>
       <w:r>
-        <w:t xml:space="preserve">The headline finding is a calibration failure. On human Turkish, the KGW null standard deviation is 1.479 against a theoretical value of 1; at the shipped z = 4 threshold, 3 of 1,500 Turkish excerpts cross the line, an empirical false-positive rate of 0.002 or approximately 63× the nominal 3.17 × 10⁻⁵, with an exact binomial interval spanning 13× to 184×. Two of the three pre-registered S1 hypotheses are confirmed. The third, which attributed the inflation to Turkish rather than to English, does not survive a control for sequence length that we added after pre-registration and that we report in full: matched on tokens rather than words, the two languages are indistinguishable, and the inflation tracks how many tokens are scored. Turkish still matters in deployment, because its subword fertility turns a given reading length into roughly twice as many tokens, but it worsens a failure common to both languages instead of creating a Turkish-specific one. An exploratory analysis further indicates that thresholds calibrated on model-generated negatives do not transfer to human text: EXP's model-calibrated 1% threshold yields a 7.4% false-positive rate on human Turkish. The second finding is a robustness–calibration trade-off: SynthID has the cleanest human-text null (standard deviation 0.003) yet is the most fragile scheme under attack, with AUROC 0.816 under round-trip translation and 0.747 under external laundering, and is significantly more fragile than KGW or EXP in 4 of 6 Holm-corrected paired comparisons. The third finding is the laundering attack: rewriting watermarked text through an external model outside the defender's control is the only attack that satisfies the pre-declared success rule (ΔAUROC &gt; 0.05 with meaning preserved by both judges) for all three schemes, dropping AUROC to 0.917 (KGW), 0.863 (EXP), and 0.747 (SynthID), and the true-positive rate at the clean-calibrated threshold to 0.427, 0.490, and 0.250. Averaged over schemes, laundering removes 0.158 AUROC versus 0.091 for round-trip translation, at a measured API cost of USD 17.704 for the attack corpus.</w:t>
+        <w:t xml:space="preserve">The headline finding is a calibration failure. On human Turkish, the KGW null standard deviation is 1.479 against a theoretical value of 1; at the shipped z = 4 threshold, 3 of 1,500 Turkish excerpts cross the line, an empirical false-positive rate of 0.002 or approximately 63× the nominal 3.17 × 10⁻⁵, with an exact binomial interval spanning 13× to 184×. Two of the three pre-registered S1 hypotheses are confirmed. The third, which attributed the inflation to Turkish rather than to English, does not survive a control for sequence length that we added after pre-registration and that we report in full: matched on tokens rather than words, the two languages are indistinguishable, and the inflation tracks how many tokens are scored. Turkish still matters in deployment, because its subword fertility turns a given reading length into roughly twice as many tokens, but it worsens a failure common to both languages instead of creating a Turkish-specific one. An exploratory analysis further indicates that thresholds calibrated on model-generated negatives do not transfer to human text: EXP's model-calibrated 1% threshold yields a 7.4% false-positive rate on human Turkish. The second finding is a fragility pattern: SynthID falsely flags none of the 1,500 human Turkish windows at its own shipped threshold, fewer than KGW (3) or EXP (13), yet is the most fragile scheme under attack, with AUROC 0.816 under round-trip translation and 0.747 under external laundering, and is significantly more fragile than KGW or EXP in 4 of 6 Holm-corrected paired comparisons. The third finding is the laundering attack: rewriting watermarked text through an external model outside the defender's control is the only attack that satisfies the pre-declared success rule (ΔAUROC &gt; 0.05 with meaning preserved by both judges) for all three schemes, dropping AUROC to 0.917 (KGW), 0.863 (EXP), and 0.747 (SynthID), and the true-positive rate at the clean-calibrated threshold to 0.427, 0.490, and 0.250. Averaged over schemes, laundering removes 0.158 AUROC versus 0.091 for round-trip translation, at a measured API cost of USD 17.704 for the attack corpus.</w:t>
       </w:r>
     </w:p>
     <w:p>
@@ -176,10 +176,10 @@
           <w:b/>
           <w:bCs/>
         </w:rPr>
-        <w:t xml:space="preserve">A robustness–calibration trade-off across schemes.</w:t>
-      </w:r>
-      <w:r>
-        <w:t xml:space="preserve"> SynthID shows the cleanest human-text null (standard deviation 0.003) but the largest attack losses (AUROC 0.816 under round-trip translation, 0.747 under laundering), and is significantly more fragile in 4 of 6 Holm-corrected paired comparisons (test family specified before the per-scheme results were inspected); no significant fragility difference between KGW and EXP is found.</w:t>
+        <w:t xml:space="preserve">The best-calibrated detector is the most fragile.</w:t>
+      </w:r>
+      <w:r>
+        <w:t xml:space="preserve"> At its own shipped threshold SynthID falsely flags none of the 1,500 human Turkish windows, against 3 for KGW and 13 for EXP, but it takes the largest attack losses (AUROC 0.816 under round-trip translation, 0.747 under laundering), and is significantly more fragile in 4 of 6 Holm-corrected paired comparisons (test family specified before the per-scheme results were inspected); no significant fragility difference between KGW and EXP is found.</w:t>
       </w:r>
     </w:p>
     <w:p>
@@ -244,6 +244,15 @@
       </w:pPr>
       <w:r>
         <w:t xml:space="preserve">Three families of decoding-time watermarks dominate current practice. The green-list scheme of Kirchenbauer et al. (2023) pseudorandomly partitions the vocabulary at each step using a hash of the preceding context and adds a bias delta to the logits of "green" tokens; detection is a one-proportion z-test whose null model treats successive green/red outcomes as independent Bernoulli trials with parameter gamma. The exponential-minimum (Gumbel-trick) approach proposed by Aaronson and Kirchner (2022; see also Aaronson, 2023) couples token selection to a pseudorandom sequence keyed on the context, leaving the sampling distribution unchanged in expectation; Kuditipudi et al. (2024) develop distortion-free variants of this idea with robustness guarantees for the detector. SynthID (Dathathri et al., 2024) modifies sampling through a tournament procedure and has been deployed at production scale. All three report detection behavior primarily on English text, and the calibration of their detection thresholds (the mapping from a score threshold to a false-positive rate on unwatermarked text) inherits distributional assumptions that were validated, where they were validated at all, on English.</w:t>
+      </w:r>
+    </w:p>
+    <w:p>
+      <w:pPr>
+        <w:spacing w:after="120" w:line="276"/>
+        <w:jc w:val="both"/>
+      </w:pPr>
+      <w:r>
+        <w:t xml:space="preserve">Watermark evaluation already has benchmarks, and this paper is not the first. WaterBench (Tu et al., 2024) equalises watermark strength before comparing schemes and evaluates generation and detection across nine tasks; Mark My Words (Piet et al., 2025) scores schemes on quality, the number of tokens needed for detection, and tamper resistance; and WaterPark (Liang et al., 2025) assembles ten watermarkers against twelve attacks in one platform. All three are cross-scheme and English-centred, and all three calibrate against model-generated negatives. What we add is orthogonal to their axes: a human-written negative distribution in a language none of them covers, together with register, token-length and watermark-key controls on that distribution. Our contribution is therefore language- and negative-distribution-specific, not a more general benchmark.</w:t>
       </w:r>
     </w:p>
     <w:p>
@@ -1250,7 +1259,7 @@
         <w:jc w:val="both"/>
       </w:pPr>
       <w:r>
-        <w:t xml:space="preserve">In place of that bound we report the separation directly, counted rather than assumed (Table 3). In all eleven degenerate cells every one of the 24 prompt clusters separates completely, and separation also holds globally: the lowest watermarked statistic exceeds the highest of the 96 clean negatives. We report the width of that gap in units of the negative standard deviation, because it differs by nearly two orders of magnitude across schemes and reporting the cells as interchangeable would obscure that. The margin is 53.23 negative standard deviations for EXP on clean text but only 0.74 for KGW, so KGW's perfect separation is far more precarious than EXP's even though both round to AUROC 1.000. Finally, we give an assumption-free exact test: treating the four watermarked and four clean scores within a prompt as exchangeable under the null, complete separation in a single prompt has probability 1/70, and across 24 independent prompts the one-sided exact p-value is 10⁻⁴⁴·³.</w:t>
+        <w:t xml:space="preserve">In place of that bound we report the separation directly, counted rather than assumed (Table 3). In all eleven degenerate cells every one of the 24 prompt clusters separates completely, and separation also holds globally: the lowest watermarked statistic exceeds the highest of the 96 clean negatives. We report the width of that gap in units of the negative standard deviation, because it differs by nearly two orders of magnitude across schemes and reporting the cells as interchangeable would obscure that. The margin is 53.23 negative standard deviations for EXP on clean text but only 0.74 for KGW, so KGW's perfect separation is far more precarious than EXP's even though both round to AUROC 1.000. Finally, we give an exact test. Because EXP is deterministic given prompt and key, its four watermarked scores within a prompt carry one outcome rather than four, so we take the prompt as the unit here as we do elsewhere: each prompt yields one binary outcome, whether its watermarked scores separate from the clean pool. All 24 prompts separate, and a one-sided exact sign test gives p = 2⁻²⁴ = 5.96 × 10⁻⁸. A within-prompt label-exchangeability test would treat the four scores as exchangeable units and return 10⁻⁴⁴·³, but that assumption is not defensible for a deterministic scheme, and we report the weaker and more defensible number.</w:t>
       </w:r>
     </w:p>
     <w:p>
@@ -1259,7 +1268,7 @@
         <w:jc w:val="both"/>
       </w:pPr>
       <w:r>
-        <w:t xml:space="preserve">The operating-point metric is named honestly. A detection threshold is set on the clean negatives at their 1% false-positive point, and we report the true-positive rate at this clean-calibrated threshold, not "TPR at 1% FPR", because under attack the negatives are transformed too and the realized false-positive rate at that threshold is an empirical question. We answer it directly: the full 33-cell table (3 schemes by 11 conditions, the untransformed clean reference included) of realized FPR at that threshold on the corresponding negatives is reported, with one-sided binomial tests against the nominal rate under Bonferroni correction across the 33 cells. At n = 96 the FPR resolution is 1/96, which motivates Study S1 (Section 3.4). As a robustness check we also report the same-transformation AUROC, in which both classes are transformed; this is ecologically meaningful for diacritic stripping and round-trip translation (which occur in natural text) but not for laundering (no one launders human text to remove a watermark), so the headline remains the clean-negative AUROC.</w:t>
+        <w:t xml:space="preserve">The operating-point metric is named honestly. A detection threshold is set on the clean negatives at their 1% false-positive point, and we report the true-positive rate at this clean-calibrated threshold, not "TPR at 1% FPR", because under attack the negatives are transformed too and the realized false-positive rate at that threshold is an empirical question. We answer it directly: the full 33-cell table (3 schemes by 11 conditions, the untransformed clean reference included) of realized FPR at that threshold on the corresponding negatives is reported, with one-sided binomial comparisons against the nominal rate under Bonferroni correction across the 33 cells. Those comparisons treat the 96 attacked negatives in a cell as independent, which they are not: they are four per prompt across 24 prompts, and the threshold is itself estimated from the 96 clean negatives. We therefore read the table descriptively and do not rest any conclusion on its cell-level significance. At n = 96 the FPR resolution is 1/96, which motivates Study S1 (Section 3.4). As a robustness check we also report the same-transformation AUROC, in which both classes are transformed; this is ecologically meaningful for diacritic stripping and round-trip translation (which occur in natural text) but not for laundering (no one launders human text to remove a watermark), so the headline remains the clean-negative AUROC.</w:t>
       </w:r>
     </w:p>
     <w:p>
@@ -1334,7 +1343,7 @@
         <w:jc w:val="both"/>
       </w:pPr>
       <w:r>
-        <w:t xml:space="preserve">Judging is pairwise only (original versus attacked), never pointwise, because a pointwise pilot pinned all scores to the scale floor. The conditions are rtt, para, launder, and launder_api, sourced from KGW positives; each condition contributes 40 pairs, every pair presented in both orders, giving 80 ordered comparisons per condition per judge. Blind calibration items are interleaved with the real pairs: identical pairs, where the expected verdict is a tie, and different-prompt pairs, where the expected verdict is meaning-not-preserved; both calibration sets were passed. EXP texts are excluded from calibration material because of the seed-duplication issue of Section 3.3.</w:t>
+        <w:t xml:space="preserve">Judging is pairwise only (original versus attacked), never pointwise, because a pointwise pilot pinned all scores to the scale floor. The conditions are rtt, para, launder, and launder_api, sourced from KGW positives; each condition contributes 40 unique pairs, every pair presented in both orders, giving 80 ordered presentations but 40 independent pair units per condition per judge; the inferential unit is the pair, and the two orders are a repeated measure used to detect position bias. Blind calibration items are interleaved with the real pairs: identical pairs, where the expected verdict is a tie, and different-prompt pairs, where the expected verdict is meaning-not-preserved; both calibration sets were passed. EXP texts are excluded from calibration material because of the seed-duplication issue of Section 3.3.</w:t>
       </w:r>
     </w:p>
     <w:p>
@@ -2674,7 +2683,7 @@
           <w:sz w:val="17"/>
           <w:szCs w:val="17"/>
         </w:rPr>
-        <w:t xml:space="preserve"> Complete separation in the eleven cells with AUROC 1.000, replacing the withdrawn Clopper-Pearson bound. Clusters are the 24 prompts; a cluster is counted as separated only if every watermarked score in it exceeds the maximum of all 96 clean negatives. Margin is that gap in units of the negative standard deviation. The exact p-value assumes only within-prompt exchangeability.</w:t>
+        <w:t xml:space="preserve"> Complete separation in the eleven cells with AUROC 1.000, replacing the withdrawn Clopper-Pearson bound. Clusters are the 24 prompts; a cluster is counted as separated only if every watermarked score in it exceeds the maximum of all 96 clean negatives. Margin is that gap in units of the negative standard deviation. The p-value is a one-sided exact sign test over the 24 prompt-level outcomes (2⁻²⁴), taking the prompt as the unit as elsewhere in the paper; a within-prompt exchangeability test would give a far smaller number on an assumption we decline to make for a deterministic scheme (Section 3.3).</w:t>
       </w:r>
     </w:p>
     <w:tbl>
@@ -2831,7 +2840,7 @@
                 <w:sz w:val="17"/>
                 <w:szCs w:val="17"/>
               </w:rPr>
-              <w:t xml:space="preserve">Exact one-sided p</w:t>
+              <w:t xml:space="preserve">Exact sign-test p</w:t>
             </w:r>
           </w:p>
         </w:tc>
@@ -2956,7 +2965,7 @@
                 <w:sz w:val="17"/>
                 <w:szCs w:val="17"/>
               </w:rPr>
-              <w:t xml:space="preserve">10^-44.3</w:t>
+              <w:t xml:space="preserve">5.96 × 10^-8</w:t>
             </w:r>
           </w:p>
         </w:tc>
@@ -3081,7 +3090,7 @@
                 <w:sz w:val="17"/>
                 <w:szCs w:val="17"/>
               </w:rPr>
-              <w:t xml:space="preserve">10^-44.3</w:t>
+              <w:t xml:space="preserve">5.96 × 10^-8</w:t>
             </w:r>
           </w:p>
         </w:tc>
@@ -3206,7 +3215,7 @@
                 <w:sz w:val="17"/>
                 <w:szCs w:val="17"/>
               </w:rPr>
-              <w:t xml:space="preserve">10^-44.3</w:t>
+              <w:t xml:space="preserve">5.96 × 10^-8</w:t>
             </w:r>
           </w:p>
         </w:tc>
@@ -3331,7 +3340,7 @@
                 <w:sz w:val="17"/>
                 <w:szCs w:val="17"/>
               </w:rPr>
-              <w:t xml:space="preserve">10^-44.3</w:t>
+              <w:t xml:space="preserve">5.96 × 10^-8</w:t>
             </w:r>
           </w:p>
         </w:tc>
@@ -3456,7 +3465,7 @@
                 <w:sz w:val="17"/>
                 <w:szCs w:val="17"/>
               </w:rPr>
-              <w:t xml:space="preserve">10^-44.3</w:t>
+              <w:t xml:space="preserve">5.96 × 10^-8</w:t>
             </w:r>
           </w:p>
         </w:tc>
@@ -3581,7 +3590,7 @@
                 <w:sz w:val="17"/>
                 <w:szCs w:val="17"/>
               </w:rPr>
-              <w:t xml:space="preserve">10^-44.3</w:t>
+              <w:t xml:space="preserve">5.96 × 10^-8</w:t>
             </w:r>
           </w:p>
         </w:tc>
@@ -3706,7 +3715,7 @@
                 <w:sz w:val="17"/>
                 <w:szCs w:val="17"/>
               </w:rPr>
-              <w:t xml:space="preserve">10^-44.3</w:t>
+              <w:t xml:space="preserve">5.96 × 10^-8</w:t>
             </w:r>
           </w:p>
         </w:tc>
@@ -3831,7 +3840,7 @@
                 <w:sz w:val="17"/>
                 <w:szCs w:val="17"/>
               </w:rPr>
-              <w:t xml:space="preserve">10^-44.3</w:t>
+              <w:t xml:space="preserve">5.96 × 10^-8</w:t>
             </w:r>
           </w:p>
         </w:tc>
@@ -3956,7 +3965,7 @@
                 <w:sz w:val="17"/>
                 <w:szCs w:val="17"/>
               </w:rPr>
-              <w:t xml:space="preserve">10^-44.3</w:t>
+              <w:t xml:space="preserve">5.96 × 10^-8</w:t>
             </w:r>
           </w:p>
         </w:tc>
@@ -4081,7 +4090,7 @@
                 <w:sz w:val="17"/>
                 <w:szCs w:val="17"/>
               </w:rPr>
-              <w:t xml:space="preserve">10^-44.3</w:t>
+              <w:t xml:space="preserve">5.96 × 10^-8</w:t>
             </w:r>
           </w:p>
         </w:tc>
@@ -4206,7 +4215,7 @@
                 <w:sz w:val="17"/>
                 <w:szCs w:val="17"/>
               </w:rPr>
-              <w:t xml:space="preserve">10^-44.3</w:t>
+              <w:t xml:space="preserve">5.96 × 10^-8</w:t>
             </w:r>
           </w:p>
         </w:tc>
@@ -7137,7 +7146,7 @@
         <w:jc w:val="both"/>
       </w:pPr>
       <w:r>
-        <w:t xml:space="preserve">A threshold calibrated on clean negatives does not keep its nominal rate once the negatives are attacked, and Section 1 promised the full table rather than a summary of it. Table 7 gives all 33 cells. The highest realized false-positive rate is 6.2%, against the 1% the threshold was set for. Under a one-sided binomial test with Bonferroni correction over the 33 cells, 2 cells depart significantly from nominal (EXP/launder_api, SynthID/morph_v1+dia). With 96 negatives per cell the resolution is 1/96 = 1.0%, so smaller departures cannot be distinguished here; that limit is precisely why S1 measures false positives on human text at n ≥ 3,000 instead.</w:t>
+        <w:t xml:space="preserve">A threshold calibrated on clean negatives does not keep its nominal rate once the negatives are attacked, and Section 1 promised the full table rather than a summary of it. Table 7 gives all 33 cells. The highest realized false-positive rate is 6.2%, against the 1% the threshold was set for. Under a one-sided binomial comparison with Bonferroni correction over the 33 cells, 2 cells depart from nominal (EXP/launder_api, SynthID/morph_v1+dia). Because these comparisons ignore the prompt clustering described above, the intervals are anticonservative and we report the flag as descriptive rather than as a test result. With 96 negatives per cell the resolution is 1/96 = 1.0%, so smaller departures cannot be distinguished here; that limit is precisely why S1 measures false positives on human text at n ≥ 3,000 instead.</w:t>
       </w:r>
     </w:p>
     <w:p>
@@ -7159,7 +7168,7 @@
           <w:sz w:val="17"/>
           <w:szCs w:val="17"/>
         </w:rPr>
-        <w:t xml:space="preserve"> Realized false-positive rate of the clean-calibrated threshold on attacked negatives, for all 33 scheme-condition cells. The threshold is set to 1% FPR on the 96 clean negatives; the fourth column is the rate that same threshold actually achieves once the negatives have been through the attack. The last column gives AUROC when both classes carry the same transformation, which is an ecologically meaningful question for diacritic stripping and translation but not for the laundering attacks, since nobody launders human text to remove a watermark it does not carry.</w:t>
+        <w:t xml:space="preserve"> Realized false-positive rate of the clean-calibrated threshold on attacked negatives, for all 33 scheme-condition cells. The table is descriptive: the 95% upper bound is a binomial bound over 96 rows, but those rows are four per prompt across 24 prompt clusters, so the bound is anticonservative, and the threshold is estimated from the same small clean sample. The threshold is set to 1% FPR on the 96 clean negatives; the fourth column is the rate that same threshold actually achieves once the negatives have been through the attack. The last column gives AUROC when both classes carry the same transformation, which is an ecologically meaningful question for diacritic stripping and translation but not for the laundering attacks, since nobody launders human text to remove a watermark it does not carry.</w:t>
       </w:r>
     </w:p>
     <w:tbl>
@@ -13098,7 +13107,7 @@
         <w:jc w:val="both"/>
       </w:pPr>
       <w:r>
-        <w:t xml:space="preserve">Under the pre-registered S2 decision rule (commit cbcb988; an attack is successful iff it reduces AUROC by more than 0.05 while preserving meaning, Section 4.4), launder_api qualifies against all three schemes, and rtt qualifies only against SynthID (Table 11 gives the per-scheme ΔAUROC values). Laundering through an external model is thus the only attack in this study that satisfies the rule for every scheme tested. SynthID's position is the mirror image of its calibration behavior reported in Section 4.3 (Figure 2): the scheme most fragile under attack has the cleanest null distribution on human text, an inverse pattern between attack robustness and null-distribution behavior that we return to in the Discussion.</w:t>
+        <w:t xml:space="preserve">Under the pre-registered S2 decision rule (commit cbcb988; an attack is successful iff it reduces AUROC by more than 0.05 while preserving meaning, Section 4.4), launder_api qualifies against all three schemes, and rtt qualifies only against SynthID (Table 11 gives the per-scheme ΔAUROC values). Laundering through an external model is thus the only attack in this study that satisfies the rule for every scheme tested. SynthID's position is the mirror image of its calibration behavior reported in Section 4.3 (Figure 2): the scheme most fragile under attack is also the one that falsely flags the fewest human windows at its own shipped threshold, an inverse pattern across the three schemes that we return to in the Discussion. With three schemes this is a described pattern, not an established trade-off.</w:t>
       </w:r>
     </w:p>
     <w:p>
@@ -13109,7 +13118,7 @@
       <w:r>
         <w:drawing>
           <wp:inline distT="0" distB="0" distL="0" distR="0">
-            <wp:extent cx="5391150" cy="4057650"/>
+            <wp:extent cx="5391150" cy="3914775"/>
             <wp:effectExtent t="0" r="0" b="0" l="0"/>
             <wp:docPr id="1" name="" descr="" title=""/>
             <wp:cNvGraphicFramePr>
@@ -13134,7 +13143,7 @@
                   <pic:spPr bwMode="auto">
                     <a:xfrm>
                       <a:off x="0" y="0"/>
-                      <a:ext cx="5391150" cy="4057650"/>
+                      <a:ext cx="5391150" cy="3914775"/>
                     </a:xfrm>
                     <a:prstGeom prst="rect">
                       <a:avLst/>
@@ -13166,7 +13175,7 @@
           <w:sz w:val="17"/>
           <w:szCs w:val="17"/>
         </w:rPr>
-        <w:t xml:space="preserve"> The robustness–calibration trade-off. Horizontal axis: null standard deviation on human Turkish (log scale; smaller = better calibrated). Vertical axis: AUROC under external laundering with clustered 95% CIs (lower = more fragile). SynthID occupies the clean-null/fragile corner; KGW the inflated-null/robust corner. Generated by </w:t>
+        <w:t xml:space="preserve"> Fragility under attack against realized false-positive behaviour. Horizontal axis: the share of the 1,500 human Turkish windows each detector flags at its own shipped threshold, a unit comparable across schemes (an earlier version used raw null standard deviations, which are on incommensurable scales; Section 3.3). Vertical axis: AUROC under external laundering with prompt-clustered 95% CIs (lower = more fragile). SynthID flags no human window yet is the most fragile. The pattern is not monotone across all three: KGW both flags fewer windows than EXP and resists the attack better, so the figure shows one scheme at an extreme rather than a clean trade-off curve. Generated by </w:t>
       </w:r>
       <w:r>
         <w:rPr>
@@ -15342,7 +15351,7 @@
         <w:jc w:val="both"/>
       </w:pPr>
       <w:r>
-        <w:t xml:space="preserve">The second control is the watermark key. The whole study runs on one key, the MarkLLM default, and a keyed scheme could in principle owe its null behaviour to that particular vocabulary partition. Because S1 requires no generation (the text is human and the detectors are model-free), we rescored all 4,000 windows under eight keys, the study key first and the remainder drawn from a fixed seed. Variance inflation is key-robust: the Turkish null standard deviation stays between 1.4645 and 2.5326 across keys, English between 1.3076 and 1.4987, Wikisource between 1.4199 and 1.5757, and in no corpus under any key does it fall to the theoretical value of 1. The tail count, by contrast, is highly key-sensitive: Turkish exceedances of z = 4 range from 3 to 143 across the eight keys, with a median of 7. The study key produces the smallest tail of the eight, so the 63× headline is the most conservative reading available and the median key would give roughly 147×. We report the sweep because it cuts against a convenient number, not because it flatters one.</w:t>
+        <w:t xml:space="preserve">The second control is the watermark key. The whole study runs on one key, the MarkLLM default, and a keyed scheme could in principle owe its null behaviour to that particular vocabulary partition. Because S1 requires no generation (the text is human and the detectors are model-free), we rescored all 4,000 windows under eight keys, the study key first and the remainder drawn from a fixed seed. Variance inflation is key-robust: the Turkish null standard deviation stays between 1.4645 and 2.5326 across keys, English between 1.3076 and 1.4987, Wikisource between 1.4199 and 1.5757, and in no corpus under any key does it fall to the theoretical value of 1. The tail count, by contrast, is highly key-sensitive: Turkish exceedances of z = 4 range from 3 to 143 across the eight keys, with a median of 7. The study key produces the smallest tail among the eight keys we sampled, so the 63× headline is conditional on that key and sits at the low end of the sampled range; the median sampled key would give roughly 147×. We sampled eight keys and did not enumerate the key space, so this is a statement about the sample, not a bound. We report the sweep because it cuts against a convenient number, not because it flatters one.</w:t>
       </w:r>
     </w:p>
     <w:p>
@@ -15376,7 +15385,7 @@
         <w:jc w:val="both"/>
       </w:pPr>
       <w:r>
-        <w:t xml:space="preserve">What the length control reveals is a dose–response that both languages share (Table 9). The null standard deviation rises monotonically with the number of tokens scored, from 1.177 at T = 300 to 1.383 at T = 800 in Turkish, from 1.206 to 1.301 across the usable English range, and from 1.214 to 1.385 in the Wikisource register. Overdispersion accumulates with sequence length, and at equal length the two languages are indistinguishable. H2 as pre-registered attributed the inflation to the language; the data attribute it to length, with the language entering only through how many tokens a given amount of text becomes. We keep the pre-registered result on record and mark it superseded rather than deleting it.</w:t>
+        <w:t xml:space="preserve">What the length control reveals is a dose–response that both languages share (Table 9). The null standard deviation rises monotonically with the number of tokens scored, from 1.177 at T = 300 to 1.383 at T = 800 in Turkish, from 1.206 to 1.301 across the usable English range, and from 1.214 to 1.385 in the Wikisource register. Overdispersion accumulates with sequence length, and at equal length the two languages are indistinguishable. H2 as pre-registered attributed the inflation to the language; the data are instead consistent with an exposure pathway running through length, with the language entering only through how many tokens a given amount of text becomes. We keep the pre-registered result on record and mark it superseded rather than deleting it.</w:t>
       </w:r>
     </w:p>
     <w:p>
@@ -15428,7 +15437,7 @@
         <w:jc w:val="both"/>
       </w:pPr>
       <w:r>
-        <w:t xml:space="preserve">Our own data now identify the carrier as length rather than morphology. We had proposed that Turkish suffix subtokens recur often enough to raise the repetition rate directly, which predicts a language effect at fixed length; the token-controlled comparison above rules that prediction out, since at equal token budgets Turkish and English nulls coincide. What survives is an indirect route: agglutinative morphology raises subword fertility, higher fertility turns a given amount of readable text into roughly twice as many tokens, and the inflation grows with the number of tokens scored. The language effect is real in deployment, where documents are written in words and not in tokens, but it is mediated by tokenization rather than produced by morphology acting on the hash. We did not manipulate </w:t>
+        <w:t xml:space="preserve">Our own data now identify the carrier as length rather than morphology. We had proposed that Turkish suffix subtokens recur often enough to raise the repetition rate directly, which predicts a language effect at fixed length; the token-controlled comparison above rules that prediction out, since at equal token budgets Turkish and English nulls coincide. What survives is an indirect route: agglutinative morphology raises subword fertility, higher fertility turns a given amount of readable text into roughly twice as many tokens, and the inflation grows with the number of tokens scored. The language effect is real in deployment, where documents are written in words and not in tokens. The token-matched comparison is post-hoc and observational: it rules out a language effect at fixed token count, but it does not establish causal mediation by tokenization, which would require manipulating the tokenizer or the seeding window directly. We did not manipulate </w:t>
       </w:r>
       <w:r>
         <w:rPr>
@@ -15578,7 +15587,7 @@
         <w:jc w:val="both"/>
       </w:pPr>
       <w:r>
-        <w:t xml:space="preserve">A detection drop alone does not make an attack successful (Section 3.5). The utility axis is therefore measured with pairwise LLM judgments under the protocol pre-registered at commit cbcb988: two judges from different model families (Claude Opus 5 and gpt-oss-120b), 40 pairs per condition presented in both orders (n = 80 ordered comparisons per condition–judge cell), blind calibration pairs passed by both judges before any real verdict was read, and the requirement that any launder_api verdict be supported by both judges, because Opus 5 produced the launder_api texts (Section 3.5). Judged conditions are rtt, para, launder, and launder_api, with source texts drawn from the KGW-positive arm.</w:t>
+        <w:t xml:space="preserve">A detection drop alone does not make an attack successful (Section 3.5). The utility axis is therefore measured with pairwise LLM judgments under the protocol pre-registered at commit cbcb988: two judges from different model families (Claude Opus 5 and gpt-oss-120b), 40 unique pairs per condition presented in both orders (80 ordered presentations, 40 independent pair units per condition–judge cell), blind calibration pairs passed by both judges before any real verdict was read, and the requirement that any launder_api verdict be supported by both judges, because Opus 5 produced the launder_api texts (Section 3.5). Judged conditions are rtt, para, launder, and launder_api, with source texts drawn from the KGW-positive arm.</w:t>
       </w:r>
     </w:p>
     <w:p>
@@ -15609,7 +15618,7 @@
           <w:sz w:val="17"/>
           <w:szCs w:val="17"/>
         </w:rPr>
-        <w:t xml:space="preserve"> S2 pairwise judging results per condition and judge (n = 80 ordered comparisons per cell).</w:t>
+        <w:t xml:space="preserve"> S2 pairwise judging results per condition and judge (40 unique pairs per cell, each presented in both orders; percentages are over the 80 ordered presentations).</w:t>
       </w:r>
     </w:p>
     <w:tbl>
@@ -17463,7 +17472,7 @@
         <w:jc w:val="both"/>
       </w:pPr>
       <w:r>
-        <w:t xml:space="preserve">Fluency claims require discipline. The position-flip rate (how often a judge's fluency preference reverses when the same pair is shown in the opposite order) exceeds the pre-registered 30% reliability bound for the independent judge on para (42.5%), launder (57.5%), and launder_api (50.0%): a preference that flips with presentation order at near-chance rates is position noise, and no directional fluency claim is made from it. The conflicted cell illustrates why the second judge exists: Opus 5 judging launder_api pairs never prefers the original (0.0%, with a 0.0% flip rate), which is the pattern (Panickssery et al., 2024) predicts when a model grades its own output, and we discard the verdict rather than interpret it. The independent judge fails in the other documented direction, order sensitivity (Zheng et al., 2023), at 42.5% to 57.5% across three of four conditions, which is exactly what the pre-registered 30% bound was set to catch, and it caught it. The defensible statement is that laundering does not measurably degrade fluency; the data cannot support "improves". Round-trip translation is the contrast case: both judges' flip rates fall within the bound (25.0% and 10.0%) and both prefer the original (85.0% and 95.0% of pairs), so rtt (NLLB-200-distilled-600M; NLLB Team et al., 2024) produces detectable fluency loss even where it fails as a detection attack.</w:t>
+        <w:t xml:space="preserve">Fluency claims require discipline. The position-flip rate (how often a judge's fluency preference reverses when the same pair is shown in the opposite order) exceeds the pre-registered 30% reliability bound for the independent judge on para (42.5%), launder (57.5%), and launder_api (50.0%): a preference that flips with presentation order at near-chance rates is position noise, and no directional fluency claim is made from it. The conflicted cell illustrates why the second judge exists: Opus 5 judging launder_api pairs never prefers the original (0.0%, with a 0.0% flip rate), which is the pattern (Panickssery et al., 2024) predicts when a model grades its own output, and we discard the verdict rather than interpret it. The independent judge fails in the other documented direction, order sensitivity (Zheng et al., 2023), at 42.5% to 57.5% across three of four conditions, which is exactly what the pre-registered 30% bound was set to catch, and it caught it. For para, launder and launder_api the independent judge exceeded the pre-registered 30% position-flip bound, so no directional fluency conclusion is supported for those conditions in either direction, including "does not degrade". Round-trip translation is the contrast case: both judges' flip rates fall within the bound (25.0% and 10.0%) and both prefer the original (85.0% and 95.0% of pairs), so rtt (NLLB-200-distilled-600M; NLLB Team et al., 2024) produces detectable fluency loss even where it fails as a detection attack.</w:t>
       </w:r>
     </w:p>
     <w:p>
@@ -17546,7 +17555,7 @@
           <w:sz w:val="22"/>
           <w:szCs w:val="22"/>
         </w:rPr>
-        <w:t xml:space="preserve">5.2 A robustness–calibration trade-off</w:t>
+        <w:t xml:space="preserve">5.2 The best-calibrated scheme is the most fragile</w:t>
       </w:r>
     </w:p>
     <w:p>
@@ -17555,7 +17564,7 @@
         <w:jc w:val="both"/>
       </w:pPr>
       <w:r>
-        <w:t xml:space="preserve">No scheme dominates both axes. That a watermarking design buys one property at the cost of another is a documented pattern rather than a surprise: Pang et al. (2024) show that common design choices leave the resulting systems open to attack and derive fundamental trade-offs among robustness, utility and usability. The pair we measure, attack robustness against the behaviour of the null distribution on unwatermarked text, is not among theirs, and it is the pair a deployment has to price, because one axis governs how often the watermark is missed and the other how often an innocent writer is accused. SynthID (Dathathri et al., 2024) has by far the cleanest human-text null (standard deviation 0.003 on Turkish, 0.004 on English; zero config-threshold false positives on the 1500 Turkish windows), yet it is the most fragile under attack: all four Holm-significant prompt-level pairwise differences are against SynthID (rtt: EXP +0.479, p = 0.001 and KGW +0.281, p = 0.001; launder_api: EXP +0.240, p = 0.003 and KGW +0.177, p = 0.013), and under launder_api its AUROC falls to 0.747 with TPR 0.250 at the clean-calibrated threshold. The absolute half of that observation is not new: Han et al. (2025) report SynthID-Text degraded by meaning-preserving attacks including paraphrase and back-translation, and propose hybridizing it with a semantic scheme (Liu et al., 2024) as the remedy. What we add is the relative half, measured rather than asserted: at each scheme's own clean-calibrated threshold and with the prompt as the unit of analysis, SynthID is more fragile than both alternatives in every one of the four paired comparisons that survive Holm correction, and it is so on Turkish, where none of the three schemes had been measured. KGW is comparatively robust to attack but carries the inflated Turkish null of Section 4.3. EXP (Aaronson, 2023; Aaronson &amp; Kirchner, 2022) sits between them (KGW–EXP differences are not significant: p = 0.104 for rtt, p = 0.513 for launder_api), with the caveat that its fixed-length generation is a structural confound noted in Section 6. Choosing a watermark for Turkish is thus a trade-off between attack robustness and null calibration, and the scheme with the most trustworthy false-positive behaviour is the easiest to wash out.</w:t>
+        <w:t xml:space="preserve">No scheme dominates both axes. That a watermarking design buys one property at the cost of another is a documented pattern rather than a surprise: Pang et al. (2024) show that common design choices leave the resulting systems open to attack and derive fundamental trade-offs among robustness, utility and usability. The pair we measure, attack robustness against the behaviour of the null distribution on unwatermarked text, is not among theirs, and it is the pair a deployment has to price, because one axis governs how often the watermark is missed and the other how often an innocent writer is accused. The three detectors report statistics on different scales, so their raw standard deviations are not comparable and Section 3.3 forbids comparing them; the comparable quantity is the realized false-positive rate on human text at each scheme's own shipped threshold. On that measure SynthID (Dathathri et al., 2024) is the best behaved, flagging 0 of the 1500 Turkish windows (0.00%), against KGW's 3 (0.20%) and EXP's 13 (0.87%). Yet SynthID is the most fragile under attack: all four Holm-significant prompt-level pairwise differences are against SynthID (rtt: EXP +0.479, p = 0.001 and KGW +0.281, p = 0.001; launder_api: EXP +0.240, p = 0.003 and KGW +0.177, p = 0.013), and under launder_api its AUROC falls to 0.747 with TPR 0.250 at the clean-calibrated threshold. The absolute half of that observation is not new: Han et al. (2025) report SynthID-Text degraded by meaning-preserving attacks including paraphrase and back-translation, and propose hybridizing it with a semantic scheme (Liu et al., 2024) as the remedy. What we add is the relative half, measured rather than asserted: at each scheme's own clean-calibrated threshold and with the prompt as the unit of analysis, SynthID is more fragile than both alternatives in every one of the four paired comparisons that survive Holm correction, and it is so on Turkish, where none of the three schemes had been measured. KGW is comparatively robust to attack but carries the inflated Turkish null of Section 4.3. EXP (Aaronson, 2023; Aaronson &amp; Kirchner, 2022) sits between them (KGW–EXP differences are not significant: p = 0.104 for rtt, p = 0.513 for launder_api), with the caveat that its fixed-length generation is a structural confound noted in Section 6. Choosing a watermark for Turkish is thus a trade-off between attack robustness and null calibration, and the scheme with the most trustworthy false-positive behaviour is the easiest to wash out.</w:t>
       </w:r>
     </w:p>
     <w:p>
@@ -18171,7 +18180,7 @@
         <w:t xml:space="preserve">on the dual-use character of the laundering result.</w:t>
       </w:r>
       <w:r>
-        <w:t xml:space="preserve"> The paper reports a working attack that degrades all three watermark schemes while preserving meaning. The author judges publication to be the responsible course. The attack requires no watermark key, no knowledge of which scheme was used and no privileged access; it consists of asking a widely available commercial model to rewrite a text, and its measured cost over the entire corpus was USD 17.704. It is therefore already available to any adversary and confers no capability that publication creates. What publication does create is a measurement that defenders can act on: the threshold recalibration prescribed in Section 5.1 and the robustness–calibration trade-off of Section 5.2 cannot be acted upon by an operator who does not know the size of the effect. The attacked texts are released so that detection countermeasures can be evaluated against the same material; no defence is proposed here, and the paper says so.</w:t>
+        <w:t xml:space="preserve"> The paper reports a working attack that degrades all three watermark schemes while preserving meaning. The author judges publication to be the responsible course. The attack requires no watermark key, no knowledge of which scheme was used and no privileged access; it consists of asking a widely available commercial model to rewrite a text, and its measured cost over the entire corpus was USD 17.704. It is therefore already available to any adversary and confers no capability that publication creates. What publication does create is a measurement that defenders can act on: the threshold recalibration prescribed in Section 5.1 and the fragility pattern of Section 5.2 cannot be acted upon by an operator who does not know the size of the effect. The attacked texts are released so that detection countermeasures can be evaluated against the same material; no defence is proposed here, and the paper says so.</w:t>
       </w:r>
     </w:p>
     <w:p>
@@ -18495,7 +18504,7 @@
         <w:t xml:space="preserve">launder_api</w:t>
       </w:r>
       <w:r>
-        <w:t xml:space="preserve"> attack corpus (Section 3.2). Here the model is not a tool used to produce the paper but the adversary the paper measures: the external, stronger, closed-weight rewriter of the threat model. The generation settings, the measured cost (USD 17.704) and the raw laundered outputs are all in the release, so every detection score computed on those texts can be recomputed exactly. As Section 6 states, the attack generation itself may not be re-creatable against a future version of a closed commercial model, and the result is therefore reported as an existence demonstration rather than as a stable measurement of a fixed system.</w:t>
+        <w:t xml:space="preserve"> attack corpus (Section 3.2). Here the model is not a tool used to produce the paper but the adversary the paper measures: the external, closed-weight rewriter of the threat model (Section 3.2 declines to call it stronger, because no benchmark here licenses a capability ordering). The generation settings, the measured cost (USD 17.704) and the raw laundered outputs are all in the release, so every detection score computed on those texts can be recomputed exactly. As Section 6 states, the attack generation itself may not be re-creatable against a future version of a closed commercial model, and the result is therefore reported as an existence demonstration rather than as a stable measurement of a fixed system.</w:t>
       </w:r>
     </w:p>
     <w:p>
@@ -18987,6 +18996,26 @@
         <w:jc w:val="left"/>
       </w:pPr>
       <w:r>
+        <w:t xml:space="preserve">Liang, J., Wang, Z., Hong, S., Ji, S., &amp; Wang, T. (2025). Watermark under fire: A robustness evaluation of LLM watermarking. In </w:t>
+      </w:r>
+      <w:r>
+        <w:rPr>
+          <w:i/>
+          <w:iCs/>
+        </w:rPr>
+        <w:t xml:space="preserve">Findings of the Association for Computational Linguistics: EMNLP 2025</w:t>
+      </w:r>
+      <w:r>
+        <w:t xml:space="preserve"> (pp. 21050–21074). Association for Computational Linguistics. https://doi.org/10.18653/v1/2025.findings-emnlp.1148</w:t>
+      </w:r>
+    </w:p>
+    <w:p>
+      <w:pPr>
+        <w:spacing w:after="100" w:line="276"/>
+        <w:ind w:left="480" w:hanging="480"/>
+        <w:jc w:val="left"/>
+      </w:pPr>
+      <w:r>
         <w:t xml:space="preserve">Liu, A., Pan, L., Hu, X., Meng, S., &amp; Wen, L. (2024). A semantic invariant robust watermark for large language models. In </w:t>
       </w:r>
       <w:r>
@@ -19187,6 +19216,26 @@
         <w:jc w:val="left"/>
       </w:pPr>
       <w:r>
+        <w:t xml:space="preserve">Piet, J., Sitawarin, C., Fang, V., Mu, N., &amp; Wagner, D. (2025). Mark my words: Analyzing and evaluating language model watermarks. In </w:t>
+      </w:r>
+      <w:r>
+        <w:rPr>
+          <w:i/>
+          <w:iCs/>
+        </w:rPr>
+        <w:t xml:space="preserve">2025 IEEE Conference on Secure and Trustworthy Machine Learning (SaTML)</w:t>
+      </w:r>
+      <w:r>
+        <w:t xml:space="preserve">. IEEE.</w:t>
+      </w:r>
+    </w:p>
+    <w:p>
+      <w:pPr>
+        <w:spacing w:after="100" w:line="276"/>
+        <w:ind w:left="480" w:hanging="480"/>
+        <w:jc w:val="left"/>
+      </w:pPr>
+      <w:r>
         <w:t xml:space="preserve">Rust, P., Pfeiffer, J., Vulić, I., Ruder, S., &amp; Gurevych, I. (2021). How good is your tokenizer? On the monolingual performance of multilingual language models. In </w:t>
       </w:r>
       <w:r>
@@ -19218,6 +19267,26 @@
       </w:r>
       <w:r>
         <w:t xml:space="preserve">. https://openreview.net/forum?id=OOgsAZdFOt</w:t>
+      </w:r>
+    </w:p>
+    <w:p>
+      <w:pPr>
+        <w:spacing w:after="100" w:line="276"/>
+        <w:ind w:left="480" w:hanging="480"/>
+        <w:jc w:val="left"/>
+      </w:pPr>
+      <w:r>
+        <w:t xml:space="preserve">Tu, S., Sun, Y., Bai, Y., Yu, J., Hou, L., &amp; Li, J. (2024). WaterBench: Towards holistic evaluation of watermarks for large language models. In </w:t>
+      </w:r>
+      <w:r>
+        <w:rPr>
+          <w:i/>
+          <w:iCs/>
+        </w:rPr>
+        <w:t xml:space="preserve">Proceedings of the 62nd Annual Meeting of the Association for Computational Linguistics (Volume 1: Long Papers)</w:t>
+      </w:r>
+      <w:r>
+        <w:t xml:space="preserve"> (pp. 1517–1542). Association for Computational Linguistics. https://doi.org/10.18653/v1/2024.acl-long.83</w:t>
       </w:r>
     </w:p>
     <w:p>

--- a/paper/paper.docx
+++ b/paper/paper.docx
@@ -18360,7 +18360,7 @@
         <w:t xml:space="preserve">5c4f323</w:t>
       </w:r>
       <w:r>
-        <w:t xml:space="preserve"> (second register). Because the pre-registrations are commits rather than documents, their dates can be checked against the data files independently of anything the author asserts. The known limitations of the released resource are stated at its top level in </w:t>
+        <w:t xml:space="preserve"> (second register). We state precisely what this does and does not guarantee. The commit hashes bind the registered content cryptographically and fix its position in the history, so a reader can verify that no later commit silently altered a registration. The wall-clock dates are a different matter. The repository was first published on 2026-08-29 and archived at Zenodo on 2026-08-30, and those are third-party timestamps; but both postdate the data collection, so neither independently separates registration from data. The asserted dates of 2026-08-23 to 2026-08-25 rest on the author's local repository history, which an author can in principle rewrite before first publication. We report this rather than letting the phrase "pre-registered" carry more weight than the evidence supports, and future registrations in this line of work will be anchored to a third-party timestamp at the moment of registration. The known limitations of the released resource are stated at its top level in </w:t>
       </w:r>
       <w:r>
         <w:rPr>
@@ -18409,7 +18409,7 @@
         <w:t xml:space="preserve">DATA_LICENSE.md</w:t>
       </w:r>
       <w:r>
-        <w:t xml:space="preserve"> gives the per-path table, states which readings are contested and why the restrictive one was chosen, and explains how to assemble a commercially usable subset. It is the authoritative statement; the single-licence field of the archive record cannot express this structure.</w:t>
+        <w:t xml:space="preserve"> gives the per-path table, states which readings are contested and why the restrictive one was chosen, and explains how to assemble a commercially usable subset. It is the authoritative statement. The archive record's licence field is set to "Other (Open)" for this reason: no single identifier describes the deposit, and that field is not a blanket grant. Users must determine the applicable terms from the component they actually reuse.</w:t>
       </w:r>
     </w:p>
     <w:p>

--- a/paper/paper.docx
+++ b/paper/paper.docx
@@ -54,7 +54,7 @@
         <w:jc w:val="both"/>
       </w:pPr>
       <w:r>
-        <w:t xml:space="preserve">Statistical watermarks for large language model (LLM) output are designed and evaluated predominantly on English. We measure three schemes (KGW, EXP, SynthID) on Turkish with MarkLLM and Qwen3-14B: 384 generated texts under ten removal attacks, a pre-registered false-positive study on 4,000 human windows, and a two-judge meaning-preservation study. First, KGW's detector is miscalibrated on human text: its null standard deviation is 1.479 in Turkish against a theoretical 1, and the shipped z = 4 threshold gives 3 exceedances in 1,500 windows, about 63 times nominal (exact interval 13 to 184). The inflation holds across eight keys though the tail count does not (3 to 143), and it is not Turkish-specific: English shows the same tail count, and at matched token length the two are indistinguishable. Turkish contributes exposure, not mechanism: its subword fertility turns a given reading length into twice as many tokens, and inflation grows with tokens scored. Second, the best-behaved detector is the most fragile: at its own shipped threshold SynthID falsely flags none of the 1,500 human windows against KGW's 3 and EXP's 13, yet loses the most AUROC under both headline attacks. With three schemes this is an observed pattern, not an established trade-off. Third, laundering through an external LLM is the only attack that both degrades detection for all three schemes and preserves meaning, though meaning was judged on KGW text. A planned morphological attack did not fire; we report it with its coverage and release the corpus, scores and judge annotations as a benchmark.</w:t>
+        <w:t xml:space="preserve">Statistical watermarks for large language model (LLM) output are designed and evaluated predominantly on English. We measure three schemes (KGW, EXP, SynthID) on Turkish with MarkLLM and Qwen3-14B: 384 generated texts under ten removal attacks, a pre-registered false-positive study on 4,000 human windows, and a two-judge meaning-preservation study. First, KGW's detector is miscalibrated on human text: its null standard deviation is 1.479 against a theoretical 1, and the shipped z = 4 threshold gives 3 exceedances in 1,500 windows, about 63 times nominal (exact interval 13 to 184). The inflation holds across eight keys though the tail count does not (3 to 143), and it is not Turkish-specific: English shows the same tail count, and at matched token length the two are indistinguishable. Turkish contributes exposure, not mechanism: its subword fertility turns a given reading length into twice as many tokens, and inflation grows with tokens scored. Second, the best-behaved detector is the most fragile: at its own shipped threshold SynthID flags none of the 1,500 human windows against KGW's 3 and EXP's 13, yet loses the most AUROC under both attacks. With three schemes this is an observed pattern, not a trade-off. Third, laundering through an external LLM is the only attack that both degrades detection for all three schemes and preserves meaning, though meaning was judged on KGW text. A planned morphological attack did not fire; we report it with its coverage and release the corpus, scores and judge annotations.</w:t>
       </w:r>
     </w:p>
     <w:p>
@@ -112,7 +112,7 @@
         <w:jc w:val="both"/>
       </w:pPr>
       <w:r>
-        <w:t xml:space="preserve">This paper reports a pilot-scale but tightly instrumented measurement of the three schemes on Turkish. Using MarkLLM (Pan et al., 2024) at a fixed commit (c45ddc40) with Qwen3-14B (Yang et al., 2025) as generator, we build a corpus of 24 Turkish prompts × 4 seeds × {no watermark, KGW, EXP, SynthID} = 384 texts and subject it to ten removal attacks: diacritic stripping at two intensities, two morphological-transform variants built on the zeyrek analyzer (Bulat, 2022) together with their diacritic combinations, round-trip translation through English with NLLB (NLLB Team et al., 2024), self-paraphrase and self-laundering by the generator itself, and laundering through an external, closed-weight LLM outside the defender's control (Claude Opus 5). Two studies were pre-registered before their data were collected: S1 measures false-positive rates on 1,500 Turkish and 1,500 English human-written Wikipedia excerpts (Wikimedia Foundation, 2023a) (commit 8f8df72), and S2 measures whether attacks preserve meaning, using two LLM judges from different model families, blind calibration pairs, and a decision rule declared before the run (commit cbcb988); corpus acceptance thresholds were fixed before Phase 1. The measurement protocol takes the corpus's dependence structure seriously: because EXP is deterministic given prompt and key, its four seeds are not independent replicates, so all confidence intervals are prompt-clustered bootstrap intervals (effective n = 24 prompts); for degenerate AUROC = 1.000 cells we report counted separation, its margin, and an exact permutation p-value rather than the Clopper–Pearson bound an earlier version of this analysis used and Section 3.3 withdraws; and we report the full realized false-positive table rather than assuming that a threshold calibrated on clean negatives keeps its nominal rate under attack.</w:t>
+        <w:t xml:space="preserve">This paper reports a pilot-scale but tightly instrumented measurement of the three schemes on Turkish. Using MarkLLM (Pan et al., 2024) at a fixed commit (c45ddc40) with Qwen3-14B (Yang et al., 2025) as generator, we build a corpus of 24 Turkish prompts × 4 seeds × {no watermark, KGW, EXP, SynthID} = 384 texts and subject it to ten removal attacks: diacritic stripping at two intensities, two morphological-transform variants built on the zeyrek analyzer (Bulat, 2022) together with their diacritic combinations, round-trip translation through English with NLLB (NLLB Team et al., 2024), self-paraphrase and self-laundering by the generator itself, and laundering through an external, closed-weight LLM outside the defender's control (Claude Opus 5). Two studies were pre-registered before their data were collected. We use that term in a specific and limited sense throughout, and Section 7 gives the full statement: the hypotheses, protocol and decision rule were committed to version control before the corresponding data existed, and the commit hashes bind their content and ordering, but no independent third-party timestamp anchors the dates, so this is not a registry entry in the sense the term carries in clinical or psychological research. The two studies are: S1 measures false-positive rates on 1,500 Turkish and 1,500 English human-written Wikipedia excerpts (Wikimedia Foundation, 2023a) (commit 8f8df72), and S2 measures whether attacks preserve meaning, using two LLM judges from different model families, blind calibration pairs, and a decision rule declared before the run (commit cbcb988); corpus acceptance thresholds were fixed before Phase 1. The measurement protocol takes the corpus's dependence structure seriously: because EXP is deterministic given prompt and key, its four seeds are not independent replicates, so all confidence intervals are prompt-clustered bootstrap intervals (effective n = 24 prompts); for degenerate AUROC = 1.000 cells we report counted separation, its margin, and an exact permutation p-value rather than the Clopper–Pearson bound an earlier version of this analysis used and Section 3.3 withdraws; and we report the full realized false-positive table rather than assuming that a threshold calibrated on clean negatives keeps its nominal rate under attack.</w:t>
       </w:r>
     </w:p>
     <w:p>
@@ -1259,7 +1259,7 @@
         <w:jc w:val="both"/>
       </w:pPr>
       <w:r>
-        <w:t xml:space="preserve">In place of that bound we report the separation directly, counted rather than assumed (Table 3). In all eleven degenerate cells every one of the 24 prompt clusters separates completely, and separation also holds globally: the lowest watermarked statistic exceeds the highest of the 96 clean negatives. We report the width of that gap in units of the negative standard deviation, because it differs by nearly two orders of magnitude across schemes and reporting the cells as interchangeable would obscure that. The margin is 53.23 negative standard deviations for EXP on clean text but only 0.74 for KGW, so KGW's perfect separation is far more precarious than EXP's even though both round to AUROC 1.000. Finally, we give an exact test. Because EXP is deterministic given prompt and key, its four watermarked scores within a prompt carry one outcome rather than four, so we take the prompt as the unit here as we do elsewhere: each prompt yields one binary outcome, whether its watermarked scores separate from the clean pool. All 24 prompts separate, and a one-sided exact sign test gives p = 2⁻²⁴ = 5.96 × 10⁻⁸. A within-prompt label-exchangeability test would treat the four scores as exchangeable units and return 10⁻⁴⁴·³, but that assumption is not defensible for a deterministic scheme, and we report the weaker and more defensible number.</w:t>
+        <w:t xml:space="preserve">In place of that bound we report the separation directly, counted rather than assumed (Table 3). In all eleven degenerate cells every one of the 24 prompt clusters separates completely, and separation also holds globally: the lowest watermarked statistic exceeds the highest of the 96 clean negatives. We report the width of that gap in units of the negative standard deviation, because it differs by nearly two orders of magnitude across schemes and reporting the cells as interchangeable would obscure that. The margin is 53.23 negative standard deviations for EXP on clean text but only 0.74 for KGW, so KGW's perfect separation is far more precarious than EXP's even though both round to AUROC 1.000. We attach no p-value to this separation, and the reason is worth stating because two earlier versions of this analysis did. A within-prompt label-exchangeability test gives 10⁻⁴⁴·³, but exchangeability is not defensible for a scheme whose four seeds are deterministic. Treating each prompt as one binary outcome and applying a sign test gives 2⁻²⁴, but that is arithmetic rather than a test: the per-prompt success probability of 0.5 is not derived from the design, and every prompt is compared against the same data-dependent comparator, the maximum of the pooled clean negatives, so the 24 outcomes share a common random component and cannot be multiplied. We therefore report the separation descriptively: the count of separated clusters, the margin in units of the negative standard deviation, and the underlying score distributions. A valid inferential test here would have to permute labels at a unit whose exchangeability can be argued and recompute the comparator inside every permutation; we did not run one, and we prefer a strong description to a p-value we cannot defend.</w:t>
       </w:r>
     </w:p>
     <w:p>
@@ -2683,7 +2683,7 @@
           <w:sz w:val="17"/>
           <w:szCs w:val="17"/>
         </w:rPr>
-        <w:t xml:space="preserve"> Complete separation in the eleven cells with AUROC 1.000, replacing the withdrawn Clopper-Pearson bound. Clusters are the 24 prompts; a cluster is counted as separated only if every watermarked score in it exceeds the maximum of all 96 clean negatives. Margin is that gap in units of the negative standard deviation. The p-value is a one-sided exact sign test over the 24 prompt-level outcomes (2⁻²⁴), taking the prompt as the unit as elsewhere in the paper; a within-prompt exchangeability test would give a far smaller number on an assumption we decline to make for a deterministic scheme (Section 3.3).</w:t>
+        <w:t xml:space="preserve"> Complete separation in the eleven cells with AUROC 1.000, replacing the withdrawn Clopper-Pearson bound. Clusters are the 24 prompts; a cluster is counted as separated only if every watermarked score in it exceeds the maximum of all 96 clean negatives. Margin is that gap in units of the negative standard deviation. "Global separation" records whether the lowest watermarked score in the cell exceeds the maximum of all 96 clean negatives. No p-value is attached: as Section 3.3 explains, the 24 cluster outcomes are compared against a single data-dependent comparator and cannot be treated as independent Bernoulli trials.</w:t>
       </w:r>
     </w:p>
     <w:tbl>
@@ -2831,7 +2831,7 @@
           <w:p>
             <w:pPr>
               <w:spacing w:after="0"/>
-              <w:jc w:val="right"/>
+              <w:jc w:val="left"/>
             </w:pPr>
             <w:r>
               <w:rPr>
@@ -2840,7 +2840,7 @@
                 <w:sz w:val="17"/>
                 <w:szCs w:val="17"/>
               </w:rPr>
-              <w:t xml:space="preserve">Exact sign-test p</w:t>
+              <w:t xml:space="preserve">Global separation</w:t>
             </w:r>
           </w:p>
         </w:tc>
@@ -2958,14 +2958,14 @@
           <w:p>
             <w:pPr>
               <w:spacing w:after="0"/>
-              <w:jc w:val="right"/>
-            </w:pPr>
-            <w:r>
-              <w:rPr>
-                <w:sz w:val="17"/>
-                <w:szCs w:val="17"/>
-              </w:rPr>
-              <w:t xml:space="preserve">5.96 × 10^-8</w:t>
+              <w:jc w:val="left"/>
+            </w:pPr>
+            <w:r>
+              <w:rPr>
+                <w:sz w:val="17"/>
+                <w:szCs w:val="17"/>
+              </w:rPr>
+              <w:t xml:space="preserve">yes</w:t>
             </w:r>
           </w:p>
         </w:tc>
@@ -3083,14 +3083,14 @@
           <w:p>
             <w:pPr>
               <w:spacing w:after="0"/>
-              <w:jc w:val="right"/>
-            </w:pPr>
-            <w:r>
-              <w:rPr>
-                <w:sz w:val="17"/>
-                <w:szCs w:val="17"/>
-              </w:rPr>
-              <w:t xml:space="preserve">5.96 × 10^-8</w:t>
+              <w:jc w:val="left"/>
+            </w:pPr>
+            <w:r>
+              <w:rPr>
+                <w:sz w:val="17"/>
+                <w:szCs w:val="17"/>
+              </w:rPr>
+              <w:t xml:space="preserve">yes</w:t>
             </w:r>
           </w:p>
         </w:tc>
@@ -3208,14 +3208,14 @@
           <w:p>
             <w:pPr>
               <w:spacing w:after="0"/>
-              <w:jc w:val="right"/>
-            </w:pPr>
-            <w:r>
-              <w:rPr>
-                <w:sz w:val="17"/>
-                <w:szCs w:val="17"/>
-              </w:rPr>
-              <w:t xml:space="preserve">5.96 × 10^-8</w:t>
+              <w:jc w:val="left"/>
+            </w:pPr>
+            <w:r>
+              <w:rPr>
+                <w:sz w:val="17"/>
+                <w:szCs w:val="17"/>
+              </w:rPr>
+              <w:t xml:space="preserve">yes</w:t>
             </w:r>
           </w:p>
         </w:tc>
@@ -3333,14 +3333,14 @@
           <w:p>
             <w:pPr>
               <w:spacing w:after="0"/>
-              <w:jc w:val="right"/>
-            </w:pPr>
-            <w:r>
-              <w:rPr>
-                <w:sz w:val="17"/>
-                <w:szCs w:val="17"/>
-              </w:rPr>
-              <w:t xml:space="preserve">5.96 × 10^-8</w:t>
+              <w:jc w:val="left"/>
+            </w:pPr>
+            <w:r>
+              <w:rPr>
+                <w:sz w:val="17"/>
+                <w:szCs w:val="17"/>
+              </w:rPr>
+              <w:t xml:space="preserve">yes</w:t>
             </w:r>
           </w:p>
         </w:tc>
@@ -3458,14 +3458,14 @@
           <w:p>
             <w:pPr>
               <w:spacing w:after="0"/>
-              <w:jc w:val="right"/>
-            </w:pPr>
-            <w:r>
-              <w:rPr>
-                <w:sz w:val="17"/>
-                <w:szCs w:val="17"/>
-              </w:rPr>
-              <w:t xml:space="preserve">5.96 × 10^-8</w:t>
+              <w:jc w:val="left"/>
+            </w:pPr>
+            <w:r>
+              <w:rPr>
+                <w:sz w:val="17"/>
+                <w:szCs w:val="17"/>
+              </w:rPr>
+              <w:t xml:space="preserve">yes</w:t>
             </w:r>
           </w:p>
         </w:tc>
@@ -3583,14 +3583,14 @@
           <w:p>
             <w:pPr>
               <w:spacing w:after="0"/>
-              <w:jc w:val="right"/>
-            </w:pPr>
-            <w:r>
-              <w:rPr>
-                <w:sz w:val="17"/>
-                <w:szCs w:val="17"/>
-              </w:rPr>
-              <w:t xml:space="preserve">5.96 × 10^-8</w:t>
+              <w:jc w:val="left"/>
+            </w:pPr>
+            <w:r>
+              <w:rPr>
+                <w:sz w:val="17"/>
+                <w:szCs w:val="17"/>
+              </w:rPr>
+              <w:t xml:space="preserve">yes</w:t>
             </w:r>
           </w:p>
         </w:tc>
@@ -3708,14 +3708,14 @@
           <w:p>
             <w:pPr>
               <w:spacing w:after="0"/>
-              <w:jc w:val="right"/>
-            </w:pPr>
-            <w:r>
-              <w:rPr>
-                <w:sz w:val="17"/>
-                <w:szCs w:val="17"/>
-              </w:rPr>
-              <w:t xml:space="preserve">5.96 × 10^-8</w:t>
+              <w:jc w:val="left"/>
+            </w:pPr>
+            <w:r>
+              <w:rPr>
+                <w:sz w:val="17"/>
+                <w:szCs w:val="17"/>
+              </w:rPr>
+              <w:t xml:space="preserve">yes</w:t>
             </w:r>
           </w:p>
         </w:tc>
@@ -3833,14 +3833,14 @@
           <w:p>
             <w:pPr>
               <w:spacing w:after="0"/>
-              <w:jc w:val="right"/>
-            </w:pPr>
-            <w:r>
-              <w:rPr>
-                <w:sz w:val="17"/>
-                <w:szCs w:val="17"/>
-              </w:rPr>
-              <w:t xml:space="preserve">5.96 × 10^-8</w:t>
+              <w:jc w:val="left"/>
+            </w:pPr>
+            <w:r>
+              <w:rPr>
+                <w:sz w:val="17"/>
+                <w:szCs w:val="17"/>
+              </w:rPr>
+              <w:t xml:space="preserve">yes</w:t>
             </w:r>
           </w:p>
         </w:tc>
@@ -3958,14 +3958,14 @@
           <w:p>
             <w:pPr>
               <w:spacing w:after="0"/>
-              <w:jc w:val="right"/>
-            </w:pPr>
-            <w:r>
-              <w:rPr>
-                <w:sz w:val="17"/>
-                <w:szCs w:val="17"/>
-              </w:rPr>
-              <w:t xml:space="preserve">5.96 × 10^-8</w:t>
+              <w:jc w:val="left"/>
+            </w:pPr>
+            <w:r>
+              <w:rPr>
+                <w:sz w:val="17"/>
+                <w:szCs w:val="17"/>
+              </w:rPr>
+              <w:t xml:space="preserve">yes</w:t>
             </w:r>
           </w:p>
         </w:tc>
@@ -4083,14 +4083,14 @@
           <w:p>
             <w:pPr>
               <w:spacing w:after="0"/>
-              <w:jc w:val="right"/>
-            </w:pPr>
-            <w:r>
-              <w:rPr>
-                <w:sz w:val="17"/>
-                <w:szCs w:val="17"/>
-              </w:rPr>
-              <w:t xml:space="preserve">5.96 × 10^-8</w:t>
+              <w:jc w:val="left"/>
+            </w:pPr>
+            <w:r>
+              <w:rPr>
+                <w:sz w:val="17"/>
+                <w:szCs w:val="17"/>
+              </w:rPr>
+              <w:t xml:space="preserve">yes</w:t>
             </w:r>
           </w:p>
         </w:tc>
@@ -4208,14 +4208,14 @@
           <w:p>
             <w:pPr>
               <w:spacing w:after="0"/>
-              <w:jc w:val="right"/>
-            </w:pPr>
-            <w:r>
-              <w:rPr>
-                <w:sz w:val="17"/>
-                <w:szCs w:val="17"/>
-              </w:rPr>
-              <w:t xml:space="preserve">5.96 × 10^-8</w:t>
+              <w:jc w:val="left"/>
+            </w:pPr>
+            <w:r>
+              <w:rPr>
+                <w:sz w:val="17"/>
+                <w:szCs w:val="17"/>
+              </w:rPr>
+              <w:t xml:space="preserve">yes</w:t>
             </w:r>
           </w:p>
         </w:tc>
@@ -18271,10 +18271,32 @@
           <w:sz w:val="18"/>
           <w:szCs w:val="18"/>
         </w:rPr>
+        <w:t xml:space="preserve">v1.2.0-paper</w:t>
+      </w:r>
+      <w:r>
+        <w:t xml:space="preserve">, which freezes the exact code, data and manuscript state from which every reported number was produced. That release is archived at Zenodo and is reached through the concept DOI 10.5281/zenodo.22168552 (&lt;https://doi.org/10.5281/zenodo.22168552&gt;), which resolves to the most recent version and lists the version DOI of each. Readers reproducing this article should take the version tagged </w:t>
+      </w:r>
+      <w:r>
+        <w:rPr>
+          <w:rFonts w:ascii="Consolas" w:cs="Consolas" w:eastAsia="Consolas" w:hAnsi="Consolas"/>
+          <w:sz w:val="18"/>
+          <w:szCs w:val="18"/>
+        </w:rPr>
+        <w:t xml:space="preserve">v1.2.0-paper</w:t>
+      </w:r>
+      <w:r>
+        <w:t xml:space="preserve">. An earlier release, </w:t>
+      </w:r>
+      <w:r>
+        <w:rPr>
+          <w:rFonts w:ascii="Consolas" w:cs="Consolas" w:eastAsia="Consolas" w:hAnsi="Consolas"/>
+          <w:sz w:val="18"/>
+          <w:szCs w:val="18"/>
+        </w:rPr>
         <w:t xml:space="preserve">v1.1.0-paper</w:t>
       </w:r>
       <w:r>
-        <w:t xml:space="preserve">, which freezes the exact code and data state from which every reported number was produced. An archived snapshot of that release is deposited at Zenodo under DOI 10.5281/zenodo.22168553 (&lt;https://doi.org/10.5281/zenodo.22168553&gt;). That DOI names this specific release; the concept DOI 10.5281/zenodo.22168552 always resolves to the latest version.</w:t>
+        <w:t xml:space="preserve"> (10.5281/zenodo.22168553), predates the corrections described in Section 3.3 and the reference revisions, and is superseded; we record it here rather than deleting it, because it has a DOI and a DOI should not silently change what it points to.</w:t>
       </w:r>
     </w:p>
     <w:p>
@@ -18642,20 +18664,6 @@
         <w:jc w:val="left"/>
       </w:pPr>
       <w:r>
-        <w:rPr>
-          <w:i/>
-          <w:iCs/>
-        </w:rPr>
-        <w:t xml:space="preserve">(Bibliographic identity of every entry verified against OpenAlex/Crossref on 2026-08-25; record: `paper/citation_verification.json`.)</w:t>
-      </w:r>
-    </w:p>
-    <w:p>
-      <w:pPr>
-        <w:spacing w:after="100" w:line="276"/>
-        <w:ind w:left="480" w:hanging="480"/>
-        <w:jc w:val="left"/>
-      </w:pPr>
-      <w:r>
         <w:t xml:space="preserve">Aaronson, S. (2023, August 17). </w:t>
       </w:r>
       <w:r>
@@ -19216,7 +19224,7 @@
         <w:jc w:val="left"/>
       </w:pPr>
       <w:r>
-        <w:t xml:space="preserve">Piet, J., Sitawarin, C., Fang, V., Mu, N., &amp; Wagner, D. (2025). Mark my words: Analyzing and evaluating language model watermarks. In </w:t>
+        <w:t xml:space="preserve">Piet, J., Sitawarin, C., Fang, V., Mu, N., &amp; Wagner, D. (2025). MARKMyWORDS: Analyzing and evaluating language model watermarks. In </w:t>
       </w:r>
       <w:r>
         <w:rPr>
@@ -19226,7 +19234,7 @@
         <w:t xml:space="preserve">2025 IEEE Conference on Secure and Trustworthy Machine Learning (SaTML)</w:t>
       </w:r>
       <w:r>
-        <w:t xml:space="preserve">. IEEE.</w:t>
+        <w:t xml:space="preserve"> (pp. 68–91). IEEE. https://doi.org/10.1109/SaTML64287.2025.00012</w:t>
       </w:r>
     </w:p>
     <w:p>

--- a/paper/paper.docx
+++ b/paper/paper.docx
@@ -54,7 +54,7 @@
         <w:jc w:val="both"/>
       </w:pPr>
       <w:r>
-        <w:t xml:space="preserve">Statistical watermarks for large language model (LLM) output are designed and evaluated predominantly on English. We measure three schemes (KGW, EXP, SynthID) on Turkish with MarkLLM and Qwen3-14B: 384 generated texts under ten removal attacks, a pre-registered false-positive study on 4,000 human windows, and a two-judge meaning-preservation study. First, KGW's detector is miscalibrated on human text: its null standard deviation is 1.479 against a theoretical 1, and the shipped z = 4 threshold gives 3 exceedances in 1,500 windows, about 63 times nominal (exact interval 13 to 184). The inflation holds across eight keys though the tail count does not (3 to 143), and it is not Turkish-specific: English shows the same tail count, and at matched token length the two are indistinguishable. Turkish contributes exposure, not mechanism: its subword fertility turns a given reading length into twice as many tokens, and inflation grows with tokens scored. Second, the best-behaved detector is the most fragile: at its own shipped threshold SynthID flags none of the 1,500 human windows against KGW's 3 and EXP's 13, yet loses the most AUROC under both attacks. With three schemes this is an observed pattern, not a trade-off. Third, laundering through an external LLM is the only attack that both degrades detection for all three schemes and preserves meaning, though meaning was judged on KGW text. A planned morphological attack did not fire; we report it with its coverage and release the corpus, scores and judge annotations.</w:t>
+        <w:t xml:space="preserve">Statistical watermarks for large language model (LLM) output are evaluated predominantly on English. We measure three schemes (KGW, EXP, SynthID) on Turkish with MarkLLM and Qwen3-14B: 384 generated texts under ten removal attacks, a pre-registered false-positive study on 4,000 windows of human-written encyclopedic and older literary prose, and a two-judge meaning-preservation study. First, KGW's detector is miscalibrated on that human text: its null standard deviation is 1.479 against a theoretical 1, and the shipped z = 4 threshold gives 3 exceedances in 1,500 windows, about 63 times nominal (exact interval 13 to 184). The inflation holds across eight keys though the tail count does not (3 to 143), and it is not Turkish-specific: English shows the same tail count, and at matched token length we detect no difference. Turkish contributes exposure, not mechanism: its subword fertility doubles the tokens a given reading length becomes, and inflation grows with tokens scored. Second, the detector flagging the fewest human windows is the most fragile: at its shipped threshold SynthID flags none of 1,500 against KGW's 3 and EXP's 13, yet loses the most AUROC under attack. With three schemes this is an observed pattern, not a trade-off. Third, laundering through an external LLM is the only attack degrading detection for all three schemes while LLM judges rated meaning preserved, though only KGW-arm pairs were judged. A planned morphological attack did not fire; we report its coverage and release corpus, scores and annotations.</w:t>
       </w:r>
     </w:p>
     <w:p>
@@ -112,7 +112,7 @@
         <w:jc w:val="both"/>
       </w:pPr>
       <w:r>
-        <w:t xml:space="preserve">This paper reports a pilot-scale but tightly instrumented measurement of the three schemes on Turkish. Using MarkLLM (Pan et al., 2024) at a fixed commit (c45ddc40) with Qwen3-14B (Yang et al., 2025) as generator, we build a corpus of 24 Turkish prompts × 4 seeds × {no watermark, KGW, EXP, SynthID} = 384 texts and subject it to ten removal attacks: diacritic stripping at two intensities, two morphological-transform variants built on the zeyrek analyzer (Bulat, 2022) together with their diacritic combinations, round-trip translation through English with NLLB (NLLB Team et al., 2024), self-paraphrase and self-laundering by the generator itself, and laundering through an external, closed-weight LLM outside the defender's control (Claude Opus 5). Two studies were pre-registered before their data were collected. We use that term in a specific and limited sense throughout, and Section 7 gives the full statement: the hypotheses, protocol and decision rule were committed to version control before the corresponding data existed, and the commit hashes bind their content and ordering, but no independent third-party timestamp anchors the dates, so this is not a registry entry in the sense the term carries in clinical or psychological research. The two studies are: S1 measures false-positive rates on 1,500 Turkish and 1,500 English human-written Wikipedia excerpts (Wikimedia Foundation, 2023a) (commit 8f8df72), and S2 measures whether attacks preserve meaning, using two LLM judges from different model families, blind calibration pairs, and a decision rule declared before the run (commit cbcb988); corpus acceptance thresholds were fixed before Phase 1. The measurement protocol takes the corpus's dependence structure seriously: because EXP is deterministic given prompt and key, its four seeds are not independent replicates, so all confidence intervals are prompt-clustered bootstrap intervals (effective n = 24 prompts); for degenerate AUROC = 1.000 cells we report counted separation, its margin, and an exact permutation p-value rather than the Clopper–Pearson bound an earlier version of this analysis used and Section 3.3 withdraws; and we report the full realized false-positive table rather than assuming that a threshold calibrated on clean negatives keeps its nominal rate under attack.</w:t>
+        <w:t xml:space="preserve">This paper reports a pilot-scale but tightly instrumented measurement of the three schemes on Turkish. Using MarkLLM (Pan et al., 2024) at a fixed commit (c45ddc40) with Qwen3-14B (Yang et al., 2025) as generator, we build a corpus of 24 Turkish prompts × 4 seeds × {no watermark, KGW, EXP, SynthID} = 384 texts and subject it to ten removal attacks: diacritic stripping at two intensities, two morphological-transform variants built on the zeyrek analyzer (Bulat, 2022) together with their diacritic combinations, round-trip translation through English with NLLB (NLLB Team et al., 2024), self-paraphrase and self-laundering by the generator itself, and laundering through an external, closed-weight LLM outside the defender's control (Claude Opus 5). Two studies were pre-registered before their data were collected. We use that term in a specific and limited sense throughout, and Section 7 gives the full statement: the hypotheses, protocol and decision rule were committed to version control before the corresponding data existed, and the commit hashes bind their content and ordering, but no independent third-party timestamp anchors the dates, so this is not a registry entry in the sense the term carries in clinical or psychological research. The two studies are: S1 measures false-positive rates on 1,500 Turkish and 1,500 English human-written Wikipedia excerpts (Wikimedia Foundation, 2023a) (commit 8f8df72), and S2 measures whether attacks preserve meaning, using two LLM judges from different model families, blind calibration pairs, and a decision rule declared before the run (commit cbcb988); corpus acceptance thresholds were fixed before Phase 1. The measurement protocol takes the corpus's dependence structure seriously: because EXP is deterministic given prompt and key, its four seeds are not independent replicates, so all confidence intervals are prompt-clustered bootstrap intervals (effective n = 24 prompts); for degenerate AUROC = 1.000 cells we report counted separation and its margin descriptively, attaching no p-value or confidence bound, and Section 3.3 explains which three inferential treatments we withdrew and why; and we report the full realized false-positive table rather than assuming that a threshold calibrated on clean negatives keeps its nominal rate under attack.</w:t>
       </w:r>
     </w:p>
     <w:p>
@@ -121,7 +121,7 @@
         <w:jc w:val="both"/>
       </w:pPr>
       <w:r>
-        <w:t xml:space="preserve">The headline finding is a calibration failure. On human Turkish, the KGW null standard deviation is 1.479 against a theoretical value of 1; at the shipped z = 4 threshold, 3 of 1,500 Turkish excerpts cross the line, an empirical false-positive rate of 0.002 or approximately 63× the nominal 3.17 × 10⁻⁵, with an exact binomial interval spanning 13× to 184×. Two of the three pre-registered S1 hypotheses are confirmed. The third, which attributed the inflation to Turkish rather than to English, does not survive a control for sequence length that we added after pre-registration and that we report in full: matched on tokens rather than words, the two languages are indistinguishable, and the inflation tracks how many tokens are scored. Turkish still matters in deployment, because its subword fertility turns a given reading length into roughly twice as many tokens, but it worsens a failure common to both languages instead of creating a Turkish-specific one. An exploratory analysis further indicates that thresholds calibrated on model-generated negatives do not transfer to human text: EXP's model-calibrated 1% threshold yields a 7.4% false-positive rate on human Turkish. The second finding is a fragility pattern: SynthID falsely flags none of the 1,500 human Turkish windows at its own shipped threshold, fewer than KGW (3) or EXP (13), yet is the most fragile scheme under attack, with AUROC 0.816 under round-trip translation and 0.747 under external laundering, and is significantly more fragile than KGW or EXP in 4 of 6 Holm-corrected paired comparisons. The third finding is the laundering attack: rewriting watermarked text through an external model outside the defender's control is the only attack that satisfies the pre-declared success rule (ΔAUROC &gt; 0.05 with meaning preserved by both judges) for all three schemes, dropping AUROC to 0.917 (KGW), 0.863 (EXP), and 0.747 (SynthID), and the true-positive rate at the clean-calibrated threshold to 0.427, 0.490, and 0.250. Averaged over schemes, laundering removes 0.158 AUROC versus 0.091 for round-trip translation, at a measured API cost of USD 17.704 for the attack corpus.</w:t>
+        <w:t xml:space="preserve">The headline finding is a calibration failure. On human Turkish, the KGW null standard deviation is 1.479 against a theoretical value of 1; at the shipped z = 4 threshold, 3 of 1,500 Turkish excerpts cross the line, an empirical false-positive rate of 0.002 or approximately 63× the nominal 3.17 × 10⁻⁵, with an exact binomial interval spanning 13× to 184×. Two of the three pre-registered S1 hypotheses are confirmed. The third, which attributed the inflation to Turkish rather than to English, does not survive a control for sequence length that we added after pre-registration and that we report in full: matched on tokens rather than words, no Turkish–English difference is detected at the token budgets we evaluated, and the inflation tracks how many tokens are scored. Turkish still matters in deployment, because its subword fertility turns a given reading length into roughly twice as many tokens, but it worsens a failure common to both languages instead of creating a Turkish-specific one. An exploratory analysis further indicates that thresholds calibrated on model-generated negatives do not transfer to human text: EXP's model-calibrated 1% threshold yields a 7.4% false-positive rate on human Turkish. The second finding is a fragility pattern: SynthID falsely flags none of the 1,500 human Turkish windows at its own shipped threshold, fewer than KGW (3) or EXP (13), yet is the most fragile scheme under attack, with AUROC 0.816 under round-trip translation and 0.747 under external laundering, and is significantly more fragile than KGW or EXP in 4 of 6 Holm-corrected paired comparisons. The third finding is the laundering attack: rewriting watermarked text through an external model outside the defender's control is the only attack that satisfies the pre-declared success rule (ΔAUROC &gt; 0.05 with meaning preserved by both judges) for all three schemes, dropping AUROC to 0.917 (KGW), 0.863 (EXP), and 0.747 (SynthID), and the true-positive rate at the clean-calibrated threshold to 0.427, 0.490, and 0.250. Averaged over schemes, laundering removes 0.158 AUROC versus 0.091 for round-trip translation, at a measured API cost of USD 17.704 for the attack corpus.</w:t>
       </w:r>
     </w:p>
     <w:p>
@@ -219,7 +219,7 @@
         <w:t xml:space="preserve">A documented negative result and a disciplined measurement protocol.</w:t>
       </w:r>
       <w:r>
-        <w:t xml:space="preserve"> The planned Turkish morphological attack does not fire on formal-register model output (1.1 edits per text on average; 60.4% of texts unchanged; ΔAUROC 0.000), and the morph_v1 per-edit slope is retracted after robustness testing. Every reported number regenerates from data via code; confidence intervals are prompt-clustered; degenerate cells report counted separation with an exact permutation p-value; exploratory observations are labeled as exploratory; and where a later control overturned a pre-registered conclusion we report the reversal rather than the original.</w:t>
+        <w:t xml:space="preserve"> The planned Turkish morphological attack does not fire on formal-register model output (1.1 edits per text on average; 60.4% of texts unchanged; ΔAUROC 0.000), and the morph_v1 per-edit slope is retracted after robustness testing. Every reported number regenerates from data via code; confidence intervals are prompt-clustered; degenerate cells report counted separation descriptively, with no p-value attached; exploratory observations are labeled as exploratory; and where a later control overturned a pre-registered conclusion we report the reversal rather than the original.</w:t>
       </w:r>
     </w:p>
     <w:p>
@@ -252,7 +252,17 @@
         <w:jc w:val="both"/>
       </w:pPr>
       <w:r>
-        <w:t xml:space="preserve">Watermark evaluation already has benchmarks, and this paper is not the first. WaterBench (Tu et al., 2024) equalises watermark strength before comparing schemes and evaluates generation and detection across nine tasks; Mark My Words (Piet et al., 2025) scores schemes on quality, the number of tokens needed for detection, and tamper resistance; and WaterPark (Liang et al., 2025) assembles ten watermarkers against twelve attacks in one platform. All three are cross-scheme and English-centred, and all three calibrate against model-generated negatives. What we add is orthogonal to their axes: a human-written negative distribution in a language none of them covers, together with register, token-length and watermark-key controls on that distribution. Our contribution is therefore language- and negative-distribution-specific, not a more general benchmark.</w:t>
+        <w:t xml:space="preserve">Watermark evaluation already has benchmarks, and this paper is not the first. WaterBench (Tu et al., 2024) equalises watermark strength before comparing schemes and evaluates generation and detection across nine tasks; Mark My Words (Piet et al., 2025) scores schemes on quality, the number of tokens needed for detection, and tamper resistance; and WaterPark (Liang et al., 2025) assembles ten watermarkers against twelve attacks in one platform. All three are cross-scheme and English-centred, and all three calibrate against model-generated negatives. What we add is orthogonal to their axes: a human-written negative distribution in a language none of them covers, together with register, token-length and watermark-key controls on that distribution. Our contribution is therefore language- and negative-distribution-specific, not a more general benchmark. It is worth being explicit about what is </w:t>
+      </w:r>
+      <w:r>
+        <w:rPr>
+          <w:i/>
+          <w:iCs/>
+        </w:rPr>
+        <w:t xml:space="preserve">not</w:t>
+      </w:r>
+      <w:r>
+        <w:t xml:space="preserve"> new here, because the boundary is easy to overstate. External rewriting, black-box removal, translation-based removal and character-level attacks all have direct antecedents (Section 2, below), and so does the use of Turkish morphology to manipulate a watermark. TR-WM-EVAL contributes a documented Turkish evaluation resource that combines human negatives at deployment length, a measurement of whether model-calibrated thresholds transfer to them, ten post-generation transformations, prompt-cluster-aware inference, and per-path licensing documentation, for three tested watermark configurations.</w:t>
       </w:r>
     </w:p>
     <w:p>
@@ -270,7 +280,7 @@
         <w:jc w:val="both"/>
       </w:pPr>
       <w:r>
-        <w:t xml:space="preserve">A separate line of work studies robustness of watermarks to post-hoc text transformations, in particular paraphrasing and translation (He et al., 2024; Krishna et al., 2023; Sadasivan et al., 2025). Our laundering attack belongs to this family: it routes watermarked text through a rewriting model. We distinguish self-laundering (the generator rewrites its own output) from laundering through an external model, and we evaluate both under a pre-registered decision rule that requires meaning preservation, not only detection loss.</w:t>
+        <w:t xml:space="preserve">A separate line of work studies robustness of watermarks to post-hoc text transformations, in particular paraphrasing and translation (He et al., 2024; Krishna et al., 2023; Sadasivan et al., 2025). Every attack family we run has an antecedent there, and none of them originates here. Removal without knowledge of the scheme is established: B⁴ formulates black-box scrubbing as a constrained optimisation over a watermark distribution and a fidelity distribution, assuming knowledge of neither the watermark type nor its hyperparameters (Huang et al., 2025), and De-mark removes n-gram watermarks by probing the model with queries to recover the red–green partition (Chen et al., 2025). Our launder_api is a far cruder member of that family: a single rewriting pass, with no optimisation and no probing. Translation-based removal is likewise established, both as round-trip translation (He et al., 2024) and as cross-lingual summarisation (Ganesan, 2025). So is the character-level family our diacritic-stripping attacks belong to: Zhang et al. (2026) show that character-level edits such as typos, swaps and homoglyphs are disproportionately effective because they disrupt tokenization, so a single edit shifts many tokens at once. What is specific to Turkish is not the mechanism but its ecology – writing ç, ğ, ı, ö, ş, ü as ASCII is ordinary keyboard practice rather than an adversarial act, so the perturbation arrives in ordinary text at rates an attack model would not predict. What we contribute on this axis is therefore not a new attack but a measurement of known attack families on a language where their linguistic preconditions differ, under a pre-registered decision rule that requires meaning preservation and not only detection loss, and with self-laundering separated from laundering through an external model.</w:t>
       </w:r>
     </w:p>
     <w:p>
@@ -279,7 +289,7 @@
         <w:jc w:val="both"/>
       </w:pPr>
       <w:r>
-        <w:t xml:space="preserve">Work on watermarking outside English is thin but no longer absent, and most of it is recent: cross-lingual consistency of the watermark signal under translation (He et al., 2024), robustness under real-world cross-lingual manipulation (Al Ghanim et al., 2025), a linguistics-aware scheme that modulates watermark strength by syntactic predictability and is evaluated on analytic English, isolating Chinese and agglutinative Korean (Park et al., 2026), a back-translation search that restores watermark strength in medium- and low-resource languages and traces the failure it repairs to tokenizers with too few whole-word tokens (Mohamed &amp; Gubri, 2025), and a cross-lingual fairness audit over six schemes and eleven languages, Turkish among them (Nemecek et al., 2026). Two things that literature does not yet supply are a null distribution measured on human text and an agglutinative language other than Korean under typological scrutiny. Turkish is a stress case for the assumptions above: it is agglutinative, with long suffix chains governed by vowel harmony, and subword tokenizers over-segment it relative to English: Rust et al. (2021) report that mBERT's subword fertility and its proportion of words split into more than one subword are both far higher for Turkish than for English. Whether that over-segmentation also makes particular suffix subtokens recur often enough to disturb a watermark's null model is a separate question, which Section 4.3 measures rather than assumes. Repeated suffix subtokens provide a candidate mechanism for interaction with context-hash schemes such as KGW when the hashing window is short. Morphological analysis for Turkish is available through the zeyrek analyzer (Bulat, 2022), an alpha-stage partial port of Zemberek, which we use to build a morphological attack and, in the re-inflection variant only, to check that the edited form still parses to the same lemma. That check certifies word-level morphological analyzability, not sentence-level grammaticality; Section 3.2 states the limit and the subordinate-clause variant carries no analyzer check at all. What the closest antecedent calibrates against, however, is model output: the null sets of Nemecek et al. (2026) are matched-prompt unwatermarked generations. We are aware of no published measurement of watermark detector calibration on Turkish text </w:t>
+        <w:t xml:space="preserve">Work on watermarking outside English is thin but no longer absent, and most of it is recent: cross-lingual consistency of the watermark signal under translation (He et al., 2024), robustness under real-world cross-lingual manipulation (Al Ghanim et al., 2025), a linguistics-aware scheme that modulates watermark strength by syntactic predictability and is evaluated on analytic English, isolating Chinese and agglutinative Korean (Park et al., 2026), a back-translation search that restores watermark strength in medium- and low-resource languages and traces the failure it repairs to tokenizers with too few whole-word tokens (Mohamed &amp; Gubri, 2025), and a cross-lingual fairness audit over six schemes and eleven languages, Turkish among them (Nemecek et al., 2026). Two things that literature does not yet supply are a null distribution measured on human text and an agglutinative language other than Korean under typological scrutiny. Turkish is a stress case for the assumptions above: it is agglutinative, with long suffix chains governed by vowel harmony, and subword tokenizers over-segment it relative to English: Rust et al. (2021) report that mBERT's subword fertility and its proportion of words split into more than one subword are both far higher for Turkish than for English. Whether that over-segmentation also makes particular suffix subtokens recur often enough to disturb a watermark's null model is a separate question, which Section 4.3 measures rather than assumes. Repeated suffix subtokens provide a candidate mechanism for interaction with context-hash schemes such as KGW when the hashing window is short. Turkish morphology has in fact already been used to carry a watermark rather than to remove one. Meral et al. (2009), working on Turkish at Boğaziçi University, embed a watermark in natural-language text through morphosyntactic alteration, and their design turns on the same property we exploit: an agglutinative language affords many surface forms that leave the content intact. Their work long predates decoding-time statistical watermarking and pursues the opposite operation – they alter morphology to insert a signal, we alter it to strip one – but it is the closest linguistic antecedent to our morphological attack, and it is worth stating plainly that using Turkish morphology to manipulate a watermark is not new here. Morphological analysis for Turkish is available through the zeyrek analyzer (Bulat, 2022), an alpha-stage partial port of Zemberek, which we use to build that attack and, in the re-inflection variant only, to check that the edited form still parses to the same lemma. That check certifies word-level morphological analyzability, not sentence-level grammaticality; Section 3.2 states the limit and the subordinate-clause variant carries no analyzer check at all. What the closest antecedent calibrates against, however, is model output: the null sets of Nemecek et al. (2026) are matched-prompt unwatermarked generations. We are aware of no published measurement of watermark detector calibration on Turkish text </w:t>
       </w:r>
       <w:r>
         <w:rPr>
@@ -1250,7 +1260,7 @@
         <w:jc w:val="both"/>
       </w:pPr>
       <w:r>
-        <w:t xml:space="preserve">Eleven cells reach AUROC 1.000 with a degenerate bootstrap interval of [1, 1]. A degenerate interval does not mean the absence of uncertainty; it means no counterexample was observed. An earlier version of this analysis attached a one-sided Clopper–Pearson lower bound to these cells, reading "zero failures in 24 clusters" as 24 Bernoulli successes and reporting a bound of 0.883 on AUROC. We withdraw that construction. Clopper–Pearson bounds the parameter of a binomial proportion, whereas AUROC is a pairwise-ranking U-statistic: by Bamber's identity (Bamber, 1975) it equals P(X⁺ &gt; X⁻) + ½·P(X⁺ = X⁻), a probability over pairs drawn from two samples rather than a success proportion over trials. The probability of a cluster-level event is therefore neither equal to nor a lower bound on the population AUROC, and the 24 cluster events are not independent trials because they share one pool of negatives and because the reporting itself is conditional on degeneracy having been observed. The arithmetic was correct for the quantity it computed; the quantity was not the one the sentence claimed.</w:t>
+        <w:t xml:space="preserve">Eleven cells reach AUROC 1.000 with a degenerate bootstrap interval of [1, 1]. A degenerate interval does not mean the absence of uncertainty; it means no counterexample was observed. For these cells we report the separation descriptively and attach no p-value and no confidence bound (Table 3): the count of prompt clusters that separate completely, whether separation also holds globally, and the width of the gap in units of the clean-negative standard deviation. In all eleven cells every one of the 24 clusters separates, and the lowest watermarked statistic exceeds the highest of the 96 clean negatives. We report the margin because it differs by nearly two orders of magnitude across schemes, and presenting the cells as interchangeable would obscure that: it is 53.23 negative standard deviations for EXP on clean text but only 0.74 for KGW, so KGW's perfect separation is far more precarious than EXP's even though both round to 1.000.</w:t>
       </w:r>
     </w:p>
     <w:p>
@@ -1259,7 +1269,18 @@
         <w:jc w:val="both"/>
       </w:pPr>
       <w:r>
-        <w:t xml:space="preserve">In place of that bound we report the separation directly, counted rather than assumed (Table 3). In all eleven degenerate cells every one of the 24 prompt clusters separates completely, and separation also holds globally: the lowest watermarked statistic exceeds the highest of the 96 clean negatives. We report the width of that gap in units of the negative standard deviation, because it differs by nearly two orders of magnitude across schemes and reporting the cells as interchangeable would obscure that. The margin is 53.23 negative standard deviations for EXP on clean text but only 0.74 for KGW, so KGW's perfect separation is far more precarious than EXP's even though both round to AUROC 1.000. We attach no p-value to this separation, and the reason is worth stating because two earlier versions of this analysis did. A within-prompt label-exchangeability test gives 10⁻⁴⁴·³, but exchangeability is not defensible for a scheme whose four seeds are deterministic. Treating each prompt as one binary outcome and applying a sign test gives 2⁻²⁴, but that is arithmetic rather than a test: the per-prompt success probability of 0.5 is not derived from the design, and every prompt is compared against the same data-dependent comparator, the maximum of the pooled clean negatives, so the 24 outcomes share a common random component and cannot be multiplied. We therefore report the separation descriptively: the count of separated clusters, the margin in units of the negative standard deviation, and the underlying score distributions. A valid inferential test here would have to permute labels at a unit whose exchangeability can be argued and recompute the comparator inside every permutation; we did not run one, and we prefer a strong description to a p-value we cannot defend.</w:t>
+        <w:t xml:space="preserve">Three successive inferential treatments of these cells were withdrawn during preparation, and the rule above is what survives. A one-sided Clopper–Pearson bound of 0.883 was withdrawn because Clopper–Pearson bounds the parameter of a binomial proportion whereas AUROC is a pairwise-ranking U-statistic (Bamber, 1975), so a cluster-level event probability is neither equal to nor a lower bound on the population AUROC. A within-prompt label-exchangeability permutation giving 10⁻⁴⁴·³ was withdrawn because exchangeability is not defensible for a scheme whose four seeds are deterministic. A prompt-level sign test giving 2⁻²⁴ was withdrawn because its 0.5 null is not derived from the design and because all 24 outcomes are compared against the same data-dependent comparator, the maximum of the pooled clean negatives, so they share a common random component and cannot be multiplied. A valid test here would have to permute labels at a unit whose exchangeability can be argued and recompute the comparator inside every permutation; we did not run one, and prefer a strong description to a p-value we cannot defend. The full derivation of each withdrawal is in the repository audit note </w:t>
+      </w:r>
+      <w:r>
+        <w:rPr>
+          <w:rFonts w:ascii="Consolas" w:cs="Consolas" w:eastAsia="Consolas" w:hAnsi="Consolas"/>
+          <w:sz w:val="18"/>
+          <w:szCs w:val="18"/>
+        </w:rPr>
+        <w:t xml:space="preserve">DENETIM_NOTU_geri_cekilen_cikarimlar.md</w:t>
+      </w:r>
+      <w:r>
+        <w:t xml:space="preserve">, and a build-time check fails the release if any of these quantities reappears in a generated artifact.</w:t>
       </w:r>
     </w:p>
     <w:p>
@@ -1277,7 +1298,7 @@
         <w:jc w:val="both"/>
       </w:pPr>
       <w:r>
-        <w:t xml:space="preserve">Cross-scheme comparisons never compare raw statistics, whose scales are incommensurable; the unit is the per-prompt detection rate at each scheme's own clean-calibrated threshold. The test family was specified before the per-scheme results were inspected: {rtt, launder_api} crossed with the three scheme pairs, six paired Wilcoxon tests at prompt level (n = 24), Holm-corrected. Within each scheme, rtt and launder_api are compared by prompt-level paired Wilcoxon with Bonferroni correction across the three schemes (α = 0.05/3 ≈ 0.0167); row-level McNemar tests are retained only descriptively because they violate the independence structure identified above.</w:t>
+        <w:t xml:space="preserve">Cross-scheme comparisons never compare raw statistics, whose scales are incommensurable; the unit is the per-prompt detection rate at each scheme's own clean-calibrated threshold. The test family was specified before the per-scheme results were inspected: {rtt, launder_api} crossed with the three scheme pairs, six paired Wilcoxon tests at prompt level (n = 24), Holm-corrected. Within each scheme, rtt and launder_api are compared on the same unit: the per-prompt detection rate at that scheme's own clean-calibrated threshold, with Bonferroni correction across the three schemes (α = 0.05/3 ≈ 0.0167). Because each rate is computed over four seeds it can take only five values, so ties and exactly-zero differences are common (6 to 11 of 24 pairs, depending on the scheme). We therefore report an exact paired sign-flip permutation test as the primary p-value – its null follows from the design, since under exchangeability of the two conditions within a prompt the sign of the paired difference is symmetric – alongside a Wilcoxon signed-rank test using Pratt's convention, which ranks zero differences rather than discarding them. We also report the mean rate difference with a prompt-clustered bootstrap interval, because a p-value alone does not convey the size of the effect. An earlier version of this comparison ran on the per-prompt mean raw statistic instead. That test is internally valid – within a scheme the scale is fixed – but it estimates mean detector-score displacement, not the change in detection at the operating threshold that the surrounding text and Table 5 describe; correcting the unit changes which scheme survives correction. Row-level McNemar tests are retained only descriptively because they violate the independence structure identified above.</w:t>
       </w:r>
     </w:p>
     <w:p>
@@ -1391,7 +1412,7 @@
         <w:jc w:val="both"/>
       </w:pPr>
       <w:r>
-        <w:t xml:space="preserve">On clean, unmodified Turkish output, all three schemes separate watermarked from unwatermarked text completely: AUROC is 1.000 for KGW, EXP, and SynthID (Table 2, first row), scored with each scheme's own MarkLLM detector (Pan et al., 2024) under the prompt-clustered bootstrap of Section 3.3 (24 clusters). These cells are degenerate: the bootstrap interval collapses to [1.000, 1.000], which reflects the absence of counterexamples in the sample, not the absence of uncertainty. Section 3.3 explains why we report counted separation and an exact permutation p-value for these cells instead of the Clopper–Pearson bound used in an earlier version, and Table 3 gives them. The separation behind these cells differs sharply in scale. KGW's (Kirchenbauer et al., 2023) mean z-statistic is 10.550 on watermarked text against 0.012 on clean negatives; EXP's (Aaronson, 2023; Aaronson &amp; Kirchner, 2022) mean statistic is 55.883 against 0.446; SynthID's (Dathathri et al., 2024) mean detector score (untrained mean detector) is 0.535 against 0.501. Raw statistic scales are not comparable across schemes, but the narrow absolute margin of the SynthID mean detector foreshadows its behavior under attack (Section 4.2). The true-positive rate at each scheme's clean-calibrated threshold (set at nominal 1% FPR on clean model negatives) is 1.000 for all three schemes.</w:t>
+        <w:t xml:space="preserve">On clean, unmodified Turkish output, all three schemes separate watermarked from unwatermarked text completely: AUROC is 1.000 for KGW, EXP, and SynthID (Table 2, first row), scored with each scheme's own MarkLLM detector (Pan et al., 2024) under the prompt-clustered bootstrap of Section 3.3 (24 clusters). These cells are degenerate: the bootstrap interval collapses to [1.000, 1.000], which reflects the absence of counterexamples in the sample, not the absence of uncertainty. Section 3.3 explains why we report counted separation and its margin for these cells, descriptively and with no p-value, and Table 3 gives them. The separation behind these cells differs sharply in scale. KGW's (Kirchenbauer et al., 2023) mean z-statistic is 10.550 on watermarked text against 0.012 on clean negatives; EXP's (Aaronson, 2023; Aaronson &amp; Kirchner, 2022) mean statistic is 55.883 against 0.446; SynthID's (Dathathri et al., 2024) mean detector score (untrained mean detector) is 0.535 against 0.501. Raw statistic scales are not comparable across schemes, but the narrow absolute margin of the SynthID mean detector foreshadows its behavior under attack (Section 4.2). The true-positive rate at each scheme's clean-calibrated threshold (set at nominal 1% FPR on clean model negatives) is 1.000 for all three schemes.</w:t>
       </w:r>
     </w:p>
     <w:p>
@@ -1413,7 +1434,7 @@
           <w:sz w:val="17"/>
           <w:szCs w:val="17"/>
         </w:rPr>
-        <w:t xml:space="preserve"> AUROC (watermarked positives vs. clean negatives) for all 11 conditions, per scheme. Brackets give prompt-clustered bootstrap 95% CIs (n = 96 texts, 24 clusters per cell). † marks degenerate cells (bootstrap CI [1.000, 1.000]); Table 3 reports their counted separation, margin, and exact p-value in place of the Clopper–Pearson bound withdrawn in Section 3.3. Attacks: dia50/dia100 = diacritic stripping (50%/100%); morph/morph_v1 = morphological transforms via zeyrek (Bulat, 2022); rtt = NLLB round-trip translation TR→EN→TR (NLLB Team et al., 2024); para/launder = self-paraphrase by the generator (Yang et al., 2025); launder_api = laundering through an external LLM.</w:t>
+        <w:t xml:space="preserve"> AUROC (watermarked positives vs. clean negatives) for all 11 conditions, per scheme. Brackets give prompt-clustered bootstrap 95% CIs (n = 96 texts, 24 clusters per cell). † marks degenerate cells (bootstrap CI [1.000, 1.000]); Table 3 reports their counted separation and margin, descriptively and with no p-value or confidence bound, for the reasons given in Section 3.3. Attacks: dia50/dia100 = diacritic stripping (50%/100%); morph/morph_v1 = morphological transforms via zeyrek (Bulat, 2022); rtt = NLLB round-trip translation TR→EN→TR (NLLB Team et al., 2024); para/launder = self-paraphrase by the generator (Yang et al., 2025); launder_api = laundering through an external LLM.</w:t>
       </w:r>
     </w:p>
     <w:tbl>
@@ -4322,7 +4343,7 @@
           <w:sz w:val="17"/>
           <w:szCs w:val="17"/>
         </w:rPr>
-        <w:t xml:space="preserve"> AUROC per attack condition and scheme (dots), with prompt-clustered bootstrap 95% CIs (bars). Conditions are ordered by mean AUROC drop; open markers denote degenerate bootstrap intervals ([1.000, 1.000]), which record that no counterexample was observed rather than a numerical lower bound; Table 3 gives the counted separation and exact p-value for those cells. Generated by </w:t>
+        <w:t xml:space="preserve"> AUROC per attack condition and scheme (dots), with prompt-clustered bootstrap 95% CIs (bars). Conditions are ordered by mean AUROC drop; open markers denote degenerate bootstrap intervals ([1.000, 1.000]), which record that no counterexample was observed rather than a numerical lower bound; Table 3 gives the counted separation and margin for those cells. Generated by </w:t>
       </w:r>
       <w:r>
         <w:rPr>
@@ -5278,7 +5299,7 @@
         <w:t xml:space="preserve">Is laundering more destructive than translation?</w:t>
       </w:r>
       <w:r>
-        <w:t xml:space="preserve"> We compare launder_api against rtt (the two strongest attacks) with prompt-level paired Wilcoxon tests on per-prompt detection rates (n = 24 prompts; row-level tests would violate the clustering structure identified above). The direction is consistent in all three schemes: launder_api is more destructive. Nominal p-values are 0.0053 (KGW), 0.037 (EXP), and 0.019 (SynthID); after Bonferroni correction across the three schemes (α = 0.05/3 ≈ 0.0167), only KGW remains significant (Table 5). The ordering launder_api &gt; rtt is therefore established for KGW and directionally consistent, but not individually significant, for EXP and SynthID.</w:t>
+        <w:t xml:space="preserve"> We compare launder_api against rtt (the two strongest attacks) on per-prompt detection rates at each scheme's clean-calibrated threshold (n = 24 prompts; row-level tests would violate the clustering structure identified above). The direction is consistent in all three schemes: the mean per-prompt detection rate is lower under launder_api, by 0.167 for KGW, 0.302 for EXP and 0.063 for SynthID. Only EXP survives Bonferroni correction across the three schemes (exact sign-flip permutation p = 0.012 against α = 0.0167); KGW is nominally significant but does not survive it (p = 0.024), and SynthID is far from it (p = 0.415). The ordering launder_api &gt; rtt is therefore established for EXP, directionally consistent for all three, and individually significant for neither KGW nor SynthID after correction. The prompt-clustered interval for KGW's mean rate difference excludes zero, [−0.292, −0.042], which is not a contradiction: a 95% interval and a Bonferroni-corrected test at α = 0.0167 are answering different questions, and we report both rather than the more favourable one.</w:t>
       </w:r>
     </w:p>
     <w:p>
@@ -5300,7 +5321,7 @@
           <w:sz w:val="17"/>
           <w:szCs w:val="17"/>
         </w:rPr>
-        <w:t xml:space="preserve"> Prompt-level paired comparison of launder_api vs. rtt (Wilcoxon signed-rank on per-prompt detection rates at the clean-calibrated threshold; n = 24 prompts per scheme; Bonferroni over 3 schemes, α = 0.05/3 ≈ 0.0167; n.s. = not significant).</w:t>
+        <w:t xml:space="preserve"> Prompt-level paired comparison of launder_api vs. rtt on per-prompt detection rates at the clean-calibrated threshold (n = 24 prompts per scheme; Bonferroni over 3 schemes, α = 0.05/3 ≈ 0.0167; n.s. = not significant). Δ is the mean per-prompt rate difference (launder_api − rtt; negative = laundering more destructive) with its prompt-clustered bootstrap 95% CI. Because a rate over four seeds takes only five values, "non-zero" gives the number of prompt pairs with a non-zero difference. "TPR laund." is the detection rate under launder_api; "Perm. p" is the exact paired sign-flip permutation test over the non-zero pairs; "Pratt p" is the Wilcoxon signed-rank test under Pratt's convention, which ranks zero differences rather than discarding them.</w:t>
       </w:r>
     </w:p>
     <w:tbl>
@@ -5317,10 +5338,13 @@
       </w:tblPr>
       <w:tblGrid>
         <w:gridCol w:w="2059"/>
-        <w:gridCol w:w="1825"/>
-        <w:gridCol w:w="1825"/>
-        <w:gridCol w:w="1825"/>
-        <w:gridCol w:w="1826"/>
+        <w:gridCol w:w="1043"/>
+        <w:gridCol w:w="1043"/>
+        <w:gridCol w:w="1043"/>
+        <w:gridCol w:w="1043"/>
+        <w:gridCol w:w="1043"/>
+        <w:gridCol w:w="1043"/>
+        <w:gridCol w:w="1043"/>
       </w:tblGrid>
       <w:tr>
         <w:trPr>
@@ -5355,7 +5379,7 @@
         </w:tc>
         <w:tc>
           <w:tcPr>
-            <w:tcW w:type="dxa" w:w="1825"/>
+            <w:tcW w:type="dxa" w:w="1043"/>
             <w:shd w:fill="EFF1F0" w:val="clear"/>
             <w:tcMar>
               <w:top w:type="dxa" w:w="60"/>
@@ -5376,13 +5400,13 @@
                 <w:sz w:val="17"/>
                 <w:szCs w:val="17"/>
               </w:rPr>
-              <w:t xml:space="preserve">TPR (rtt)</w:t>
-            </w:r>
-          </w:p>
-        </w:tc>
-        <w:tc>
-          <w:tcPr>
-            <w:tcW w:type="dxa" w:w="1825"/>
+              <w:t xml:space="preserve">TPR rtt</w:t>
+            </w:r>
+          </w:p>
+        </w:tc>
+        <w:tc>
+          <w:tcPr>
+            <w:tcW w:type="dxa" w:w="1043"/>
             <w:shd w:fill="EFF1F0" w:val="clear"/>
             <w:tcMar>
               <w:top w:type="dxa" w:w="60"/>
@@ -5403,13 +5427,13 @@
                 <w:sz w:val="17"/>
                 <w:szCs w:val="17"/>
               </w:rPr>
-              <w:t xml:space="preserve">TPR (launder_api)</w:t>
-            </w:r>
-          </w:p>
-        </w:tc>
-        <w:tc>
-          <w:tcPr>
-            <w:tcW w:type="dxa" w:w="1825"/>
+              <w:t xml:space="preserve">TPR laund.</w:t>
+            </w:r>
+          </w:p>
+        </w:tc>
+        <w:tc>
+          <w:tcPr>
+            <w:tcW w:type="dxa" w:w="1043"/>
             <w:shd w:fill="EFF1F0" w:val="clear"/>
             <w:tcMar>
               <w:top w:type="dxa" w:w="60"/>
@@ -5430,13 +5454,94 @@
                 <w:sz w:val="17"/>
                 <w:szCs w:val="17"/>
               </w:rPr>
-              <w:t xml:space="preserve">Wilcoxon p</w:t>
-            </w:r>
-          </w:p>
-        </w:tc>
-        <w:tc>
-          <w:tcPr>
-            <w:tcW w:type="dxa" w:w="1826"/>
+              <w:t xml:space="preserve">Δ [95% CI]</w:t>
+            </w:r>
+          </w:p>
+        </w:tc>
+        <w:tc>
+          <w:tcPr>
+            <w:tcW w:type="dxa" w:w="1043"/>
+            <w:shd w:fill="EFF1F0" w:val="clear"/>
+            <w:tcMar>
+              <w:top w:type="dxa" w:w="60"/>
+              <w:left w:type="dxa" w:w="100"/>
+              <w:bottom w:type="dxa" w:w="60"/>
+              <w:right w:type="dxa" w:w="100"/>
+            </w:tcMar>
+          </w:tcPr>
+          <w:p>
+            <w:pPr>
+              <w:spacing w:after="0"/>
+              <w:jc w:val="right"/>
+            </w:pPr>
+            <w:r>
+              <w:rPr>
+                <w:b/>
+                <w:bCs/>
+                <w:sz w:val="17"/>
+                <w:szCs w:val="17"/>
+              </w:rPr>
+              <w:t xml:space="preserve">Non-zero</w:t>
+            </w:r>
+          </w:p>
+        </w:tc>
+        <w:tc>
+          <w:tcPr>
+            <w:tcW w:type="dxa" w:w="1043"/>
+            <w:shd w:fill="EFF1F0" w:val="clear"/>
+            <w:tcMar>
+              <w:top w:type="dxa" w:w="60"/>
+              <w:left w:type="dxa" w:w="100"/>
+              <w:bottom w:type="dxa" w:w="60"/>
+              <w:right w:type="dxa" w:w="100"/>
+            </w:tcMar>
+          </w:tcPr>
+          <w:p>
+            <w:pPr>
+              <w:spacing w:after="0"/>
+              <w:jc w:val="right"/>
+            </w:pPr>
+            <w:r>
+              <w:rPr>
+                <w:b/>
+                <w:bCs/>
+                <w:sz w:val="17"/>
+                <w:szCs w:val="17"/>
+              </w:rPr>
+              <w:t xml:space="preserve">Perm. p</w:t>
+            </w:r>
+          </w:p>
+        </w:tc>
+        <w:tc>
+          <w:tcPr>
+            <w:tcW w:type="dxa" w:w="1043"/>
+            <w:shd w:fill="EFF1F0" w:val="clear"/>
+            <w:tcMar>
+              <w:top w:type="dxa" w:w="60"/>
+              <w:left w:type="dxa" w:w="100"/>
+              <w:bottom w:type="dxa" w:w="60"/>
+              <w:right w:type="dxa" w:w="100"/>
+            </w:tcMar>
+          </w:tcPr>
+          <w:p>
+            <w:pPr>
+              <w:spacing w:after="0"/>
+              <w:jc w:val="right"/>
+            </w:pPr>
+            <w:r>
+              <w:rPr>
+                <w:b/>
+                <w:bCs/>
+                <w:sz w:val="17"/>
+                <w:szCs w:val="17"/>
+              </w:rPr>
+              <w:t xml:space="preserve">Pratt p</w:t>
+            </w:r>
+          </w:p>
+        </w:tc>
+        <w:tc>
+          <w:tcPr>
+            <w:tcW w:type="dxa" w:w="1043"/>
             <w:shd w:fill="EFF1F0" w:val="clear"/>
             <w:tcMar>
               <w:top w:type="dxa" w:w="60"/>
@@ -5492,7 +5597,7 @@
         </w:tc>
         <w:tc>
           <w:tcPr>
-            <w:tcW w:type="dxa" w:w="1825"/>
+            <w:tcW w:type="dxa" w:w="1043"/>
             <w:tcMar>
               <w:top w:type="dxa" w:w="60"/>
               <w:left w:type="dxa" w:w="100"/>
@@ -5516,7 +5621,7 @@
         </w:tc>
         <w:tc>
           <w:tcPr>
-            <w:tcW w:type="dxa" w:w="1825"/>
+            <w:tcW w:type="dxa" w:w="1043"/>
             <w:tcMar>
               <w:top w:type="dxa" w:w="60"/>
               <w:left w:type="dxa" w:w="100"/>
@@ -5540,49 +5645,121 @@
         </w:tc>
         <w:tc>
           <w:tcPr>
-            <w:tcW w:type="dxa" w:w="1825"/>
-            <w:tcMar>
-              <w:top w:type="dxa" w:w="60"/>
-              <w:left w:type="dxa" w:w="100"/>
-              <w:bottom w:type="dxa" w:w="60"/>
-              <w:right w:type="dxa" w:w="100"/>
-            </w:tcMar>
-          </w:tcPr>
-          <w:p>
-            <w:pPr>
-              <w:spacing w:after="0"/>
-              <w:jc w:val="right"/>
-            </w:pPr>
-            <w:r>
-              <w:rPr>
-                <w:sz w:val="17"/>
-                <w:szCs w:val="17"/>
-              </w:rPr>
-              <w:t xml:space="preserve">0.0053</w:t>
-            </w:r>
-          </w:p>
-        </w:tc>
-        <w:tc>
-          <w:tcPr>
-            <w:tcW w:type="dxa" w:w="1826"/>
-            <w:tcMar>
-              <w:top w:type="dxa" w:w="60"/>
-              <w:left w:type="dxa" w:w="100"/>
-              <w:bottom w:type="dxa" w:w="60"/>
-              <w:right w:type="dxa" w:w="100"/>
-            </w:tcMar>
-          </w:tcPr>
-          <w:p>
-            <w:pPr>
-              <w:spacing w:after="0"/>
-              <w:jc w:val="left"/>
-            </w:pPr>
-            <w:r>
-              <w:rPr>
-                <w:sz w:val="17"/>
-                <w:szCs w:val="17"/>
-              </w:rPr>
-              <w:t xml:space="preserve">significant</w:t>
+            <w:tcW w:type="dxa" w:w="1043"/>
+            <w:tcMar>
+              <w:top w:type="dxa" w:w="60"/>
+              <w:left w:type="dxa" w:w="100"/>
+              <w:bottom w:type="dxa" w:w="60"/>
+              <w:right w:type="dxa" w:w="100"/>
+            </w:tcMar>
+          </w:tcPr>
+          <w:p>
+            <w:pPr>
+              <w:spacing w:after="0"/>
+              <w:jc w:val="right"/>
+            </w:pPr>
+            <w:r>
+              <w:rPr>
+                <w:sz w:val="17"/>
+                <w:szCs w:val="17"/>
+              </w:rPr>
+              <w:t xml:space="preserve">−0.167 [−0.292, −0.052]</w:t>
+            </w:r>
+          </w:p>
+        </w:tc>
+        <w:tc>
+          <w:tcPr>
+            <w:tcW w:type="dxa" w:w="1043"/>
+            <w:tcMar>
+              <w:top w:type="dxa" w:w="60"/>
+              <w:left w:type="dxa" w:w="100"/>
+              <w:bottom w:type="dxa" w:w="60"/>
+              <w:right w:type="dxa" w:w="100"/>
+            </w:tcMar>
+          </w:tcPr>
+          <w:p>
+            <w:pPr>
+              <w:spacing w:after="0"/>
+              <w:jc w:val="right"/>
+            </w:pPr>
+            <w:r>
+              <w:rPr>
+                <w:sz w:val="17"/>
+                <w:szCs w:val="17"/>
+              </w:rPr>
+              <w:t xml:space="preserve">13/24</w:t>
+            </w:r>
+          </w:p>
+        </w:tc>
+        <w:tc>
+          <w:tcPr>
+            <w:tcW w:type="dxa" w:w="1043"/>
+            <w:tcMar>
+              <w:top w:type="dxa" w:w="60"/>
+              <w:left w:type="dxa" w:w="100"/>
+              <w:bottom w:type="dxa" w:w="60"/>
+              <w:right w:type="dxa" w:w="100"/>
+            </w:tcMar>
+          </w:tcPr>
+          <w:p>
+            <w:pPr>
+              <w:spacing w:after="0"/>
+              <w:jc w:val="right"/>
+            </w:pPr>
+            <w:r>
+              <w:rPr>
+                <w:sz w:val="17"/>
+                <w:szCs w:val="17"/>
+              </w:rPr>
+              <w:t xml:space="preserve">0.024</w:t>
+            </w:r>
+          </w:p>
+        </w:tc>
+        <w:tc>
+          <w:tcPr>
+            <w:tcW w:type="dxa" w:w="1043"/>
+            <w:tcMar>
+              <w:top w:type="dxa" w:w="60"/>
+              <w:left w:type="dxa" w:w="100"/>
+              <w:bottom w:type="dxa" w:w="60"/>
+              <w:right w:type="dxa" w:w="100"/>
+            </w:tcMar>
+          </w:tcPr>
+          <w:p>
+            <w:pPr>
+              <w:spacing w:after="0"/>
+              <w:jc w:val="right"/>
+            </w:pPr>
+            <w:r>
+              <w:rPr>
+                <w:sz w:val="17"/>
+                <w:szCs w:val="17"/>
+              </w:rPr>
+              <w:t xml:space="preserve">0.029</w:t>
+            </w:r>
+          </w:p>
+        </w:tc>
+        <w:tc>
+          <w:tcPr>
+            <w:tcW w:type="dxa" w:w="1043"/>
+            <w:tcMar>
+              <w:top w:type="dxa" w:w="60"/>
+              <w:left w:type="dxa" w:w="100"/>
+              <w:bottom w:type="dxa" w:w="60"/>
+              <w:right w:type="dxa" w:w="100"/>
+            </w:tcMar>
+          </w:tcPr>
+          <w:p>
+            <w:pPr>
+              <w:spacing w:after="0"/>
+              <w:jc w:val="left"/>
+            </w:pPr>
+            <w:r>
+              <w:rPr>
+                <w:sz w:val="17"/>
+                <w:szCs w:val="17"/>
+              </w:rPr>
+              <w:t xml:space="preserve">n.s.</w:t>
             </w:r>
           </w:p>
         </w:tc>
@@ -5617,7 +5794,7 @@
         </w:tc>
         <w:tc>
           <w:tcPr>
-            <w:tcW w:type="dxa" w:w="1825"/>
+            <w:tcW w:type="dxa" w:w="1043"/>
             <w:tcMar>
               <w:top w:type="dxa" w:w="60"/>
               <w:left w:type="dxa" w:w="100"/>
@@ -5641,7 +5818,7 @@
         </w:tc>
         <w:tc>
           <w:tcPr>
-            <w:tcW w:type="dxa" w:w="1825"/>
+            <w:tcW w:type="dxa" w:w="1043"/>
             <w:tcMar>
               <w:top w:type="dxa" w:w="60"/>
               <w:left w:type="dxa" w:w="100"/>
@@ -5665,49 +5842,121 @@
         </w:tc>
         <w:tc>
           <w:tcPr>
-            <w:tcW w:type="dxa" w:w="1825"/>
-            <w:tcMar>
-              <w:top w:type="dxa" w:w="60"/>
-              <w:left w:type="dxa" w:w="100"/>
-              <w:bottom w:type="dxa" w:w="60"/>
-              <w:right w:type="dxa" w:w="100"/>
-            </w:tcMar>
-          </w:tcPr>
-          <w:p>
-            <w:pPr>
-              <w:spacing w:after="0"/>
-              <w:jc w:val="right"/>
-            </w:pPr>
-            <w:r>
-              <w:rPr>
-                <w:sz w:val="17"/>
-                <w:szCs w:val="17"/>
-              </w:rPr>
-              <w:t xml:space="preserve">0.037</w:t>
-            </w:r>
-          </w:p>
-        </w:tc>
-        <w:tc>
-          <w:tcPr>
-            <w:tcW w:type="dxa" w:w="1826"/>
-            <w:tcMar>
-              <w:top w:type="dxa" w:w="60"/>
-              <w:left w:type="dxa" w:w="100"/>
-              <w:bottom w:type="dxa" w:w="60"/>
-              <w:right w:type="dxa" w:w="100"/>
-            </w:tcMar>
-          </w:tcPr>
-          <w:p>
-            <w:pPr>
-              <w:spacing w:after="0"/>
-              <w:jc w:val="left"/>
-            </w:pPr>
-            <w:r>
-              <w:rPr>
-                <w:sz w:val="17"/>
-                <w:szCs w:val="17"/>
-              </w:rPr>
-              <w:t xml:space="preserve">n.s.</w:t>
+            <w:tcW w:type="dxa" w:w="1043"/>
+            <w:tcMar>
+              <w:top w:type="dxa" w:w="60"/>
+              <w:left w:type="dxa" w:w="100"/>
+              <w:bottom w:type="dxa" w:w="60"/>
+              <w:right w:type="dxa" w:w="100"/>
+            </w:tcMar>
+          </w:tcPr>
+          <w:p>
+            <w:pPr>
+              <w:spacing w:after="0"/>
+              <w:jc w:val="right"/>
+            </w:pPr>
+            <w:r>
+              <w:rPr>
+                <w:sz w:val="17"/>
+                <w:szCs w:val="17"/>
+              </w:rPr>
+              <w:t xml:space="preserve">−0.302 [−0.500, −0.094]</w:t>
+            </w:r>
+          </w:p>
+        </w:tc>
+        <w:tc>
+          <w:tcPr>
+            <w:tcW w:type="dxa" w:w="1043"/>
+            <w:tcMar>
+              <w:top w:type="dxa" w:w="60"/>
+              <w:left w:type="dxa" w:w="100"/>
+              <w:bottom w:type="dxa" w:w="60"/>
+              <w:right w:type="dxa" w:w="100"/>
+            </w:tcMar>
+          </w:tcPr>
+          <w:p>
+            <w:pPr>
+              <w:spacing w:after="0"/>
+              <w:jc w:val="right"/>
+            </w:pPr>
+            <w:r>
+              <w:rPr>
+                <w:sz w:val="17"/>
+                <w:szCs w:val="17"/>
+              </w:rPr>
+              <w:t xml:space="preserve">18/24</w:t>
+            </w:r>
+          </w:p>
+        </w:tc>
+        <w:tc>
+          <w:tcPr>
+            <w:tcW w:type="dxa" w:w="1043"/>
+            <w:tcMar>
+              <w:top w:type="dxa" w:w="60"/>
+              <w:left w:type="dxa" w:w="100"/>
+              <w:bottom w:type="dxa" w:w="60"/>
+              <w:right w:type="dxa" w:w="100"/>
+            </w:tcMar>
+          </w:tcPr>
+          <w:p>
+            <w:pPr>
+              <w:spacing w:after="0"/>
+              <w:jc w:val="right"/>
+            </w:pPr>
+            <w:r>
+              <w:rPr>
+                <w:sz w:val="17"/>
+                <w:szCs w:val="17"/>
+              </w:rPr>
+              <w:t xml:space="preserve">0.012</w:t>
+            </w:r>
+          </w:p>
+        </w:tc>
+        <w:tc>
+          <w:tcPr>
+            <w:tcW w:type="dxa" w:w="1043"/>
+            <w:tcMar>
+              <w:top w:type="dxa" w:w="60"/>
+              <w:left w:type="dxa" w:w="100"/>
+              <w:bottom w:type="dxa" w:w="60"/>
+              <w:right w:type="dxa" w:w="100"/>
+            </w:tcMar>
+          </w:tcPr>
+          <w:p>
+            <w:pPr>
+              <w:spacing w:after="0"/>
+              <w:jc w:val="right"/>
+            </w:pPr>
+            <w:r>
+              <w:rPr>
+                <w:sz w:val="17"/>
+                <w:szCs w:val="17"/>
+              </w:rPr>
+              <w:t xml:space="preserve">0.011</w:t>
+            </w:r>
+          </w:p>
+        </w:tc>
+        <w:tc>
+          <w:tcPr>
+            <w:tcW w:type="dxa" w:w="1043"/>
+            <w:tcMar>
+              <w:top w:type="dxa" w:w="60"/>
+              <w:left w:type="dxa" w:w="100"/>
+              <w:bottom w:type="dxa" w:w="60"/>
+              <w:right w:type="dxa" w:w="100"/>
+            </w:tcMar>
+          </w:tcPr>
+          <w:p>
+            <w:pPr>
+              <w:spacing w:after="0"/>
+              <w:jc w:val="left"/>
+            </w:pPr>
+            <w:r>
+              <w:rPr>
+                <w:sz w:val="17"/>
+                <w:szCs w:val="17"/>
+              </w:rPr>
+              <w:t xml:space="preserve">significant</w:t>
             </w:r>
           </w:p>
         </w:tc>
@@ -5742,7 +5991,7 @@
         </w:tc>
         <w:tc>
           <w:tcPr>
-            <w:tcW w:type="dxa" w:w="1825"/>
+            <w:tcW w:type="dxa" w:w="1043"/>
             <w:tcMar>
               <w:top w:type="dxa" w:w="60"/>
               <w:left w:type="dxa" w:w="100"/>
@@ -5766,7 +6015,7 @@
         </w:tc>
         <w:tc>
           <w:tcPr>
-            <w:tcW w:type="dxa" w:w="1825"/>
+            <w:tcW w:type="dxa" w:w="1043"/>
             <w:tcMar>
               <w:top w:type="dxa" w:w="60"/>
               <w:left w:type="dxa" w:w="100"/>
@@ -5790,31 +6039,103 @@
         </w:tc>
         <w:tc>
           <w:tcPr>
-            <w:tcW w:type="dxa" w:w="1825"/>
-            <w:tcMar>
-              <w:top w:type="dxa" w:w="60"/>
-              <w:left w:type="dxa" w:w="100"/>
-              <w:bottom w:type="dxa" w:w="60"/>
-              <w:right w:type="dxa" w:w="100"/>
-            </w:tcMar>
-          </w:tcPr>
-          <w:p>
-            <w:pPr>
-              <w:spacing w:after="0"/>
-              <w:jc w:val="right"/>
-            </w:pPr>
-            <w:r>
-              <w:rPr>
-                <w:sz w:val="17"/>
-                <w:szCs w:val="17"/>
-              </w:rPr>
-              <w:t xml:space="preserve">0.019</w:t>
-            </w:r>
-          </w:p>
-        </w:tc>
-        <w:tc>
-          <w:tcPr>
-            <w:tcW w:type="dxa" w:w="1826"/>
+            <w:tcW w:type="dxa" w:w="1043"/>
+            <w:tcMar>
+              <w:top w:type="dxa" w:w="60"/>
+              <w:left w:type="dxa" w:w="100"/>
+              <w:bottom w:type="dxa" w:w="60"/>
+              <w:right w:type="dxa" w:w="100"/>
+            </w:tcMar>
+          </w:tcPr>
+          <w:p>
+            <w:pPr>
+              <w:spacing w:after="0"/>
+              <w:jc w:val="right"/>
+            </w:pPr>
+            <w:r>
+              <w:rPr>
+                <w:sz w:val="17"/>
+                <w:szCs w:val="17"/>
+              </w:rPr>
+              <w:t xml:space="preserve">−0.063 [−0.177, +0.063]</w:t>
+            </w:r>
+          </w:p>
+        </w:tc>
+        <w:tc>
+          <w:tcPr>
+            <w:tcW w:type="dxa" w:w="1043"/>
+            <w:tcMar>
+              <w:top w:type="dxa" w:w="60"/>
+              <w:left w:type="dxa" w:w="100"/>
+              <w:bottom w:type="dxa" w:w="60"/>
+              <w:right w:type="dxa" w:w="100"/>
+            </w:tcMar>
+          </w:tcPr>
+          <w:p>
+            <w:pPr>
+              <w:spacing w:after="0"/>
+              <w:jc w:val="right"/>
+            </w:pPr>
+            <w:r>
+              <w:rPr>
+                <w:sz w:val="17"/>
+                <w:szCs w:val="17"/>
+              </w:rPr>
+              <w:t xml:space="preserve">16/24</w:t>
+            </w:r>
+          </w:p>
+        </w:tc>
+        <w:tc>
+          <w:tcPr>
+            <w:tcW w:type="dxa" w:w="1043"/>
+            <w:tcMar>
+              <w:top w:type="dxa" w:w="60"/>
+              <w:left w:type="dxa" w:w="100"/>
+              <w:bottom w:type="dxa" w:w="60"/>
+              <w:right w:type="dxa" w:w="100"/>
+            </w:tcMar>
+          </w:tcPr>
+          <w:p>
+            <w:pPr>
+              <w:spacing w:after="0"/>
+              <w:jc w:val="right"/>
+            </w:pPr>
+            <w:r>
+              <w:rPr>
+                <w:sz w:val="17"/>
+                <w:szCs w:val="17"/>
+              </w:rPr>
+              <w:t xml:space="preserve">0.415</w:t>
+            </w:r>
+          </w:p>
+        </w:tc>
+        <w:tc>
+          <w:tcPr>
+            <w:tcW w:type="dxa" w:w="1043"/>
+            <w:tcMar>
+              <w:top w:type="dxa" w:w="60"/>
+              <w:left w:type="dxa" w:w="100"/>
+              <w:bottom w:type="dxa" w:w="60"/>
+              <w:right w:type="dxa" w:w="100"/>
+            </w:tcMar>
+          </w:tcPr>
+          <w:p>
+            <w:pPr>
+              <w:spacing w:after="0"/>
+              <w:jc w:val="right"/>
+            </w:pPr>
+            <w:r>
+              <w:rPr>
+                <w:sz w:val="17"/>
+                <w:szCs w:val="17"/>
+              </w:rPr>
+              <w:t xml:space="preserve">0.189</w:t>
+            </w:r>
+          </w:p>
+        </w:tc>
+        <w:tc>
+          <w:tcPr>
+            <w:tcW w:type="dxa" w:w="1043"/>
             <w:tcMar>
               <w:top w:type="dxa" w:w="60"/>
               <w:left w:type="dxa" w:w="100"/>
@@ -15385,7 +15706,7 @@
         <w:jc w:val="both"/>
       </w:pPr>
       <w:r>
-        <w:t xml:space="preserve">What the length control reveals is a dose–response that both languages share (Table 9). The null standard deviation rises monotonically with the number of tokens scored, from 1.177 at T = 300 to 1.383 at T = 800 in Turkish, from 1.206 to 1.301 across the usable English range, and from 1.214 to 1.385 in the Wikisource register. Overdispersion accumulates with sequence length, and at equal length the two languages are indistinguishable. H2 as pre-registered attributed the inflation to the language; the data are instead consistent with an exposure pathway running through length, with the language entering only through how many tokens a given amount of text becomes. We keep the pre-registered result on record and mark it superseded rather than deleting it.</w:t>
+        <w:t xml:space="preserve">What the length control reveals is a dose–response that both languages share (Table 9). The null standard deviation rises monotonically with the number of tokens scored, from 1.177 at T = 300 to 1.383 at T = 800 in Turkish, from 1.206 to 1.301 across the usable English range, and from 1.214 to 1.385 in the Wikisource register. Overdispersion accumulates with sequence length, and at equal length we detect no difference between the two languages. H2 as pre-registered attributed the inflation to the language; the data are instead consistent with an exposure pathway running through length, with the language entering only through how many tokens a given amount of text becomes. We keep the pre-registered result on record and mark it superseded rather than deleting it.</w:t>
       </w:r>
     </w:p>
     <w:p>
@@ -17520,7 +17841,7 @@
         <w:jc w:val="both"/>
       </w:pPr>
       <w:r>
-        <w:t xml:space="preserve">The failure is not confined to Turkish, and saying so is the honest reading of our own data. English shows the same inflated null (standard deviation 1.321) and exactly the same tail count, 3 of 1,500. At matched token length the two languages are statistically indistinguishable. What Turkish adds is exposure rather than a different mechanism: because its subword fertility is roughly twice that of English, a document of a given reading length is scored over roughly twice as many tokens, and the inflation grows with tokens scored. A deployment serving Turkish therefore sits further along the same curve, not on a different one. Nemecek et al. (2026) reach the same structural verdict from a wider grid, reporting that cross-lingual disparity in watermarking is predominantly between typological families rather than idiosyncratic to particular languages, and that every scheme they audit ships a hardcoded threshold targeting a theoretical false-positive rate under an IID-token null that multilingual generation does not satisfy. Their prescription, empirical per-deployment threshold calibration, is ours as well; what our measurement adds to it is the second axis, since calibrating on the right language but the wrong negative distribution is not enough.</w:t>
+        <w:t xml:space="preserve">The failure is not confined to Turkish, and saying so is the honest reading of our own data. English shows the same inflated null (standard deviation 1.321) and exactly the same tail count, 3 of 1,500. At the matched token budgets we evaluated, no statistically detectable difference between the two languages remains; this is a failure to detect a difference on this sample, not a demonstration of equivalence. What Turkish adds is exposure rather than a different mechanism: because its subword fertility is roughly twice that of English, a document of a given reading length is scored over roughly twice as many tokens, and the inflation grows with tokens scored. A deployment serving Turkish therefore sits further along the same curve, not on a different one. Nemecek et al. (2026) reach the same structural verdict from a wider grid, reporting that cross-lingual disparity in watermarking is predominantly between typological families rather than idiosyncratic to particular languages, and that every scheme they audit ships a hardcoded threshold targeting a theoretical false-positive rate under an IID-token null that multilingual generation does not satisfy. Their prescription, empirical per-deployment threshold calibration, is ours as well; what our measurement adds to it is the second axis, since calibrating on the right language but the wrong negative distribution is not enough.</w:t>
       </w:r>
     </w:p>
     <w:p>
@@ -17555,7 +17876,7 @@
           <w:sz w:val="22"/>
           <w:szCs w:val="22"/>
         </w:rPr>
-        <w:t xml:space="preserve">5.2 The best-calibrated scheme is the most fragile</w:t>
+        <w:t xml:space="preserve">5.2 The scheme with the fewest human-text flags is the most fragile</w:t>
       </w:r>
     </w:p>
     <w:p>
@@ -17564,7 +17885,7 @@
         <w:jc w:val="both"/>
       </w:pPr>
       <w:r>
-        <w:t xml:space="preserve">No scheme dominates both axes. That a watermarking design buys one property at the cost of another is a documented pattern rather than a surprise: Pang et al. (2024) show that common design choices leave the resulting systems open to attack and derive fundamental trade-offs among robustness, utility and usability. The pair we measure, attack robustness against the behaviour of the null distribution on unwatermarked text, is not among theirs, and it is the pair a deployment has to price, because one axis governs how often the watermark is missed and the other how often an innocent writer is accused. The three detectors report statistics on different scales, so their raw standard deviations are not comparable and Section 3.3 forbids comparing them; the comparable quantity is the realized false-positive rate on human text at each scheme's own shipped threshold. On that measure SynthID (Dathathri et al., 2024) is the best behaved, flagging 0 of the 1500 Turkish windows (0.00%), against KGW's 3 (0.20%) and EXP's 13 (0.87%). Yet SynthID is the most fragile under attack: all four Holm-significant prompt-level pairwise differences are against SynthID (rtt: EXP +0.479, p = 0.001 and KGW +0.281, p = 0.001; launder_api: EXP +0.240, p = 0.003 and KGW +0.177, p = 0.013), and under launder_api its AUROC falls to 0.747 with TPR 0.250 at the clean-calibrated threshold. The absolute half of that observation is not new: Han et al. (2025) report SynthID-Text degraded by meaning-preserving attacks including paraphrase and back-translation, and propose hybridizing it with a semantic scheme (Liu et al., 2024) as the remedy. What we add is the relative half, measured rather than asserted: at each scheme's own clean-calibrated threshold and with the prompt as the unit of analysis, SynthID is more fragile than both alternatives in every one of the four paired comparisons that survive Holm correction, and it is so on Turkish, where none of the three schemes had been measured. KGW is comparatively robust to attack but carries the inflated Turkish null of Section 4.3. EXP (Aaronson, 2023; Aaronson &amp; Kirchner, 2022) sits between them (KGW–EXP differences are not significant: p = 0.104 for rtt, p = 0.513 for launder_api), with the caveat that its fixed-length generation is a structural confound noted in Section 6. Choosing a watermark for Turkish is thus a trade-off between attack robustness and null calibration, and the scheme with the most trustworthy false-positive behaviour is the easiest to wash out.</w:t>
+        <w:t xml:space="preserve">No scheme dominates both axes. That a watermarking design buys one property at the cost of another is a documented pattern rather than a surprise: Pang et al. (2024) show that common design choices leave the resulting systems open to attack and derive fundamental trade-offs among robustness, utility and usability. The pair we measure, attack robustness against the behaviour of the null distribution on unwatermarked text, is not among theirs, and it is the pair a deployment has to price, because one axis governs how often the watermark is missed and the other how often an innocent writer is accused. The three detectors report statistics on different scales, so their raw standard deviations are not comparable and Section 3.3 forbids comparing them; the comparable quantity is the realized false-positive rate on human text at each scheme's own shipped threshold. On that measure SynthID (Dathathri et al., 2024) is the best behaved, flagging 0 of the 1500 Turkish windows (0.00%), against KGW's 3 (0.20%) and EXP's 13 (0.87%). Yet SynthID is the most fragile under attack: all four Holm-significant prompt-level pairwise differences are against SynthID (rtt: EXP +0.479, p = 0.001 and KGW +0.281, p = 0.001; launder_api: EXP +0.240, p = 0.003 and KGW +0.177, p = 0.013), and under launder_api its AUROC falls to 0.747 with TPR 0.250 at the clean-calibrated threshold. The absolute half of that observation is not new: Han et al. (2025) report SynthID-Text degraded by meaning-preserving attacks including paraphrase and back-translation, and propose hybridizing it with a semantic scheme (Liu et al., 2024) as the remedy. What we add is the relative half, measured rather than asserted: at each scheme's own clean-calibrated threshold and with the prompt as the unit of analysis, SynthID is more fragile than both alternatives in every one of the four paired comparisons that survive Holm correction, and it is so on Turkish, where none of the three schemes had been measured. KGW is comparatively robust to attack but carries the inflated Turkish null of Section 4.3. EXP (Aaronson, 2023; Aaronson &amp; Kirchner, 2022) sits between them (KGW–EXP differences are not significant: p = 0.104 for rtt, p = 0.513 for launder_api), with the caveat that its fixed-length generation is a structural confound noted in Section 6. Across these three configurations, then, no scheme dominates on both axes at once, and the one with the lowest observed flag count on our human-text sample is also the easiest to wash out. We state that as a no-dominance pattern in this sample rather than as a trade-off: three schemes cannot establish a frontier, and the pattern is not even monotone across them, since KGW both flags fewer human windows than EXP and resists the attacks better.</w:t>
       </w:r>
     </w:p>
     <w:p>
@@ -17588,7 +17909,7 @@
         <w:jc w:val="both"/>
       </w:pPr>
       <w:r>
-        <w:t xml:space="preserve">Laundering through an external model is the only attack whose detection damage clears the pre-registered threshold for all three schemes, and the only one that also passes the utility clause where we measured it. Its mean AUROC drop across schemes is 0.158 (the next attack, rtt, achieves 0.091), and it pushes TPR at the clean-calibrated thresholds down to 0.427 (KGW), 0.490 (EXP), and 0.250 (SynthID) while preserving meaning in every judged pair drawn from the KGW arm, and leaving no fluency loss the independent judge can detect. This is a counterweight to the reliability result of Kirchenbauer et al. (2024), who report that after strong human paraphrase a green-list watermark remains detectable once roughly 800 tokens are observed at a nominal 10⁻⁵ false-positive rate. Our texts are longer than that budget (the median KGW text is 983.5 tokens, Table 1, and the EXP arm is fixed at 950), and detection still falls to a true-positive rate of 0.427 for KGW and 0.250 for SynthID. Two differences keep this from being a failed replication and make it a boundary condition instead: their attack paraphrases the text whereas ours rewrites it through a different and external model, and their token budget is derived from a nominal 10⁻⁵ rate that Section 4.3 measures to be wrong on human text by one to two orders of magnitude, so the length at which detection becomes trustworthy is itself understated. Nor is it covert truncation: the median attacked-to-source length ratio is 0.976. At the prompt level, launder_api is more destructive than round-trip translation for KGW (paired Wilcoxon p = 0.0053, significant after Bonferroni correction across the three schemes); the direction is the same for EXP (p = 0.037) and SynthID (p = 0.019) without surviving correction. The contrast with self-paraphrase is instructive: asking the watermarking model itself to rewrite its output barely moves detection (mean AUROC drop 0.008 for launder, 0.001 for para), so the attack's power comes from routing text through a different, external model (one outside the defender's control), not from paraphrasing as such. The attack is also cheap and requires no knowledge of the scheme or key: the entire launder_api pass over the corpus cost USD 17.704 in measured API charges (the Opus 5 judge evaluation added USD 7.021; the second judge's cost was not separately metered), and it degrades all three schemes at once. We evaluate no defenses here, and the question is not open in theory: Zhang et al. (2024) prove that no strong watermarking scheme survives an attacker holding a quality oracle and a mixing perturbation oracle, and instantiate that attack successfully against the green-list scheme (Kirchenbauer et al., 2023) that we also test and against the distortion-free family (Kuditipudi et al., 2024), of which we test the Aaronson-Kirchner variant rather than their edit-robust EXP-Edit and ITS-Edit algorithms, which MarkLLM implements separately and we did not run. Our launder_api attack is a crude, single-pass realization of that perturbation oracle. What remains open is empirical and quantitative: how much detection survives which rewrite budget, for which scheme, at which document length and in which language, and whether any deployable defense makes the attack expensive enough to matter, including whether the paraphrase-oriented schemes noted in Section 2 (Hou et al., 2024; Liu et al., 2024), which we did not evaluate, degrade more gracefully than the three context-hashed schemes measured here.</w:t>
+        <w:t xml:space="preserve">Laundering through an external model is the only attack whose detection damage clears the pre-registered threshold for all three schemes, and the only one that also passes the utility clause where we measured it. Its mean AUROC drop across schemes is 0.158 (the next attack, rtt, achieves 0.091), and it pushes TPR at the clean-calibrated thresholds down to 0.427 (KGW), 0.490 (EXP), and 0.250 (SynthID) while both judges classified meaning as preserved in every judged pair drawn from the KGW arm. Its effect on fluency is indeterminate rather than absent: the independent judge's position-flip rate on launder_api pairs was 50.0%, above the pre-registered 30% reliability bound, so no directional fluency conclusion is available for that condition in either direction, including the claim that fluency is unharmed (Section 4.5). This is a counterweight to the reliability result of Kirchenbauer et al. (2024), who report that after strong human paraphrase a green-list watermark remains detectable once roughly 800 tokens are observed at a nominal 10⁻⁵ false-positive rate. Our texts are longer than that budget (the median KGW text is 983.5 tokens, Table 1, and the EXP arm is fixed at 950), and detection still falls to a true-positive rate of 0.427 for KGW and 0.250 for SynthID. Two differences keep this from being a failed replication and make it a boundary condition instead: their attack paraphrases the text whereas ours rewrites it through a different and external model, and their token budget is derived from a nominal 10⁻⁵ rate that Section 4.3 measures to be wrong on human text by one to two orders of magnitude, so the length at which detection becomes trustworthy is itself understated. Nor is it covert truncation: the median attacked-to-source length ratio is 0.976. At the prompt level, measured on detection rates at the clean-calibrated threshold, launder_api is more destructive than round-trip translation for EXP (exact permutation p = 0.012, significant after Bonferroni correction across the three schemes); the direction is the same for KGW (p = 0.024) and SynthID (p = 0.415) without surviving correction. The contrast with self-paraphrase is instructive: asking the watermarking model itself to rewrite its output barely moves detection (mean AUROC drop 0.008 for launder, 0.001 for para), so the attack's power comes from routing text through a different, external model (one outside the defender's control), not from paraphrasing as such. The attack is also cheap and requires no knowledge of the scheme or key: the entire launder_api pass over the corpus cost USD 17.704 in measured API charges (the Opus 5 judge evaluation added USD 7.021; the second judge's cost was not separately metered), and it degrades all three schemes at once. We evaluate no defenses here. In theory the question is largely settled but not uncontested: Zhang et al. (2024) prove that no strong watermarking scheme survives an attacker holding a quality oracle and a mixing perturbation oracle, and instantiate that attack successfully against the green-list scheme (Kirchenbauer et al., 2023) that we also test and against the distortion-free family (Kuditipudi et al., 2024), of which we test the Aaronson-Kirchner variant rather than their edit-robust EXP-Edit and ITS-Edit algorithms, which MarkLLM implements separately and we did not run. Harel-Canada et al. (2025) test the two assumptions that argument rests on and find both fail empirically: mixing is slow rather than rapid, with every perturbed text still retaining traces of its origin after hundreds of edits, and automated quality oracles are unreliable at 77% accuracy, so their random-walk attacks remove watermarks 26% of the time and only 10% under human quality review. They conclude that watermarking is more robust in practice than the idealised model implies. Our result is not in tension with theirs so much as differently situated: a single pass through a strong external model is not a random walk under a noisy oracle, and it reduced detection at the clean-calibrated threshold to between 0.250 and 0.490 here. Which of the two pictures a deployment faces depends on whether the attacker can afford one call to a capable model, and we did not measure quality with human raters as they did. Our launder_api attack is a crude, single-pass realization of that perturbation oracle. What remains open is empirical and quantitative: how much detection survives which rewrite budget, for which scheme, at which document length and in which language, and whether any deployable defense makes the attack expensive enough to matter, including whether the paraphrase-oriented schemes noted in Section 2 (Hou et al., 2024; Liu et al., 2024), which we did not evaluate, degrade more gracefully than the three context-hashed schemes measured here.</w:t>
       </w:r>
     </w:p>
     <w:p>
@@ -17942,7 +18263,7 @@
         <w:jc w:val="both"/>
       </w:pPr>
       <w:r>
-        <w:t xml:space="preserve">The author has no competing financial interests or personal relationships that could have appeared to influence the work reported in this paper. In particular, the author has no employment, consultancy, equity, patent, honorarium, advisory or funding relationship with Anthropic, Google DeepMind, Groq, Alibaba/Qwen, or with the developers of the MarkLLM toolkit, whose schemes, models and reference implementations are evaluated, in several cases critically, in this study.</w:t>
+        <w:t xml:space="preserve">The author has no competing financial interests or personal relationships that could have appeared to influence this work, and in particular no employment, consultancy, equity, patent, honorarium, advisory or funding relationship with Anthropic, Google DeepMind, Groq, Alibaba/Qwen, or the developers of the MarkLLM toolkit, whose schemes, models and reference implementations are evaluated here, in several cases critically. This work is a research fork of MarkLLM (Apache-2.0); its developers were not consulted and did not review the manuscript.</w:t>
       </w:r>
     </w:p>
     <w:p>
@@ -17951,47 +18272,7 @@
         <w:jc w:val="both"/>
       </w:pPr>
       <w:r>
-        <w:t xml:space="preserve">Three facts are recorded here for transparency. They are not competing interests under the definition above, but a reader may reasonably wish to weigh them.</w:t>
-      </w:r>
-    </w:p>
-    <w:p>
-      <w:pPr>
-        <w:spacing w:after="120" w:line="276"/>
-        <w:ind w:left="360" w:hanging="360"/>
-        <w:jc w:val="both"/>
-      </w:pPr>
-      <w:r>
-        <w:t xml:space="preserve">1. </w:t>
-      </w:r>
-      <w:r>
-        <w:rPr>
-          <w:b/>
-          <w:bCs/>
-        </w:rPr>
-        <w:t xml:space="preserve">Purchased services, not relationships.</w:t>
-      </w:r>
-      <w:r>
-        <w:t xml:space="preserve"> Two components of the experiment were run on metered commercial APIs at published list prices: generation of the external-laundering attack corpus through Anthropic's API (measured cost USD 17.704, Section 3.2) and one of the two meaning-preservation judges (measured cost USD 7.021 for the Claude Opus 5 judge, Section 3.5). The second judge, gpt-oss-120b, was served through Groq and its cost was not separately metered. These are arm's-length purchases of a metered service, reported in the paper as measurements of attack economics because attack cost is part of the threat model. They establish no relationship with the vendors beyond that of a paying customer, and no vendor reviewed, funded, approved or was consulted about this work.</w:t>
-      </w:r>
-    </w:p>
-    <w:p>
-      <w:pPr>
-        <w:spacing w:after="120" w:line="276"/>
-        <w:ind w:left="360" w:hanging="360"/>
-        <w:jc w:val="both"/>
-      </w:pPr>
-      <w:r>
-        <w:t xml:space="preserve">2. </w:t>
-      </w:r>
-      <w:r>
-        <w:rPr>
-          <w:b/>
-          <w:bCs/>
-        </w:rPr>
-        <w:t xml:space="preserve">A structural conflict inside the measurement, declared and mitigated.</w:t>
-      </w:r>
-      <w:r>
-        <w:t xml:space="preserve"> One model, Claude Opus 5, occupies two roles in the design: it produces the </w:t>
+        <w:t xml:space="preserve">Three facts are recorded for transparency although they are not competing interests. First, two components ran on metered commercial APIs at list prices – the external laundering corpus through Anthropic's API (USD 17.704) and the Claude Opus 5 judge (USD 7.021); the gpt-oss-120b judge was served through Groq and not separately metered. These are arm's-length purchases, reported as measurements because attack cost is part of the threat model, and no vendor funded, reviewed or was consulted about this work. Second, one model occupies two roles: Claude Opus 5 both produces the </w:t>
       </w:r>
       <w:r>
         <w:rPr>
@@ -18002,7 +18283,7 @@
         <w:t xml:space="preserve">launder_api</w:t>
       </w:r>
       <w:r>
-        <w:t xml:space="preserve"> texts and it serves as one of the two judges. This is a conflict internal to the protocol rather than an interest of the author, and the pre-registration sealed at commit </w:t>
+        <w:t xml:space="preserve"> texts and serves as one judge. This conflict is internal to the protocol, and the pre-registration at commit </w:t>
       </w:r>
       <w:r>
         <w:rPr>
@@ -18013,7 +18294,7 @@
         <w:t xml:space="preserve">cbcb988</w:t>
       </w:r>
       <w:r>
-        <w:t xml:space="preserve"> addresses it before any verdict was read: two judges drawn from different model families, agreement of both judges required for any </w:t>
+        <w:t xml:space="preserve"> addressed it before any verdict was read – two judges from different model families, agreement of both required for any </w:t>
       </w:r>
       <w:r>
         <w:rPr>
@@ -18024,38 +18305,7 @@
         <w:t xml:space="preserve">launder_api</w:t>
       </w:r>
       <w:r>
-        <w:t xml:space="preserve"> verdict, and all fluency conclusions drawn from the independent judge only. Section 4.4 reports the one conflicted cell (Opus 5 never preferring the original on </w:t>
-      </w:r>
-      <w:r>
-        <w:rPr>
-          <w:rFonts w:ascii="Consolas" w:cs="Consolas" w:eastAsia="Consolas" w:hAnsi="Consolas"/>
-          <w:sz w:val="18"/>
-          <w:szCs w:val="18"/>
-        </w:rPr>
-        <w:t xml:space="preserve">launder_api</w:t>
-      </w:r>
-      <w:r>
-        <w:t xml:space="preserve"> pairs, 0.0%, with a 0.0% position-flip rate) and discards rather than interprets it.</w:t>
-      </w:r>
-    </w:p>
-    <w:p>
-      <w:pPr>
-        <w:spacing w:after="120" w:line="276"/>
-        <w:ind w:left="360" w:hanging="360"/>
-        <w:jc w:val="both"/>
-      </w:pPr>
-      <w:r>
-        <w:t xml:space="preserve">3. </w:t>
-      </w:r>
-      <w:r>
-        <w:rPr>
-          <w:b/>
-          <w:bCs/>
-        </w:rPr>
-        <w:t xml:space="preserve">Relationship to the evaluated toolkit.</w:t>
-      </w:r>
-      <w:r>
-        <w:t xml:space="preserve"> This work is a research fork of the MarkLLM toolkit (Apache-2.0). The author is not affiliated with its developers, did not consult them, and they did not review the manuscript. The calibration findings concern that toolkit's shipped default configuration.</w:t>
+        <w:t xml:space="preserve"> verdict, fluency conclusions drawn only from the independent judge. Section 4.4 reports the conflicted cell (Opus 5 never preferring the original, 0.0%, at a 0.0% flip rate) and discards rather than interprets it.</w:t>
       </w:r>
     </w:p>
     <w:p>
@@ -18079,7 +18329,7 @@
         <w:jc w:val="both"/>
       </w:pPr>
       <w:r>
-        <w:t xml:space="preserve">This study involved no human participants and no animals, and therefore did not require review by an institutional research ethics committee. Three points support that determination and are stated explicitly because the study's inputs and instruments are unusual.</w:t>
+        <w:t xml:space="preserve">This study involved no human participants and no animals and therefore required no institutional ethics review. Three points support that determination.</w:t>
       </w:r>
     </w:p>
     <w:p>
@@ -18088,17 +18338,7 @@
         <w:jc w:val="both"/>
       </w:pPr>
       <w:r>
-        <w:t xml:space="preserve">First, </w:t>
-      </w:r>
-      <w:r>
-        <w:rPr>
-          <w:b/>
-          <w:bCs/>
-        </w:rPr>
-        <w:t xml:space="preserve">the human-text baseline is published text, not participant data.</w:t>
-      </w:r>
-      <w:r>
-        <w:t xml:space="preserve"> The 4,000 human windows of Study S1 are verbatim contiguous excerpts from public Wikimedia projects (Turkish and English Wikipedia, dump </w:t>
+        <w:t xml:space="preserve">The human-text baseline is published text, not participant data: the 4,000 windows of Study S1 are verbatim excerpts from public Wikimedia projects (Turkish and English Wikipedia, dump </w:t>
       </w:r>
       <w:r>
         <w:rPr>
@@ -18120,7 +18360,7 @@
         <w:t xml:space="preserve">20231201</w:t>
       </w:r>
       <w:r>
-        <w:t xml:space="preserve">), released by their authors under CC BY-SA 3.0 (or later) and GFDL. No person was recruited, contacted, observed or profiled; no personal data was collected; no attempt was made to identify article authors, and the only author-related information retained is the page identifier that makes the licence-required attribution link constructible (</w:t>
+        <w:t xml:space="preserve">) released under CC BY-SA 3.0 or later and GFDL. Nobody was recruited, contacted, observed or profiled, no personal data was collected, and the only author-related information retained is the page identifier that makes the licence-required attribution link constructible (</w:t>
       </w:r>
       <w:r>
         <w:rPr>
@@ -18142,7 +18382,7 @@
         <w:t xml:space="preserve">ATTRIBUTION_pages.tsv</w:t>
       </w:r>
       <w:r>
-        <w:t xml:space="preserve">). Named individuals occur in the excerpts only incidentally, as public-figure mentions in already published encyclopedic and literary prose.</w:t>
+        <w:t xml:space="preserve">).</w:t>
       </w:r>
     </w:p>
     <w:p>
@@ -18151,17 +18391,7 @@
         <w:jc w:val="both"/>
       </w:pPr>
       <w:r>
-        <w:t xml:space="preserve">Second, </w:t>
-      </w:r>
-      <w:r>
-        <w:rPr>
-          <w:b/>
-          <w:bCs/>
-        </w:rPr>
-        <w:t xml:space="preserve">the LLM judges of Study S2 are measurement instruments, not participants.</w:t>
-      </w:r>
-      <w:r>
-        <w:t xml:space="preserve"> The 788 pairwise verdicts were produced by two software systems executing a fixed, pre-registered prompt protocol. A language model has no welfare interests, cannot be harmed, cannot give or withhold informed consent, and cannot be withdrawn from a study; its outputs are readings of an instrument in the same sense as the output of an automatic classifier, and they are validated the way an instrument is validated: with blind calibration items (identical pairs and different-prompt pairs), both-order presentation, and a pre-declared position-flip reliability bound of 30% (Sections 3.5 and 4.4). Treating these systems as human annotators would misdescribe both the protocol and the epistemic status of the resulting numbers. Human-subjects protections consequently do not apply, and none were needed.</w:t>
+        <w:t xml:space="preserve">The LLM judges of Study S2 are measurement instruments, not participants. The 788 verdicts were produced by software executing a fixed pre-registered prompt protocol. A language model has no welfare interests, cannot consent or be withdrawn, and its outputs are instrument readings validated as such: blind calibration items, both-order presentation, and a pre-declared 30% position-flip bound (Sections 3.5, 4.4). Human-subjects protections do not apply.</w:t>
       </w:r>
     </w:p>
     <w:p>
@@ -18170,17 +18400,7 @@
         <w:jc w:val="both"/>
       </w:pPr>
       <w:r>
-        <w:t xml:space="preserve">Third, </w:t>
-      </w:r>
-      <w:r>
-        <w:rPr>
-          <w:b/>
-          <w:bCs/>
-        </w:rPr>
-        <w:t xml:space="preserve">on the dual-use character of the laundering result.</w:t>
-      </w:r>
-      <w:r>
-        <w:t xml:space="preserve"> The paper reports a working attack that degrades all three watermark schemes while preserving meaning. The author judges publication to be the responsible course. The attack requires no watermark key, no knowledge of which scheme was used and no privileged access; it consists of asking a widely available commercial model to rewrite a text, and its measured cost over the entire corpus was USD 17.704. It is therefore already available to any adversary and confers no capability that publication creates. What publication does create is a measurement that defenders can act on: the threshold recalibration prescribed in Section 5.1 and the fragility pattern of Section 5.2 cannot be acted upon by an operator who does not know the size of the effect. The attacked texts are released so that detection countermeasures can be evaluated against the same material; no defence is proposed here, and the paper says so.</w:t>
+        <w:t xml:space="preserve">On dual use, the paper reports a working attack that degrades all three schemes while preserving meaning, and the author judges publication responsible. The attack needs no key, no knowledge of the scheme and no privileged access – it is asking a widely available commercial model to rewrite a text, at a measured USD 17.704 for the whole corpus – so it is already available to any adversary and publication confers no new capability. What publication does create is a measurement defenders can act on: the recalibration of Section 5.1 and the fragility pattern of Section 5.2 are useless to an operator who does not know the size of the effect. The attacked texts are released so countermeasures can be tested on the same material; no defence is proposed here.</w:t>
       </w:r>
     </w:p>
     <w:p>
@@ -18271,10 +18491,32 @@
           <w:sz w:val="18"/>
           <w:szCs w:val="18"/>
         </w:rPr>
-        <w:t xml:space="preserve">v1.2.0-paper</w:t>
-      </w:r>
-      <w:r>
-        <w:t xml:space="preserve">, which freezes the exact code, data and manuscript state from which every reported number was produced. That release is archived at Zenodo and is reached through the concept DOI 10.5281/zenodo.22168552 (&lt;https://doi.org/10.5281/zenodo.22168552&gt;), which resolves to the most recent version and lists the version DOI of each. Readers reproducing this article should take the version tagged </w:t>
+        <w:t xml:space="preserve">v1.3.0-paper</w:t>
+      </w:r>
+      <w:r>
+        <w:t xml:space="preserve">, which freezes the exact code, data and manuscript state from which every reported number was produced. That release is archived at Zenodo and is reached through the concept DOI 10.5281/zenodo.22168552 (&lt;https://doi.org/10.5281/zenodo.22168552&gt;), which resolves to the most recent version and lists the version DOI of each. The reference list cites that concept DOI rather than a version DOI, deliberately: two earlier drafts of this paper cited a version that subsequent corrections superseded, and the concept DOI cannot fall out of date in that way. Readers reproducing this article should take the version tagged </w:t>
+      </w:r>
+      <w:r>
+        <w:rPr>
+          <w:rFonts w:ascii="Consolas" w:cs="Consolas" w:eastAsia="Consolas" w:hAnsi="Consolas"/>
+          <w:sz w:val="18"/>
+          <w:szCs w:val="18"/>
+        </w:rPr>
+        <w:t xml:space="preserve">v1.3.0-paper</w:t>
+      </w:r>
+      <w:r>
+        <w:t xml:space="preserve">. Two earlier releases, </w:t>
+      </w:r>
+      <w:r>
+        <w:rPr>
+          <w:rFonts w:ascii="Consolas" w:cs="Consolas" w:eastAsia="Consolas" w:hAnsi="Consolas"/>
+          <w:sz w:val="18"/>
+          <w:szCs w:val="18"/>
+        </w:rPr>
+        <w:t xml:space="preserve">v1.1.0-paper</w:t>
+      </w:r>
+      <w:r>
+        <w:t xml:space="preserve"> (10.5281/zenodo.22168553) and </w:t>
       </w:r>
       <w:r>
         <w:rPr>
@@ -18285,7 +18527,16 @@
         <w:t xml:space="preserve">v1.2.0-paper</w:t>
       </w:r>
       <w:r>
-        <w:t xml:space="preserve">. An earlier release, </w:t>
+        <w:t xml:space="preserve"> (10.5281/zenodo.22212071), predate corrections described in Sections 3.3 and 4.2 and are superseded; we record them here rather than deleting them, because each has a DOI and a DOI should not silently change what it points to.</w:t>
+      </w:r>
+    </w:p>
+    <w:p>
+      <w:pPr>
+        <w:spacing w:after="120" w:line="276"/>
+        <w:jc w:val="both"/>
+      </w:pPr>
+      <w:r>
+        <w:t xml:space="preserve">The release contains 4,000 human text windows (1,500 Turkish Wikipedia, 1,500 word-matched English Wikipedia, 1,000 Turkish Wikisource), 384 generated Turkish texts across four arms, 3,840 attacked texts in 40 files, 58,161 detector scores (including the length-controlled rescoring and the eight-key sweep), 788 pairwise judge verdicts, and the combined score table of 6,336 rows. Its known limitations are stated at the top level in </w:t>
       </w:r>
       <w:r>
         <w:rPr>
@@ -18293,19 +18544,10 @@
           <w:sz w:val="18"/>
           <w:szCs w:val="18"/>
         </w:rPr>
-        <w:t xml:space="preserve">v1.1.0-paper</w:t>
-      </w:r>
-      <w:r>
-        <w:t xml:space="preserve"> (10.5281/zenodo.22168553), predates the corrections described in Section 3.3 and the reference revisions, and is superseded; we record it here rather than deleting it, because it has a DOI and a DOI should not silently change what it points to.</w:t>
-      </w:r>
-    </w:p>
-    <w:p>
-      <w:pPr>
-        <w:spacing w:after="120" w:line="276"/>
-        <w:jc w:val="both"/>
-      </w:pPr>
-      <w:r>
-        <w:t xml:space="preserve">The release contains 4,000 human text windows (1,500 Turkish Wikipedia, 1,500 word-matched English Wikipedia, 1,000 Turkish Wikisource), 384 generated Turkish texts across four arms, 3,840 attacked texts in 40 files, 58,161 detector scores (including the length-controlled rescoring and the eight-key sweep), 788 pairwise judge verdicts, and the combined score table of 6,336 rows. Reproducibility provisions are described in Section 7: the upstream MarkLLM toolkit is pinned at commit </w:t>
+        <w:t xml:space="preserve">BENCHMARK.md</w:t>
+      </w:r>
+      <w:r>
+        <w:t xml:space="preserve">, and the withdrawn inferential treatments of Section 3.3 are documented in </w:t>
       </w:r>
       <w:r>
         <w:rPr>
@@ -18313,43 +18555,19 @@
           <w:sz w:val="18"/>
           <w:szCs w:val="18"/>
         </w:rPr>
-        <w:t xml:space="preserve">c45ddc40</w:t>
-      </w:r>
-      <w:r>
-        <w:t xml:space="preserve">, the prompt file is content-addressed (SHA-256 prefix </w:t>
-      </w:r>
-      <w:r>
-        <w:rPr>
-          <w:rFonts w:ascii="Consolas" w:cs="Consolas" w:eastAsia="Consolas" w:hAnsi="Consolas"/>
-          <w:sz w:val="18"/>
-          <w:szCs w:val="18"/>
-        </w:rPr>
-        <w:t xml:space="preserve">8fcbe4074b46</w:t>
-      </w:r>
-      <w:r>
-        <w:t xml:space="preserve">), every manuscript number is regenerated from the data into </w:t>
-      </w:r>
-      <w:r>
-        <w:rPr>
-          <w:rFonts w:ascii="Consolas" w:cs="Consolas" w:eastAsia="Consolas" w:hAnsi="Consolas"/>
-          <w:sz w:val="18"/>
-          <w:szCs w:val="18"/>
-        </w:rPr>
-        <w:t xml:space="preserve">paper/numbers.json</w:t>
-      </w:r>
-      <w:r>
-        <w:t xml:space="preserve"> by </w:t>
-      </w:r>
-      <w:r>
-        <w:rPr>
-          <w:rFonts w:ascii="Consolas" w:cs="Consolas" w:eastAsia="Consolas" w:hAnsi="Consolas"/>
-          <w:sz w:val="18"/>
-          <w:szCs w:val="18"/>
-        </w:rPr>
-        <w:t xml:space="preserve">pilot/make_paper_numbers.py</w:t>
-      </w:r>
-      <w:r>
-        <w:t xml:space="preserve">, and the three pre-registrations are commits in the repository history, each made before the corresponding data was collected: </w:t>
+        <w:t xml:space="preserve">DENETIM_NOTU_geri_cekilen_cikarimlar.md</w:t>
+      </w:r>
+      <w:r>
+        <w:t xml:space="preserve">. Reproducibility provisions are described in Section 7.</w:t>
+      </w:r>
+    </w:p>
+    <w:p>
+      <w:pPr>
+        <w:spacing w:after="120" w:line="276"/>
+        <w:jc w:val="both"/>
+      </w:pPr>
+      <w:r>
+        <w:t xml:space="preserve">The three pre-registrations are commits made before the corresponding data was collected: </w:t>
       </w:r>
       <w:r>
         <w:rPr>
@@ -18382,18 +18600,7 @@
         <w:t xml:space="preserve">5c4f323</w:t>
       </w:r>
       <w:r>
-        <w:t xml:space="preserve"> (second register). We state precisely what this does and does not guarantee. The commit hashes bind the registered content cryptographically and fix its position in the history, so a reader can verify that no later commit silently altered a registration. The wall-clock dates are a different matter. The repository was first published on 2026-08-29 and archived at Zenodo on 2026-08-30, and those are third-party timestamps; but both postdate the data collection, so neither independently separates registration from data. The asserted dates of 2026-08-23 to 2026-08-25 rest on the author's local repository history, which an author can in principle rewrite before first publication. We report this rather than letting the phrase "pre-registered" carry more weight than the evidence supports, and future registrations in this line of work will be anchored to a third-party timestamp at the moment of registration. The known limitations of the released resource are stated at its top level in </w:t>
-      </w:r>
-      <w:r>
-        <w:rPr>
-          <w:rFonts w:ascii="Consolas" w:cs="Consolas" w:eastAsia="Consolas" w:hAnsi="Consolas"/>
-          <w:sz w:val="18"/>
-          <w:szCs w:val="18"/>
-        </w:rPr>
-        <w:t xml:space="preserve">BENCHMARK.md</w:t>
-      </w:r>
-      <w:r>
-        <w:t xml:space="preserve">.</w:t>
+        <w:t xml:space="preserve"> (second register). What this guarantees is bounded, and we state the bound rather than letting the term carry more weight than the evidence supports. The commit hashes bind the registered content cryptographically and fix its position in the history, so a reader can verify that no later commit silently altered a registration. The wall-clock dates are weaker: the repository was first published on 2026-08-29 and archived at Zenodo on 2026-08-30, which are third-party timestamps, but both postdate data collection, so neither separates registration from data. The asserted dates of 2026-08-23 to 2026-08-25 rest on the author's local history, which an author could in principle rewrite before first publication. Future registrations in this line of work will be anchored to a third-party timestamp at the moment of registration.</w:t>
       </w:r>
     </w:p>
     <w:p>
@@ -18409,7 +18616,7 @@
         <w:t xml:space="preserve">The licensing of this release is deliberately not uniform, and users must consult `DATA_LICENSE.md` before reuse.</w:t>
       </w:r>
       <w:r>
-        <w:t xml:space="preserve"> Different components derive from sources with different terms and are redistributed accordingly: code is Apache-2.0 (as is upstream MarkLLM); the Wikimedia-derived human windows are CC BY-SA 3.0 (or later) and GFDL and carry a ShareAlike obligation that propagates to any adaptation incorporating them; the round-trip-translation outputs (</w:t>
+        <w:t xml:space="preserve"> Code is Apache-2.0, as is upstream MarkLLM; the Wikimedia-derived human windows are CC BY-SA 3.0 or later and GFDL, carrying a ShareAlike obligation that propagates to any adaptation incorporating them; the round-trip-translation outputs (</w:t>
       </w:r>
       <w:r>
         <w:rPr>
@@ -18420,7 +18627,7 @@
         <w:t xml:space="preserve">att_*_rtt.jsonl</w:t>
       </w:r>
       <w:r>
-        <w:t xml:space="preserve">) are labelled CC BY-NC 4.0 under a deliberately restrictive reading of an unresolved question about whether a non-commercial model licence reaches model outputs; the generated, attacked and externally laundered texts and the judge verdicts are CC BY 4.0; and the detector scores and derived metrics are CC0 1.0 as facts. </w:t>
+        <w:t xml:space="preserve">) are labelled CC BY-NC 4.0 under a deliberately restrictive reading of an unresolved question about whether a non-commercial model licence reaches model outputs; the generated, attacked and laundered texts and the judge verdicts are CC BY 4.0; detector scores and derived metrics are CC0 1.0 as facts. </w:t>
       </w:r>
       <w:r>
         <w:rPr>
@@ -18431,7 +18638,7 @@
         <w:t xml:space="preserve">DATA_LICENSE.md</w:t>
       </w:r>
       <w:r>
-        <w:t xml:space="preserve"> gives the per-path table, states which readings are contested and why the restrictive one was chosen, and explains how to assemble a commercially usable subset. It is the authoritative statement. The archive record's licence field is set to "Other (Open)" for this reason: no single identifier describes the deposit, and that field is not a blanket grant. Users must determine the applicable terms from the component they actually reuse.</w:t>
+        <w:t xml:space="preserve"> is the authoritative statement: it gives the per-path table, marks which readings are contested, and explains how to assemble a commercially usable subset. The archive record's licence field reads "Other (Open)" because no single identifier describes the deposit; that field is not a blanket grant.</w:t>
       </w:r>
     </w:p>
     <w:p>
@@ -18440,7 +18647,7 @@
         <w:jc w:val="both"/>
       </w:pPr>
       <w:r>
-        <w:t xml:space="preserve">Because the repository is a fork of MarkLLM, the release and its archived snapshot also carry roughly 330 MB of upstream files that this study never reads: C4 excerpts shipped by upstream as evaluation fixtures, under ODC-BY together with the Common Crawl terms of use, and dictionaries, cluster mappings and precomputed counts for the XSIR, SIR and watermark-stealing components, redistributed by upstream under Apache-2.0. These are not part of the released benchmark, we make no claim over them, and we did not independently verify upstream's labelling of the XSIR dictionaries. </w:t>
+        <w:t xml:space="preserve">Because the repository is a fork, the release also carries roughly 330 MB of upstream files this study never reads: C4 excerpts shipped as evaluation fixtures under ODC-BY with the Common Crawl terms, and dictionaries, cluster mappings and precomputed counts for the XSIR, SIR and watermark-stealing components, redistributed by upstream under Apache-2.0. These are not part of the released benchmark, we make no claim over them, and we did not independently verify upstream's labelling of the XSIR dictionaries. </w:t>
       </w:r>
       <w:r>
         <w:rPr>
@@ -18499,7 +18706,7 @@
         <w:jc w:val="both"/>
       </w:pPr>
       <w:r>
-        <w:t xml:space="preserve">Generative AI systems were used in this work in three distinct ways. They are separated here because they carry different implications, and because the third is the one on which readers are entitled to a clear statement.</w:t>
+        <w:t xml:space="preserve">Generative AI was used in three distinct ways, separated here because they carry different implications.</w:t>
       </w:r>
     </w:p>
     <w:p>
@@ -18512,10 +18719,10 @@
           <w:b/>
           <w:bCs/>
         </w:rPr>
-        <w:t xml:space="preserve">(a) As the object of study: the attack instrument.</w:t>
-      </w:r>
-      <w:r>
-        <w:t xml:space="preserve"> Claude Opus 5, accessed through the Anthropic API, generated the </w:t>
+        <w:t xml:space="preserve">(a) As the object of study.</w:t>
+      </w:r>
+      <w:r>
+        <w:t xml:space="preserve"> Claude Opus 5, via the Anthropic API, generated the </w:t>
       </w:r>
       <w:r>
         <w:rPr>
@@ -18526,7 +18733,7 @@
         <w:t xml:space="preserve">launder_api</w:t>
       </w:r>
       <w:r>
-        <w:t xml:space="preserve"> attack corpus (Section 3.2). Here the model is not a tool used to produce the paper but the adversary the paper measures: the external, closed-weight rewriter of the threat model (Section 3.2 declines to call it stronger, because no benchmark here licenses a capability ordering). The generation settings, the measured cost (USD 17.704) and the raw laundered outputs are all in the release, so every detection score computed on those texts can be recomputed exactly. As Section 6 states, the attack generation itself may not be re-creatable against a future version of a closed commercial model, and the result is therefore reported as an existence demonstration rather than as a stable measurement of a fixed system.</w:t>
+        <w:t xml:space="preserve"> attack corpus (Section 3.2). Here the model is not a tool used to produce the paper but the adversary the paper measures. Settings, measured cost (USD 17.704) and raw laundered outputs are in the release, so every detection score on those texts recomputes exactly; as Section 6 states, the generation itself may not be re-creatable against a future version of a closed model, so the result is an existence demonstration rather than a measurement of a fixed system.</w:t>
       </w:r>
     </w:p>
     <w:p>
@@ -18539,10 +18746,10 @@
           <w:b/>
           <w:bCs/>
         </w:rPr>
-        <w:t xml:space="preserve">(b) As measurement instruments: the judges.</w:t>
-      </w:r>
-      <w:r>
-        <w:t xml:space="preserve"> Claude Opus 5 and gpt-oss-120b (served via Groq) produced the 788 pairwise meaning- and fluency-preservation verdicts of Study S2 (Sections 3.5 and 4.4), under a protocol pre-registered at commit </w:t>
+        <w:t xml:space="preserve">(b) As measurement instruments.</w:t>
+      </w:r>
+      <w:r>
+        <w:t xml:space="preserve"> Claude Opus 5 and gpt-oss-120b (via Groq) produced the 788 pairwise verdicts of Study S2 (Sections 3.5, 4.4) under the protocol pre-registered at commit </w:t>
       </w:r>
       <w:r>
         <w:rPr>
@@ -18553,7 +18760,7 @@
         <w:t xml:space="preserve">cbcb988</w:t>
       </w:r>
       <w:r>
-        <w:t xml:space="preserve"> before the run: pairwise-only judging, both presentation orders, blind calibration items passed before any real verdict was read, a 30% position-flip reliability bound, two model families, and a requirement that both judges agree before any </w:t>
+        <w:t xml:space="preserve">: pairwise-only judging, both orders, blind calibration items passed before any real verdict was read, a 30% position-flip bound, two model families, and agreement of both judges required for any </w:t>
       </w:r>
       <w:r>
         <w:rPr>
@@ -18564,16 +18771,7 @@
         <w:t xml:space="preserve">launder_api</w:t>
       </w:r>
       <w:r>
-        <w:t xml:space="preserve"> verdict is accepted, precisely because Opus 5 produced those texts. The full verdict file is released. These outputs are data reported in the paper, not text written into the paper.</w:t>
-      </w:r>
-    </w:p>
-    <w:p>
-      <w:pPr>
-        <w:spacing w:after="120" w:line="276"/>
-        <w:jc w:val="both"/>
-      </w:pPr>
-      <w:r>
-        <w:t xml:space="preserve">Uses (a) and (b) are documented in Methods, are reported with their costs and their failure modes, and did not draft, edit or phrase any part of this manuscript.</w:t>
+        <w:t xml:space="preserve"> verdict precisely because Opus 5 produced those texts. The verdict file is released. These outputs are data reported in the paper, not text written into it. Uses (a) and (b) are documented in Methods with their costs and failure modes, and neither drafted nor edited any part of this manuscript.</w:t>
       </w:r>
     </w:p>
     <w:p>
@@ -18589,7 +18787,7 @@
         <w:t xml:space="preserve">(c) As a coding and drafting assistant.</w:t>
       </w:r>
       <w:r>
-        <w:t xml:space="preserve"> Claude Opus 5 was used as an assistant during implementation of the experimental code and analysis pipeline and during drafting and editing of the manuscript text. This use is visible in the public repository: of the 31 commits the author contributed to this fork, 20 carry the git trailer </w:t>
+        <w:t xml:space="preserve"> Claude Opus 5 assisted with implementation of the experimental code and with drafting and editing the manuscript. This is visible in the public repository: of the 31 commits the author contributed to this fork, 20 carry the trailer </w:t>
       </w:r>
       <w:r>
         <w:rPr>
@@ -18597,20 +18795,20 @@
           <w:sz w:val="18"/>
           <w:szCs w:val="18"/>
         </w:rPr>
-        <w:t xml:space="preserve">Co-Authored-By: Claude Opus 5 &lt;noreply@anthropic.com&gt;</w:t>
-      </w:r>
-      <w:r>
-        <w:t xml:space="preserve">. That trailer is a machine-readable provenance marker emitted by the tooling to record that an AI assistant participated in producing a commit. </w:t>
+        <w:t xml:space="preserve">Co-Authored-By: Claude Opus 5</w:t>
+      </w:r>
+      <w:r>
+        <w:t xml:space="preserve">. That trailer records that an AI assistant participated in producing a commit; </w:t>
       </w:r>
       <w:r>
         <w:rPr>
           <w:b/>
           <w:bCs/>
         </w:rPr>
-        <w:t xml:space="preserve">It is not, and is not intended as, a claim of authorship.</w:t>
-      </w:r>
-      <w:r>
-        <w:t xml:space="preserve"> No AI system is an author of this paper, and none could be: an AI system cannot take responsibility for the content, cannot approve a manuscript, cannot respond to correspondence, and cannot be accountable for the accuracy and integrity of the work, which are the conditions under which authorship is granted. The author reviewed all generated code and all generated text, verified the behaviour of the pipeline against the data, and is solely accountable for the design, the analysis, the interpretation, the claims and any errors.</w:t>
+        <w:t xml:space="preserve">it is not a claim of authorship.</w:t>
+      </w:r>
+      <w:r>
+        <w:t xml:space="preserve"> No AI system is an author of this paper, and none could be: an AI system cannot take responsibility for content, approve a manuscript, respond to correspondence, or be accountable for the integrity of the work. The author reviewed all generated code and text, verified the pipeline against the data, and is solely accountable for the design, analysis, interpretation, claims and any errors.</w:t>
       </w:r>
     </w:p>
     <w:p>
@@ -18619,7 +18817,7 @@
         <w:jc w:val="both"/>
       </w:pPr>
       <w:r>
-        <w:t xml:space="preserve">Two structural safeguards limit what this assistance could have introduced. First, no scientific claim in this paper rests on unverified generated text: every reported number is regenerated from the underlying data by code into </w:t>
+        <w:t xml:space="preserve">Two structural safeguards limit what this assistance could have introduced. No scientific claim rests on unverified generated text: every reported number is regenerated from the data by code into </w:t>
       </w:r>
       <w:r>
         <w:rPr>
@@ -18630,7 +18828,7 @@
         <w:t xml:space="preserve">paper/numbers.json</w:t>
       </w:r>
       <w:r>
-        <w:t xml:space="preserve"> (Section 7), no number is typed by hand, and a regime gate refuses to emit a report when the active configuration does not match the sealed run configuration. Second, generative AI was not used to create, augment or alter the research data: the human corpus consists of verbatim Wikimedia excerpts, the generated corpus comes from Qwen3-14B under logged settings, and the detector scores are computed by the pinned MarkLLM implementations. The role of the assistant was confined to writing code that the author reviewed and to language editing of text the author wrote and approved.</w:t>
+        <w:t xml:space="preserve"> (Section 7), none is typed by hand, and a regime gate refuses to emit a report when the active configuration does not match the sealed run configuration. And generative AI was not used to create, augment or alter research data: the human corpus is verbatim Wikimedia excerpts, the generated corpus comes from Qwen3-14B under logged settings, and detector scores are computed by the pinned MarkLLM implementations.</w:t>
       </w:r>
     </w:p>
     <w:p>
@@ -18784,7 +18982,27 @@
         <w:t xml:space="preserve">turkish-llm-watermarking: Code and data for TR-WM-EVAL, a Turkish watermark-evaluation benchmark</w:t>
       </w:r>
       <w:r>
-        <w:t xml:space="preserve"> (Version 1.1.0-paper) [Computer software]. Zenodo. https://doi.org/10.5281/zenodo.22168553</w:t>
+        <w:t xml:space="preserve"> (Version 1.3.0-paper) [Computer software]. Zenodo. https://doi.org/10.5281/zenodo.22168552</w:t>
+      </w:r>
+    </w:p>
+    <w:p>
+      <w:pPr>
+        <w:spacing w:after="100" w:line="276"/>
+        <w:ind w:left="480" w:hanging="480"/>
+        <w:jc w:val="left"/>
+      </w:pPr>
+      <w:r>
+        <w:t xml:space="preserve">Chen, R., Wu, Y., Guo, J., &amp; Huang, H. (2025). </w:t>
+      </w:r>
+      <w:r>
+        <w:rPr>
+          <w:i/>
+          <w:iCs/>
+        </w:rPr>
+        <w:t xml:space="preserve">De-mark: Watermark removal in large language models</w:t>
+      </w:r>
+      <w:r>
+        <w:t xml:space="preserve"> (arXiv:2410.13808). arXiv. https://doi.org/10.48550/arXiv.2410.13808</w:t>
       </w:r>
     </w:p>
     <w:p>
@@ -18844,6 +19062,26 @@
         <w:jc w:val="left"/>
       </w:pPr>
       <w:r>
+        <w:t xml:space="preserve">Ganesan, G. (2025). </w:t>
+      </w:r>
+      <w:r>
+        <w:rPr>
+          <w:i/>
+          <w:iCs/>
+        </w:rPr>
+        <w:t xml:space="preserve">Cross-lingual summarization as a black-box watermark removal attack</w:t>
+      </w:r>
+      <w:r>
+        <w:t xml:space="preserve"> (arXiv:2510.24789). arXiv. https://doi.org/10.48550/arXiv.2510.24789</w:t>
+      </w:r>
+    </w:p>
+    <w:p>
+      <w:pPr>
+        <w:spacing w:after="100" w:line="276"/>
+        <w:ind w:left="480" w:hanging="480"/>
+        <w:jc w:val="left"/>
+      </w:pPr>
+      <w:r>
         <w:t xml:space="preserve">Han, X., Li, Q., Ni, J., &amp; Zulkernine, M. (2025). Robustness assessment and enhancement of text watermarking for Google's SynthID. In </w:t>
       </w:r>
       <w:r>
@@ -18864,6 +19102,26 @@
         <w:jc w:val="left"/>
       </w:pPr>
       <w:r>
+        <w:t xml:space="preserve">Harel-Canada, F. Y., Erol, B., Choi, C., Liu, J., Song, G. J., Peng, N., &amp; Sahai, A. (2025). Sandcastles in the storm: Revisiting the (im)possibility of strong watermarking. In </w:t>
+      </w:r>
+      <w:r>
+        <w:rPr>
+          <w:i/>
+          <w:iCs/>
+        </w:rPr>
+        <w:t xml:space="preserve">Proceedings of the 63rd Annual Meeting of the Association for Computational Linguistics (Volume 1: Long Papers)</w:t>
+      </w:r>
+      <w:r>
+        <w:t xml:space="preserve"> (pp. 29698–29735). Association for Computational Linguistics. https://doi.org/10.18653/v1/2025.acl-long.1436</w:t>
+      </w:r>
+    </w:p>
+    <w:p>
+      <w:pPr>
+        <w:spacing w:after="100" w:line="276"/>
+        <w:ind w:left="480" w:hanging="480"/>
+        <w:jc w:val="left"/>
+      </w:pPr>
+      <w:r>
         <w:t xml:space="preserve">He, Z., Zhou, B., Hao, H., Liu, A., Wang, X., Tu, Z., Zhang, Z., &amp; Wang, R. (2024). Can watermarks survive translation? On the cross-lingual consistency of text watermark for large language models. In </w:t>
       </w:r>
       <w:r>
@@ -18904,6 +19162,26 @@
         <w:jc w:val="left"/>
       </w:pPr>
       <w:r>
+        <w:t xml:space="preserve">Huang, B., Pu, X., &amp; Wan, X. (2025). B⁴: A black-box scrubbing attack on LLM watermarks. In </w:t>
+      </w:r>
+      <w:r>
+        <w:rPr>
+          <w:i/>
+          <w:iCs/>
+        </w:rPr>
+        <w:t xml:space="preserve">Proceedings of the 2025 Conference of the Nations of the Americas Chapter of the Association for Computational Linguistics: Human Language Technologies (Volume 1: Long Papers)</w:t>
+      </w:r>
+      <w:r>
+        <w:t xml:space="preserve"> (pp. 9113–9126). Association for Computational Linguistics. https://doi.org/10.18653/v1/2025.naacl-long.460</w:t>
+      </w:r>
+    </w:p>
+    <w:p>
+      <w:pPr>
+        <w:spacing w:after="100" w:line="276"/>
+        <w:ind w:left="480" w:hanging="480"/>
+        <w:jc w:val="left"/>
+      </w:pPr>
+      <w:r>
         <w:t xml:space="preserve">Khachaturov, D., Mullins, R., Shumailov, I., &amp; Dathathri, S. (2025). </w:t>
       </w:r>
       <w:r>
@@ -19044,6 +19322,26 @@
         <w:jc w:val="left"/>
       </w:pPr>
       <w:r>
+        <w:t xml:space="preserve">Meral, H. M., Sankur, B., Özsoy, A. S., Güngör, T., &amp; Sevinç, E. (2009). Natural language watermarking via morphosyntactic alterations. </w:t>
+      </w:r>
+      <w:r>
+        <w:rPr>
+          <w:i/>
+          <w:iCs/>
+        </w:rPr>
+        <w:t xml:space="preserve">Computer Speech &amp; Language, 23</w:t>
+      </w:r>
+      <w:r>
+        <w:t xml:space="preserve">(1), 107–125. https://doi.org/10.1016/j.csl.2008.04.001</w:t>
+      </w:r>
+    </w:p>
+    <w:p>
+      <w:pPr>
+        <w:spacing w:after="100" w:line="276"/>
+        <w:ind w:left="480" w:hanging="480"/>
+        <w:jc w:val="left"/>
+      </w:pPr>
+      <w:r>
         <w:t xml:space="preserve">Mohamed, A., &amp; Gubri, M. (2025). </w:t>
       </w:r>
       <w:r>
@@ -19395,6 +19693,26 @@
       </w:r>
       <w:r>
         <w:t xml:space="preserve"> (Proceedings of Machine Learning Research, Vol. 235, pp. 58851–58880). PMLR. https://proceedings.mlr.press/v235/zhang24o.html</w:t>
+      </w:r>
+    </w:p>
+    <w:p>
+      <w:pPr>
+        <w:spacing w:after="100" w:line="276"/>
+        <w:ind w:left="480" w:hanging="480"/>
+        <w:jc w:val="left"/>
+      </w:pPr>
+      <w:r>
+        <w:t xml:space="preserve">Zhang, Z., Zhang, X., Zhang, Y., Zhang, H., Pan, S., Liu, B., Gill, A. Q., &amp; Zhang, L. Y. (2026). Character-level perturbations disrupt LLM watermarks. In </w:t>
+      </w:r>
+      <w:r>
+        <w:rPr>
+          <w:i/>
+          <w:iCs/>
+        </w:rPr>
+        <w:t xml:space="preserve">Proceedings 2026 Network and Distributed System Security Symposium</w:t>
+      </w:r>
+      <w:r>
+        <w:t xml:space="preserve">. Internet Society. https://doi.org/10.14722/ndss.2026.230138</w:t>
       </w:r>
     </w:p>
     <w:p>

--- a/paper/paper.docx
+++ b/paper/paper.docx
@@ -121,7 +121,7 @@
         <w:jc w:val="both"/>
       </w:pPr>
       <w:r>
-        <w:t xml:space="preserve">The headline finding is a calibration failure. On human Turkish, the KGW null standard deviation is 1.479 against a theoretical value of 1; at the shipped z = 4 threshold, 3 of 1,500 Turkish excerpts cross the line, an empirical false-positive rate of 0.002 or approximately 63× the nominal 3.17 × 10⁻⁵, with an exact binomial interval spanning 13× to 184×. Two of the three pre-registered S1 hypotheses are confirmed. The third, which attributed the inflation to Turkish rather than to English, does not survive a control for sequence length that we added after pre-registration and that we report in full: matched on tokens rather than words, no Turkish–English difference is detected at the token budgets we evaluated, and the inflation tracks how many tokens are scored. Turkish still matters in deployment, because its subword fertility turns a given reading length into roughly twice as many tokens, but it worsens a failure common to both languages instead of creating a Turkish-specific one. An exploratory analysis further indicates that thresholds calibrated on model-generated negatives do not transfer to human text: EXP's model-calibrated 1% threshold yields a 7.4% false-positive rate on human Turkish. The second finding is a fragility pattern: SynthID falsely flags none of the 1,500 human Turkish windows at its own shipped threshold, fewer than KGW (3) or EXP (13), yet is the most fragile scheme under attack, with AUROC 0.816 under round-trip translation and 0.747 under external laundering, and is significantly more fragile than KGW or EXP in 4 of 6 Holm-corrected paired comparisons. The third finding is the laundering attack: rewriting watermarked text through an external model outside the defender's control is the only attack that satisfies the pre-declared success rule (ΔAUROC &gt; 0.05 with meaning preserved by both judges) for all three schemes, dropping AUROC to 0.917 (KGW), 0.863 (EXP), and 0.747 (SynthID), and the true-positive rate at the clean-calibrated threshold to 0.427, 0.490, and 0.250. Averaged over schemes, laundering removes 0.158 AUROC versus 0.091 for round-trip translation, at a measured API cost of USD 17.704 for the attack corpus.</w:t>
+        <w:t xml:space="preserve">Three findings follow, and because each is bounded in a different way the contribution list below states each with its own scope. The headline is a calibration failure on human Turkish: the KGW null standard deviation is 1.479 against a theoretical 1, and the shipped z = 4 threshold flags 3 of 1,500 excerpts, roughly 63 times nominal. Two of the three pre-registered S1 hypotheses are confirmed; the third, which attributed the inflation to Turkish rather than English, does not survive a length control we added after pre-registration and report in full, so Turkish worsens a failure common to both languages instead of creating a Turkish-specific one.</w:t>
       </w:r>
     </w:p>
     <w:p>
@@ -130,7 +130,7 @@
         <w:jc w:val="both"/>
       </w:pPr>
       <w:r>
-        <w:t xml:space="preserve">We also report a negative result plainly, because the study was originally motivated by the conjecture that Turkish morphology itself would furnish a meaning-preserving removal attack. It does not, on this corpus. The v0 morphological transform averages 1.1 edits per text and leaves 60.4% of texts untouched, with a mean AUROC change of 0.000; the more aggressive v1 variant reaches 7.5 edits per text, but its apparent per-edit effect on the detection statistic is retracted after robustness testing (the bootstrap confidence interval includes zero, the Spearman correlation is non-significant, and the sign flips when the three highest-leverage points are removed). The v0 per-edit slope (+0.052 z per edit) survives the same tests but is practically negligible against a clean-text baseline z of 11.467. The proximate cause is coverage: the formal register that Qwen3-14B produces rarely contains the -Iyor progressive forms the transforms target. Whether informal-register Turkish is more vulnerable is an open question, not a finding of this paper.</w:t>
+        <w:t xml:space="preserve">We also report a negative result plainly, because the study was originally motivated by the conjecture that Turkish morphology would itself furnish a meaning-preserving removal attack. It does not, on this corpus: the transforms target progressive -(I)yor forms that the formal register the generator produces rarely contains, so coverage is too low to move detection at all. Section 6 gives the edit counts, the surviving v0 slope and the retracted v1 slope. Whether informal-register Turkish is more vulnerable is an open question, not a finding of this paper.</w:t>
       </w:r>
     </w:p>
     <w:p>
@@ -176,7 +176,7 @@
           <w:b/>
           <w:bCs/>
         </w:rPr>
-        <w:t xml:space="preserve">The best-calibrated detector is the most fragile.</w:t>
+        <w:t xml:space="preserve">The detector with the lowest human-text flag rate is the most fragile.</w:t>
       </w:r>
       <w:r>
         <w:t xml:space="preserve"> At its own shipped threshold SynthID falsely flags none of the 1,500 human Turkish windows, against 3 for KGW and 13 for EXP, but it takes the largest attack losses (AUROC 0.816 under round-trip translation, 0.747 under laundering), and is significantly more fragile in 4 of 6 Holm-corrected paired comparisons (test family specified before the per-scheme results were inspected); no significant fragility difference between KGW and EXP is found.</w:t>
@@ -4275,7 +4275,7 @@
         <w:t xml:space="preserve">Attack ranking.</w:t>
       </w:r>
       <w:r>
-        <w:t xml:space="preserve"> Table 4 ranks the ten attacks by mean AUROC drop relative to the clean condition, averaged over the three schemes. Two attacks dominate. Laundering through an external LLM (launder_api) is the most damaging, with a mean drop of 0.158; round-trip translation (rtt) follows at 0.091. The diacritic family produces small but non-zero drops (0.031–0.034 for the 100% variants), self-paraphrase attacks are near zero (launder 0.008, para 0.001), and the two purely morphological attacks produce a drop of exactly 0.000: the planned morphological attack does not fire on this corpus, a negative result analyzed in Section 6. Laundering through the generator itself (launder, mean drop 0.008) is nearly harmless, while the same operation through an external model (launder_api) is the strongest attack observed: per scheme, launder_api reduces AUROC from 1.000 to 0.917 (KGW), 0.863 (EXP), and 0.747 (SynthID).</w:t>
+        <w:t xml:space="preserve"> Table 4 ranks the ten attacks by mean AUROC drop against the clean condition, averaged over schemes. Two dominate: external laundering at 0.158 and round-trip translation at 0.091. The diacritic family produces small but non-zero drops, self-paraphrase attacks are near zero, and the two purely morphological attacks drop exactly 0.000, a negative result analyzed in Section 6. The instructive contrast is within the laundering pair: routed through the generator itself the attack is nearly harmless (0.008), while the same operation through an external model is the strongest observed, taking AUROC from 1.000 to 0.917 (KGW), 0.863 (EXP) and 0.747 (SynthID).</w:t>
       </w:r>
     </w:p>
     <w:p>
@@ -5283,7 +5283,7 @@
         <w:jc w:val="both"/>
       </w:pPr>
       <w:r>
-        <w:t xml:space="preserve">AUROC understates the operational damage. At each scheme's clean-calibrated threshold, launder_api collapses the true positive rate to 0.427 (KGW), 0.490 (EXP), and 0.250 (SynthID); rtt yields 0.594, 0.792, and 0.312 respectively (Table 5). These are small-sample estimates and we give their prompt-clustered intervals rather than the point values alone: under launder_api, [0.198, 0.729] for KGW, [0.344, 0.698] for EXP, and [0.073, 0.385] for SynthID; under rtt, [0.385, 0.844], [0.667, 0.958], and [0.146, 0.438]. The intervals are wide enough that the ordering among schemes at a fixed attack should not be read from these numbers; the paired tests below, which use the prompt as the unit, are the basis for that comparison. A detector deployed at its clean operating point misses half or more of laundered watermarked text under all three schemes.</w:t>
+        <w:t xml:space="preserve">AUROC understates the operational damage. At each scheme's clean-calibrated threshold launder_api collapses the true positive rate to 0.427 (KGW), 0.490 (EXP) and 0.250 (SynthID), and rtt to 0.594, 0.792 and 0.312 (Table 5). These are small-sample estimates, and their prompt-clustered intervals are wide, spanning [0.198, 0.729] for KGW under launder_api and [0.073, 0.385] for SynthID; the ordering among schemes at a fixed attack should therefore not be read from these point values, and the paired tests below, which use the prompt as the unit, are the basis for that comparison. A detector deployed at its clean operating point misses half or more of laundered watermarked text under all three schemes.</w:t>
       </w:r>
     </w:p>
     <w:p>
@@ -6177,7 +6177,7 @@
         <w:t xml:space="preserve">Scheme comparison.</w:t>
       </w:r>
       <w:r>
-        <w:t xml:space="preserve"> Because raw detection statistics are not comparable across schemes, scheme-pairwise comparisons use per-prompt detection rates at each scheme's own clean-calibrated threshold. The test family ({rtt, launder_api} × 3 scheme pairs = 6 paired Wilcoxon tests with Holm correction) was specified before the per-scheme results were inspected (Section 3.3; Table 6). SynthID is significantly more fragile than both alternatives under both attacks: all four tests involving SynthID survive Holm correction (4/6), with mean per-prompt detection-rate differences of 0.479 (EXP vs. SynthID, rtt), 0.281 (KGW vs. SynthID, rtt), 0.240 (EXP vs. SynthID, launder_api), and 0.177 (KGW vs. SynthID, launder_api). KGW and EXP are not distinguishable from each other under either attack (p = 0.104 and p = 0.513).</w:t>
+        <w:t xml:space="preserve"> Because raw detection statistics are not comparable across schemes, scheme-pairwise comparisons use per-prompt detection rates at each scheme's own clean-calibrated threshold. The test family ({rtt, launder_api} × 3 scheme pairs = 6 paired Wilcoxon tests, Holm-corrected) was specified before the per-scheme results were inspected (Section 3.3). SynthID is more fragile than both alternatives under both attacks: all four tests involving SynthID survive Holm correction, with mean rate differences from 0.177 to 0.479 (Table 6). KGW and EXP are not distinguishable from each other under either attack (p = 0.104 and p = 0.513).</w:t>
       </w:r>
     </w:p>
     <w:p>
@@ -15654,7 +15654,7 @@
         <w:t xml:space="preserve">H1 is confirmed, and it survives both controls we added afterwards.</w:t>
       </w:r>
       <w:r>
-        <w:t xml:space="preserve"> On human Turkish, the KGW null standard deviation is 1.479 against the theoretical value of 1; the largest observed statistic is z = 5.08, well above the detection threshold. Empirically, 3 of 1,500 Turkish windows exceed z = 4, a rate of 2.0 × 10⁻³, approximately 63 times the nominal rate. We treat this count-based estimate as primary. A Gaussian fit to the observed null implies 3.05 × 10⁻³ (i.e. 3.05 × 10⁻³ / 3.17 × 10⁻⁵ ≈ 96 times nominal), but H1 itself establishes that the Gaussian model is misspecified, so the parametric figure is reported only as approximate corroboration of the order of magnitude, never as the headline estimate.</w:t>
+        <w:t xml:space="preserve"> On human Turkish the KGW null standard deviation is 1.479 against a theoretical 1, and the largest observed statistic is z = 5.08. Empirically 3 of 1,500 windows exceed z = 4, a rate of 2.0 × 10⁻³ or approximately 63 times nominal; we treat this count-based estimate as primary. A Gaussian fit implies ≈ 96 times nominal, but H1 itself establishes that the Gaussian model is misspecified, so that figure corroborates the order of magnitude and is never the headline.</w:t>
       </w:r>
     </w:p>
     <w:p>
@@ -15672,7 +15672,7 @@
         <w:jc w:val="both"/>
       </w:pPr>
       <w:r>
-        <w:t xml:space="preserve">The second control is the watermark key. The whole study runs on one key, the MarkLLM default, and a keyed scheme could in principle owe its null behaviour to that particular vocabulary partition. Because S1 requires no generation (the text is human and the detectors are model-free), we rescored all 4,000 windows under eight keys, the study key first and the remainder drawn from a fixed seed. Variance inflation is key-robust: the Turkish null standard deviation stays between 1.4645 and 2.5326 across keys, English between 1.3076 and 1.4987, Wikisource between 1.4199 and 1.5757, and in no corpus under any key does it fall to the theoretical value of 1. The tail count, by contrast, is highly key-sensitive: Turkish exceedances of z = 4 range from 3 to 143 across the eight keys, with a median of 7. The study key produces the smallest tail among the eight keys we sampled, so the 63× headline is conditional on that key and sits at the low end of the sampled range; the median sampled key would give roughly 147×. We sampled eight keys and did not enumerate the key space, so this is a statement about the sample, not a bound. We report the sweep because it cuts against a convenient number, not because it flatters one.</w:t>
+        <w:t xml:space="preserve">The second control is the watermark key: the study runs on one key, the MarkLLM default, and a keyed scheme could owe its null behaviour to that particular partition. Because S1 requires no generation, we rescored all 4,000 windows under eight keys. Variance inflation is key-robust: the Turkish null standard deviation stays between 1.4645 and 2.5326 across keys, English between 1.3076 and 1.4987, Wikisource between 1.4199 and 1.5757, and in no corpus under any key does it fall to the theoretical value of 1. The tail count, by contrast, is highly key-sensitive: Turkish exceedances of z = 4 range from 3 to 143 across the eight keys, with a median of 7. The study key produces the smallest tail among the eight keys we sampled, so the 63× headline is conditional on that key and sits at the low end of the sampled range; the median sampled key would give roughly 147×. We sampled eight keys and did not enumerate the key space, so this is a statement about the sample, not a bound. We report the sweep because it cuts against a convenient number, not because it flatters one.</w:t>
       </w:r>
     </w:p>
     <w:p>
@@ -15749,7 +15749,7 @@
         <w:t xml:space="preserve">prefix_length</w:t>
       </w:r>
       <w:r>
-        <w:t xml:space="preserve"> = 1 the green/red vocabulary partition for a token is fixed by hashing the single preceding token (Kirchenbauer et al., 2023), so whenever a seeding token recurs the same partition is consulted again and successive indicators share partitions rather than being drawn independently. Document-level green counts become over-dispersed and the variance of the z-statistic exceeds its binomial value while the mean stays near zero. Fernandez et al. (2023) established this empirically before us, and at a scale ours does not approach: 100k multilingual Wikipedia texts of 256 tokens scored under ten master keys, where the empirical false-positive rate of the z-test sits far above its theoretical value. Their decomposition matters for reading ours: part of that gap is the Gaussian approximation itself, which exact tests close, and the residue is what repeated context windows contribute by reseeding the same partition. Khachaturov et al. (2025) reach a related repetition-driven failure from the mimicry side and likewise recommend longer seeding windows. Our contribution here is neither the mechanism nor its first demonstration; it is a magnitude at the shipped default configuration, on one language's human text and at native document length rather than at a fixed 256-token window, together with a measurement of what carries it.</w:t>
+        <w:t xml:space="preserve"> = 1 the green/red vocabulary partition for a token is fixed by hashing the single preceding token (Kirchenbauer et al., 2023), so whenever a seeding token recurs the same partition is consulted again and successive indicators share partitions rather than being drawn independently. Document-level green counts become over-dispersed and the variance of the z-statistic exceeds its binomial value while the mean stays near zero. Fernandez et al. (2023) established this empirically before us and at a scale ours does not approach, scoring 100k multilingual Wikipedia texts under ten master keys. Their decomposition matters for reading ours: part of the gap is the Gaussian approximation itself, which exact tests close, and the residue is what repeated context windows contribute. Khachaturov et al. (2025) reach a related repetition-driven failure from the mimicry side and likewise recommend longer seeding windows. Our contribution here is neither the mechanism nor its first demonstration; it is a magnitude at the shipped default configuration, on one language's human text and at native document length rather than at a fixed 256-token window, together with a measurement of what carries it.</w:t>
       </w:r>
     </w:p>
     <w:p>
@@ -15758,7 +15758,7 @@
         <w:jc w:val="both"/>
       </w:pPr>
       <w:r>
-        <w:t xml:space="preserve">Our own data now identify the carrier as length rather than morphology. We had proposed that Turkish suffix subtokens recur often enough to raise the repetition rate directly, which predicts a language effect at fixed length; the token-controlled comparison above rules that prediction out, since at equal token budgets Turkish and English nulls coincide. What survives is an indirect route: agglutinative morphology raises subword fertility, higher fertility turns a given amount of readable text into roughly twice as many tokens, and the inflation grows with the number of tokens scored. The language effect is real in deployment, where documents are written in words and not in tokens. The token-matched comparison is post-hoc and observational: it rules out a language effect at fixed token count, but it does not establish causal mediation by tokenization, which would require manipulating the tokenizer or the seeding window directly. We did not manipulate </w:t>
+        <w:t xml:space="preserve">Our own data are consistent with length rather than morphology carrying the effect, without establishing causal mediation. We had proposed that Turkish suffix subtokens recur often enough to raise the repetition rate directly, which predicts a language effect at fixed length; the token-controlled comparison above rules that prediction out, since at equal token budgets Turkish and English nulls coincide. What survives is an indirect route: agglutinative morphology raises subword fertility, higher fertility turns a given amount of readable text into roughly twice as many tokens, and the inflation grows with the number of tokens scored. The language effect is real in deployment, where documents are written in words and not in tokens. The token-matched comparison is post-hoc and observational: it rules out a language effect at fixed token count, but it does not establish causal mediation by tokenization, which would require manipulating the tokenizer or the seeding window directly. We did not manipulate </w:t>
       </w:r>
       <w:r>
         <w:rPr>
@@ -17832,7 +17832,7 @@
         <w:jc w:val="both"/>
       </w:pPr>
       <w:r>
-        <w:t xml:space="preserve">The default KGW threshold z = 4 encodes an assumption (an approximately standard normal null) that fails on human text. On 1500 Wikipedia windows (Wikimedia Foundation, 2023a) the KGW null standard deviation is 1.479 against a theoretical 1, and 3/1500 human Turkish windows (0.2%) cross z = 4, approximately 63 times the nominal false-positive rate of 3.17 × 10⁻⁵, with an exact binomial interval of 13 to 184 times nominal (empirical estimate primary; the Gaussian parametric figure of 3.05 × 10⁻³ / 3.17 × 10⁻⁵ ≈ 96× is approximate only, since the inflation itself shows the null is not the assumed Gaussian). A Turkish deployment that ships the default threshold therefore accuses human writers at roughly 63 times the rate the scheme's theory promises (Kirchenbauer et al., 2023), and the eight-key sweep of Section 4.3 places that figure at the conservative end of a range whose median is about 147 times.</w:t>
+        <w:t xml:space="preserve">The default KGW threshold z = 4 encodes an assumption, an approximately standard normal null, that fails on human text. The measured inflation puts the realized false-positive rate at roughly 63 times nominal, with an exact interval of 13 to 184 times (Section 4.3), so a Turkish deployment shipping the default accuses human writers at far above the rate the scheme's theory promises (Kirchenbauer et al., 2023), and the eight-key sweep places that figure at the conservative end of a range whose median is about 147 times.</w:t>
       </w:r>
     </w:p>
     <w:p>
@@ -17841,7 +17841,7 @@
         <w:jc w:val="both"/>
       </w:pPr>
       <w:r>
-        <w:t xml:space="preserve">The failure is not confined to Turkish, and saying so is the honest reading of our own data. English shows the same inflated null (standard deviation 1.321) and exactly the same tail count, 3 of 1,500. At the matched token budgets we evaluated, no statistically detectable difference between the two languages remains; this is a failure to detect a difference on this sample, not a demonstration of equivalence. What Turkish adds is exposure rather than a different mechanism: because its subword fertility is roughly twice that of English, a document of a given reading length is scored over roughly twice as many tokens, and the inflation grows with tokens scored. A deployment serving Turkish therefore sits further along the same curve, not on a different one. Nemecek et al. (2026) reach the same structural verdict from a wider grid, reporting that cross-lingual disparity in watermarking is predominantly between typological families rather than idiosyncratic to particular languages, and that every scheme they audit ships a hardcoded threshold targeting a theoretical false-positive rate under an IID-token null that multilingual generation does not satisfy. Their prescription, empirical per-deployment threshold calibration, is ours as well; what our measurement adds to it is the second axis, since calibrating on the right language but the wrong negative distribution is not enough.</w:t>
+        <w:t xml:space="preserve">The failure is not confined to Turkish, and saying so is the honest reading of our own data. English shows the same inflated null and exactly the same tail count, and at the matched token budgets we evaluated no statistically detectable difference between the two languages remains, which is a failure to detect a difference on this sample rather than a demonstration of equivalence. What Turkish adds is exposure rather than a different mechanism: its subword fertility is roughly twice that of English, so a document of a given reading length is scored over roughly twice as many tokens, and the inflation grows with tokens scored. A deployment serving Turkish sits further along the same curve, not on a different one. Nemecek et al. (2026) reach the same structural verdict from a wider grid, reporting that cross-lingual disparity is predominantly between typological families rather than idiosyncratic to particular languages, and that every scheme they audit ships a hardcoded threshold targeting a theoretical rate under an IID-token null that multilingual generation does not satisfy. Their prescription, empirical per-deployment calibration, is ours as well; what our measurement adds is the second axis.</w:t>
       </w:r>
     </w:p>
     <w:p>
@@ -17850,7 +17850,7 @@
         <w:jc w:val="both"/>
       </w:pPr>
       <w:r>
-        <w:t xml:space="preserve">Calibration must also match the negative distribution, not just the language. We record an exploratory, not pre-registered, but operationally important observation. Thresholds set to 1% FPR on the model's own unwatermarked outputs do not transfer to human text: the same thresholds yield 7.4% FPR on human Turkish for EXP and 4.1% on human English for SynthID. Model-generated negatives are an inadequate proxy for the human text a deployed detector will actually screen. The practical prescription is that deployments should calibrate on, and report, the negative distribution of their own language and register. Two remedies for the dependence itself already exist and we did not apply either: Fernandez et al. (2023) score only those tokens whose watermark context window, or context-plus-token tuple, has not already been seen in the document, and both Fernandez et al. (2023) and Khachaturov et al. (2025) recommend a wider seeding window. What we measure is the configuration as shipped (</w:t>
+        <w:t xml:space="preserve">That second axis is the negative distribution, not just the language. Thresholds set to 1% FPR on the model's own unwatermarked outputs do not transfer to human text, yielding 7.4% on human Turkish for EXP and 4.1% on human English for SynthID (exploratory, not pre-registered). Model-generated negatives are an inadequate proxy for the human text a deployed detector actually screens, so deployments should calibrate on, and report, the negative distribution of their own language and register. Two remedies for the underlying dependence already exist and we applied neither: Fernandez et al. (2023) score only tokens whose watermark context has not already been seen in the document, and both Fernandez et al. (2023) and Khachaturov et al. (2025) recommend a wider seeding window. We measure the configuration as shipped (</w:t>
       </w:r>
       <w:r>
         <w:rPr>
@@ -17861,7 +17861,7 @@
         <w:t xml:space="preserve">prefix_length</w:t>
       </w:r>
       <w:r>
-        <w:t xml:space="preserve"> = 1 with a z = 4 threshold, the MarkLLM defaults; Pan et al., 2024), which is what a deployment inherits unless it knows to change it, and our 63× figure should be read as the cost of that default rather than as a bound on what the scheme family can achieve.</w:t>
+        <w:t xml:space="preserve"> = 1 with z = 4, the MarkLLM defaults; Pan et al., 2024), which is what a deployment inherits unless it knows to change it, so our figure is the cost of that default rather than a bound on the scheme family.</w:t>
       </w:r>
     </w:p>
     <w:p>
@@ -17885,7 +17885,16 @@
         <w:jc w:val="both"/>
       </w:pPr>
       <w:r>
-        <w:t xml:space="preserve">No scheme dominates both axes. That a watermarking design buys one property at the cost of another is a documented pattern rather than a surprise: Pang et al. (2024) show that common design choices leave the resulting systems open to attack and derive fundamental trade-offs among robustness, utility and usability. The pair we measure, attack robustness against the behaviour of the null distribution on unwatermarked text, is not among theirs, and it is the pair a deployment has to price, because one axis governs how often the watermark is missed and the other how often an innocent writer is accused. The three detectors report statistics on different scales, so their raw standard deviations are not comparable and Section 3.3 forbids comparing them; the comparable quantity is the realized false-positive rate on human text at each scheme's own shipped threshold. On that measure SynthID (Dathathri et al., 2024) is the best behaved, flagging 0 of the 1500 Turkish windows (0.00%), against KGW's 3 (0.20%) and EXP's 13 (0.87%). Yet SynthID is the most fragile under attack: all four Holm-significant prompt-level pairwise differences are against SynthID (rtt: EXP +0.479, p = 0.001 and KGW +0.281, p = 0.001; launder_api: EXP +0.240, p = 0.003 and KGW +0.177, p = 0.013), and under launder_api its AUROC falls to 0.747 with TPR 0.250 at the clean-calibrated threshold. The absolute half of that observation is not new: Han et al. (2025) report SynthID-Text degraded by meaning-preserving attacks including paraphrase and back-translation, and propose hybridizing it with a semantic scheme (Liu et al., 2024) as the remedy. What we add is the relative half, measured rather than asserted: at each scheme's own clean-calibrated threshold and with the prompt as the unit of analysis, SynthID is more fragile than both alternatives in every one of the four paired comparisons that survive Holm correction, and it is so on Turkish, where none of the three schemes had been measured. KGW is comparatively robust to attack but carries the inflated Turkish null of Section 4.3. EXP (Aaronson, 2023; Aaronson &amp; Kirchner, 2022) sits between them (KGW–EXP differences are not significant: p = 0.104 for rtt, p = 0.513 for launder_api), with the caveat that its fixed-length generation is a structural confound noted in Section 6. Across these three configurations, then, no scheme dominates on both axes at once, and the one with the lowest observed flag count on our human-text sample is also the easiest to wash out. We state that as a no-dominance pattern in this sample rather than as a trade-off: three schemes cannot establish a frontier, and the pattern is not even monotone across them, since KGW both flags fewer human windows than EXP and resists the attacks better.</w:t>
+        <w:t xml:space="preserve">No scheme dominates both axes. That a watermarking design buys one property at the cost of another is a documented pattern rather than a surprise: Pang et al. (2024) show that common design choices leave systems open to attack and derive fundamental trade-offs among robustness, utility and usability. The pair we measure, attack robustness against the behaviour of the null on unwatermarked text, is not among theirs, and it is the pair a deployment has to price, because one axis governs how often the watermark is missed and the other how often an innocent writer is accused. Since the three detectors report statistics on different scales, the comparable quantity is the realized false-positive rate at each scheme's own shipped threshold, on which SynthID (Dathathri et al., 2024) flags fewest and EXP most (Section 4.3). Yet SynthID is the most fragile under attack: all four Holm-significant prompt-level differences are against it (Table 6), and under laundering its AUROC falls to 0.747 with TPR 0.250. The absolute half of that observation is not new: Han et al. (2025) report SynthID-Text degraded by meaning-preserving attacks including paraphrase and back-translation, and propose hybridizing it with a semantic scheme (Liu et al., 2024). What we add is that the same scheme sits at the opposite extreme on the calibration axis, measured on human text in a language neither line of work covers.</w:t>
+      </w:r>
+    </w:p>
+    <w:p>
+      <w:pPr>
+        <w:spacing w:after="120" w:line="276"/>
+        <w:jc w:val="both"/>
+      </w:pPr>
+      <w:r>
+        <w:t xml:space="preserve">Across these three configurations, then, no scheme dominates on both axes at once, and the one with the lowest observed flag count on our human-text sample is also the easiest to wash out. We state that as a no-dominance pattern in this sample rather than as a trade-off: three schemes cannot establish a frontier, and the pattern is not even monotone across them, since KGW both flags fewer human windows than EXP and resists the attacks better.</w:t>
       </w:r>
     </w:p>
     <w:p>
@@ -17909,7 +17918,25 @@
         <w:jc w:val="both"/>
       </w:pPr>
       <w:r>
-        <w:t xml:space="preserve">Laundering through an external model is the only attack whose detection damage clears the pre-registered threshold for all three schemes, and the only one that also passes the utility clause where we measured it. Its mean AUROC drop across schemes is 0.158 (the next attack, rtt, achieves 0.091), and it pushes TPR at the clean-calibrated thresholds down to 0.427 (KGW), 0.490 (EXP), and 0.250 (SynthID) while both judges classified meaning as preserved in every judged pair drawn from the KGW arm. Its effect on fluency is indeterminate rather than absent: the independent judge's position-flip rate on launder_api pairs was 50.0%, above the pre-registered 30% reliability bound, so no directional fluency conclusion is available for that condition in either direction, including the claim that fluency is unharmed (Section 4.5). This is a counterweight to the reliability result of Kirchenbauer et al. (2024), who report that after strong human paraphrase a green-list watermark remains detectable once roughly 800 tokens are observed at a nominal 10⁻⁵ false-positive rate. Our texts are longer than that budget (the median KGW text is 983.5 tokens, Table 1, and the EXP arm is fixed at 950), and detection still falls to a true-positive rate of 0.427 for KGW and 0.250 for SynthID. Two differences keep this from being a failed replication and make it a boundary condition instead: their attack paraphrases the text whereas ours rewrites it through a different and external model, and their token budget is derived from a nominal 10⁻⁵ rate that Section 4.3 measures to be wrong on human text by one to two orders of magnitude, so the length at which detection becomes trustworthy is itself understated. Nor is it covert truncation: the median attacked-to-source length ratio is 0.976. At the prompt level, measured on detection rates at the clean-calibrated threshold, launder_api is more destructive than round-trip translation for EXP (exact permutation p = 0.012, significant after Bonferroni correction across the three schemes); the direction is the same for KGW (p = 0.024) and SynthID (p = 0.415) without surviving correction. The contrast with self-paraphrase is instructive: asking the watermarking model itself to rewrite its output barely moves detection (mean AUROC drop 0.008 for launder, 0.001 for para), so the attack's power comes from routing text through a different, external model (one outside the defender's control), not from paraphrasing as such. The attack is also cheap and requires no knowledge of the scheme or key: the entire launder_api pass over the corpus cost USD 17.704 in measured API charges (the Opus 5 judge evaluation added USD 7.021; the second judge's cost was not separately metered), and it degrades all three schemes at once. We evaluate no defenses here. In theory the question is largely settled but not uncontested: Zhang et al. (2024) prove that no strong watermarking scheme survives an attacker holding a quality oracle and a mixing perturbation oracle, and instantiate that attack successfully against the green-list scheme (Kirchenbauer et al., 2023) that we also test and against the distortion-free family (Kuditipudi et al., 2024), of which we test the Aaronson-Kirchner variant rather than their edit-robust EXP-Edit and ITS-Edit algorithms, which MarkLLM implements separately and we did not run. Harel-Canada et al. (2025) test the two assumptions that argument rests on and find both fail empirically: mixing is slow rather than rapid, with every perturbed text still retaining traces of its origin after hundreds of edits, and automated quality oracles are unreliable at 77% accuracy, so their random-walk attacks remove watermarks 26% of the time and only 10% under human quality review. They conclude that watermarking is more robust in practice than the idealised model implies. Our result is not in tension with theirs so much as differently situated: a single pass through a strong external model is not a random walk under a noisy oracle, and it reduced detection at the clean-calibrated threshold to between 0.250 and 0.490 here. Which of the two pictures a deployment faces depends on whether the attacker can afford one call to a capable model, and we did not measure quality with human raters as they did. Our launder_api attack is a crude, single-pass realization of that perturbation oracle. What remains open is empirical and quantitative: how much detection survives which rewrite budget, for which scheme, at which document length and in which language, and whether any deployable defense makes the attack expensive enough to matter, including whether the paraphrase-oriented schemes noted in Section 2 (Hou et al., 2024; Liu et al., 2024), which we did not evaluate, degrade more gracefully than the three context-hashed schemes measured here.</w:t>
+        <w:t xml:space="preserve">Laundering through an external model is the only attack whose detection damage clears the pre-registered threshold for all three schemes, and the only one that also passes the utility clause where we measured it, with both judges classifying meaning as preserved in every judged pair drawn from the KGW arm. Its effect on fluency is indeterminate rather than absent: the independent judge's position-flip rate on those pairs was 50.0%, above the pre-registered 30% bound, so no directional fluency conclusion is available in either direction, including the claim that fluency is unharmed (Section 4.4). This is a counterweight to Kirchenbauer et al. (2024), who report that after strong human paraphrase a green-list watermark remains detectable once roughly 800 tokens are observed at a nominal 10⁻⁵ false-positive rate. Our texts exceed that budget and detection still falls to a true-positive rate of 0.427 for KGW and 0.250 for SynthID. Two differences make this a boundary condition rather than a failed replication: their attack paraphrases whereas ours rewrites through a different and external model, and their token budget derives from a nominal 10⁻⁵ rate that Section 4.3 measures to be wrong on human text by one to two orders of magnitude, so the length at which detection becomes trustworthy is itself understated. Nor is it covert truncation, since the median attacked-to-source length ratio is 0.976.</w:t>
+      </w:r>
+    </w:p>
+    <w:p>
+      <w:pPr>
+        <w:spacing w:after="120" w:line="276"/>
+        <w:jc w:val="both"/>
+      </w:pPr>
+      <w:r>
+        <w:t xml:space="preserve">The contrast with self-paraphrase is instructive: asking the watermarking model itself to rewrite its output barely moves detection (mean AUROC drop 0.008 for launder, 0.001 for para), so the attack's power comes from routing text through a different model outside the defender's control, not from paraphrasing as such. It is also cheap and requires no knowledge of the scheme or key, costing USD 17.704 over the whole corpus while degrading all three schemes at once.</w:t>
+      </w:r>
+    </w:p>
+    <w:p>
+      <w:pPr>
+        <w:spacing w:after="120" w:line="276"/>
+        <w:jc w:val="both"/>
+      </w:pPr>
+      <w:r>
+        <w:t xml:space="preserve">We evaluate no defenses. In theory the question is largely settled but not uncontested. Zhang et al. (2024) prove that no strong watermarking scheme survives an attacker holding a quality oracle and a mixing perturbation oracle, and instantiate that attack against the green-list scheme (Kirchenbauer et al., 2023) we test and against the distortion-free family (Kuditipudi et al., 2024), of which we test the Aaronson–Kirchner variant rather than their edit-robust algorithms. Harel-Canada et al. (2025) test the two assumptions that argument rests on and find both fail empirically: mixing is slow, with every perturbed text still retaining traces of its origin after hundreds of edits, and automated quality oracles are unreliable at 77% accuracy, so their random-walk attacks remove watermarks 26% of the time and 10% under human quality review. Our result is not in tension with theirs so much as differently situated: a single pass through a strong external model is not a random walk under a noisy oracle, and we did not measure quality with human raters as they did. Which picture a deployment faces depends on whether the attacker can afford one call to a capable model. What remains open is empirical: how much detection survives which rewrite budget, for which scheme, at which document length and in which language, and whether the paraphrase-oriented schemes of Section 2 (Hou et al., 2024; Liu et al., 2024), which we did not evaluate, degrade more gracefully than the three context-hashed schemes measured here.</w:t>
       </w:r>
     </w:p>
     <w:p>
@@ -17964,7 +17991,7 @@
         <w:t xml:space="preserve">Scope of generalization.</w:t>
       </w:r>
       <w:r>
-        <w:t xml:space="preserve"> All generated text in this study comes from a single generator, Qwen3-14B (Yang et al., 2025). This was not for lack of trying: five candidate generators were run through the same pre-registered acceptance gate (Latin-script purity 16/16 mandatory; overall gate ≥ 12/16), and only Qwen3-14B passed. Qwen2.5-3B and -7B failed on foreign-script contamination across five configurations; Mistral-Nemo-12B failed on contamination and under-delivery (Latin 14/16, gate 9/16, median 315 words); and the Turkish-tuned Turkish-Llama-8b produced clean, long text (Latin 16/16, word criterion 16/16, median 808.5 words) but degenerated into repetition and failed to terminate (repetition criterion 3/16, termination 2/16, gate 0/16). Cross-model replication was therefore attempted and not achieved (the gate records are in the repository), and producing acceptable long-form Turkish appears to be a barrier in its own right. Nothing in the design licenses generalization to other model families, scales, or tokenizers; the calibration failure in particular is a property of a scheme–tokenizer–language triple and must be re-measured for any other pairing. The scheme set is bounded in the same way. All three schemes tested here perturb or couple the next-token distribution using a key seeded from surface context, and all three are configured as the toolkit ships them. Schemes designed precisely against paraphrase, namely SIR (Liu et al., 2024), which is itself token-level but seeds its watermark logits from a semantic embedding of all preceding tokens rather than from a fixed token window, and SemStamp (Hou et al., 2024), which watermarks by rejection sampling whole sentences, are both implemented in MarkLLM and therefore available to us. Neither was evaluated, so nothing here licenses a claim about watermarking in general; the laundering result is a statement about surface-context-seeded schemes at default settings. A side observation: the effective-γ deviation noted below under implementation-level caveats is Qwen-specific; both rejected candidates have tokenizers whose length equals their declared vocabulary size (deviation exactly 0). Similarly, the entire generation pipeline ran on a single machine and GPU (a Quadro RTX 8000). Reproducibility was measured within that one environment: the determinism test (T4) of the version-drift battery returned token-identical sequences across repeated generations under the pinned software stack; but this is a single-environment result, not a portability claim across hardware or library versions.</w:t>
+        <w:t xml:space="preserve"> All generated text comes from a single generator, Qwen3-14B (Yang et al., 2025). This was not for lack of trying: five candidates were run through the same pre-registered acceptance gate and only Qwen3-14B passed, the others failing on foreign-script contamination, under-delivery, or failure to terminate (gate records are in the repository). Cross-model replication was therefore attempted and not achieved, and producing acceptable long-form Turkish appears to be a barrier in its own right. Nothing here licenses generalization to other model families, scales or tokenizers; the calibration failure in particular is a property of a scheme–tokenizer–language triple and must be re-measured for any other pairing. The scheme set is bounded the same way: all three schemes perturb or couple the next-token distribution using a key seeded from surface context, and all three run as the toolkit ships them. Schemes designed precisely against paraphrase, SIR (Liu et al., 2024) and SemStamp (Hou et al., 2024), are implemented in MarkLLM and were not evaluated, so the laundering result is a statement about surface-context-seeded schemes at default settings, not about watermarking in general. Generation ran on a single machine and GPU; the determinism test returned token-identical sequences under the pinned stack, but that is a single-environment result, not a portability claim.</w:t>
       </w:r>
     </w:p>
     <w:p>
@@ -17980,7 +18007,7 @@
         <w:t xml:space="preserve">Human-text baseline (S1).</w:t>
       </w:r>
       <w:r>
-        <w:t xml:space="preserve"> The human corpus covers two registers (encyclopedic prose from Wikipedia (Wikimedia Foundation, 2023a) and older official/literary prose from Turkish Wikisource), and the inflation replicates across both (Section 4.3); newspaper, essayistic, or conversational Turkish may still behave differently. Detector keys are device-class-bound: we measured that a SynthID detector instantiated on CPU draws a different pseudo-random key stream than one on CUDA, so watermarked text scored on the wrong device class collapses to chance (mean g-score 0.498 vs. 0.530), while re-scoring on the generation device reproduces the shipped scores bit-exactly (maximum difference 5.55 × 10⁻¹⁷). The S1 human-text measurements are unaffected by the device class: no watermark is present, and the SynthID null standard deviation is 0.003 under either device class. We limit that exchangeability claim to what we measured, namely SynthID across two device classes; it is not a general statement about all three schemes, and the key sweep reported in Section 4.3 shows that KGW's null mean and tail are decidedly not key-invariant even though its variance inflation is. Any deployment must run detection on the same device class as generation, or serialize the key explicitly.</w:t>
+        <w:t xml:space="preserve"> The corpus covers two registers, encyclopedic prose from Wikipedia (Wikimedia Foundation, 2023a) and older official/literary prose from Turkish Wikisource, and the inflation replicates across both (Section 4.3); newspaper, essayistic or conversational Turkish may behave differently. Sample size bounds precision: at n = 1,500 windows per language the design supports order-of-magnitude statements but not finer resolution, which is why the empirical estimate is primary and the Gaussian extrapolation approximate only. The key sweep covers eight keys for S1 only, so every robustness number in Section 4.2 is conditional on the single study key, and the length control was applied to the human-text null, not to the generated corpus.</w:t>
       </w:r>
     </w:p>
     <w:p>
@@ -17989,7 +18016,14 @@
         <w:jc w:val="both"/>
       </w:pPr>
       <w:r>
-        <w:t xml:space="preserve">Sample size bounds precision: with n = 1500 windows per language, the design supports order-of-magnitude statements (the empirical rate of 3/1500 = 0.002 at z = 4 is roughly 63 times nominal, with an exact binomial interval spanning 13 to 184 times) but not claims at finer resolution, which is why we report the empirical estimate as primary and the Gaussian parametric extrapolation as approximate only. Two further bounds belong here. The key sweep covers eight keys for S1 only; extending it to the attack and AUROC axes would require regenerating the corpus under each key, which we did not do, so every robustness number in Section 4.2 is conditional on the single study key. And the length control was applied to the human-text null, not to the generated corpus, whose lengths were fixed by the generation protocol.</w:t>
+        <w:rPr>
+          <w:b/>
+          <w:bCs/>
+        </w:rPr>
+        <w:t xml:space="preserve">Detector keys are device-class-bound.</w:t>
+      </w:r>
+      <w:r>
+        <w:t xml:space="preserve"> A SynthID detector instantiated on CPU draws a different pseudo-random key stream than one on CUDA, so watermarked text scored on the wrong device class collapses to chance (mean g-score 0.498 vs. 0.530), while re-scoring on the generation device reproduces the shipped scores bit-exactly. The S1 measurements are unaffected, since no watermark is present there. We limit the claim to what we measured, SynthID across two device classes; it is not a general statement about all three schemes. Any deployment must detect on the same device class as generation, or serialize the key explicitly.</w:t>
       </w:r>
     </w:p>
     <w:p>
@@ -18005,7 +18039,7 @@
         <w:t xml:space="preserve">The morphological attack did not fire.</w:t>
       </w:r>
       <w:r>
-        <w:t xml:space="preserve"> The attack planned as the central typological probe produced almost no edits in this corpus: the morph variant averages 1.1 edits per text, with 60.4% of texts receiving zero edits, and the broader morph_v1 variant averages 7.5 edits per text (zero edits in 4.2% of texts). The mechanism is a register mismatch: the transforms target the progressive suffix -(I)yor via the zeyrek analyzer (Bulat, 2022), and the formal expository register the model produces rarely uses that form. The measured detection effect is accordingly null (mean AUROC drop 0.000 for both variants). Where morph did fire (the n = 38 texts with nonzero edits), the per-edit slope survives our robustness battery (0.052 z per edit, 95% CI [0.022, 0.071], Theil–Sen 0.051, Spearman ρ = 0.579 at p = 0.00014) but is practically tiny: at the observed mean of 2.9 edits it implies a shift of about 0.15 z (0.052 z per edit × 2.9 edits ≈ 0.15) against a matched clean-signal mean of 11.467, invisible at AUROC level. The morph_v1 slope is retracted after the same battery: the OLS estimate of 0.026 has a 95% CI of [−0.005, 0.034] that includes zero, Theil–Sen falls to 0.005, Spearman ρ = 0.091 is not significant (p = 0.39), and the sign flips to −0.003 when the three highest-leverage points are removed (n = 92). Whether an informal-register corpus, where -(I)yor is common, changes this verdict is an open question, not a result of this paper.</w:t>
+        <w:t xml:space="preserve"> The attack planned as the central typological probe produced almost no edits: morph averages 1.1 edits per text with 60.4% of texts unchanged, morph_v1 averages 7.5 (4.2% unchanged). The mechanism is a register mismatch, since the transforms target the progressive suffix -(I)yor and the formal expository register the model produces rarely uses it. The detection effect is null (mean AUROC drop 0.000 for both). Where morph did fire (n = 38 texts with non-zero edits) the per-edit slope survives our robustness battery (0.052 z per edit, 95% CI [0.022, 0.071], Spearman ρ = 0.579, p = 0.00014) but is practically tiny: at the observed mean of 2.9 edits it implies about 0.15 z against a matched clean-signal mean of 11.467. The morph_v1 slope is retracted after the same battery, its 95% CI including zero and its sign flipping when the three highest-leverage points are removed. Whether an informal-register corpus changes this verdict is an open question, not a result of this paper.</w:t>
       </w:r>
     </w:p>
     <w:p>
@@ -18021,7 +18055,7 @@
         <w:t xml:space="preserve">Closed-model laundering.</w:t>
       </w:r>
       <w:r>
-        <w:t xml:space="preserve"> The launder_api attack routes text through a closed commercial model (Claude Opus 5) whose deployed version can change without notice. The raw laundered outputs are stored in the repository, so every detection score on those texts can be recomputed exactly; the attack generation itself, however, may not be re-creatable against a future version of the model. The result should be read as an existence demonstration (one available external model suffices) rather than as a stable measurement of a fixed system.</w:t>
+        <w:t xml:space="preserve"> The launder_api attack routes text through a closed commercial model whose deployed version can change without notice. The raw laundered outputs are stored, so every detection score recomputes exactly, but the attack generation itself may not be re-creatable against a future version. Read it as an existence demonstration rather than a stable measurement of a fixed system.</w:t>
       </w:r>
     </w:p>
     <w:p>
@@ -18037,7 +18071,7 @@
         <w:t xml:space="preserve">EXP is structurally different.</w:t>
       </w:r>
       <w:r>
-        <w:t xml:space="preserve"> The EXP implementation generates a fixed sequence length of 950 tokens, does not consume the shared sampling arguments, and never stops at an EOS token; its token-count standard deviation is 1.5, against 178.2 for KGW, 158.4 for SynthID, and 101.0 for the unwatermarked arm, and its 96 texts are exempt from the termination criterion (leaving 288 texts in that denominator). Any cross-scheme comparison of text quality is therefore confounded with this structural difference. Detection comparisons use each scheme's own clean-calibrated threshold, which mitigates but does not remove the concern.</w:t>
+        <w:t xml:space="preserve"> The EXP implementation generates a fixed 950 tokens, does not consume the shared sampling arguments, and never stops at EOS; its token-count standard deviation is 1.5 against 178.2 for KGW, 158.4 for SynthID and 101.0 unwatermarked, and its 96 texts are exempt from the termination criterion. Any cross-scheme comparison of text quality is therefore confounded with this difference. Detection comparisons use each scheme's own clean-calibrated threshold, which mitigates but does not remove the concern.</w:t>
       </w:r>
     </w:p>
     <w:p>
@@ -18053,7 +18087,7 @@
         <w:t xml:space="preserve">The utility axis covers one arm.</w:t>
       </w:r>
       <w:r>
-        <w:t xml:space="preserve"> Every pair judged in S2 was drawn from the KGW-watermarked arm, as the pre-registration fixed. Meaning preservation is therefore measured for attacks applied to KGW text, and carried to the EXP and SynthID rows of Table 11 by assumption rather than by measurement. The assumption is not idle: meaning preservation is a property of the (source, rewrite) pair, the sources differ by arm, and the paragraph above states that cross-scheme comparisons of text quality are confounded. It would cost roughly three US dollars of API charges to judge the other two arms, since the attacked texts already exist, and we regard that as the first extension anyone replicating this work should make. Two further bounds belong here: only four of the ten attacks were judged, and the pre-registered decision rule counts a verdict of "partially preserved" as preservation, which is the permissive reading.</w:t>
+        <w:t xml:space="preserve"> Every pair judged in S2 was drawn from the KGW arm, as the pre-registration fixed, so meaning preservation is measured for attacks on KGW text and carried to the EXP and SynthID rows of Table 11 by assumption. The assumption is not idle: meaning preservation is a property of the (source, rewrite) pair, the sources differ by arm, and cross-scheme quality comparisons are confounded as just noted. Judging the other two arms would cost roughly three US dollars, since the attacked texts already exist, and is the first extension a replication should make. Only four of the ten attacks were judged, and the pre-registered rule counts "partially preserved" as preservation, which is the permissive reading.</w:t>
       </w:r>
     </w:p>
     <w:p>
@@ -18069,7 +18103,7 @@
         <w:t xml:space="preserve">Acceptance thresholds are only partly justified.</w:t>
       </w:r>
       <w:r>
-        <w:t xml:space="preserve"> Of the pre-fixed corpus acceptance thresholds (word count ≥ 300, compliance ≥ 0.75, termination ≥ 0.90, contamination ≤ 0.05), the compliance value is inherited from the pre-gate criterion, but the 0.90 and 0.05 values have no external justification. They were fixed before any corpus data existed, which protects against post-hoc tuning, but no sensitivity analysis was performed, and a different choice could have produced a different corpus-validity verdict.</w:t>
+        <w:t xml:space="preserve"> Of the pre-fixed thresholds (word count ≥ 300, compliance ≥ 0.75, termination ≥ 0.90, contamination ≤ 0.05), compliance is inherited from the pre-gate criterion but the 0.90 and 0.05 values have no external justification. They were fixed before any corpus data existed, which protects against post-hoc tuning, but no sensitivity analysis was performed.</w:t>
       </w:r>
     </w:p>
     <w:p>
@@ -18085,7 +18119,7 @@
         <w:t xml:space="preserve">Implementation-level caveats.</w:t>
       </w:r>
       <w:r>
-        <w:t xml:space="preserve"> Three smaller issues are recorded for completeness. First, KGW's effective green-list fraction deviates slightly from the configured γ = 0.5 because the implementation sizes the list from the tokenizer length rather than the declared vocabulary size; the measured effective fraction is 0.499118 (len(tokenizer) = 151,669 vs. vocabulary size 151,936; deviation -0.000882). Second, 2 of 96 KGW texts and 2 of 96 SynthID texts hit the 1800-token generation cap and are therefore truncated. Third, in the first run the attention implementation fell back to the transformers default (effectively sdpa); this was not a deliberate choice, and the provenance note is kept in </w:t>
+        <w:t xml:space="preserve"> KGW's effective green-list fraction is 0.499118 rather than the configured γ = 0.5, because the implementation sizes the list from the tokenizer length (151,669) rather than the declared vocabulary size (151,936). Two of 96 KGW texts and 2 of 96 SynthID texts hit the 1800-token cap and are truncated. In the first run the attention implementation fell back to the transformers default; this was not deliberate and the provenance note is kept in </w:t>
       </w:r>
       <w:r>
         <w:rPr>
@@ -18112,7 +18146,7 @@
         <w:t xml:space="preserve">Post-hoc observation on contamination.</w:t>
       </w:r>
       <w:r>
-        <w:t xml:space="preserve"> Non-Latin-script contamination is more frequent in the two logit-perturbing arms: KGW 8/96 and SynthID 9/96, against 2/96 unwatermarked and 0/96 for EXP; in total 8 + 9 + 2 + 0 = 19 of 384 texts (4.9%), under the pre-registered 5% gate. This association was noticed after the data were collected. It is labeled exploratory and recorded as a replication hypothesis for future work, not as a finding of this study.</w:t>
+        <w:t xml:space="preserve"> Non-Latin-script contamination is more frequent in the two logit-perturbing arms (KGW 8/96, SynthID 9/96, against 2/96 unwatermarked and 0/96 for EXP; 19 of 384 texts overall, 4.9%, under the pre-registered 5% gate). This was noticed after the data were collected, and is recorded as an exploratory replication hypothesis, not a finding.</w:t>
       </w:r>
     </w:p>
     <w:p>
@@ -18136,7 +18170,7 @@
         <w:jc w:val="both"/>
       </w:pPr>
       <w:r>
-        <w:t xml:space="preserve">Every number reported in this paper is generated from the underlying data by code. The metrics module (</w:t>
+        <w:t xml:space="preserve">Every number in this paper is generated from the data by code. </w:t>
       </w:r>
       <w:r>
         <w:rPr>
@@ -18147,7 +18181,7 @@
         <w:t xml:space="preserve">pilot/metrics.py</w:t>
       </w:r>
       <w:r>
-        <w:t xml:space="preserve">) produces the summary report and detection tables directly from the scored corpus, and a dedicated exporter (</w:t>
+        <w:t xml:space="preserve"> produces the summary report and detection tables from the scored corpus, </w:t>
       </w:r>
       <w:r>
         <w:rPr>
@@ -18158,7 +18192,7 @@
         <w:t xml:space="preserve">pilot/make_paper_numbers.py</w:t>
       </w:r>
       <w:r>
-        <w:t xml:space="preserve">) emits the single JSON file (</w:t>
+        <w:t xml:space="preserve"> emits the single JSON file (</w:t>
       </w:r>
       <w:r>
         <w:rPr>
@@ -18169,7 +18203,29 @@
         <w:t xml:space="preserve">paper/numbers.json</w:t>
       </w:r>
       <w:r>
-        <w:t xml:space="preserve">) from which all manuscript numbers are drawn; no number is typed by hand. A regime gate refuses to produce any report when the active configuration does not match the sealed run configuration, so numbers from mismatched settings cannot silently enter the output. Because the experiments span two environments (a local development machine and a university HPC container), the environment layer imports the scientific code rather than forking it, and a content hash over the scientific source files is recorded with each run so that the two environments can be verified to execute identical code. The upstream MarkLLM toolkit (Pan et al., 2024) is pinned to a fixed commit (c45ddc40), the prompt file is sealed by hash (SHA-256 prefix 8fcbe4074b46), and the full generation settings are recorded alongside the results. Before the main run, a version-drift battery (tests T1–T6, pre-registered in </w:t>
+        <w:t xml:space="preserve">) from which all manuscript numbers are drawn, and no number is typed by hand. A regime gate refuses to produce any report when the active configuration does not match the sealed run configuration, and </w:t>
+      </w:r>
+      <w:r>
+        <w:rPr>
+          <w:rFonts w:ascii="Consolas" w:cs="Consolas" w:eastAsia="Consolas" w:hAnsi="Consolas"/>
+          <w:sz w:val="18"/>
+          <w:szCs w:val="18"/>
+        </w:rPr>
+        <w:t xml:space="preserve">pilot/dev_tutarlilik_kapisi.py</w:t>
+      </w:r>
+      <w:r>
+        <w:t xml:space="preserve"> fails the release if a withdrawn quantity reappears in a generated artifact or if a reported p-value diverges from the one in </w:t>
+      </w:r>
+      <w:r>
+        <w:rPr>
+          <w:rFonts w:ascii="Consolas" w:cs="Consolas" w:eastAsia="Consolas" w:hAnsi="Consolas"/>
+          <w:sz w:val="18"/>
+          <w:szCs w:val="18"/>
+        </w:rPr>
+        <w:t xml:space="preserve">numbers.json</w:t>
+      </w:r>
+      <w:r>
+        <w:t xml:space="preserve">. Because the experiments span two environments, a local machine and a university HPC container, the environment layer imports the scientific code rather than forking it, and a content hash over the scientific sources is recorded with each run so both environments can be verified to execute identical code. Before the main run a version-drift battery (tests T1–T6, pre-registered in </w:t>
       </w:r>
       <w:r>
         <w:rPr>
@@ -18180,7 +18236,16 @@
         <w:t xml:space="preserve">hpc/README.md</w:t>
       </w:r>
       <w:r>
-        <w:t xml:space="preserve">) re-measured every environment-dependent assumption on the target machine rather than inheriting local measurements; its determinism test (T4) yielded token-identical repeated generations. All three detectors run model-free (</w:t>
+        <w:t xml:space="preserve">) re-measured every environment-dependent assumption on the target machine rather than inheriting local measurements; its determinism test returned token-identical repeated generations.</w:t>
+      </w:r>
+    </w:p>
+    <w:p>
+      <w:pPr>
+        <w:spacing w:after="120" w:line="276"/>
+        <w:jc w:val="both"/>
+      </w:pPr>
+      <w:r>
+        <w:t xml:space="preserve">All three detectors run model-free (</w:t>
       </w:r>
       <w:r>
         <w:rPr>
@@ -18191,16 +18256,7 @@
         <w:t xml:space="preserve">model=None</w:t>
       </w:r>
       <w:r>
-        <w:t xml:space="preserve">), verified against the implementations, so detection scores do not depend on the generator weights or on the numeric precision used for generation. Model-free is not the same as device-independent, and we state the difference because our own measurement contradicts the stronger reading: SynthID's key stream is drawn from a device-class-dependent generator, so a watermarked text scored on the wrong device class collapses to chance (Section 6). Scoring on the generation device class reproduces the shipped scores bit-exactly.</w:t>
-      </w:r>
-    </w:p>
-    <w:p>
-      <w:pPr>
-        <w:spacing w:after="120" w:line="276"/>
-        <w:jc w:val="both"/>
-      </w:pPr>
-      <w:r>
-        <w:t xml:space="preserve">The human-text corpus of S1 is reproducible by construction: each window records its Wikipedia page identifier together with the dump version (wikimedia/wikipedia, 20231101 (Wikimedia Foundation, 2023a)), so the exact text windows can be re-fetched deterministically. The corpus acceptance thresholds were fixed in code before Phase 1 began; the S1 protocol, hypotheses, and analysis plan were sealed at commit 8f8df72 before data collection; and the S2 judging protocol, blind calibration design, and decision rule were sealed at commit cbcb988 before the judging run. Code, corpus, scores, attacked texts (including the raw closed-model laundering outputs), and the pre-registration documents reside in a single repository, so the full path from raw text to every reported statistic can be re-executed.</w:t>
+        <w:t xml:space="preserve">), verified against the implementations, so detection scores do not depend on the generator weights or on generation precision. Model-free is not device-independent, and our own measurement contradicts the stronger reading: SynthID's key stream is device-class-dependent, so text scored on the wrong device class collapses to chance, while scoring on the generation device class reproduces the shipped scores bit-exactly (Section 6). The S1 corpus is reproducible by construction, since each window records its page identifier and dump version, so the exact windows can be re-fetched deterministically. Pinned versions, sealed hashes and the pre-registration commits are listed under Data, Material and/or Code availability.</w:t>
       </w:r>
     </w:p>
     <w:p>
@@ -18239,7 +18295,7 @@
         <w:jc w:val="both"/>
       </w:pPr>
       <w:r>
-        <w:t xml:space="preserve">The author declares that no funds, grants, or other support were received during the preparation of this manuscript. The commercial API charges reported in Sections 3.2 and 3.5 (USD 17.704 and USD 7.021) were met from the author's own resources. Computation for text generation and detection was carried out on hardware provided by the author's institution (Acknowledgments).</w:t>
+        <w:t xml:space="preserve">No funds, grants or other support were received for this work. The commercial API charges reported in Sections 3.2 and 3.5 (USD 17.704 and USD 7.021) were met from the author's own resources. Generation and detection ran on hardware provided by the author's institution (Acknowledgments).</w:t>
       </w:r>
     </w:p>
     <w:p>
@@ -18263,7 +18319,7 @@
         <w:jc w:val="both"/>
       </w:pPr>
       <w:r>
-        <w:t xml:space="preserve">The author has no competing financial interests or personal relationships that could have appeared to influence this work, and in particular no employment, consultancy, equity, patent, honorarium, advisory or funding relationship with Anthropic, Google DeepMind, Groq, Alibaba/Qwen, or the developers of the MarkLLM toolkit, whose schemes, models and reference implementations are evaluated here, in several cases critically. This work is a research fork of MarkLLM (Apache-2.0); its developers were not consulted and did not review the manuscript.</w:t>
+        <w:t xml:space="preserve">The author has no competing financial interests or personal relationships that could have appeared to influence this work, and in particular no employment, consultancy, equity, patent, honorarium, advisory or funding relationship with Anthropic, Google DeepMind, Groq, Alibaba/Qwen, or the developers of the MarkLLM toolkit, whose schemes, models and implementations are evaluated here, in several cases critically. This work is a research fork of MarkLLM (Apache-2.0); its developers were not consulted and did not review the manuscript.</w:t>
       </w:r>
     </w:p>
     <w:p>
@@ -18272,7 +18328,7 @@
         <w:jc w:val="both"/>
       </w:pPr>
       <w:r>
-        <w:t xml:space="preserve">Three facts are recorded for transparency although they are not competing interests. First, two components ran on metered commercial APIs at list prices – the external laundering corpus through Anthropic's API (USD 17.704) and the Claude Opus 5 judge (USD 7.021); the gpt-oss-120b judge was served through Groq and not separately metered. These are arm's-length purchases, reported as measurements because attack cost is part of the threat model, and no vendor funded, reviewed or was consulted about this work. Second, one model occupies two roles: Claude Opus 5 both produces the </w:t>
+        <w:t xml:space="preserve">Two facts are recorded for transparency although they are not competing interests. Two components ran on metered commercial APIs at list prices, the external laundering corpus through Anthropic's API and the Claude Opus 5 judge; these are arm's-length purchases, reported as measurements because attack cost is part of the threat model, and no vendor funded, reviewed or was consulted about this work. And one model occupies two roles: Claude Opus 5 both produces the </w:t>
       </w:r>
       <w:r>
         <w:rPr>
@@ -18283,7 +18339,7 @@
         <w:t xml:space="preserve">launder_api</w:t>
       </w:r>
       <w:r>
-        <w:t xml:space="preserve"> texts and serves as one judge. This conflict is internal to the protocol, and the pre-registration at commit </w:t>
+        <w:t xml:space="preserve"> texts and serves as one judge. That conflict is internal to the protocol and the pre-registration at commit </w:t>
       </w:r>
       <w:r>
         <w:rPr>
@@ -18294,18 +18350,7 @@
         <w:t xml:space="preserve">cbcb988</w:t>
       </w:r>
       <w:r>
-        <w:t xml:space="preserve"> addressed it before any verdict was read – two judges from different model families, agreement of both required for any </w:t>
-      </w:r>
-      <w:r>
-        <w:rPr>
-          <w:rFonts w:ascii="Consolas" w:cs="Consolas" w:eastAsia="Consolas" w:hAnsi="Consolas"/>
-          <w:sz w:val="18"/>
-          <w:szCs w:val="18"/>
-        </w:rPr>
-        <w:t xml:space="preserve">launder_api</w:t>
-      </w:r>
-      <w:r>
-        <w:t xml:space="preserve"> verdict, fluency conclusions drawn only from the independent judge. Section 4.4 reports the conflicted cell (Opus 5 never preferring the original, 0.0%, at a 0.0% flip rate) and discards rather than interprets it.</w:t>
+        <w:t xml:space="preserve"> addressed it before any verdict was read; Section 4.4 reports the conflicted cell and discards rather than interprets it.</w:t>
       </w:r>
     </w:p>
     <w:p>
@@ -18329,7 +18374,7 @@
         <w:jc w:val="both"/>
       </w:pPr>
       <w:r>
-        <w:t xml:space="preserve">This study involved no human participants and no animals and therefore required no institutional ethics review. Three points support that determination.</w:t>
+        <w:t xml:space="preserve">This study involved no human participants and no animals and therefore required no institutional ethics review. The human-text baseline is published text, not participant data: the 4,000 windows of Study S1 are verbatim excerpts from public Wikimedia projects released under CC BY-SA 3.0 or later and GFDL, nobody was recruited, contacted, observed or profiled, no personal data was collected, and the only author-related information retained is the page identifier that makes the licence-required attribution link constructible. The LLM judges of Study S2 are measurement instruments, not participants: a language model has no welfare interests and cannot consent or be withdrawn, and its outputs are instrument readings, validated as such by the calibration and reliability provisions of Section 3.5.</w:t>
       </w:r>
     </w:p>
     <w:p>
@@ -18338,69 +18383,7 @@
         <w:jc w:val="both"/>
       </w:pPr>
       <w:r>
-        <w:t xml:space="preserve">The human-text baseline is published text, not participant data: the 4,000 windows of Study S1 are verbatim excerpts from public Wikimedia projects (Turkish and English Wikipedia, dump </w:t>
-      </w:r>
-      <w:r>
-        <w:rPr>
-          <w:rFonts w:ascii="Consolas" w:cs="Consolas" w:eastAsia="Consolas" w:hAnsi="Consolas"/>
-          <w:sz w:val="18"/>
-          <w:szCs w:val="18"/>
-        </w:rPr>
-        <w:t xml:space="preserve">20231101</w:t>
-      </w:r>
-      <w:r>
-        <w:t xml:space="preserve">; Turkish Wikisource, dump </w:t>
-      </w:r>
-      <w:r>
-        <w:rPr>
-          <w:rFonts w:ascii="Consolas" w:cs="Consolas" w:eastAsia="Consolas" w:hAnsi="Consolas"/>
-          <w:sz w:val="18"/>
-          <w:szCs w:val="18"/>
-        </w:rPr>
-        <w:t xml:space="preserve">20231201</w:t>
-      </w:r>
-      <w:r>
-        <w:t xml:space="preserve">) released under CC BY-SA 3.0 or later and GFDL. Nobody was recruited, contacted, observed or profiled, no personal data was collected, and the only author-related information retained is the page identifier that makes the licence-required attribution link constructible (</w:t>
-      </w:r>
-      <w:r>
-        <w:rPr>
-          <w:rFonts w:ascii="Consolas" w:cs="Consolas" w:eastAsia="Consolas" w:hAnsi="Consolas"/>
-          <w:sz w:val="18"/>
-          <w:szCs w:val="18"/>
-        </w:rPr>
-        <w:t xml:space="preserve">ATTRIBUTION.md</w:t>
-      </w:r>
-      <w:r>
-        <w:t xml:space="preserve">, </w:t>
-      </w:r>
-      <w:r>
-        <w:rPr>
-          <w:rFonts w:ascii="Consolas" w:cs="Consolas" w:eastAsia="Consolas" w:hAnsi="Consolas"/>
-          <w:sz w:val="18"/>
-          <w:szCs w:val="18"/>
-        </w:rPr>
-        <w:t xml:space="preserve">ATTRIBUTION_pages.tsv</w:t>
-      </w:r>
-      <w:r>
-        <w:t xml:space="preserve">).</w:t>
-      </w:r>
-    </w:p>
-    <w:p>
-      <w:pPr>
-        <w:spacing w:after="120" w:line="276"/>
-        <w:jc w:val="both"/>
-      </w:pPr>
-      <w:r>
-        <w:t xml:space="preserve">The LLM judges of Study S2 are measurement instruments, not participants. The 788 verdicts were produced by software executing a fixed pre-registered prompt protocol. A language model has no welfare interests, cannot consent or be withdrawn, and its outputs are instrument readings validated as such: blind calibration items, both-order presentation, and a pre-declared 30% position-flip bound (Sections 3.5, 4.4). Human-subjects protections do not apply.</w:t>
-      </w:r>
-    </w:p>
-    <w:p>
-      <w:pPr>
-        <w:spacing w:after="120" w:line="276"/>
-        <w:jc w:val="both"/>
-      </w:pPr>
-      <w:r>
-        <w:t xml:space="preserve">On dual use, the paper reports a working attack that degrades all three schemes while preserving meaning, and the author judges publication responsible. The attack needs no key, no knowledge of the scheme and no privileged access – it is asking a widely available commercial model to rewrite a text, at a measured USD 17.704 for the whole corpus – so it is already available to any adversary and publication confers no new capability. What publication does create is a measurement defenders can act on: the recalibration of Section 5.1 and the fragility pattern of Section 5.2 are useless to an operator who does not know the size of the effect. The attacked texts are released so countermeasures can be tested on the same material; no defence is proposed here.</w:t>
+        <w:t xml:space="preserve">On dual use, the paper reports a working attack that degrades all three schemes while preserving meaning, and the author judges publication responsible. The attack needs no key, no knowledge of the scheme and no privileged access, so it is already available to any adversary and publication confers no new capability; what publication creates is a measurement defenders can act on, since the recalibration of Section 5.1 is useless to an operator who does not know the size of the effect. The attacked texts are released so countermeasures can be tested on the same material.</w:t>
       </w:r>
     </w:p>
     <w:p>
@@ -18424,18 +18407,7 @@
         <w:jc w:val="both"/>
       </w:pPr>
       <w:r>
-        <w:t xml:space="preserve">Not applicable. The study involved no human participants, so no informed consent was sought or required. Reuse of the Wikimedia-derived text is governed by its CC BY-SA licence and is a matter of licence compliance and attribution (</w:t>
-      </w:r>
-      <w:r>
-        <w:rPr>
-          <w:rFonts w:ascii="Consolas" w:cs="Consolas" w:eastAsia="Consolas" w:hAnsi="Consolas"/>
-          <w:sz w:val="18"/>
-          <w:szCs w:val="18"/>
-        </w:rPr>
-        <w:t xml:space="preserve">ATTRIBUTION.md</w:t>
-      </w:r>
-      <w:r>
-        <w:t xml:space="preserve">), not of consent.</w:t>
+        <w:t xml:space="preserve">Not applicable: the study involved no human participants.</w:t>
       </w:r>
     </w:p>
     <w:p>
@@ -18459,7 +18431,7 @@
         <w:jc w:val="both"/>
       </w:pPr>
       <w:r>
-        <w:t xml:space="preserve">Not applicable. The manuscript contains no data, images or details relating to an identifiable individual.</w:t>
+        <w:t xml:space="preserve">Not applicable: the study contains no data from identifiable individuals.</w:t>
       </w:r>
     </w:p>
     <w:p>
@@ -18491,10 +18463,43 @@
           <w:sz w:val="18"/>
           <w:szCs w:val="18"/>
         </w:rPr>
-        <w:t xml:space="preserve">v1.3.0-paper</w:t>
+        <w:t xml:space="preserve">v1.4.0-paper</w:t>
       </w:r>
       <w:r>
         <w:t xml:space="preserve">, which freezes the exact code, data and manuscript state from which every reported number was produced. That release is archived at Zenodo and is reached through the concept DOI 10.5281/zenodo.22168552 (&lt;https://doi.org/10.5281/zenodo.22168552&gt;), which resolves to the most recent version and lists the version DOI of each. The reference list cites that concept DOI rather than a version DOI, deliberately: two earlier drafts of this paper cited a version that subsequent corrections superseded, and the concept DOI cannot fall out of date in that way. Readers reproducing this article should take the version tagged </w:t>
+      </w:r>
+      <w:r>
+        <w:rPr>
+          <w:rFonts w:ascii="Consolas" w:cs="Consolas" w:eastAsia="Consolas" w:hAnsi="Consolas"/>
+          <w:sz w:val="18"/>
+          <w:szCs w:val="18"/>
+        </w:rPr>
+        <w:t xml:space="preserve">v1.4.0-paper</w:t>
+      </w:r>
+      <w:r>
+        <w:t xml:space="preserve">. Three earlier releases, </w:t>
+      </w:r>
+      <w:r>
+        <w:rPr>
+          <w:rFonts w:ascii="Consolas" w:cs="Consolas" w:eastAsia="Consolas" w:hAnsi="Consolas"/>
+          <w:sz w:val="18"/>
+          <w:szCs w:val="18"/>
+        </w:rPr>
+        <w:t xml:space="preserve">v1.1.0-paper</w:t>
+      </w:r>
+      <w:r>
+        <w:t xml:space="preserve"> (10.5281/zenodo.22168553), </w:t>
+      </w:r>
+      <w:r>
+        <w:rPr>
+          <w:rFonts w:ascii="Consolas" w:cs="Consolas" w:eastAsia="Consolas" w:hAnsi="Consolas"/>
+          <w:sz w:val="18"/>
+          <w:szCs w:val="18"/>
+        </w:rPr>
+        <w:t xml:space="preserve">v1.2.0-paper</w:t>
+      </w:r>
+      <w:r>
+        <w:t xml:space="preserve"> (10.5281/zenodo.22212071) and </w:t>
       </w:r>
       <w:r>
         <w:rPr>
@@ -18505,29 +18510,7 @@
         <w:t xml:space="preserve">v1.3.0-paper</w:t>
       </w:r>
       <w:r>
-        <w:t xml:space="preserve">. Two earlier releases, </w:t>
-      </w:r>
-      <w:r>
-        <w:rPr>
-          <w:rFonts w:ascii="Consolas" w:cs="Consolas" w:eastAsia="Consolas" w:hAnsi="Consolas"/>
-          <w:sz w:val="18"/>
-          <w:szCs w:val="18"/>
-        </w:rPr>
-        <w:t xml:space="preserve">v1.1.0-paper</w:t>
-      </w:r>
-      <w:r>
-        <w:t xml:space="preserve"> (10.5281/zenodo.22168553) and </w:t>
-      </w:r>
-      <w:r>
-        <w:rPr>
-          <w:rFonts w:ascii="Consolas" w:cs="Consolas" w:eastAsia="Consolas" w:hAnsi="Consolas"/>
-          <w:sz w:val="18"/>
-          <w:szCs w:val="18"/>
-        </w:rPr>
-        <w:t xml:space="preserve">v1.2.0-paper</w:t>
-      </w:r>
-      <w:r>
-        <w:t xml:space="preserve"> (10.5281/zenodo.22212071), predate corrections described in Sections 3.3 and 4.2 and are superseded; we record them here rather than deleting them, because each has a DOI and a DOI should not silently change what it points to.</w:t>
+        <w:t xml:space="preserve"> (10.5281/zenodo.22230948), predate corrections described in Sections 3.3 and 4.2 or the condensation of this version, and are superseded; we record them here rather than deleting them, because each has a DOI and a DOI should not silently change what it points to.</w:t>
       </w:r>
     </w:p>
     <w:p>
@@ -18982,7 +18965,7 @@
         <w:t xml:space="preserve">turkish-llm-watermarking: Code and data for TR-WM-EVAL, a Turkish watermark-evaluation benchmark</w:t>
       </w:r>
       <w:r>
-        <w:t xml:space="preserve"> (Version 1.3.0-paper) [Computer software]. Zenodo. https://doi.org/10.5281/zenodo.22168552</w:t>
+        <w:t xml:space="preserve"> (Version 1.4.0-paper) [Computer software]. Zenodo. https://doi.org/10.5281/zenodo.22168552</w:t>
       </w:r>
     </w:p>
     <w:p>

--- a/paper/paper.docx
+++ b/paper/paper.docx
@@ -289,7 +289,7 @@
         <w:jc w:val="both"/>
       </w:pPr>
       <w:r>
-        <w:t xml:space="preserve">Work on watermarking outside English is thin but no longer absent, and most of it is recent: cross-lingual consistency of the watermark signal under translation (He et al., 2024), robustness under real-world cross-lingual manipulation (Al Ghanim et al., 2025), a linguistics-aware scheme that modulates watermark strength by syntactic predictability and is evaluated on analytic English, isolating Chinese and agglutinative Korean (Park et al., 2026), a back-translation search that restores watermark strength in medium- and low-resource languages and traces the failure it repairs to tokenizers with too few whole-word tokens (Mohamed &amp; Gubri, 2025), and a cross-lingual fairness audit over six schemes and eleven languages, Turkish among them (Nemecek et al., 2026). Two things that literature does not yet supply are a null distribution measured on human text and an agglutinative language other than Korean under typological scrutiny. Turkish is a stress case for the assumptions above: it is agglutinative, with long suffix chains governed by vowel harmony, and subword tokenizers over-segment it relative to English: Rust et al. (2021) report that mBERT's subword fertility and its proportion of words split into more than one subword are both far higher for Turkish than for English. Whether that over-segmentation also makes particular suffix subtokens recur often enough to disturb a watermark's null model is a separate question, which Section 4.3 measures rather than assumes. Repeated suffix subtokens provide a candidate mechanism for interaction with context-hash schemes such as KGW when the hashing window is short. Turkish morphology has in fact already been used to carry a watermark rather than to remove one. Meral et al. (2009), working on Turkish at Boğaziçi University, embed a watermark in natural-language text through morphosyntactic alteration, and their design turns on the same property we exploit: an agglutinative language affords many surface forms that leave the content intact. Their work long predates decoding-time statistical watermarking and pursues the opposite operation – they alter morphology to insert a signal, we alter it to strip one – but it is the closest linguistic antecedent to our morphological attack, and it is worth stating plainly that using Turkish morphology to manipulate a watermark is not new here. Morphological analysis for Turkish is available through the zeyrek analyzer (Bulat, 2022), an alpha-stage partial port of Zemberek, which we use to build that attack and, in the re-inflection variant only, to check that the edited form still parses to the same lemma. That check certifies word-level morphological analyzability, not sentence-level grammaticality; Section 3.2 states the limit and the subordinate-clause variant carries no analyzer check at all. What the closest antecedent calibrates against, however, is model output: the null sets of Nemecek et al. (2026) are matched-prompt unwatermarked generations. We are aware of no published measurement of watermark detector calibration on Turkish text </w:t>
+        <w:t xml:space="preserve">Work on watermarking outside English is thin but no longer absent, and most of it is recent: cross-lingual consistency of the watermark signal under translation (He et al., 2024), robustness under real-world cross-lingual manipulation (Al Ghanim et al., 2025), a linguistics-aware scheme that modulates watermark strength by syntactic predictability and is evaluated on analytic English, isolating Chinese and agglutinative Korean (Park et al., 2026), a back-translation search that restores watermark strength in medium- and low-resource languages and traces the failure it repairs to tokenizers with too few whole-word tokens (Mohamed &amp; Gubri, 2025), and a cross-lingual fairness audit over six schemes and eleven languages, Turkish among them (Nemecek et al., 2026). Two things that literature does not yet supply are a null distribution measured on human text and an agglutinative language other than Korean under typological scrutiny. Turkish is also a language whose resource landscape has been surveyed critically: Çöltekin et al. (2023) catalogue the available corpora and lexical resources and document persistent gaps in accessibility, licensing and register coverage, which is part of why we release the evaluation material here as a documented resource rather than only reporting measurements from it. Turkish is a stress case for the assumptions above: it is agglutinative, with long suffix chains governed by vowel harmony, and subword tokenizers over-segment it relative to English: Rust et al. (2021) report that mBERT's subword fertility and its proportion of words split into more than one subword are both far higher for Turkish than for English. Whether that over-segmentation also makes particular suffix subtokens recur often enough to disturb a watermark's null model is a separate question, which Section 4.3 measures rather than assumes. Repeated suffix subtokens provide a candidate mechanism for interaction with context-hash schemes such as KGW when the hashing window is short. Turkish morphology has in fact already been used to carry a watermark rather than to remove one. Meral et al. (2009), working on Turkish at Boğaziçi University, embed a watermark in natural-language text through morphosyntactic alteration, and their design turns on the same property we exploit: an agglutinative language affords many surface forms that leave the content intact. Their work long predates decoding-time statistical watermarking and pursues the opposite operation – they alter morphology to insert a signal, we alter it to strip one – but it is the closest linguistic antecedent to our morphological attack, and it is worth stating plainly that using Turkish morphology to manipulate a watermark is not new here. Morphological analysis for Turkish is available through the zeyrek analyzer (Bulat, 2022), an alpha-stage partial port of Zemberek, which we use to build that attack and, in the re-inflection variant only, to check that the edited form still parses to the same lemma. That check certifies word-level morphological analyzability, not sentence-level grammaticality; Section 3.2 states the limit and the subordinate-clause variant carries no analyzer check at all. What the closest antecedent calibrates against, however, is model output: the null sets of Nemecek et al. (2026) are matched-prompt unwatermarked generations. We are aware of no published measurement of watermark detector calibration on Turkish text </w:t>
       </w:r>
       <w:r>
         <w:rPr>
@@ -1298,7 +1298,7 @@
         <w:jc w:val="both"/>
       </w:pPr>
       <w:r>
-        <w:t xml:space="preserve">Cross-scheme comparisons never compare raw statistics, whose scales are incommensurable; the unit is the per-prompt detection rate at each scheme's own clean-calibrated threshold. The test family was specified before the per-scheme results were inspected: {rtt, launder_api} crossed with the three scheme pairs, six paired Wilcoxon tests at prompt level (n = 24), Holm-corrected. Within each scheme, rtt and launder_api are compared on the same unit: the per-prompt detection rate at that scheme's own clean-calibrated threshold, with Bonferroni correction across the three schemes (α = 0.05/3 ≈ 0.0167). Because each rate is computed over four seeds it can take only five values, so ties and exactly-zero differences are common (6 to 11 of 24 pairs, depending on the scheme). We therefore report an exact paired sign-flip permutation test as the primary p-value – its null follows from the design, since under exchangeability of the two conditions within a prompt the sign of the paired difference is symmetric – alongside a Wilcoxon signed-rank test using Pratt's convention, which ranks zero differences rather than discarding them. We also report the mean rate difference with a prompt-clustered bootstrap interval, because a p-value alone does not convey the size of the effect. An earlier version of this comparison ran on the per-prompt mean raw statistic instead. That test is internally valid – within a scheme the scale is fixed – but it estimates mean detector-score displacement, not the change in detection at the operating threshold that the surrounding text and Table 5 describe; correcting the unit changes which scheme survives correction. Row-level McNemar tests are retained only descriptively because they violate the independence structure identified above.</w:t>
+        <w:t xml:space="preserve">Cross-scheme comparisons never compare raw statistics, whose scales are incommensurable; the unit is the per-prompt detection rate at each scheme's own clean-calibrated threshold. The test family was specified before the per-scheme results were inspected: {rtt, launder_api} crossed with the three scheme pairs, six paired Wilcoxon tests at prompt level (n = 24), Holm-corrected. The two conditions carried into the focused comparisons, rtt and launder_api, were chosen after the aggregate attack ranking of Table 4 was inspected, not before it, and we say so rather than letting "the two strongest attacks" read as a pre-specified choice. What was fixed before the per-scheme results were seen is the test family built on them. Within each scheme, rtt and launder_api are compared on the same unit: the per-prompt detection rate at that scheme's own clean-calibrated threshold, with Bonferroni correction across the three schemes (α = 0.05/3 ≈ 0.0167). Because each rate is computed over four seeds it can take only five values, so ties and exactly-zero differences are common (6 to 11 of 24 pairs, depending on the scheme). We therefore report a two-sided exact paired sign-flip permutation test as the primary p-value, conditional on within-prompt exchangeability of the two attack outcomes. We state that as an assumption rather than a design guarantee: the two conditions are substantively different transformations, not randomly assigned labels, so exchangeability is a modelling assumption about the null and not something randomisation delivers. What the pairing does give us, and what the withdrawn test of the degenerate cells lacked, is a genuine matched unit – swapping the two conditions within a prompt maps exactly onto flipping the sign of that prompt's difference – and a comparator that is invariant to the swap. Alongside it we report a Wilcoxon signed-rank test using Pratt's convention, which ranks zero differences rather than discarding them. We also report the mean rate difference with a prompt-clustered bootstrap interval, because a p-value alone does not convey the size of the effect; that interval resamples prompt clusters jointly across the clean negatives and both attack arms and re-derives the threshold inside every replicate, so it carries the uncertainty of the calibration sample. The permutation p-value remains conditional on the observed calibration sample. An earlier version of this comparison ran on the per-prompt mean raw statistic instead. That test is internally valid – within a scheme the scale is fixed – but it estimates mean detector-score displacement, not the change in detection at the operating threshold that the surrounding text and Table 5 describe; correcting the unit changes which scheme survives correction. Row-level McNemar tests are retained only descriptively because they violate the independence structure identified above.</w:t>
       </w:r>
     </w:p>
     <w:p>
@@ -5299,7 +5299,7 @@
         <w:t xml:space="preserve">Is laundering more destructive than translation?</w:t>
       </w:r>
       <w:r>
-        <w:t xml:space="preserve"> We compare launder_api against rtt (the two strongest attacks) on per-prompt detection rates at each scheme's clean-calibrated threshold (n = 24 prompts; row-level tests would violate the clustering structure identified above). The direction is consistent in all three schemes: the mean per-prompt detection rate is lower under launder_api, by 0.167 for KGW, 0.302 for EXP and 0.063 for SynthID. Only EXP survives Bonferroni correction across the three schemes (exact sign-flip permutation p = 0.012 against α = 0.0167); KGW is nominally significant but does not survive it (p = 0.024), and SynthID is far from it (p = 0.415). The ordering launder_api &gt; rtt is therefore established for EXP, directionally consistent for all three, and individually significant for neither KGW nor SynthID after correction. The prompt-clustered interval for KGW's mean rate difference excludes zero, [−0.292, −0.042], which is not a contradiction: a 95% interval and a Bonferroni-corrected test at α = 0.0167 are answering different questions, and we report both rather than the more favourable one.</w:t>
+        <w:t xml:space="preserve"> We compare launder_api against rtt on per-prompt detection rates at each scheme's clean-calibrated threshold (n = 24 prompts; row-level tests would violate the clustering structure identified above). The direction is consistent in all three schemes: the mean per-prompt detection rate is lower under launder_api, by 0.167 for KGW, 0.302 for EXP and 0.063 for SynthID. Only EXP survives Bonferroni correction across the three schemes (two-sided exact sign-flip permutation p = 0.012 against α = 0.0167); KGW is nominally significant but does not survive it (p = 0.024), and SynthID is far from it (p = 0.415). Under the within-prompt exchangeability assumption of Section 3.3, then, EXP shows evidence of a lower detection rate under launder_api than under rtt after correction; the direction is the same in all three schemes, and neither KGW nor SynthID is individually significant once corrected. The marginal, uncorrected 95% interval for KGW's mean rate difference excludes zero, [−0.271, −0.052], which is not a contradiction: a marginal interval and a Bonferroni-corrected test at α = 0.0167 control different error rates, and we report both rather than the more favourable one.</w:t>
       </w:r>
     </w:p>
     <w:p>
@@ -5321,7 +5321,7 @@
           <w:sz w:val="17"/>
           <w:szCs w:val="17"/>
         </w:rPr>
-        <w:t xml:space="preserve"> Prompt-level paired comparison of launder_api vs. rtt on per-prompt detection rates at the clean-calibrated threshold (n = 24 prompts per scheme; Bonferroni over 3 schemes, α = 0.05/3 ≈ 0.0167; n.s. = not significant). Δ is the mean per-prompt rate difference (launder_api − rtt; negative = laundering more destructive) with its prompt-clustered bootstrap 95% CI. Because a rate over four seeds takes only five values, "non-zero" gives the number of prompt pairs with a non-zero difference. "TPR laund." is the detection rate under launder_api; "Perm. p" is the exact paired sign-flip permutation test over the non-zero pairs; "Pratt p" is the Wilcoxon signed-rank test under Pratt's convention, which ranks zero differences rather than discarding them.</w:t>
+        <w:t xml:space="preserve"> Prompt-level paired comparison of launder_api vs. rtt on per-prompt detection rates at the clean-calibrated threshold (n = 24 prompts per scheme; Bonferroni over 3 schemes, α = 0.05/3 ≈ 0.0167; n.s. = not significant). Δ is the mean per-prompt rate difference (launder_api − rtt; negative = laundering more destructive) with its marginal, uncorrected prompt-clustered bootstrap 95% CI, which resamples clusters jointly across the clean negatives and both attack arms and re-derives the threshold in every replicate. Because a rate over four seeds takes only five values, "non-zero" gives the number of prompt pairs with a non-zero difference. "TPR laund." is the detection rate under launder_api; "Perm. p" is the two-sided exact paired sign-flip permutation test over the non-zero pairs, conditional on the observed calibration sample; "Pratt p" is the Wilcoxon signed-rank test under Pratt's convention, which ranks zero differences rather than discarding them.</w:t>
       </w:r>
     </w:p>
     <w:tbl>
@@ -5663,7 +5663,7 @@
                 <w:sz w:val="17"/>
                 <w:szCs w:val="17"/>
               </w:rPr>
-              <w:t xml:space="preserve">−0.167 [−0.292, −0.052]</w:t>
+              <w:t xml:space="preserve">−0.167 [−0.271, −0.052]</w:t>
             </w:r>
           </w:p>
         </w:tc>
@@ -5860,7 +5860,7 @@
                 <w:sz w:val="17"/>
                 <w:szCs w:val="17"/>
               </w:rPr>
-              <w:t xml:space="preserve">−0.302 [−0.500, −0.094]</w:t>
+              <w:t xml:space="preserve">−0.302 [−0.510, −0.115]</w:t>
             </w:r>
           </w:p>
         </w:tc>
@@ -6057,7 +6057,7 @@
                 <w:sz w:val="17"/>
                 <w:szCs w:val="17"/>
               </w:rPr>
-              <w:t xml:space="preserve">−0.063 [−0.177, +0.063]</w:t>
+              <w:t xml:space="preserve">−0.063 [−0.188, +0.042]</w:t>
             </w:r>
           </w:p>
         </w:tc>
@@ -18119,7 +18119,7 @@
         <w:t xml:space="preserve">Implementation-level caveats.</w:t>
       </w:r>
       <w:r>
-        <w:t xml:space="preserve"> KGW's effective green-list fraction is 0.499118 rather than the configured γ = 0.5, because the implementation sizes the list from the tokenizer length (151,669) rather than the declared vocabulary size (151,936). Two of 96 KGW texts and 2 of 96 SynthID texts hit the 1800-token cap and are truncated. In the first run the attention implementation fell back to the transformers default; this was not deliberate and the provenance note is kept in </w:t>
+        <w:t xml:space="preserve"> KGW's effective green-list fraction is 0.499118 rather than the configured γ = 0.5, because the implementation sizes the list from the tokenizer length (151,669) rather than the declared vocabulary size (151,936). Among the candidate models examined here this deviation was specific to the Qwen tokenizer: both rejected candidates have tokenizer lengths equal to their declared vocabulary sizes, giving a deviation of exactly 0. Two of 96 KGW texts and 2 of 96 SynthID texts hit the 1800-token cap and are truncated. In the first run the attention implementation fell back to the transformers default; this was not deliberate and the provenance note is kept in </w:t>
       </w:r>
       <w:r>
         <w:rPr>
@@ -18463,7 +18463,7 @@
           <w:sz w:val="18"/>
           <w:szCs w:val="18"/>
         </w:rPr>
-        <w:t xml:space="preserve">v1.4.0-paper</w:t>
+        <w:t xml:space="preserve">v1.5.0-paper</w:t>
       </w:r>
       <w:r>
         <w:t xml:space="preserve">, which freezes the exact code, data and manuscript state from which every reported number was produced. That release is archived at Zenodo and is reached through the concept DOI 10.5281/zenodo.22168552 (&lt;https://doi.org/10.5281/zenodo.22168552&gt;), which resolves to the most recent version and lists the version DOI of each. The reference list cites that concept DOI rather than a version DOI, deliberately: two earlier drafts of this paper cited a version that subsequent corrections superseded, and the concept DOI cannot fall out of date in that way. Readers reproducing this article should take the version tagged </w:t>
@@ -18474,43 +18474,10 @@
           <w:sz w:val="18"/>
           <w:szCs w:val="18"/>
         </w:rPr>
-        <w:t xml:space="preserve">v1.4.0-paper</w:t>
-      </w:r>
-      <w:r>
-        <w:t xml:space="preserve">. Three earlier releases, </w:t>
-      </w:r>
-      <w:r>
-        <w:rPr>
-          <w:rFonts w:ascii="Consolas" w:cs="Consolas" w:eastAsia="Consolas" w:hAnsi="Consolas"/>
-          <w:sz w:val="18"/>
-          <w:szCs w:val="18"/>
-        </w:rPr>
-        <w:t xml:space="preserve">v1.1.0-paper</w:t>
-      </w:r>
-      <w:r>
-        <w:t xml:space="preserve"> (10.5281/zenodo.22168553), </w:t>
-      </w:r>
-      <w:r>
-        <w:rPr>
-          <w:rFonts w:ascii="Consolas" w:cs="Consolas" w:eastAsia="Consolas" w:hAnsi="Consolas"/>
-          <w:sz w:val="18"/>
-          <w:szCs w:val="18"/>
-        </w:rPr>
-        <w:t xml:space="preserve">v1.2.0-paper</w:t>
-      </w:r>
-      <w:r>
-        <w:t xml:space="preserve"> (10.5281/zenodo.22212071) and </w:t>
-      </w:r>
-      <w:r>
-        <w:rPr>
-          <w:rFonts w:ascii="Consolas" w:cs="Consolas" w:eastAsia="Consolas" w:hAnsi="Consolas"/>
-          <w:sz w:val="18"/>
-          <w:szCs w:val="18"/>
-        </w:rPr>
-        <w:t xml:space="preserve">v1.3.0-paper</w:t>
-      </w:r>
-      <w:r>
-        <w:t xml:space="preserve"> (10.5281/zenodo.22230948), predate corrections described in Sections 3.3 and 4.2 or the condensation of this version, and are superseded; we record them here rather than deleting them, because each has a DOI and a DOI should not silently change what it points to.</w:t>
+        <w:t xml:space="preserve">v1.5.0-paper</w:t>
+      </w:r>
+      <w:r>
+        <w:t xml:space="preserve">. Four earlier releases (10.5281/zenodo.22168553, 22212071, 22230948 and 22231200) predate corrections described in Sections 3.3 and 4.2, the condensation, or the recalibrated interval of Table 5, and are superseded; we record them here rather than deleting them, because each has a DOI and a DOI should not silently change what it points to.</w:t>
       </w:r>
     </w:p>
     <w:p>
@@ -18800,18 +18767,7 @@
         <w:jc w:val="both"/>
       </w:pPr>
       <w:r>
-        <w:t xml:space="preserve">Two structural safeguards limit what this assistance could have introduced. No scientific claim rests on unverified generated text: every reported number is regenerated from the data by code into </w:t>
-      </w:r>
-      <w:r>
-        <w:rPr>
-          <w:rFonts w:ascii="Consolas" w:cs="Consolas" w:eastAsia="Consolas" w:hAnsi="Consolas"/>
-          <w:sz w:val="18"/>
-          <w:szCs w:val="18"/>
-        </w:rPr>
-        <w:t xml:space="preserve">paper/numbers.json</w:t>
-      </w:r>
-      <w:r>
-        <w:t xml:space="preserve"> (Section 7), none is typed by hand, and a regime gate refuses to emit a report when the active configuration does not match the sealed run configuration. And generative AI was not used to create, augment or alter research data: the human corpus is verbatim Wikimedia excerpts, the generated corpus comes from Qwen3-14B under logged settings, and detector scores are computed by the pinned MarkLLM implementations.</w:t>
+        <w:t xml:space="preserve">Two structural safeguards limit what this assistance could have introduced. No scientific claim rests on unverified generated text: the number pipeline and its release gate are described in Section 7, and no number reaches the manuscript except through it. And generative AI was not used to create, augment or alter research data: the human corpus is verbatim Wikimedia excerpts, the generated corpus comes from Qwen3-14B under logged settings, and detector scores are computed by the pinned MarkLLM implementations.</w:t>
       </w:r>
     </w:p>
     <w:p>
@@ -18965,7 +18921,7 @@
         <w:t xml:space="preserve">turkish-llm-watermarking: Code and data for TR-WM-EVAL, a Turkish watermark-evaluation benchmark</w:t>
       </w:r>
       <w:r>
-        <w:t xml:space="preserve"> (Version 1.4.0-paper) [Computer software]. Zenodo. https://doi.org/10.5281/zenodo.22168552</w:t>
+        <w:t xml:space="preserve"> (Version 1.5.0-paper) [Computer software]. Zenodo. https://doi.org/10.5281/zenodo.22168552</w:t>
       </w:r>
     </w:p>
     <w:p>
@@ -18975,17 +18931,37 @@
         <w:jc w:val="left"/>
       </w:pPr>
       <w:r>
-        <w:t xml:space="preserve">Chen, R., Wu, Y., Guo, J., &amp; Huang, H. (2025). </w:t>
+        <w:t xml:space="preserve">Chen, R., Wu, Y., Guo, J., &amp; Huang, H. (2025). De-mark: Watermark removal in large language models. In </w:t>
       </w:r>
       <w:r>
         <w:rPr>
           <w:i/>
           <w:iCs/>
         </w:rPr>
-        <w:t xml:space="preserve">De-mark: Watermark removal in large language models</w:t>
-      </w:r>
-      <w:r>
-        <w:t xml:space="preserve"> (arXiv:2410.13808). arXiv. https://doi.org/10.48550/arXiv.2410.13808</w:t>
+        <w:t xml:space="preserve">Proceedings of the 42nd International Conference on Machine Learning</w:t>
+      </w:r>
+      <w:r>
+        <w:t xml:space="preserve"> (Proceedings of Machine Learning Research, Vol. 267, pp. 9316–9333). PMLR. https://proceedings.mlr.press/v267/</w:t>
+      </w:r>
+    </w:p>
+    <w:p>
+      <w:pPr>
+        <w:spacing w:after="100" w:line="276"/>
+        <w:ind w:left="480" w:hanging="480"/>
+        <w:jc w:val="left"/>
+      </w:pPr>
+      <w:r>
+        <w:t xml:space="preserve">Çöltekin, Ç., Doğruöz, A. S., &amp; Çetinoğlu, Ö. (2023). Resources for Turkish natural language processing: A critical survey. </w:t>
+      </w:r>
+      <w:r>
+        <w:rPr>
+          <w:i/>
+          <w:iCs/>
+        </w:rPr>
+        <w:t xml:space="preserve">Language Resources and Evaluation, 57</w:t>
+      </w:r>
+      <w:r>
+        <w:t xml:space="preserve">(1), 449–488. https://doi.org/10.1007/s10579-022-09605-4</w:t>
       </w:r>
     </w:p>
     <w:p>

--- a/paper/paper.docx
+++ b/paper/paper.docx
@@ -179,7 +179,7 @@
         <w:t xml:space="preserve">The detector with the lowest human-text flag rate is the most fragile.</w:t>
       </w:r>
       <w:r>
-        <w:t xml:space="preserve"> At its own shipped threshold SynthID falsely flags none of the 1,500 human Turkish windows, against 3 for KGW and 13 for EXP, but it takes the largest attack losses (AUROC 0.816 under round-trip translation, 0.747 under laundering), and is significantly more fragile in 4 of 6 Holm-corrected paired comparisons (test family specified before the per-scheme results were inspected); no significant fragility difference between KGW and EXP is found.</w:t>
+        <w:t xml:space="preserve"> At its own shipped threshold SynthID falsely flags none of the 1,500 human Turkish windows, against 3 for KGW and 13 for EXP, but it takes the largest attack losses (AUROC 0.816 under round-trip translation, 0.747 under laundering), and is the more fragile scheme in all four of the six paired comparisons it enters, each with a Holm-adjusted p below .05 within that six-test family (the family was fixed before the per-scheme results were seen; the two attack conditions it runs in were selected from the aggregate ranking, and Section 3.3 sets out what that does and does not affect); KGW and EXP are not separated by these data.</w:t>
       </w:r>
     </w:p>
     <w:p>
@@ -219,7 +219,7 @@
         <w:t xml:space="preserve">A documented negative result and a disciplined measurement protocol.</w:t>
       </w:r>
       <w:r>
-        <w:t xml:space="preserve"> The planned Turkish morphological attack does not fire on formal-register model output (1.1 edits per text on average; 60.4% of texts unchanged; ΔAUROC 0.000), and the morph_v1 per-edit slope is retracted after robustness testing. Every reported number regenerates from data via code; confidence intervals are prompt-clustered; degenerate cells report counted separation descriptively, with no p-value attached; exploratory observations are labeled as exploratory; and where a later control overturned a pre-registered conclusion we report the reversal rather than the original.</w:t>
+        <w:t xml:space="preserve"> The planned Turkish morphological attack does not fire on formal-register model output (1.1 edits per text on average; 60.4% of texts unchanged; ΔAUROC 0.000), and the morph_v1 per-edit slope is retracted after robustness testing. Every reported number regenerates from data via code, and an automated check compares the manuscript's two inferential tables against that output cell by cell; confidence intervals are prompt-clustered; degenerate cells report counted separation descriptively, with no p-value attached; exploratory observations are labeled as exploratory; and where a later control overturned a pre-registered conclusion we report the reversal rather than the original.</w:t>
       </w:r>
     </w:p>
     <w:p>
@@ -1298,7 +1298,7 @@
         <w:jc w:val="both"/>
       </w:pPr>
       <w:r>
-        <w:t xml:space="preserve">Cross-scheme comparisons never compare raw statistics, whose scales are incommensurable; the unit is the per-prompt detection rate at each scheme's own clean-calibrated threshold. The test family was specified before the per-scheme results were inspected: {rtt, launder_api} crossed with the three scheme pairs, six paired Wilcoxon tests at prompt level (n = 24), Holm-corrected. The two conditions carried into the focused comparisons, rtt and launder_api, were chosen after the aggregate attack ranking of Table 4 was inspected, not before it, and we say so rather than letting "the two strongest attacks" read as a pre-specified choice. What was fixed before the per-scheme results were seen is the test family built on them. Within each scheme, rtt and launder_api are compared on the same unit: the per-prompt detection rate at that scheme's own clean-calibrated threshold, with Bonferroni correction across the three schemes (α = 0.05/3 ≈ 0.0167). Because each rate is computed over four seeds it can take only five values, so ties and exactly-zero differences are common (6 to 11 of 24 pairs, depending on the scheme). We therefore report a two-sided exact paired sign-flip permutation test as the primary p-value, conditional on within-prompt exchangeability of the two attack outcomes. We state that as an assumption rather than a design guarantee: the two conditions are substantively different transformations, not randomly assigned labels, so exchangeability is a modelling assumption about the null and not something randomisation delivers. What the pairing does give us, and what the withdrawn test of the degenerate cells lacked, is a genuine matched unit – swapping the two conditions within a prompt maps exactly onto flipping the sign of that prompt's difference – and a comparator that is invariant to the swap. Alongside it we report a Wilcoxon signed-rank test using Pratt's convention, which ranks zero differences rather than discarding them. We also report the mean rate difference with a prompt-clustered bootstrap interval, because a p-value alone does not convey the size of the effect; that interval resamples prompt clusters jointly across the clean negatives and both attack arms and re-derives the threshold inside every replicate, so it carries the uncertainty of the calibration sample. The permutation p-value remains conditional on the observed calibration sample. An earlier version of this comparison ran on the per-prompt mean raw statistic instead. That test is internally valid – within a scheme the scale is fixed – but it estimates mean detector-score displacement, not the change in detection at the operating threshold that the surrounding text and Table 5 describe; correcting the unit changes which scheme survives correction. Row-level McNemar tests are retained only descriptively because they violate the independence structure identified above.</w:t>
+        <w:t xml:space="preserve">Cross-scheme comparisons never compare raw statistics, whose scales are incommensurable; the unit is the per-prompt detection rate at each scheme's own clean-calibrated threshold. The test family was specified before the per-scheme results were inspected: {rtt, launder_api} crossed with the three scheme pairs, six paired Wilcoxon tests at prompt level (n = 24), Holm-corrected. The two conditions carried into the focused comparisons, rtt and launder_api, were chosen after the aggregate attack ranking of Table 4 was inspected, not before it, and we say so rather than letting "the two strongest attacks" read as a pre-specified choice. What was fixed before the per-scheme results were seen is the test family built on them. That selection has a consequence for how the two tables below should be read, and it is not the same consequence for both. Because the conditions were chosen on a functional of the same outcome data, the multiplicity adjustments reported in Tables 5 and 6 apply only within the families displayed there and do not account for the preceding selection among ten attacks. For Table 6 the selection axis and the contrast axis are different: the ranking that chose the conditions averages over schemes, whereas the tests compare schemes within a condition, so the quantity that drove the selection is not the quantity being tested, and the Holm adjustment over the six displayed tests keeps its ordinary interpretation within them. For Table 5 the two axes coincide: the ranking placed launder_api above rtt, and Table 5 asks, within each scheme, whether launder_api is the more destructive of exactly that pair. Its p-values are therefore selection-conditional, and we report Table 5 as an exploratory post-selection contrast rather than as a familywise-controlled test. There the effect sizes with their clustered intervals, which do not depend on the ordering that drove the selection, are the primary quantity, and the p-values are retained as secondary description rather than deleted. Within each scheme, rtt and launder_api are compared on the same unit: the per-prompt detection rate at that scheme's own clean-calibrated threshold, with Bonferroni correction across the three schemes (α = 0.05/3 ≈ 0.0167). Because each rate is computed over four seeds it can take only five values, so ties and exactly-zero differences are common (6 to 11 of 24 pairs, depending on the scheme). We therefore report a two-sided exact paired sign-flip permutation test as the primary p-value, conditional on within-prompt exchangeability of the two attack outcomes. We state that as an assumption rather than a design guarantee: the two conditions are substantively different transformations, not randomly assigned labels, so exchangeability is a modelling assumption about the null and not something randomisation delivers. What the pairing does give us, and what the withdrawn test of the degenerate cells lacked, is a genuine matched unit – swapping the two conditions within a prompt maps exactly onto flipping the sign of that prompt's difference – and a comparator that is invariant to the swap. Alongside it we report a Wilcoxon signed-rank test using Pratt's convention, which ranks zero differences rather than discarding them. We also report the mean rate difference with a prompt-clustered bootstrap interval, because a p-value alone does not convey the size of the effect; that interval resamples prompt clusters jointly across the clean negatives and both attack arms and re-derives the threshold inside every replicate, so it carries the uncertainty of the calibration sample. The permutation p-value remains conditional on the observed calibration sample. An earlier version of this comparison ran on the per-prompt mean raw statistic instead. That test is internally valid – within a scheme the scale is fixed – but it estimates mean detector-score displacement, not the change in detection at the operating threshold that the surrounding text and Table 5 describe; correcting the unit changes which scheme survives correction. Row-level McNemar tests are retained only descriptively because they violate the independence structure identified above.</w:t>
       </w:r>
     </w:p>
     <w:p>
@@ -5299,7 +5299,7 @@
         <w:t xml:space="preserve">Is laundering more destructive than translation?</w:t>
       </w:r>
       <w:r>
-        <w:t xml:space="preserve"> We compare launder_api against rtt on per-prompt detection rates at each scheme's clean-calibrated threshold (n = 24 prompts; row-level tests would violate the clustering structure identified above). The direction is consistent in all three schemes: the mean per-prompt detection rate is lower under launder_api, by 0.167 for KGW, 0.302 for EXP and 0.063 for SynthID. Only EXP survives Bonferroni correction across the three schemes (two-sided exact sign-flip permutation p = 0.012 against α = 0.0167); KGW is nominally significant but does not survive it (p = 0.024), and SynthID is far from it (p = 0.415). Under the within-prompt exchangeability assumption of Section 3.3, then, EXP shows evidence of a lower detection rate under launder_api than under rtt after correction; the direction is the same in all three schemes, and neither KGW nor SynthID is individually significant once corrected. The marginal, uncorrected 95% interval for KGW's mean rate difference excludes zero, [−0.271, −0.052], which is not a contradiction: a marginal interval and a Bonferroni-corrected test at α = 0.0167 control different error rates, and we report both rather than the more favourable one.</w:t>
+        <w:t xml:space="preserve"> We compare launder_api against rtt on per-prompt detection rates at each scheme's clean-calibrated threshold (n = 24 prompts; row-level tests would violate the clustering structure identified above). The direction is consistent in all three schemes: the mean per-prompt detection rate is lower under launder_api, by 0.167 for KGW, 0.302 for EXP and 0.063 for SynthID. Only EXP falls below the Bonferroni threshold of the displayed three-scheme family (two-sided exact sign-flip permutation p = 0.012 against α = 0.0167); KGW's uncorrected p is 0.024, above that threshold, and SynthID's is 0.415, far from it. These are exploratory post-selection contrasts, for the reason set out in Section 3.3: the ranking that selected this pair of conditions is the same ordering the test then re-examines, so the adjustment covers the three displayed comparisons and not the search over ten attacks that produced them. We therefore read the effect sizes rather than the decisions. The direction is the same in all three schemes, and the estimated size of the effect is largest for EXP; the marginal, uncorrected 95% intervals exclude zero for EXP, [−0.510, −0.115], and for KGW, [−0.271, −0.052], and include it for SynthID, [−0.188, +0.042]. That KGW's interval excludes zero while its p sits above the Bonferroni threshold is not a contradiction: a marginal interval and a corrected decision at α = 0.0167 control different error rates, and we report both rather than the more favourable one. Under the within-prompt exchangeability assumption of Section 3.3, and conditional on the selection just described, the evidence for laundering being the more destructive of the two is strongest for EXP and weakest for SynthID.</w:t>
       </w:r>
     </w:p>
     <w:p>
@@ -5321,7 +5321,23 @@
           <w:sz w:val="17"/>
           <w:szCs w:val="17"/>
         </w:rPr>
-        <w:t xml:space="preserve"> Prompt-level paired comparison of launder_api vs. rtt on per-prompt detection rates at the clean-calibrated threshold (n = 24 prompts per scheme; Bonferroni over 3 schemes, α = 0.05/3 ≈ 0.0167; n.s. = not significant). Δ is the mean per-prompt rate difference (launder_api − rtt; negative = laundering more destructive) with its marginal, uncorrected prompt-clustered bootstrap 95% CI, which resamples clusters jointly across the clean negatives and both attack arms and re-derives the threshold in every replicate. Because a rate over four seeds takes only five values, "non-zero" gives the number of prompt pairs with a non-zero difference. "TPR laund." is the detection rate under launder_api; "Perm. p" is the two-sided exact paired sign-flip permutation test over the non-zero pairs, conditional on the observed calibration sample; "Pratt p" is the Wilcoxon signed-rank test under Pratt's convention, which ranks zero differences rather than discarding them.</w:t>
+        <w:t xml:space="preserve"> Prompt-level paired comparison of launder_api vs. rtt on per-prompt detection rates at the clean-calibrated threshold (n = 24 prompts per scheme). </w:t>
+      </w:r>
+      <w:r>
+        <w:rPr>
+          <w:b/>
+          <w:bCs/>
+          <w:sz w:val="17"/>
+          <w:szCs w:val="17"/>
+        </w:rPr>
+        <w:t xml:space="preserve">These are exploratory post-selection contrasts</w:t>
+      </w:r>
+      <w:r>
+        <w:rPr>
+          <w:sz w:val="17"/>
+          <w:szCs w:val="17"/>
+        </w:rPr>
+        <w:t xml:space="preserve">: the two conditions were chosen after the aggregate attack ranking of Table 4 was inspected, and that ranking already ordered launder_api above rtt, so the Bonferroni adjustment shown here (over the 3 displayed schemes, α = 0.05/3 ≈ 0.0167) does not account for the selection step and the last column is not a familywise significance verdict. Δ, with its interval, is the primary quantity. Δ is the mean per-prompt rate difference (launder_api − rtt; negative = laundering more destructive) with its marginal, uncorrected prompt-clustered bootstrap 95% CI, which resamples clusters jointly across the clean negatives and both attack arms and re-derives the threshold in every replicate. Because a rate over four seeds takes only five values, "non-zero" gives the number of prompt pairs with a non-zero difference. "TPR laund." is the detection rate under launder_api; "Perm. p" is the two-sided exact paired sign-flip permutation test over the non-zero pairs, conditional on the observed calibration sample; "Pratt p" is the Wilcoxon signed-rank test under Pratt's convention, which ranks zero differences rather than discarding them.</w:t>
       </w:r>
     </w:p>
     <w:tbl>
@@ -5562,7 +5578,7 @@
                 <w:sz w:val="17"/>
                 <w:szCs w:val="17"/>
               </w:rPr>
-              <w:t xml:space="preserve">Bonferroni</w:t>
+              <w:t xml:space="preserve">vs. within-family α</w:t>
             </w:r>
           </w:p>
         </w:tc>
@@ -5759,7 +5775,7 @@
                 <w:sz w:val="17"/>
                 <w:szCs w:val="17"/>
               </w:rPr>
-              <w:t xml:space="preserve">n.s.</w:t>
+              <w:t xml:space="preserve">above</w:t>
             </w:r>
           </w:p>
         </w:tc>
@@ -5956,7 +5972,7 @@
                 <w:sz w:val="17"/>
                 <w:szCs w:val="17"/>
               </w:rPr>
-              <w:t xml:space="preserve">significant</w:t>
+              <w:t xml:space="preserve">below</w:t>
             </w:r>
           </w:p>
         </w:tc>
@@ -6153,7 +6169,7 @@
                 <w:sz w:val="17"/>
                 <w:szCs w:val="17"/>
               </w:rPr>
-              <w:t xml:space="preserve">n.s.</w:t>
+              <w:t xml:space="preserve">above</w:t>
             </w:r>
           </w:p>
         </w:tc>
@@ -6177,7 +6193,7 @@
         <w:t xml:space="preserve">Scheme comparison.</w:t>
       </w:r>
       <w:r>
-        <w:t xml:space="preserve"> Because raw detection statistics are not comparable across schemes, scheme-pairwise comparisons use per-prompt detection rates at each scheme's own clean-calibrated threshold. The test family ({rtt, launder_api} × 3 scheme pairs = 6 paired Wilcoxon tests, Holm-corrected) was specified before the per-scheme results were inspected (Section 3.3). SynthID is more fragile than both alternatives under both attacks: all four tests involving SynthID survive Holm correction, with mean rate differences from 0.177 to 0.479 (Table 6). KGW and EXP are not distinguishable from each other under either attack (p = 0.104 and p = 0.513).</w:t>
+        <w:t xml:space="preserve"> Because raw detection statistics are not comparable across schemes, scheme-pairwise comparisons use per-prompt detection rates at each scheme's own clean-calibrated threshold. The test family ({rtt, launder_api} × 3 scheme pairs = 6 paired Wilcoxon tests, Holm-corrected) was specified before the per-scheme results were inspected (Section 3.3). The two conditions the family is built on were themselves selected from the aggregate ranking, but on the axis that matters here that selection is orthogonal to the contrast: the ranking averages over schemes, whereas these tests compare schemes within a condition. The Holm adjustment therefore retains its ordinary interpretation over the six displayed tests, while carrying no guarantee about the choice of the two conditions in which they are computed. Within that family SynthID is the more fragile scheme in every comparison it enters: all four tests involving SynthID have Holm-adjusted p-values below .05, with mean rate differences from 0.177 to 0.479 (Table 6). KGW and EXP are not separated by these data under either attack (p = 0.104 and p = 0.513), which at n = 24 is a failure to reject and not evidence of equivalence.</w:t>
       </w:r>
     </w:p>
     <w:p>
@@ -6199,7 +6215,7 @@
           <w:sz w:val="17"/>
           <w:szCs w:val="17"/>
         </w:rPr>
-        <w:t xml:space="preserve"> Scheme-pairwise robustness comparison: paired Wilcoxon on per-prompt detection rates (positive mean difference = first scheme more robust), Holm correction over the family of 6 tests specified before the per-scheme results were inspected; n.s. = not significant.</w:t>
+        <w:t xml:space="preserve"> Scheme-pairwise robustness comparison: paired Wilcoxon on per-prompt detection rates (positive mean difference = first scheme more robust), Holm correction over the family of 6 tests specified before the per-scheme results were inspected; n.s. = not significant. The two conditions in which the tests are computed were selected from the aggregate attack ranking (Section 3.3); because that ranking averages over schemes and these tests contrast schemes, the adjustment is interpreted within the six displayed tests and makes no claim about the selection of the conditions.</w:t>
       </w:r>
     </w:p>
     <w:tbl>
@@ -6489,7 +6505,7 @@
                 <w:sz w:val="17"/>
                 <w:szCs w:val="17"/>
               </w:rPr>
-              <w:t xml:space="preserve">0.479</w:t>
+              <w:t xml:space="preserve">0.4792</w:t>
             </w:r>
           </w:p>
         </w:tc>
@@ -6537,31 +6553,31 @@
                 <w:sz w:val="17"/>
                 <w:szCs w:val="17"/>
               </w:rPr>
-              <w:t xml:space="preserve">0.001</w:t>
-            </w:r>
-          </w:p>
-        </w:tc>
-        <w:tc>
-          <w:tcPr>
-            <w:tcW w:type="dxa" w:w="1216"/>
-            <w:tcMar>
-              <w:top w:type="dxa" w:w="60"/>
-              <w:left w:type="dxa" w:w="100"/>
-              <w:bottom w:type="dxa" w:w="60"/>
-              <w:right w:type="dxa" w:w="100"/>
-            </w:tcMar>
-          </w:tcPr>
-          <w:p>
-            <w:pPr>
-              <w:spacing w:after="0"/>
-              <w:jc w:val="right"/>
-            </w:pPr>
-            <w:r>
-              <w:rPr>
-                <w:sz w:val="17"/>
-                <w:szCs w:val="17"/>
-              </w:rPr>
-              <w:t xml:space="preserve">0.008</w:t>
+              <w:t xml:space="preserve">0.0003</w:t>
+            </w:r>
+          </w:p>
+        </w:tc>
+        <w:tc>
+          <w:tcPr>
+            <w:tcW w:type="dxa" w:w="1216"/>
+            <w:tcMar>
+              <w:top w:type="dxa" w:w="60"/>
+              <w:left w:type="dxa" w:w="100"/>
+              <w:bottom w:type="dxa" w:w="60"/>
+              <w:right w:type="dxa" w:w="100"/>
+            </w:tcMar>
+          </w:tcPr>
+          <w:p>
+            <w:pPr>
+              <w:spacing w:after="0"/>
+              <w:jc w:val="right"/>
+            </w:pPr>
+            <w:r>
+              <w:rPr>
+                <w:sz w:val="17"/>
+                <w:szCs w:val="17"/>
+              </w:rPr>
+              <w:t xml:space="preserve">0.0083</w:t>
             </w:r>
           </w:p>
         </w:tc>
@@ -6662,7 +6678,7 @@
                 <w:sz w:val="17"/>
                 <w:szCs w:val="17"/>
               </w:rPr>
-              <w:t xml:space="preserve">0.281</w:t>
+              <w:t xml:space="preserve">0.2812</w:t>
             </w:r>
           </w:p>
         </w:tc>
@@ -6710,31 +6726,31 @@
                 <w:sz w:val="17"/>
                 <w:szCs w:val="17"/>
               </w:rPr>
-              <w:t xml:space="preserve">0.001</w:t>
-            </w:r>
-          </w:p>
-        </w:tc>
-        <w:tc>
-          <w:tcPr>
-            <w:tcW w:type="dxa" w:w="1216"/>
-            <w:tcMar>
-              <w:top w:type="dxa" w:w="60"/>
-              <w:left w:type="dxa" w:w="100"/>
-              <w:bottom w:type="dxa" w:w="60"/>
-              <w:right w:type="dxa" w:w="100"/>
-            </w:tcMar>
-          </w:tcPr>
-          <w:p>
-            <w:pPr>
-              <w:spacing w:after="0"/>
-              <w:jc w:val="right"/>
-            </w:pPr>
-            <w:r>
-              <w:rPr>
-                <w:sz w:val="17"/>
-                <w:szCs w:val="17"/>
-              </w:rPr>
-              <w:t xml:space="preserve">0.010</w:t>
+              <w:t xml:space="preserve">0.0012</w:t>
+            </w:r>
+          </w:p>
+        </w:tc>
+        <w:tc>
+          <w:tcPr>
+            <w:tcW w:type="dxa" w:w="1216"/>
+            <w:tcMar>
+              <w:top w:type="dxa" w:w="60"/>
+              <w:left w:type="dxa" w:w="100"/>
+              <w:bottom w:type="dxa" w:w="60"/>
+              <w:right w:type="dxa" w:w="100"/>
+            </w:tcMar>
+          </w:tcPr>
+          <w:p>
+            <w:pPr>
+              <w:spacing w:after="0"/>
+              <w:jc w:val="right"/>
+            </w:pPr>
+            <w:r>
+              <w:rPr>
+                <w:sz w:val="17"/>
+                <w:szCs w:val="17"/>
+              </w:rPr>
+              <w:t xml:space="preserve">0.0100</w:t>
             </w:r>
           </w:p>
         </w:tc>
@@ -6835,7 +6851,7 @@
                 <w:sz w:val="17"/>
                 <w:szCs w:val="17"/>
               </w:rPr>
-              <w:t xml:space="preserve">0.240</w:t>
+              <w:t xml:space="preserve">0.2396</w:t>
             </w:r>
           </w:p>
         </w:tc>
@@ -6883,31 +6899,31 @@
                 <w:sz w:val="17"/>
                 <w:szCs w:val="17"/>
               </w:rPr>
-              <w:t xml:space="preserve">0.003</w:t>
-            </w:r>
-          </w:p>
-        </w:tc>
-        <w:tc>
-          <w:tcPr>
-            <w:tcW w:type="dxa" w:w="1216"/>
-            <w:tcMar>
-              <w:top w:type="dxa" w:w="60"/>
-              <w:left w:type="dxa" w:w="100"/>
-              <w:bottom w:type="dxa" w:w="60"/>
-              <w:right w:type="dxa" w:w="100"/>
-            </w:tcMar>
-          </w:tcPr>
-          <w:p>
-            <w:pPr>
-              <w:spacing w:after="0"/>
-              <w:jc w:val="right"/>
-            </w:pPr>
-            <w:r>
-              <w:rPr>
-                <w:sz w:val="17"/>
-                <w:szCs w:val="17"/>
-              </w:rPr>
-              <w:t xml:space="preserve">0.013</w:t>
+              <w:t xml:space="preserve">0.0034</w:t>
+            </w:r>
+          </w:p>
+        </w:tc>
+        <w:tc>
+          <w:tcPr>
+            <w:tcW w:type="dxa" w:w="1216"/>
+            <w:tcMar>
+              <w:top w:type="dxa" w:w="60"/>
+              <w:left w:type="dxa" w:w="100"/>
+              <w:bottom w:type="dxa" w:w="60"/>
+              <w:right w:type="dxa" w:w="100"/>
+            </w:tcMar>
+          </w:tcPr>
+          <w:p>
+            <w:pPr>
+              <w:spacing w:after="0"/>
+              <w:jc w:val="right"/>
+            </w:pPr>
+            <w:r>
+              <w:rPr>
+                <w:sz w:val="17"/>
+                <w:szCs w:val="17"/>
+              </w:rPr>
+              <w:t xml:space="preserve">0.0125</w:t>
             </w:r>
           </w:p>
         </w:tc>
@@ -7008,7 +7024,7 @@
                 <w:sz w:val="17"/>
                 <w:szCs w:val="17"/>
               </w:rPr>
-              <w:t xml:space="preserve">0.177</w:t>
+              <w:t xml:space="preserve">0.1771</w:t>
             </w:r>
           </w:p>
         </w:tc>
@@ -7056,31 +7072,31 @@
                 <w:sz w:val="17"/>
                 <w:szCs w:val="17"/>
               </w:rPr>
-              <w:t xml:space="preserve">0.013</w:t>
-            </w:r>
-          </w:p>
-        </w:tc>
-        <w:tc>
-          <w:tcPr>
-            <w:tcW w:type="dxa" w:w="1216"/>
-            <w:tcMar>
-              <w:top w:type="dxa" w:w="60"/>
-              <w:left w:type="dxa" w:w="100"/>
-              <w:bottom w:type="dxa" w:w="60"/>
-              <w:right w:type="dxa" w:w="100"/>
-            </w:tcMar>
-          </w:tcPr>
-          <w:p>
-            <w:pPr>
-              <w:spacing w:after="0"/>
-              <w:jc w:val="right"/>
-            </w:pPr>
-            <w:r>
-              <w:rPr>
-                <w:sz w:val="17"/>
-                <w:szCs w:val="17"/>
-              </w:rPr>
-              <w:t xml:space="preserve">0.017</w:t>
+              <w:t xml:space="preserve">0.0126</w:t>
+            </w:r>
+          </w:p>
+        </w:tc>
+        <w:tc>
+          <w:tcPr>
+            <w:tcW w:type="dxa" w:w="1216"/>
+            <w:tcMar>
+              <w:top w:type="dxa" w:w="60"/>
+              <w:left w:type="dxa" w:w="100"/>
+              <w:bottom w:type="dxa" w:w="60"/>
+              <w:right w:type="dxa" w:w="100"/>
+            </w:tcMar>
+          </w:tcPr>
+          <w:p>
+            <w:pPr>
+              <w:spacing w:after="0"/>
+              <w:jc w:val="right"/>
+            </w:pPr>
+            <w:r>
+              <w:rPr>
+                <w:sz w:val="17"/>
+                <w:szCs w:val="17"/>
+              </w:rPr>
+              <w:t xml:space="preserve">0.0167</w:t>
             </w:r>
           </w:p>
         </w:tc>
@@ -7181,7 +7197,7 @@
                 <w:sz w:val="17"/>
                 <w:szCs w:val="17"/>
               </w:rPr>
-              <w:t xml:space="preserve">−0.198</w:t>
+              <w:t xml:space="preserve">−0.1979</w:t>
             </w:r>
           </w:p>
         </w:tc>
@@ -7229,31 +7245,31 @@
                 <w:sz w:val="17"/>
                 <w:szCs w:val="17"/>
               </w:rPr>
-              <w:t xml:space="preserve">0.104</w:t>
-            </w:r>
-          </w:p>
-        </w:tc>
-        <w:tc>
-          <w:tcPr>
-            <w:tcW w:type="dxa" w:w="1216"/>
-            <w:tcMar>
-              <w:top w:type="dxa" w:w="60"/>
-              <w:left w:type="dxa" w:w="100"/>
-              <w:bottom w:type="dxa" w:w="60"/>
-              <w:right w:type="dxa" w:w="100"/>
-            </w:tcMar>
-          </w:tcPr>
-          <w:p>
-            <w:pPr>
-              <w:spacing w:after="0"/>
-              <w:jc w:val="right"/>
-            </w:pPr>
-            <w:r>
-              <w:rPr>
-                <w:sz w:val="17"/>
-                <w:szCs w:val="17"/>
-              </w:rPr>
-              <w:t xml:space="preserve">0.025</w:t>
+              <w:t xml:space="preserve">0.1039</w:t>
+            </w:r>
+          </w:p>
+        </w:tc>
+        <w:tc>
+          <w:tcPr>
+            <w:tcW w:type="dxa" w:w="1216"/>
+            <w:tcMar>
+              <w:top w:type="dxa" w:w="60"/>
+              <w:left w:type="dxa" w:w="100"/>
+              <w:bottom w:type="dxa" w:w="60"/>
+              <w:right w:type="dxa" w:w="100"/>
+            </w:tcMar>
+          </w:tcPr>
+          <w:p>
+            <w:pPr>
+              <w:spacing w:after="0"/>
+              <w:jc w:val="right"/>
+            </w:pPr>
+            <w:r>
+              <w:rPr>
+                <w:sz w:val="17"/>
+                <w:szCs w:val="17"/>
+              </w:rPr>
+              <w:t xml:space="preserve">0.0250</w:t>
             </w:r>
           </w:p>
         </w:tc>
@@ -7354,7 +7370,7 @@
                 <w:sz w:val="17"/>
                 <w:szCs w:val="17"/>
               </w:rPr>
-              <w:t xml:space="preserve">−0.062</w:t>
+              <w:t xml:space="preserve">−0.0625</w:t>
             </w:r>
           </w:p>
         </w:tc>
@@ -7402,31 +7418,31 @@
                 <w:sz w:val="17"/>
                 <w:szCs w:val="17"/>
               </w:rPr>
-              <w:t xml:space="preserve">0.513</w:t>
-            </w:r>
-          </w:p>
-        </w:tc>
-        <w:tc>
-          <w:tcPr>
-            <w:tcW w:type="dxa" w:w="1216"/>
-            <w:tcMar>
-              <w:top w:type="dxa" w:w="60"/>
-              <w:left w:type="dxa" w:w="100"/>
-              <w:bottom w:type="dxa" w:w="60"/>
-              <w:right w:type="dxa" w:w="100"/>
-            </w:tcMar>
-          </w:tcPr>
-          <w:p>
-            <w:pPr>
-              <w:spacing w:after="0"/>
-              <w:jc w:val="right"/>
-            </w:pPr>
-            <w:r>
-              <w:rPr>
-                <w:sz w:val="17"/>
-                <w:szCs w:val="17"/>
-              </w:rPr>
-              <w:t xml:space="preserve">0.050</w:t>
+              <w:t xml:space="preserve">0.5127</w:t>
+            </w:r>
+          </w:p>
+        </w:tc>
+        <w:tc>
+          <w:tcPr>
+            <w:tcW w:type="dxa" w:w="1216"/>
+            <w:tcMar>
+              <w:top w:type="dxa" w:w="60"/>
+              <w:left w:type="dxa" w:w="100"/>
+              <w:bottom w:type="dxa" w:w="60"/>
+              <w:right w:type="dxa" w:w="100"/>
+            </w:tcMar>
+          </w:tcPr>
+          <w:p>
+            <w:pPr>
+              <w:spacing w:after="0"/>
+              <w:jc w:val="right"/>
+            </w:pPr>
+            <w:r>
+              <w:rPr>
+                <w:sz w:val="17"/>
+                <w:szCs w:val="17"/>
+              </w:rPr>
+              <w:t xml:space="preserve">0.0500</w:t>
             </w:r>
           </w:p>
         </w:tc>
@@ -17885,7 +17901,7 @@
         <w:jc w:val="both"/>
       </w:pPr>
       <w:r>
-        <w:t xml:space="preserve">No scheme dominates both axes. That a watermarking design buys one property at the cost of another is a documented pattern rather than a surprise: Pang et al. (2024) show that common design choices leave systems open to attack and derive fundamental trade-offs among robustness, utility and usability. The pair we measure, attack robustness against the behaviour of the null on unwatermarked text, is not among theirs, and it is the pair a deployment has to price, because one axis governs how often the watermark is missed and the other how often an innocent writer is accused. Since the three detectors report statistics on different scales, the comparable quantity is the realized false-positive rate at each scheme's own shipped threshold, on which SynthID (Dathathri et al., 2024) flags fewest and EXP most (Section 4.3). Yet SynthID is the most fragile under attack: all four Holm-significant prompt-level differences are against it (Table 6), and under laundering its AUROC falls to 0.747 with TPR 0.250. The absolute half of that observation is not new: Han et al. (2025) report SynthID-Text degraded by meaning-preserving attacks including paraphrase and back-translation, and propose hybridizing it with a semantic scheme (Liu et al., 2024). What we add is that the same scheme sits at the opposite extreme on the calibration axis, measured on human text in a language neither line of work covers.</w:t>
+        <w:t xml:space="preserve">No scheme dominates both axes. That a watermarking design buys one property at the cost of another is a documented pattern rather than a surprise: Pang et al. (2024) show that common design choices leave systems open to attack and derive fundamental trade-offs among robustness, utility and usability. The pair we measure, attack robustness against the behaviour of the null on unwatermarked text, is not among theirs, and it is the pair a deployment has to price, because one axis governs how often the watermark is missed and the other how often an innocent writer is accused. Since the three detectors report statistics on different scales, the comparable quantity is the realized false-positive rate at each scheme's own shipped threshold, on which SynthID (Dathathri et al., 2024) flags fewest and EXP most (Section 4.3). Yet SynthID is the most fragile under attack: all four prompt-level differences with a Holm-adjusted p below .05 are against it (Table 6), and under laundering its AUROC falls to 0.747 with TPR 0.250. The absolute half of that observation is not new: Han et al. (2025) report SynthID-Text degraded by meaning-preserving attacks including paraphrase and back-translation, and propose hybridizing it with a semantic scheme (Liu et al., 2024). What we add is that the same scheme sits at the opposite extreme on the calibration axis, measured on human text in a language neither line of work covers.</w:t>
       </w:r>
     </w:p>
     <w:p>
@@ -18181,7 +18197,7 @@
         <w:t xml:space="preserve">pilot/metrics.py</w:t>
       </w:r>
       <w:r>
-        <w:t xml:space="preserve"> produces the summary report and detection tables from the scored corpus, </w:t>
+        <w:t xml:space="preserve"> produces the summary report and detection tables from the scored corpus, and </w:t>
       </w:r>
       <w:r>
         <w:rPr>
@@ -18203,7 +18219,18 @@
         <w:t xml:space="preserve">paper/numbers.json</w:t>
       </w:r>
       <w:r>
-        <w:t xml:space="preserve">) from which all manuscript numbers are drawn, and no number is typed by hand. A regime gate refuses to produce any report when the active configuration does not match the sealed run configuration, and </w:t>
+        <w:t xml:space="preserve">) from which the manuscript's numbers are drawn. Transcription from that file into the manuscript tables is manual, which is a real gap and not a formality: an audit of this manuscript found a p-value in Table 6 that had been copied from a superseded report rather than from </w:t>
+      </w:r>
+      <w:r>
+        <w:rPr>
+          <w:rFonts w:ascii="Consolas" w:cs="Consolas" w:eastAsia="Consolas" w:hAnsi="Consolas"/>
+          <w:sz w:val="18"/>
+          <w:szCs w:val="18"/>
+        </w:rPr>
+        <w:t xml:space="preserve">numbers.json</w:t>
+      </w:r>
+      <w:r>
+        <w:t xml:space="preserve">, and printing it at three decimals had collapsed two values that differ by a factor of four. A regime gate refuses to produce any report when the active configuration does not match the sealed run configuration, and </w:t>
       </w:r>
       <w:r>
         <w:rPr>
@@ -18214,7 +18241,7 @@
         <w:t xml:space="preserve">pilot/dev_tutarlilik_kapisi.py</w:t>
       </w:r>
       <w:r>
-        <w:t xml:space="preserve"> fails the release if a withdrawn quantity reappears in a generated artifact or if a reported p-value diverges from the one in </w:t>
+        <w:t xml:space="preserve"> fails the release if a withdrawn quantity reappears in a generated artifact, if any cell of Table 5 or Table 6 diverges from </w:t>
       </w:r>
       <w:r>
         <w:rPr>
@@ -18225,7 +18252,7 @@
         <w:t xml:space="preserve">numbers.json</w:t>
       </w:r>
       <w:r>
-        <w:t xml:space="preserve">. Because the experiments span two environments, a local machine and a university HPC container, the environment layer imports the scientific code rather than forking it, and a content hash over the scientific sources is recorded with each run so both environments can be verified to execute identical code. Before the main run a version-drift battery (tests T1–T6, pre-registered in </w:t>
+        <w:t xml:space="preserve">, or if the release identifier is not the same in every submission file. Each of those three checks exists because the corresponding error had already occurred; the verdict words in the two tables are English renderings of the generator's labels and remain outside the gate's coverage. Because the experiments span two environments, a local machine and a university HPC container, the environment layer imports the scientific code rather than forking it, and a content hash over the scientific sources is recorded with each run so both environments can be verified to execute identical code. Before the main run a version-drift battery (tests T1–T6, pre-registered in </w:t>
       </w:r>
       <w:r>
         <w:rPr>
@@ -18463,7 +18490,7 @@
           <w:sz w:val="18"/>
           <w:szCs w:val="18"/>
         </w:rPr>
-        <w:t xml:space="preserve">v1.5.0-paper</w:t>
+        <w:t xml:space="preserve">v1.6.0-paper</w:t>
       </w:r>
       <w:r>
         <w:t xml:space="preserve">, which freezes the exact code, data and manuscript state from which every reported number was produced. That release is archived at Zenodo and is reached through the concept DOI 10.5281/zenodo.22168552 (&lt;https://doi.org/10.5281/zenodo.22168552&gt;), which resolves to the most recent version and lists the version DOI of each. The reference list cites that concept DOI rather than a version DOI, deliberately: two earlier drafts of this paper cited a version that subsequent corrections superseded, and the concept DOI cannot fall out of date in that way. Readers reproducing this article should take the version tagged </w:t>
@@ -18474,10 +18501,10 @@
           <w:sz w:val="18"/>
           <w:szCs w:val="18"/>
         </w:rPr>
-        <w:t xml:space="preserve">v1.5.0-paper</w:t>
-      </w:r>
-      <w:r>
-        <w:t xml:space="preserve">. Four earlier releases (10.5281/zenodo.22168553, 22212071, 22230948 and 22231200) predate corrections described in Sections 3.3 and 4.2, the condensation, or the recalibrated interval of Table 5, and are superseded; we record them here rather than deleting them, because each has a DOI and a DOI should not silently change what it points to.</w:t>
+        <w:t xml:space="preserve">v1.6.0-paper</w:t>
+      </w:r>
+      <w:r>
+        <w:t xml:space="preserve">. Five earlier releases (10.5281/zenodo.22168553, 22212071, 22230948, 22231200 and 22249519) predate corrections described in Sections 3.3 and 4.2, the condensation, the recalibrated interval of Table 5, the relabelling of Table 5 as an exploratory post-selection contrast and the corresponding scope statement on Table 6, or the correction of a Table 6 p-value that had been copied from a superseded report; they are superseded, and we record them here rather than deleting them, because each has a DOI and a DOI should not silently change what it points to.</w:t>
       </w:r>
     </w:p>
     <w:p>
@@ -18767,7 +18794,7 @@
         <w:jc w:val="both"/>
       </w:pPr>
       <w:r>
-        <w:t xml:space="preserve">Two structural safeguards limit what this assistance could have introduced. No scientific claim rests on unverified generated text: the number pipeline and its release gate are described in Section 7, and no number reaches the manuscript except through it. And generative AI was not used to create, augment or alter research data: the human corpus is verbatim Wikimedia excerpts, the generated corpus comes from Qwen3-14B under logged settings, and detector scores are computed by the pinned MarkLLM implementations.</w:t>
+        <w:t xml:space="preserve">Two structural safeguards limit what this assistance could have introduced. No scientific claim rests on unverified generated text: the number pipeline and its release gate are described in Section 7, every number originates in that pipeline, and the release gate compares the two inferential tables against it cell by cell. Section 7 also states the residual gap, that transcription into the tables is manual and that this gap has produced an error that was caught and corrected. And generative AI was not used to create, augment or alter research data: the human corpus is verbatim Wikimedia excerpts, the generated corpus comes from Qwen3-14B under logged settings, and detector scores are computed by the pinned MarkLLM implementations.</w:t>
       </w:r>
     </w:p>
     <w:p>
@@ -18921,7 +18948,7 @@
         <w:t xml:space="preserve">turkish-llm-watermarking: Code and data for TR-WM-EVAL, a Turkish watermark-evaluation benchmark</w:t>
       </w:r>
       <w:r>
-        <w:t xml:space="preserve"> (Version 1.5.0-paper) [Computer software]. Zenodo. https://doi.org/10.5281/zenodo.22168552</w:t>
+        <w:t xml:space="preserve"> (Version 1.6.0-paper) [Computer software]. Zenodo. https://doi.org/10.5281/zenodo.22168552</w:t>
       </w:r>
     </w:p>
     <w:p>
@@ -18941,7 +18968,7 @@
         <w:t xml:space="preserve">Proceedings of the 42nd International Conference on Machine Learning</w:t>
       </w:r>
       <w:r>
-        <w:t xml:space="preserve"> (Proceedings of Machine Learning Research, Vol. 267, pp. 9316–9333). PMLR. https://proceedings.mlr.press/v267/</w:t>
+        <w:t xml:space="preserve"> (Proceedings of Machine Learning Research, Vol. 267, pp. 9316–9333). PMLR. https://proceedings.mlr.press/v267/chen25bq.html</w:t>
       </w:r>
     </w:p>
     <w:p>

--- a/paper/paper.docx
+++ b/paper/paper.docx
@@ -54,7 +54,7 @@
         <w:jc w:val="both"/>
       </w:pPr>
       <w:r>
-        <w:t xml:space="preserve">Statistical watermarks for large language model (LLM) output are evaluated predominantly on English. We measure three schemes (KGW, EXP, SynthID) on Turkish with MarkLLM and Qwen3-14B: 384 generated texts under ten removal attacks, a pre-registered false-positive study on 4,000 windows of human-written encyclopedic and older literary prose, and a two-judge meaning-preservation study. First, KGW's detector is miscalibrated on that human text: its null standard deviation is 1.479 against a theoretical 1, and the shipped z = 4 threshold gives 3 exceedances in 1,500 windows, about 63 times nominal (exact interval 13 to 184). The inflation holds across eight keys though the tail count does not (3 to 143), and it is not Turkish-specific: English shows the same tail count, and at matched token length we detect no difference. Turkish contributes exposure, not mechanism: its subword fertility doubles the tokens a given reading length becomes, and inflation grows with tokens scored. Second, the detector flagging the fewest human windows is the most fragile: at its shipped threshold SynthID flags none of 1,500 against KGW's 3 and EXP's 13, yet loses the most AUROC under attack. With three schemes this is an observed pattern, not a trade-off. Third, laundering through an external LLM is the only attack degrading detection for all three schemes while LLM judges rated meaning preserved, though only KGW-arm pairs were judged. A planned morphological attack did not fire; we report its coverage and release corpus, scores and annotations.</w:t>
+        <w:t xml:space="preserve">Statistical watermarks for large language model (LLM) output are evaluated predominantly on English. We measure three schemes (KGW, EXP, SynthID) on Turkish with MarkLLM and Qwen3-14B: 384 generated texts under ten removal attacks, a pre-registered false-positive study on 4,000 windows of human-written encyclopedic and older literary prose, and a two-judge meaning-preservation study. First, KGW's detector is miscalibrated on that human text: its null standard deviation is 1.479 against a theoretical 1, and the shipped z = 4 threshold gives 3 exceedances in 1,500 windows, about 63 times nominal (exact interval 13 to 184). The inflation holds across eight keys though the tail count does not (3 to 143), and it is not Turkish-specific: English shows the same tail count, and at matched token length we detect no difference. Turkish contributes exposure, not mechanism: its subword fertility doubles the tokens a given reading length becomes, and inflation grows with tokens scored. Second, the detector flagging the fewest human windows is the most fragile: at its shipped threshold SynthID flags none of 1,500 against KGW's 3 and EXP's 13, yet loses the most area under the receiver operating characteristic curve (AUROC) under attack. With three schemes this is an observed pattern, not a trade-off. Third, laundering through an external LLM is the only attack degrading detection for all three schemes while LLM judges rated meaning preserved, though only KGW-arm pairs were judged. A planned morphological attack did not fire; we report its coverage and release corpus, scores and annotations.</w:t>
       </w:r>
     </w:p>
     <w:p>
@@ -4302,7 +4302,7 @@
                     </pic:cNvPicPr>
                   </pic:nvPicPr>
                   <pic:blipFill>
-                    <a:blip r:embed="rId7" cstate="none"/>
+                    <a:blip r:embed="rId8" cstate="none"/>
                     <a:srcRect/>
                     <a:stretch>
                       <a:fillRect/>
@@ -4326,54 +4326,37 @@
     </w:p>
     <w:p>
       <w:pPr>
-        <w:spacing w:after="140" w:before="60"/>
-        <w:jc w:val="left"/>
+        <w:spacing w:after="120" w:line="276"/>
+        <w:jc w:val="both"/>
       </w:pPr>
       <w:r>
         <w:rPr>
           <w:b/>
           <w:bCs/>
-          <w:sz w:val="17"/>
-          <w:szCs w:val="17"/>
         </w:rPr>
-        <w:t xml:space="preserve">Figure 1.</w:t>
-      </w:r>
-      <w:r>
-        <w:rPr>
-          <w:sz w:val="17"/>
-          <w:szCs w:val="17"/>
-        </w:rPr>
+        <w:t xml:space="preserve">Fig. 1</w:t>
+      </w:r>
+      <w:r>
         <w:t xml:space="preserve"> AUROC per attack condition and scheme (dots), with prompt-clustered bootstrap 95% CIs (bars). Conditions are ordered by mean AUROC drop; open markers denote degenerate bootstrap intervals ([1.000, 1.000]), which record that no counterexample was observed rather than a numerical lower bound; Table 3 gives the counted separation and margin for those cells. Generated by </w:t>
       </w:r>
       <w:r>
         <w:rPr>
           <w:rFonts w:ascii="Consolas" w:cs="Consolas" w:eastAsia="Consolas" w:hAnsi="Consolas"/>
-          <w:sz w:val="17"/>
-          <w:szCs w:val="17"/>
+          <w:sz w:val="18"/>
+          <w:szCs w:val="18"/>
         </w:rPr>
         <w:t xml:space="preserve">paper/make_figures.py</w:t>
       </w:r>
       <w:r>
-        <w:rPr>
-          <w:sz w:val="17"/>
-          <w:szCs w:val="17"/>
-        </w:rPr>
         <w:t xml:space="preserve"> from </w:t>
       </w:r>
       <w:r>
         <w:rPr>
           <w:rFonts w:ascii="Consolas" w:cs="Consolas" w:eastAsia="Consolas" w:hAnsi="Consolas"/>
-          <w:sz w:val="17"/>
-          <w:szCs w:val="17"/>
+          <w:sz w:val="18"/>
+          <w:szCs w:val="18"/>
         </w:rPr>
         <w:t xml:space="preserve">results/detection_metrics.csv</w:t>
-      </w:r>
-      <w:r>
-        <w:rPr>
-          <w:sz w:val="17"/>
-          <w:szCs w:val="17"/>
-        </w:rPr>
-        <w:t xml:space="preserve">.</w:t>
       </w:r>
     </w:p>
     <w:p>
@@ -13444,7 +13427,7 @@
         <w:jc w:val="both"/>
       </w:pPr>
       <w:r>
-        <w:t xml:space="preserve">Under the pre-registered S2 decision rule (commit cbcb988; an attack is successful iff it reduces AUROC by more than 0.05 while preserving meaning, Section 4.4), launder_api qualifies against all three schemes, and rtt qualifies only against SynthID (Table 11 gives the per-scheme ΔAUROC values). Laundering through an external model is thus the only attack in this study that satisfies the rule for every scheme tested. SynthID's position is the mirror image of its calibration behavior reported in Section 4.3 (Figure 2): the scheme most fragile under attack is also the one that falsely flags the fewest human windows at its own shipped threshold, an inverse pattern across the three schemes that we return to in the Discussion. With three schemes this is a described pattern, not an established trade-off.</w:t>
+        <w:t xml:space="preserve">Under the pre-registered S2 decision rule (commit cbcb988; an attack is successful iff it reduces AUROC by more than 0.05 while preserving meaning, Section 4.4), launder_api qualifies against all three schemes, and rtt qualifies only against SynthID (Table 11 gives the per-scheme ΔAUROC values). Laundering through an external model is thus the only attack in this study that satisfies the rule for every scheme tested. SynthID's position is the mirror image of its calibration behavior reported in Section 4.3 (Fig. 2): the scheme most fragile under attack is also the one that falsely flags the fewest human windows at its own shipped threshold, an inverse pattern across the three schemes that we return to in the Discussion. With three schemes this is a described pattern, not an established trade-off.</w:t>
       </w:r>
     </w:p>
     <w:p>
@@ -13471,7 +13454,7 @@
                     </pic:cNvPicPr>
                   </pic:nvPicPr>
                   <pic:blipFill>
-                    <a:blip r:embed="rId8" cstate="none"/>
+                    <a:blip r:embed="rId9" cstate="none"/>
                     <a:srcRect/>
                     <a:stretch>
                       <a:fillRect/>
@@ -13495,39 +13478,26 @@
     </w:p>
     <w:p>
       <w:pPr>
-        <w:spacing w:after="140" w:before="60"/>
-        <w:jc w:val="left"/>
+        <w:spacing w:after="120" w:line="276"/>
+        <w:jc w:val="both"/>
       </w:pPr>
       <w:r>
         <w:rPr>
           <w:b/>
           <w:bCs/>
-          <w:sz w:val="17"/>
-          <w:szCs w:val="17"/>
         </w:rPr>
-        <w:t xml:space="preserve">Figure 2.</w:t>
-      </w:r>
-      <w:r>
-        <w:rPr>
-          <w:sz w:val="17"/>
-          <w:szCs w:val="17"/>
-        </w:rPr>
+        <w:t xml:space="preserve">Fig. 2</w:t>
+      </w:r>
+      <w:r>
         <w:t xml:space="preserve"> Fragility under attack against realized false-positive behaviour. Horizontal axis: the share of the 1,500 human Turkish windows each detector flags at its own shipped threshold, a unit comparable across schemes (an earlier version used raw null standard deviations, which are on incommensurable scales; Section 3.3). Vertical axis: AUROC under external laundering with prompt-clustered 95% CIs (lower = more fragile). SynthID flags no human window yet is the most fragile. The pattern is not monotone across all three: KGW both flags fewer windows than EXP and resists the attack better, so the figure shows one scheme at an extreme rather than a clean trade-off curve. Generated by </w:t>
       </w:r>
       <w:r>
         <w:rPr>
           <w:rFonts w:ascii="Consolas" w:cs="Consolas" w:eastAsia="Consolas" w:hAnsi="Consolas"/>
-          <w:sz w:val="17"/>
-          <w:szCs w:val="17"/>
+          <w:sz w:val="18"/>
+          <w:szCs w:val="18"/>
         </w:rPr>
         <w:t xml:space="preserve">paper/make_figures.py</w:t>
-      </w:r>
-      <w:r>
-        <w:rPr>
-          <w:sz w:val="17"/>
-          <w:szCs w:val="17"/>
-        </w:rPr>
-        <w:t xml:space="preserve">.</w:t>
       </w:r>
     </w:p>
     <w:p>
@@ -15812,7 +15782,7 @@
                     </pic:cNvPicPr>
                   </pic:nvPicPr>
                   <pic:blipFill>
-                    <a:blip r:embed="rId9" cstate="none"/>
+                    <a:blip r:embed="rId10" cstate="none"/>
                     <a:srcRect/>
                     <a:stretch>
                       <a:fillRect/>
@@ -15836,39 +15806,29 @@
     </w:p>
     <w:p>
       <w:pPr>
-        <w:spacing w:after="140" w:before="60"/>
-        <w:jc w:val="left"/>
+        <w:spacing w:after="120" w:line="276"/>
+        <w:jc w:val="both"/>
       </w:pPr>
       <w:r>
         <w:rPr>
           <w:b/>
           <w:bCs/>
-          <w:sz w:val="17"/>
-          <w:szCs w:val="17"/>
         </w:rPr>
-        <w:t xml:space="preserve">Figure 3.</w:t>
-      </w:r>
-      <w:r>
-        <w:rPr>
-          <w:sz w:val="17"/>
-          <w:szCs w:val="17"/>
-        </w:rPr>
+        <w:t xml:space="preserve">Fig. 3</w:t>
+      </w:r>
+      <w:r>
         <w:t xml:space="preserve"> Kernel density estimates of the KGW detection statistic on unwatermarked human text: Turkish Wikipedia (n = 1,500), Turkish Wikisource (n = 1,000), and English Wikipedia (n = 1,500), against the theoretical N(0,1) null. All three empirical nulls are wider than the theory assumes; the annotated counts give the windows exceeding the default z = 4 threshold. Generated by </w:t>
       </w:r>
       <w:r>
         <w:rPr>
           <w:rFonts w:ascii="Consolas" w:cs="Consolas" w:eastAsia="Consolas" w:hAnsi="Consolas"/>
-          <w:sz w:val="17"/>
-          <w:szCs w:val="17"/>
+          <w:sz w:val="18"/>
+          <w:szCs w:val="18"/>
         </w:rPr>
         <w:t xml:space="preserve">paper/make_figures.py</w:t>
       </w:r>
       <w:r>
-        <w:rPr>
-          <w:sz w:val="17"/>
-          <w:szCs w:val="17"/>
-        </w:rPr>
-        <w:t xml:space="preserve"> from the S1 score files.</w:t>
+        <w:t xml:space="preserve"> from the S1 score files</w:t>
       </w:r>
     </w:p>
     <w:p>
@@ -19722,6 +19682,7 @@
       </w:r>
     </w:p>
     <w:sectPr>
+      <w:footerReference w:type="default" r:id="rId7"/>
       <w:pgSz w:w="12240" w:h="15840" w:orient="portrait"/>
       <w:pgMar w:top="1440" w:right="1440" w:bottom="1440" w:left="1440" w:header="708" w:footer="708" w:gutter="0"/>
       <w:pgNumType/>
@@ -19772,6 +19733,27 @@
 </w:endnotes>
 </file>
 
+<file path=word/footer1.xml><?xml version="1.0" encoding="utf-8"?>
+<w:ftr xmlns:wpc="http://schemas.microsoft.com/office/word/2010/wordprocessingCanvas" xmlns:mc="http://schemas.openxmlformats.org/markup-compatibility/2006" xmlns:o="urn:schemas-microsoft-com:office:office" xmlns:r="http://schemas.openxmlformats.org/officeDocument/2006/relationships" xmlns:m="http://schemas.openxmlformats.org/officeDocument/2006/math" xmlns:v="urn:schemas-microsoft-com:vml" xmlns:wp14="http://schemas.microsoft.com/office/word/2010/wordprocessingDrawing" xmlns:wp="http://schemas.openxmlformats.org/drawingml/2006/wordprocessingDrawing" xmlns:w10="urn:schemas-microsoft-com:office:word" xmlns:w="http://schemas.openxmlformats.org/wordprocessingml/2006/main" xmlns:w14="http://schemas.microsoft.com/office/word/2010/wordml" xmlns:w15="http://schemas.microsoft.com/office/word/2012/wordml" xmlns:wpg="http://schemas.microsoft.com/office/word/2010/wordprocessingGroup" xmlns:wpi="http://schemas.microsoft.com/office/word/2010/wordprocessingInk" xmlns:wne="http://schemas.microsoft.com/office/word/2006/wordml" xmlns:wps="http://schemas.microsoft.com/office/word/2010/wordprocessingShape">
+  <w:p>
+    <w:pPr>
+      <w:jc w:val="center"/>
+    </w:pPr>
+    <w:r>
+      <w:rPr>
+        <w:rFonts w:ascii="Times New Roman" w:cs="Times New Roman" w:eastAsia="Times New Roman" w:hAnsi="Times New Roman"/>
+        <w:sz w:val="20"/>
+        <w:szCs w:val="20"/>
+      </w:rPr>
+      <w:fldChar w:fldCharType="begin"/>
+      <w:instrText xml:space="preserve">PAGE</w:instrText>
+      <w:fldChar w:fldCharType="separate"/>
+      <w:fldChar w:fldCharType="end"/>
+    </w:r>
+  </w:p>
+</w:ftr>
+</file>
+
 <file path=word/footnotes.xml><?xml version="1.0" encoding="utf-8"?>
 <w:footnotes xmlns:wpc="http://schemas.microsoft.com/office/word/2010/wordprocessingCanvas" xmlns:mc="http://schemas.openxmlformats.org/markup-compatibility/2006" xmlns:o="urn:schemas-microsoft-com:office:office" xmlns:r="http://schemas.openxmlformats.org/officeDocument/2006/relationships" xmlns:m="http://schemas.openxmlformats.org/officeDocument/2006/math" xmlns:v="urn:schemas-microsoft-com:vml" xmlns:wp14="http://schemas.microsoft.com/office/word/2010/wordprocessingDrawing" xmlns:wp="http://schemas.openxmlformats.org/drawingml/2006/wordprocessingDrawing" xmlns:w10="urn:schemas-microsoft-com:office:word" xmlns:w="http://schemas.openxmlformats.org/wordprocessingml/2006/main" xmlns:w14="http://schemas.microsoft.com/office/word/2010/wordml" xmlns:w15="http://schemas.microsoft.com/office/word/2012/wordml" xmlns:wpg="http://schemas.microsoft.com/office/word/2010/wordprocessingGroup" xmlns:wpi="http://schemas.microsoft.com/office/word/2010/wordprocessingInk" xmlns:wne="http://schemas.microsoft.com/office/word/2006/wordml" xmlns:wps="http://schemas.microsoft.com/office/word/2010/wordprocessingShape" mc:Ignorable="w14 w15 wp14">
   <w:footnote w:type="separator" w:id="-1">
@@ -19909,9 +19891,9 @@
   <w:docDefaults>
     <w:rPrDefault>
       <w:rPr>
-        <w:rFonts w:ascii="Calibri" w:cs="Calibri" w:eastAsia="Calibri" w:hAnsi="Calibri"/>
-        <w:sz w:val="21"/>
-        <w:szCs w:val="21"/>
+        <w:rFonts w:ascii="Times New Roman" w:cs="Times New Roman" w:eastAsia="Times New Roman" w:hAnsi="Times New Roman"/>
+        <w:sz w:val="20"/>
+        <w:szCs w:val="20"/>
       </w:rPr>
     </w:rPrDefault>
     <w:pPrDefault/>

--- a/paper/paper.docx
+++ b/paper/paper.docx
@@ -54,7 +54,7 @@
         <w:jc w:val="both"/>
       </w:pPr>
       <w:r>
-        <w:t xml:space="preserve">Statistical watermarks for large language model (LLM) output are evaluated predominantly on English. We measure three schemes (KGW, EXP, SynthID) on Turkish with MarkLLM and Qwen3-14B: 384 generated texts under ten removal attacks, a pre-registered false-positive study on 4,000 windows of human-written encyclopedic and older literary prose, and a two-judge meaning-preservation study. First, KGW's detector is miscalibrated on that human text: its null standard deviation is 1.479 against a theoretical 1, and the shipped z = 4 threshold gives 3 exceedances in 1,500 windows, about 63 times nominal (exact interval 13 to 184). The inflation holds across eight keys though the tail count does not (3 to 143), and it is not Turkish-specific: English shows the same tail count, and at matched token length we detect no difference. Turkish contributes exposure, not mechanism: its subword fertility doubles the tokens a given reading length becomes, and inflation grows with tokens scored. Second, the detector flagging the fewest human windows is the most fragile: at its shipped threshold SynthID flags none of 1,500 against KGW's 3 and EXP's 13, yet loses the most area under the receiver operating characteristic curve (AUROC) under attack. With three schemes this is an observed pattern, not a trade-off. Third, laundering through an external LLM is the only attack degrading detection for all three schemes while LLM judges rated meaning preserved, though only KGW-arm pairs were judged. A planned morphological attack did not fire; we report its coverage and release corpus, scores and annotations.</w:t>
+        <w:t xml:space="preserve">Statistical watermarks for large language model (LLM) output are evaluated predominantly on English. We measure three schemes (KGW, EXP, SynthID) on Turkish with MarkLLM and Qwen3-14B: 384 generated texts under ten removal attacks, a pre-registered false-positive study on 4,000 windows of human-written encyclopedic and older literary prose, and a two-judge meaning-preservation study. First, KGW's detector is miscalibrated on that human text: its null standard deviation is 1.479 against a theoretical 1, and the shipped z = 4 threshold gives 3 exceedances in 1,500 windows, about 63 times nominal (exact interval 13 to 184). The inflation holds across eight keys though the tail count does not (3 to 143), and it is not Turkish-specific: English shows the same tail count, and at matched token length we detect no difference. Turkish increases exposure to the same failure. Its subword fertility doubles the tokens a given reading length becomes, and inflation grows with tokens scored. Second, the detector flagging the fewest human windows is the most fragile: at its shipped threshold SynthID flags none of 1,500 against KGW's 3 and EXP's 13, yet loses the most area under the receiver operating characteristic curve (AUROC) under attack. With three schemes this is an observed pattern, not a trade-off. Third, laundering through an external LLM is the only attack degrading detection for all three schemes while LLM judges rated meaning preserved, though only KGW-arm pairs were judged. A planned morphological attack did not fire. We report its coverage and release corpus, scores and annotations.</w:t>
       </w:r>
     </w:p>
     <w:p>
@@ -103,7 +103,7 @@
         <w:jc w:val="both"/>
       </w:pPr>
       <w:r>
-        <w:t xml:space="preserve">These schemes were developed and are evaluated mostly on English (Al Ghanim et al., 2025; He et al., 2024). Turkish differs from English in a way that plausibly reaches into watermark internals: it is agglutinative, expressing through chains of suffixes what English expresses through separate function words. Under a subword tokenizer these suffixes surface as a small set of high-frequency subtokens; on our corpus the generator's tokenizer produces 2.552 tokens per word. For a green-list scheme whose pseudo-random vocabulary partition is keyed on a context window of a single preceding token (prefix_length = 1, the MarkLLM default configuration we test), recurring suffix subtokens mean that successive green-list decisions revisit the same partitions rather than behaving independently. We put this forward as a proposed mechanism for the calibration results below; we explicitly do not claim to have established it causally.</w:t>
+        <w:t xml:space="preserve">These schemes were developed and are evaluated mostly on English (Al Ghanim et al., 2025; He et al., 2024). Turkish differs from English in a way that plausibly reaches into watermark internals: it is agglutinative, expressing through chains of suffixes what English expresses through separate function words. Under a subword tokenizer these suffixes surface as a small set of high-frequency subtokens. On our corpus the generator's tokenizer produces 2.552 tokens per word. For a green-list scheme whose pseudo-random vocabulary partition is keyed on a context window of a single preceding token (prefix_length = 1, the MarkLLM default configuration we test), recurring suffix subtokens mean that successive green-list decisions revisit the same partitions and are no longer independent. We put this forward as a proposed mechanism for the calibration results below. We do not claim to have established it causally.</w:t>
       </w:r>
     </w:p>
     <w:p>
@@ -112,7 +112,7 @@
         <w:jc w:val="both"/>
       </w:pPr>
       <w:r>
-        <w:t xml:space="preserve">This paper reports a pilot-scale but tightly instrumented measurement of the three schemes on Turkish. Using MarkLLM (Pan et al., 2024) at a fixed commit (c45ddc40) with Qwen3-14B (Yang et al., 2025) as generator, we build a corpus of 24 Turkish prompts × 4 seeds × {no watermark, KGW, EXP, SynthID} = 384 texts and subject it to ten removal attacks: diacritic stripping at two intensities, two morphological-transform variants built on the zeyrek analyzer (Bulat, 2022) together with their diacritic combinations, round-trip translation through English with NLLB (NLLB Team et al., 2024), self-paraphrase and self-laundering by the generator itself, and laundering through an external, closed-weight LLM outside the defender's control (Claude Opus 5). Two studies were pre-registered before their data were collected. We use that term in a specific and limited sense throughout, and Section 7 gives the full statement: the hypotheses, protocol and decision rule were committed to version control before the corresponding data existed, and the commit hashes bind their content and ordering, but no independent third-party timestamp anchors the dates, so this is not a registry entry in the sense the term carries in clinical or psychological research. The two studies are: S1 measures false-positive rates on 1,500 Turkish and 1,500 English human-written Wikipedia excerpts (Wikimedia Foundation, 2023a) (commit 8f8df72), and S2 measures whether attacks preserve meaning, using two LLM judges from different model families, blind calibration pairs, and a decision rule declared before the run (commit cbcb988); corpus acceptance thresholds were fixed before Phase 1. The measurement protocol takes the corpus's dependence structure seriously: because EXP is deterministic given prompt and key, its four seeds are not independent replicates, so all confidence intervals are prompt-clustered bootstrap intervals (effective n = 24 prompts); for degenerate AUROC = 1.000 cells we report counted separation and its margin descriptively, attaching no p-value or confidence bound, and Section 3.3 explains which three inferential treatments we withdrew and why; and we report the full realized false-positive table rather than assuming that a threshold calibrated on clean negatives keeps its nominal rate under attack.</w:t>
+        <w:t xml:space="preserve">This paper reports a pilot-scale but tightly instrumented measurement of the three schemes on Turkish. Using MarkLLM (Pan et al., 2024) at a fixed commit (c45ddc40) with Qwen3-14B (Yang et al., 2025) as generator, we build a corpus of 24 Turkish prompts × 4 seeds × {no watermark, KGW, EXP, SynthID} = 384 texts and subject it to ten removal attacks: diacritic stripping at two intensities, two morphological-transform variants built on the zeyrek analyzer (Bulat, 2022) together with their diacritic combinations, round-trip translation through English with NLLB (NLLB Team et al., 2024), self-paraphrase and self-laundering by the generator itself, and laundering through an external, closed-weight LLM outside the defender's control (Claude Opus 5). Two studies were pre-registered before their data were collected. We use that term in a specific and limited sense throughout, and Section 7 gives the full statement: the hypotheses, protocol and decision rule were committed to version control before the corresponding data existed, and the commit hashes bind their content and ordering, but no independent third-party timestamp anchors the dates, so this is not a registry entry in the sense the term carries in clinical or psychological research. The two studies are: S1 measures false-positive rates on 1,500 Turkish and 1,500 English human-written Wikipedia excerpts (Wikimedia Foundation, 2023a; commit 8f8df72), and S2 measures whether attacks preserve meaning, using two LLM judges from different model families, blind calibration pairs, and a decision rule declared before the run (commit cbcb988). Corpus acceptance thresholds were fixed before Phase 1. The measurement protocol accounts for the corpus's dependence structure. Because EXP is deterministic given prompt and key, its four seeds are not independent replicates, so all confidence intervals are prompt-clustered bootstrap intervals (effective n = 24 prompts). For degenerate AUROC = 1.000 cells we report counted separation and its margin descriptively, attaching no p-value or confidence bound, and Section 3.3 explains which three inferential treatments we withdrew and why. We also report the full realized false-positive table, since a threshold calibrated on clean negatives need not keep its nominal rate under attack.</w:t>
       </w:r>
     </w:p>
     <w:p>
@@ -121,7 +121,7 @@
         <w:jc w:val="both"/>
       </w:pPr>
       <w:r>
-        <w:t xml:space="preserve">Three findings follow, and because each is bounded in a different way the contribution list below states each with its own scope. The headline is a calibration failure on human Turkish: the KGW null standard deviation is 1.479 against a theoretical 1, and the shipped z = 4 threshold flags 3 of 1,500 excerpts, roughly 63 times nominal. Two of the three pre-registered S1 hypotheses are confirmed; the third, which attributed the inflation to Turkish rather than English, does not survive a length control we added after pre-registration and report in full, so Turkish worsens a failure common to both languages instead of creating a Turkish-specific one.</w:t>
+        <w:t xml:space="preserve">Three findings follow, and because each is bounded in a different way the contribution list below states each with its own scope. The headline is a calibration failure on human Turkish: the KGW null standard deviation is 1.479 against a theoretical 1, and the shipped z = 4 threshold flags 3 of 1,500 excerpts, roughly 63 times nominal. Two of the three pre-registered S1 hypotheses are confirmed. The third, which attributed the inflation to Turkish rather than English, does not survive a length control we added after pre-registration, so Turkish worsens a failure common to both languages instead of creating a Turkish-specific one.</w:t>
       </w:r>
     </w:p>
     <w:p>
@@ -130,7 +130,7 @@
         <w:jc w:val="both"/>
       </w:pPr>
       <w:r>
-        <w:t xml:space="preserve">We also report a negative result plainly, because the study was originally motivated by the conjecture that Turkish morphology would itself furnish a meaning-preserving removal attack. It does not, on this corpus: the transforms target progressive -(I)yor forms that the formal register the generator produces rarely contains, so coverage is too low to move detection at all. Section 6 gives the edit counts, the surviving v0 slope and the retracted v1 slope. Whether informal-register Turkish is more vulnerable is an open question, not a finding of this paper.</w:t>
+        <w:t xml:space="preserve">We also report a negative result. The study was originally motivated by the conjecture that Turkish morphology would itself furnish a meaning-preserving removal attack. It does not, on this corpus. The transforms target progressive -(I)yor forms that the formal register the generator produces rarely contains, so coverage is too low to move detection at all. Section 6 gives the edit counts, the surviving v0 slope and the retracted v1 slope. Whether informal-register Turkish is more vulnerable is an open question, not a finding of this paper.</w:t>
       </w:r>
     </w:p>
     <w:p>
@@ -139,7 +139,7 @@
         <w:jc w:val="both"/>
       </w:pPr>
       <w:r>
-        <w:t xml:space="preserve">The remainder of the paper is organized as follows. Section 2 reviews related work. Section 3 describes corpus construction (including the transparent prompt-length calibration), the attack suite, and the measurement protocol. Section 4 presents results: clean-text detection, the attack ordering, the S1 calibration study, and the S2 utility study. Section 5 discusses practical consequences and the threat model. Section 6 lists limitations in full, including the single generator model and single GPU environment, and Section 7 states the reproducibility provisions. In sum, this paper makes the following contributions:</w:t>
+        <w:t xml:space="preserve">The remainder of the paper is organized as follows. Section 2 reviews related work. Section 3 describes corpus construction (including the prompt-length calibration), the attack suite, and the measurement protocol. Section 4 presents results: clean-text detection, the attack ordering, the S1 calibration study, and the S2 utility study. Section 5 discusses practical consequences and the threat model. Section 6 lists limitations in full, including the single generator model and single GPU environment, and Section 7 states the reproducibility provisions. In sum, this paper makes the following contributions:</w:t>
       </w:r>
     </w:p>
     <w:p>
@@ -156,7 +156,7 @@
           <w:b/>
           <w:bCs/>
         </w:rPr>
-        <w:t xml:space="preserve">Calibration failure on human text, measured on Turkish (pre-registered; commit 8f8df72).</w:t>
+        <w:t xml:space="preserve">Calibration failure on human text, measured on Turkish (pre-registered, commit 8f8df72).</w:t>
       </w:r>
       <w:r>
         <w:t xml:space="preserve"> The KGW detector's null distribution on human Turkish has standard deviation 1.479 against a theoretical 1, and the default z = 4 threshold produces an empirical false-positive rate of 0.002 (3/1,500), approximately 63× nominal (exact interval 13×–184×). The inflation holds under all eight watermark keys we swept, though the tail count ranges from 3 to 143 across them, so the headline figure is the most conservative of the eight. Controlling for token length shows the effect is not Turkish-specific but length-driven, with Turkish exposed further along the same curve through subword fertility. An exploratory follow-up shows that thresholds calibrated on model-generated negatives reach up to 7.4% FPR on human text. Default thresholds are portable neither across negative distributions nor across document lengths.</w:t>
@@ -179,7 +179,7 @@
         <w:t xml:space="preserve">The detector with the lowest human-text flag rate is the most fragile.</w:t>
       </w:r>
       <w:r>
-        <w:t xml:space="preserve"> At its own shipped threshold SynthID falsely flags none of the 1,500 human Turkish windows, against 3 for KGW and 13 for EXP, but it takes the largest attack losses (AUROC 0.816 under round-trip translation, 0.747 under laundering), and is the more fragile scheme in all four of the six paired comparisons it enters, each with a Holm-adjusted p below .05 within that six-test family (the family was fixed before the per-scheme results were seen; the two attack conditions it runs in were selected from the aggregate ranking, and Section 3.3 sets out what that does and does not affect); KGW and EXP are not separated by these data.</w:t>
+        <w:t xml:space="preserve"> At its own shipped threshold SynthID falsely flags none of the 1,500 human Turkish windows, against 3 for KGW and 13 for EXP, but it takes the largest attack losses (AUROC 0.816 under round-trip translation, 0.747 under laundering), and is the more fragile scheme in all four of the six paired comparisons it enters, each with a Holm-adjusted p below .05 within that six-test family (the family was fixed before the per-scheme results were seen, while the two attack conditions it runs in were selected from the aggregate ranking, and Section 3.3 sets out what that does and does not affect). KGW and EXP are not separated by these data.</w:t>
       </w:r>
     </w:p>
     <w:p>
@@ -196,10 +196,10 @@
           <w:b/>
           <w:bCs/>
         </w:rPr>
-        <w:t xml:space="preserve">The laundering attack (utility axis pre-registered; commit cbcb988).</w:t>
-      </w:r>
-      <w:r>
-        <w:t xml:space="preserve"> Rewriting through an external LLM is the only attack among ten whose detection damage clears the pre-declared threshold for all three schemes: AUROC falls to 0.917/0.863/0.747 and TPR at the clean-calibrated threshold to 0.427/0.490/0.250 for KGW/EXP/SynthID, at a measured attack cost of USD 17.704. The utility half of the rule is established only for KGW, because every judged pair was drawn from the KGW arm; meaning was preserved in 1.00 of those pairs under both judges. Extending the verdict to EXP and SynthID assumes that meaning preservation transfers across arms, and we mark it as an assumption rather than a measurement.</w:t>
+        <w:t xml:space="preserve">The laundering attack (utility axis pre-registered, commit cbcb988).</w:t>
+      </w:r>
+      <w:r>
+        <w:t xml:space="preserve"> Rewriting through an external LLM is the only attack among ten whose detection damage clears the pre-declared threshold for all three schemes: AUROC falls to 0.917/0.863/0.747 and TPR at the clean-calibrated threshold to 0.427/0.490/0.250 for KGW/EXP/SynthID, at a measured attack cost of USD 17.704. The utility half of the rule is established only for KGW, because every judged pair was drawn from the KGW arm. Meaning was preserved in 1.00 of those pairs under both judges. Extending the verdict to EXP and SynthID assumes that meaning preservation transfers across arms, and we mark it as an assumption.</w:t>
       </w:r>
     </w:p>
     <w:p>
@@ -216,10 +216,10 @@
           <w:b/>
           <w:bCs/>
         </w:rPr>
-        <w:t xml:space="preserve">A documented negative result and a disciplined measurement protocol.</w:t>
-      </w:r>
-      <w:r>
-        <w:t xml:space="preserve"> The planned Turkish morphological attack does not fire on formal-register model output (1.1 edits per text on average; 60.4% of texts unchanged; ΔAUROC 0.000), and the morph_v1 per-edit slope is retracted after robustness testing. Every reported number regenerates from data via code, and an automated check compares the manuscript's two inferential tables against that output cell by cell; confidence intervals are prompt-clustered; degenerate cells report counted separation descriptively, with no p-value attached; exploratory observations are labeled as exploratory; and where a later control overturned a pre-registered conclusion we report the reversal rather than the original.</w:t>
+        <w:t xml:space="preserve">A documented negative result and the measurement protocol.</w:t>
+      </w:r>
+      <w:r>
+        <w:t xml:space="preserve"> The planned Turkish morphological attack does not fire on formal-register model output (1.1 edits per text on average, 60.4% of texts unchanged, ΔAUROC 0.000), and the morph_v1 per-edit slope is retracted after robustness testing. Every reported number regenerates from data via code, and an automated check compares the manuscript's two inferential tables against that output cell by cell. Confidence intervals are prompt-clustered. Degenerate cells report counted separation descriptively, with no p-value attached. Exploratory observations are labeled as exploratory, and where a later control overturned a pre-registered conclusion we report the reversal.</w:t>
       </w:r>
     </w:p>
     <w:p>
@@ -243,7 +243,7 @@
         <w:jc w:val="both"/>
       </w:pPr>
       <w:r>
-        <w:t xml:space="preserve">Three families of decoding-time watermarks dominate current practice. The green-list scheme of Kirchenbauer et al. (2023) pseudorandomly partitions the vocabulary at each step using a hash of the preceding context and adds a bias delta to the logits of "green" tokens; detection is a one-proportion z-test whose null model treats successive green/red outcomes as independent Bernoulli trials with parameter gamma. The exponential-minimum (Gumbel-trick) approach proposed by Aaronson and Kirchner (2022; see also Aaronson, 2023) couples token selection to a pseudorandom sequence keyed on the context, leaving the sampling distribution unchanged in expectation; Kuditipudi et al. (2024) develop distortion-free variants of this idea with robustness guarantees for the detector. SynthID (Dathathri et al., 2024) modifies sampling through a tournament procedure and has been deployed at production scale. All three report detection behavior primarily on English text, and the calibration of their detection thresholds (the mapping from a score threshold to a false-positive rate on unwatermarked text) inherits distributional assumptions that were validated, where they were validated at all, on English.</w:t>
+        <w:t xml:space="preserve">Three families of decoding-time watermarks dominate current practice. The green-list scheme of Kirchenbauer et al. (2023) pseudorandomly partitions the vocabulary at each step using a hash of the preceding context and adds a bias delta to the logits of "green" tokens. Detection is a one-proportion z-test whose null model treats successive green/red outcomes as independent Bernoulli trials with parameter gamma. The exponential-minimum (Gumbel-trick) approach proposed by Aaronson and Kirchner (2022; see also Aaronson, 2023) couples token selection to a pseudorandom sequence keyed on the context, leaving the sampling distribution unchanged in expectation. Kuditipudi et al. (2024) develop distortion-free variants of this idea with robustness guarantees for the detector. SynthID (Dathathri et al., 2024) modifies sampling through a tournament procedure and has been deployed at production scale. All three report detection behavior primarily on English text, and the calibration of their detection thresholds (the mapping from a score threshold to a false-positive rate on unwatermarked text) inherits distributional assumptions that were validated, where they were validated at all, on English.</w:t>
       </w:r>
     </w:p>
     <w:p>
@@ -252,17 +252,7 @@
         <w:jc w:val="both"/>
       </w:pPr>
       <w:r>
-        <w:t xml:space="preserve">Watermark evaluation already has benchmarks, and this paper is not the first. WaterBench (Tu et al., 2024) equalises watermark strength before comparing schemes and evaluates generation and detection across nine tasks; Mark My Words (Piet et al., 2025) scores schemes on quality, the number of tokens needed for detection, and tamper resistance; and WaterPark (Liang et al., 2025) assembles ten watermarkers against twelve attacks in one platform. All three are cross-scheme and English-centred, and all three calibrate against model-generated negatives. What we add is orthogonal to their axes: a human-written negative distribution in a language none of them covers, together with register, token-length and watermark-key controls on that distribution. Our contribution is therefore language- and negative-distribution-specific, not a more general benchmark. It is worth being explicit about what is </w:t>
-      </w:r>
-      <w:r>
-        <w:rPr>
-          <w:i/>
-          <w:iCs/>
-        </w:rPr>
-        <w:t xml:space="preserve">not</w:t>
-      </w:r>
-      <w:r>
-        <w:t xml:space="preserve"> new here, because the boundary is easy to overstate. External rewriting, black-box removal, translation-based removal and character-level attacks all have direct antecedents (Section 2, below), and so does the use of Turkish morphology to manipulate a watermark. TR-WM-EVAL contributes a documented Turkish evaluation resource that combines human negatives at deployment length, a measurement of whether model-calibrated thresholds transfer to them, ten post-generation transformations, prompt-cluster-aware inference, and per-path licensing documentation, for three tested watermark configurations.</w:t>
+        <w:t xml:space="preserve">Watermark evaluation already has benchmarks, and this paper is not the first. WaterBench (Tu et al., 2024) equalises watermark strength before comparing schemes and evaluates generation and detection across nine tasks. Mark My Words (Piet et al., 2025) scores schemes on quality, the number of tokens needed for detection, and tamper resistance. WaterPark (Liang et al., 2025) assembles ten watermarkers against twelve attacks in one platform. All three are cross-scheme and English-centred, and all three calibrate against model-generated negatives. We add a human-written negative distribution in a language none of them covers, together with register, token-length and watermark-key controls on that distribution, an axis orthogonal to theirs. Our contribution is therefore specific to one language and one negative distribution and does not amount to a more general benchmark. External rewriting, black-box removal, translation-based removal and character-level attacks all have direct antecedents (Section 2, below), and so does the use of Turkish morphology to manipulate a watermark. TR-WM-EVAL contributes a documented Turkish evaluation resource that combines human negatives at deployment length, a measurement of whether model-calibrated thresholds transfer to them, ten post-generation transformations, prompt-cluster-aware inference, and per-path licensing documentation, for three tested watermark configurations.</w:t>
       </w:r>
     </w:p>
     <w:p>
@@ -271,7 +261,7 @@
         <w:jc w:val="both"/>
       </w:pPr>
       <w:r>
-        <w:t xml:space="preserve">We build on the MarkLLM toolkit (Pan et al., 2024), which provides reference implementations and detectors under a common interface; its published version documents the KGW and Christ families, and SynthID was added to the repository afterwards, so all three of our schemes are taken from the pinned repository state rather than from the paper; all experiments pin MarkLLM commit c45ddc40 so that scheme behavior is reproducible at the code level.</w:t>
+        <w:t xml:space="preserve">We build on the MarkLLM toolkit (Pan et al., 2024), which provides reference implementations and detectors under a common interface. Its published version documents the KGW and Christ families, and SynthID was added to the repository afterwards, so all three of our schemes are taken from the pinned repository state. All experiments pin MarkLLM commit c45ddc40 so that scheme behavior is reproducible at the code level.</w:t>
       </w:r>
     </w:p>
     <w:p>
@@ -280,7 +270,7 @@
         <w:jc w:val="both"/>
       </w:pPr>
       <w:r>
-        <w:t xml:space="preserve">A separate line of work studies robustness of watermarks to post-hoc text transformations, in particular paraphrasing and translation (He et al., 2024; Krishna et al., 2023; Sadasivan et al., 2025). Every attack family we run has an antecedent there, and none of them originates here. Removal without knowledge of the scheme is established: B⁴ formulates black-box scrubbing as a constrained optimisation over a watermark distribution and a fidelity distribution, assuming knowledge of neither the watermark type nor its hyperparameters (Huang et al., 2025), and De-mark removes n-gram watermarks by probing the model with queries to recover the red–green partition (Chen et al., 2025). Our launder_api is a far cruder member of that family: a single rewriting pass, with no optimisation and no probing. Translation-based removal is likewise established, both as round-trip translation (He et al., 2024) and as cross-lingual summarisation (Ganesan, 2025). So is the character-level family our diacritic-stripping attacks belong to: Zhang et al. (2026) show that character-level edits such as typos, swaps and homoglyphs are disproportionately effective because they disrupt tokenization, so a single edit shifts many tokens at once. What is specific to Turkish is not the mechanism but its ecology – writing ç, ğ, ı, ö, ş, ü as ASCII is ordinary keyboard practice rather than an adversarial act, so the perturbation arrives in ordinary text at rates an attack model would not predict. What we contribute on this axis is therefore not a new attack but a measurement of known attack families on a language where their linguistic preconditions differ, under a pre-registered decision rule that requires meaning preservation and not only detection loss, and with self-laundering separated from laundering through an external model.</w:t>
+        <w:t xml:space="preserve">A separate line of work studies robustness of watermarks to post-hoc text transformations, in particular paraphrasing and translation (He et al., 2024; Krishna et al., 2023; Sadasivan et al., 2025). Every attack family we run has an antecedent there, and none of them originates here. Removal without knowledge of the scheme is established: B⁴ formulates black-box scrubbing as a constrained optimisation over a watermark distribution and a fidelity distribution, assuming knowledge of neither the watermark type nor its hyperparameters (Huang et al., 2025), and De-mark removes n-gram watermarks by probing the model with queries to recover the red–green partition (Chen et al., 2025). Our launder_api is a far cruder member of that family: a single rewriting pass, with no optimisation and no probing. Translation-based removal is likewise established, both as round-trip translation (He et al., 2024) and as cross-lingual summarisation (Ganesan, 2025). So is the character-level family our diacritic-stripping attacks belong to: Z. Zhang et al. (2026) show that character-level edits such as typos, swaps and homoglyphs are disproportionately effective because they disrupt tokenization, so a single edit shifts many tokens at once. The Turkish-specific part is the ecology: writing ç, ğ, ı, ö, ş, ü as ASCII is ordinary keyboard practice, so the perturbation arrives in ordinary text at rates an attack model would not predict. On this axis we therefore contribute a measurement of known attack families on a language where their linguistic preconditions differ, under a pre-registered decision rule that requires meaning preservation and not only detection loss, and with self-laundering separated from laundering through an external model.</w:t>
       </w:r>
     </w:p>
     <w:p>
@@ -289,7 +279,7 @@
         <w:jc w:val="both"/>
       </w:pPr>
       <w:r>
-        <w:t xml:space="preserve">Work on watermarking outside English is thin but no longer absent, and most of it is recent: cross-lingual consistency of the watermark signal under translation (He et al., 2024), robustness under real-world cross-lingual manipulation (Al Ghanim et al., 2025), a linguistics-aware scheme that modulates watermark strength by syntactic predictability and is evaluated on analytic English, isolating Chinese and agglutinative Korean (Park et al., 2026), a back-translation search that restores watermark strength in medium- and low-resource languages and traces the failure it repairs to tokenizers with too few whole-word tokens (Mohamed &amp; Gubri, 2025), and a cross-lingual fairness audit over six schemes and eleven languages, Turkish among them (Nemecek et al., 2026). Two things that literature does not yet supply are a null distribution measured on human text and an agglutinative language other than Korean under typological scrutiny. Turkish is also a language whose resource landscape has been surveyed critically: Çöltekin et al. (2023) catalogue the available corpora and lexical resources and document persistent gaps in accessibility, licensing and register coverage, which is part of why we release the evaluation material here as a documented resource rather than only reporting measurements from it. Turkish is a stress case for the assumptions above: it is agglutinative, with long suffix chains governed by vowel harmony, and subword tokenizers over-segment it relative to English: Rust et al. (2021) report that mBERT's subword fertility and its proportion of words split into more than one subword are both far higher for Turkish than for English. Whether that over-segmentation also makes particular suffix subtokens recur often enough to disturb a watermark's null model is a separate question, which Section 4.3 measures rather than assumes. Repeated suffix subtokens provide a candidate mechanism for interaction with context-hash schemes such as KGW when the hashing window is short. Turkish morphology has in fact already been used to carry a watermark rather than to remove one. Meral et al. (2009), working on Turkish at Boğaziçi University, embed a watermark in natural-language text through morphosyntactic alteration, and their design turns on the same property we exploit: an agglutinative language affords many surface forms that leave the content intact. Their work long predates decoding-time statistical watermarking and pursues the opposite operation – they alter morphology to insert a signal, we alter it to strip one – but it is the closest linguistic antecedent to our morphological attack, and it is worth stating plainly that using Turkish morphology to manipulate a watermark is not new here. Morphological analysis for Turkish is available through the zeyrek analyzer (Bulat, 2022), an alpha-stage partial port of Zemberek, which we use to build that attack and, in the re-inflection variant only, to check that the edited form still parses to the same lemma. That check certifies word-level morphological analyzability, not sentence-level grammaticality; Section 3.2 states the limit and the subordinate-clause variant carries no analyzer check at all. What the closest antecedent calibrates against, however, is model output: the null sets of Nemecek et al. (2026) are matched-prompt unwatermarked generations. We are aware of no published measurement of watermark detector calibration on Turkish text </w:t>
+        <w:t xml:space="preserve">Work on watermarking outside English is thin but no longer absent, and most of it is recent: cross-lingual consistency of the watermark signal under translation (He et al., 2024), robustness under real-world cross-lingual manipulation (Al Ghanim et al., 2025), a linguistics-aware scheme that modulates watermark strength by syntactic predictability and is evaluated on analytic English, isolating Chinese and agglutinative Korean (Park et al., 2026), a back-translation search that restores watermark strength in medium- and low-resource languages and traces the failure it repairs to tokenizers with too few whole-word tokens (Mohamed &amp; Gubri, 2025), and a cross-lingual fairness audit over six schemes and eleven languages, Turkish among them (Nemecek et al., 2026). Two things that literature does not yet supply are a null distribution measured on human text and an agglutinative language other than Korean under typological scrutiny. Turkish is also a language whose resources have been surveyed critically: Çöltekin et al. (2023) catalogue the available corpora and lexical resources and document persistent gaps in accessibility, licensing and register coverage, which is part of why we release the evaluation material here as a documented resource. Turkish is a stress case for the assumptions above: it is agglutinative, with long suffix chains governed by vowel harmony, and subword tokenizers over-segment it relative to English. Rust et al. (2021) report that mBERT's subword fertility and its proportion of words split into more than one subword are both far higher for Turkish than for English. Whether that over-segmentation also makes particular suffix subtokens recur often enough to disturb a watermark's null model is a separate question, which Section 4.3 measures. Repeated suffix subtokens provide a candidate mechanism for interaction with context-hash schemes such as KGW when the hashing window is short. Turkish morphology has in fact already been used to carry a watermark rather than to remove one. Meral et al. (2009), working on Turkish at Boğaziçi University, embed a watermark in natural-language text through morphosyntactic alteration, and their design turns on the same property we exploit: an agglutinative language affords many surface forms that leave the content intact. Their work long predates decoding-time statistical watermarking and pursues the opposite operation (they alter morphology to insert a signal, we alter it to strip one), but it is the closest linguistic antecedent to our morphological attack, and using Turkish morphology to manipulate a watermark is not new here. Morphological analysis for Turkish is available through the zeyrek analyzer (Bulat, 2022), an alpha-stage partial port of Zemberek, which we use to build that attack and, in the re-inflection variant only, to check that the edited form still parses to the same lemma. That check certifies word-level morphological analyzability, not sentence-level grammaticality. Section 3.2 states the limit and the subordinate-clause variant carries no analyzer check at all. The closest antecedent, however, calibrates against model output: the null sets of Nemecek et al. (2026) are matched-prompt unwatermarked generations. We are aware of no published measurement of watermark detector calibration on Turkish text </w:t>
       </w:r>
       <w:r>
         <w:rPr>
@@ -338,7 +328,7 @@
         <w:jc w:val="both"/>
       </w:pPr>
       <w:r>
-        <w:t xml:space="preserve">The generation corpus crosses 24 Turkish prompts with 4 sampling seeds and 4 arms (no watermark, KGW, EXP, and SynthID) for 384 texts, 96 per arm. The prompt file is content-addressed (SHA-256 prefix 8fcbe4074b46); prompts cover expository topics and request essays of at least 500 words. The generator is Qwen3-14B (Yang et al., 2025) in fp16 on a Quadro RTX 8000 (Turing), driven through MarkLLM commit c45ddc40 (Pan et al., 2024). Sampling uses temperature 0.8, top_p 0.95, top_k 20, repetition penalty 1.0, max_new_tokens 1800, and min_new_tokens 400. Two implementation details matter for cross-scheme comparability: SynthID applies temperature inside its own logits processor, so the Hugging Face temperature is disabled for that arm to avoid applying temperature twice and keep the effective temperature equal across schemes; and the SynthID processor state is reset before every generation, since the toolkit otherwise carries state across samples and makes output depend on generation order. Bit-identical regeneration under fixed seeds was verified on the target GPU; this is a single-environment reproducibility statement, not a portability claim.</w:t>
+        <w:t xml:space="preserve">The generation corpus crosses 24 Turkish prompts with 4 sampling seeds and 4 arms (no watermark, KGW, EXP, and SynthID) for 384 texts, 96 per arm. The prompt file is content-addressed (SHA-256 prefix 8fcbe4074b46). Prompts cover expository topics and request essays of at least 500 words. The generator is Qwen3-14B (Yang et al., 2025) in fp16 on a Quadro RTX 8000 (Turing), driven through MarkLLM commit c45ddc40 (Pan et al., 2024). Sampling uses temperature 0.8, top_p 0.95, top_k 20, repetition penalty 1.0, max_new_tokens 1800, and min_new_tokens 400. Two implementation details matter for cross-scheme comparability. SynthID applies temperature inside its own logits processor, so the Hugging Face temperature is disabled for that arm to avoid applying temperature twice and keep the effective temperature equal across schemes. The SynthID processor state is also reset before every generation, since the toolkit otherwise carries state across samples and makes output depend on generation order. Bit-identical regeneration under fixed seeds was verified on the target GPU. This is a single-environment reproducibility statement, not a portability claim.</w:t>
       </w:r>
     </w:p>
     <w:p>
@@ -347,7 +337,7 @@
         <w:jc w:val="both"/>
       </w:pPr>
       <w:r>
-        <w:t xml:space="preserve">Scheme configurations follow the toolkit defaults: KGW uses gamma 0.5, delta 2.0, prefix_length 1, and detection threshold z = 4 (Kirchenbauer et al., 2023); EXP (Aaronson, 2023; Aaronson &amp; Kirchner, 2022) generates a fixed sequence_length of 950 tokens, does not consume the sampling kwargs above, and never stops at an end-of-sequence token; SynthID (Dathathri et al., 2024) uses the mean detector without a trained scoring layer.</w:t>
+        <w:t xml:space="preserve">Scheme configurations follow the toolkit defaults. KGW uses gamma 0.5, delta 2.0, prefix_length 1, and detection threshold z = 4 (Kirchenbauer et al., 2023). EXP (Aaronson, 2023; Aaronson &amp; Kirchner, 2022) generates a fixed sequence_length of 950 tokens, does not consume the sampling kwargs above, and never stops at an end-of-sequence token. SynthID (Dathathri et al., 2024) uses the mean detector without a trained scoring layer.</w:t>
       </w:r>
     </w:p>
     <w:p>
@@ -356,7 +346,7 @@
         <w:jc w:val="both"/>
       </w:pPr>
       <w:r>
-        <w:t xml:space="preserve">Prompt calibration is reported transparently because it is easy to misread as threshold tuning. In a preflight run whose prompts requested at least 300 words, the model delivered a median of 244 words, below the acceptance criterion; with prompts requesting at least 500 words, the median rose to 364. The prompts were therefore recalibrated to request 500 words, while the acceptance criterion itself stayed at 300 words: it was fixed, together with all corpus acceptance thresholds, before Phase 1 and before any corpus data was seen (pre-registered in the repository). What was calibrated is the instruction, not the bar. Measured tokenizer fertility on this corpus is 2.552 tokens per word, so the 1800-token budget covers the 300-word criterion with a wide margin.</w:t>
+        <w:t xml:space="preserve">Prompt calibration is easy to misread as threshold tuning, so the sequence is set out here. In a preflight run whose prompts requested at least 300 words, the model delivered a median of 244 words, below the acceptance criterion. With prompts requesting at least 500 words, the median rose to 364. The prompts were therefore recalibrated to request 500 words, while the acceptance criterion itself stayed at 300 words. It was fixed, together with all corpus acceptance thresholds, before Phase 1 and before any corpus data was seen (pre-registered in the repository). The calibration changed the instruction and left the bar unchanged. Measured tokenizer fertility on this corpus is 2.552 tokens per word, so the 1800-token budget covers the 300-word criterion with a wide margin.</w:t>
       </w:r>
     </w:p>
     <w:p>
@@ -365,7 +355,7 @@
         <w:jc w:val="both"/>
       </w:pPr>
       <w:r>
-        <w:t xml:space="preserve">The pre-registered acceptance thresholds are: at least 300 words per text with corpus-level compliance of at least 0.75; terminal punctuation at the end of at least 0.90 of texts; and non-Latin-script contamination in at most 0.05 of the corpus (above which the quality layer is retracted). The realized corpus passes all three (Table 1): 375/384 texts (97.7%) meet the word criterion, and 283/288 (98.3%) end in terminal punctuation. EXP is structurally exempt from the termination criterion (it emits a fixed-length sequence by design and cannot stop at a sentence boundary), so its 96 texts are removed from that denominator (hence 288). The 0.90 and 0.05 values were fixed before the data but are not externally justified; no sensitivity analysis was run (see Limitations).</w:t>
+        <w:t xml:space="preserve">The pre-registered acceptance thresholds are: at least 300 words per text with corpus-level compliance of at least 0.75, terminal punctuation at the end of at least 0.90 of texts, and non-Latin-script contamination in at most 0.05 of the corpus (above which the quality layer is retracted). The realized corpus passes all three (Table 1): 375/384 texts (97.7%) meet the word criterion, and 283/288 (98.3%) end in terminal punctuation. EXP is structurally exempt from the termination criterion (it emits a fixed-length sequence by design and cannot stop at a sentence boundary), so its 96 texts are removed from that denominator (hence 288). The 0.90 and 0.05 values were fixed before the data but are not externally justified, and no sensitivity analysis was run (see Limitations).</w:t>
       </w:r>
     </w:p>
     <w:p>
@@ -1185,7 +1175,7 @@
         <w:jc w:val="both"/>
       </w:pPr>
       <w:r>
-        <w:t xml:space="preserve">The pooled contamination rate stays below the 0.05 ceiling, so the quality layer is retained; the per-arm contamination counts and the four ceiling-truncated texts are revisited in the Limitations. The token-length standard deviation of the EXP arm is 1.5 tokens (versus three-digit values in the other arms), the signature of its fixed-length design; token counts are logged per text so that length can be inspected as a confounder in every analysis.</w:t>
+        <w:t xml:space="preserve">The pooled contamination rate stays below the 0.05 ceiling, so the quality layer is retained. The per-arm contamination counts and the four ceiling-truncated texts are revisited in the Limitations. The token-length standard deviation of the EXP arm is 1.5 tokens (versus three-digit values in the other arms), the signature of its fixed-length design. Token counts are logged per text so that length can be inspected as a confounder in every analysis.</w:t>
       </w:r>
     </w:p>
     <w:p>
@@ -1218,7 +1208,7 @@
         <w:jc w:val="both"/>
       </w:pPr>
       <w:r>
-        <w:t xml:space="preserve">Diacritic stripping maps the Turkish-specific characters ç, ğ, ı, ö, ş, ü (and uppercase forms) to their ASCII counterparts: dia100 converts every occurrence; dia50 converts each occurrence independently with probability 0.5, imitating informal keyboard usage. The morphological attacks generate candidate edits by rule. The re-inflection transform accepts an edit only if the zeyrek analyzer (Bulat, 2022) re-parses the result to the same lemma; the subordinate-clause alternation is a purely regular substitution with no analyzer check, although its edits are counted the same way. Same-lemma reparsing is a filter, not a guarantee of grammaticality or of preserved meaning, and we did not validate the edits with human annotators. The transforms are: morph (v0) applies a progressive-to-formal re-inflection (-Iyor to -mAktAdIr) and a subordinate-clause alternation; morph_v1 additionally drops copular suffixes, raising coverage. Measured coverage is low by construction of the register the model produces: morph makes a mean of 1.14 edits per text with 60.4% of texts receiving zero edits; morph_v1 makes 7.52 edits per text with 4.2% zero-edit texts. The combinations morph+dia and morph_v1+dia compose each morphological attack with full diacritic stripping. rtt is round-trip translation Turkish–English–Turkish with NLLB-200-distilled-600M (NLLB Team et al., 2024), translated sentence by sentence. para and launder are self-rewrites by the generator itself with the watermark processor disabled: para instructs a light paraphrase preserving sentence order, launder a complete rewrite "in your own sentences", a zero-cost laundering model. launder_api is real laundering through an external LLM outside the defender's control (Claude Opus 5) via its API; we call it external rather than stronger, because we ran no benchmark that would license a capability ordering; its measured generation cost for the full corpus was USD 17.704, a figure we report because attack economics are part of the threat model.</w:t>
+        <w:t xml:space="preserve">Diacritic stripping maps the Turkish-specific characters ç, ğ, ı, ö, ş, ü (and uppercase forms) to their ASCII counterparts: dia100 converts every occurrence, while dia50 converts each occurrence independently with probability 0.5, imitating informal keyboard usage. The morphological attacks generate candidate edits by rule. The re-inflection transform accepts an edit only if the zeyrek analyzer (Bulat, 2022) re-parses the result to the same lemma. The subordinate-clause alternation is a purely regular substitution with no analyzer check, although its edits are counted the same way. Same-lemma reparsing is a filter, not a guarantee of grammaticality or of preserved meaning, and we did not validate the edits with human annotators. The transforms are as follows. morph (v0) applies a progressive-to-formal re-inflection (-Iyor to -mAktAdIr) and a subordinate-clause alternation. morph_v1 also drops copular suffixes, raising coverage. Measured coverage is low by construction of the register the model produces: morph makes a mean of 1.14 edits per text with 60.4% of texts receiving zero edits, while morph_v1 makes 7.52 edits per text with 4.2% zero-edit texts. The combinations morph+dia and morph_v1+dia compose each morphological attack with full diacritic stripping. rtt is round-trip translation Turkish–English–Turkish with NLLB-200-distilled-600M (NLLB Team et al., 2024), translated sentence by sentence. para and launder are self-rewrites by the generator itself with the watermark processor disabled: para instructs a light paraphrase preserving sentence order, launder a complete rewrite "in your own sentences", a zero-cost laundering model. launder_api is real laundering through an external LLM outside the defender's control (Claude Opus 5) via its API. We call it external rather than stronger, because we ran no benchmark that would license a capability ordering. Its measured generation cost for the full corpus, USD 17.704, is reported because attack economics are part of the threat model.</w:t>
       </w:r>
     </w:p>
     <w:p>
@@ -1227,7 +1217,7 @@
         <w:jc w:val="both"/>
       </w:pPr>
       <w:r>
-        <w:t xml:space="preserve">Because rewriting attacks can shorten text, and detector statistics scale with length (for KGW the z-score grows roughly with the square root of token count), any detection loss could in principle be a length artifact. We therefore report the attacked-to-source token-length ratio for the rewriting attacks, computed on the KGW-watermarked arm: para has median ratio 0.992 (minimum 0.669), rtt 0.899 (minimum 0.781), and launder_api 0.976 (minimum 0.541). Pooled over all four arms the minima are lower, 0.321 for rtt and 0.146 for launder_api, both occurring in the SynthID arm, so the reassurance the medians provide is weaker in the tail than these three numbers alone suggest. The most damaging attack, launder_api, barely shortens text at the median, and rtt shortens it by about 10%; under square-root scaling this bounds the length contribution well below the observed drops, so shortening cannot account for the bulk of the effects reported in Section 4. An earlier pilot version of the rewrite attacks had a fixed output cap that halved text length and would have manufactured exactly this artifact; the cap is now derived from the generation budget, and we flag the episode as a caution for replication.</w:t>
+        <w:t xml:space="preserve">Because rewriting attacks can shorten text, and detector statistics scale with length (for KGW the z-score grows roughly with the square root of token count), any detection loss could in principle be a length artifact. We therefore report the attacked-to-source token-length ratio for the rewriting attacks, computed on the KGW-watermarked arm: para has median ratio 0.992 (minimum 0.669), rtt 0.899 (minimum 0.781), and launder_api 0.976 (minimum 0.541). Pooled over all four arms the minima are lower, 0.321 for rtt and 0.146 for launder_api, both occurring in the SynthID arm, so the reassurance the medians provide is weaker in the tail than these three numbers alone suggest. The most damaging attack, launder_api, barely shortens text at the median, and rtt shortens it by about 10%. Under square-root scaling this bounds the length contribution well below the observed drops, so shortening cannot account for the bulk of the effects reported in Section 4. An earlier pilot version of the rewrite attacks had a fixed output cap that halved text length and would have manufactured this artifact. The cap is now derived from the generation budget, and the episode is a caution for replication.</w:t>
       </w:r>
     </w:p>
     <w:p>
@@ -1251,7 +1241,7 @@
         <w:jc w:val="both"/>
       </w:pPr>
       <w:r>
-        <w:t xml:space="preserve">The primary metric is AUROC of the detector statistic, computed per scheme and condition from the 96 attacked positives against the 96 clean negatives. Confidence intervals come from a nonparametric bootstrap that resamples prompts, not rows. Analytic intervals for this estimand exist (Newcombe, 2006), but they assume independence within each class and lose their coverage precisely at the boundary values that the degenerate cells of Table 3 occupy, so we resample throughout and, for those cells, report counted evidence in place of an interval. The rationale is an audit finding: EXP derives its pseudorandom key from the final prompt token(s) rather than from the torch generator, so under deterministic transformations its four seeds produce identical outputs; the four "replicates" are one measurement, and the effective number of independent units is the 24 prompts. Row-level resampling would understate uncertainty for EXP; prompt-clustered resampling is applied to all three schemes because the inferential target throughout is generalization to new prompts, not new samples of the same prompts.</w:t>
+        <w:t xml:space="preserve">The primary metric is AUROC of the detector statistic, computed per scheme and condition from the 96 attacked positives against the 96 clean negatives. Confidence intervals come from a nonparametric bootstrap that resamples prompts instead of rows. Analytic intervals for this estimand exist (Newcombe, 2006), but they assume independence within each class and lose their coverage at the boundary values that the degenerate cells reported in Section 4.1 occupy, so we resample throughout and, for those cells, report counted evidence in place of an interval. The rationale is an audit finding: EXP derives its pseudorandom key from the final prompt token(s) rather than from the torch generator, so under deterministic transformations its four seeds produce identical outputs. The four "replicates" are one measurement, and the effective number of independent units is the 24 prompts. Row-level resampling would understate uncertainty for EXP. Prompt-clustered resampling is applied to all three schemes because the inferential target throughout is generalization to new prompts, not new samples of the same prompts.</w:t>
       </w:r>
     </w:p>
     <w:p>
@@ -1260,7 +1250,7 @@
         <w:jc w:val="both"/>
       </w:pPr>
       <w:r>
-        <w:t xml:space="preserve">Eleven cells reach AUROC 1.000 with a degenerate bootstrap interval of [1, 1]. A degenerate interval does not mean the absence of uncertainty; it means no counterexample was observed. For these cells we report the separation descriptively and attach no p-value and no confidence bound (Table 3): the count of prompt clusters that separate completely, whether separation also holds globally, and the width of the gap in units of the clean-negative standard deviation. In all eleven cells every one of the 24 clusters separates, and the lowest watermarked statistic exceeds the highest of the 96 clean negatives. We report the margin because it differs by nearly two orders of magnitude across schemes, and presenting the cells as interchangeable would obscure that: it is 53.23 negative standard deviations for EXP on clean text but only 0.74 for KGW, so KGW's perfect separation is far more precarious than EXP's even though both round to 1.000.</w:t>
+        <w:t xml:space="preserve">Eleven cells reach AUROC 1.000 with a degenerate bootstrap interval of [1, 1]. A degenerate interval does not mean the absence of uncertainty. It means no counterexample was observed. For these cells we report the separation descriptively and attach no p-value and no confidence bound (Section 4.1): the count of prompt clusters that separate completely, whether separation also holds globally, and the width of the gap in units of the clean-negative standard deviation. In all eleven cells every one of the 24 clusters separates, and the lowest watermarked statistic exceeds the highest of the 96 clean negatives. We report the margin because it differs by nearly two orders of magnitude across schemes, and presenting the cells as interchangeable would obscure that. It is 53.23 negative standard deviations for EXP on clean text but only 0.74 for KGW, so KGW's perfect separation is far more precarious than EXP's even though both round to 1.000.</w:t>
       </w:r>
     </w:p>
     <w:p>
@@ -1269,7 +1259,7 @@
         <w:jc w:val="both"/>
       </w:pPr>
       <w:r>
-        <w:t xml:space="preserve">Three successive inferential treatments of these cells were withdrawn during preparation, and the rule above is what survives. A one-sided Clopper–Pearson bound of 0.883 was withdrawn because Clopper–Pearson bounds the parameter of a binomial proportion whereas AUROC is a pairwise-ranking U-statistic (Bamber, 1975), so a cluster-level event probability is neither equal to nor a lower bound on the population AUROC. A within-prompt label-exchangeability permutation giving 10⁻⁴⁴·³ was withdrawn because exchangeability is not defensible for a scheme whose four seeds are deterministic. A prompt-level sign test giving 2⁻²⁴ was withdrawn because its 0.5 null is not derived from the design and because all 24 outcomes are compared against the same data-dependent comparator, the maximum of the pooled clean negatives, so they share a common random component and cannot be multiplied. A valid test here would have to permute labels at a unit whose exchangeability can be argued and recompute the comparator inside every permutation; we did not run one, and prefer a strong description to a p-value we cannot defend. The full derivation of each withdrawal is in the repository audit note </w:t>
+        <w:t xml:space="preserve">Three successive inferential treatments of these cells were withdrawn during preparation, and the rule above is what survives. A one-sided Clopper–Pearson bound of 0.883 was withdrawn because Clopper–Pearson bounds the parameter of a binomial proportion whereas AUROC is a pairwise-ranking U-statistic (Bamber, 1975), so a cluster-level event probability is neither equal to nor a lower bound on the population AUROC. A within-prompt label-exchangeability permutation giving 10⁻⁴⁴·³ was withdrawn because exchangeability is not defensible for a scheme whose four seeds are deterministic. A prompt-level sign test giving 2⁻²⁴ was withdrawn because its 0.5 null is not derived from the design and because all 24 outcomes are compared against the same data-dependent comparator, the maximum of the pooled clean negatives, so they share a common random component and cannot be multiplied. A valid test here would have to permute labels at a unit whose exchangeability can be argued and recompute the comparator inside every permutation. We did not run one. The full derivation of each withdrawal is in the repository audit note </w:t>
       </w:r>
       <w:r>
         <w:rPr>
@@ -1289,7 +1279,7 @@
         <w:jc w:val="both"/>
       </w:pPr>
       <w:r>
-        <w:t xml:space="preserve">The operating-point metric is named honestly. A detection threshold is set on the clean negatives at their 1% false-positive point, and we report the true-positive rate at this clean-calibrated threshold, not "TPR at 1% FPR", because under attack the negatives are transformed too and the realized false-positive rate at that threshold is an empirical question. We answer it directly: the full 33-cell table (3 schemes by 11 conditions, the untransformed clean reference included) of realized FPR at that threshold on the corresponding negatives is reported, with one-sided binomial comparisons against the nominal rate under Bonferroni correction across the 33 cells. Those comparisons treat the 96 attacked negatives in a cell as independent, which they are not: they are four per prompt across 24 prompts, and the threshold is itself estimated from the 96 clean negatives. We therefore read the table descriptively and do not rest any conclusion on its cell-level significance. At n = 96 the FPR resolution is 1/96, which motivates Study S1 (Section 3.4). As a robustness check we also report the same-transformation AUROC, in which both classes are transformed; this is ecologically meaningful for diacritic stripping and round-trip translation (which occur in natural text) but not for laundering (no one launders human text to remove a watermark), so the headline remains the clean-negative AUROC.</w:t>
+        <w:t xml:space="preserve">A detection threshold is set on the clean negatives at their 1% false-positive point, and we report the true-positive rate at this clean-calibrated threshold, not "TPR at 1% FPR", because under attack the negatives are transformed too and the realized false-positive rate at that threshold is an empirical question. The full 33-cell table (3 schemes by 11 conditions, the untransformed clean reference included) of realized FPR at that threshold on the corresponding negatives is reported, with one-sided binomial comparisons against the nominal rate under Bonferroni correction across the 33 cells. Those comparisons treat the 96 attacked negatives in a cell as independent, which they are not. They are four per prompt across 24 prompts, and the threshold is itself estimated from the 96 clean negatives. We therefore read the table descriptively and do not rest any conclusion on its cell-level significance. At n = 96 the FPR resolution is 1/96, which motivates Study S1 (Section 3.4). As a robustness check we also report the same-transformation AUROC, in which both classes are transformed. This is ecologically meaningful for diacritic stripping and round-trip translation (which occur in natural text) but not for laundering (no one launders human text to remove a watermark), so the headline remains the clean-negative AUROC.</w:t>
       </w:r>
     </w:p>
     <w:p>
@@ -1298,7 +1288,7 @@
         <w:jc w:val="both"/>
       </w:pPr>
       <w:r>
-        <w:t xml:space="preserve">Cross-scheme comparisons never compare raw statistics, whose scales are incommensurable; the unit is the per-prompt detection rate at each scheme's own clean-calibrated threshold. The test family was specified before the per-scheme results were inspected: {rtt, launder_api} crossed with the three scheme pairs, six paired Wilcoxon tests at prompt level (n = 24), Holm-corrected. The two conditions carried into the focused comparisons, rtt and launder_api, were chosen after the aggregate attack ranking of Table 4 was inspected, not before it, and we say so rather than letting "the two strongest attacks" read as a pre-specified choice. What was fixed before the per-scheme results were seen is the test family built on them. That selection has a consequence for how the two tables below should be read, and it is not the same consequence for both. Because the conditions were chosen on a functional of the same outcome data, the multiplicity adjustments reported in Tables 5 and 6 apply only within the families displayed there and do not account for the preceding selection among ten attacks. For Table 6 the selection axis and the contrast axis are different: the ranking that chose the conditions averages over schemes, whereas the tests compare schemes within a condition, so the quantity that drove the selection is not the quantity being tested, and the Holm adjustment over the six displayed tests keeps its ordinary interpretation within them. For Table 5 the two axes coincide: the ranking placed launder_api above rtt, and Table 5 asks, within each scheme, whether launder_api is the more destructive of exactly that pair. Its p-values are therefore selection-conditional, and we report Table 5 as an exploratory post-selection contrast rather than as a familywise-controlled test. There the effect sizes with their clustered intervals, which do not depend on the ordering that drove the selection, are the primary quantity, and the p-values are retained as secondary description rather than deleted. Within each scheme, rtt and launder_api are compared on the same unit: the per-prompt detection rate at that scheme's own clean-calibrated threshold, with Bonferroni correction across the three schemes (α = 0.05/3 ≈ 0.0167). Because each rate is computed over four seeds it can take only five values, so ties and exactly-zero differences are common (6 to 11 of 24 pairs, depending on the scheme). We therefore report a two-sided exact paired sign-flip permutation test as the primary p-value, conditional on within-prompt exchangeability of the two attack outcomes. We state that as an assumption rather than a design guarantee: the two conditions are substantively different transformations, not randomly assigned labels, so exchangeability is a modelling assumption about the null and not something randomisation delivers. What the pairing does give us, and what the withdrawn test of the degenerate cells lacked, is a genuine matched unit – swapping the two conditions within a prompt maps exactly onto flipping the sign of that prompt's difference – and a comparator that is invariant to the swap. Alongside it we report a Wilcoxon signed-rank test using Pratt's convention, which ranks zero differences rather than discarding them. We also report the mean rate difference with a prompt-clustered bootstrap interval, because a p-value alone does not convey the size of the effect; that interval resamples prompt clusters jointly across the clean negatives and both attack arms and re-derives the threshold inside every replicate, so it carries the uncertainty of the calibration sample. The permutation p-value remains conditional on the observed calibration sample. An earlier version of this comparison ran on the per-prompt mean raw statistic instead. That test is internally valid – within a scheme the scale is fixed – but it estimates mean detector-score displacement, not the change in detection at the operating threshold that the surrounding text and Table 5 describe; correcting the unit changes which scheme survives correction. Row-level McNemar tests are retained only descriptively because they violate the independence structure identified above.</w:t>
+        <w:t xml:space="preserve">Cross-scheme comparisons never compare raw statistics, whose scales are incommensurable. The unit is the per-prompt detection rate at each scheme's own clean-calibrated threshold. The test family was specified before the per-scheme results were inspected: {rtt, launder_api} crossed with the three scheme pairs, six paired Wilcoxon tests at prompt level (n = 24), Holm-corrected. The two conditions carried into the focused comparisons, rtt and launder_api, were chosen after the aggregate attack ranking reported in Section 4.2 was inspected. They were not pre-specified. The test family built on them was fixed before the per-scheme results were seen. That selection has a consequence for how the two focused comparisons of Section 4.2 should be read, and it is not the same consequence for both. Because the conditions were chosen on a functional of the same outcome data, the multiplicity adjustments reported in Section 4.2 apply only within the families those comparisons display and do not account for the preceding selection among ten attacks. For the scheme-pairwise comparison the selection axis and the contrast axis are different: the ranking that chose the conditions averages over schemes, whereas the tests compare schemes within a condition, so the quantity that drove the selection is not the quantity being tested, and the Holm adjustment over the six tests of that family keeps its ordinary interpretation within them. For the launder_api-versus-rtt comparison the two axes coincide: the ranking placed launder_api above rtt, and that comparison asks, within each scheme, whether launder_api is the more destructive of that pair. Its p-values are therefore selection-conditional, and we report that comparison as an exploratory post-selection contrast rather than as a familywise-controlled test. There the effect sizes with their clustered intervals, which do not depend on the ordering that drove the selection, are the primary quantity, and the p-values are retained as secondary description. Within each scheme, rtt and launder_api are compared on the same unit: the per-prompt detection rate at that scheme's own clean-calibrated threshold, with Bonferroni correction across the three schemes (α = 0.05/3 ≈ 0.0167). Because each rate is computed over four seeds it can take only five values, so ties and exactly-zero differences are common (6 to 11 of 24 pairs, depending on the scheme). We therefore report a two-sided exact paired sign-flip permutation test as the primary p-value, conditional on within-prompt exchangeability of the two attack outcomes. That exchangeability is an assumption. The two conditions are substantively different transformations, not randomly assigned labels, so exchangeability is a modelling assumption about the null and not something randomisation delivers. The pairing does supply what the withdrawn test of the degenerate cells lacked: a matched unit (swapping the two conditions within a prompt maps onto flipping the sign of that prompt's difference) and a comparator that is invariant to the swap. Alongside it we report a Wilcoxon signed-rank test using Pratt's convention, which ranks zero differences rather than discarding them. We also report the mean rate difference with a prompt-clustered bootstrap interval, because a p-value alone does not convey the size of the effect. That interval resamples prompt clusters jointly across the clean negatives and both attack arms and re-derives the threshold inside every replicate, so it carries the uncertainty of the calibration sample. The permutation p-value remains conditional on the observed calibration sample. An earlier version of this comparison ran on the per-prompt mean raw statistic instead. That test is internally valid (within a scheme the scale is fixed), but it estimates mean detector-score displacement, not the change in detection at the operating threshold that the surrounding text describes. Correcting the unit changes which scheme survives correction. Row-level McNemar tests are retained only descriptively because they violate the independence structure identified above.</w:t>
       </w:r>
     </w:p>
     <w:p>
@@ -1322,7 +1312,7 @@
         <w:jc w:val="both"/>
       </w:pPr>
       <w:r>
-        <w:t xml:space="preserve">S1 asks whether the detectors flag unwatermarked human Turkish, and whether the effect is specific to Turkish. It was pre-registered (commit 8f8df72) before any human-text data was collected, with three hypotheses: H1, the KGW null standard deviation on human Turkish exceeds 1 (the variance inflation seen on model negatives is not an artifact of model text); H2, the inflation on a matched English sample is smaller than on Turkish; H3, EXP and SynthID nulls show no comparable inflation (SynthID's null standard deviation predicted ≈ 0.003). The registered motivation came from the 96 model negatives: the KGW null there has mean 0.012 and standard deviation 1.313, placing the shipped threshold z = 4 (nominal one-sided false-positive rate 3.17 × 10⁻⁵ under the N(0,1) null (Kirchenbauer et al., 2023)) only 3.04 standard deviations from the observed mean.</w:t>
+        <w:t xml:space="preserve">S1 asks whether the detectors flag unwatermarked human Turkish, and whether the effect is specific to Turkish. It was pre-registered (commit 8f8df72) before any human-text data was collected, with three hypotheses. H1: the KGW null standard deviation on human Turkish exceeds 1 (the variance inflation seen on model negatives is not an artifact of model text). H2: the inflation on a matched English sample is smaller than on Turkish. H3: EXP and SynthID nulls show no comparable inflation (SynthID's null standard deviation predicted ≈ 0.003). The registered motivation came from the 96 model negatives: the KGW null there has mean 0.012 and standard deviation 1.313, placing the shipped threshold z = 4 (nominal one-sided false-positive rate 3.17 × 10⁻⁵ under the N(0,1) null; Kirchenbauer et al., 2023) only 3.04 standard deviations from the observed mean.</w:t>
       </w:r>
     </w:p>
     <w:p>
@@ -1331,7 +1321,7 @@
         <w:jc w:val="both"/>
       </w:pPr>
       <w:r>
-        <w:t xml:space="preserve">The sample is drawn from the Wikipedia dump of 2023-11-01 (Wikimedia Foundation, 2023a): random Turkish articles and a matched English set, one contiguous window per article, length-matched to the generation corpus, never cut mid-sentence, with page identifiers recorded for exact re-retrieval. The pre-registration targeted at least 1000 documents per language; the achieved n is 1500 per language. All three detectors run with model=None; we verified in the toolkit source that all three detection statistics are model-free, so scoring human text requires no generator. For each scheme and language we report the null mean and standard deviation, the observed FPR at the shipped configuration threshold, and the observed FPR at the threshold calibrated to 1% on the model negatives of Section 3.1 (testing whether model-derived calibration transfers to human text). The primary quantity is the empirical exceedance count; a Gaussian parametric estimate is reported only as an approximation, since H1 itself implies the parametric form is wrong. At n = 1500 the study resolves order of magnitude, not tenths of a percent; the single-register (encyclopedic) scope is a stated limitation.</w:t>
+        <w:t xml:space="preserve">The sample is drawn from the Wikipedia dump of 2023-11-01 (Wikimedia Foundation, 2023a): random Turkish articles and a matched English set, one contiguous window per article, length-matched to the generation corpus, never cut mid-sentence, with page identifiers recorded for exact re-retrieval. The pre-registration targeted at least 1000 documents per language. The achieved n is 1500 per language. All three detectors run with model=None. We verified in the toolkit source that all three detection statistics are model-free, so scoring human text requires no generator. For each scheme and language we report the null mean and standard deviation, the observed FPR at the shipped configuration threshold, and the observed FPR at the threshold calibrated to 1% on the model negatives of Section 3.1 (testing whether model-derived calibration transfers to human text). The primary quantity is the empirical exceedance count. A Gaussian parametric estimate is reported only as an approximation, since H1 itself implies the parametric form is wrong. At n = 1500 the study resolves order of magnitude, not tenths of a percent. The single-register (encyclopedic) scope is a stated limitation.</w:t>
       </w:r>
     </w:p>
     <w:p>
@@ -1364,7 +1354,7 @@
         <w:jc w:val="both"/>
       </w:pPr>
       <w:r>
-        <w:t xml:space="preserve">Judging is pairwise only (original versus attacked), never pointwise, because a pointwise pilot pinned all scores to the scale floor. The conditions are rtt, para, launder, and launder_api, sourced from KGW positives; each condition contributes 40 unique pairs, every pair presented in both orders, giving 80 ordered presentations but 40 independent pair units per condition per judge; the inferential unit is the pair, and the two orders are a repeated measure used to detect position bias. Blind calibration items are interleaved with the real pairs: identical pairs, where the expected verdict is a tie, and different-prompt pairs, where the expected verdict is meaning-not-preserved; both calibration sets were passed. EXP texts are excluded from calibration material because of the seed-duplication issue of Section 3.3.</w:t>
+        <w:t xml:space="preserve">Judging is pairwise only (original versus attacked), never pointwise, because a pointwise pilot pinned all scores to the scale floor. The conditions are rtt, para, launder, and launder_api, sourced from KGW positives. Each condition contributes 40 unique pairs, every pair presented in both orders, giving 80 ordered presentations but 40 independent pair units per condition per judge. The inferential unit is the pair, and the two orders are a repeated measure used to detect position bias. Blind calibration items are interleaved with the real pairs: identical pairs, where the expected verdict is a tie, and different-prompt pairs, where the expected verdict is meaning-not-preserved. Both calibration sets were passed. EXP texts are excluded from calibration material because of the seed-duplication issue of Section 3.3.</w:t>
       </w:r>
     </w:p>
     <w:p>
@@ -1373,7 +1363,7 @@
         <w:jc w:val="both"/>
       </w:pPr>
       <w:r>
-        <w:t xml:space="preserve">Two judges are used, deliberately from different model families: Claude Opus 5 and gpt-oss-120b (served via Groq). The design breaks a conflict of interest: the launder_api texts were produced by Opus 5, so a meaning or fluency verdict on them from Opus 5 alone would be self-grading, and Panickssery et al. (2024) show that LLM evaluators recognize and favor their own generations, which makes the conflict a measured bias rather than a merely theoretical one; the pre-registration therefore requires agreement of both judges for any launder_api verdict, and fluency conclusions are drawn only from the independent judge. Position bias is a documented failure mode of pairwise LLM judging rather than a hypothetical one: Zheng et al. (2023) show that LLM judges change their verdict when the two candidates are swapped. Position-flip rates (verdict changes when pair order is reversed) are therefore reported per condition as a reliability measure, with a pre-registered acceptance bound of 30%; where flip rates exceed it, the corresponding dimension is reported as indistinguishable rather than as a difference in either direction. Measured judging cost for the Opus 5 judge was USD 7.021.</w:t>
+        <w:t xml:space="preserve">Two judges from different model families are used: Claude Opus 5 and gpt-oss-120b (served via Groq). The design breaks a conflict of interest. The launder_api texts were produced by Opus 5, so a meaning or fluency verdict on them from Opus 5 alone would be self-grading, and Panickssery et al. (2024) show that LLM evaluators recognize and favor their own generations. The pre-registration therefore requires agreement of both judges for any launder_api verdict, and fluency conclusions are drawn only from the independent judge. Position bias is a documented failure mode of pairwise LLM judging. Zheng et al. (2023) show that LLM judges change their verdict when the two candidates are swapped. Position-flip rates (verdict changes when pair order is reversed) are therefore reported per condition as a reliability measure, with a pre-registered acceptance bound of 30%. Where flip rates exceed it, the corresponding dimension is reported as indistinguishable rather than as a difference in either direction. Measured judging cost for the Opus 5 judge was USD 7.021.</w:t>
       </w:r>
     </w:p>
     <w:p>
@@ -1412,7 +1402,7 @@
         <w:jc w:val="both"/>
       </w:pPr>
       <w:r>
-        <w:t xml:space="preserve">On clean, unmodified Turkish output, all three schemes separate watermarked from unwatermarked text completely: AUROC is 1.000 for KGW, EXP, and SynthID (Table 2, first row), scored with each scheme's own MarkLLM detector (Pan et al., 2024) under the prompt-clustered bootstrap of Section 3.3 (24 clusters). These cells are degenerate: the bootstrap interval collapses to [1.000, 1.000], which reflects the absence of counterexamples in the sample, not the absence of uncertainty. Section 3.3 explains why we report counted separation and its margin for these cells, descriptively and with no p-value, and Table 3 gives them. The separation behind these cells differs sharply in scale. KGW's (Kirchenbauer et al., 2023) mean z-statistic is 10.550 on watermarked text against 0.012 on clean negatives; EXP's (Aaronson, 2023; Aaronson &amp; Kirchner, 2022) mean statistic is 55.883 against 0.446; SynthID's (Dathathri et al., 2024) mean detector score (untrained mean detector) is 0.535 against 0.501. Raw statistic scales are not comparable across schemes, but the narrow absolute margin of the SynthID mean detector foreshadows its behavior under attack (Section 4.2). The true-positive rate at each scheme's clean-calibrated threshold (set at nominal 1% FPR on clean model negatives) is 1.000 for all three schemes.</w:t>
+        <w:t xml:space="preserve">On clean, unmodified Turkish output, all three schemes separate watermarked from unwatermarked text completely: AUROC is 1.000 for KGW, EXP, and SynthID (Table 2, first row), scored with each scheme's own MarkLLM detector (Pan et al., 2024) under the prompt-clustered bootstrap of Section 3.3 (24 clusters). These cells are degenerate. The bootstrap interval collapses to [1.000, 1.000], which reflects the absence of counterexamples in the sample, not the absence of uncertainty. Section 3.3 explains why we report counted separation and its margin for these cells, descriptively and with no p-value, and Table 3 gives them. The separation behind these cells differs sharply in scale. KGW's (Kirchenbauer et al., 2023) mean z-statistic is 10.550 on watermarked text against 0.012 on clean negatives. EXP's (Aaronson, 2023; Aaronson &amp; Kirchner, 2022) mean statistic is 55.883 against 0.446. SynthID's (Dathathri et al., 2024) mean detector score (untrained mean detector) is 0.535 against 0.501. Raw statistic scales are not comparable across schemes, but the narrow absolute margin of the SynthID mean detector foreshadows its behavior under attack (Section 4.2). The true-positive rate at each scheme's clean-calibrated threshold (set at nominal 1% FPR on clean model negatives) is 1.000 for all three schemes.</w:t>
       </w:r>
     </w:p>
     <w:p>
@@ -1434,7 +1424,7 @@
           <w:sz w:val="17"/>
           <w:szCs w:val="17"/>
         </w:rPr>
-        <w:t xml:space="preserve"> AUROC (watermarked positives vs. clean negatives) for all 11 conditions, per scheme. Brackets give prompt-clustered bootstrap 95% CIs (n = 96 texts, 24 clusters per cell). † marks degenerate cells (bootstrap CI [1.000, 1.000]); Table 3 reports their counted separation and margin, descriptively and with no p-value or confidence bound, for the reasons given in Section 3.3. Attacks: dia50/dia100 = diacritic stripping (50%/100%); morph/morph_v1 = morphological transforms via zeyrek (Bulat, 2022); rtt = NLLB round-trip translation TR→EN→TR (NLLB Team et al., 2024); para/launder = self-paraphrase by the generator (Yang et al., 2025); launder_api = laundering through an external LLM.</w:t>
+        <w:t xml:space="preserve"> AUROC (watermarked positives vs. clean negatives) for all 11 conditions, per scheme. Brackets give prompt-clustered bootstrap 95% CIs (n = 96 texts, 24 clusters per cell). † marks degenerate cells (bootstrap CI [1.000, 1.000]). Table 3 reports their counted separation and margin, descriptively and with no p-value or confidence bound, for the reasons given in Section 3.3. Attacks: dia50/dia100 = diacritic stripping (50%/100%), morph/morph_v1 = morphological transforms via zeyrek (Bulat, 2022), rtt = NLLB round-trip translation TR→EN→TR (NLLB Team et al., 2024), para/launder = self-paraphrase by the generator (Yang et al., 2025), and launder_api = laundering through an external LLM.</w:t>
       </w:r>
     </w:p>
     <w:tbl>
@@ -2704,7 +2694,7 @@
           <w:sz w:val="17"/>
           <w:szCs w:val="17"/>
         </w:rPr>
-        <w:t xml:space="preserve"> Complete separation in the eleven cells with AUROC 1.000, replacing the withdrawn Clopper-Pearson bound. Clusters are the 24 prompts; a cluster is counted as separated only if every watermarked score in it exceeds the maximum of all 96 clean negatives. Margin is that gap in units of the negative standard deviation. "Global separation" records whether the lowest watermarked score in the cell exceeds the maximum of all 96 clean negatives. No p-value is attached: as Section 3.3 explains, the 24 cluster outcomes are compared against a single data-dependent comparator and cannot be treated as independent Bernoulli trials.</w:t>
+        <w:t xml:space="preserve"> Complete separation in the eleven cells with AUROC 1.000, replacing the withdrawn Clopper-Pearson bound. Clusters are the 24 prompts. A cluster is counted as separated only if every watermarked score in it exceeds the maximum of all 96 clean negatives. Margin is that gap in units of the negative standard deviation. "Global separation" records whether the lowest watermarked score in the cell exceeds the maximum of all 96 clean negatives. No p-value is attached. As Section 3.3 explains, the 24 cluster outcomes are compared against a single data-dependent comparator and cannot be treated as independent Bernoulli trials.</w:t>
       </w:r>
     </w:p>
     <w:tbl>
@@ -4275,7 +4265,7 @@
         <w:t xml:space="preserve">Attack ranking.</w:t>
       </w:r>
       <w:r>
-        <w:t xml:space="preserve"> Table 4 ranks the ten attacks by mean AUROC drop against the clean condition, averaged over schemes. Two dominate: external laundering at 0.158 and round-trip translation at 0.091. The diacritic family produces small but non-zero drops, self-paraphrase attacks are near zero, and the two purely morphological attacks drop exactly 0.000, a negative result analyzed in Section 6. The instructive contrast is within the laundering pair: routed through the generator itself the attack is nearly harmless (0.008), while the same operation through an external model is the strongest observed, taking AUROC from 1.000 to 0.917 (KGW), 0.863 (EXP) and 0.747 (SynthID).</w:t>
+        <w:t xml:space="preserve"> Table 4 ranks the ten attacks by mean AUROC drop against the clean condition, averaged over schemes (Fig. 1). Two dominate: external laundering at 0.158 and round-trip translation at 0.091. The diacritic family produces small but non-zero drops, self-paraphrase attacks are near zero, and the two purely morphological attacks drop exactly 0.000, a negative result analyzed in Section 6. The instructive contrast is within the laundering pair. Routed through the generator itself the attack is nearly harmless (0.008), while the same operation through an external model is the strongest observed, taking AUROC from 1.000 to 0.917 (KGW), 0.863 (EXP) and 0.747 (SynthID).</w:t>
       </w:r>
     </w:p>
     <w:p>
@@ -4337,7 +4327,7 @@
         <w:t xml:space="preserve">Fig. 1</w:t>
       </w:r>
       <w:r>
-        <w:t xml:space="preserve"> AUROC per attack condition and scheme (dots), with prompt-clustered bootstrap 95% CIs (bars). Conditions are ordered by mean AUROC drop; open markers denote degenerate bootstrap intervals ([1.000, 1.000]), which record that no counterexample was observed rather than a numerical lower bound; Table 3 gives the counted separation and margin for those cells. Generated by </w:t>
+        <w:t xml:space="preserve"> AUROC per attack condition and scheme (dots), with prompt-clustered bootstrap 95% CIs (bars). Conditions are ordered by mean AUROC drop. Open markers denote degenerate bootstrap intervals ([1.000, 1.000]), which record that no counterexample was observed rather than a numerical lower bound. Table 3 gives the counted separation and margin for those cells. Generated by </w:t>
       </w:r>
       <w:r>
         <w:rPr>
@@ -5266,7 +5256,7 @@
         <w:jc w:val="both"/>
       </w:pPr>
       <w:r>
-        <w:t xml:space="preserve">AUROC understates the operational damage. At each scheme's clean-calibrated threshold launder_api collapses the true positive rate to 0.427 (KGW), 0.490 (EXP) and 0.250 (SynthID), and rtt to 0.594, 0.792 and 0.312 (Table 5). These are small-sample estimates, and their prompt-clustered intervals are wide, spanning [0.198, 0.729] for KGW under launder_api and [0.073, 0.385] for SynthID; the ordering among schemes at a fixed attack should therefore not be read from these point values, and the paired tests below, which use the prompt as the unit, are the basis for that comparison. A detector deployed at its clean operating point misses half or more of laundered watermarked text under all three schemes.</w:t>
+        <w:t xml:space="preserve">AUROC understates the operational damage. At each scheme's clean-calibrated threshold launder_api collapses the true positive rate to 0.427 (KGW), 0.490 (EXP) and 0.250 (SynthID), and rtt to 0.594, 0.792 and 0.312 (Table 5). These are small-sample estimates, and their prompt-clustered intervals are wide, spanning [0.198, 0.729] for KGW under launder_api and [0.073, 0.385] for SynthID. The ordering among schemes at a fixed attack should therefore not be read from these point values, and the paired tests below, which use the prompt as the unit, are the basis for that comparison. A detector deployed at its clean operating point misses half or more of laundered watermarked text under all three schemes.</w:t>
       </w:r>
     </w:p>
     <w:p>
@@ -5279,10 +5269,10 @@
           <w:b/>
           <w:bCs/>
         </w:rPr>
-        <w:t xml:space="preserve">Is laundering more destructive than translation?</w:t>
-      </w:r>
-      <w:r>
-        <w:t xml:space="preserve"> We compare launder_api against rtt on per-prompt detection rates at each scheme's clean-calibrated threshold (n = 24 prompts; row-level tests would violate the clustering structure identified above). The direction is consistent in all three schemes: the mean per-prompt detection rate is lower under launder_api, by 0.167 for KGW, 0.302 for EXP and 0.063 for SynthID. Only EXP falls below the Bonferroni threshold of the displayed three-scheme family (two-sided exact sign-flip permutation p = 0.012 against α = 0.0167); KGW's uncorrected p is 0.024, above that threshold, and SynthID's is 0.415, far from it. These are exploratory post-selection contrasts, for the reason set out in Section 3.3: the ranking that selected this pair of conditions is the same ordering the test then re-examines, so the adjustment covers the three displayed comparisons and not the search over ten attacks that produced them. We therefore read the effect sizes rather than the decisions. The direction is the same in all three schemes, and the estimated size of the effect is largest for EXP; the marginal, uncorrected 95% intervals exclude zero for EXP, [−0.510, −0.115], and for KGW, [−0.271, −0.052], and include it for SynthID, [−0.188, +0.042]. That KGW's interval excludes zero while its p sits above the Bonferroni threshold is not a contradiction: a marginal interval and a corrected decision at α = 0.0167 control different error rates, and we report both rather than the more favourable one. Under the within-prompt exchangeability assumption of Section 3.3, and conditional on the selection just described, the evidence for laundering being the more destructive of the two is strongest for EXP and weakest for SynthID.</w:t>
+        <w:t xml:space="preserve">Laundering versus translation.</w:t>
+      </w:r>
+      <w:r>
+        <w:t xml:space="preserve"> We compare launder_api against rtt on per-prompt detection rates at each scheme's clean-calibrated threshold (n = 24 prompts, as row-level tests would violate the clustering structure identified above). The direction is consistent in all three schemes: the mean per-prompt detection rate is lower under launder_api, by 0.167 for KGW, 0.302 for EXP and 0.063 for SynthID. Only EXP falls below the Bonferroni threshold of the displayed three-scheme family (two-sided exact sign-flip permutation p = 0.012 against α = 0.0167). KGW's uncorrected p is 0.024, above that threshold, and SynthID's is 0.415, far from it. These are exploratory post-selection contrasts, for the reason set out in Section 3.3. The ranking that selected this pair of conditions is the same ordering the test then re-examines, so the adjustment covers the three displayed comparisons and not the search over ten attacks that produced them. We therefore read the effect sizes rather than the decisions. The direction is the same in all three schemes, and the estimated size of the effect is largest for EXP. The marginal, uncorrected 95% intervals exclude zero for EXP, [−0.510, −0.115], and for KGW, [−0.271, −0.052], and include it for SynthID, [−0.188, +0.042]. KGW's interval excludes zero while its p sits above the Bonferroni threshold. The two are compatible: a marginal interval and a corrected decision at α = 0.0167 control different error rates, and both are reported. Under the within-prompt exchangeability assumption of Section 3.3, and conditional on the selection just described, the evidence for laundering being the more destructive of the two is strongest for EXP and weakest for SynthID.</w:t>
       </w:r>
     </w:p>
     <w:p>
@@ -5320,7 +5310,7 @@
           <w:sz w:val="17"/>
           <w:szCs w:val="17"/>
         </w:rPr>
-        <w:t xml:space="preserve">: the two conditions were chosen after the aggregate attack ranking of Table 4 was inspected, and that ranking already ordered launder_api above rtt, so the Bonferroni adjustment shown here (over the 3 displayed schemes, α = 0.05/3 ≈ 0.0167) does not account for the selection step and the last column is not a familywise significance verdict. Δ, with its interval, is the primary quantity. Δ is the mean per-prompt rate difference (launder_api − rtt; negative = laundering more destructive) with its marginal, uncorrected prompt-clustered bootstrap 95% CI, which resamples clusters jointly across the clean negatives and both attack arms and re-derives the threshold in every replicate. Because a rate over four seeds takes only five values, "non-zero" gives the number of prompt pairs with a non-zero difference. "TPR laund." is the detection rate under launder_api; "Perm. p" is the two-sided exact paired sign-flip permutation test over the non-zero pairs, conditional on the observed calibration sample; "Pratt p" is the Wilcoxon signed-rank test under Pratt's convention, which ranks zero differences rather than discarding them.</w:t>
+        <w:t xml:space="preserve">: the two conditions were chosen after the aggregate attack ranking of Table 4 was inspected, and that ranking already ordered launder_api above rtt, so the Bonferroni adjustment shown here (over the 3 displayed schemes, α = 0.05/3 ≈ 0.0167) does not account for the selection step and the last column is not a familywise significance verdict. Δ, with its interval, is the primary quantity. Δ is the mean per-prompt rate difference (launder_api − rtt, negative = laundering more destructive) with its marginal, uncorrected prompt-clustered bootstrap 95% CI, which resamples clusters jointly across the clean negatives and both attack arms and re-derives the threshold in every replicate. Because a rate over four seeds takes only five values, "non-zero" gives the number of prompt pairs with a non-zero difference. "TPR laund." is the detection rate under launder_api. "Perm. p" is the two-sided exact paired sign-flip permutation test over the non-zero pairs, conditional on the observed calibration sample. "Pratt p" is the Wilcoxon signed-rank test under Pratt's convention, which ranks zero differences rather than discarding them.</w:t>
       </w:r>
     </w:p>
     <w:tbl>
@@ -6176,7 +6166,7 @@
         <w:t xml:space="preserve">Scheme comparison.</w:t>
       </w:r>
       <w:r>
-        <w:t xml:space="preserve"> Because raw detection statistics are not comparable across schemes, scheme-pairwise comparisons use per-prompt detection rates at each scheme's own clean-calibrated threshold. The test family ({rtt, launder_api} × 3 scheme pairs = 6 paired Wilcoxon tests, Holm-corrected) was specified before the per-scheme results were inspected (Section 3.3). The two conditions the family is built on were themselves selected from the aggregate ranking, but on the axis that matters here that selection is orthogonal to the contrast: the ranking averages over schemes, whereas these tests compare schemes within a condition. The Holm adjustment therefore retains its ordinary interpretation over the six displayed tests, while carrying no guarantee about the choice of the two conditions in which they are computed. Within that family SynthID is the more fragile scheme in every comparison it enters: all four tests involving SynthID have Holm-adjusted p-values below .05, with mean rate differences from 0.177 to 0.479 (Table 6). KGW and EXP are not separated by these data under either attack (p = 0.104 and p = 0.513), which at n = 24 is a failure to reject and not evidence of equivalence.</w:t>
+        <w:t xml:space="preserve"> Because raw detection statistics are not comparable across schemes, scheme-pairwise comparisons use per-prompt detection rates at each scheme's own clean-calibrated threshold. The test family ({rtt, launder_api} × 3 scheme pairs = 6 paired Wilcoxon tests, Holm-corrected) was specified before the per-scheme results were inspected (Section 3.3). The two conditions the family is built on were themselves selected from the aggregate ranking, but on the axis that matters here that selection is orthogonal to the contrast. The ranking averages over schemes, whereas these tests compare schemes within a condition. The Holm adjustment therefore retains its ordinary interpretation over the six displayed tests, while carrying no guarantee about the choice of the two conditions in which they are computed. Within that family SynthID is the more fragile scheme in every comparison it enters: all four tests involving SynthID have Holm-adjusted p-values below .05, with mean rate differences from 0.177 to 0.479 (Table 6). KGW and EXP are not separated by these data under either attack (p = 0.104 and p = 0.513), which at n = 24 is a failure to reject and not evidence of equivalence.</w:t>
       </w:r>
     </w:p>
     <w:p>
@@ -6198,7 +6188,7 @@
           <w:sz w:val="17"/>
           <w:szCs w:val="17"/>
         </w:rPr>
-        <w:t xml:space="preserve"> Scheme-pairwise robustness comparison: paired Wilcoxon on per-prompt detection rates (positive mean difference = first scheme more robust), Holm correction over the family of 6 tests specified before the per-scheme results were inspected; n.s. = not significant. The two conditions in which the tests are computed were selected from the aggregate attack ranking (Section 3.3); because that ranking averages over schemes and these tests contrast schemes, the adjustment is interpreted within the six displayed tests and makes no claim about the selection of the conditions.</w:t>
+        <w:t xml:space="preserve"> Scheme-pairwise robustness comparison: paired Wilcoxon on per-prompt detection rates (positive mean difference = first scheme more robust), Holm correction over the family of 6 tests specified before the per-scheme results were inspected (n.s. = not significant). The two conditions in which the tests are computed were selected from the aggregate attack ranking (Section 3.3). Because that ranking averages over schemes and these tests contrast schemes, the adjustment is interpreted within the six displayed tests and makes no claim about the selection of the conditions.</w:t>
       </w:r>
     </w:p>
     <w:tbl>
@@ -7466,7 +7456,7 @@
         <w:jc w:val="both"/>
       </w:pPr>
       <w:r>
-        <w:t xml:space="preserve">A threshold calibrated on clean negatives does not keep its nominal rate once the negatives are attacked, and Section 1 promised the full table rather than a summary of it. Table 7 gives all 33 cells. The highest realized false-positive rate is 6.2%, against the 1% the threshold was set for. Under a one-sided binomial comparison with Bonferroni correction over the 33 cells, 2 cells depart from nominal (EXP/launder_api, SynthID/morph_v1+dia). Because these comparisons ignore the prompt clustering described above, the intervals are anticonservative and we report the flag as descriptive rather than as a test result. With 96 negatives per cell the resolution is 1/96 = 1.0%, so smaller departures cannot be distinguished here; that limit is precisely why S1 measures false positives on human text at n ≥ 3,000 instead.</w:t>
+        <w:t xml:space="preserve">A threshold calibrated on clean negatives does not keep its nominal rate once the negatives are attacked. Table 7 gives all 33 cells. The highest realized false-positive rate is 6.2%, against the 1% the threshold was set for. Under a one-sided binomial comparison with Bonferroni correction over the 33 cells, 2 cells depart from nominal (EXP/launder_api, SynthID/morph_v1+dia). Because these comparisons ignore the prompt clustering described above, the intervals are anticonservative and we report the flag as descriptive rather than as a test result. With 96 negatives per cell the resolution is 1/96 = 1.0%, so smaller departures cannot be distinguished here. That limit is why S1 measures false positives on human text at n ≥ 3,000 instead.</w:t>
       </w:r>
     </w:p>
     <w:p>
@@ -7488,7 +7478,7 @@
           <w:sz w:val="17"/>
           <w:szCs w:val="17"/>
         </w:rPr>
-        <w:t xml:space="preserve"> Realized false-positive rate of the clean-calibrated threshold on attacked negatives, for all 33 scheme-condition cells. The table is descriptive: the 95% upper bound is a binomial bound over 96 rows, but those rows are four per prompt across 24 prompt clusters, so the bound is anticonservative, and the threshold is estimated from the same small clean sample. The threshold is set to 1% FPR on the 96 clean negatives; the fourth column is the rate that same threshold actually achieves once the negatives have been through the attack. The last column gives AUROC when both classes carry the same transformation, which is an ecologically meaningful question for diacritic stripping and translation but not for the laundering attacks, since nobody launders human text to remove a watermark it does not carry.</w:t>
+        <w:t xml:space="preserve"> Realized false-positive rate of the clean-calibrated threshold on attacked negatives, for all 33 scheme-condition cells. The table is descriptive. The 95% upper bound is a binomial bound over 96 rows, but those rows are four per prompt across 24 prompt clusters, so the bound is anticonservative, and the threshold is estimated from the same small clean sample. The threshold is set to 1% FPR on the 96 clean negatives. The fourth column is the rate that same threshold actually achieves once the negatives have been through the attack. The last column gives AUROC when both classes carry the same transformation, which is an ecologically meaningful question for diacritic stripping and translation but not for the laundering attacks, since nobody launders human text to remove a watermark it does not carry.</w:t>
       </w:r>
     </w:p>
     <w:tbl>
@@ -13427,7 +13417,7 @@
         <w:jc w:val="both"/>
       </w:pPr>
       <w:r>
-        <w:t xml:space="preserve">Under the pre-registered S2 decision rule (commit cbcb988; an attack is successful iff it reduces AUROC by more than 0.05 while preserving meaning, Section 4.4), launder_api qualifies against all three schemes, and rtt qualifies only against SynthID (Table 11 gives the per-scheme ΔAUROC values). Laundering through an external model is thus the only attack in this study that satisfies the rule for every scheme tested. SynthID's position is the mirror image of its calibration behavior reported in Section 4.3 (Fig. 2): the scheme most fragile under attack is also the one that falsely flags the fewest human windows at its own shipped threshold, an inverse pattern across the three schemes that we return to in the Discussion. With three schemes this is a described pattern, not an established trade-off.</w:t>
+        <w:t xml:space="preserve">Under the pre-registered S2 decision rule (commit cbcb988: an attack is successful iff it reduces AUROC by more than 0.05 while preserving meaning, Section 4.4), launder_api qualifies against all three schemes, and rtt qualifies only against SynthID (Section 4.4 gives the per-scheme ΔAUROC values). Laundering through an external model is thus the only attack in this study that satisfies the rule for every scheme tested. SynthID's position is the mirror image of its calibration behavior reported in Section 4.3 (Fig. 2): the scheme most fragile under attack is also the one that falsely flags the fewest human windows at its own shipped threshold, an inverse pattern across the three schemes that we return to in the Discussion. With three schemes this is a described pattern, not an established trade-off.</w:t>
       </w:r>
     </w:p>
     <w:p>
@@ -13489,7 +13479,7 @@
         <w:t xml:space="preserve">Fig. 2</w:t>
       </w:r>
       <w:r>
-        <w:t xml:space="preserve"> Fragility under attack against realized false-positive behaviour. Horizontal axis: the share of the 1,500 human Turkish windows each detector flags at its own shipped threshold, a unit comparable across schemes (an earlier version used raw null standard deviations, which are on incommensurable scales; Section 3.3). Vertical axis: AUROC under external laundering with prompt-clustered 95% CIs (lower = more fragile). SynthID flags no human window yet is the most fragile. The pattern is not monotone across all three: KGW both flags fewer windows than EXP and resists the attack better, so the figure shows one scheme at an extreme rather than a clean trade-off curve. Generated by </w:t>
+        <w:t xml:space="preserve"> Fragility under attack against realized false-positive behaviour. Horizontal axis: the share of the 1,500 human Turkish windows each detector flags at its own shipped threshold, a unit comparable across schemes (an earlier version used raw null standard deviations, which are on incommensurable scales, see Section 3.3). Vertical axis: AUROC under external laundering with prompt-clustered 95% CIs (lower = more fragile). SynthID flags no human window yet is the most fragile. The pattern is not monotone across all three. KGW both flags fewer windows than EXP and resists the attack better, so the figure shows one scheme at an extreme rather than a clean trade-off curve. Generated by </w:t>
       </w:r>
       <w:r>
         <w:rPr>
@@ -13546,7 +13536,7 @@
         <w:t xml:space="preserve">mean</w:t>
       </w:r>
       <w:r>
-        <w:t xml:space="preserve"> detector; this paragraph is exploratory.</w:t>
+        <w:t xml:space="preserve"> detector. This paragraph is exploratory.</w:t>
       </w:r>
     </w:p>
     <w:p>
@@ -13570,7 +13560,7 @@
         <w:jc w:val="both"/>
       </w:pPr>
       <w:r>
-        <w:t xml:space="preserve">The clean-text results of Section 4.1 are threshold-free: AUROC ranks watermarked against unwatermarked text without committing to an operating point. Deployment, however, requires a threshold, and a threshold is only as good as the null distribution it assumes. The KGW detector's (Kirchenbauer et al., 2023) z-statistic is assumed approximately N(0,1) on unwatermarked text, so the configuration threshold z = 4 implies a one-sided nominal false-positive rate of 3.17 × 10⁻⁵, an assumption already contradicted by the 96 unwatermarked model generations (null standard deviation 1.313; Section 3.4). Study S1 (pre-registered at commit 8f8df72, hypotheses H1–H3 as stated in Section 3.4) measures the null directly on the human-text sample of Section 3.4: 1,500 windows per language from random Wikipedia articles (dump 20231101 (Wikimedia Foundation, 2023a)), scored by all three detectors with </w:t>
+        <w:t xml:space="preserve">The clean-text results of Section 4.1 are threshold-free: AUROC ranks watermarked against unwatermarked text without committing to an operating point. Deployment, however, requires a threshold, and a threshold is only as good as the null distribution it assumes. The KGW detector's (Kirchenbauer et al., 2023) z-statistic is assumed approximately N(0,1) on unwatermarked text, so the configuration threshold z = 4 implies a one-sided nominal false-positive rate of 3.17 × 10⁻⁵, an assumption already contradicted by the 96 unwatermarked model generations (null standard deviation 1.313, Section 3.4). Study S1 (pre-registered at commit 8f8df72, hypotheses H1–H3 as stated in Section 3.4) measures the null directly on the human-text sample of Section 3.4: 1,500 windows per language from random Wikipedia articles (dump 20231101; Wikimedia Foundation, 2023a), scored by all three detectors with </w:t>
       </w:r>
       <w:r>
         <w:rPr>
@@ -13581,7 +13571,7 @@
         <w:t xml:space="preserve">model=None</w:t>
       </w:r>
       <w:r>
-        <w:t xml:space="preserve">. Table 8 reports, per scheme and language, the null mean and standard deviation, the false-positive rate at the configuration threshold, and the false-positive rate at the threshold calibrated to 1% FPR on the 96 clean model negatives.</w:t>
+        <w:t xml:space="preserve">. Table 8 reports, per scheme and language, the null mean and standard deviation, the false-positive rate at the configuration threshold, and the false-positive rate at the threshold calibrated to 1% FPR on the 96 clean model negatives. Table 8 gives the S1 null distributions and Table 9 the two robustness controls added after pre-registration.</w:t>
       </w:r>
     </w:p>
     <w:p>
@@ -14884,7 +14874,7 @@
           <w:sz w:val="17"/>
           <w:szCs w:val="17"/>
         </w:rPr>
-        <w:t xml:space="preserve"> Robustness of the S1 null to two controls added after pre-registration. Left: KGW null standard deviation with every window truncated to a common token budget T (n.a. where fewer than 100 windows survive truncation). Right: range across eight watermark keys at native length, the study key included. Variance inflation survives both controls; the tail count does not survive the key sweep, and the language difference does not survive the length control.</w:t>
+        <w:t xml:space="preserve"> Robustness of the S1 null to two controls added after pre-registration. Left: KGW null standard deviation with every window truncated to a common token budget T (n.a. where fewer than 100 windows survive truncation). Right: range across eight watermark keys at native length, the study key included. Variance inflation survives both controls. The tail count does not survive the key sweep, and the language difference does not survive the length control.</w:t>
       </w:r>
     </w:p>
     <w:tbl>
@@ -15640,7 +15630,7 @@
         <w:t xml:space="preserve">H1 is confirmed, and it survives both controls we added afterwards.</w:t>
       </w:r>
       <w:r>
-        <w:t xml:space="preserve"> On human Turkish the KGW null standard deviation is 1.479 against a theoretical 1, and the largest observed statistic is z = 5.08. Empirically 3 of 1,500 windows exceed z = 4, a rate of 2.0 × 10⁻³ or approximately 63 times nominal; we treat this count-based estimate as primary. A Gaussian fit implies ≈ 96 times nominal, but H1 itself establishes that the Gaussian model is misspecified, so that figure corroborates the order of magnitude and is never the headline.</w:t>
+        <w:t xml:space="preserve"> On human Turkish the KGW null standard deviation is 1.479 against a theoretical 1 (Fig. 3), and the largest observed statistic is z = 5.08. Empirically 3 of 1,500 windows exceed z = 4, a rate of 2.0 × 10⁻³ or approximately 63 times nominal. We treat this count-based estimate as primary. A Gaussian fit implies ≈ 96 times nominal, but H1 itself establishes that the Gaussian model is misspecified, so that figure corroborates the order of magnitude and is never the headline.</w:t>
       </w:r>
     </w:p>
     <w:p>
@@ -15649,7 +15639,7 @@
         <w:jc w:val="both"/>
       </w:pPr>
       <w:r>
-        <w:t xml:space="preserve">Three exceedances in 1,500 windows is a small count and we attach its uncertainty rather than reporting the ratio alone: the exact two-sided 95% binomial interval is [0.041%, 0.583%], which is 13 to 184 times nominal. The Wikisource register gives 4 of 1,000, or 126 times nominal with interval [34×, 322×]. Every claim we make from these counts is an order-of-magnitude claim, as pre-registered.</w:t>
+        <w:t xml:space="preserve">Three exceedances in 1,500 windows is a small count. The exact two-sided 95% binomial interval is [0.041%, 0.583%], which is 13 to 184 times nominal. The Wikisource register gives 4 of 1,000, or 126 times nominal with interval [34×, 322×]. Every claim we make from these counts is an order-of-magnitude claim, as pre-registered.</w:t>
       </w:r>
     </w:p>
     <w:p>
@@ -15658,7 +15648,7 @@
         <w:jc w:val="both"/>
       </w:pPr>
       <w:r>
-        <w:t xml:space="preserve">The second control is the watermark key: the study runs on one key, the MarkLLM default, and a keyed scheme could owe its null behaviour to that particular partition. Because S1 requires no generation, we rescored all 4,000 windows under eight keys. Variance inflation is key-robust: the Turkish null standard deviation stays between 1.4645 and 2.5326 across keys, English between 1.3076 and 1.4987, Wikisource between 1.4199 and 1.5757, and in no corpus under any key does it fall to the theoretical value of 1. The tail count, by contrast, is highly key-sensitive: Turkish exceedances of z = 4 range from 3 to 143 across the eight keys, with a median of 7. The study key produces the smallest tail among the eight keys we sampled, so the 63× headline is conditional on that key and sits at the low end of the sampled range; the median sampled key would give roughly 147×. We sampled eight keys and did not enumerate the key space, so this is a statement about the sample, not a bound. We report the sweep because it cuts against a convenient number, not because it flatters one.</w:t>
+        <w:t xml:space="preserve">The second control is the watermark key: the study runs on one key, the MarkLLM default, and a keyed scheme could owe its null behaviour to that particular partition. Because S1 requires no generation, we rescored all 4,000 windows under eight keys. Variance inflation is key-robust. The Turkish null standard deviation stays between 1.4645 and 2.5326 across keys, English between 1.3076 and 1.4987, Wikisource between 1.4199 and 1.5757, and in no corpus under any key does it fall to the theoretical value of 1. The tail count, by contrast, is highly key-sensitive. Turkish exceedances of z = 4 range from 3 to 143 across the eight keys, with a median of 7. The study key produces the smallest tail among the eight keys we sampled, so the 63× headline is conditional on that key and sits at the low end of the sampled range. The median sampled key would give roughly 147×. We sampled eight keys and did not enumerate the key space, so this is a statement about the sample, not a bound.</w:t>
       </w:r>
     </w:p>
     <w:p>
@@ -15671,7 +15661,7 @@
           <w:b/>
           <w:bCs/>
         </w:rPr>
-        <w:t xml:space="preserve">H2 does not survive a control we added after pre-registration, and we report it as not confirmed.</w:t>
+        <w:t xml:space="preserve">H2 does not survive a control added after pre-registration and is not confirmed.</w:t>
       </w:r>
       <w:r>
         <w:t xml:space="preserve"> On the pre-registered comparison the English null standard deviation is 1.321 versus 1.479 for Turkish (Levene test, p = 0.00039). Two observations already qualified that result. The tail counts are identical, 3 of 1,500 windows exceeding z = 4 in each language, so at this sample size the exceedance counts cannot separate the languages and the pre-registered verdict rested on the variance test alone. And with an English null standard deviation of 1.321 the z = 4 threshold is miscalibrated in English too, so Turkish could at most worsen a failure it did not create.</w:t>
@@ -15683,7 +15673,7 @@
         <w:jc w:val="both"/>
       </w:pPr>
       <w:r>
-        <w:t xml:space="preserve">The control is sequence length. Our windows were matched on word count (365 words, Section 3.4), which is the right unit for a reader but not for a detector: KGW scores tokens, and Turkish subword fertility is far higher than English. Measured on the sampled windows, the median window is 1,017 tokens in Turkish and 529 in English, so the pre-registered comparison contrasted Turkish documents with English documents roughly half their length in the unit the statistic actually consumes. We therefore rescored every window truncated to a common token budget, using the detector's own scoring path on truncated token sequences so that no re-tokenization drift enters (the path reproduces the recorded scores exactly). At matched length the difference disappears and its sign reverses: Turkish 1.1768 versus English 1.2060 at T = 300 (Levene p = 0.21), 1.2287 versus 1.2530 at T = 400 (p = 0.26), and 1.2815 versus 1.3011 at T = 500 (p = 0.61). We do not use the T = 800 cell, where only 73 English windows survive truncation and the surviving set is the longest 5% rather than a random sample.</w:t>
+        <w:t xml:space="preserve">The control is sequence length. Our windows were matched on word count (365 words, Section 3.4), which is the right unit for a reader but not for a detector: KGW scores tokens, and Turkish subword fertility is far higher than English. Measured on the sampled windows, the median window is 1,017 tokens in Turkish and 529 in English, so the pre-registered comparison contrasted Turkish documents with English documents roughly half their length in the unit the statistic actually consumes. We therefore rescored every window truncated to a common token budget, using the detector's own scoring path on truncated token sequences so that no re-tokenization drift enters (the path reproduces the recorded scores exactly). At matched length the difference disappears and its sign reverses: Turkish 1.1768 versus English 1.2060 at T = 300 (Levene p = 0.21), 1.2287 versus 1.2530 at T = 400 (p = 0.26), and 1.2815 versus 1.3011 at T = 500 (p = 0.61). We do not use the T = 800 cell, where only 73 English windows survive truncation and the surviving set is the longest 5% of windows and no longer a random sample.</w:t>
       </w:r>
     </w:p>
     <w:p>
@@ -15692,7 +15682,7 @@
         <w:jc w:val="both"/>
       </w:pPr>
       <w:r>
-        <w:t xml:space="preserve">What the length control reveals is a dose–response that both languages share (Table 9). The null standard deviation rises monotonically with the number of tokens scored, from 1.177 at T = 300 to 1.383 at T = 800 in Turkish, from 1.206 to 1.301 across the usable English range, and from 1.214 to 1.385 in the Wikisource register. Overdispersion accumulates with sequence length, and at equal length we detect no difference between the two languages. H2 as pre-registered attributed the inflation to the language; the data are instead consistent with an exposure pathway running through length, with the language entering only through how many tokens a given amount of text becomes. We keep the pre-registered result on record and mark it superseded rather than deleting it.</w:t>
+        <w:t xml:space="preserve">The length control reveals a dose–response that both languages share (Table 9). The null standard deviation rises monotonically with the number of tokens scored, from 1.177 at T = 300 to 1.383 at T = 800 in Turkish, from 1.206 to 1.301 across the usable English range, and from 1.214 to 1.385 in the Wikisource register. Overdispersion accumulates with sequence length, and at equal length we detect no difference between the two languages. H2 as pre-registered attributed the inflation to the language. The data are instead consistent with an exposure pathway running through length, with the language entering only through how many tokens a given amount of text becomes. The pre-registered result stays on record, marked superseded.</w:t>
       </w:r>
     </w:p>
     <w:p>
@@ -15708,7 +15698,7 @@
         <w:t xml:space="preserve">H3 is confirmed.</w:t>
       </w:r>
       <w:r>
-        <w:t xml:space="preserve"> SynthID's null is almost exactly as predicted (standard deviation 0.003 in Turkish, 0.004 in English, against the pre-registered ≈ 0.003) with no window exceeding its configuration threshold in either language. EXP likewise shows no analogue of the KGW failure, which is specific to pairing a parametric normality assumption with an inflated null; EXP ships no such nominal guarantee. We note, without attaching a hypothesis test, that the EXP Turkish null is wider and further right-shifted than its English counterpart (standard deviation 0.749 versus 0.470; mean 0.590 versus 0.452), and that this tail drives EXP's 0.9% Turkish false-positive rate at its configuration threshold; the consequence surfaces in the threshold-transfer finding below.</w:t>
+        <w:t xml:space="preserve"> SynthID's null is almost exactly as predicted (standard deviation 0.003 in Turkish, 0.004 in English, against the pre-registered ≈ 0.003) with no window exceeding its configuration threshold in either language. EXP likewise shows no analogue of the KGW failure, which is specific to pairing a parametric normality assumption with an inflated null. EXP ships no such nominal guarantee. We note, without attaching a hypothesis test, that the EXP Turkish null is wider and further right-shifted than its English counterpart (standard deviation 0.749 versus 0.470, mean 0.590 versus 0.452), and that this tail drives EXP's 0.9% Turkish false-positive rate at its configuration threshold. The consequence surfaces in the threshold-transfer finding below.</w:t>
       </w:r>
     </w:p>
     <w:p>
@@ -15735,7 +15725,7 @@
         <w:t xml:space="preserve">prefix_length</w:t>
       </w:r>
       <w:r>
-        <w:t xml:space="preserve"> = 1 the green/red vocabulary partition for a token is fixed by hashing the single preceding token (Kirchenbauer et al., 2023), so whenever a seeding token recurs the same partition is consulted again and successive indicators share partitions rather than being drawn independently. Document-level green counts become over-dispersed and the variance of the z-statistic exceeds its binomial value while the mean stays near zero. Fernandez et al. (2023) established this empirically before us and at a scale ours does not approach, scoring 100k multilingual Wikipedia texts under ten master keys. Their decomposition matters for reading ours: part of the gap is the Gaussian approximation itself, which exact tests close, and the residue is what repeated context windows contribute. Khachaturov et al. (2025) reach a related repetition-driven failure from the mimicry side and likewise recommend longer seeding windows. Our contribution here is neither the mechanism nor its first demonstration; it is a magnitude at the shipped default configuration, on one language's human text and at native document length rather than at a fixed 256-token window, together with a measurement of what carries it.</w:t>
+        <w:t xml:space="preserve"> = 1 the green/red vocabulary partition for a token is fixed by hashing the single preceding token (Kirchenbauer et al., 2023), so whenever a seeding token recurs the same partition is consulted again and successive indicators share partitions. Document-level green counts become over-dispersed and the variance of the z-statistic exceeds its binomial value while the mean stays near zero. Fernandez et al. (2023) established this empirically before us and at a scale ours does not approach, scoring 100k multilingual Wikipedia texts under ten master keys. Their decomposition matters for reading ours: part of the gap is the Gaussian approximation itself, which exact tests close, and the residue is what repeated context windows contribute. Khachaturov et al. (2025) reach a related repetition-driven failure from the mimicry side and likewise recommend longer seeding windows. Our contribution here is neither the mechanism nor its first demonstration. It is a magnitude at the shipped default configuration, on one language's human text and at native document length rather than at a fixed 256-token window, together with a measurement of what carries it.</w:t>
       </w:r>
     </w:p>
     <w:p>
@@ -15744,7 +15734,7 @@
         <w:jc w:val="both"/>
       </w:pPr>
       <w:r>
-        <w:t xml:space="preserve">Our own data are consistent with length rather than morphology carrying the effect, without establishing causal mediation. We had proposed that Turkish suffix subtokens recur often enough to raise the repetition rate directly, which predicts a language effect at fixed length; the token-controlled comparison above rules that prediction out, since at equal token budgets Turkish and English nulls coincide. What survives is an indirect route: agglutinative morphology raises subword fertility, higher fertility turns a given amount of readable text into roughly twice as many tokens, and the inflation grows with the number of tokens scored. The language effect is real in deployment, where documents are written in words and not in tokens. The token-matched comparison is post-hoc and observational: it rules out a language effect at fixed token count, but it does not establish causal mediation by tokenization, which would require manipulating the tokenizer or the seeding window directly. We did not manipulate </w:t>
+        <w:t xml:space="preserve">Our own data are consistent with length rather than morphology carrying the effect, without establishing causal mediation. We had proposed that Turkish suffix subtokens recur often enough to raise the repetition rate directly, which predicts a language effect at fixed length. The token-controlled comparison above rules that prediction out, since at equal token budgets Turkish and English nulls coincide. An indirect route survives: agglutinative morphology raises subword fertility, higher fertility turns a given amount of readable text into roughly twice as many tokens, and the inflation grows with the number of tokens scored. The language effect is real in deployment, where documents are written in words and not in tokens. The token-matched comparison is post-hoc and observational. It rules out a language effect at fixed token count, but it does not establish causal mediation by tokenization, which would require manipulating the tokenizer or the seeding window directly. We did not manipulate </w:t>
       </w:r>
       <w:r>
         <w:rPr>
@@ -15755,7 +15745,7 @@
         <w:t xml:space="preserve">prefix_length</w:t>
       </w:r>
       <w:r>
-        <w:t xml:space="preserve">, so the specific claim that a longer seeding window would remove the inflation remains untested here; Fernandez et al. (2023) measure the gap narrowing as the window widens, and Khachaturov et al. (2025) argue for the same remedy on independent grounds. Widening it is not free: Fernandez et al. (2023) also observe that a short window is part of what makes the watermark robust to edits, and Liu et al. (2024) frame the window length explicitly as a trade-off, where too few conditioning tokens leave the vocabulary partition easy to reverse-engineer and too many leave the seed fragile to any edit.</w:t>
+        <w:t xml:space="preserve">, so the specific claim that a longer seeding window would remove the inflation remains untested here. Fernandez et al. (2023) measure the gap narrowing as the window widens, and Khachaturov et al. (2025) argue for the same remedy on independent grounds. Widening it is not free. Fernandez et al. (2023) also observe that a short window is part of what makes the watermark robust to edits, and Liu et al. (2024) frame the window length explicitly as a trade-off, where too few conditioning tokens leave the vocabulary partition easy to reverse-engineer and too many leave the seed fragile to any edit.</w:t>
       </w:r>
     </w:p>
     <w:p>
@@ -15817,7 +15807,7 @@
         <w:t xml:space="preserve">Fig. 3</w:t>
       </w:r>
       <w:r>
-        <w:t xml:space="preserve"> Kernel density estimates of the KGW detection statistic on unwatermarked human text: Turkish Wikipedia (n = 1,500), Turkish Wikisource (n = 1,000), and English Wikipedia (n = 1,500), against the theoretical N(0,1) null. All three empirical nulls are wider than the theory assumes; the annotated counts give the windows exceeding the default z = 4 threshold. Generated by </w:t>
+        <w:t xml:space="preserve"> Kernel density estimates of the KGW detection statistic on unwatermarked human text: Turkish Wikipedia (n = 1,500), Turkish Wikisource (n = 1,000), and English Wikipedia (n = 1,500), against the theoretical N(0,1) null. All three empirical nulls are wider than the theory assumes. The annotated counts give the windows exceeding the default z = 4 threshold. Generated by </w:t>
       </w:r>
       <w:r>
         <w:rPr>
@@ -15844,7 +15834,7 @@
         <w:t xml:space="preserve">Second register (pre-registered extension, commit 5c4f323).</w:t>
       </w:r>
       <w:r>
-        <w:t xml:space="preserve"> To test whether the inflation is a property of encyclopedic prose rather than of the language, we repeated the Turkish measurement on a second register: 1,000 windows of older official and literary prose from Turkish Wikisource (dump 20231201; Wikimedia Foundation, 2023b), collected under the same windowing and pre-registered before collection with the single hypothesis that H1 would hold. It does: the KGW null standard deviation is 1.420, and 4 of 1,000 windows cross z = 4 (empirical FPR 0.004, roughly 126 times nominal). The variance difference between the two Turkish registers is not significant (Levene p = 0.20). We read that as a failure to reject rather than as evidence of equivalence, since we ran no equivalence test and both registers are formal written prose; conversational or newspaper Turkish may behave differently. An earlier version of this paragraph concluded that the inflation tracks the language rather than the register. The length control reported above withdraws the language half of that conclusion: what replicates across the two registers is the inflation itself, which the token-matched comparison attributes to sequence length in both languages. The two registers are analyzed separately and never pooled.</w:t>
+        <w:t xml:space="preserve"> To test whether the inflation is a property of encyclopedic prose rather than of the language, we repeated the Turkish measurement on a second register: 1,000 windows of older official and literary prose from Turkish Wikisource (dump 20231201; Wikimedia Foundation, 2023b), collected under the same windowing and pre-registered before collection with the single hypothesis that H1 would hold. It does: the KGW null standard deviation is 1.420, and 4 of 1,000 windows cross z = 4 (empirical FPR 0.004, roughly 126 times nominal). The variance difference between the two Turkish registers is not significant (Levene p = 0.20). We read that as a failure to reject, not as evidence of equivalence. We ran no equivalence test, and both registers are formal written prose. Conversational or newspaper Turkish may behave differently. An earlier version of this paragraph concluded that the inflation tracks the language rather than the register. The length control reported above withdraws the language half of that conclusion. The inflation itself replicates across the two registers, and the token-matched comparison attributes it to sequence length in both languages. The two registers are analyzed separately and never pooled.</w:t>
       </w:r>
     </w:p>
     <w:p>
@@ -15857,10 +15847,10 @@
           <w:b/>
           <w:bCs/>
         </w:rPr>
-        <w:t xml:space="preserve">Exploratory observations (labeled as such; not pre-registered).</w:t>
-      </w:r>
-      <w:r>
-        <w:t xml:space="preserve"> First, the English KGW null mean is shifted to +0.278, whereas the Turkish mean is −0.055; no hypothesis anticipated this shift, and we record it strictly as a replication target. Second, thresholds calibrated on model-generated negatives do not transfer to human text: the 1% model-calibrated thresholds yield 7.4% on Turkish human text for EXP and 4.1% on English human text for SynthID. The measurement column was pre-specified in the S1 protocol, but no hypothesis was attached, so we label the interpretation exploratory: model output appears to be an inadequate proxy for the human-text negative class, and operational thresholds should be calibrated on negatives drawn from the deployment distribution itself. Both observations are confined to a single register (encyclopedia text); Section 6 discusses this and the remaining limitations.</w:t>
+        <w:t xml:space="preserve">Exploratory observations (not pre-registered).</w:t>
+      </w:r>
+      <w:r>
+        <w:t xml:space="preserve"> First, the English KGW null mean is shifted to +0.278, whereas the Turkish mean is −0.055. No hypothesis anticipated this shift, and we record it as a replication target. Second, thresholds calibrated on model-generated negatives do not transfer to human text: the 1% model-calibrated thresholds yield 7.4% on Turkish human text for EXP and 4.1% on English human text for SynthID. The measurement column was pre-specified in the S1 protocol, but no hypothesis was attached, so the interpretation is exploratory. Model output appears to be an inadequate proxy for the human-text negative class, and operational thresholds should be calibrated on negatives drawn from the deployment distribution itself. Both observations are confined to a single register (encyclopedia text). Section 6 discusses this and the remaining limitations.</w:t>
       </w:r>
     </w:p>
     <w:p>
@@ -15893,7 +15883,7 @@
         <w:jc w:val="both"/>
       </w:pPr>
       <w:r>
-        <w:t xml:space="preserve">Table 10 reports the outcome. Meaning is preserved in every cell: for all four judged attacks and both judges, the meaning-preservation rate is 1.00. Two limits on that sentence should be read with it. All judged pairs come from the KGW arm, as pre-registered, so this is a statement about attacks applied to KGW-watermarked text and not about the EXP or SynthID arms. And only four of the ten attacks were judged; the six diacritic and morphological variants were not, so the corpus-wide claim is that no judged attack destroys what the text says.</w:t>
+        <w:t xml:space="preserve">Table 10 reports the outcome. Meaning is preserved in every cell: for all four judged attacks and both judges, the meaning-preservation rate is 1.00. All judged pairs come from the KGW arm, as pre-registered, so this is a statement about attacks applied to KGW-watermarked text and not about the EXP or SynthID arms. Only four of the ten attacks were judged. The six diacritic and morphological variants were not, so the corpus-wide claim is that no judged attack destroys what the text says.</w:t>
       </w:r>
     </w:p>
     <w:p>
@@ -15915,7 +15905,7 @@
           <w:sz w:val="17"/>
           <w:szCs w:val="17"/>
         </w:rPr>
-        <w:t xml:space="preserve"> S2 pairwise judging results per condition and judge (40 unique pairs per cell, each presented in both orders; percentages are over the 80 ordered presentations).</w:t>
+        <w:t xml:space="preserve"> S2 pairwise judging results per condition and judge (40 unique pairs per cell, each presented in both orders). Percentages are over the 80 ordered presentations.</w:t>
       </w:r>
     </w:p>
     <w:tbl>
@@ -17089,7 +17079,7 @@
         <w:jc w:val="both"/>
       </w:pPr>
       <w:r>
-        <w:t xml:space="preserve">The pre-registered decision rule declares an attack successful iff (i) ΔAUROC &gt; 0.05 and (ii) meaning is preserved by judge majority, with (ii) required from both judges for launder_api. The pre-registration fixed the source arm for the judged texts but did not state against which scheme's AUROC clause (i) is evaluated; rather than selecting a scheme post hoc, we evaluate the rule for each scheme separately and report all three outcomes (Table 11; each ΔAUROC is computed as 1.000 (the clean AUROC of every scheme in Table 2) minus that scheme's attacked AUROC in Table 2).</w:t>
+        <w:t xml:space="preserve">The pre-registered decision rule declares an attack successful iff (i) ΔAUROC &gt; 0.05 and (ii) meaning is preserved by judge majority, with (ii) required from both judges for launder_api. The pre-registration fixed the source arm for the judged texts but did not state against which scheme's AUROC clause (i) is evaluated. Rather than select a scheme post hoc, we evaluate the rule for each scheme separately and report all three outcomes (Table 11). Each ΔAUROC is computed as 1.000 (the clean AUROC of every scheme in Table 2) minus that scheme's attacked AUROC in Table 2.</w:t>
       </w:r>
     </w:p>
     <w:p>
@@ -17760,7 +17750,7 @@
         <w:jc w:val="both"/>
       </w:pPr>
       <w:r>
-        <w:t xml:space="preserve">Under every resolution of the ambiguity the conclusion is the same: launder_api is the only attack whose detection damage clears the threshold for all three schemes. Round-trip translation clears it only for SynthID; para and launder clear it for no scheme (largest ΔAUROC 0.019). The second clause of the rule is carried by KGW-arm judgements throughout, so the full rule is demonstrated for KGW and inferred for the other two. Section 6 records why this inference is not free.</w:t>
+        <w:t xml:space="preserve">Under every resolution of the ambiguity the conclusion is the same: launder_api is the only attack whose detection damage clears the threshold for all three schemes. Round-trip translation clears it only for SynthID, whereas para and launder clear it for no scheme (largest ΔAUROC 0.019). The second clause of the rule is carried by KGW-arm judgements throughout, so the full rule is demonstrated for KGW and inferred for the other two. Section 6 records why this inference is not free.</w:t>
       </w:r>
     </w:p>
     <w:p>
@@ -17769,7 +17759,7 @@
         <w:jc w:val="both"/>
       </w:pPr>
       <w:r>
-        <w:t xml:space="preserve">Fluency claims require discipline. The position-flip rate (how often a judge's fluency preference reverses when the same pair is shown in the opposite order) exceeds the pre-registered 30% reliability bound for the independent judge on para (42.5%), launder (57.5%), and launder_api (50.0%): a preference that flips with presentation order at near-chance rates is position noise, and no directional fluency claim is made from it. The conflicted cell illustrates why the second judge exists: Opus 5 judging launder_api pairs never prefers the original (0.0%, with a 0.0% flip rate), which is the pattern (Panickssery et al., 2024) predicts when a model grades its own output, and we discard the verdict rather than interpret it. The independent judge fails in the other documented direction, order sensitivity (Zheng et al., 2023), at 42.5% to 57.5% across three of four conditions, which is exactly what the pre-registered 30% bound was set to catch, and it caught it. For para, launder and launder_api the independent judge exceeded the pre-registered 30% position-flip bound, so no directional fluency conclusion is supported for those conditions in either direction, including "does not degrade". Round-trip translation is the contrast case: both judges' flip rates fall within the bound (25.0% and 10.0%) and both prefer the original (85.0% and 95.0% of pairs), so rtt (NLLB-200-distilled-600M; NLLB Team et al., 2024) produces detectable fluency loss even where it fails as a detection attack.</w:t>
+        <w:t xml:space="preserve">The position-flip rate (how often a judge's fluency preference reverses when the same pair is shown in the opposite order) exceeds the pre-registered 30% reliability bound for the independent judge on para (42.5%), launder (57.5%), and launder_api (50.0%). A preference that flips with presentation order at near-chance rates is position noise, and no directional fluency claim is made from it. The conflicted cell illustrates why the second judge exists. Opus 5 judging launder_api pairs never prefers the original (0.0%, with a 0.0% flip rate), which is the pattern Panickssery et al. (2024) predict when a model grades its own output, and we discard the verdict. The independent judge fails in the other documented direction, order sensitivity (Zheng et al., 2023), at 42.5% to 57.5% across three of four conditions, which is what the pre-registered 30% bound was set to catch. For para, launder and launder_api the independent judge exceeded the pre-registered 30% position-flip bound, so no directional fluency conclusion is supported for those conditions in either direction, including "does not degrade". Round-trip translation is the contrast case: both judges' flip rates fall within the bound (25.0% and 10.0%) and both prefer the original (85.0% and 95.0% of pairs), so rtt (NLLB-200-distilled-600M; NLLB Team et al., 2024) produces detectable fluency loss even where it fails as a detection attack.</w:t>
       </w:r>
     </w:p>
     <w:p>
@@ -17817,7 +17807,7 @@
         <w:jc w:val="both"/>
       </w:pPr>
       <w:r>
-        <w:t xml:space="preserve">The failure is not confined to Turkish, and saying so is the honest reading of our own data. English shows the same inflated null and exactly the same tail count, and at the matched token budgets we evaluated no statistically detectable difference between the two languages remains, which is a failure to detect a difference on this sample rather than a demonstration of equivalence. What Turkish adds is exposure rather than a different mechanism: its subword fertility is roughly twice that of English, so a document of a given reading length is scored over roughly twice as many tokens, and the inflation grows with tokens scored. A deployment serving Turkish sits further along the same curve, not on a different one. Nemecek et al. (2026) reach the same structural verdict from a wider grid, reporting that cross-lingual disparity is predominantly between typological families rather than idiosyncratic to particular languages, and that every scheme they audit ships a hardcoded threshold targeting a theoretical rate under an IID-token null that multilingual generation does not satisfy. Their prescription, empirical per-deployment calibration, is ours as well; what our measurement adds is the second axis.</w:t>
+        <w:t xml:space="preserve">The failure is not confined to Turkish. English shows the same inflated null and the same tail count, and at the matched token budgets we evaluated no statistically detectable difference between the two languages remains, which is a failure to detect a difference on this sample rather than a demonstration of equivalence. Turkish adds exposure rather than a different mechanism. Its subword fertility is roughly twice that of English, so a document of a given reading length is scored over roughly twice as many tokens, and the inflation grows with tokens scored. A deployment serving Turkish sits further along the same curve. Nemecek et al. (2026) reach the same structural verdict from a wider grid, reporting that cross-lingual disparity is predominantly between typological families rather than idiosyncratic to particular languages, and that every scheme they audit ships a hardcoded threshold targeting a theoretical rate under an IID-token null that multilingual generation does not satisfy. Their prescription, empirical per-deployment calibration, is ours as well. Our measurement adds the second axis.</w:t>
       </w:r>
     </w:p>
     <w:p>
@@ -17826,7 +17816,7 @@
         <w:jc w:val="both"/>
       </w:pPr>
       <w:r>
-        <w:t xml:space="preserve">That second axis is the negative distribution, not just the language. Thresholds set to 1% FPR on the model's own unwatermarked outputs do not transfer to human text, yielding 7.4% on human Turkish for EXP and 4.1% on human English for SynthID (exploratory, not pre-registered). Model-generated negatives are an inadequate proxy for the human text a deployed detector actually screens, so deployments should calibrate on, and report, the negative distribution of their own language and register. Two remedies for the underlying dependence already exist and we applied neither: Fernandez et al. (2023) score only tokens whose watermark context has not already been seen in the document, and both Fernandez et al. (2023) and Khachaturov et al. (2025) recommend a wider seeding window. We measure the configuration as shipped (</w:t>
+        <w:t xml:space="preserve">That second axis is the negative distribution. Thresholds set to 1% FPR on the model's own unwatermarked outputs do not transfer to human text, yielding 7.4% on human Turkish for EXP and 4.1% on human English for SynthID (exploratory, not pre-registered). Model-generated negatives are an inadequate proxy for the human text a deployed detector actually screens, so deployments should calibrate on, and report, the negative distribution of their own language and register. Two remedies for the underlying dependence already exist and we applied neither: Fernandez et al. (2023) score only tokens whose watermark context has not already been seen in the document, and both Fernandez et al. (2023) and Khachaturov et al. (2025) recommend a wider seeding window. We measure the configuration as shipped (</w:t>
       </w:r>
       <w:r>
         <w:rPr>
@@ -17861,7 +17851,7 @@
         <w:jc w:val="both"/>
       </w:pPr>
       <w:r>
-        <w:t xml:space="preserve">No scheme dominates both axes. That a watermarking design buys one property at the cost of another is a documented pattern rather than a surprise: Pang et al. (2024) show that common design choices leave systems open to attack and derive fundamental trade-offs among robustness, utility and usability. The pair we measure, attack robustness against the behaviour of the null on unwatermarked text, is not among theirs, and it is the pair a deployment has to price, because one axis governs how often the watermark is missed and the other how often an innocent writer is accused. Since the three detectors report statistics on different scales, the comparable quantity is the realized false-positive rate at each scheme's own shipped threshold, on which SynthID (Dathathri et al., 2024) flags fewest and EXP most (Section 4.3). Yet SynthID is the most fragile under attack: all four prompt-level differences with a Holm-adjusted p below .05 are against it (Table 6), and under laundering its AUROC falls to 0.747 with TPR 0.250. The absolute half of that observation is not new: Han et al. (2025) report SynthID-Text degraded by meaning-preserving attacks including paraphrase and back-translation, and propose hybridizing it with a semantic scheme (Liu et al., 2024). What we add is that the same scheme sits at the opposite extreme on the calibration axis, measured on human text in a language neither line of work covers.</w:t>
+        <w:t xml:space="preserve">No scheme dominates both axes. That a watermarking design buys one property at the cost of another is documented. Pang et al. (2024) show that common design choices leave systems open to attack and derive fundamental trade-offs among robustness, utility and usability. The pair we measure, attack robustness against the behaviour of the null on unwatermarked text, is not among theirs, and it is the pair a deployment has to price, because one axis governs how often the watermark is missed and the other how often an innocent writer is accused. Since the three detectors report statistics on different scales, the comparable quantity is the realized false-positive rate at each scheme's own shipped threshold, on which SynthID (Dathathri et al., 2024) flags fewest and EXP most (Section 4.3). Yet SynthID is the most fragile under attack: all four prompt-level differences with a Holm-adjusted p below .05 are against it (Table 6), and under laundering its AUROC falls to 0.747 with TPR 0.250. The absolute half of that observation is not new. Han et al. (2025) report SynthID-Text degraded by meaning-preserving attacks including paraphrase and back-translation, and propose hybridizing it with a semantic scheme (Liu et al., 2024). We add that the same scheme sits at the opposite extreme on the calibration axis, measured on human text in a language neither line of work covers.</w:t>
       </w:r>
     </w:p>
     <w:p>
@@ -17870,7 +17860,7 @@
         <w:jc w:val="both"/>
       </w:pPr>
       <w:r>
-        <w:t xml:space="preserve">Across these three configurations, then, no scheme dominates on both axes at once, and the one with the lowest observed flag count on our human-text sample is also the easiest to wash out. We state that as a no-dominance pattern in this sample rather than as a trade-off: three schemes cannot establish a frontier, and the pattern is not even monotone across them, since KGW both flags fewer human windows than EXP and resists the attacks better.</w:t>
+        <w:t xml:space="preserve">Across these three configurations, then, no scheme dominates on both axes at once, and the one with the lowest observed flag count on our human-text sample is also the easiest to wash out. This is a no-dominance pattern in this sample rather than a trade-off. Three schemes cannot establish a frontier, and the pattern is not even monotone across them, since KGW both flags fewer human windows than EXP and resists the attacks better.</w:t>
       </w:r>
     </w:p>
     <w:p>
@@ -17885,7 +17875,7 @@
           <w:sz w:val="22"/>
           <w:szCs w:val="22"/>
         </w:rPr>
-        <w:t xml:space="preserve">5.3 Laundering is cheap and effective; defense is open</w:t>
+        <w:t xml:space="preserve">5.3 Laundering is cheap and effective, and defense is open</w:t>
       </w:r>
     </w:p>
     <w:p>
@@ -17894,7 +17884,7 @@
         <w:jc w:val="both"/>
       </w:pPr>
       <w:r>
-        <w:t xml:space="preserve">Laundering through an external model is the only attack whose detection damage clears the pre-registered threshold for all three schemes, and the only one that also passes the utility clause where we measured it, with both judges classifying meaning as preserved in every judged pair drawn from the KGW arm. Its effect on fluency is indeterminate rather than absent: the independent judge's position-flip rate on those pairs was 50.0%, above the pre-registered 30% bound, so no directional fluency conclusion is available in either direction, including the claim that fluency is unharmed (Section 4.4). This is a counterweight to Kirchenbauer et al. (2024), who report that after strong human paraphrase a green-list watermark remains detectable once roughly 800 tokens are observed at a nominal 10⁻⁵ false-positive rate. Our texts exceed that budget and detection still falls to a true-positive rate of 0.427 for KGW and 0.250 for SynthID. Two differences make this a boundary condition rather than a failed replication: their attack paraphrases whereas ours rewrites through a different and external model, and their token budget derives from a nominal 10⁻⁵ rate that Section 4.3 measures to be wrong on human text by one to two orders of magnitude, so the length at which detection becomes trustworthy is itself understated. Nor is it covert truncation, since the median attacked-to-source length ratio is 0.976.</w:t>
+        <w:t xml:space="preserve">Laundering through an external model is the only attack whose detection damage clears the pre-registered threshold for all three schemes, and the only one that also passes the utility clause where we measured it, with both judges classifying meaning as preserved in every judged pair drawn from the KGW arm. Its effect on fluency is indeterminate. The independent judge's position-flip rate on those pairs was 50.0%, above the pre-registered 30% bound, so no directional fluency conclusion is available in either direction, including the claim that fluency is unharmed (Section 4.4). This is a counterweight to Kirchenbauer et al. (2024), who report that after strong human paraphrase a green-list watermark remains detectable once roughly 800 tokens are observed at a nominal 10⁻⁵ false-positive rate. Our texts exceed that budget and detection still falls to a true-positive rate of 0.427 for KGW and 0.250 for SynthID. Two differences make this a boundary condition rather than a failed replication: their attack paraphrases whereas ours rewrites through a different and external model, and their token budget derives from a nominal 10⁻⁵ rate that Section 4.3 measures to be wrong on human text by one to two orders of magnitude, so the length at which detection becomes trustworthy is itself understated. Nor is it covert truncation, since the median attacked-to-source length ratio is 0.976.</w:t>
       </w:r>
     </w:p>
     <w:p>
@@ -17903,7 +17893,7 @@
         <w:jc w:val="both"/>
       </w:pPr>
       <w:r>
-        <w:t xml:space="preserve">The contrast with self-paraphrase is instructive: asking the watermarking model itself to rewrite its output barely moves detection (mean AUROC drop 0.008 for launder, 0.001 for para), so the attack's power comes from routing text through a different model outside the defender's control, not from paraphrasing as such. It is also cheap and requires no knowledge of the scheme or key, costing USD 17.704 over the whole corpus while degrading all three schemes at once.</w:t>
+        <w:t xml:space="preserve">The contrast with self-paraphrase is instructive. Asking the watermarking model itself to rewrite its output barely moves detection (mean AUROC drop 0.008 for launder, 0.001 for para), so the attack's power comes from routing text through a different model outside the defender's control, not from paraphrasing as such. It is also cheap and requires no knowledge of the scheme or key, costing USD 17.704 over the whole corpus while degrading all three schemes at once.</w:t>
       </w:r>
     </w:p>
     <w:p>
@@ -17912,7 +17902,7 @@
         <w:jc w:val="both"/>
       </w:pPr>
       <w:r>
-        <w:t xml:space="preserve">We evaluate no defenses. In theory the question is largely settled but not uncontested. Zhang et al. (2024) prove that no strong watermarking scheme survives an attacker holding a quality oracle and a mixing perturbation oracle, and instantiate that attack against the green-list scheme (Kirchenbauer et al., 2023) we test and against the distortion-free family (Kuditipudi et al., 2024), of which we test the Aaronson–Kirchner variant rather than their edit-robust algorithms. Harel-Canada et al. (2025) test the two assumptions that argument rests on and find both fail empirically: mixing is slow, with every perturbed text still retaining traces of its origin after hundreds of edits, and automated quality oracles are unreliable at 77% accuracy, so their random-walk attacks remove watermarks 26% of the time and 10% under human quality review. Our result is not in tension with theirs so much as differently situated: a single pass through a strong external model is not a random walk under a noisy oracle, and we did not measure quality with human raters as they did. Which picture a deployment faces depends on whether the attacker can afford one call to a capable model. What remains open is empirical: how much detection survives which rewrite budget, for which scheme, at which document length and in which language, and whether the paraphrase-oriented schemes of Section 2 (Hou et al., 2024; Liu et al., 2024), which we did not evaluate, degrade more gracefully than the three context-hashed schemes measured here.</w:t>
+        <w:t xml:space="preserve">We evaluate no defenses. In theory the question is largely settled but not uncontested. H. Zhang et al. (2024) prove that no strong watermarking scheme survives an attacker holding a quality oracle and a mixing perturbation oracle, and instantiate that attack against the green-list scheme (Kirchenbauer et al., 2023) we test and against the distortion-free family (Kuditipudi et al., 2024), of which we test the Aaronson–Kirchner variant rather than their edit-robust algorithms. Harel-Canada et al. (2025) test the two assumptions that argument rests on and find both fail empirically: mixing is slow, with every perturbed text still retaining traces of its origin after hundreds of edits, and automated quality oracles are unreliable at 77% accuracy, so their random-walk attacks remove watermarks 26% of the time and 10% under human quality review. Our result is compatible with theirs but differently situated. A single pass through a strong external model is not a random walk under a noisy oracle, and we did not measure quality with human raters as they did. Which picture a deployment faces depends on whether the attacker can afford one call to a capable model. The open questions are empirical: how much detection survives which rewrite budget, for which scheme, at which document length and in which language, and whether the paraphrase-oriented schemes of Section 2 (Hou et al., 2024; Liu et al., 2024), which we did not evaluate, degrade more gracefully than the three context-hashed schemes measured here.</w:t>
       </w:r>
     </w:p>
     <w:p>
@@ -17936,7 +17926,7 @@
         <w:jc w:val="both"/>
       </w:pPr>
       <w:r>
-        <w:t xml:space="preserve">Two post-hoc observations are recorded as replication hypotheses, not findings. First, non-Latin script contamination concentrates in the logit-perturbing schemes: 8/96 KGW and 9/96 SynthID texts against 2/96 unwatermarked and 0/96 EXP texts. If this replicates, the logit-perturbing schemes would carry an additional Turkish-specific utility cost that the sampling-based scheme avoids. Second, the KGW null mean on human English is itself shifted positive (+0.278, against −0.055 on Turkish), suggesting that null miscalibration is not exclusively a Turkish phenomenon: Turkish is where the variance inflation is largest, not the only place the theoretical null bends.</w:t>
+        <w:t xml:space="preserve">Two post-hoc observations are recorded as replication hypotheses, not findings. First, non-Latin script contamination concentrates in the logit-perturbing schemes: 8/96 KGW and 9/96 SynthID texts against 2/96 unwatermarked and 0/96 EXP texts. If this replicates, the logit-perturbing schemes would carry an additional Turkish-specific utility cost that the sampling-based scheme avoids. Second, the KGW null mean on human English is itself shifted positive (+0.278, against −0.055 on Turkish), suggesting that null miscalibration is not exclusively a Turkish phenomenon. Turkish is where the variance inflation is largest.</w:t>
       </w:r>
     </w:p>
     <w:p>
@@ -17967,7 +17957,7 @@
         <w:t xml:space="preserve">Scope of generalization.</w:t>
       </w:r>
       <w:r>
-        <w:t xml:space="preserve"> All generated text comes from a single generator, Qwen3-14B (Yang et al., 2025). This was not for lack of trying: five candidates were run through the same pre-registered acceptance gate and only Qwen3-14B passed, the others failing on foreign-script contamination, under-delivery, or failure to terminate (gate records are in the repository). Cross-model replication was therefore attempted and not achieved, and producing acceptable long-form Turkish appears to be a barrier in its own right. Nothing here licenses generalization to other model families, scales or tokenizers; the calibration failure in particular is a property of a scheme–tokenizer–language triple and must be re-measured for any other pairing. The scheme set is bounded the same way: all three schemes perturb or couple the next-token distribution using a key seeded from surface context, and all three run as the toolkit ships them. Schemes designed precisely against paraphrase, SIR (Liu et al., 2024) and SemStamp (Hou et al., 2024), are implemented in MarkLLM and were not evaluated, so the laundering result is a statement about surface-context-seeded schemes at default settings, not about watermarking in general. Generation ran on a single machine and GPU; the determinism test returned token-identical sequences under the pinned stack, but that is a single-environment result, not a portability claim.</w:t>
+        <w:t xml:space="preserve"> All generated text comes from a single generator, Qwen3-14B (Yang et al., 2025). Five candidates were run through the same pre-registered acceptance gate and only Qwen3-14B passed, the others failing on foreign-script contamination, under-delivery, or failure to terminate (gate records are in the repository). Cross-model replication was therefore attempted and not achieved, and producing acceptable long-form Turkish appears to be a barrier in its own right. Nothing here licenses generalization to other model families, scales or tokenizers. The calibration failure in particular is a property of a scheme–tokenizer–language triple and must be re-measured for any other pairing. The scheme set is bounded the same way: all three schemes perturb or couple the next-token distribution using a key seeded from surface context, and all three run as the toolkit ships them. Schemes designed against paraphrase, SIR (Liu et al., 2024) and SemStamp (Hou et al., 2024), are implemented in MarkLLM and were not evaluated, so the laundering result is a statement about surface-context-seeded schemes at default settings, not about watermarking in general. Generation ran on a single machine and GPU. The determinism test returned token-identical sequences under the pinned stack, but that is a single-environment result.</w:t>
       </w:r>
     </w:p>
     <w:p>
@@ -17983,7 +17973,7 @@
         <w:t xml:space="preserve">Human-text baseline (S1).</w:t>
       </w:r>
       <w:r>
-        <w:t xml:space="preserve"> The corpus covers two registers, encyclopedic prose from Wikipedia (Wikimedia Foundation, 2023a) and older official/literary prose from Turkish Wikisource, and the inflation replicates across both (Section 4.3); newspaper, essayistic or conversational Turkish may behave differently. Sample size bounds precision: at n = 1,500 windows per language the design supports order-of-magnitude statements but not finer resolution, which is why the empirical estimate is primary and the Gaussian extrapolation approximate only. The key sweep covers eight keys for S1 only, so every robustness number in Section 4.2 is conditional on the single study key, and the length control was applied to the human-text null, not to the generated corpus.</w:t>
+        <w:t xml:space="preserve"> The corpus covers two registers, encyclopedic prose from Wikipedia (Wikimedia Foundation, 2023a) and older official/literary prose from Turkish Wikisource, and the inflation replicates across both (Section 4.3). Newspaper, essayistic or conversational Turkish may behave differently. Sample size bounds precision: at n = 1,500 windows per language the design supports order-of-magnitude statements but not finer resolution, which is why the empirical estimate is primary and the Gaussian extrapolation approximate only. The key sweep covers eight keys for S1 only, so every robustness number in Section 4.2 is conditional on the single study key, and the length control was applied to the human-text null, not to the generated corpus.</w:t>
       </w:r>
     </w:p>
     <w:p>
@@ -17999,7 +17989,7 @@
         <w:t xml:space="preserve">Detector keys are device-class-bound.</w:t>
       </w:r>
       <w:r>
-        <w:t xml:space="preserve"> A SynthID detector instantiated on CPU draws a different pseudo-random key stream than one on CUDA, so watermarked text scored on the wrong device class collapses to chance (mean g-score 0.498 vs. 0.530), while re-scoring on the generation device reproduces the shipped scores bit-exactly. The S1 measurements are unaffected, since no watermark is present there. We limit the claim to what we measured, SynthID across two device classes; it is not a general statement about all three schemes. Any deployment must detect on the same device class as generation, or serialize the key explicitly.</w:t>
+        <w:t xml:space="preserve"> A SynthID detector instantiated on CPU draws a different pseudo-random key stream than one on CUDA, so watermarked text scored on the wrong device class collapses to chance (mean g-score 0.498 vs. 0.530), while re-scoring on the generation device reproduces the shipped scores bit-exactly. The S1 measurements are unaffected, since no watermark is present there. The claim covers SynthID across two device classes and is not a general statement about all three schemes. Any deployment must detect on the same device class as generation, or serialize the key explicitly.</w:t>
       </w:r>
     </w:p>
     <w:p>
@@ -18015,7 +18005,7 @@
         <w:t xml:space="preserve">The morphological attack did not fire.</w:t>
       </w:r>
       <w:r>
-        <w:t xml:space="preserve"> The attack planned as the central typological probe produced almost no edits: morph averages 1.1 edits per text with 60.4% of texts unchanged, morph_v1 averages 7.5 (4.2% unchanged). The mechanism is a register mismatch, since the transforms target the progressive suffix -(I)yor and the formal expository register the model produces rarely uses it. The detection effect is null (mean AUROC drop 0.000 for both). Where morph did fire (n = 38 texts with non-zero edits) the per-edit slope survives our robustness battery (0.052 z per edit, 95% CI [0.022, 0.071], Spearman ρ = 0.579, p = 0.00014) but is practically tiny: at the observed mean of 2.9 edits it implies about 0.15 z against a matched clean-signal mean of 11.467. The morph_v1 slope is retracted after the same battery, its 95% CI including zero and its sign flipping when the three highest-leverage points are removed. Whether an informal-register corpus changes this verdict is an open question, not a result of this paper.</w:t>
+        <w:t xml:space="preserve"> The attack planned as the central typological probe produced almost no edits: morph averages 1.1 edits per text with 60.4% of texts unchanged, morph_v1 averages 7.5 (4.2% unchanged). The mechanism is a register mismatch, since the transforms target the progressive suffix -(I)yor and the formal expository register the model produces rarely uses it. The detection effect is null (mean AUROC drop 0.000 for both). Where morph did fire (n = 38 texts with non-zero edits) the per-edit slope survives our robustness battery (0.052 z per edit, 95% CI [0.022, 0.071], Spearman ρ = 0.579, p = 0.00014) but is practically tiny: at the observed mean of 2.9 edits it implies about 0.15 z against a matched clean-signal mean of 11.467. The morph_v1 slope is retracted after the same battery, its 95% CI including zero and its sign flipping when the three highest-leverage points are removed. Whether an informal-register corpus changes this verdict is an open question.</w:t>
       </w:r>
     </w:p>
     <w:p>
@@ -18047,7 +18037,7 @@
         <w:t xml:space="preserve">EXP is structurally different.</w:t>
       </w:r>
       <w:r>
-        <w:t xml:space="preserve"> The EXP implementation generates a fixed 950 tokens, does not consume the shared sampling arguments, and never stops at EOS; its token-count standard deviation is 1.5 against 178.2 for KGW, 158.4 for SynthID and 101.0 unwatermarked, and its 96 texts are exempt from the termination criterion. Any cross-scheme comparison of text quality is therefore confounded with this difference. Detection comparisons use each scheme's own clean-calibrated threshold, which mitigates but does not remove the concern.</w:t>
+        <w:t xml:space="preserve"> The EXP implementation generates a fixed 950 tokens, does not consume the shared sampling arguments, and never stops at EOS. Its token-count standard deviation is 1.5 against 178.2 for KGW, 158.4 for SynthID and 101.0 unwatermarked, and its 96 texts are exempt from the termination criterion. Any cross-scheme comparison of text quality is therefore confounded with this difference. Detection comparisons use each scheme's own clean-calibrated threshold, which mitigates but does not remove the concern.</w:t>
       </w:r>
     </w:p>
     <w:p>
@@ -18063,7 +18053,7 @@
         <w:t xml:space="preserve">The utility axis covers one arm.</w:t>
       </w:r>
       <w:r>
-        <w:t xml:space="preserve"> Every pair judged in S2 was drawn from the KGW arm, as the pre-registration fixed, so meaning preservation is measured for attacks on KGW text and carried to the EXP and SynthID rows of Table 11 by assumption. The assumption is not idle: meaning preservation is a property of the (source, rewrite) pair, the sources differ by arm, and cross-scheme quality comparisons are confounded as just noted. Judging the other two arms would cost roughly three US dollars, since the attacked texts already exist, and is the first extension a replication should make. Only four of the ten attacks were judged, and the pre-registered rule counts "partially preserved" as preservation, which is the permissive reading.</w:t>
+        <w:t xml:space="preserve"> Every pair judged in S2 was drawn from the KGW arm, as the pre-registration fixed, so meaning preservation is measured for attacks on KGW text and carried to the EXP and SynthID rows of Table 11 by assumption. The assumption matters because meaning preservation is a property of the (source, rewrite) pair, the sources differ by arm, and cross-scheme quality comparisons are confounded as just noted. Judging the other two arms would cost roughly three US dollars, since the attacked texts already exist, and is the first extension a replication should make. Only four of the ten attacks were judged, and the pre-registered rule counts "partially preserved" as preservation, which is the permissive reading.</w:t>
       </w:r>
     </w:p>
     <w:p>
@@ -18095,7 +18085,7 @@
         <w:t xml:space="preserve">Implementation-level caveats.</w:t>
       </w:r>
       <w:r>
-        <w:t xml:space="preserve"> KGW's effective green-list fraction is 0.499118 rather than the configured γ = 0.5, because the implementation sizes the list from the tokenizer length (151,669) rather than the declared vocabulary size (151,936). Among the candidate models examined here this deviation was specific to the Qwen tokenizer: both rejected candidates have tokenizer lengths equal to their declared vocabulary sizes, giving a deviation of exactly 0. Two of 96 KGW texts and 2 of 96 SynthID texts hit the 1800-token cap and are truncated. In the first run the attention implementation fell back to the transformers default; this was not deliberate and the provenance note is kept in </w:t>
+        <w:t xml:space="preserve"> KGW's effective green-list fraction is 0.499118 against the configured γ = 0.5, because the implementation sizes the list from the tokenizer length (151,669) rather than the declared vocabulary size (151,936). Among the candidate models examined here this deviation was specific to the Qwen tokenizer. Both rejected candidates have tokenizer lengths equal to their declared vocabulary sizes, giving a deviation of exactly 0. Two of 96 KGW texts and 2 of 96 SynthID texts hit the 1800-token cap and are truncated. In the first run the attention implementation fell back to the transformers default. This was unintended, and the provenance note is kept in </w:t>
       </w:r>
       <w:r>
         <w:rPr>
@@ -18122,7 +18112,7 @@
         <w:t xml:space="preserve">Post-hoc observation on contamination.</w:t>
       </w:r>
       <w:r>
-        <w:t xml:space="preserve"> Non-Latin-script contamination is more frequent in the two logit-perturbing arms (KGW 8/96, SynthID 9/96, against 2/96 unwatermarked and 0/96 for EXP; 19 of 384 texts overall, 4.9%, under the pre-registered 5% gate). This was noticed after the data were collected, and is recorded as an exploratory replication hypothesis, not a finding.</w:t>
+        <w:t xml:space="preserve"> Non-Latin-script contamination is more frequent in the two logit-perturbing arms (KGW 8/96, SynthID 9/96, against 2/96 unwatermarked and 0/96 for EXP). In total 19 of 384 texts are affected (4.9%), which is under the pre-registered 5% gate. This was noticed after the data were collected and is recorded as an exploratory replication hypothesis.</w:t>
       </w:r>
     </w:p>
     <w:p>
@@ -18179,7 +18169,7 @@
         <w:t xml:space="preserve">paper/numbers.json</w:t>
       </w:r>
       <w:r>
-        <w:t xml:space="preserve">) from which the manuscript's numbers are drawn. Transcription from that file into the manuscript tables is manual, which is a real gap and not a formality: an audit of this manuscript found a p-value in Table 6 that had been copied from a superseded report rather than from </w:t>
+        <w:t xml:space="preserve">) from which the manuscript's numbers are drawn. Transcription from that file into the manuscript tables is manual. An audit of this manuscript found a p-value in Table 6 that had been copied from a superseded report rather than from </w:t>
       </w:r>
       <w:r>
         <w:rPr>
@@ -18212,7 +18202,7 @@
         <w:t xml:space="preserve">numbers.json</w:t>
       </w:r>
       <w:r>
-        <w:t xml:space="preserve">, or if the release identifier is not the same in every submission file. Each of those three checks exists because the corresponding error had already occurred; the verdict words in the two tables are English renderings of the generator's labels and remain outside the gate's coverage. Because the experiments span two environments, a local machine and a university HPC container, the environment layer imports the scientific code rather than forking it, and a content hash over the scientific sources is recorded with each run so both environments can be verified to execute identical code. Before the main run a version-drift battery (tests T1–T6, pre-registered in </w:t>
+        <w:t xml:space="preserve">, or if the release identifier is not the same in every submission file. Each of those three checks exists because the corresponding error had already occurred. The verdict words in the two tables are English renderings of the generator's labels and remain outside the gate's coverage. Because the experiments span two environments, a local machine and a university HPC container, the environment layer imports the scientific code, and a content hash over the scientific sources is recorded with each run so both environments can be verified to execute identical code. Before the main run a version-drift battery (tests T1–T6, pre-registered in </w:t>
       </w:r>
       <w:r>
         <w:rPr>
@@ -18223,7 +18213,7 @@
         <w:t xml:space="preserve">hpc/README.md</w:t>
       </w:r>
       <w:r>
-        <w:t xml:space="preserve">) re-measured every environment-dependent assumption on the target machine rather than inheriting local measurements; its determinism test returned token-identical repeated generations.</w:t>
+        <w:t xml:space="preserve">) re-measured every environment-dependent assumption on the target machine. Its determinism test returned token-identical repeated generations.</w:t>
       </w:r>
     </w:p>
     <w:p>
@@ -18243,7 +18233,7 @@
         <w:t xml:space="preserve">model=None</w:t>
       </w:r>
       <w:r>
-        <w:t xml:space="preserve">), verified against the implementations, so detection scores do not depend on the generator weights or on generation precision. Model-free is not device-independent, and our own measurement contradicts the stronger reading: SynthID's key stream is device-class-dependent, so text scored on the wrong device class collapses to chance, while scoring on the generation device class reproduces the shipped scores bit-exactly (Section 6). The S1 corpus is reproducible by construction, since each window records its page identifier and dump version, so the exact windows can be re-fetched deterministically. Pinned versions, sealed hashes and the pre-registration commits are listed under Data, Material and/or Code availability.</w:t>
+        <w:t xml:space="preserve">), verified against the implementations, so detection scores do not depend on the generator weights or on generation precision. Model-free is not device-independent, and our own measurement contradicts the stronger reading. SynthID's key stream is device-class-dependent, so text scored on the wrong device class collapses to chance, while scoring on the generation device class reproduces the shipped scores bit-exactly (Section 6). The S1 corpus is reproducible by construction, since each window records its page identifier and dump version, so the exact windows can be re-fetched deterministically. Pinned versions, sealed hashes and the pre-registration commits are listed under Data, Material and/or Code availability.</w:t>
       </w:r>
     </w:p>
     <w:p>
@@ -18306,7 +18296,7 @@
         <w:jc w:val="both"/>
       </w:pPr>
       <w:r>
-        <w:t xml:space="preserve">The author has no competing financial interests or personal relationships that could have appeared to influence this work, and in particular no employment, consultancy, equity, patent, honorarium, advisory or funding relationship with Anthropic, Google DeepMind, Groq, Alibaba/Qwen, or the developers of the MarkLLM toolkit, whose schemes, models and implementations are evaluated here, in several cases critically. This work is a research fork of MarkLLM (Apache-2.0); its developers were not consulted and did not review the manuscript.</w:t>
+        <w:t xml:space="preserve">The author has no competing financial interests or personal relationships that could have appeared to influence this work, and in particular no employment, consultancy, equity, patent, honorarium, advisory or funding relationship with Anthropic, Google DeepMind, Groq, Alibaba/Qwen, or the developers of the MarkLLM toolkit, whose schemes, models and implementations are evaluated here, in several cases critically. This work is a research fork of MarkLLM (Apache-2.0). Its developers were not consulted and did not review the manuscript.</w:t>
       </w:r>
     </w:p>
     <w:p>
@@ -18315,7 +18305,7 @@
         <w:jc w:val="both"/>
       </w:pPr>
       <w:r>
-        <w:t xml:space="preserve">Two facts are recorded for transparency although they are not competing interests. Two components ran on metered commercial APIs at list prices, the external laundering corpus through Anthropic's API and the Claude Opus 5 judge; these are arm's-length purchases, reported as measurements because attack cost is part of the threat model, and no vendor funded, reviewed or was consulted about this work. And one model occupies two roles: Claude Opus 5 both produces the </w:t>
+        <w:t xml:space="preserve">Two further facts are recorded here although they are not competing interests. Two components ran on metered commercial APIs at list prices, the external laundering corpus through Anthropic's API and the Claude Opus 5 judge. These are arm's-length purchases, reported as measurements because attack cost is part of the threat model, and no vendor funded this work, reviewed it or was consulted about it. One model occupies two roles: Claude Opus 5 both produces the </w:t>
       </w:r>
       <w:r>
         <w:rPr>
@@ -18326,7 +18316,7 @@
         <w:t xml:space="preserve">launder_api</w:t>
       </w:r>
       <w:r>
-        <w:t xml:space="preserve"> texts and serves as one judge. That conflict is internal to the protocol and the pre-registration at commit </w:t>
+        <w:t xml:space="preserve"> texts and acts as one judge. That conflict is internal to the protocol and the pre-registration at commit </w:t>
       </w:r>
       <w:r>
         <w:rPr>
@@ -18337,7 +18327,7 @@
         <w:t xml:space="preserve">cbcb988</w:t>
       </w:r>
       <w:r>
-        <w:t xml:space="preserve"> addressed it before any verdict was read; Section 4.4 reports the conflicted cell and discards rather than interprets it.</w:t>
+        <w:t xml:space="preserve"> addressed it before any verdict was read. Section 4.4 reports the conflicted cell and discards it without interpretation.</w:t>
       </w:r>
     </w:p>
     <w:p>
@@ -18361,7 +18351,7 @@
         <w:jc w:val="both"/>
       </w:pPr>
       <w:r>
-        <w:t xml:space="preserve">This study involved no human participants and no animals and therefore required no institutional ethics review. The human-text baseline is published text, not participant data: the 4,000 windows of Study S1 are verbatim excerpts from public Wikimedia projects released under CC BY-SA 3.0 or later and GFDL, nobody was recruited, contacted, observed or profiled, no personal data was collected, and the only author-related information retained is the page identifier that makes the licence-required attribution link constructible. The LLM judges of Study S2 are measurement instruments, not participants: a language model has no welfare interests and cannot consent or be withdrawn, and its outputs are instrument readings, validated as such by the calibration and reliability provisions of Section 3.5.</w:t>
+        <w:t xml:space="preserve">This study involved no human participants and no animals and therefore required no institutional ethics review. The human-text baseline is published text, not participant data: the 4,000 windows of Study S1 are verbatim excerpts from public Wikimedia projects released under CC BY-SA 3.0 or later and GFDL. The study involved no recruitment, contact, observation, profiling or collection of personal data, and the only author-related information retained is the page identifier that makes the licence-required attribution link constructible. The LLM judges of Study S2 are measurement instruments, not participants. A language model has no welfare interests and cannot consent or be withdrawn, and its outputs are instrument readings, validated as such by the calibration and reliability provisions of Section 3.5.</w:t>
       </w:r>
     </w:p>
     <w:p>
@@ -18370,7 +18360,7 @@
         <w:jc w:val="both"/>
       </w:pPr>
       <w:r>
-        <w:t xml:space="preserve">On dual use, the paper reports a working attack that degrades all three schemes while preserving meaning, and the author judges publication responsible. The attack needs no key, no knowledge of the scheme and no privileged access, so it is already available to any adversary and publication confers no new capability; what publication creates is a measurement defenders can act on, since the recalibration of Section 5.1 is useless to an operator who does not know the size of the effect. The attacked texts are released so countermeasures can be tested on the same material.</w:t>
+        <w:t xml:space="preserve">On dual use, the paper reports a working attack that degrades all three schemes while preserving meaning, and the author judges publication responsible. The attack requires no key, knowledge of the scheme or privileged access, so it is already available to any adversary and publication confers no new capability. Publication creates a measurement defenders can act on, since the recalibration of Section 5.1 is useless to an operator who does not know the size of the effect. The attacked texts are released so countermeasures can be tested on the same material.</w:t>
       </w:r>
     </w:p>
     <w:p>
@@ -18450,10 +18440,10 @@
           <w:sz w:val="18"/>
           <w:szCs w:val="18"/>
         </w:rPr>
-        <w:t xml:space="preserve">v1.6.0-paper</w:t>
-      </w:r>
-      <w:r>
-        <w:t xml:space="preserve">, which freezes the exact code, data and manuscript state from which every reported number was produced. That release is archived at Zenodo and is reached through the concept DOI 10.5281/zenodo.22168552 (&lt;https://doi.org/10.5281/zenodo.22168552&gt;), which resolves to the most recent version and lists the version DOI of each. The reference list cites that concept DOI rather than a version DOI, deliberately: two earlier drafts of this paper cited a version that subsequent corrections superseded, and the concept DOI cannot fall out of date in that way. Readers reproducing this article should take the version tagged </w:t>
+        <w:t xml:space="preserve">v1.7.0-paper</w:t>
+      </w:r>
+      <w:r>
+        <w:t xml:space="preserve">, which freezes the exact code, data and manuscript state from which every reported number was produced. That release is archived at Zenodo and is reached through the concept DOI 10.5281/zenodo.22168552 (&lt;https://doi.org/10.5281/zenodo.22168552&gt;), which resolves to the most recent version and lists the version DOI of each. The reference list cites that concept DOI rather than a version DOI because two earlier drafts of this paper cited a version that subsequent corrections superseded, and the concept DOI cannot fall out of date in that way. Readers reproducing this article should take the version tagged </w:t>
       </w:r>
       <w:r>
         <w:rPr>
@@ -18461,10 +18451,10 @@
           <w:sz w:val="18"/>
           <w:szCs w:val="18"/>
         </w:rPr>
-        <w:t xml:space="preserve">v1.6.0-paper</w:t>
-      </w:r>
-      <w:r>
-        <w:t xml:space="preserve">. Five earlier releases (10.5281/zenodo.22168553, 22212071, 22230948, 22231200 and 22249519) predate corrections described in Sections 3.3 and 4.2, the condensation, the recalibrated interval of Table 5, the relabelling of Table 5 as an exploratory post-selection contrast and the corresponding scope statement on Table 6, or the correction of a Table 6 p-value that had been copied from a superseded report; they are superseded, and we record them here rather than deleting them, because each has a DOI and a DOI should not silently change what it points to.</w:t>
+        <w:t xml:space="preserve">v1.7.0-paper</w:t>
+      </w:r>
+      <w:r>
+        <w:t xml:space="preserve">. Six earlier releases (10.5281/zenodo.22168553, 22212071, 22230948, 22231200, 22249519 and 22255372) predate corrections described in Sections 3.3 and 4.2, the condensation, the recalibrated interval of Table 5, the relabelling of Table 5 as an exploratory post-selection contrast and the corresponding scope statement on Table 6, the correction of a Table 6 p-value that had been copied from a superseded report, or the final style and journal-format pass. They are superseded but remain listed here, because each has a DOI and a DOI should not silently change what it points to.</w:t>
       </w:r>
     </w:p>
     <w:p>
@@ -18537,7 +18527,7 @@
         <w:t xml:space="preserve">5c4f323</w:t>
       </w:r>
       <w:r>
-        <w:t xml:space="preserve"> (second register). What this guarantees is bounded, and we state the bound rather than letting the term carry more weight than the evidence supports. The commit hashes bind the registered content cryptographically and fix its position in the history, so a reader can verify that no later commit silently altered a registration. The wall-clock dates are weaker: the repository was first published on 2026-08-29 and archived at Zenodo on 2026-08-30, which are third-party timestamps, but both postdate data collection, so neither separates registration from data. The asserted dates of 2026-08-23 to 2026-08-25 rest on the author's local history, which an author could in principle rewrite before first publication. Future registrations in this line of work will be anchored to a third-party timestamp at the moment of registration.</w:t>
+        <w:t xml:space="preserve"> (second register). The guarantee this gives is bounded. The commit hashes bind the registered content cryptographically and fix its position in the history, so a reader can verify that no later commit silently altered a registration. The wall-clock dates are weaker: the repository was first published on 2026-08-29 and archived at Zenodo on 2026-08-30, which are third-party timestamps, but both postdate data collection, so neither separates registration from data. The asserted dates of 2026-08-23 to 2026-08-25 rest on the author's local history, which an author could in principle rewrite before first publication. Future registrations in this line of work will be anchored to a third-party timestamp at the moment of registration.</w:t>
       </w:r>
     </w:p>
     <w:p>
@@ -18550,10 +18540,10 @@
           <w:b/>
           <w:bCs/>
         </w:rPr>
-        <w:t xml:space="preserve">The licensing of this release is deliberately not uniform, and users must consult `DATA_LICENSE.md` before reuse.</w:t>
-      </w:r>
-      <w:r>
-        <w:t xml:space="preserve"> Code is Apache-2.0, as is upstream MarkLLM; the Wikimedia-derived human windows are CC BY-SA 3.0 or later and GFDL, carrying a ShareAlike obligation that propagates to any adaptation incorporating them; the round-trip-translation outputs (</w:t>
+        <w:t xml:space="preserve">The licensing of this release is not uniform, and users must consult `DATA_LICENSE.md` before reuse.</w:t>
+      </w:r>
+      <w:r>
+        <w:t xml:space="preserve"> Code is Apache-2.0, as is upstream MarkLLM. The Wikimedia-derived human windows are CC BY-SA 3.0 or later and GFDL, carrying a ShareAlike obligation that propagates to any adaptation incorporating them. The round-trip-translation outputs (</w:t>
       </w:r>
       <w:r>
         <w:rPr>
@@ -18564,7 +18554,7 @@
         <w:t xml:space="preserve">att_*_rtt.jsonl</w:t>
       </w:r>
       <w:r>
-        <w:t xml:space="preserve">) are labelled CC BY-NC 4.0 under a deliberately restrictive reading of an unresolved question about whether a non-commercial model licence reaches model outputs; the generated, attacked and laundered texts and the judge verdicts are CC BY 4.0; detector scores and derived metrics are CC0 1.0 as facts. </w:t>
+        <w:t xml:space="preserve">) are labelled CC BY-NC 4.0 under a conservative reading of an unresolved question about whether a non-commercial model licence reaches model outputs. The generated, attacked and laundered texts and the judge verdicts are CC BY 4.0. Detector scores and derived metrics are CC0 1.0 as facts. </w:t>
       </w:r>
       <w:r>
         <w:rPr>
@@ -18575,7 +18565,7 @@
         <w:t xml:space="preserve">DATA_LICENSE.md</w:t>
       </w:r>
       <w:r>
-        <w:t xml:space="preserve"> is the authoritative statement: it gives the per-path table, marks which readings are contested, and explains how to assemble a commercially usable subset. The archive record's licence field reads "Other (Open)" because no single identifier describes the deposit; that field is not a blanket grant.</w:t>
+        <w:t xml:space="preserve"> is the authoritative statement. It gives the per-path table, marks which readings are contested, and explains how to assemble a commercially usable subset. The archive record's licence field reads "Other (Open)" because no single identifier describes the deposit. That field is not a blanket grant.</w:t>
       </w:r>
     </w:p>
     <w:p>
@@ -18670,7 +18660,7 @@
         <w:t xml:space="preserve">launder_api</w:t>
       </w:r>
       <w:r>
-        <w:t xml:space="preserve"> attack corpus (Section 3.2). Here the model is not a tool used to produce the paper but the adversary the paper measures. Settings, measured cost (USD 17.704) and raw laundered outputs are in the release, so every detection score on those texts recomputes exactly; as Section 6 states, the generation itself may not be re-creatable against a future version of a closed model, so the result is an existence demonstration rather than a measurement of a fixed system.</w:t>
+        <w:t xml:space="preserve"> attack corpus (Section 3.2). Here the model is not a tool used to produce the paper but the adversary the paper measures. Settings, measured cost (USD 17.704) and raw laundered outputs are in the release, so every detection score on those texts recomputes exactly. As Section 6 states, the generation itself may not be re-creatable against a future version of a closed model, so the result is an existence demonstration rather than a measurement of a fixed system.</w:t>
       </w:r>
     </w:p>
     <w:p>
@@ -18708,7 +18698,7 @@
         <w:t xml:space="preserve">launder_api</w:t>
       </w:r>
       <w:r>
-        <w:t xml:space="preserve"> verdict precisely because Opus 5 produced those texts. The verdict file is released. These outputs are data reported in the paper, not text written into it. Uses (a) and (b) are documented in Methods with their costs and failure modes, and neither drafted nor edited any part of this manuscript.</w:t>
+        <w:t xml:space="preserve"> verdict because Opus 5 produced those texts. The verdict file is released. These outputs are data reported in the paper, not text written into it. Uses (a) and (b) are documented in Methods with their costs and failure modes, and neither drafted nor edited any part of this manuscript.</w:t>
       </w:r>
     </w:p>
     <w:p>
@@ -18735,17 +18725,17 @@
         <w:t xml:space="preserve">Co-Authored-By: Claude Opus 5</w:t>
       </w:r>
       <w:r>
-        <w:t xml:space="preserve">. That trailer records that an AI assistant participated in producing a commit; </w:t>
+        <w:t xml:space="preserve">. That trailer records that an AI assistant participated in producing a commit. </w:t>
       </w:r>
       <w:r>
         <w:rPr>
           <w:b/>
           <w:bCs/>
         </w:rPr>
-        <w:t xml:space="preserve">it is not a claim of authorship.</w:t>
-      </w:r>
-      <w:r>
-        <w:t xml:space="preserve"> No AI system is an author of this paper, and none could be: an AI system cannot take responsibility for content, approve a manuscript, respond to correspondence, or be accountable for the integrity of the work. The author reviewed all generated code and text, verified the pipeline against the data, and is solely accountable for the design, analysis, interpretation, claims and any errors.</w:t>
+        <w:t xml:space="preserve">It is not a claim of authorship.</w:t>
+      </w:r>
+      <w:r>
+        <w:t xml:space="preserve"> No AI system is an author of this paper, and none could be, since an AI system cannot take responsibility for content, approve a manuscript, respond to correspondence, or be accountable for the integrity of the work. The author reviewed all generated code and text, verified the pipeline against the data, and is solely accountable for the design, analysis, interpretation, claims and any errors.</w:t>
       </w:r>
     </w:p>
     <w:p>
@@ -18754,7 +18744,7 @@
         <w:jc w:val="both"/>
       </w:pPr>
       <w:r>
-        <w:t xml:space="preserve">Two structural safeguards limit what this assistance could have introduced. No scientific claim rests on unverified generated text: the number pipeline and its release gate are described in Section 7, every number originates in that pipeline, and the release gate compares the two inferential tables against it cell by cell. Section 7 also states the residual gap, that transcription into the tables is manual and that this gap has produced an error that was caught and corrected. And generative AI was not used to create, augment or alter research data: the human corpus is verbatim Wikimedia excerpts, the generated corpus comes from Qwen3-14B under logged settings, and detector scores are computed by the pinned MarkLLM implementations.</w:t>
+        <w:t xml:space="preserve">Two structural safeguards limit what this assistance could have introduced. No scientific claim rests on unverified generated text. The number pipeline and its release gate are described in Section 7, every number originates in that pipeline, and the release gate compares the two inferential tables against it cell by cell. Section 7 also states the residual gap, that transcription into the tables is manual and that this gap has produced an error that was caught and corrected. And generative AI was not used to create, augment or alter research data: the human corpus is verbatim Wikimedia excerpts, the generated corpus comes from Qwen3-14B under logged settings, and detector scores are computed by the pinned MarkLLM implementations.</w:t>
       </w:r>
     </w:p>
     <w:p>
@@ -18818,7 +18808,7 @@
         <w:t xml:space="preserve">Watermarking GPT outputs</w:t>
       </w:r>
       <w:r>
-        <w:t xml:space="preserve"> [Slides]. https://www.scottaaronson.com/talks/watermark.ppt</w:t>
+        <w:t xml:space="preserve"> [PowerPoint slides]. https://www.scottaaronson.com/talks/watermark.ppt</w:t>
       </w:r>
     </w:p>
     <w:p>
@@ -18855,17 +18845,7 @@
           <w:i/>
           <w:iCs/>
         </w:rPr>
-        <w:t xml:space="preserve">Journal of Mathematical Psychology</w:t>
-      </w:r>
-      <w:r>
-        <w:t xml:space="preserve">, </w:t>
-      </w:r>
-      <w:r>
-        <w:rPr>
-          <w:i/>
-          <w:iCs/>
-        </w:rPr>
-        <w:t xml:space="preserve">12</w:t>
+        <w:t xml:space="preserve">Journal of Mathematical Psychology, 12</w:t>
       </w:r>
       <w:r>
         <w:t xml:space="preserve">(4), 387–415. https://doi.org/10.1016/0022-2496(75)90001-2</w:t>
@@ -18908,7 +18888,7 @@
         <w:t xml:space="preserve">turkish-llm-watermarking: Code and data for TR-WM-EVAL, a Turkish watermark-evaluation benchmark</w:t>
       </w:r>
       <w:r>
-        <w:t xml:space="preserve"> (Version 1.6.0-paper) [Computer software]. Zenodo. https://doi.org/10.5281/zenodo.22168552</w:t>
+        <w:t xml:space="preserve"> (Version 1.7.0-paper) [Computer software]. Zenodo. https://doi.org/10.5281/zenodo.22168552</w:t>
       </w:r>
     </w:p>
     <w:p>
@@ -18965,17 +18945,7 @@
           <w:i/>
           <w:iCs/>
         </w:rPr>
-        <w:t xml:space="preserve">Nature</w:t>
-      </w:r>
-      <w:r>
-        <w:t xml:space="preserve">, </w:t>
-      </w:r>
-      <w:r>
-        <w:rPr>
-          <w:i/>
-          <w:iCs/>
-        </w:rPr>
-        <w:t xml:space="preserve">634</w:t>
+        <w:t xml:space="preserve">Nature, 634</w:t>
       </w:r>
       <w:r>
         <w:t xml:space="preserve">(8035), 818–823. https://doi.org/10.1038/s41586-024-08025-4</w:t>
@@ -19335,47 +19305,27 @@
           <w:i/>
           <w:iCs/>
         </w:rPr>
-        <w:t xml:space="preserve">Statistics in Medicine</w:t>
-      </w:r>
-      <w:r>
-        <w:t xml:space="preserve">, </w:t>
+        <w:t xml:space="preserve">Statistics in Medicine, 25</w:t>
+      </w:r>
+      <w:r>
+        <w:t xml:space="preserve">(4), 559–573. https://doi.org/10.1002/sim.2324</w:t>
+      </w:r>
+    </w:p>
+    <w:p>
+      <w:pPr>
+        <w:spacing w:after="100" w:line="276"/>
+        <w:ind w:left="480" w:hanging="480"/>
+        <w:jc w:val="left"/>
+      </w:pPr>
+      <w:r>
+        <w:t xml:space="preserve">NLLB Team, Costa-jussà, M. R., Cross, J., Çelebi, O., Elbayad, M., Heafield, K., Heffernan, K., Kalbassi, E., Lam, J., Licht, D., Maillard, J., Sun, A., Wang, S., Wenzek, G., Youngblood, A., Akula, B., Barrault, L., Mejia Gonzalez, G., Hansanti, P., … Wang, J. (2024). Scaling neural machine translation to 200 languages. </w:t>
       </w:r>
       <w:r>
         <w:rPr>
           <w:i/>
           <w:iCs/>
         </w:rPr>
-        <w:t xml:space="preserve">25</w:t>
-      </w:r>
-      <w:r>
-        <w:t xml:space="preserve">(4), 559–573. https://doi.org/10.1002/sim.2324</w:t>
-      </w:r>
-    </w:p>
-    <w:p>
-      <w:pPr>
-        <w:spacing w:after="100" w:line="276"/>
-        <w:ind w:left="480" w:hanging="480"/>
-        <w:jc w:val="left"/>
-      </w:pPr>
-      <w:r>
-        <w:t xml:space="preserve">NLLB Team, Costa-jussà, M. R., Cross, J., Çelebi, O., Elbayad, M., Heafield, K., Heffernan, K., Kalbassi, E., Lam, J., Licht, D., Maillard, J., Sun, A., Wang, S., Wenzek, G., Youngblood, A., Akula, B., Barrault, L., Mejia Gonzalez, G., Hansanti, P., … Wang, J. (2024). Scaling neural machine translation to 200 languages. </w:t>
-      </w:r>
-      <w:r>
-        <w:rPr>
-          <w:i/>
-          <w:iCs/>
-        </w:rPr>
-        <w:t xml:space="preserve">Nature</w:t>
-      </w:r>
-      <w:r>
-        <w:t xml:space="preserve">, </w:t>
-      </w:r>
-      <w:r>
-        <w:rPr>
-          <w:i/>
-          <w:iCs/>
-        </w:rPr>
-        <w:t xml:space="preserve">630</w:t>
+        <w:t xml:space="preserve">Nature, 630</w:t>
       </w:r>
       <w:r>
         <w:t xml:space="preserve">(8018), 841–846. https://doi.org/10.1038/s41586-024-07335-x</w:t>

--- a/paper/paper.docx
+++ b/paper/paper.docx
@@ -15627,10 +15627,10 @@
           <w:b/>
           <w:bCs/>
         </w:rPr>
-        <w:t xml:space="preserve">H1 is confirmed, and it survives both controls we added afterwards.</w:t>
-      </w:r>
-      <w:r>
-        <w:t xml:space="preserve"> On human Turkish the KGW null standard deviation is 1.479 against a theoretical 1 (Fig. 3), and the largest observed statistic is z = 5.08. Empirically 3 of 1,500 windows exceed z = 4, a rate of 2.0 × 10⁻³ or approximately 63 times nominal. We treat this count-based estimate as primary. A Gaussian fit implies ≈ 96 times nominal, but H1 itself establishes that the Gaussian model is misspecified, so that figure corroborates the order of magnitude and is never the headline.</w:t>
+        <w:t xml:space="preserve">H1.</w:t>
+      </w:r>
+      <w:r>
+        <w:t xml:space="preserve"> Confirmed, and it survives both controls we added afterwards. On human Turkish the KGW null standard deviation is 1.479 against a theoretical 1 (Fig. 3), and the largest observed statistic is z = 5.08. Empirically 3 of 1,500 windows exceed z = 4, a rate of 2.0 × 10⁻³ or approximately 63 times nominal. We treat this count-based estimate as primary. A Gaussian fit implies ≈ 96 times nominal, but H1 itself establishes that the Gaussian model is misspecified, so that figure corroborates the order of magnitude and is never the headline.</w:t>
       </w:r>
     </w:p>
     <w:p>
@@ -15661,10 +15661,10 @@
           <w:b/>
           <w:bCs/>
         </w:rPr>
-        <w:t xml:space="preserve">H2 does not survive a control added after pre-registration and is not confirmed.</w:t>
-      </w:r>
-      <w:r>
-        <w:t xml:space="preserve"> On the pre-registered comparison the English null standard deviation is 1.321 versus 1.479 for Turkish (Levene test, p = 0.00039). Two observations already qualified that result. The tail counts are identical, 3 of 1,500 windows exceeding z = 4 in each language, so at this sample size the exceedance counts cannot separate the languages and the pre-registered verdict rested on the variance test alone. And with an English null standard deviation of 1.321 the z = 4 threshold is miscalibrated in English too, so Turkish could at most worsen a failure it did not create.</w:t>
+        <w:t xml:space="preserve">H2.</w:t>
+      </w:r>
+      <w:r>
+        <w:t xml:space="preserve"> Not confirmed, because it does not survive a control added after pre-registration. On the pre-registered comparison the English null standard deviation is 1.321 versus 1.479 for Turkish (Levene test, p = 0.00039). Two observations already qualified that result. The tail counts are identical, 3 of 1,500 windows exceeding z = 4 in each language, so at this sample size the exceedance counts cannot separate the languages and the pre-registered verdict rested on the variance test alone. And with an English null standard deviation of 1.321 the z = 4 threshold is miscalibrated in English too, so Turkish could at most worsen a failure it did not create.</w:t>
       </w:r>
     </w:p>
     <w:p>
@@ -15695,10 +15695,10 @@
           <w:b/>
           <w:bCs/>
         </w:rPr>
-        <w:t xml:space="preserve">H3 is confirmed.</w:t>
-      </w:r>
-      <w:r>
-        <w:t xml:space="preserve"> SynthID's null is almost exactly as predicted (standard deviation 0.003 in Turkish, 0.004 in English, against the pre-registered ≈ 0.003) with no window exceeding its configuration threshold in either language. EXP likewise shows no analogue of the KGW failure, which is specific to pairing a parametric normality assumption with an inflated null. EXP ships no such nominal guarantee. We note, without attaching a hypothesis test, that the EXP Turkish null is wider and further right-shifted than its English counterpart (standard deviation 0.749 versus 0.470, mean 0.590 versus 0.452), and that this tail drives EXP's 0.9% Turkish false-positive rate at its configuration threshold. The consequence surfaces in the threshold-transfer finding below.</w:t>
+        <w:t xml:space="preserve">H3.</w:t>
+      </w:r>
+      <w:r>
+        <w:t xml:space="preserve"> Confirmed. SynthID's null is almost exactly as predicted (standard deviation 0.003 in Turkish, 0.004 in English, against the pre-registered ≈ 0.003) with no window exceeding its configuration threshold in either language. EXP likewise shows no analogue of the KGW failure, which is specific to pairing a parametric normality assumption with an inflated null. EXP ships no such nominal guarantee. We note, without attaching a hypothesis test, that the EXP Turkish null is wider and further right-shifted than its English counterpart (standard deviation 0.749 versus 0.470, mean 0.590 versus 0.452), and that this tail drives EXP's 0.9% Turkish false-positive rate at its configuration threshold. The consequence surfaces in the threshold-transfer finding below.</w:t>
       </w:r>
     </w:p>
     <w:p>
@@ -17789,7 +17789,7 @@
           <w:sz w:val="22"/>
           <w:szCs w:val="22"/>
         </w:rPr>
-        <w:t xml:space="preserve">5.1 Thresholds must be calibrated per language and per negative distribution</w:t>
+        <w:t xml:space="preserve">5.1 Threshold calibration</w:t>
       </w:r>
     </w:p>
     <w:p>
@@ -17842,7 +17842,7 @@
           <w:sz w:val="22"/>
           <w:szCs w:val="22"/>
         </w:rPr>
-        <w:t xml:space="preserve">5.2 The scheme with the fewest human-text flags is the most fragile</w:t>
+        <w:t xml:space="preserve">5.2 Fragility against false-positive behaviour</w:t>
       </w:r>
     </w:p>
     <w:p>
@@ -17875,7 +17875,7 @@
           <w:sz w:val="22"/>
           <w:szCs w:val="22"/>
         </w:rPr>
-        <w:t xml:space="preserve">5.3 Laundering is cheap and effective, and defense is open</w:t>
+        <w:t xml:space="preserve">5.3 Laundering and the open defense question</w:t>
       </w:r>
     </w:p>
     <w:p>
@@ -18440,7 +18440,7 @@
           <w:sz w:val="18"/>
           <w:szCs w:val="18"/>
         </w:rPr>
-        <w:t xml:space="preserve">v1.7.0-paper</w:t>
+        <w:t xml:space="preserve">v1.7.1-paper</w:t>
       </w:r>
       <w:r>
         <w:t xml:space="preserve">, which freezes the exact code, data and manuscript state from which every reported number was produced. That release is archived at Zenodo and is reached through the concept DOI 10.5281/zenodo.22168552 (&lt;https://doi.org/10.5281/zenodo.22168552&gt;), which resolves to the most recent version and lists the version DOI of each. The reference list cites that concept DOI rather than a version DOI because two earlier drafts of this paper cited a version that subsequent corrections superseded, and the concept DOI cannot fall out of date in that way. Readers reproducing this article should take the version tagged </w:t>
@@ -18451,10 +18451,10 @@
           <w:sz w:val="18"/>
           <w:szCs w:val="18"/>
         </w:rPr>
-        <w:t xml:space="preserve">v1.7.0-paper</w:t>
-      </w:r>
-      <w:r>
-        <w:t xml:space="preserve">. Six earlier releases (10.5281/zenodo.22168553, 22212071, 22230948, 22231200, 22249519 and 22255372) predate corrections described in Sections 3.3 and 4.2, the condensation, the recalibrated interval of Table 5, the relabelling of Table 5 as an exploratory post-selection contrast and the corresponding scope statement on Table 6, the correction of a Table 6 p-value that had been copied from a superseded report, or the final style and journal-format pass. They are superseded but remain listed here, because each has a DOI and a DOI should not silently change what it points to.</w:t>
+        <w:t xml:space="preserve">v1.7.1-paper</w:t>
+      </w:r>
+      <w:r>
+        <w:t xml:space="preserve">. Seven earlier releases (10.5281/zenodo.22168553, 22212071, 22230948, 22231200, 22249519, 22255372 and 22271924) predate corrections described in Sections 3.3 and 4.2, the condensation, the recalibrated interval of Table 5, the relabelling of Table 5 as an exploratory post-selection contrast and the corresponding scope statement on Table 6, the correction of a Table 6 p-value that had been copied from a superseded report, the final style and journal-format pass, or the renaming of three Discussion sub-headings. They are superseded but remain listed here, because each has a DOI and a DOI should not silently change what it points to.</w:t>
       </w:r>
     </w:p>
     <w:p>
@@ -18888,7 +18888,7 @@
         <w:t xml:space="preserve">turkish-llm-watermarking: Code and data for TR-WM-EVAL, a Turkish watermark-evaluation benchmark</w:t>
       </w:r>
       <w:r>
-        <w:t xml:space="preserve"> (Version 1.7.0-paper) [Computer software]. Zenodo. https://doi.org/10.5281/zenodo.22168552</w:t>
+        <w:t xml:space="preserve"> (Version 1.7.1-paper) [Computer software]. Zenodo. https://doi.org/10.5281/zenodo.22168552</w:t>
       </w:r>
     </w:p>
     <w:p>

--- a/paper/paper.docx
+++ b/paper/paper.docx
@@ -94,7 +94,7 @@
         <w:jc w:val="both"/>
       </w:pPr>
       <w:r>
-        <w:t xml:space="preserve">Statistical watermarking embeds a detectable but, ideally, quality-neutral signal into the sampling process of a large language model, so that a detector holding the key can later test whether a given text was produced by the watermarked model. The main scheme families are logit-biasing green-list watermarks (Kirchenbauer et al., 2023), distortion-free Gumbel-sampling watermarks (Aaronson, 2023; Aaronson &amp; Kirchner, 2022; Kuditipudi et al., 2024), and tournament-sampling SynthID, which has been deployed at scale (Dathathri et al., 2024). In all three, detection is a hypothesis test: the detector computes a statistic whose distribution on unwatermarked text is assumed known, and a threshold (for KGW, a z-score threshold) is chosen for the false-positive rate that this null implies. The practical value of a watermark rests on that calibration. If the null distribution on real, unwatermarked text is wider than assumed, the advertised false-positive rate is wrong, and every downstream decision that consumes the detector's verdict (academic-misconduct cases, provenance labeling, content-policy enforcement) inherits the error.</w:t>
+        <w:t xml:space="preserve">Statistical watermarking embeds a detectable but, ideally, quality-neutral signal into the sampling process of a large language model, so that a detector holding the key can later test whether a given text was produced by the watermarked model. The main scheme families are logit-biasing green-list watermarks (Kirchenbauer et al., 2023), distortion-free Gumbel-sampling watermarks (Aaronson, 2023; Aaronson &amp; Kirchner, 2022; Kuditipudi et al., 2024), and tournament-sampling SynthID, which has been deployed at scale (Dathathri et al., 2024). In all three, detection is a hypothesis test: the detector computes a statistic whose distribution on unwatermarked text is assumed known, and a threshold (for KGW, a z-score threshold) is chosen for the false-positive rate that this null implies. The practical value of a watermark rests on that calibration. If the null distribution on real, unwatermarked text is wider than assumed, the advertised false-positive rate is wrong, and every downstream decision that consumes the detector's verdict (academic-misconduct cases, provenance labelling, content-policy enforcement) inherits the error.</w:t>
       </w:r>
     </w:p>
     <w:p>
@@ -112,7 +112,7 @@
         <w:jc w:val="both"/>
       </w:pPr>
       <w:r>
-        <w:t xml:space="preserve">This paper reports a pilot-scale but tightly instrumented measurement of the three schemes on Turkish. Using MarkLLM (Pan et al., 2024) at a fixed commit (c45ddc40) with Qwen3-14B (Yang et al., 2025) as generator, we build a corpus of 24 Turkish prompts × 4 seeds × {no watermark, KGW, EXP, SynthID} = 384 texts and subject it to ten removal attacks: diacritic stripping at two intensities, two morphological-transform variants built on the zeyrek analyzer (Bulat, 2022) together with their diacritic combinations, round-trip translation through English with NLLB (NLLB Team et al., 2024), self-paraphrase and self-laundering by the generator itself, and laundering through an external, closed-weight LLM outside the defender's control (Claude Opus 5). Two studies were pre-registered before their data were collected. We use that term in a specific and limited sense throughout, and Section 7 gives the full statement: the hypotheses, protocol and decision rule were committed to version control before the corresponding data existed, and the commit hashes bind their content and ordering, but no independent third-party timestamp anchors the dates, so this is not a registry entry in the sense the term carries in clinical or psychological research. The two studies are: S1 measures false-positive rates on 1,500 Turkish and 1,500 English human-written Wikipedia excerpts (Wikimedia Foundation, 2023a; commit 8f8df72), and S2 measures whether attacks preserve meaning, using two LLM judges from different model families, blind calibration pairs, and a decision rule declared before the run (commit cbcb988). Corpus acceptance thresholds were fixed before Phase 1. The measurement protocol accounts for the corpus's dependence structure. Because EXP is deterministic given prompt and key, its four seeds are not independent replicates, so all confidence intervals are prompt-clustered bootstrap intervals (effective n = 24 prompts). For degenerate AUROC = 1.000 cells we report counted separation and its margin descriptively, attaching no p-value or confidence bound, and Section 3.3 explains which three inferential treatments we withdrew and why. We also report the full realized false-positive table, since a threshold calibrated on clean negatives need not keep its nominal rate under attack.</w:t>
+        <w:t xml:space="preserve">This paper reports a pilot-scale but tightly instrumented measurement of the three schemes on Turkish. Using MarkLLM (Pan et al., 2024) at a fixed commit (c45ddc40) with Qwen3-14B (Yang et al., 2025) as generator, we build a corpus of 24 Turkish prompts × 4 seeds × {no watermark, KGW, EXP, SynthID} = 384 texts and subject it to ten removal attacks: diacritic stripping at two intensities, two morphological-transform variants built on the zeyrek analyser (Bulat, 2022) together with their diacritic combinations, round-trip translation through English with NLLB (NLLB Team et al., 2024), self-paraphrase and self-laundering by the generator itself, and laundering through an external, closed-weight LLM outside the defender's control (Claude Opus 5). Two studies were pre-registered before their data were collected. We use that term in a specific and limited sense throughout, and Section 7 gives the full statement: the hypotheses, protocol and decision rule were committed to version control before the corresponding data existed, and the commit hashes bind their content and ordering, but no independent third-party timestamp anchors the dates, so this is not a registry entry in the sense the term carries in clinical or psychological research. The two studies are: S1 measures false-positive rates on 1,500 Turkish and 1,500 English human-written Wikipedia excerpts (Wikimedia Foundation, 2023a; commit 8f8df72), and S2 measures whether attacks preserve meaning, using two LLM judges from different model families, blind calibration pairs, and a decision rule declared before the run (commit cbcb988). Corpus acceptance thresholds were fixed before Phase 1. The measurement protocol accounts for the corpus's dependence structure. Because EXP is deterministic given prompt and key, its four seeds are not independent replicates, so all confidence intervals are prompt-clustered bootstrap intervals (effective n = 24 prompts). For degenerate AUROC = 1.000 cells we report counted separation and its margin descriptively, attaching no p-value or confidence bound, and Section 3.3 explains which three inferential treatments we withdrew and why. We also report the full realized false-positive table, since a threshold calibrated on clean negatives need not keep its nominal rate under attack.</w:t>
       </w:r>
     </w:p>
     <w:p>
@@ -219,7 +219,7 @@
         <w:t xml:space="preserve">A documented negative result and the measurement protocol.</w:t>
       </w:r>
       <w:r>
-        <w:t xml:space="preserve"> The planned Turkish morphological attack does not fire on formal-register model output (1.1 edits per text on average, 60.4% of texts unchanged, ΔAUROC 0.000), and the morph_v1 per-edit slope is retracted after robustness testing. Every reported number regenerates from data via code, and an automated check compares the manuscript's two inferential tables against that output cell by cell. Confidence intervals are prompt-clustered. Degenerate cells report counted separation descriptively, with no p-value attached. Exploratory observations are labeled as exploratory, and where a later control overturned a pre-registered conclusion we report the reversal.</w:t>
+        <w:t xml:space="preserve"> The planned Turkish morphological attack does not fire on formal-register model output (1.1 edits per text on average, 60.4% of texts unchanged, ΔAUROC 0.000), and the morph_v1 per-edit slope is retracted after robustness testing. Every reported number regenerates from data via code, and an automated check compares the manuscript's two inferential tables against that output cell by cell. Confidence intervals are prompt-clustered. Degenerate cells report counted separation descriptively, with no p-value attached. Exploratory observations are labelled as exploratory, and where a later control overturned a pre-registered conclusion we report the reversal.</w:t>
       </w:r>
     </w:p>
     <w:p>
@@ -243,7 +243,7 @@
         <w:jc w:val="both"/>
       </w:pPr>
       <w:r>
-        <w:t xml:space="preserve">Three families of decoding-time watermarks dominate current practice. The green-list scheme of Kirchenbauer et al. (2023) pseudorandomly partitions the vocabulary at each step using a hash of the preceding context and adds a bias delta to the logits of "green" tokens. Detection is a one-proportion z-test whose null model treats successive green/red outcomes as independent Bernoulli trials with parameter gamma. The exponential-minimum (Gumbel-trick) approach proposed by Aaronson and Kirchner (2022; see also Aaronson, 2023) couples token selection to a pseudorandom sequence keyed on the context, leaving the sampling distribution unchanged in expectation. Kuditipudi et al. (2024) develop distortion-free variants of this idea with robustness guarantees for the detector. SynthID (Dathathri et al., 2024) modifies sampling through a tournament procedure and has been deployed at production scale. All three report detection behavior primarily on English text, and the calibration of their detection thresholds (the mapping from a score threshold to a false-positive rate on unwatermarked text) inherits distributional assumptions that were validated, where they were validated at all, on English.</w:t>
+        <w:t xml:space="preserve">Three families of decoding-time watermarks dominate current practice. The green-list scheme of Kirchenbauer et al. (2023) pseudorandomly partitions the vocabulary at each step using a hash of the preceding context and adds a bias delta to the logits of "green" tokens. Detection is a one-proportion z-test whose null model treats successive green/red outcomes as independent Bernoulli trials with parameter gamma. The exponential-minimum (Gumbel-trick) approach proposed by Aaronson and Kirchner (2022; see also Aaronson, 2023) couples token selection to a pseudorandom sequence keyed on the context, leaving the sampling distribution unchanged in expectation. Kuditipudi et al. (2024) develop distortion-free variants of this idea with robustness guarantees for the detector. SynthID (Dathathri et al., 2024) modifies sampling through a tournament procedure and has been deployed at production scale. All three report detection behaviour primarily on English text, and the calibration of their detection thresholds (the mapping from a score threshold to a false-positive rate on unwatermarked text) inherits distributional assumptions that were validated, where they were validated at all, on English.</w:t>
       </w:r>
     </w:p>
     <w:p>
@@ -252,7 +252,7 @@
         <w:jc w:val="both"/>
       </w:pPr>
       <w:r>
-        <w:t xml:space="preserve">Watermark evaluation already has benchmarks, and this paper is not the first. WaterBench (Tu et al., 2024) equalises watermark strength before comparing schemes and evaluates generation and detection across nine tasks. Mark My Words (Piet et al., 2025) scores schemes on quality, the number of tokens needed for detection, and tamper resistance. WaterPark (Liang et al., 2025) assembles ten watermarkers against twelve attacks in one platform. All three are cross-scheme and English-centred, and all three calibrate against model-generated negatives. We add a human-written negative distribution in a language none of them covers, together with register, token-length and watermark-key controls on that distribution, an axis orthogonal to theirs. Our contribution is therefore specific to one language and one negative distribution and does not amount to a more general benchmark. External rewriting, black-box removal, translation-based removal and character-level attacks all have direct antecedents (Section 2, below), and so does the use of Turkish morphology to manipulate a watermark. TR-WM-EVAL contributes a documented Turkish evaluation resource that combines human negatives at deployment length, a measurement of whether model-calibrated thresholds transfer to them, ten post-generation transformations, prompt-cluster-aware inference, and per-path licensing documentation, for three tested watermark configurations.</w:t>
+        <w:t xml:space="preserve">Watermark evaluation already has benchmarks, and this paper is not the first. WaterBench (Tu et al., 2024) equalizes watermark strength before comparing schemes and evaluates generation and detection across nine tasks. Mark My Words (Piet et al., 2025) scores schemes on quality, the number of tokens needed for detection, and tamper resistance. WaterPark (Liang et al., 2025) assembles ten watermarkers against twelve attacks in one platform. All three are cross-scheme and English-centred, and all three calibrate against model-generated negatives. We add a human-written negative distribution in a language none of them covers, together with register, token-length and watermark-key controls on that distribution, an axis orthogonal to theirs. Our contribution is therefore specific to one language and one negative distribution and does not amount to a more general benchmark. External rewriting, black-box removal, translation-based removal and character-level attacks all have direct antecedents (Section 2, below), and so does the use of Turkish morphology to manipulate a watermark. TR-WM-EVAL contributes a documented Turkish evaluation resource that combines human negatives at deployment length, a measurement of whether model-calibrated thresholds transfer to them, ten post-generation transformations, prompt-cluster-aware inference, and per-path licensing documentation, for three tested watermark configurations.</w:t>
       </w:r>
     </w:p>
     <w:p>
@@ -261,7 +261,7 @@
         <w:jc w:val="both"/>
       </w:pPr>
       <w:r>
-        <w:t xml:space="preserve">We build on the MarkLLM toolkit (Pan et al., 2024), which provides reference implementations and detectors under a common interface. Its published version documents the KGW and Christ families, and SynthID was added to the repository afterwards, so all three of our schemes are taken from the pinned repository state. All experiments pin MarkLLM commit c45ddc40 so that scheme behavior is reproducible at the code level.</w:t>
+        <w:t xml:space="preserve">We build on the MarkLLM toolkit (Pan et al., 2024), which provides reference implementations and detectors under a common interface. Its published version documents the KGW and Christ families, and SynthID was added to the repository afterwards, so all three of our schemes are taken from the pinned repository state. All experiments pin MarkLLM commit c45ddc40 so that scheme behaviour is reproducible at the code level.</w:t>
       </w:r>
     </w:p>
     <w:p>
@@ -270,7 +270,7 @@
         <w:jc w:val="both"/>
       </w:pPr>
       <w:r>
-        <w:t xml:space="preserve">A separate line of work studies robustness of watermarks to post-hoc text transformations, in particular paraphrasing and translation (He et al., 2024; Krishna et al., 2023; Sadasivan et al., 2025). Every attack family we run has an antecedent there, and none of them originates here. Removal without knowledge of the scheme is established: B⁴ formulates black-box scrubbing as a constrained optimisation over a watermark distribution and a fidelity distribution, assuming knowledge of neither the watermark type nor its hyperparameters (Huang et al., 2025), and De-mark removes n-gram watermarks by probing the model with queries to recover the red–green partition (Chen et al., 2025). Our launder_api is a far cruder member of that family: a single rewriting pass, with no optimisation and no probing. Translation-based removal is likewise established, both as round-trip translation (He et al., 2024) and as cross-lingual summarisation (Ganesan, 2025). So is the character-level family our diacritic-stripping attacks belong to: Z. Zhang et al. (2026) show that character-level edits such as typos, swaps and homoglyphs are disproportionately effective because they disrupt tokenization, so a single edit shifts many tokens at once. The Turkish-specific part is the ecology: writing ç, ğ, ı, ö, ş, ü as ASCII is ordinary keyboard practice, so the perturbation arrives in ordinary text at rates an attack model would not predict. On this axis we therefore contribute a measurement of known attack families on a language where their linguistic preconditions differ, under a pre-registered decision rule that requires meaning preservation and not only detection loss, and with self-laundering separated from laundering through an external model.</w:t>
+        <w:t xml:space="preserve">A separate line of work studies robustness of watermarks to post-hoc text transformations, in particular paraphrasing and translation (He et al., 2024; Krishna et al., 2023; Sadasivan et al., 2025). Every attack family we run has an antecedent there, and none of them originates here. Removal without knowledge of the scheme is established: B⁴ formulates black-box scrubbing as a constrained optimization over a watermark distribution and a fidelity distribution, assuming knowledge of neither the watermark type nor its hyperparameters (Huang et al., 2025), and De-mark removes n-gram watermarks by probing the model with queries to recover the red–green partition (Chen et al., 2025). Our launder_api is a far cruder member of that family: a single rewriting pass, with no optimization and no probing. Translation-based removal is likewise established, both as round-trip translation (He et al., 2024) and as cross-lingual summarization (Ganesan, 2025). So is the character-level family our diacritic-stripping attacks belong to: Z. Zhang et al. (2026) show that character-level edits such as typos, swaps and homoglyphs are disproportionately effective because they disrupt tokenization, so a single edit shifts many tokens at once. The Turkish-specific part is the ecology: writing ç, ğ, ı, ö, ş, ü as ASCII is ordinary keyboard practice, so the perturbation arrives in ordinary text at rates an attack model would not predict. On this axis we therefore contribute a measurement of known attack families on a language where their linguistic preconditions differ, under a pre-registered decision rule that requires meaning preservation and not only detection loss, and with self-laundering separated from laundering through an external model.</w:t>
       </w:r>
     </w:p>
     <w:p>
@@ -279,7 +279,7 @@
         <w:jc w:val="both"/>
       </w:pPr>
       <w:r>
-        <w:t xml:space="preserve">Work on watermarking outside English is thin but no longer absent, and most of it is recent: cross-lingual consistency of the watermark signal under translation (He et al., 2024), robustness under real-world cross-lingual manipulation (Al Ghanim et al., 2025), a linguistics-aware scheme that modulates watermark strength by syntactic predictability and is evaluated on analytic English, isolating Chinese and agglutinative Korean (Park et al., 2026), a back-translation search that restores watermark strength in medium- and low-resource languages and traces the failure it repairs to tokenizers with too few whole-word tokens (Mohamed &amp; Gubri, 2025), and a cross-lingual fairness audit over six schemes and eleven languages, Turkish among them (Nemecek et al., 2026). Two things that literature does not yet supply are a null distribution measured on human text and an agglutinative language other than Korean under typological scrutiny. Turkish is also a language whose resources have been surveyed critically: Çöltekin et al. (2023) catalogue the available corpora and lexical resources and document persistent gaps in accessibility, licensing and register coverage, which is part of why we release the evaluation material here as a documented resource. Turkish is a stress case for the assumptions above: it is agglutinative, with long suffix chains governed by vowel harmony, and subword tokenizers over-segment it relative to English. Rust et al. (2021) report that mBERT's subword fertility and its proportion of words split into more than one subword are both far higher for Turkish than for English. Whether that over-segmentation also makes particular suffix subtokens recur often enough to disturb a watermark's null model is a separate question, which Section 4.3 measures. Repeated suffix subtokens provide a candidate mechanism for interaction with context-hash schemes such as KGW when the hashing window is short. Turkish morphology has in fact already been used to carry a watermark rather than to remove one. Meral et al. (2009), working on Turkish at Boğaziçi University, embed a watermark in natural-language text through morphosyntactic alteration, and their design turns on the same property we exploit: an agglutinative language affords many surface forms that leave the content intact. Their work long predates decoding-time statistical watermarking and pursues the opposite operation (they alter morphology to insert a signal, we alter it to strip one), but it is the closest linguistic antecedent to our morphological attack, and using Turkish morphology to manipulate a watermark is not new here. Morphological analysis for Turkish is available through the zeyrek analyzer (Bulat, 2022), an alpha-stage partial port of Zemberek, which we use to build that attack and, in the re-inflection variant only, to check that the edited form still parses to the same lemma. That check certifies word-level morphological analyzability, not sentence-level grammaticality. Section 3.2 states the limit and the subordinate-clause variant carries no analyzer check at all. The closest antecedent, however, calibrates against model output: the null sets of Nemecek et al. (2026) are matched-prompt unwatermarked generations. We are aware of no published measurement of watermark detector calibration on Turkish text </w:t>
+        <w:t xml:space="preserve">Work on watermarking outside English is thin but no longer absent, and most of it is recent: cross-lingual consistency of the watermark signal under translation (He et al., 2024), robustness under real-world cross-lingual manipulation (Al Ghanim et al., 2025), a linguistics-aware scheme that modulates watermark strength by syntactic predictability and is evaluated on analytic English, isolating Chinese and agglutinative Korean (Park et al., 2026), a back-translation search that restores watermark strength in medium- and low-resource languages and traces the failure it repairs to tokenizers with too few whole-word tokens (Mohamed &amp; Gubri, 2025), and a cross-lingual fairness audit over six schemes and eleven languages, Turkish among them (Nemecek et al., 2026). Two things that literature does not yet supply are a null distribution measured on human text and an agglutinative language other than Korean under typological scrutiny. Turkish is also a language whose resources have been surveyed critically: Çöltekin et al. (2023) catalogue the available corpora and lexical resources and document persistent gaps in accessibility, licensing and register coverage, which is part of why we release the evaluation material here as a documented resource. Turkish is a stress case for the assumptions above: it is agglutinative, with long suffix chains governed by vowel harmony, and subword tokenizers over-segment it relative to English. Rust et al. (2021) report that mBERT's subword fertility and its proportion of words split into more than one subword are both far higher for Turkish than for English. Whether that over-segmentation also makes particular suffix subtokens recur often enough to disturb a watermark's null model is a separate question, which Section 4.3 measures. Repeated suffix subtokens provide a candidate mechanism for interaction with context-hash schemes such as KGW when the hashing window is short. Turkish morphology has in fact already been used to carry a watermark rather than to remove one. Meral et al. (2009), working on Turkish at Boğaziçi University, embed a watermark in natural-language text through morphosyntactic alteration, and their design turns on the same property we exploit: an agglutinative language affords many surface forms that leave the content intact. Their work long predates decoding-time statistical watermarking and pursues the opposite operation (they alter morphology to insert a signal, we alter it to strip one), but it is the closest linguistic antecedent to our morphological attack, and using Turkish morphology to manipulate a watermark is not new here. Morphological analysis for Turkish is available through the zeyrek analyser (Bulat, 2022), an alpha-stage partial port of Zemberek, which we use to build that attack and, in the re-inflection variant only, to check that the edited form still parses to the same lemma. That check certifies word-level morphological analysability, not sentence-level grammaticality. Section 3.2 states the limit and the subordinate-clause variant carries no analyser check at all. The closest antecedent, however, calibrates against model output: the null sets of Nemecek et al. (2026) are matched-prompt unwatermarked generations. We are aware of no published measurement of watermark detector calibration on Turkish text </w:t>
       </w:r>
       <w:r>
         <w:rPr>
@@ -1208,7 +1208,7 @@
         <w:jc w:val="both"/>
       </w:pPr>
       <w:r>
-        <w:t xml:space="preserve">Diacritic stripping maps the Turkish-specific characters ç, ğ, ı, ö, ş, ü (and uppercase forms) to their ASCII counterparts: dia100 converts every occurrence, while dia50 converts each occurrence independently with probability 0.5, imitating informal keyboard usage. The morphological attacks generate candidate edits by rule. The re-inflection transform accepts an edit only if the zeyrek analyzer (Bulat, 2022) re-parses the result to the same lemma. The subordinate-clause alternation is a purely regular substitution with no analyzer check, although its edits are counted the same way. Same-lemma reparsing is a filter, not a guarantee of grammaticality or of preserved meaning, and we did not validate the edits with human annotators. The transforms are as follows. morph (v0) applies a progressive-to-formal re-inflection (-Iyor to -mAktAdIr) and a subordinate-clause alternation. morph_v1 also drops copular suffixes, raising coverage. Measured coverage is low by construction of the register the model produces: morph makes a mean of 1.14 edits per text with 60.4% of texts receiving zero edits, while morph_v1 makes 7.52 edits per text with 4.2% zero-edit texts. The combinations morph+dia and morph_v1+dia compose each morphological attack with full diacritic stripping. rtt is round-trip translation Turkish–English–Turkish with NLLB-200-distilled-600M (NLLB Team et al., 2024), translated sentence by sentence. para and launder are self-rewrites by the generator itself with the watermark processor disabled: para instructs a light paraphrase preserving sentence order, launder a complete rewrite "in your own sentences", a zero-cost laundering model. launder_api is real laundering through an external LLM outside the defender's control (Claude Opus 5) via its API. We call it external rather than stronger, because we ran no benchmark that would license a capability ordering. Its measured generation cost for the full corpus, USD 17.704, is reported because attack economics are part of the threat model.</w:t>
+        <w:t xml:space="preserve">Diacritic stripping maps the Turkish-specific characters ç, ğ, ı, ö, ş, ü (and uppercase forms) to their ASCII counterparts: dia100 converts every occurrence, while dia50 converts each occurrence independently with probability 0.5, imitating informal keyboard usage. The morphological attacks generate candidate edits by rule. The re-inflection transform accepts an edit only if the zeyrek analyser (Bulat, 2022) re-parses the result to the same lemma. The subordinate-clause alternation is a purely regular substitution with no analyser check, although its edits are counted the same way. Same-lemma reparsing is a filter, not a guarantee of grammaticality or of preserved meaning, and we did not validate the edits with human annotators. The transforms are as follows. morph (v0) applies a progressive-to-formal re-inflection (-Iyor to -mAktAdIr) and a subordinate-clause alternation. morph_v1 also drops copular suffixes, raising coverage. Measured coverage is low by construction of the register the model produces: morph makes a mean of 1.14 edits per text with 60.4% of texts receiving zero edits, while morph_v1 makes 7.52 edits per text with 4.2% zero-edit texts. The combinations morph+dia and morph_v1+dia compose each morphological attack with full diacritic stripping. rtt is round-trip translation Turkish–English–Turkish with NLLB-200-distilled-600M (NLLB Team et al., 2024), translated sentence by sentence. para and launder are self-rewrites by the generator itself with the watermark processor disabled: para instructs a light paraphrase preserving sentence order, launder a complete rewrite "in your own sentences", a zero-cost laundering model. launder_api is real laundering through an external LLM outside the defender's control (Claude Opus 5) via its API. We call it external rather than stronger, because we ran no benchmark that would license a capability ordering. Its measured generation cost for the full corpus, USD 17.704, is reported because attack economics are part of the threat model.</w:t>
       </w:r>
     </w:p>
     <w:p>
@@ -1217,7 +1217,7 @@
         <w:jc w:val="both"/>
       </w:pPr>
       <w:r>
-        <w:t xml:space="preserve">Because rewriting attacks can shorten text, and detector statistics scale with length (for KGW the z-score grows roughly with the square root of token count), any detection loss could in principle be a length artifact. We therefore report the attacked-to-source token-length ratio for the rewriting attacks, computed on the KGW-watermarked arm: para has median ratio 0.992 (minimum 0.669), rtt 0.899 (minimum 0.781), and launder_api 0.976 (minimum 0.541). Pooled over all four arms the minima are lower, 0.321 for rtt and 0.146 for launder_api, both occurring in the SynthID arm, so the reassurance the medians provide is weaker in the tail than these three numbers alone suggest. The most damaging attack, launder_api, barely shortens text at the median, and rtt shortens it by about 10%. Under square-root scaling this bounds the length contribution well below the observed drops, so shortening cannot account for the bulk of the effects reported in Section 4. An earlier pilot version of the rewrite attacks had a fixed output cap that halved text length and would have manufactured this artifact. The cap is now derived from the generation budget, and the episode is a caution for replication.</w:t>
+        <w:t xml:space="preserve">Because rewriting attacks can shorten text, and detector statistics scale with length (for KGW the z-score grows roughly with the square root of token count), any detection loss could in principle be a length artefact. We therefore report the attacked-to-source token-length ratio for the rewriting attacks, computed on the KGW-watermarked arm: para has median ratio 0.992 (minimum 0.669), rtt 0.899 (minimum 0.781), and launder_api 0.976 (minimum 0.541). Pooled over all four arms the minima are lower, 0.321 for rtt and 0.146 for launder_api, both occurring in the SynthID arm, so the reassurance the medians provide is weaker in the tail than these three numbers alone suggest. The most damaging attack, launder_api, barely shortens text at the median, and rtt shortens it by about 10%. Under square-root scaling this bounds the length contribution well below the observed drops, so shortening cannot account for the bulk of the effects reported in Section 4. An earlier pilot version of the rewrite attacks had a fixed output cap that halved text length and would have manufactured this artefact. The cap is now derived from the generation budget, and the episode is a caution for replication.</w:t>
       </w:r>
     </w:p>
     <w:p>
@@ -1270,7 +1270,7 @@
         <w:t xml:space="preserve">DENETIM_NOTU_geri_cekilen_cikarimlar.md</w:t>
       </w:r>
       <w:r>
-        <w:t xml:space="preserve">, and a build-time check fails the release if any of these quantities reappears in a generated artifact.</w:t>
+        <w:t xml:space="preserve">, and a build-time check fails the release if any of these quantities reappears in a generated artefact.</w:t>
       </w:r>
     </w:p>
     <w:p>
@@ -1288,7 +1288,7 @@
         <w:jc w:val="both"/>
       </w:pPr>
       <w:r>
-        <w:t xml:space="preserve">Cross-scheme comparisons never compare raw statistics, whose scales are incommensurable. The unit is the per-prompt detection rate at each scheme's own clean-calibrated threshold. The test family was specified before the per-scheme results were inspected: {rtt, launder_api} crossed with the three scheme pairs, six paired Wilcoxon tests at prompt level (n = 24), Holm-corrected. The two conditions carried into the focused comparisons, rtt and launder_api, were chosen after the aggregate attack ranking reported in Section 4.2 was inspected. They were not pre-specified. The test family built on them was fixed before the per-scheme results were seen. That selection has a consequence for how the two focused comparisons of Section 4.2 should be read, and it is not the same consequence for both. Because the conditions were chosen on a functional of the same outcome data, the multiplicity adjustments reported in Section 4.2 apply only within the families those comparisons display and do not account for the preceding selection among ten attacks. For the scheme-pairwise comparison the selection axis and the contrast axis are different: the ranking that chose the conditions averages over schemes, whereas the tests compare schemes within a condition, so the quantity that drove the selection is not the quantity being tested, and the Holm adjustment over the six tests of that family keeps its ordinary interpretation within them. For the launder_api-versus-rtt comparison the two axes coincide: the ranking placed launder_api above rtt, and that comparison asks, within each scheme, whether launder_api is the more destructive of that pair. Its p-values are therefore selection-conditional, and we report that comparison as an exploratory post-selection contrast rather than as a familywise-controlled test. There the effect sizes with their clustered intervals, which do not depend on the ordering that drove the selection, are the primary quantity, and the p-values are retained as secondary description. Within each scheme, rtt and launder_api are compared on the same unit: the per-prompt detection rate at that scheme's own clean-calibrated threshold, with Bonferroni correction across the three schemes (α = 0.05/3 ≈ 0.0167). Because each rate is computed over four seeds it can take only five values, so ties and exactly-zero differences are common (6 to 11 of 24 pairs, depending on the scheme). We therefore report a two-sided exact paired sign-flip permutation test as the primary p-value, conditional on within-prompt exchangeability of the two attack outcomes. That exchangeability is an assumption. The two conditions are substantively different transformations, not randomly assigned labels, so exchangeability is a modelling assumption about the null and not something randomisation delivers. The pairing does supply what the withdrawn test of the degenerate cells lacked: a matched unit (swapping the two conditions within a prompt maps onto flipping the sign of that prompt's difference) and a comparator that is invariant to the swap. Alongside it we report a Wilcoxon signed-rank test using Pratt's convention, which ranks zero differences rather than discarding them. We also report the mean rate difference with a prompt-clustered bootstrap interval, because a p-value alone does not convey the size of the effect. That interval resamples prompt clusters jointly across the clean negatives and both attack arms and re-derives the threshold inside every replicate, so it carries the uncertainty of the calibration sample. The permutation p-value remains conditional on the observed calibration sample. An earlier version of this comparison ran on the per-prompt mean raw statistic instead. That test is internally valid (within a scheme the scale is fixed), but it estimates mean detector-score displacement, not the change in detection at the operating threshold that the surrounding text describes. Correcting the unit changes which scheme survives correction. Row-level McNemar tests are retained only descriptively because they violate the independence structure identified above.</w:t>
+        <w:t xml:space="preserve">Cross-scheme comparisons never compare raw statistics, whose scales are incommensurable. The unit is the per-prompt detection rate at each scheme's own clean-calibrated threshold. The test family was specified before the per-scheme results were inspected: {rtt, launder_api} crossed with the three scheme pairs, six paired Wilcoxon tests at prompt level (n = 24), Holm-corrected. The two conditions carried into the focused comparisons, rtt and launder_api, were chosen after the aggregate attack ranking reported in Section 4.2 was inspected. They were not pre-specified. The test family built on them was fixed before the per-scheme results were seen. That selection has a consequence for how the two focused comparisons of Section 4.2 should be read, and it is not the same consequence for both. Because the conditions were chosen on a functional of the same outcome data, the multiplicity adjustments reported in Section 4.2 apply only within the families those comparisons display and do not account for the preceding selection among ten attacks. For the scheme-pairwise comparison the selection axis and the contrast axis are different: the ranking that chose the conditions averages over schemes, whereas the tests compare schemes within a condition, so the quantity that drove the selection is not the quantity being tested, and the Holm adjustment over the six tests of that family keeps its ordinary interpretation within them. For the launder_api-versus-rtt comparison the two axes coincide: the ranking placed launder_api above rtt, and that comparison asks, within each scheme, whether launder_api is the more destructive of that pair. Its p-values are therefore selection-conditional, and we report that comparison as an exploratory post-selection contrast rather than as a familywise-controlled test. There the effect sizes with their clustered intervals, which do not depend on the ordering that drove the selection, are the primary quantity, and the p-values are retained as secondary description. Within each scheme, rtt and launder_api are compared on the same unit: the per-prompt detection rate at that scheme's own clean-calibrated threshold, with Bonferroni correction across the three schemes (α = 0.05/3 ≈ 0.0167). Because each rate is computed over four seeds it can take only five values, so ties and exactly-zero differences are common (6 to 11 of 24 pairs, depending on the scheme). We therefore report a two-sided exact paired sign-flip permutation test as the primary p-value, conditional on within-prompt exchangeability of the two attack outcomes. That exchangeability is an assumption. The two conditions are substantively different transformations, not randomly assigned labels, so exchangeability is a modelling assumption about the null and not something randomization delivers. The pairing does supply what the withdrawn test of the degenerate cells lacked: a matched unit (swapping the two conditions within a prompt maps onto flipping the sign of that prompt's difference) and a comparator that is invariant to the swap. Alongside it we report a Wilcoxon signed-rank test using Pratt's convention, which ranks zero differences rather than discarding them. We also report the mean rate difference with a prompt-clustered bootstrap interval, because a p-value alone does not convey the size of the effect. That interval resamples prompt clusters jointly across the clean negatives and both attack arms and re-derives the threshold inside every replicate, so it carries the uncertainty of the calibration sample. The permutation p-value remains conditional on the observed calibration sample. An earlier version of this comparison ran on the per-prompt mean raw statistic instead. That test is internally valid (within a scheme the scale is fixed), but it estimates mean detector-score displacement, not the change in detection at the operating threshold that the surrounding text describes. Correcting the unit changes which scheme survives correction. Row-level McNemar tests are retained only descriptively because they violate the independence structure identified above.</w:t>
       </w:r>
     </w:p>
     <w:p>
@@ -1312,7 +1312,7 @@
         <w:jc w:val="both"/>
       </w:pPr>
       <w:r>
-        <w:t xml:space="preserve">S1 asks whether the detectors flag unwatermarked human Turkish, and whether the effect is specific to Turkish. It was pre-registered (commit 8f8df72) before any human-text data was collected, with three hypotheses. H1: the KGW null standard deviation on human Turkish exceeds 1 (the variance inflation seen on model negatives is not an artifact of model text). H2: the inflation on a matched English sample is smaller than on Turkish. H3: EXP and SynthID nulls show no comparable inflation (SynthID's null standard deviation predicted ≈ 0.003). The registered motivation came from the 96 model negatives: the KGW null there has mean 0.012 and standard deviation 1.313, placing the shipped threshold z = 4 (nominal one-sided false-positive rate 3.17 × 10⁻⁵ under the N(0,1) null; Kirchenbauer et al., 2023) only 3.04 standard deviations from the observed mean.</w:t>
+        <w:t xml:space="preserve">S1 asks whether the detectors flag unwatermarked human Turkish, and whether the effect is specific to Turkish. It was pre-registered (commit 8f8df72) before any human-text data was collected, with three hypotheses. H1: the KGW null standard deviation on human Turkish exceeds 1 (the variance inflation seen on model negatives is not an artefact of model text). H2: the inflation on a matched English sample is smaller than on Turkish. H3: EXP and SynthID nulls show no comparable inflation (SynthID's null standard deviation predicted ≈ 0.003). The registered motivation came from the 96 model negatives: the KGW null there has mean 0.012 and standard deviation 1.313, placing the shipped threshold z = 4 (nominal one-sided false-positive rate 3.17 × 10⁻⁵ under the N(0,1) null; Kirchenbauer et al., 2023) only 3.04 standard deviations from the observed mean.</w:t>
       </w:r>
     </w:p>
     <w:p>
@@ -1363,7 +1363,7 @@
         <w:jc w:val="both"/>
       </w:pPr>
       <w:r>
-        <w:t xml:space="preserve">Two judges from different model families are used: Claude Opus 5 and gpt-oss-120b (served via Groq). The design breaks a conflict of interest. The launder_api texts were produced by Opus 5, so a meaning or fluency verdict on them from Opus 5 alone would be self-grading, and Panickssery et al. (2024) show that LLM evaluators recognize and favor their own generations. The pre-registration therefore requires agreement of both judges for any launder_api verdict, and fluency conclusions are drawn only from the independent judge. Position bias is a documented failure mode of pairwise LLM judging. Zheng et al. (2023) show that LLM judges change their verdict when the two candidates are swapped. Position-flip rates (verdict changes when pair order is reversed) are therefore reported per condition as a reliability measure, with a pre-registered acceptance bound of 30%. Where flip rates exceed it, the corresponding dimension is reported as indistinguishable rather than as a difference in either direction. Measured judging cost for the Opus 5 judge was USD 7.021.</w:t>
+        <w:t xml:space="preserve">Two judges from different model families are used: Claude Opus 5 and gpt-oss-120b (served via Groq). The design breaks a conflict of interest. The launder_api texts were produced by Opus 5, so a meaning or fluency verdict on them from Opus 5 alone would be self-grading, and Panickssery et al. (2024) show that LLM evaluators recognize and favour their own generations. The pre-registration therefore requires agreement of both judges for any launder_api verdict, and fluency conclusions are drawn only from the independent judge. Position bias is a documented failure mode of pairwise LLM judging. Zheng et al. (2023) show that LLM judges change their verdict when the two candidates are swapped. Position-flip rates (verdict changes when pair order is reversed) are therefore reported per condition as a reliability measure, with a pre-registered acceptance bound of 30%. Where flip rates exceed it, the corresponding dimension is reported as indistinguishable rather than as a difference in either direction. Measured judging cost for the Opus 5 judge was USD 7.021.</w:t>
       </w:r>
     </w:p>
     <w:p>
@@ -1402,7 +1402,7 @@
         <w:jc w:val="both"/>
       </w:pPr>
       <w:r>
-        <w:t xml:space="preserve">On clean, unmodified Turkish output, all three schemes separate watermarked from unwatermarked text completely: AUROC is 1.000 for KGW, EXP, and SynthID (Table 2, first row), scored with each scheme's own MarkLLM detector (Pan et al., 2024) under the prompt-clustered bootstrap of Section 3.3 (24 clusters). These cells are degenerate. The bootstrap interval collapses to [1.000, 1.000], which reflects the absence of counterexamples in the sample, not the absence of uncertainty. Section 3.3 explains why we report counted separation and its margin for these cells, descriptively and with no p-value, and Table 3 gives them. The separation behind these cells differs sharply in scale. KGW's (Kirchenbauer et al., 2023) mean z-statistic is 10.550 on watermarked text against 0.012 on clean negatives. EXP's (Aaronson, 2023; Aaronson &amp; Kirchner, 2022) mean statistic is 55.883 against 0.446. SynthID's (Dathathri et al., 2024) mean detector score (untrained mean detector) is 0.535 against 0.501. Raw statistic scales are not comparable across schemes, but the narrow absolute margin of the SynthID mean detector foreshadows its behavior under attack (Section 4.2). The true-positive rate at each scheme's clean-calibrated threshold (set at nominal 1% FPR on clean model negatives) is 1.000 for all three schemes.</w:t>
+        <w:t xml:space="preserve">On clean, unmodified Turkish output, all three schemes separate watermarked from unwatermarked text completely: AUROC is 1.000 for KGW, EXP, and SynthID (Table 2, first row), scored with each scheme's own MarkLLM detector (Pan et al., 2024) under the prompt-clustered bootstrap of Section 3.3 (24 clusters). These cells are degenerate. The bootstrap interval collapses to [1.000, 1.000], which reflects the absence of counterexamples in the sample, not the absence of uncertainty. Section 3.3 explains why we report counted separation and its margin for these cells, descriptively and with no p-value, and Table 3 gives them. The separation behind these cells differs sharply in scale. KGW's (Kirchenbauer et al., 2023) mean z-statistic is 10.550 on watermarked text against 0.012 on clean negatives. EXP's (Aaronson, 2023; Aaronson &amp; Kirchner, 2022) mean statistic is 55.883 against 0.446. SynthID's (Dathathri et al., 2024) mean detector score (untrained mean detector) is 0.535 against 0.501. Raw statistic scales are not comparable across schemes, but the narrow absolute margin of the SynthID mean detector foreshadows its behaviour under attack (Section 4.2). The true-positive rate at each scheme's clean-calibrated threshold (set at nominal 1% FPR on clean model negatives) is 1.000 for all three schemes.</w:t>
       </w:r>
     </w:p>
     <w:p>
@@ -4265,7 +4265,7 @@
         <w:t xml:space="preserve">Attack ranking.</w:t>
       </w:r>
       <w:r>
-        <w:t xml:space="preserve"> Table 4 ranks the ten attacks by mean AUROC drop against the clean condition, averaged over schemes (Fig. 1). Two dominate: external laundering at 0.158 and round-trip translation at 0.091. The diacritic family produces small but non-zero drops, self-paraphrase attacks are near zero, and the two purely morphological attacks drop exactly 0.000, a negative result analyzed in Section 6. The instructive contrast is within the laundering pair. Routed through the generator itself the attack is nearly harmless (0.008), while the same operation through an external model is the strongest observed, taking AUROC from 1.000 to 0.917 (KGW), 0.863 (EXP) and 0.747 (SynthID).</w:t>
+        <w:t xml:space="preserve"> Table 4 ranks the ten attacks by mean AUROC drop against the clean condition, averaged over schemes (Fig. 1). Two dominate: external laundering at 0.158 and round-trip translation at 0.091. The diacritic family produces small but non-zero drops, self-paraphrase attacks are near zero, and the two purely morphological attacks drop exactly 0.000, a negative result analysed in Section 6. The instructive contrast is within the laundering pair. Routed through the generator itself the attack is nearly harmless (0.008), while the same operation through an external model is the strongest observed, taking AUROC from 1.000 to 0.917 (KGW), 0.863 (EXP) and 0.747 (SynthID).</w:t>
       </w:r>
     </w:p>
     <w:p>
@@ -13417,7 +13417,7 @@
         <w:jc w:val="both"/>
       </w:pPr>
       <w:r>
-        <w:t xml:space="preserve">Under the pre-registered S2 decision rule (commit cbcb988: an attack is successful iff it reduces AUROC by more than 0.05 while preserving meaning, Section 4.4), launder_api qualifies against all three schemes, and rtt qualifies only against SynthID (Section 4.4 gives the per-scheme ΔAUROC values). Laundering through an external model is thus the only attack in this study that satisfies the rule for every scheme tested. SynthID's position is the mirror image of its calibration behavior reported in Section 4.3 (Fig. 2): the scheme most fragile under attack is also the one that falsely flags the fewest human windows at its own shipped threshold, an inverse pattern across the three schemes that we return to in the Discussion. With three schemes this is a described pattern, not an established trade-off.</w:t>
+        <w:t xml:space="preserve">Under the pre-registered S2 decision rule (commit cbcb988: an attack is successful iff it reduces AUROC by more than 0.05 while preserving meaning, Section 4.4), launder_api qualifies against all three schemes, and rtt qualifies only against SynthID (Section 4.4 gives the per-scheme ΔAUROC values). Laundering through an external model is thus the only attack in this study that satisfies the rule for every scheme tested. SynthID's position is the mirror image of its calibration behaviour reported in Section 4.3 (Fig. 2): the scheme most fragile under attack is also the one that falsely flags the fewest human windows at its own shipped threshold, an inverse pattern across the three schemes that we return to in the Discussion. With three schemes this is a described pattern, not an established trade-off.</w:t>
       </w:r>
     </w:p>
     <w:p>
@@ -15834,7 +15834,7 @@
         <w:t xml:space="preserve">Second register (pre-registered extension, commit 5c4f323).</w:t>
       </w:r>
       <w:r>
-        <w:t xml:space="preserve"> To test whether the inflation is a property of encyclopedic prose rather than of the language, we repeated the Turkish measurement on a second register: 1,000 windows of older official and literary prose from Turkish Wikisource (dump 20231201; Wikimedia Foundation, 2023b), collected under the same windowing and pre-registered before collection with the single hypothesis that H1 would hold. It does: the KGW null standard deviation is 1.420, and 4 of 1,000 windows cross z = 4 (empirical FPR 0.004, roughly 126 times nominal). The variance difference between the two Turkish registers is not significant (Levene p = 0.20). We read that as a failure to reject, not as evidence of equivalence. We ran no equivalence test, and both registers are formal written prose. Conversational or newspaper Turkish may behave differently. An earlier version of this paragraph concluded that the inflation tracks the language rather than the register. The length control reported above withdraws the language half of that conclusion. The inflation itself replicates across the two registers, and the token-matched comparison attributes it to sequence length in both languages. The two registers are analyzed separately and never pooled.</w:t>
+        <w:t xml:space="preserve"> To test whether the inflation is a property of encyclopedic prose rather than of the language, we repeated the Turkish measurement on a second register: 1,000 windows of older official and literary prose from Turkish Wikisource (dump 20231201; Wikimedia Foundation, 2023b), collected under the same windowing and pre-registered before collection with the single hypothesis that H1 would hold. It does: the KGW null standard deviation is 1.420, and 4 of 1,000 windows cross z = 4 (empirical FPR 0.004, roughly 126 times nominal). The variance difference between the two Turkish registers is not significant (Levene p = 0.20). We read that as a failure to reject, not as evidence of equivalence. We ran no equivalence test, and both registers are formal written prose. Conversational or newspaper Turkish may behave differently. An earlier version of this paragraph concluded that the inflation tracks the language rather than the register. The length control reported above withdraws the language half of that conclusion. The inflation itself replicates across the two registers, and the token-matched comparison attributes it to sequence length in both languages. The two registers are analysed separately and never pooled.</w:t>
       </w:r>
     </w:p>
     <w:p>
@@ -15874,7 +15874,7 @@
         <w:jc w:val="both"/>
       </w:pPr>
       <w:r>
-        <w:t xml:space="preserve">A detection drop alone does not make an attack successful (Section 3.5). The utility axis is therefore measured with pairwise LLM judgments under the protocol pre-registered at commit cbcb988: two judges from different model families (Claude Opus 5 and gpt-oss-120b), 40 unique pairs per condition presented in both orders (80 ordered presentations, 40 independent pair units per condition–judge cell), blind calibration pairs passed by both judges before any real verdict was read, and the requirement that any launder_api verdict be supported by both judges, because Opus 5 produced the launder_api texts (Section 3.5). Judged conditions are rtt, para, launder, and launder_api, with source texts drawn from the KGW-positive arm.</w:t>
+        <w:t xml:space="preserve">A detection drop alone does not make an attack successful (Section 3.5). The utility axis is therefore measured with pairwise LLM judgements under the protocol pre-registered at commit cbcb988: two judges from different model families (Claude Opus 5 and gpt-oss-120b), 40 unique pairs per condition presented in both orders (80 ordered presentations, 40 independent pair units per condition–judge cell), blind calibration pairs passed by both judges before any real verdict was read, and the requirement that any launder_api verdict be supported by both judges, because Opus 5 produced the launder_api texts (Section 3.5). Judged conditions are rtt, para, launder, and launder_api, with source texts drawn from the KGW-positive arm.</w:t>
       </w:r>
     </w:p>
     <w:p>
@@ -17875,7 +17875,7 @@
           <w:sz w:val="22"/>
           <w:szCs w:val="22"/>
         </w:rPr>
-        <w:t xml:space="preserve">5.3 Laundering and the open defense question</w:t>
+        <w:t xml:space="preserve">5.3 Laundering and the open defence question</w:t>
       </w:r>
     </w:p>
     <w:p>
@@ -17902,7 +17902,7 @@
         <w:jc w:val="both"/>
       </w:pPr>
       <w:r>
-        <w:t xml:space="preserve">We evaluate no defenses. In theory the question is largely settled but not uncontested. H. Zhang et al. (2024) prove that no strong watermarking scheme survives an attacker holding a quality oracle and a mixing perturbation oracle, and instantiate that attack against the green-list scheme (Kirchenbauer et al., 2023) we test and against the distortion-free family (Kuditipudi et al., 2024), of which we test the Aaronson–Kirchner variant rather than their edit-robust algorithms. Harel-Canada et al. (2025) test the two assumptions that argument rests on and find both fail empirically: mixing is slow, with every perturbed text still retaining traces of its origin after hundreds of edits, and automated quality oracles are unreliable at 77% accuracy, so their random-walk attacks remove watermarks 26% of the time and 10% under human quality review. Our result is compatible with theirs but differently situated. A single pass through a strong external model is not a random walk under a noisy oracle, and we did not measure quality with human raters as they did. Which picture a deployment faces depends on whether the attacker can afford one call to a capable model. The open questions are empirical: how much detection survives which rewrite budget, for which scheme, at which document length and in which language, and whether the paraphrase-oriented schemes of Section 2 (Hou et al., 2024; Liu et al., 2024), which we did not evaluate, degrade more gracefully than the three context-hashed schemes measured here.</w:t>
+        <w:t xml:space="preserve">We evaluate no defences. In theory the question is largely settled but not uncontested. H. Zhang et al. (2024) prove that no strong watermarking scheme survives an attacker holding a quality oracle and a mixing perturbation oracle, and instantiate that attack against the green-list scheme (Kirchenbauer et al., 2023) we test and against the distortion-free family (Kuditipudi et al., 2024), of which we test the Aaronson–Kirchner variant rather than their edit-robust algorithms. Harel-Canada et al. (2025) test the two assumptions that argument rests on and find both fail empirically: mixing is slow, with every perturbed text still retaining traces of its origin after hundreds of edits, and automated quality oracles are unreliable at 77% accuracy, so their random-walk attacks remove watermarks 26% of the time and 10% under human quality review. Our result is compatible with theirs but differently situated. A single pass through a strong external model is not a random walk under a noisy oracle, and we did not measure quality with human raters as they did. Which picture a deployment faces depends on whether the attacker can afford one call to a capable model. The open questions are empirical: how much detection survives which rewrite budget, for which scheme, at which document length and in which language, and whether the paraphrase-oriented schemes of Section 2 (Hou et al., 2024; Liu et al., 2024), which we did not evaluate, degrade more gracefully than the three context-hashed schemes measured here.</w:t>
       </w:r>
     </w:p>
     <w:p>
@@ -18191,7 +18191,7 @@
         <w:t xml:space="preserve">pilot/dev_tutarlilik_kapisi.py</w:t>
       </w:r>
       <w:r>
-        <w:t xml:space="preserve"> fails the release if a withdrawn quantity reappears in a generated artifact, if any cell of Table 5 or Table 6 diverges from </w:t>
+        <w:t xml:space="preserve"> fails the release if a withdrawn quantity reappears in a generated artefact, if any cell of Table 5 or Table 6 diverges from </w:t>
       </w:r>
       <w:r>
         <w:rPr>
@@ -18440,7 +18440,7 @@
           <w:sz w:val="18"/>
           <w:szCs w:val="18"/>
         </w:rPr>
-        <w:t xml:space="preserve">v1.7.1-paper</w:t>
+        <w:t xml:space="preserve">v1.7.2-paper</w:t>
       </w:r>
       <w:r>
         <w:t xml:space="preserve">, which freezes the exact code, data and manuscript state from which every reported number was produced. That release is archived at Zenodo and is reached through the concept DOI 10.5281/zenodo.22168552 (&lt;https://doi.org/10.5281/zenodo.22168552&gt;), which resolves to the most recent version and lists the version DOI of each. The reference list cites that concept DOI rather than a version DOI because two earlier drafts of this paper cited a version that subsequent corrections superseded, and the concept DOI cannot fall out of date in that way. Readers reproducing this article should take the version tagged </w:t>
@@ -18451,10 +18451,10 @@
           <w:sz w:val="18"/>
           <w:szCs w:val="18"/>
         </w:rPr>
-        <w:t xml:space="preserve">v1.7.1-paper</w:t>
-      </w:r>
-      <w:r>
-        <w:t xml:space="preserve">. Seven earlier releases (10.5281/zenodo.22168553, 22212071, 22230948, 22231200, 22249519, 22255372 and 22271924) predate corrections described in Sections 3.3 and 4.2, the condensation, the recalibrated interval of Table 5, the relabelling of Table 5 as an exploratory post-selection contrast and the corresponding scope statement on Table 6, the correction of a Table 6 p-value that had been copied from a superseded report, the final style and journal-format pass, or the renaming of three Discussion sub-headings. They are superseded but remain listed here, because each has a DOI and a DOI should not silently change what it points to.</w:t>
+        <w:t xml:space="preserve">v1.7.2-paper</w:t>
+      </w:r>
+      <w:r>
+        <w:t xml:space="preserve">. Eight earlier releases (10.5281/zenodo.22168553, 22212071, 22230948, 22231200, 22249519, 22255372, 22271924 and 22273963) predate corrections described in Sections 3.3 and 4.2, the condensation, the recalibrated interval of Table 5, the relabelling of Table 5 as an exploratory post-selection contrast and the corresponding scope statement on Table 6, the correction of a Table 6 p-value that had been copied from a superseded report, the final style and journal-format pass, the renaming of three Discussion sub-headings, or the normalization of spelling to a single British (Oxford -ize) convention. They are superseded but remain listed here, because each has a DOI and a DOI should not silently change what it points to.</w:t>
       </w:r>
     </w:p>
     <w:p>
@@ -18585,7 +18585,7 @@
         <w:t xml:space="preserve">DATA_LICENSE.md</w:t>
       </w:r>
       <w:r>
-        <w:t xml:space="preserve"> itemises them and describes the roughly 35 MB subset that is self-contained for every number reported here.</w:t>
+        <w:t xml:space="preserve"> itemizes them and describes the roughly 35 MB subset that is self-contained for every number reported here.</w:t>
       </w:r>
     </w:p>
     <w:p>
@@ -18888,7 +18888,7 @@
         <w:t xml:space="preserve">turkish-llm-watermarking: Code and data for TR-WM-EVAL, a Turkish watermark-evaluation benchmark</w:t>
       </w:r>
       <w:r>
-        <w:t xml:space="preserve"> (Version 1.7.1-paper) [Computer software]. Zenodo. https://doi.org/10.5281/zenodo.22168552</w:t>
+        <w:t xml:space="preserve"> (Version 1.7.2-paper) [Computer software]. Zenodo. https://doi.org/10.5281/zenodo.22168552</w:t>
       </w:r>
     </w:p>
     <w:p>

--- a/paper/paper.docx
+++ b/paper/paper.docx
@@ -179,7 +179,7 @@
         <w:t xml:space="preserve">The detector with the lowest human-text flag rate is the most fragile.</w:t>
       </w:r>
       <w:r>
-        <w:t xml:space="preserve"> At its own shipped threshold SynthID falsely flags none of the 1,500 human Turkish windows, against 3 for KGW and 13 for EXP, but it takes the largest attack losses (AUROC 0.816 under round-trip translation, 0.747 under laundering), and is the more fragile scheme in all four of the six paired comparisons it enters, each with a Holm-adjusted p below .05 within that six-test family (the family was fixed before the per-scheme results were seen, while the two attack conditions it runs in were selected from the aggregate ranking, and Section 3.3 sets out what that does and does not affect). KGW and EXP are not separated by these data.</w:t>
+        <w:t xml:space="preserve"> At its own shipped threshold SynthID falsely flags none of the 1,500 human Turkish windows, against 3 for KGW and 13 for EXP, but it takes the largest attack losses (AUROC 0.816 under round-trip translation, 0.747 under laundering), and is the more fragile scheme in all four of the six paired comparisons it enters, each with a Holm-adjusted p below .05 within that six-test family (the family was fixed before the per-scheme results were seen, and the two attack conditions were designated on an independent pilot cohort, Section 3.3). KGW and EXP are not separated by these data.</w:t>
       </w:r>
     </w:p>
     <w:p>
@@ -1279,7 +1279,7 @@
         <w:jc w:val="both"/>
       </w:pPr>
       <w:r>
-        <w:t xml:space="preserve">A detection threshold is set on the clean negatives at their 1% false-positive point, and we report the true-positive rate at this clean-calibrated threshold, not "TPR at 1% FPR", because under attack the negatives are transformed too and the realized false-positive rate at that threshold is an empirical question. The full 33-cell table (3 schemes by 11 conditions, the untransformed clean reference included) of realized FPR at that threshold on the corresponding negatives is reported, with one-sided binomial comparisons against the nominal rate under Bonferroni correction across the 33 cells. Those comparisons treat the 96 attacked negatives in a cell as independent, which they are not. They are four per prompt across 24 prompts, and the threshold is itself estimated from the 96 clean negatives. We therefore read the table descriptively and do not rest any conclusion on its cell-level significance. At n = 96 the FPR resolution is 1/96, which motivates Study S1 (Section 3.4). As a robustness check we also report the same-transformation AUROC, in which both classes are transformed. This is ecologically meaningful for diacritic stripping and round-trip translation (which occur in natural text) but not for laundering (no one launders human text to remove a watermark), so the headline remains the clean-negative AUROC.</w:t>
+        <w:t xml:space="preserve">A detection threshold is set on the clean negatives at their 1% false-positive point, and we report the true-positive rate at this clean-calibrated threshold, not "TPR at 1% FPR", because under attack the negatives are transformed too and the realized false-positive rate at that threshold is an empirical question. The full 33-cell table (3 schemes by 11 conditions, the untransformed clean reference included) of realized FPR at that threshold on the corresponding negatives is reported as Online Resource 1, with one-sided binomial comparisons against the nominal rate under Bonferroni correction across the 33 cells. Those comparisons treat the 96 attacked negatives in a cell as independent, which they are not. They are four per prompt across 24 prompts, and the threshold is itself estimated from the 96 clean negatives. We therefore read the table descriptively and do not rest any conclusion on its cell-level significance. At n = 96 the FPR resolution is 1/96, which motivates Study S1 (Section 3.4). As a robustness check we also report the same-transformation AUROC, in which both classes are transformed. This is ecologically meaningful for diacritic stripping and round-trip translation (which occur in natural text) but not for laundering (no one launders human text to remove a watermark), so the headline remains the clean-negative AUROC.</w:t>
       </w:r>
     </w:p>
     <w:p>
@@ -1288,7 +1288,18 @@
         <w:jc w:val="both"/>
       </w:pPr>
       <w:r>
-        <w:t xml:space="preserve">Cross-scheme comparisons never compare raw statistics, whose scales are incommensurable. The unit is the per-prompt detection rate at each scheme's own clean-calibrated threshold. The test family was specified before the per-scheme results were inspected: {rtt, launder_api} crossed with the three scheme pairs, six paired Wilcoxon tests at prompt level (n = 24), Holm-corrected. The two conditions carried into the focused comparisons, rtt and launder_api, were chosen after the aggregate attack ranking reported in Section 4.2 was inspected. They were not pre-specified. The test family built on them was fixed before the per-scheme results were seen. That selection has a consequence for how the two focused comparisons of Section 4.2 should be read, and it is not the same consequence for both. Because the conditions were chosen on a functional of the same outcome data, the multiplicity adjustments reported in Section 4.2 apply only within the families those comparisons display and do not account for the preceding selection among ten attacks. For the scheme-pairwise comparison the selection axis and the contrast axis are different: the ranking that chose the conditions averages over schemes, whereas the tests compare schemes within a condition, so the quantity that drove the selection is not the quantity being tested, and the Holm adjustment over the six tests of that family keeps its ordinary interpretation within them. For the launder_api-versus-rtt comparison the two axes coincide: the ranking placed launder_api above rtt, and that comparison asks, within each scheme, whether launder_api is the more destructive of that pair. Its p-values are therefore selection-conditional, and we report that comparison as an exploratory post-selection contrast rather than as a familywise-controlled test. There the effect sizes with their clustered intervals, which do not depend on the ordering that drove the selection, are the primary quantity, and the p-values are retained as secondary description. Within each scheme, rtt and launder_api are compared on the same unit: the per-prompt detection rate at that scheme's own clean-calibrated threshold, with Bonferroni correction across the three schemes (α = 0.05/3 ≈ 0.0167). Because each rate is computed over four seeds it can take only five values, so ties and exactly-zero differences are common (6 to 11 of 24 pairs, depending on the scheme). We therefore report a two-sided exact paired sign-flip permutation test as the primary p-value, conditional on within-prompt exchangeability of the two attack outcomes. That exchangeability is an assumption. The two conditions are substantively different transformations, not randomly assigned labels, so exchangeability is a modelling assumption about the null and not something randomization delivers. The pairing does supply what the withdrawn test of the degenerate cells lacked: a matched unit (swapping the two conditions within a prompt maps onto flipping the sign of that prompt's difference) and a comparator that is invariant to the swap. Alongside it we report a Wilcoxon signed-rank test using Pratt's convention, which ranks zero differences rather than discarding them. We also report the mean rate difference with a prompt-clustered bootstrap interval, because a p-value alone does not convey the size of the effect. That interval resamples prompt clusters jointly across the clean negatives and both attack arms and re-derives the threshold inside every replicate, so it carries the uncertainty of the calibration sample. The permutation p-value remains conditional on the observed calibration sample. An earlier version of this comparison ran on the per-prompt mean raw statistic instead. That test is internally valid (within a scheme the scale is fixed), but it estimates mean detector-score displacement, not the change in detection at the operating threshold that the surrounding text describes. Correcting the unit changes which scheme survives correction. Row-level McNemar tests are retained only descriptively because they violate the independence structure identified above.</w:t>
+        <w:t xml:space="preserve">Cross-scheme comparisons never compare raw statistics, whose scales are incommensurable. The unit is the per-prompt detection rate at each scheme's own clean-calibrated threshold. The test family was specified before the per-scheme results were inspected: {rtt, launder_api} crossed with the three scheme pairs, six paired Wilcoxon tests at prompt level (n = 24), Holm-corrected. The two conditions carried into the focused comparisons, rtt and launder_api, were not chosen on the study data. They were the two most destructive attacks in an earlier pilot cohort generated with a different model (Qwen2.5-3B-Instruct) that failed the corpus acceptance gate, and the pilot report designated them as such in writing before the study corpus was generated. The pilot report, its detection table and its environment record are released as audit material (</w:t>
+      </w:r>
+      <w:r>
+        <w:rPr>
+          <w:rFonts w:ascii="Consolas" w:cs="Consolas" w:eastAsia="Consolas" w:hAnsi="Consolas"/>
+          <w:sz w:val="18"/>
+          <w:szCs w:val="18"/>
+        </w:rPr>
+        <w:t xml:space="preserve">audit/pilot_20260818/</w:t>
+      </w:r>
+      <w:r>
+        <w:t xml:space="preserve">). The pilot corpus itself is not. Two limits of that record are stated with it. Its timestamps are local files, as for the pre-registrations (Section 7). And the analysis code that fixes the pair was written after the study corpus had been scored, so the record shows that the designation preceded the study data but cannot show that the study's own aggregate ranking, reported in Section 4.2, which reproduced the pilot ordering, played no part in confirming it. Selection on data disjoint from the test data does not inflate the type I error of the test, whatever the quality of the selecting cohort. Had the pilot ordering been uninformative, the pair carried forward would have been an arbitrary one and the comparisons on the study corpus would still be valid, only less likely to detect anything. We therefore treat the pair as fixed on data disjoint from the data the comparisons are computed on, report the multiplicity adjustments of Section 4.2 as familywise within their displayed families, and state this provenance in place of either a full pre-specification claim or a post-selection label. The test family built on the pair was fixed before the per-scheme results were seen. For the scheme-pairwise comparison the point is moot in any case: the pilot ranking averages over schemes, whereas those tests compare schemes within a condition, so the quantity that designated the conditions is not the quantity being tested. Within each scheme, rtt and launder_api are compared on the same unit: the per-prompt detection rate at that scheme's own clean-calibrated threshold, with Bonferroni correction across the three schemes (α = 0.05/3 ≈ 0.0167). Because each rate is computed over four seeds it can take only five values, so ties and exactly-zero differences are common (6 to 11 of 24 pairs, depending on the scheme). We therefore report a two-sided exact paired sign-flip permutation test as the primary p-value, conditional on within-prompt exchangeability of the two attack outcomes. That exchangeability is an assumption. The two conditions are substantively different transformations, not randomly assigned labels, so exchangeability is a modelling assumption about the null and not something randomization delivers. The pairing does supply what the withdrawn test of the degenerate cells lacked: a matched unit (swapping the two conditions within a prompt maps onto flipping the sign of that prompt's difference) and a comparator that is invariant to the swap. Alongside it we report a Wilcoxon signed-rank test using Pratt's convention, which ranks zero differences rather than discarding them. We also report the mean rate difference with a prompt-clustered bootstrap interval, because a p-value alone does not convey the size of the effect. That interval resamples prompt clusters jointly across the clean negatives and both attack arms and re-derives the threshold inside every replicate, so it carries the uncertainty of the calibration sample. The permutation p-value remains conditional on the observed calibration sample. An earlier version of this comparison ran on the per-prompt mean raw statistic instead. That test is internally valid (within a scheme the scale is fixed), but it estimates mean detector-score displacement, not the change in detection at the operating threshold that the surrounding text describes. Correcting the unit changes which scheme survives correction. Row-level McNemar tests are retained only descriptively because they violate the independence structure identified above.</w:t>
       </w:r>
     </w:p>
     <w:p>
@@ -5272,7 +5283,7 @@
         <w:t xml:space="preserve">Laundering versus translation.</w:t>
       </w:r>
       <w:r>
-        <w:t xml:space="preserve"> We compare launder_api against rtt on per-prompt detection rates at each scheme's clean-calibrated threshold (n = 24 prompts, as row-level tests would violate the clustering structure identified above). The direction is consistent in all three schemes: the mean per-prompt detection rate is lower under launder_api, by 0.167 for KGW, 0.302 for EXP and 0.063 for SynthID. Only EXP falls below the Bonferroni threshold of the displayed three-scheme family (two-sided exact sign-flip permutation p = 0.012 against α = 0.0167). KGW's uncorrected p is 0.024, above that threshold, and SynthID's is 0.415, far from it. These are exploratory post-selection contrasts, for the reason set out in Section 3.3. The ranking that selected this pair of conditions is the same ordering the test then re-examines, so the adjustment covers the three displayed comparisons and not the search over ten attacks that produced them. We therefore read the effect sizes rather than the decisions. The direction is the same in all three schemes, and the estimated size of the effect is largest for EXP. The marginal, uncorrected 95% intervals exclude zero for EXP, [−0.510, −0.115], and for KGW, [−0.271, −0.052], and include it for SynthID, [−0.188, +0.042]. KGW's interval excludes zero while its p sits above the Bonferroni threshold. The two are compatible: a marginal interval and a corrected decision at α = 0.0167 control different error rates, and both are reported. Under the within-prompt exchangeability assumption of Section 3.3, and conditional on the selection just described, the evidence for laundering being the more destructive of the two is strongest for EXP and weakest for SynthID.</w:t>
+        <w:t xml:space="preserve"> We compare launder_api against rtt on per-prompt detection rates at each scheme's clean-calibrated threshold (n = 24 prompts, as row-level tests would violate the clustering structure identified above). The direction is consistent in all three schemes: the mean per-prompt detection rate is lower under launder_api, by 0.167 for KGW, 0.302 for EXP and 0.063 for SynthID. Only EXP falls below the Bonferroni threshold of the displayed three-scheme family (two-sided exact sign-flip permutation p = 0.012 against α = 0.0167). KGW's uncorrected p is 0.024, above that threshold, and SynthID's is 0.415, far from it. The pair of conditions was designated on an independent pilot cohort (Section 3.3), so the Bonferroni decision is read as familywise within the three-scheme family, with the provenance limit stated there. The effect sizes carry the result in any case. The direction is the same in all three schemes, and the estimated size of the effect is largest for EXP. The marginal, uncorrected 95% intervals exclude zero for EXP, [−0.510, −0.115], and for KGW, [−0.271, −0.052], and include it for SynthID, [−0.188, +0.042]. KGW's interval excludes zero while its p sits above the Bonferroni threshold. The two are compatible: a marginal interval and a corrected decision at α = 0.0167 control different error rates, and both are reported. Under the within-prompt exchangeability assumption of Section 3.3, and conditional on the selection just described, the evidence for laundering being the more destructive of the two is strongest for EXP and weakest for SynthID.</w:t>
       </w:r>
     </w:p>
     <w:p>
@@ -5294,23 +5305,7 @@
           <w:sz w:val="17"/>
           <w:szCs w:val="17"/>
         </w:rPr>
-        <w:t xml:space="preserve"> Prompt-level paired comparison of launder_api vs. rtt on per-prompt detection rates at the clean-calibrated threshold (n = 24 prompts per scheme). </w:t>
-      </w:r>
-      <w:r>
-        <w:rPr>
-          <w:b/>
-          <w:bCs/>
-          <w:sz w:val="17"/>
-          <w:szCs w:val="17"/>
-        </w:rPr>
-        <w:t xml:space="preserve">These are exploratory post-selection contrasts</w:t>
-      </w:r>
-      <w:r>
-        <w:rPr>
-          <w:sz w:val="17"/>
-          <w:szCs w:val="17"/>
-        </w:rPr>
-        <w:t xml:space="preserve">: the two conditions were chosen after the aggregate attack ranking of Table 4 was inspected, and that ranking already ordered launder_api above rtt, so the Bonferroni adjustment shown here (over the 3 displayed schemes, α = 0.05/3 ≈ 0.0167) does not account for the selection step and the last column is not a familywise significance verdict. Δ, with its interval, is the primary quantity. Δ is the mean per-prompt rate difference (launder_api − rtt, negative = laundering more destructive) with its marginal, uncorrected prompt-clustered bootstrap 95% CI, which resamples clusters jointly across the clean negatives and both attack arms and re-derives the threshold in every replicate. Because a rate over four seeds takes only five values, "non-zero" gives the number of prompt pairs with a non-zero difference. "TPR laund." is the detection rate under launder_api. "Perm. p" is the two-sided exact paired sign-flip permutation test over the non-zero pairs, conditional on the observed calibration sample. "Pratt p" is the Wilcoxon signed-rank test under Pratt's convention, which ranks zero differences rather than discarding them.</w:t>
+        <w:t xml:space="preserve"> Prompt-level paired comparison of launder_api vs. rtt on per-prompt detection rates at the clean-calibrated threshold (n = 24 prompts per scheme). The two conditions were designated on an independent pilot cohort before the study corpus existed (Section 3.3), so the Bonferroni adjustment (over the 3 schemes, α = 0.05/3 ≈ 0.0167) is a familywise decision within this family. In the last column, n.s. = not significant. Δ is the mean per-prompt rate difference (launder_api − rtt, negative = laundering more destructive) with its marginal, uncorrected prompt-clustered bootstrap 95% CI, which resamples clusters jointly across the clean negatives and both attack arms and re-derives the threshold in every replicate. Because a rate over four seeds takes only five values, "non-zero" gives the number of prompt pairs with a non-zero difference. "TPR laund." is the detection rate under launder_api. "Perm. p" is the two-sided exact paired sign-flip permutation test over the non-zero pairs, conditional on the observed calibration sample. "Pratt p" is the Wilcoxon signed-rank test under Pratt's convention, which ranks zero differences rather than discarding them.</w:t>
       </w:r>
     </w:p>
     <w:tbl>
@@ -5551,7 +5546,7 @@
                 <w:sz w:val="17"/>
                 <w:szCs w:val="17"/>
               </w:rPr>
-              <w:t xml:space="preserve">vs. within-family α</w:t>
+              <w:t xml:space="preserve">Bonferroni</w:t>
             </w:r>
           </w:p>
         </w:tc>
@@ -5748,7 +5743,7 @@
                 <w:sz w:val="17"/>
                 <w:szCs w:val="17"/>
               </w:rPr>
-              <w:t xml:space="preserve">above</w:t>
+              <w:t xml:space="preserve">n.s.</w:t>
             </w:r>
           </w:p>
         </w:tc>
@@ -5945,7 +5940,7 @@
                 <w:sz w:val="17"/>
                 <w:szCs w:val="17"/>
               </w:rPr>
-              <w:t xml:space="preserve">below</w:t>
+              <w:t xml:space="preserve">significant</w:t>
             </w:r>
           </w:p>
         </w:tc>
@@ -6142,7 +6137,7 @@
                 <w:sz w:val="17"/>
                 <w:szCs w:val="17"/>
               </w:rPr>
-              <w:t xml:space="preserve">above</w:t>
+              <w:t xml:space="preserve">n.s.</w:t>
             </w:r>
           </w:p>
         </w:tc>
@@ -6166,7 +6161,7 @@
         <w:t xml:space="preserve">Scheme comparison.</w:t>
       </w:r>
       <w:r>
-        <w:t xml:space="preserve"> Because raw detection statistics are not comparable across schemes, scheme-pairwise comparisons use per-prompt detection rates at each scheme's own clean-calibrated threshold. The test family ({rtt, launder_api} × 3 scheme pairs = 6 paired Wilcoxon tests, Holm-corrected) was specified before the per-scheme results were inspected (Section 3.3). The two conditions the family is built on were themselves selected from the aggregate ranking, but on the axis that matters here that selection is orthogonal to the contrast. The ranking averages over schemes, whereas these tests compare schemes within a condition. The Holm adjustment therefore retains its ordinary interpretation over the six displayed tests, while carrying no guarantee about the choice of the two conditions in which they are computed. Within that family SynthID is the more fragile scheme in every comparison it enters: all four tests involving SynthID have Holm-adjusted p-values below .05, with mean rate differences from 0.177 to 0.479 (Table 6). KGW and EXP are not separated by these data under either attack (p = 0.104 and p = 0.513), which at n = 24 is a failure to reject and not evidence of equivalence.</w:t>
+        <w:t xml:space="preserve"> Because raw detection statistics are not comparable across schemes, scheme-pairwise comparisons use per-prompt detection rates at each scheme's own clean-calibrated threshold. The test family ({rtt, launder_api} × 3 scheme pairs = 6 paired Wilcoxon tests, Holm-corrected) was specified before the per-scheme results were inspected (Section 3.3). The two conditions the family is built on were designated on an independent pilot cohort (Section 3.3), and the axis of that designation is orthogonal to the contrast in any case: the pilot ranking averages over schemes, whereas these tests compare schemes within a condition. The Holm adjustment therefore retains its ordinary interpretation over the six displayed tests. Within that family SynthID is the more fragile scheme in every comparison it enters: all four tests involving SynthID have Holm-adjusted p-values below .05, with mean rate differences from 0.177 to 0.479 (Table 6). KGW and EXP are not separated by these data under either attack (p = 0.104 and p = 0.513), which at n = 24 is a failure to reject and not evidence of equivalence.</w:t>
       </w:r>
     </w:p>
     <w:p>
@@ -6188,7 +6183,7 @@
           <w:sz w:val="17"/>
           <w:szCs w:val="17"/>
         </w:rPr>
-        <w:t xml:space="preserve"> Scheme-pairwise robustness comparison: paired Wilcoxon on per-prompt detection rates (positive mean difference = first scheme more robust), Holm correction over the family of 6 tests specified before the per-scheme results were inspected (n.s. = not significant). The two conditions in which the tests are computed were selected from the aggregate attack ranking (Section 3.3). Because that ranking averages over schemes and these tests contrast schemes, the adjustment is interpreted within the six displayed tests and makes no claim about the selection of the conditions.</w:t>
+        <w:t xml:space="preserve"> Scheme-pairwise robustness comparison: paired Wilcoxon on per-prompt detection rates (positive mean difference = first scheme more robust), Holm correction over the family of 6 tests specified before the per-scheme results were inspected (n.s. = not significant). The two conditions in which the tests are computed were designated on an independent pilot cohort (Section 3.3). The adjustment is interpreted within the six displayed tests.</w:t>
       </w:r>
     </w:p>
     <w:tbl>
@@ -7456,5960 +7451,17 @@
         <w:jc w:val="both"/>
       </w:pPr>
       <w:r>
-        <w:t xml:space="preserve">A threshold calibrated on clean negatives does not keep its nominal rate once the negatives are attacked. Table 7 gives all 33 cells. The highest realized false-positive rate is 6.2%, against the 1% the threshold was set for. Under a one-sided binomial comparison with Bonferroni correction over the 33 cells, 2 cells depart from nominal (EXP/launder_api, SynthID/morph_v1+dia). Because these comparisons ignore the prompt clustering described above, the intervals are anticonservative and we report the flag as descriptive rather than as a test result. With 96 negatives per cell the resolution is 1/96 = 1.0%, so smaller departures cannot be distinguished here. That limit is why S1 measures false positives on human text at n ≥ 3,000 instead.</w:t>
-      </w:r>
-    </w:p>
-    <w:p>
-      <w:pPr>
-        <w:spacing w:after="140" w:before="60"/>
-        <w:jc w:val="left"/>
-      </w:pPr>
-      <w:r>
-        <w:rPr>
-          <w:b/>
-          <w:bCs/>
-          <w:sz w:val="17"/>
-          <w:szCs w:val="17"/>
-        </w:rPr>
-        <w:t xml:space="preserve">Table 7.</w:t>
-      </w:r>
-      <w:r>
-        <w:rPr>
-          <w:sz w:val="17"/>
-          <w:szCs w:val="17"/>
-        </w:rPr>
-        <w:t xml:space="preserve"> Realized false-positive rate of the clean-calibrated threshold on attacked negatives, for all 33 scheme-condition cells. The table is descriptive. The 95% upper bound is a binomial bound over 96 rows, but those rows are four per prompt across 24 prompt clusters, so the bound is anticonservative, and the threshold is estimated from the same small clean sample. The threshold is set to 1% FPR on the 96 clean negatives. The fourth column is the rate that same threshold actually achieves once the negatives have been through the attack. The last column gives AUROC when both classes carry the same transformation, which is an ecologically meaningful question for diacritic stripping and translation but not for the laundering attacks, since nobody launders human text to remove a watermark it does not carry.</w:t>
-      </w:r>
-    </w:p>
-    <w:tbl>
-      <w:tblPr>
-        <w:tblW w:type="dxa" w:w="9360"/>
-        <w:tblBorders>
-          <w:top w:val="single" w:color="444444" w:sz="6"/>
-          <w:left w:val="none"/>
-          <w:bottom w:val="single" w:color="444444" w:sz="6"/>
-          <w:right w:val="none"/>
-          <w:insideH w:val="single" w:color="DDE1DE" w:sz="2"/>
-          <w:insideV w:val="none"/>
-        </w:tblBorders>
-      </w:tblPr>
-      <w:tblGrid>
-        <w:gridCol w:w="2059"/>
-        <w:gridCol w:w="1216"/>
-        <w:gridCol w:w="1216"/>
-        <w:gridCol w:w="1216"/>
-        <w:gridCol w:w="1216"/>
-        <w:gridCol w:w="1216"/>
-        <w:gridCol w:w="1221"/>
-      </w:tblGrid>
-      <w:tr>
-        <w:trPr>
-          <w:tblHeader/>
-        </w:trPr>
-        <w:tc>
-          <w:tcPr>
-            <w:tcW w:type="dxa" w:w="2059"/>
-            <w:shd w:fill="EFF1F0" w:val="clear"/>
-            <w:tcMar>
-              <w:top w:type="dxa" w:w="60"/>
-              <w:left w:type="dxa" w:w="100"/>
-              <w:bottom w:type="dxa" w:w="60"/>
-              <w:right w:type="dxa" w:w="100"/>
-            </w:tcMar>
-          </w:tcPr>
-          <w:p>
-            <w:pPr>
-              <w:spacing w:after="0"/>
-              <w:jc w:val="left"/>
-            </w:pPr>
-            <w:r>
-              <w:rPr>
-                <w:b/>
-                <w:bCs/>
-                <w:sz w:val="17"/>
-                <w:szCs w:val="17"/>
-              </w:rPr>
-              <w:t xml:space="preserve">Scheme</w:t>
-            </w:r>
-          </w:p>
-        </w:tc>
-        <w:tc>
-          <w:tcPr>
-            <w:tcW w:type="dxa" w:w="1216"/>
-            <w:shd w:fill="EFF1F0" w:val="clear"/>
-            <w:tcMar>
-              <w:top w:type="dxa" w:w="60"/>
-              <w:left w:type="dxa" w:w="100"/>
-              <w:bottom w:type="dxa" w:w="60"/>
-              <w:right w:type="dxa" w:w="100"/>
-            </w:tcMar>
-          </w:tcPr>
-          <w:p>
-            <w:pPr>
-              <w:spacing w:after="0"/>
-              <w:jc w:val="left"/>
-            </w:pPr>
-            <w:r>
-              <w:rPr>
-                <w:b/>
-                <w:bCs/>
-                <w:sz w:val="17"/>
-                <w:szCs w:val="17"/>
-              </w:rPr>
-              <w:t xml:space="preserve">Condition</w:t>
-            </w:r>
-          </w:p>
-        </w:tc>
-        <w:tc>
-          <w:tcPr>
-            <w:tcW w:type="dxa" w:w="1216"/>
-            <w:shd w:fill="EFF1F0" w:val="clear"/>
-            <w:tcMar>
-              <w:top w:type="dxa" w:w="60"/>
-              <w:left w:type="dxa" w:w="100"/>
-              <w:bottom w:type="dxa" w:w="60"/>
-              <w:right w:type="dxa" w:w="100"/>
-            </w:tcMar>
-          </w:tcPr>
-          <w:p>
-            <w:pPr>
-              <w:spacing w:after="0"/>
-              <w:jc w:val="right"/>
-            </w:pPr>
-            <w:r>
-              <w:rPr>
-                <w:b/>
-                <w:bCs/>
-                <w:sz w:val="17"/>
-                <w:szCs w:val="17"/>
-              </w:rPr>
-              <w:t xml:space="preserve">TPR</w:t>
-            </w:r>
-          </w:p>
-        </w:tc>
-        <w:tc>
-          <w:tcPr>
-            <w:tcW w:type="dxa" w:w="1216"/>
-            <w:shd w:fill="EFF1F0" w:val="clear"/>
-            <w:tcMar>
-              <w:top w:type="dxa" w:w="60"/>
-              <w:left w:type="dxa" w:w="100"/>
-              <w:bottom w:type="dxa" w:w="60"/>
-              <w:right w:type="dxa" w:w="100"/>
-            </w:tcMar>
-          </w:tcPr>
-          <w:p>
-            <w:pPr>
-              <w:spacing w:after="0"/>
-              <w:jc w:val="right"/>
-            </w:pPr>
-            <w:r>
-              <w:rPr>
-                <w:b/>
-                <w:bCs/>
-                <w:sz w:val="17"/>
-                <w:szCs w:val="17"/>
-              </w:rPr>
-              <w:t xml:space="preserve">Realized FPR</w:t>
-            </w:r>
-          </w:p>
-        </w:tc>
-        <w:tc>
-          <w:tcPr>
-            <w:tcW w:type="dxa" w:w="1216"/>
-            <w:shd w:fill="EFF1F0" w:val="clear"/>
-            <w:tcMar>
-              <w:top w:type="dxa" w:w="60"/>
-              <w:left w:type="dxa" w:w="100"/>
-              <w:bottom w:type="dxa" w:w="60"/>
-              <w:right w:type="dxa" w:w="100"/>
-            </w:tcMar>
-          </w:tcPr>
-          <w:p>
-            <w:pPr>
-              <w:spacing w:after="0"/>
-              <w:jc w:val="right"/>
-            </w:pPr>
-            <w:r>
-              <w:rPr>
-                <w:b/>
-                <w:bCs/>
-                <w:sz w:val="17"/>
-                <w:szCs w:val="17"/>
-              </w:rPr>
-              <w:t xml:space="preserve">Exceeding</w:t>
-            </w:r>
-          </w:p>
-        </w:tc>
-        <w:tc>
-          <w:tcPr>
-            <w:tcW w:type="dxa" w:w="1216"/>
-            <w:shd w:fill="EFF1F0" w:val="clear"/>
-            <w:tcMar>
-              <w:top w:type="dxa" w:w="60"/>
-              <w:left w:type="dxa" w:w="100"/>
-              <w:bottom w:type="dxa" w:w="60"/>
-              <w:right w:type="dxa" w:w="100"/>
-            </w:tcMar>
-          </w:tcPr>
-          <w:p>
-            <w:pPr>
-              <w:spacing w:after="0"/>
-              <w:jc w:val="right"/>
-            </w:pPr>
-            <w:r>
-              <w:rPr>
-                <w:b/>
-                <w:bCs/>
-                <w:sz w:val="17"/>
-                <w:szCs w:val="17"/>
-              </w:rPr>
-              <w:t xml:space="preserve">FPR 95% upper</w:t>
-            </w:r>
-          </w:p>
-        </w:tc>
-        <w:tc>
-          <w:tcPr>
-            <w:tcW w:type="dxa" w:w="1221"/>
-            <w:shd w:fill="EFF1F0" w:val="clear"/>
-            <w:tcMar>
-              <w:top w:type="dxa" w:w="60"/>
-              <w:left w:type="dxa" w:w="100"/>
-              <w:bottom w:type="dxa" w:w="60"/>
-              <w:right w:type="dxa" w:w="100"/>
-            </w:tcMar>
-          </w:tcPr>
-          <w:p>
-            <w:pPr>
-              <w:spacing w:after="0"/>
-              <w:jc w:val="right"/>
-            </w:pPr>
-            <w:r>
-              <w:rPr>
-                <w:b/>
-                <w:bCs/>
-                <w:sz w:val="17"/>
-                <w:szCs w:val="17"/>
-              </w:rPr>
-              <w:t xml:space="preserve">Same-transform AUROC</w:t>
-            </w:r>
-          </w:p>
-        </w:tc>
-      </w:tr>
-      <w:tr>
-        <w:trPr>
-          <w:tblHeader w:val="false"/>
-        </w:trPr>
-        <w:tc>
-          <w:tcPr>
-            <w:tcW w:type="dxa" w:w="2059"/>
-            <w:tcMar>
-              <w:top w:type="dxa" w:w="60"/>
-              <w:left w:type="dxa" w:w="100"/>
-              <w:bottom w:type="dxa" w:w="60"/>
-              <w:right w:type="dxa" w:w="100"/>
-            </w:tcMar>
-          </w:tcPr>
-          <w:p>
-            <w:pPr>
-              <w:spacing w:after="0"/>
-              <w:jc w:val="left"/>
-            </w:pPr>
-            <w:r>
-              <w:rPr>
-                <w:sz w:val="17"/>
-                <w:szCs w:val="17"/>
-              </w:rPr>
-              <w:t xml:space="preserve">EXP</w:t>
-            </w:r>
-          </w:p>
-        </w:tc>
-        <w:tc>
-          <w:tcPr>
-            <w:tcW w:type="dxa" w:w="1216"/>
-            <w:tcMar>
-              <w:top w:type="dxa" w:w="60"/>
-              <w:left w:type="dxa" w:w="100"/>
-              <w:bottom w:type="dxa" w:w="60"/>
-              <w:right w:type="dxa" w:w="100"/>
-            </w:tcMar>
-          </w:tcPr>
-          <w:p>
-            <w:pPr>
-              <w:spacing w:after="0"/>
-              <w:jc w:val="left"/>
-            </w:pPr>
-            <w:r>
-              <w:rPr>
-                <w:sz w:val="17"/>
-                <w:szCs w:val="17"/>
-              </w:rPr>
-              <w:t xml:space="preserve">clean</w:t>
-            </w:r>
-          </w:p>
-        </w:tc>
-        <w:tc>
-          <w:tcPr>
-            <w:tcW w:type="dxa" w:w="1216"/>
-            <w:tcMar>
-              <w:top w:type="dxa" w:w="60"/>
-              <w:left w:type="dxa" w:w="100"/>
-              <w:bottom w:type="dxa" w:w="60"/>
-              <w:right w:type="dxa" w:w="100"/>
-            </w:tcMar>
-          </w:tcPr>
-          <w:p>
-            <w:pPr>
-              <w:spacing w:after="0"/>
-              <w:jc w:val="right"/>
-            </w:pPr>
-            <w:r>
-              <w:rPr>
-                <w:sz w:val="17"/>
-                <w:szCs w:val="17"/>
-              </w:rPr>
-              <w:t xml:space="preserve">1.000</w:t>
-            </w:r>
-          </w:p>
-        </w:tc>
-        <w:tc>
-          <w:tcPr>
-            <w:tcW w:type="dxa" w:w="1216"/>
-            <w:tcMar>
-              <w:top w:type="dxa" w:w="60"/>
-              <w:left w:type="dxa" w:w="100"/>
-              <w:bottom w:type="dxa" w:w="60"/>
-              <w:right w:type="dxa" w:w="100"/>
-            </w:tcMar>
-          </w:tcPr>
-          <w:p>
-            <w:pPr>
-              <w:spacing w:after="0"/>
-              <w:jc w:val="right"/>
-            </w:pPr>
-            <w:r>
-              <w:rPr>
-                <w:sz w:val="17"/>
-                <w:szCs w:val="17"/>
-              </w:rPr>
-              <w:t xml:space="preserve">0.010</w:t>
-            </w:r>
-          </w:p>
-        </w:tc>
-        <w:tc>
-          <w:tcPr>
-            <w:tcW w:type="dxa" w:w="1216"/>
-            <w:tcMar>
-              <w:top w:type="dxa" w:w="60"/>
-              <w:left w:type="dxa" w:w="100"/>
-              <w:bottom w:type="dxa" w:w="60"/>
-              <w:right w:type="dxa" w:w="100"/>
-            </w:tcMar>
-          </w:tcPr>
-          <w:p>
-            <w:pPr>
-              <w:spacing w:after="0"/>
-              <w:jc w:val="right"/>
-            </w:pPr>
-            <w:r>
-              <w:rPr>
-                <w:sz w:val="17"/>
-                <w:szCs w:val="17"/>
-              </w:rPr>
-              <w:t xml:space="preserve">1/96</w:t>
-            </w:r>
-          </w:p>
-        </w:tc>
-        <w:tc>
-          <w:tcPr>
-            <w:tcW w:type="dxa" w:w="1216"/>
-            <w:tcMar>
-              <w:top w:type="dxa" w:w="60"/>
-              <w:left w:type="dxa" w:w="100"/>
-              <w:bottom w:type="dxa" w:w="60"/>
-              <w:right w:type="dxa" w:w="100"/>
-            </w:tcMar>
-          </w:tcPr>
-          <w:p>
-            <w:pPr>
-              <w:spacing w:after="0"/>
-              <w:jc w:val="right"/>
-            </w:pPr>
-            <w:r>
-              <w:rPr>
-                <w:sz w:val="17"/>
-                <w:szCs w:val="17"/>
-              </w:rPr>
-              <w:t xml:space="preserve">0.057</w:t>
-            </w:r>
-          </w:p>
-        </w:tc>
-        <w:tc>
-          <w:tcPr>
-            <w:tcW w:type="dxa" w:w="1221"/>
-            <w:tcMar>
-              <w:top w:type="dxa" w:w="60"/>
-              <w:left w:type="dxa" w:w="100"/>
-              <w:bottom w:type="dxa" w:w="60"/>
-              <w:right w:type="dxa" w:w="100"/>
-            </w:tcMar>
-          </w:tcPr>
-          <w:p>
-            <w:pPr>
-              <w:spacing w:after="0"/>
-              <w:jc w:val="right"/>
-            </w:pPr>
-            <w:r>
-              <w:rPr>
-                <w:sz w:val="17"/>
-                <w:szCs w:val="17"/>
-              </w:rPr>
-              <w:t xml:space="preserve">1.000</w:t>
-            </w:r>
-          </w:p>
-        </w:tc>
-      </w:tr>
-      <w:tr>
-        <w:trPr>
-          <w:tblHeader w:val="false"/>
-        </w:trPr>
-        <w:tc>
-          <w:tcPr>
-            <w:tcW w:type="dxa" w:w="2059"/>
-            <w:tcMar>
-              <w:top w:type="dxa" w:w="60"/>
-              <w:left w:type="dxa" w:w="100"/>
-              <w:bottom w:type="dxa" w:w="60"/>
-              <w:right w:type="dxa" w:w="100"/>
-            </w:tcMar>
-          </w:tcPr>
-          <w:p>
-            <w:pPr>
-              <w:spacing w:after="0"/>
-              <w:jc w:val="left"/>
-            </w:pPr>
-            <w:r>
-              <w:rPr>
-                <w:sz w:val="17"/>
-                <w:szCs w:val="17"/>
-              </w:rPr>
-              <w:t xml:space="preserve">EXP</w:t>
-            </w:r>
-          </w:p>
-        </w:tc>
-        <w:tc>
-          <w:tcPr>
-            <w:tcW w:type="dxa" w:w="1216"/>
-            <w:tcMar>
-              <w:top w:type="dxa" w:w="60"/>
-              <w:left w:type="dxa" w:w="100"/>
-              <w:bottom w:type="dxa" w:w="60"/>
-              <w:right w:type="dxa" w:w="100"/>
-            </w:tcMar>
-          </w:tcPr>
-          <w:p>
-            <w:pPr>
-              <w:spacing w:after="0"/>
-              <w:jc w:val="left"/>
-            </w:pPr>
-            <w:r>
-              <w:rPr>
-                <w:sz w:val="17"/>
-                <w:szCs w:val="17"/>
-              </w:rPr>
-              <w:t xml:space="preserve">dia100</w:t>
-            </w:r>
-          </w:p>
-        </w:tc>
-        <w:tc>
-          <w:tcPr>
-            <w:tcW w:type="dxa" w:w="1216"/>
-            <w:tcMar>
-              <w:top w:type="dxa" w:w="60"/>
-              <w:left w:type="dxa" w:w="100"/>
-              <w:bottom w:type="dxa" w:w="60"/>
-              <w:right w:type="dxa" w:w="100"/>
-            </w:tcMar>
-          </w:tcPr>
-          <w:p>
-            <w:pPr>
-              <w:spacing w:after="0"/>
-              <w:jc w:val="right"/>
-            </w:pPr>
-            <w:r>
-              <w:rPr>
-                <w:sz w:val="17"/>
-                <w:szCs w:val="17"/>
-              </w:rPr>
-              <w:t xml:space="preserve">0.917</w:t>
-            </w:r>
-          </w:p>
-        </w:tc>
-        <w:tc>
-          <w:tcPr>
-            <w:tcW w:type="dxa" w:w="1216"/>
-            <w:tcMar>
-              <w:top w:type="dxa" w:w="60"/>
-              <w:left w:type="dxa" w:w="100"/>
-              <w:bottom w:type="dxa" w:w="60"/>
-              <w:right w:type="dxa" w:w="100"/>
-            </w:tcMar>
-          </w:tcPr>
-          <w:p>
-            <w:pPr>
-              <w:spacing w:after="0"/>
-              <w:jc w:val="right"/>
-            </w:pPr>
-            <w:r>
-              <w:rPr>
-                <w:sz w:val="17"/>
-                <w:szCs w:val="17"/>
-              </w:rPr>
-              <w:t xml:space="preserve">0.042</w:t>
-            </w:r>
-          </w:p>
-        </w:tc>
-        <w:tc>
-          <w:tcPr>
-            <w:tcW w:type="dxa" w:w="1216"/>
-            <w:tcMar>
-              <w:top w:type="dxa" w:w="60"/>
-              <w:left w:type="dxa" w:w="100"/>
-              <w:bottom w:type="dxa" w:w="60"/>
-              <w:right w:type="dxa" w:w="100"/>
-            </w:tcMar>
-          </w:tcPr>
-          <w:p>
-            <w:pPr>
-              <w:spacing w:after="0"/>
-              <w:jc w:val="right"/>
-            </w:pPr>
-            <w:r>
-              <w:rPr>
-                <w:sz w:val="17"/>
-                <w:szCs w:val="17"/>
-              </w:rPr>
-              <w:t xml:space="preserve">4/96</w:t>
-            </w:r>
-          </w:p>
-        </w:tc>
-        <w:tc>
-          <w:tcPr>
-            <w:tcW w:type="dxa" w:w="1216"/>
-            <w:tcMar>
-              <w:top w:type="dxa" w:w="60"/>
-              <w:left w:type="dxa" w:w="100"/>
-              <w:bottom w:type="dxa" w:w="60"/>
-              <w:right w:type="dxa" w:w="100"/>
-            </w:tcMar>
-          </w:tcPr>
-          <w:p>
-            <w:pPr>
-              <w:spacing w:after="0"/>
-              <w:jc w:val="right"/>
-            </w:pPr>
-            <w:r>
-              <w:rPr>
-                <w:sz w:val="17"/>
-                <w:szCs w:val="17"/>
-              </w:rPr>
-              <w:t xml:space="preserve">0.103</w:t>
-            </w:r>
-          </w:p>
-        </w:tc>
-        <w:tc>
-          <w:tcPr>
-            <w:tcW w:type="dxa" w:w="1221"/>
-            <w:tcMar>
-              <w:top w:type="dxa" w:w="60"/>
-              <w:left w:type="dxa" w:w="100"/>
-              <w:bottom w:type="dxa" w:w="60"/>
-              <w:right w:type="dxa" w:w="100"/>
-            </w:tcMar>
-          </w:tcPr>
-          <w:p>
-            <w:pPr>
-              <w:spacing w:after="0"/>
-              <w:jc w:val="right"/>
-            </w:pPr>
-            <w:r>
-              <w:rPr>
-                <w:sz w:val="17"/>
-                <w:szCs w:val="17"/>
-              </w:rPr>
-              <w:t xml:space="preserve">0.982</w:t>
-            </w:r>
-          </w:p>
-        </w:tc>
-      </w:tr>
-      <w:tr>
-        <w:trPr>
-          <w:tblHeader w:val="false"/>
-        </w:trPr>
-        <w:tc>
-          <w:tcPr>
-            <w:tcW w:type="dxa" w:w="2059"/>
-            <w:tcMar>
-              <w:top w:type="dxa" w:w="60"/>
-              <w:left w:type="dxa" w:w="100"/>
-              <w:bottom w:type="dxa" w:w="60"/>
-              <w:right w:type="dxa" w:w="100"/>
-            </w:tcMar>
-          </w:tcPr>
-          <w:p>
-            <w:pPr>
-              <w:spacing w:after="0"/>
-              <w:jc w:val="left"/>
-            </w:pPr>
-            <w:r>
-              <w:rPr>
-                <w:sz w:val="17"/>
-                <w:szCs w:val="17"/>
-              </w:rPr>
-              <w:t xml:space="preserve">EXP</w:t>
-            </w:r>
-          </w:p>
-        </w:tc>
-        <w:tc>
-          <w:tcPr>
-            <w:tcW w:type="dxa" w:w="1216"/>
-            <w:tcMar>
-              <w:top w:type="dxa" w:w="60"/>
-              <w:left w:type="dxa" w:w="100"/>
-              <w:bottom w:type="dxa" w:w="60"/>
-              <w:right w:type="dxa" w:w="100"/>
-            </w:tcMar>
-          </w:tcPr>
-          <w:p>
-            <w:pPr>
-              <w:spacing w:after="0"/>
-              <w:jc w:val="left"/>
-            </w:pPr>
-            <w:r>
-              <w:rPr>
-                <w:sz w:val="17"/>
-                <w:szCs w:val="17"/>
-              </w:rPr>
-              <w:t xml:space="preserve">dia50</w:t>
-            </w:r>
-          </w:p>
-        </w:tc>
-        <w:tc>
-          <w:tcPr>
-            <w:tcW w:type="dxa" w:w="1216"/>
-            <w:tcMar>
-              <w:top w:type="dxa" w:w="60"/>
-              <w:left w:type="dxa" w:w="100"/>
-              <w:bottom w:type="dxa" w:w="60"/>
-              <w:right w:type="dxa" w:w="100"/>
-            </w:tcMar>
-          </w:tcPr>
-          <w:p>
-            <w:pPr>
-              <w:spacing w:after="0"/>
-              <w:jc w:val="right"/>
-            </w:pPr>
-            <w:r>
-              <w:rPr>
-                <w:sz w:val="17"/>
-                <w:szCs w:val="17"/>
-              </w:rPr>
-              <w:t xml:space="preserve">1.000</w:t>
-            </w:r>
-          </w:p>
-        </w:tc>
-        <w:tc>
-          <w:tcPr>
-            <w:tcW w:type="dxa" w:w="1216"/>
-            <w:tcMar>
-              <w:top w:type="dxa" w:w="60"/>
-              <w:left w:type="dxa" w:w="100"/>
-              <w:bottom w:type="dxa" w:w="60"/>
-              <w:right w:type="dxa" w:w="100"/>
-            </w:tcMar>
-          </w:tcPr>
-          <w:p>
-            <w:pPr>
-              <w:spacing w:after="0"/>
-              <w:jc w:val="right"/>
-            </w:pPr>
-            <w:r>
-              <w:rPr>
-                <w:sz w:val="17"/>
-                <w:szCs w:val="17"/>
-              </w:rPr>
-              <w:t xml:space="preserve">0.031</w:t>
-            </w:r>
-          </w:p>
-        </w:tc>
-        <w:tc>
-          <w:tcPr>
-            <w:tcW w:type="dxa" w:w="1216"/>
-            <w:tcMar>
-              <w:top w:type="dxa" w:w="60"/>
-              <w:left w:type="dxa" w:w="100"/>
-              <w:bottom w:type="dxa" w:w="60"/>
-              <w:right w:type="dxa" w:w="100"/>
-            </w:tcMar>
-          </w:tcPr>
-          <w:p>
-            <w:pPr>
-              <w:spacing w:after="0"/>
-              <w:jc w:val="right"/>
-            </w:pPr>
-            <w:r>
-              <w:rPr>
-                <w:sz w:val="17"/>
-                <w:szCs w:val="17"/>
-              </w:rPr>
-              <w:t xml:space="preserve">3/96</w:t>
-            </w:r>
-          </w:p>
-        </w:tc>
-        <w:tc>
-          <w:tcPr>
-            <w:tcW w:type="dxa" w:w="1216"/>
-            <w:tcMar>
-              <w:top w:type="dxa" w:w="60"/>
-              <w:left w:type="dxa" w:w="100"/>
-              <w:bottom w:type="dxa" w:w="60"/>
-              <w:right w:type="dxa" w:w="100"/>
-            </w:tcMar>
-          </w:tcPr>
-          <w:p>
-            <w:pPr>
-              <w:spacing w:after="0"/>
-              <w:jc w:val="right"/>
-            </w:pPr>
-            <w:r>
-              <w:rPr>
-                <w:sz w:val="17"/>
-                <w:szCs w:val="17"/>
-              </w:rPr>
-              <w:t xml:space="preserve">0.089</w:t>
-            </w:r>
-          </w:p>
-        </w:tc>
-        <w:tc>
-          <w:tcPr>
-            <w:tcW w:type="dxa" w:w="1221"/>
-            <w:tcMar>
-              <w:top w:type="dxa" w:w="60"/>
-              <w:left w:type="dxa" w:w="100"/>
-              <w:bottom w:type="dxa" w:w="60"/>
-              <w:right w:type="dxa" w:w="100"/>
-            </w:tcMar>
-          </w:tcPr>
-          <w:p>
-            <w:pPr>
-              <w:spacing w:after="0"/>
-              <w:jc w:val="right"/>
-            </w:pPr>
-            <w:r>
-              <w:rPr>
-                <w:sz w:val="17"/>
-                <w:szCs w:val="17"/>
-              </w:rPr>
-              <w:t xml:space="preserve">1.000</w:t>
-            </w:r>
-          </w:p>
-        </w:tc>
-      </w:tr>
-      <w:tr>
-        <w:trPr>
-          <w:tblHeader w:val="false"/>
-        </w:trPr>
-        <w:tc>
-          <w:tcPr>
-            <w:tcW w:type="dxa" w:w="2059"/>
-            <w:tcMar>
-              <w:top w:type="dxa" w:w="60"/>
-              <w:left w:type="dxa" w:w="100"/>
-              <w:bottom w:type="dxa" w:w="60"/>
-              <w:right w:type="dxa" w:w="100"/>
-            </w:tcMar>
-          </w:tcPr>
-          <w:p>
-            <w:pPr>
-              <w:spacing w:after="0"/>
-              <w:jc w:val="left"/>
-            </w:pPr>
-            <w:r>
-              <w:rPr>
-                <w:sz w:val="17"/>
-                <w:szCs w:val="17"/>
-              </w:rPr>
-              <w:t xml:space="preserve">EXP</w:t>
-            </w:r>
-          </w:p>
-        </w:tc>
-        <w:tc>
-          <w:tcPr>
-            <w:tcW w:type="dxa" w:w="1216"/>
-            <w:tcMar>
-              <w:top w:type="dxa" w:w="60"/>
-              <w:left w:type="dxa" w:w="100"/>
-              <w:bottom w:type="dxa" w:w="60"/>
-              <w:right w:type="dxa" w:w="100"/>
-            </w:tcMar>
-          </w:tcPr>
-          <w:p>
-            <w:pPr>
-              <w:spacing w:after="0"/>
-              <w:jc w:val="left"/>
-            </w:pPr>
-            <w:r>
-              <w:rPr>
-                <w:sz w:val="17"/>
-                <w:szCs w:val="17"/>
-              </w:rPr>
-              <w:t xml:space="preserve">morph</w:t>
-            </w:r>
-          </w:p>
-        </w:tc>
-        <w:tc>
-          <w:tcPr>
-            <w:tcW w:type="dxa" w:w="1216"/>
-            <w:tcMar>
-              <w:top w:type="dxa" w:w="60"/>
-              <w:left w:type="dxa" w:w="100"/>
-              <w:bottom w:type="dxa" w:w="60"/>
-              <w:right w:type="dxa" w:w="100"/>
-            </w:tcMar>
-          </w:tcPr>
-          <w:p>
-            <w:pPr>
-              <w:spacing w:after="0"/>
-              <w:jc w:val="right"/>
-            </w:pPr>
-            <w:r>
-              <w:rPr>
-                <w:sz w:val="17"/>
-                <w:szCs w:val="17"/>
-              </w:rPr>
-              <w:t xml:space="preserve">1.000</w:t>
-            </w:r>
-          </w:p>
-        </w:tc>
-        <w:tc>
-          <w:tcPr>
-            <w:tcW w:type="dxa" w:w="1216"/>
-            <w:tcMar>
-              <w:top w:type="dxa" w:w="60"/>
-              <w:left w:type="dxa" w:w="100"/>
-              <w:bottom w:type="dxa" w:w="60"/>
-              <w:right w:type="dxa" w:w="100"/>
-            </w:tcMar>
-          </w:tcPr>
-          <w:p>
-            <w:pPr>
-              <w:spacing w:after="0"/>
-              <w:jc w:val="right"/>
-            </w:pPr>
-            <w:r>
-              <w:rPr>
-                <w:sz w:val="17"/>
-                <w:szCs w:val="17"/>
-              </w:rPr>
-              <w:t xml:space="preserve">0.010</w:t>
-            </w:r>
-          </w:p>
-        </w:tc>
-        <w:tc>
-          <w:tcPr>
-            <w:tcW w:type="dxa" w:w="1216"/>
-            <w:tcMar>
-              <w:top w:type="dxa" w:w="60"/>
-              <w:left w:type="dxa" w:w="100"/>
-              <w:bottom w:type="dxa" w:w="60"/>
-              <w:right w:type="dxa" w:w="100"/>
-            </w:tcMar>
-          </w:tcPr>
-          <w:p>
-            <w:pPr>
-              <w:spacing w:after="0"/>
-              <w:jc w:val="right"/>
-            </w:pPr>
-            <w:r>
-              <w:rPr>
-                <w:sz w:val="17"/>
-                <w:szCs w:val="17"/>
-              </w:rPr>
-              <w:t xml:space="preserve">1/96</w:t>
-            </w:r>
-          </w:p>
-        </w:tc>
-        <w:tc>
-          <w:tcPr>
-            <w:tcW w:type="dxa" w:w="1216"/>
-            <w:tcMar>
-              <w:top w:type="dxa" w:w="60"/>
-              <w:left w:type="dxa" w:w="100"/>
-              <w:bottom w:type="dxa" w:w="60"/>
-              <w:right w:type="dxa" w:w="100"/>
-            </w:tcMar>
-          </w:tcPr>
-          <w:p>
-            <w:pPr>
-              <w:spacing w:after="0"/>
-              <w:jc w:val="right"/>
-            </w:pPr>
-            <w:r>
-              <w:rPr>
-                <w:sz w:val="17"/>
-                <w:szCs w:val="17"/>
-              </w:rPr>
-              <w:t xml:space="preserve">0.057</w:t>
-            </w:r>
-          </w:p>
-        </w:tc>
-        <w:tc>
-          <w:tcPr>
-            <w:tcW w:type="dxa" w:w="1221"/>
-            <w:tcMar>
-              <w:top w:type="dxa" w:w="60"/>
-              <w:left w:type="dxa" w:w="100"/>
-              <w:bottom w:type="dxa" w:w="60"/>
-              <w:right w:type="dxa" w:w="100"/>
-            </w:tcMar>
-          </w:tcPr>
-          <w:p>
-            <w:pPr>
-              <w:spacing w:after="0"/>
-              <w:jc w:val="right"/>
-            </w:pPr>
-            <w:r>
-              <w:rPr>
-                <w:sz w:val="17"/>
-                <w:szCs w:val="17"/>
-              </w:rPr>
-              <w:t xml:space="preserve">1.000</w:t>
-            </w:r>
-          </w:p>
-        </w:tc>
-      </w:tr>
-      <w:tr>
-        <w:trPr>
-          <w:tblHeader w:val="false"/>
-        </w:trPr>
-        <w:tc>
-          <w:tcPr>
-            <w:tcW w:type="dxa" w:w="2059"/>
-            <w:tcMar>
-              <w:top w:type="dxa" w:w="60"/>
-              <w:left w:type="dxa" w:w="100"/>
-              <w:bottom w:type="dxa" w:w="60"/>
-              <w:right w:type="dxa" w:w="100"/>
-            </w:tcMar>
-          </w:tcPr>
-          <w:p>
-            <w:pPr>
-              <w:spacing w:after="0"/>
-              <w:jc w:val="left"/>
-            </w:pPr>
-            <w:r>
-              <w:rPr>
-                <w:sz w:val="17"/>
-                <w:szCs w:val="17"/>
-              </w:rPr>
-              <w:t xml:space="preserve">EXP</w:t>
-            </w:r>
-          </w:p>
-        </w:tc>
-        <w:tc>
-          <w:tcPr>
-            <w:tcW w:type="dxa" w:w="1216"/>
-            <w:tcMar>
-              <w:top w:type="dxa" w:w="60"/>
-              <w:left w:type="dxa" w:w="100"/>
-              <w:bottom w:type="dxa" w:w="60"/>
-              <w:right w:type="dxa" w:w="100"/>
-            </w:tcMar>
-          </w:tcPr>
-          <w:p>
-            <w:pPr>
-              <w:spacing w:after="0"/>
-              <w:jc w:val="left"/>
-            </w:pPr>
-            <w:r>
-              <w:rPr>
-                <w:sz w:val="17"/>
-                <w:szCs w:val="17"/>
-              </w:rPr>
-              <w:t xml:space="preserve">morph+dia</w:t>
-            </w:r>
-          </w:p>
-        </w:tc>
-        <w:tc>
-          <w:tcPr>
-            <w:tcW w:type="dxa" w:w="1216"/>
-            <w:tcMar>
-              <w:top w:type="dxa" w:w="60"/>
-              <w:left w:type="dxa" w:w="100"/>
-              <w:bottom w:type="dxa" w:w="60"/>
-              <w:right w:type="dxa" w:w="100"/>
-            </w:tcMar>
-          </w:tcPr>
-          <w:p>
-            <w:pPr>
-              <w:spacing w:after="0"/>
-              <w:jc w:val="right"/>
-            </w:pPr>
-            <w:r>
-              <w:rPr>
-                <w:sz w:val="17"/>
-                <w:szCs w:val="17"/>
-              </w:rPr>
-              <w:t xml:space="preserve">0.875</w:t>
-            </w:r>
-          </w:p>
-        </w:tc>
-        <w:tc>
-          <w:tcPr>
-            <w:tcW w:type="dxa" w:w="1216"/>
-            <w:tcMar>
-              <w:top w:type="dxa" w:w="60"/>
-              <w:left w:type="dxa" w:w="100"/>
-              <w:bottom w:type="dxa" w:w="60"/>
-              <w:right w:type="dxa" w:w="100"/>
-            </w:tcMar>
-          </w:tcPr>
-          <w:p>
-            <w:pPr>
-              <w:spacing w:after="0"/>
-              <w:jc w:val="right"/>
-            </w:pPr>
-            <w:r>
-              <w:rPr>
-                <w:sz w:val="17"/>
-                <w:szCs w:val="17"/>
-              </w:rPr>
-              <w:t xml:space="preserve">0.042</w:t>
-            </w:r>
-          </w:p>
-        </w:tc>
-        <w:tc>
-          <w:tcPr>
-            <w:tcW w:type="dxa" w:w="1216"/>
-            <w:tcMar>
-              <w:top w:type="dxa" w:w="60"/>
-              <w:left w:type="dxa" w:w="100"/>
-              <w:bottom w:type="dxa" w:w="60"/>
-              <w:right w:type="dxa" w:w="100"/>
-            </w:tcMar>
-          </w:tcPr>
-          <w:p>
-            <w:pPr>
-              <w:spacing w:after="0"/>
-              <w:jc w:val="right"/>
-            </w:pPr>
-            <w:r>
-              <w:rPr>
-                <w:sz w:val="17"/>
-                <w:szCs w:val="17"/>
-              </w:rPr>
-              <w:t xml:space="preserve">4/96</w:t>
-            </w:r>
-          </w:p>
-        </w:tc>
-        <w:tc>
-          <w:tcPr>
-            <w:tcW w:type="dxa" w:w="1216"/>
-            <w:tcMar>
-              <w:top w:type="dxa" w:w="60"/>
-              <w:left w:type="dxa" w:w="100"/>
-              <w:bottom w:type="dxa" w:w="60"/>
-              <w:right w:type="dxa" w:w="100"/>
-            </w:tcMar>
-          </w:tcPr>
-          <w:p>
-            <w:pPr>
-              <w:spacing w:after="0"/>
-              <w:jc w:val="right"/>
-            </w:pPr>
-            <w:r>
-              <w:rPr>
-                <w:sz w:val="17"/>
-                <w:szCs w:val="17"/>
-              </w:rPr>
-              <w:t xml:space="preserve">0.103</w:t>
-            </w:r>
-          </w:p>
-        </w:tc>
-        <w:tc>
-          <w:tcPr>
-            <w:tcW w:type="dxa" w:w="1221"/>
-            <w:tcMar>
-              <w:top w:type="dxa" w:w="60"/>
-              <w:left w:type="dxa" w:w="100"/>
-              <w:bottom w:type="dxa" w:w="60"/>
-              <w:right w:type="dxa" w:w="100"/>
-            </w:tcMar>
-          </w:tcPr>
-          <w:p>
-            <w:pPr>
-              <w:spacing w:after="0"/>
-              <w:jc w:val="right"/>
-            </w:pPr>
-            <w:r>
-              <w:rPr>
-                <w:sz w:val="17"/>
-                <w:szCs w:val="17"/>
-              </w:rPr>
-              <w:t xml:space="preserve">0.981</w:t>
-            </w:r>
-          </w:p>
-        </w:tc>
-      </w:tr>
-      <w:tr>
-        <w:trPr>
-          <w:tblHeader w:val="false"/>
-        </w:trPr>
-        <w:tc>
-          <w:tcPr>
-            <w:tcW w:type="dxa" w:w="2059"/>
-            <w:tcMar>
-              <w:top w:type="dxa" w:w="60"/>
-              <w:left w:type="dxa" w:w="100"/>
-              <w:bottom w:type="dxa" w:w="60"/>
-              <w:right w:type="dxa" w:w="100"/>
-            </w:tcMar>
-          </w:tcPr>
-          <w:p>
-            <w:pPr>
-              <w:spacing w:after="0"/>
-              <w:jc w:val="left"/>
-            </w:pPr>
-            <w:r>
-              <w:rPr>
-                <w:sz w:val="17"/>
-                <w:szCs w:val="17"/>
-              </w:rPr>
-              <w:t xml:space="preserve">EXP</w:t>
-            </w:r>
-          </w:p>
-        </w:tc>
-        <w:tc>
-          <w:tcPr>
-            <w:tcW w:type="dxa" w:w="1216"/>
-            <w:tcMar>
-              <w:top w:type="dxa" w:w="60"/>
-              <w:left w:type="dxa" w:w="100"/>
-              <w:bottom w:type="dxa" w:w="60"/>
-              <w:right w:type="dxa" w:w="100"/>
-            </w:tcMar>
-          </w:tcPr>
-          <w:p>
-            <w:pPr>
-              <w:spacing w:after="0"/>
-              <w:jc w:val="left"/>
-            </w:pPr>
-            <w:r>
-              <w:rPr>
-                <w:sz w:val="17"/>
-                <w:szCs w:val="17"/>
-              </w:rPr>
-              <w:t xml:space="preserve">morph_v1</w:t>
-            </w:r>
-          </w:p>
-        </w:tc>
-        <w:tc>
-          <w:tcPr>
-            <w:tcW w:type="dxa" w:w="1216"/>
-            <w:tcMar>
-              <w:top w:type="dxa" w:w="60"/>
-              <w:left w:type="dxa" w:w="100"/>
-              <w:bottom w:type="dxa" w:w="60"/>
-              <w:right w:type="dxa" w:w="100"/>
-            </w:tcMar>
-          </w:tcPr>
-          <w:p>
-            <w:pPr>
-              <w:spacing w:after="0"/>
-              <w:jc w:val="right"/>
-            </w:pPr>
-            <w:r>
-              <w:rPr>
-                <w:sz w:val="17"/>
-                <w:szCs w:val="17"/>
-              </w:rPr>
-              <w:t xml:space="preserve">1.000</w:t>
-            </w:r>
-          </w:p>
-        </w:tc>
-        <w:tc>
-          <w:tcPr>
-            <w:tcW w:type="dxa" w:w="1216"/>
-            <w:tcMar>
-              <w:top w:type="dxa" w:w="60"/>
-              <w:left w:type="dxa" w:w="100"/>
-              <w:bottom w:type="dxa" w:w="60"/>
-              <w:right w:type="dxa" w:w="100"/>
-            </w:tcMar>
-          </w:tcPr>
-          <w:p>
-            <w:pPr>
-              <w:spacing w:after="0"/>
-              <w:jc w:val="right"/>
-            </w:pPr>
-            <w:r>
-              <w:rPr>
-                <w:sz w:val="17"/>
-                <w:szCs w:val="17"/>
-              </w:rPr>
-              <w:t xml:space="preserve">0.010</w:t>
-            </w:r>
-          </w:p>
-        </w:tc>
-        <w:tc>
-          <w:tcPr>
-            <w:tcW w:type="dxa" w:w="1216"/>
-            <w:tcMar>
-              <w:top w:type="dxa" w:w="60"/>
-              <w:left w:type="dxa" w:w="100"/>
-              <w:bottom w:type="dxa" w:w="60"/>
-              <w:right w:type="dxa" w:w="100"/>
-            </w:tcMar>
-          </w:tcPr>
-          <w:p>
-            <w:pPr>
-              <w:spacing w:after="0"/>
-              <w:jc w:val="right"/>
-            </w:pPr>
-            <w:r>
-              <w:rPr>
-                <w:sz w:val="17"/>
-                <w:szCs w:val="17"/>
-              </w:rPr>
-              <w:t xml:space="preserve">1/96</w:t>
-            </w:r>
-          </w:p>
-        </w:tc>
-        <w:tc>
-          <w:tcPr>
-            <w:tcW w:type="dxa" w:w="1216"/>
-            <w:tcMar>
-              <w:top w:type="dxa" w:w="60"/>
-              <w:left w:type="dxa" w:w="100"/>
-              <w:bottom w:type="dxa" w:w="60"/>
-              <w:right w:type="dxa" w:w="100"/>
-            </w:tcMar>
-          </w:tcPr>
-          <w:p>
-            <w:pPr>
-              <w:spacing w:after="0"/>
-              <w:jc w:val="right"/>
-            </w:pPr>
-            <w:r>
-              <w:rPr>
-                <w:sz w:val="17"/>
-                <w:szCs w:val="17"/>
-              </w:rPr>
-              <w:t xml:space="preserve">0.057</w:t>
-            </w:r>
-          </w:p>
-        </w:tc>
-        <w:tc>
-          <w:tcPr>
-            <w:tcW w:type="dxa" w:w="1221"/>
-            <w:tcMar>
-              <w:top w:type="dxa" w:w="60"/>
-              <w:left w:type="dxa" w:w="100"/>
-              <w:bottom w:type="dxa" w:w="60"/>
-              <w:right w:type="dxa" w:w="100"/>
-            </w:tcMar>
-          </w:tcPr>
-          <w:p>
-            <w:pPr>
-              <w:spacing w:after="0"/>
-              <w:jc w:val="right"/>
-            </w:pPr>
-            <w:r>
-              <w:rPr>
-                <w:sz w:val="17"/>
-                <w:szCs w:val="17"/>
-              </w:rPr>
-              <w:t xml:space="preserve">1.000</w:t>
-            </w:r>
-          </w:p>
-        </w:tc>
-      </w:tr>
-      <w:tr>
-        <w:trPr>
-          <w:tblHeader w:val="false"/>
-        </w:trPr>
-        <w:tc>
-          <w:tcPr>
-            <w:tcW w:type="dxa" w:w="2059"/>
-            <w:tcMar>
-              <w:top w:type="dxa" w:w="60"/>
-              <w:left w:type="dxa" w:w="100"/>
-              <w:bottom w:type="dxa" w:w="60"/>
-              <w:right w:type="dxa" w:w="100"/>
-            </w:tcMar>
-          </w:tcPr>
-          <w:p>
-            <w:pPr>
-              <w:spacing w:after="0"/>
-              <w:jc w:val="left"/>
-            </w:pPr>
-            <w:r>
-              <w:rPr>
-                <w:sz w:val="17"/>
-                <w:szCs w:val="17"/>
-              </w:rPr>
-              <w:t xml:space="preserve">EXP</w:t>
-            </w:r>
-          </w:p>
-        </w:tc>
-        <w:tc>
-          <w:tcPr>
-            <w:tcW w:type="dxa" w:w="1216"/>
-            <w:tcMar>
-              <w:top w:type="dxa" w:w="60"/>
-              <w:left w:type="dxa" w:w="100"/>
-              <w:bottom w:type="dxa" w:w="60"/>
-              <w:right w:type="dxa" w:w="100"/>
-            </w:tcMar>
-          </w:tcPr>
-          <w:p>
-            <w:pPr>
-              <w:spacing w:after="0"/>
-              <w:jc w:val="left"/>
-            </w:pPr>
-            <w:r>
-              <w:rPr>
-                <w:sz w:val="17"/>
-                <w:szCs w:val="17"/>
-              </w:rPr>
-              <w:t xml:space="preserve">morph_v1+dia</w:t>
-            </w:r>
-          </w:p>
-        </w:tc>
-        <w:tc>
-          <w:tcPr>
-            <w:tcW w:type="dxa" w:w="1216"/>
-            <w:tcMar>
-              <w:top w:type="dxa" w:w="60"/>
-              <w:left w:type="dxa" w:w="100"/>
-              <w:bottom w:type="dxa" w:w="60"/>
-              <w:right w:type="dxa" w:w="100"/>
-            </w:tcMar>
-          </w:tcPr>
-          <w:p>
-            <w:pPr>
-              <w:spacing w:after="0"/>
-              <w:jc w:val="right"/>
-            </w:pPr>
-            <w:r>
-              <w:rPr>
-                <w:sz w:val="17"/>
-                <w:szCs w:val="17"/>
-              </w:rPr>
-              <w:t xml:space="preserve">0.917</w:t>
-            </w:r>
-          </w:p>
-        </w:tc>
-        <w:tc>
-          <w:tcPr>
-            <w:tcW w:type="dxa" w:w="1216"/>
-            <w:tcMar>
-              <w:top w:type="dxa" w:w="60"/>
-              <w:left w:type="dxa" w:w="100"/>
-              <w:bottom w:type="dxa" w:w="60"/>
-              <w:right w:type="dxa" w:w="100"/>
-            </w:tcMar>
-          </w:tcPr>
-          <w:p>
-            <w:pPr>
-              <w:spacing w:after="0"/>
-              <w:jc w:val="right"/>
-            </w:pPr>
-            <w:r>
-              <w:rPr>
-                <w:sz w:val="17"/>
-                <w:szCs w:val="17"/>
-              </w:rPr>
-              <w:t xml:space="preserve">0.021</w:t>
-            </w:r>
-          </w:p>
-        </w:tc>
-        <w:tc>
-          <w:tcPr>
-            <w:tcW w:type="dxa" w:w="1216"/>
-            <w:tcMar>
-              <w:top w:type="dxa" w:w="60"/>
-              <w:left w:type="dxa" w:w="100"/>
-              <w:bottom w:type="dxa" w:w="60"/>
-              <w:right w:type="dxa" w:w="100"/>
-            </w:tcMar>
-          </w:tcPr>
-          <w:p>
-            <w:pPr>
-              <w:spacing w:after="0"/>
-              <w:jc w:val="right"/>
-            </w:pPr>
-            <w:r>
-              <w:rPr>
-                <w:sz w:val="17"/>
-                <w:szCs w:val="17"/>
-              </w:rPr>
-              <w:t xml:space="preserve">2/96</w:t>
-            </w:r>
-          </w:p>
-        </w:tc>
-        <w:tc>
-          <w:tcPr>
-            <w:tcW w:type="dxa" w:w="1216"/>
-            <w:tcMar>
-              <w:top w:type="dxa" w:w="60"/>
-              <w:left w:type="dxa" w:w="100"/>
-              <w:bottom w:type="dxa" w:w="60"/>
-              <w:right w:type="dxa" w:w="100"/>
-            </w:tcMar>
-          </w:tcPr>
-          <w:p>
-            <w:pPr>
-              <w:spacing w:after="0"/>
-              <w:jc w:val="right"/>
-            </w:pPr>
-            <w:r>
-              <w:rPr>
-                <w:sz w:val="17"/>
-                <w:szCs w:val="17"/>
-              </w:rPr>
-              <w:t xml:space="preserve">0.073</w:t>
-            </w:r>
-          </w:p>
-        </w:tc>
-        <w:tc>
-          <w:tcPr>
-            <w:tcW w:type="dxa" w:w="1221"/>
-            <w:tcMar>
-              <w:top w:type="dxa" w:w="60"/>
-              <w:left w:type="dxa" w:w="100"/>
-              <w:bottom w:type="dxa" w:w="60"/>
-              <w:right w:type="dxa" w:w="100"/>
-            </w:tcMar>
-          </w:tcPr>
-          <w:p>
-            <w:pPr>
-              <w:spacing w:after="0"/>
-              <w:jc w:val="right"/>
-            </w:pPr>
-            <w:r>
-              <w:rPr>
-                <w:sz w:val="17"/>
-                <w:szCs w:val="17"/>
-              </w:rPr>
-              <w:t xml:space="preserve">0.980</w:t>
-            </w:r>
-          </w:p>
-        </w:tc>
-      </w:tr>
-      <w:tr>
-        <w:trPr>
-          <w:tblHeader w:val="false"/>
-        </w:trPr>
-        <w:tc>
-          <w:tcPr>
-            <w:tcW w:type="dxa" w:w="2059"/>
-            <w:tcMar>
-              <w:top w:type="dxa" w:w="60"/>
-              <w:left w:type="dxa" w:w="100"/>
-              <w:bottom w:type="dxa" w:w="60"/>
-              <w:right w:type="dxa" w:w="100"/>
-            </w:tcMar>
-          </w:tcPr>
-          <w:p>
-            <w:pPr>
-              <w:spacing w:after="0"/>
-              <w:jc w:val="left"/>
-            </w:pPr>
-            <w:r>
-              <w:rPr>
-                <w:sz w:val="17"/>
-                <w:szCs w:val="17"/>
-              </w:rPr>
-              <w:t xml:space="preserve">EXP</w:t>
-            </w:r>
-          </w:p>
-        </w:tc>
-        <w:tc>
-          <w:tcPr>
-            <w:tcW w:type="dxa" w:w="1216"/>
-            <w:tcMar>
-              <w:top w:type="dxa" w:w="60"/>
-              <w:left w:type="dxa" w:w="100"/>
-              <w:bottom w:type="dxa" w:w="60"/>
-              <w:right w:type="dxa" w:w="100"/>
-            </w:tcMar>
-          </w:tcPr>
-          <w:p>
-            <w:pPr>
-              <w:spacing w:after="0"/>
-              <w:jc w:val="left"/>
-            </w:pPr>
-            <w:r>
-              <w:rPr>
-                <w:sz w:val="17"/>
-                <w:szCs w:val="17"/>
-              </w:rPr>
-              <w:t xml:space="preserve">rtt</w:t>
-            </w:r>
-          </w:p>
-        </w:tc>
-        <w:tc>
-          <w:tcPr>
-            <w:tcW w:type="dxa" w:w="1216"/>
-            <w:tcMar>
-              <w:top w:type="dxa" w:w="60"/>
-              <w:left w:type="dxa" w:w="100"/>
-              <w:bottom w:type="dxa" w:w="60"/>
-              <w:right w:type="dxa" w:w="100"/>
-            </w:tcMar>
-          </w:tcPr>
-          <w:p>
-            <w:pPr>
-              <w:spacing w:after="0"/>
-              <w:jc w:val="right"/>
-            </w:pPr>
-            <w:r>
-              <w:rPr>
-                <w:sz w:val="17"/>
-                <w:szCs w:val="17"/>
-              </w:rPr>
-              <w:t xml:space="preserve">0.792</w:t>
-            </w:r>
-          </w:p>
-        </w:tc>
-        <w:tc>
-          <w:tcPr>
-            <w:tcW w:type="dxa" w:w="1216"/>
-            <w:tcMar>
-              <w:top w:type="dxa" w:w="60"/>
-              <w:left w:type="dxa" w:w="100"/>
-              <w:bottom w:type="dxa" w:w="60"/>
-              <w:right w:type="dxa" w:w="100"/>
-            </w:tcMar>
-          </w:tcPr>
-          <w:p>
-            <w:pPr>
-              <w:spacing w:after="0"/>
-              <w:jc w:val="right"/>
-            </w:pPr>
-            <w:r>
-              <w:rPr>
-                <w:sz w:val="17"/>
-                <w:szCs w:val="17"/>
-              </w:rPr>
-              <w:t xml:space="preserve">0.021</w:t>
-            </w:r>
-          </w:p>
-        </w:tc>
-        <w:tc>
-          <w:tcPr>
-            <w:tcW w:type="dxa" w:w="1216"/>
-            <w:tcMar>
-              <w:top w:type="dxa" w:w="60"/>
-              <w:left w:type="dxa" w:w="100"/>
-              <w:bottom w:type="dxa" w:w="60"/>
-              <w:right w:type="dxa" w:w="100"/>
-            </w:tcMar>
-          </w:tcPr>
-          <w:p>
-            <w:pPr>
-              <w:spacing w:after="0"/>
-              <w:jc w:val="right"/>
-            </w:pPr>
-            <w:r>
-              <w:rPr>
-                <w:sz w:val="17"/>
-                <w:szCs w:val="17"/>
-              </w:rPr>
-              <w:t xml:space="preserve">2/96</w:t>
-            </w:r>
-          </w:p>
-        </w:tc>
-        <w:tc>
-          <w:tcPr>
-            <w:tcW w:type="dxa" w:w="1216"/>
-            <w:tcMar>
-              <w:top w:type="dxa" w:w="60"/>
-              <w:left w:type="dxa" w:w="100"/>
-              <w:bottom w:type="dxa" w:w="60"/>
-              <w:right w:type="dxa" w:w="100"/>
-            </w:tcMar>
-          </w:tcPr>
-          <w:p>
-            <w:pPr>
-              <w:spacing w:after="0"/>
-              <w:jc w:val="right"/>
-            </w:pPr>
-            <w:r>
-              <w:rPr>
-                <w:sz w:val="17"/>
-                <w:szCs w:val="17"/>
-              </w:rPr>
-              <w:t xml:space="preserve">0.073</w:t>
-            </w:r>
-          </w:p>
-        </w:tc>
-        <w:tc>
-          <w:tcPr>
-            <w:tcW w:type="dxa" w:w="1221"/>
-            <w:tcMar>
-              <w:top w:type="dxa" w:w="60"/>
-              <w:left w:type="dxa" w:w="100"/>
-              <w:bottom w:type="dxa" w:w="60"/>
-              <w:right w:type="dxa" w:w="100"/>
-            </w:tcMar>
-          </w:tcPr>
-          <w:p>
-            <w:pPr>
-              <w:spacing w:after="0"/>
-              <w:jc w:val="right"/>
-            </w:pPr>
-            <w:r>
-              <w:rPr>
-                <w:sz w:val="17"/>
-                <w:szCs w:val="17"/>
-              </w:rPr>
-              <w:t xml:space="preserve">0.960</w:t>
-            </w:r>
-          </w:p>
-        </w:tc>
-      </w:tr>
-      <w:tr>
-        <w:trPr>
-          <w:tblHeader w:val="false"/>
-        </w:trPr>
-        <w:tc>
-          <w:tcPr>
-            <w:tcW w:type="dxa" w:w="2059"/>
-            <w:tcMar>
-              <w:top w:type="dxa" w:w="60"/>
-              <w:left w:type="dxa" w:w="100"/>
-              <w:bottom w:type="dxa" w:w="60"/>
-              <w:right w:type="dxa" w:w="100"/>
-            </w:tcMar>
-          </w:tcPr>
-          <w:p>
-            <w:pPr>
-              <w:spacing w:after="0"/>
-              <w:jc w:val="left"/>
-            </w:pPr>
-            <w:r>
-              <w:rPr>
-                <w:sz w:val="17"/>
-                <w:szCs w:val="17"/>
-              </w:rPr>
-              <w:t xml:space="preserve">EXP</w:t>
-            </w:r>
-          </w:p>
-        </w:tc>
-        <w:tc>
-          <w:tcPr>
-            <w:tcW w:type="dxa" w:w="1216"/>
-            <w:tcMar>
-              <w:top w:type="dxa" w:w="60"/>
-              <w:left w:type="dxa" w:w="100"/>
-              <w:bottom w:type="dxa" w:w="60"/>
-              <w:right w:type="dxa" w:w="100"/>
-            </w:tcMar>
-          </w:tcPr>
-          <w:p>
-            <w:pPr>
-              <w:spacing w:after="0"/>
-              <w:jc w:val="left"/>
-            </w:pPr>
-            <w:r>
-              <w:rPr>
-                <w:sz w:val="17"/>
-                <w:szCs w:val="17"/>
-              </w:rPr>
-              <w:t xml:space="preserve">para</w:t>
-            </w:r>
-          </w:p>
-        </w:tc>
-        <w:tc>
-          <w:tcPr>
-            <w:tcW w:type="dxa" w:w="1216"/>
-            <w:tcMar>
-              <w:top w:type="dxa" w:w="60"/>
-              <w:left w:type="dxa" w:w="100"/>
-              <w:bottom w:type="dxa" w:w="60"/>
-              <w:right w:type="dxa" w:w="100"/>
-            </w:tcMar>
-          </w:tcPr>
-          <w:p>
-            <w:pPr>
-              <w:spacing w:after="0"/>
-              <w:jc w:val="right"/>
-            </w:pPr>
-            <w:r>
-              <w:rPr>
-                <w:sz w:val="17"/>
-                <w:szCs w:val="17"/>
-              </w:rPr>
-              <w:t xml:space="preserve">1.000</w:t>
-            </w:r>
-          </w:p>
-        </w:tc>
-        <w:tc>
-          <w:tcPr>
-            <w:tcW w:type="dxa" w:w="1216"/>
-            <w:tcMar>
-              <w:top w:type="dxa" w:w="60"/>
-              <w:left w:type="dxa" w:w="100"/>
-              <w:bottom w:type="dxa" w:w="60"/>
-              <w:right w:type="dxa" w:w="100"/>
-            </w:tcMar>
-          </w:tcPr>
-          <w:p>
-            <w:pPr>
-              <w:spacing w:after="0"/>
-              <w:jc w:val="right"/>
-            </w:pPr>
-            <w:r>
-              <w:rPr>
-                <w:sz w:val="17"/>
-                <w:szCs w:val="17"/>
-              </w:rPr>
-              <w:t xml:space="preserve">0.010</w:t>
-            </w:r>
-          </w:p>
-        </w:tc>
-        <w:tc>
-          <w:tcPr>
-            <w:tcW w:type="dxa" w:w="1216"/>
-            <w:tcMar>
-              <w:top w:type="dxa" w:w="60"/>
-              <w:left w:type="dxa" w:w="100"/>
-              <w:bottom w:type="dxa" w:w="60"/>
-              <w:right w:type="dxa" w:w="100"/>
-            </w:tcMar>
-          </w:tcPr>
-          <w:p>
-            <w:pPr>
-              <w:spacing w:after="0"/>
-              <w:jc w:val="right"/>
-            </w:pPr>
-            <w:r>
-              <w:rPr>
-                <w:sz w:val="17"/>
-                <w:szCs w:val="17"/>
-              </w:rPr>
-              <w:t xml:space="preserve">1/96</w:t>
-            </w:r>
-          </w:p>
-        </w:tc>
-        <w:tc>
-          <w:tcPr>
-            <w:tcW w:type="dxa" w:w="1216"/>
-            <w:tcMar>
-              <w:top w:type="dxa" w:w="60"/>
-              <w:left w:type="dxa" w:w="100"/>
-              <w:bottom w:type="dxa" w:w="60"/>
-              <w:right w:type="dxa" w:w="100"/>
-            </w:tcMar>
-          </w:tcPr>
-          <w:p>
-            <w:pPr>
-              <w:spacing w:after="0"/>
-              <w:jc w:val="right"/>
-            </w:pPr>
-            <w:r>
-              <w:rPr>
-                <w:sz w:val="17"/>
-                <w:szCs w:val="17"/>
-              </w:rPr>
-              <w:t xml:space="preserve">0.057</w:t>
-            </w:r>
-          </w:p>
-        </w:tc>
-        <w:tc>
-          <w:tcPr>
-            <w:tcW w:type="dxa" w:w="1221"/>
-            <w:tcMar>
-              <w:top w:type="dxa" w:w="60"/>
-              <w:left w:type="dxa" w:w="100"/>
-              <w:bottom w:type="dxa" w:w="60"/>
-              <w:right w:type="dxa" w:w="100"/>
-            </w:tcMar>
-          </w:tcPr>
-          <w:p>
-            <w:pPr>
-              <w:spacing w:after="0"/>
-              <w:jc w:val="right"/>
-            </w:pPr>
-            <w:r>
-              <w:rPr>
-                <w:sz w:val="17"/>
-                <w:szCs w:val="17"/>
-              </w:rPr>
-              <w:t xml:space="preserve">1.000</w:t>
-            </w:r>
-          </w:p>
-        </w:tc>
-      </w:tr>
-      <w:tr>
-        <w:trPr>
-          <w:tblHeader w:val="false"/>
-        </w:trPr>
-        <w:tc>
-          <w:tcPr>
-            <w:tcW w:type="dxa" w:w="2059"/>
-            <w:tcMar>
-              <w:top w:type="dxa" w:w="60"/>
-              <w:left w:type="dxa" w:w="100"/>
-              <w:bottom w:type="dxa" w:w="60"/>
-              <w:right w:type="dxa" w:w="100"/>
-            </w:tcMar>
-          </w:tcPr>
-          <w:p>
-            <w:pPr>
-              <w:spacing w:after="0"/>
-              <w:jc w:val="left"/>
-            </w:pPr>
-            <w:r>
-              <w:rPr>
-                <w:sz w:val="17"/>
-                <w:szCs w:val="17"/>
-              </w:rPr>
-              <w:t xml:space="preserve">EXP</w:t>
-            </w:r>
-          </w:p>
-        </w:tc>
-        <w:tc>
-          <w:tcPr>
-            <w:tcW w:type="dxa" w:w="1216"/>
-            <w:tcMar>
-              <w:top w:type="dxa" w:w="60"/>
-              <w:left w:type="dxa" w:w="100"/>
-              <w:bottom w:type="dxa" w:w="60"/>
-              <w:right w:type="dxa" w:w="100"/>
-            </w:tcMar>
-          </w:tcPr>
-          <w:p>
-            <w:pPr>
-              <w:spacing w:after="0"/>
-              <w:jc w:val="left"/>
-            </w:pPr>
-            <w:r>
-              <w:rPr>
-                <w:sz w:val="17"/>
-                <w:szCs w:val="17"/>
-              </w:rPr>
-              <w:t xml:space="preserve">launder</w:t>
-            </w:r>
-          </w:p>
-        </w:tc>
-        <w:tc>
-          <w:tcPr>
-            <w:tcW w:type="dxa" w:w="1216"/>
-            <w:tcMar>
-              <w:top w:type="dxa" w:w="60"/>
-              <w:left w:type="dxa" w:w="100"/>
-              <w:bottom w:type="dxa" w:w="60"/>
-              <w:right w:type="dxa" w:w="100"/>
-            </w:tcMar>
-          </w:tcPr>
-          <w:p>
-            <w:pPr>
-              <w:spacing w:after="0"/>
-              <w:jc w:val="right"/>
-            </w:pPr>
-            <w:r>
-              <w:rPr>
-                <w:sz w:val="17"/>
-                <w:szCs w:val="17"/>
-              </w:rPr>
-              <w:t xml:space="preserve">0.990</w:t>
-            </w:r>
-          </w:p>
-        </w:tc>
-        <w:tc>
-          <w:tcPr>
-            <w:tcW w:type="dxa" w:w="1216"/>
-            <w:tcMar>
-              <w:top w:type="dxa" w:w="60"/>
-              <w:left w:type="dxa" w:w="100"/>
-              <w:bottom w:type="dxa" w:w="60"/>
-              <w:right w:type="dxa" w:w="100"/>
-            </w:tcMar>
-          </w:tcPr>
-          <w:p>
-            <w:pPr>
-              <w:spacing w:after="0"/>
-              <w:jc w:val="right"/>
-            </w:pPr>
-            <w:r>
-              <w:rPr>
-                <w:sz w:val="17"/>
-                <w:szCs w:val="17"/>
-              </w:rPr>
-              <w:t xml:space="preserve">0.031</w:t>
-            </w:r>
-          </w:p>
-        </w:tc>
-        <w:tc>
-          <w:tcPr>
-            <w:tcW w:type="dxa" w:w="1216"/>
-            <w:tcMar>
-              <w:top w:type="dxa" w:w="60"/>
-              <w:left w:type="dxa" w:w="100"/>
-              <w:bottom w:type="dxa" w:w="60"/>
-              <w:right w:type="dxa" w:w="100"/>
-            </w:tcMar>
-          </w:tcPr>
-          <w:p>
-            <w:pPr>
-              <w:spacing w:after="0"/>
-              <w:jc w:val="right"/>
-            </w:pPr>
-            <w:r>
-              <w:rPr>
-                <w:sz w:val="17"/>
-                <w:szCs w:val="17"/>
-              </w:rPr>
-              <w:t xml:space="preserve">3/96</w:t>
-            </w:r>
-          </w:p>
-        </w:tc>
-        <w:tc>
-          <w:tcPr>
-            <w:tcW w:type="dxa" w:w="1216"/>
-            <w:tcMar>
-              <w:top w:type="dxa" w:w="60"/>
-              <w:left w:type="dxa" w:w="100"/>
-              <w:bottom w:type="dxa" w:w="60"/>
-              <w:right w:type="dxa" w:w="100"/>
-            </w:tcMar>
-          </w:tcPr>
-          <w:p>
-            <w:pPr>
-              <w:spacing w:after="0"/>
-              <w:jc w:val="right"/>
-            </w:pPr>
-            <w:r>
-              <w:rPr>
-                <w:sz w:val="17"/>
-                <w:szCs w:val="17"/>
-              </w:rPr>
-              <w:t xml:space="preserve">0.089</w:t>
-            </w:r>
-          </w:p>
-        </w:tc>
-        <w:tc>
-          <w:tcPr>
-            <w:tcW w:type="dxa" w:w="1221"/>
-            <w:tcMar>
-              <w:top w:type="dxa" w:w="60"/>
-              <w:left w:type="dxa" w:w="100"/>
-              <w:bottom w:type="dxa" w:w="60"/>
-              <w:right w:type="dxa" w:w="100"/>
-            </w:tcMar>
-          </w:tcPr>
-          <w:p>
-            <w:pPr>
-              <w:spacing w:after="0"/>
-              <w:jc w:val="right"/>
-            </w:pPr>
-            <w:r>
-              <w:rPr>
-                <w:sz w:val="17"/>
-                <w:szCs w:val="17"/>
-              </w:rPr>
-              <w:t xml:space="preserve">0.996</w:t>
-            </w:r>
-          </w:p>
-        </w:tc>
-      </w:tr>
-      <w:tr>
-        <w:trPr>
-          <w:tblHeader w:val="false"/>
-        </w:trPr>
-        <w:tc>
-          <w:tcPr>
-            <w:tcW w:type="dxa" w:w="2059"/>
-            <w:tcMar>
-              <w:top w:type="dxa" w:w="60"/>
-              <w:left w:type="dxa" w:w="100"/>
-              <w:bottom w:type="dxa" w:w="60"/>
-              <w:right w:type="dxa" w:w="100"/>
-            </w:tcMar>
-          </w:tcPr>
-          <w:p>
-            <w:pPr>
-              <w:spacing w:after="0"/>
-              <w:jc w:val="left"/>
-            </w:pPr>
-            <w:r>
-              <w:rPr>
-                <w:sz w:val="17"/>
-                <w:szCs w:val="17"/>
-              </w:rPr>
-              <w:t xml:space="preserve">EXP</w:t>
-            </w:r>
-          </w:p>
-        </w:tc>
-        <w:tc>
-          <w:tcPr>
-            <w:tcW w:type="dxa" w:w="1216"/>
-            <w:tcMar>
-              <w:top w:type="dxa" w:w="60"/>
-              <w:left w:type="dxa" w:w="100"/>
-              <w:bottom w:type="dxa" w:w="60"/>
-              <w:right w:type="dxa" w:w="100"/>
-            </w:tcMar>
-          </w:tcPr>
-          <w:p>
-            <w:pPr>
-              <w:spacing w:after="0"/>
-              <w:jc w:val="left"/>
-            </w:pPr>
-            <w:r>
-              <w:rPr>
-                <w:sz w:val="17"/>
-                <w:szCs w:val="17"/>
-              </w:rPr>
-              <w:t xml:space="preserve">launder_api</w:t>
-            </w:r>
-          </w:p>
-        </w:tc>
-        <w:tc>
-          <w:tcPr>
-            <w:tcW w:type="dxa" w:w="1216"/>
-            <w:tcMar>
-              <w:top w:type="dxa" w:w="60"/>
-              <w:left w:type="dxa" w:w="100"/>
-              <w:bottom w:type="dxa" w:w="60"/>
-              <w:right w:type="dxa" w:w="100"/>
-            </w:tcMar>
-          </w:tcPr>
-          <w:p>
-            <w:pPr>
-              <w:spacing w:after="0"/>
-              <w:jc w:val="right"/>
-            </w:pPr>
-            <w:r>
-              <w:rPr>
-                <w:sz w:val="17"/>
-                <w:szCs w:val="17"/>
-              </w:rPr>
-              <w:t xml:space="preserve">0.490</w:t>
-            </w:r>
-          </w:p>
-        </w:tc>
-        <w:tc>
-          <w:tcPr>
-            <w:tcW w:type="dxa" w:w="1216"/>
-            <w:tcMar>
-              <w:top w:type="dxa" w:w="60"/>
-              <w:left w:type="dxa" w:w="100"/>
-              <w:bottom w:type="dxa" w:w="60"/>
-              <w:right w:type="dxa" w:w="100"/>
-            </w:tcMar>
-          </w:tcPr>
-          <w:p>
-            <w:pPr>
-              <w:spacing w:after="0"/>
-              <w:jc w:val="right"/>
-            </w:pPr>
-            <w:r>
-              <w:rPr>
-                <w:sz w:val="17"/>
-                <w:szCs w:val="17"/>
-              </w:rPr>
-              <w:t xml:space="preserve">0.062</w:t>
-            </w:r>
-          </w:p>
-        </w:tc>
-        <w:tc>
-          <w:tcPr>
-            <w:tcW w:type="dxa" w:w="1216"/>
-            <w:tcMar>
-              <w:top w:type="dxa" w:w="60"/>
-              <w:left w:type="dxa" w:w="100"/>
-              <w:bottom w:type="dxa" w:w="60"/>
-              <w:right w:type="dxa" w:w="100"/>
-            </w:tcMar>
-          </w:tcPr>
-          <w:p>
-            <w:pPr>
-              <w:spacing w:after="0"/>
-              <w:jc w:val="right"/>
-            </w:pPr>
-            <w:r>
-              <w:rPr>
-                <w:sz w:val="17"/>
-                <w:szCs w:val="17"/>
-              </w:rPr>
-              <w:t xml:space="preserve">6/96</w:t>
-            </w:r>
-          </w:p>
-        </w:tc>
-        <w:tc>
-          <w:tcPr>
-            <w:tcW w:type="dxa" w:w="1216"/>
-            <w:tcMar>
-              <w:top w:type="dxa" w:w="60"/>
-              <w:left w:type="dxa" w:w="100"/>
-              <w:bottom w:type="dxa" w:w="60"/>
-              <w:right w:type="dxa" w:w="100"/>
-            </w:tcMar>
-          </w:tcPr>
-          <w:p>
-            <w:pPr>
-              <w:spacing w:after="0"/>
-              <w:jc w:val="right"/>
-            </w:pPr>
-            <w:r>
-              <w:rPr>
-                <w:sz w:val="17"/>
-                <w:szCs w:val="17"/>
-              </w:rPr>
-              <w:t xml:space="preserve">0.131</w:t>
-            </w:r>
-          </w:p>
-        </w:tc>
-        <w:tc>
-          <w:tcPr>
-            <w:tcW w:type="dxa" w:w="1221"/>
-            <w:tcMar>
-              <w:top w:type="dxa" w:w="60"/>
-              <w:left w:type="dxa" w:w="100"/>
-              <w:bottom w:type="dxa" w:w="60"/>
-              <w:right w:type="dxa" w:w="100"/>
-            </w:tcMar>
-          </w:tcPr>
-          <w:p>
-            <w:pPr>
-              <w:spacing w:after="0"/>
-              <w:jc w:val="right"/>
-            </w:pPr>
-            <w:r>
-              <w:rPr>
-                <w:sz w:val="17"/>
-                <w:szCs w:val="17"/>
-              </w:rPr>
-              <w:t xml:space="preserve">0.840</w:t>
-            </w:r>
-          </w:p>
-        </w:tc>
-      </w:tr>
-      <w:tr>
-        <w:trPr>
-          <w:tblHeader w:val="false"/>
-        </w:trPr>
-        <w:tc>
-          <w:tcPr>
-            <w:tcW w:type="dxa" w:w="2059"/>
-            <w:tcMar>
-              <w:top w:type="dxa" w:w="60"/>
-              <w:left w:type="dxa" w:w="100"/>
-              <w:bottom w:type="dxa" w:w="60"/>
-              <w:right w:type="dxa" w:w="100"/>
-            </w:tcMar>
-          </w:tcPr>
-          <w:p>
-            <w:pPr>
-              <w:spacing w:after="0"/>
-              <w:jc w:val="left"/>
-            </w:pPr>
-            <w:r>
-              <w:rPr>
-                <w:sz w:val="17"/>
-                <w:szCs w:val="17"/>
-              </w:rPr>
-              <w:t xml:space="preserve">KGW</w:t>
-            </w:r>
-          </w:p>
-        </w:tc>
-        <w:tc>
-          <w:tcPr>
-            <w:tcW w:type="dxa" w:w="1216"/>
-            <w:tcMar>
-              <w:top w:type="dxa" w:w="60"/>
-              <w:left w:type="dxa" w:w="100"/>
-              <w:bottom w:type="dxa" w:w="60"/>
-              <w:right w:type="dxa" w:w="100"/>
-            </w:tcMar>
-          </w:tcPr>
-          <w:p>
-            <w:pPr>
-              <w:spacing w:after="0"/>
-              <w:jc w:val="left"/>
-            </w:pPr>
-            <w:r>
-              <w:rPr>
-                <w:sz w:val="17"/>
-                <w:szCs w:val="17"/>
-              </w:rPr>
-              <w:t xml:space="preserve">clean</w:t>
-            </w:r>
-          </w:p>
-        </w:tc>
-        <w:tc>
-          <w:tcPr>
-            <w:tcW w:type="dxa" w:w="1216"/>
-            <w:tcMar>
-              <w:top w:type="dxa" w:w="60"/>
-              <w:left w:type="dxa" w:w="100"/>
-              <w:bottom w:type="dxa" w:w="60"/>
-              <w:right w:type="dxa" w:w="100"/>
-            </w:tcMar>
-          </w:tcPr>
-          <w:p>
-            <w:pPr>
-              <w:spacing w:after="0"/>
-              <w:jc w:val="right"/>
-            </w:pPr>
-            <w:r>
-              <w:rPr>
-                <w:sz w:val="17"/>
-                <w:szCs w:val="17"/>
-              </w:rPr>
-              <w:t xml:space="preserve">1.000</w:t>
-            </w:r>
-          </w:p>
-        </w:tc>
-        <w:tc>
-          <w:tcPr>
-            <w:tcW w:type="dxa" w:w="1216"/>
-            <w:tcMar>
-              <w:top w:type="dxa" w:w="60"/>
-              <w:left w:type="dxa" w:w="100"/>
-              <w:bottom w:type="dxa" w:w="60"/>
-              <w:right w:type="dxa" w:w="100"/>
-            </w:tcMar>
-          </w:tcPr>
-          <w:p>
-            <w:pPr>
-              <w:spacing w:after="0"/>
-              <w:jc w:val="right"/>
-            </w:pPr>
-            <w:r>
-              <w:rPr>
-                <w:sz w:val="17"/>
-                <w:szCs w:val="17"/>
-              </w:rPr>
-              <w:t xml:space="preserve">0.010</w:t>
-            </w:r>
-          </w:p>
-        </w:tc>
-        <w:tc>
-          <w:tcPr>
-            <w:tcW w:type="dxa" w:w="1216"/>
-            <w:tcMar>
-              <w:top w:type="dxa" w:w="60"/>
-              <w:left w:type="dxa" w:w="100"/>
-              <w:bottom w:type="dxa" w:w="60"/>
-              <w:right w:type="dxa" w:w="100"/>
-            </w:tcMar>
-          </w:tcPr>
-          <w:p>
-            <w:pPr>
-              <w:spacing w:after="0"/>
-              <w:jc w:val="right"/>
-            </w:pPr>
-            <w:r>
-              <w:rPr>
-                <w:sz w:val="17"/>
-                <w:szCs w:val="17"/>
-              </w:rPr>
-              <w:t xml:space="preserve">1/96</w:t>
-            </w:r>
-          </w:p>
-        </w:tc>
-        <w:tc>
-          <w:tcPr>
-            <w:tcW w:type="dxa" w:w="1216"/>
-            <w:tcMar>
-              <w:top w:type="dxa" w:w="60"/>
-              <w:left w:type="dxa" w:w="100"/>
-              <w:bottom w:type="dxa" w:w="60"/>
-              <w:right w:type="dxa" w:w="100"/>
-            </w:tcMar>
-          </w:tcPr>
-          <w:p>
-            <w:pPr>
-              <w:spacing w:after="0"/>
-              <w:jc w:val="right"/>
-            </w:pPr>
-            <w:r>
-              <w:rPr>
-                <w:sz w:val="17"/>
-                <w:szCs w:val="17"/>
-              </w:rPr>
-              <w:t xml:space="preserve">0.057</w:t>
-            </w:r>
-          </w:p>
-        </w:tc>
-        <w:tc>
-          <w:tcPr>
-            <w:tcW w:type="dxa" w:w="1221"/>
-            <w:tcMar>
-              <w:top w:type="dxa" w:w="60"/>
-              <w:left w:type="dxa" w:w="100"/>
-              <w:bottom w:type="dxa" w:w="60"/>
-              <w:right w:type="dxa" w:w="100"/>
-            </w:tcMar>
-          </w:tcPr>
-          <w:p>
-            <w:pPr>
-              <w:spacing w:after="0"/>
-              <w:jc w:val="right"/>
-            </w:pPr>
-            <w:r>
-              <w:rPr>
-                <w:sz w:val="17"/>
-                <w:szCs w:val="17"/>
-              </w:rPr>
-              <w:t xml:space="preserve">1.000</w:t>
-            </w:r>
-          </w:p>
-        </w:tc>
-      </w:tr>
-      <w:tr>
-        <w:trPr>
-          <w:tblHeader w:val="false"/>
-        </w:trPr>
-        <w:tc>
-          <w:tcPr>
-            <w:tcW w:type="dxa" w:w="2059"/>
-            <w:tcMar>
-              <w:top w:type="dxa" w:w="60"/>
-              <w:left w:type="dxa" w:w="100"/>
-              <w:bottom w:type="dxa" w:w="60"/>
-              <w:right w:type="dxa" w:w="100"/>
-            </w:tcMar>
-          </w:tcPr>
-          <w:p>
-            <w:pPr>
-              <w:spacing w:after="0"/>
-              <w:jc w:val="left"/>
-            </w:pPr>
-            <w:r>
-              <w:rPr>
-                <w:sz w:val="17"/>
-                <w:szCs w:val="17"/>
-              </w:rPr>
-              <w:t xml:space="preserve">KGW</w:t>
-            </w:r>
-          </w:p>
-        </w:tc>
-        <w:tc>
-          <w:tcPr>
-            <w:tcW w:type="dxa" w:w="1216"/>
-            <w:tcMar>
-              <w:top w:type="dxa" w:w="60"/>
-              <w:left w:type="dxa" w:w="100"/>
-              <w:bottom w:type="dxa" w:w="60"/>
-              <w:right w:type="dxa" w:w="100"/>
-            </w:tcMar>
-          </w:tcPr>
-          <w:p>
-            <w:pPr>
-              <w:spacing w:after="0"/>
-              <w:jc w:val="left"/>
-            </w:pPr>
-            <w:r>
-              <w:rPr>
-                <w:sz w:val="17"/>
-                <w:szCs w:val="17"/>
-              </w:rPr>
-              <w:t xml:space="preserve">dia100</w:t>
-            </w:r>
-          </w:p>
-        </w:tc>
-        <w:tc>
-          <w:tcPr>
-            <w:tcW w:type="dxa" w:w="1216"/>
-            <w:tcMar>
-              <w:top w:type="dxa" w:w="60"/>
-              <w:left w:type="dxa" w:w="100"/>
-              <w:bottom w:type="dxa" w:w="60"/>
-              <w:right w:type="dxa" w:w="100"/>
-            </w:tcMar>
-          </w:tcPr>
-          <w:p>
-            <w:pPr>
-              <w:spacing w:after="0"/>
-              <w:jc w:val="right"/>
-            </w:pPr>
-            <w:r>
-              <w:rPr>
-                <w:sz w:val="17"/>
-                <w:szCs w:val="17"/>
-              </w:rPr>
-              <w:t xml:space="preserve">0.865</w:t>
-            </w:r>
-          </w:p>
-        </w:tc>
-        <w:tc>
-          <w:tcPr>
-            <w:tcW w:type="dxa" w:w="1216"/>
-            <w:tcMar>
-              <w:top w:type="dxa" w:w="60"/>
-              <w:left w:type="dxa" w:w="100"/>
-              <w:bottom w:type="dxa" w:w="60"/>
-              <w:right w:type="dxa" w:w="100"/>
-            </w:tcMar>
-          </w:tcPr>
-          <w:p>
-            <w:pPr>
-              <w:spacing w:after="0"/>
-              <w:jc w:val="right"/>
-            </w:pPr>
-            <w:r>
-              <w:rPr>
-                <w:sz w:val="17"/>
-                <w:szCs w:val="17"/>
-              </w:rPr>
-              <w:t xml:space="preserve">0.010</w:t>
-            </w:r>
-          </w:p>
-        </w:tc>
-        <w:tc>
-          <w:tcPr>
-            <w:tcW w:type="dxa" w:w="1216"/>
-            <w:tcMar>
-              <w:top w:type="dxa" w:w="60"/>
-              <w:left w:type="dxa" w:w="100"/>
-              <w:bottom w:type="dxa" w:w="60"/>
-              <w:right w:type="dxa" w:w="100"/>
-            </w:tcMar>
-          </w:tcPr>
-          <w:p>
-            <w:pPr>
-              <w:spacing w:after="0"/>
-              <w:jc w:val="right"/>
-            </w:pPr>
-            <w:r>
-              <w:rPr>
-                <w:sz w:val="17"/>
-                <w:szCs w:val="17"/>
-              </w:rPr>
-              <w:t xml:space="preserve">1/96</w:t>
-            </w:r>
-          </w:p>
-        </w:tc>
-        <w:tc>
-          <w:tcPr>
-            <w:tcW w:type="dxa" w:w="1216"/>
-            <w:tcMar>
-              <w:top w:type="dxa" w:w="60"/>
-              <w:left w:type="dxa" w:w="100"/>
-              <w:bottom w:type="dxa" w:w="60"/>
-              <w:right w:type="dxa" w:w="100"/>
-            </w:tcMar>
-          </w:tcPr>
-          <w:p>
-            <w:pPr>
-              <w:spacing w:after="0"/>
-              <w:jc w:val="right"/>
-            </w:pPr>
-            <w:r>
-              <w:rPr>
-                <w:sz w:val="17"/>
-                <w:szCs w:val="17"/>
-              </w:rPr>
-              <w:t xml:space="preserve">0.057</w:t>
-            </w:r>
-          </w:p>
-        </w:tc>
-        <w:tc>
-          <w:tcPr>
-            <w:tcW w:type="dxa" w:w="1221"/>
-            <w:tcMar>
-              <w:top w:type="dxa" w:w="60"/>
-              <w:left w:type="dxa" w:w="100"/>
-              <w:bottom w:type="dxa" w:w="60"/>
-              <w:right w:type="dxa" w:w="100"/>
-            </w:tcMar>
-          </w:tcPr>
-          <w:p>
-            <w:pPr>
-              <w:spacing w:after="0"/>
-              <w:jc w:val="right"/>
-            </w:pPr>
-            <w:r>
-              <w:rPr>
-                <w:sz w:val="17"/>
-                <w:szCs w:val="17"/>
-              </w:rPr>
-              <w:t xml:space="preserve">0.993</w:t>
-            </w:r>
-          </w:p>
-        </w:tc>
-      </w:tr>
-      <w:tr>
-        <w:trPr>
-          <w:tblHeader w:val="false"/>
-        </w:trPr>
-        <w:tc>
-          <w:tcPr>
-            <w:tcW w:type="dxa" w:w="2059"/>
-            <w:tcMar>
-              <w:top w:type="dxa" w:w="60"/>
-              <w:left w:type="dxa" w:w="100"/>
-              <w:bottom w:type="dxa" w:w="60"/>
-              <w:right w:type="dxa" w:w="100"/>
-            </w:tcMar>
-          </w:tcPr>
-          <w:p>
-            <w:pPr>
-              <w:spacing w:after="0"/>
-              <w:jc w:val="left"/>
-            </w:pPr>
-            <w:r>
-              <w:rPr>
-                <w:sz w:val="17"/>
-                <w:szCs w:val="17"/>
-              </w:rPr>
-              <w:t xml:space="preserve">KGW</w:t>
-            </w:r>
-          </w:p>
-        </w:tc>
-        <w:tc>
-          <w:tcPr>
-            <w:tcW w:type="dxa" w:w="1216"/>
-            <w:tcMar>
-              <w:top w:type="dxa" w:w="60"/>
-              <w:left w:type="dxa" w:w="100"/>
-              <w:bottom w:type="dxa" w:w="60"/>
-              <w:right w:type="dxa" w:w="100"/>
-            </w:tcMar>
-          </w:tcPr>
-          <w:p>
-            <w:pPr>
-              <w:spacing w:after="0"/>
-              <w:jc w:val="left"/>
-            </w:pPr>
-            <w:r>
-              <w:rPr>
-                <w:sz w:val="17"/>
-                <w:szCs w:val="17"/>
-              </w:rPr>
-              <w:t xml:space="preserve">dia50</w:t>
-            </w:r>
-          </w:p>
-        </w:tc>
-        <w:tc>
-          <w:tcPr>
-            <w:tcW w:type="dxa" w:w="1216"/>
-            <w:tcMar>
-              <w:top w:type="dxa" w:w="60"/>
-              <w:left w:type="dxa" w:w="100"/>
-              <w:bottom w:type="dxa" w:w="60"/>
-              <w:right w:type="dxa" w:w="100"/>
-            </w:tcMar>
-          </w:tcPr>
-          <w:p>
-            <w:pPr>
-              <w:spacing w:after="0"/>
-              <w:jc w:val="right"/>
-            </w:pPr>
-            <w:r>
-              <w:rPr>
-                <w:sz w:val="17"/>
-                <w:szCs w:val="17"/>
-              </w:rPr>
-              <w:t xml:space="preserve">0.979</w:t>
-            </w:r>
-          </w:p>
-        </w:tc>
-        <w:tc>
-          <w:tcPr>
-            <w:tcW w:type="dxa" w:w="1216"/>
-            <w:tcMar>
-              <w:top w:type="dxa" w:w="60"/>
-              <w:left w:type="dxa" w:w="100"/>
-              <w:bottom w:type="dxa" w:w="60"/>
-              <w:right w:type="dxa" w:w="100"/>
-            </w:tcMar>
-          </w:tcPr>
-          <w:p>
-            <w:pPr>
-              <w:spacing w:after="0"/>
-              <w:jc w:val="right"/>
-            </w:pPr>
-            <w:r>
-              <w:rPr>
-                <w:sz w:val="17"/>
-                <w:szCs w:val="17"/>
-              </w:rPr>
-              <w:t xml:space="preserve">0.000</w:t>
-            </w:r>
-          </w:p>
-        </w:tc>
-        <w:tc>
-          <w:tcPr>
-            <w:tcW w:type="dxa" w:w="1216"/>
-            <w:tcMar>
-              <w:top w:type="dxa" w:w="60"/>
-              <w:left w:type="dxa" w:w="100"/>
-              <w:bottom w:type="dxa" w:w="60"/>
-              <w:right w:type="dxa" w:w="100"/>
-            </w:tcMar>
-          </w:tcPr>
-          <w:p>
-            <w:pPr>
-              <w:spacing w:after="0"/>
-              <w:jc w:val="right"/>
-            </w:pPr>
-            <w:r>
-              <w:rPr>
-                <w:sz w:val="17"/>
-                <w:szCs w:val="17"/>
-              </w:rPr>
-              <w:t xml:space="preserve">0/96</w:t>
-            </w:r>
-          </w:p>
-        </w:tc>
-        <w:tc>
-          <w:tcPr>
-            <w:tcW w:type="dxa" w:w="1216"/>
-            <w:tcMar>
-              <w:top w:type="dxa" w:w="60"/>
-              <w:left w:type="dxa" w:w="100"/>
-              <w:bottom w:type="dxa" w:w="60"/>
-              <w:right w:type="dxa" w:w="100"/>
-            </w:tcMar>
-          </w:tcPr>
-          <w:p>
-            <w:pPr>
-              <w:spacing w:after="0"/>
-              <w:jc w:val="right"/>
-            </w:pPr>
-            <w:r>
-              <w:rPr>
-                <w:sz w:val="17"/>
-                <w:szCs w:val="17"/>
-              </w:rPr>
-              <w:t xml:space="preserve">0.038</w:t>
-            </w:r>
-          </w:p>
-        </w:tc>
-        <w:tc>
-          <w:tcPr>
-            <w:tcW w:type="dxa" w:w="1221"/>
-            <w:tcMar>
-              <w:top w:type="dxa" w:w="60"/>
-              <w:left w:type="dxa" w:w="100"/>
-              <w:bottom w:type="dxa" w:w="60"/>
-              <w:right w:type="dxa" w:w="100"/>
-            </w:tcMar>
-          </w:tcPr>
-          <w:p>
-            <w:pPr>
-              <w:spacing w:after="0"/>
-              <w:jc w:val="right"/>
-            </w:pPr>
-            <w:r>
-              <w:rPr>
-                <w:sz w:val="17"/>
-                <w:szCs w:val="17"/>
-              </w:rPr>
-              <w:t xml:space="preserve">0.999</w:t>
-            </w:r>
-          </w:p>
-        </w:tc>
-      </w:tr>
-      <w:tr>
-        <w:trPr>
-          <w:tblHeader w:val="false"/>
-        </w:trPr>
-        <w:tc>
-          <w:tcPr>
-            <w:tcW w:type="dxa" w:w="2059"/>
-            <w:tcMar>
-              <w:top w:type="dxa" w:w="60"/>
-              <w:left w:type="dxa" w:w="100"/>
-              <w:bottom w:type="dxa" w:w="60"/>
-              <w:right w:type="dxa" w:w="100"/>
-            </w:tcMar>
-          </w:tcPr>
-          <w:p>
-            <w:pPr>
-              <w:spacing w:after="0"/>
-              <w:jc w:val="left"/>
-            </w:pPr>
-            <w:r>
-              <w:rPr>
-                <w:sz w:val="17"/>
-                <w:szCs w:val="17"/>
-              </w:rPr>
-              <w:t xml:space="preserve">KGW</w:t>
-            </w:r>
-          </w:p>
-        </w:tc>
-        <w:tc>
-          <w:tcPr>
-            <w:tcW w:type="dxa" w:w="1216"/>
-            <w:tcMar>
-              <w:top w:type="dxa" w:w="60"/>
-              <w:left w:type="dxa" w:w="100"/>
-              <w:bottom w:type="dxa" w:w="60"/>
-              <w:right w:type="dxa" w:w="100"/>
-            </w:tcMar>
-          </w:tcPr>
-          <w:p>
-            <w:pPr>
-              <w:spacing w:after="0"/>
-              <w:jc w:val="left"/>
-            </w:pPr>
-            <w:r>
-              <w:rPr>
-                <w:sz w:val="17"/>
-                <w:szCs w:val="17"/>
-              </w:rPr>
-              <w:t xml:space="preserve">morph</w:t>
-            </w:r>
-          </w:p>
-        </w:tc>
-        <w:tc>
-          <w:tcPr>
-            <w:tcW w:type="dxa" w:w="1216"/>
-            <w:tcMar>
-              <w:top w:type="dxa" w:w="60"/>
-              <w:left w:type="dxa" w:w="100"/>
-              <w:bottom w:type="dxa" w:w="60"/>
-              <w:right w:type="dxa" w:w="100"/>
-            </w:tcMar>
-          </w:tcPr>
-          <w:p>
-            <w:pPr>
-              <w:spacing w:after="0"/>
-              <w:jc w:val="right"/>
-            </w:pPr>
-            <w:r>
-              <w:rPr>
-                <w:sz w:val="17"/>
-                <w:szCs w:val="17"/>
-              </w:rPr>
-              <w:t xml:space="preserve">1.000</w:t>
-            </w:r>
-          </w:p>
-        </w:tc>
-        <w:tc>
-          <w:tcPr>
-            <w:tcW w:type="dxa" w:w="1216"/>
-            <w:tcMar>
-              <w:top w:type="dxa" w:w="60"/>
-              <w:left w:type="dxa" w:w="100"/>
-              <w:bottom w:type="dxa" w:w="60"/>
-              <w:right w:type="dxa" w:w="100"/>
-            </w:tcMar>
-          </w:tcPr>
-          <w:p>
-            <w:pPr>
-              <w:spacing w:after="0"/>
-              <w:jc w:val="right"/>
-            </w:pPr>
-            <w:r>
-              <w:rPr>
-                <w:sz w:val="17"/>
-                <w:szCs w:val="17"/>
-              </w:rPr>
-              <w:t xml:space="preserve">0.010</w:t>
-            </w:r>
-          </w:p>
-        </w:tc>
-        <w:tc>
-          <w:tcPr>
-            <w:tcW w:type="dxa" w:w="1216"/>
-            <w:tcMar>
-              <w:top w:type="dxa" w:w="60"/>
-              <w:left w:type="dxa" w:w="100"/>
-              <w:bottom w:type="dxa" w:w="60"/>
-              <w:right w:type="dxa" w:w="100"/>
-            </w:tcMar>
-          </w:tcPr>
-          <w:p>
-            <w:pPr>
-              <w:spacing w:after="0"/>
-              <w:jc w:val="right"/>
-            </w:pPr>
-            <w:r>
-              <w:rPr>
-                <w:sz w:val="17"/>
-                <w:szCs w:val="17"/>
-              </w:rPr>
-              <w:t xml:space="preserve">1/96</w:t>
-            </w:r>
-          </w:p>
-        </w:tc>
-        <w:tc>
-          <w:tcPr>
-            <w:tcW w:type="dxa" w:w="1216"/>
-            <w:tcMar>
-              <w:top w:type="dxa" w:w="60"/>
-              <w:left w:type="dxa" w:w="100"/>
-              <w:bottom w:type="dxa" w:w="60"/>
-              <w:right w:type="dxa" w:w="100"/>
-            </w:tcMar>
-          </w:tcPr>
-          <w:p>
-            <w:pPr>
-              <w:spacing w:after="0"/>
-              <w:jc w:val="right"/>
-            </w:pPr>
-            <w:r>
-              <w:rPr>
-                <w:sz w:val="17"/>
-                <w:szCs w:val="17"/>
-              </w:rPr>
-              <w:t xml:space="preserve">0.057</w:t>
-            </w:r>
-          </w:p>
-        </w:tc>
-        <w:tc>
-          <w:tcPr>
-            <w:tcW w:type="dxa" w:w="1221"/>
-            <w:tcMar>
-              <w:top w:type="dxa" w:w="60"/>
-              <w:left w:type="dxa" w:w="100"/>
-              <w:bottom w:type="dxa" w:w="60"/>
-              <w:right w:type="dxa" w:w="100"/>
-            </w:tcMar>
-          </w:tcPr>
-          <w:p>
-            <w:pPr>
-              <w:spacing w:after="0"/>
-              <w:jc w:val="right"/>
-            </w:pPr>
-            <w:r>
-              <w:rPr>
-                <w:sz w:val="17"/>
-                <w:szCs w:val="17"/>
-              </w:rPr>
-              <w:t xml:space="preserve">1.000</w:t>
-            </w:r>
-          </w:p>
-        </w:tc>
-      </w:tr>
-      <w:tr>
-        <w:trPr>
-          <w:tblHeader w:val="false"/>
-        </w:trPr>
-        <w:tc>
-          <w:tcPr>
-            <w:tcW w:type="dxa" w:w="2059"/>
-            <w:tcMar>
-              <w:top w:type="dxa" w:w="60"/>
-              <w:left w:type="dxa" w:w="100"/>
-              <w:bottom w:type="dxa" w:w="60"/>
-              <w:right w:type="dxa" w:w="100"/>
-            </w:tcMar>
-          </w:tcPr>
-          <w:p>
-            <w:pPr>
-              <w:spacing w:after="0"/>
-              <w:jc w:val="left"/>
-            </w:pPr>
-            <w:r>
-              <w:rPr>
-                <w:sz w:val="17"/>
-                <w:szCs w:val="17"/>
-              </w:rPr>
-              <w:t xml:space="preserve">KGW</w:t>
-            </w:r>
-          </w:p>
-        </w:tc>
-        <w:tc>
-          <w:tcPr>
-            <w:tcW w:type="dxa" w:w="1216"/>
-            <w:tcMar>
-              <w:top w:type="dxa" w:w="60"/>
-              <w:left w:type="dxa" w:w="100"/>
-              <w:bottom w:type="dxa" w:w="60"/>
-              <w:right w:type="dxa" w:w="100"/>
-            </w:tcMar>
-          </w:tcPr>
-          <w:p>
-            <w:pPr>
-              <w:spacing w:after="0"/>
-              <w:jc w:val="left"/>
-            </w:pPr>
-            <w:r>
-              <w:rPr>
-                <w:sz w:val="17"/>
-                <w:szCs w:val="17"/>
-              </w:rPr>
-              <w:t xml:space="preserve">morph+dia</w:t>
-            </w:r>
-          </w:p>
-        </w:tc>
-        <w:tc>
-          <w:tcPr>
-            <w:tcW w:type="dxa" w:w="1216"/>
-            <w:tcMar>
-              <w:top w:type="dxa" w:w="60"/>
-              <w:left w:type="dxa" w:w="100"/>
-              <w:bottom w:type="dxa" w:w="60"/>
-              <w:right w:type="dxa" w:w="100"/>
-            </w:tcMar>
-          </w:tcPr>
-          <w:p>
-            <w:pPr>
-              <w:spacing w:after="0"/>
-              <w:jc w:val="right"/>
-            </w:pPr>
-            <w:r>
-              <w:rPr>
-                <w:sz w:val="17"/>
-                <w:szCs w:val="17"/>
-              </w:rPr>
-              <w:t xml:space="preserve">0.865</w:t>
-            </w:r>
-          </w:p>
-        </w:tc>
-        <w:tc>
-          <w:tcPr>
-            <w:tcW w:type="dxa" w:w="1216"/>
-            <w:tcMar>
-              <w:top w:type="dxa" w:w="60"/>
-              <w:left w:type="dxa" w:w="100"/>
-              <w:bottom w:type="dxa" w:w="60"/>
-              <w:right w:type="dxa" w:w="100"/>
-            </w:tcMar>
-          </w:tcPr>
-          <w:p>
-            <w:pPr>
-              <w:spacing w:after="0"/>
-              <w:jc w:val="right"/>
-            </w:pPr>
-            <w:r>
-              <w:rPr>
-                <w:sz w:val="17"/>
-                <w:szCs w:val="17"/>
-              </w:rPr>
-              <w:t xml:space="preserve">0.010</w:t>
-            </w:r>
-          </w:p>
-        </w:tc>
-        <w:tc>
-          <w:tcPr>
-            <w:tcW w:type="dxa" w:w="1216"/>
-            <w:tcMar>
-              <w:top w:type="dxa" w:w="60"/>
-              <w:left w:type="dxa" w:w="100"/>
-              <w:bottom w:type="dxa" w:w="60"/>
-              <w:right w:type="dxa" w:w="100"/>
-            </w:tcMar>
-          </w:tcPr>
-          <w:p>
-            <w:pPr>
-              <w:spacing w:after="0"/>
-              <w:jc w:val="right"/>
-            </w:pPr>
-            <w:r>
-              <w:rPr>
-                <w:sz w:val="17"/>
-                <w:szCs w:val="17"/>
-              </w:rPr>
-              <w:t xml:space="preserve">1/96</w:t>
-            </w:r>
-          </w:p>
-        </w:tc>
-        <w:tc>
-          <w:tcPr>
-            <w:tcW w:type="dxa" w:w="1216"/>
-            <w:tcMar>
-              <w:top w:type="dxa" w:w="60"/>
-              <w:left w:type="dxa" w:w="100"/>
-              <w:bottom w:type="dxa" w:w="60"/>
-              <w:right w:type="dxa" w:w="100"/>
-            </w:tcMar>
-          </w:tcPr>
-          <w:p>
-            <w:pPr>
-              <w:spacing w:after="0"/>
-              <w:jc w:val="right"/>
-            </w:pPr>
-            <w:r>
-              <w:rPr>
-                <w:sz w:val="17"/>
-                <w:szCs w:val="17"/>
-              </w:rPr>
-              <w:t xml:space="preserve">0.057</w:t>
-            </w:r>
-          </w:p>
-        </w:tc>
-        <w:tc>
-          <w:tcPr>
-            <w:tcW w:type="dxa" w:w="1221"/>
-            <w:tcMar>
-              <w:top w:type="dxa" w:w="60"/>
-              <w:left w:type="dxa" w:w="100"/>
-              <w:bottom w:type="dxa" w:w="60"/>
-              <w:right w:type="dxa" w:w="100"/>
-            </w:tcMar>
-          </w:tcPr>
-          <w:p>
-            <w:pPr>
-              <w:spacing w:after="0"/>
-              <w:jc w:val="right"/>
-            </w:pPr>
-            <w:r>
-              <w:rPr>
-                <w:sz w:val="17"/>
-                <w:szCs w:val="17"/>
-              </w:rPr>
-              <w:t xml:space="preserve">0.994</w:t>
-            </w:r>
-          </w:p>
-        </w:tc>
-      </w:tr>
-      <w:tr>
-        <w:trPr>
-          <w:tblHeader w:val="false"/>
-        </w:trPr>
-        <w:tc>
-          <w:tcPr>
-            <w:tcW w:type="dxa" w:w="2059"/>
-            <w:tcMar>
-              <w:top w:type="dxa" w:w="60"/>
-              <w:left w:type="dxa" w:w="100"/>
-              <w:bottom w:type="dxa" w:w="60"/>
-              <w:right w:type="dxa" w:w="100"/>
-            </w:tcMar>
-          </w:tcPr>
-          <w:p>
-            <w:pPr>
-              <w:spacing w:after="0"/>
-              <w:jc w:val="left"/>
-            </w:pPr>
-            <w:r>
-              <w:rPr>
-                <w:sz w:val="17"/>
-                <w:szCs w:val="17"/>
-              </w:rPr>
-              <w:t xml:space="preserve">KGW</w:t>
-            </w:r>
-          </w:p>
-        </w:tc>
-        <w:tc>
-          <w:tcPr>
-            <w:tcW w:type="dxa" w:w="1216"/>
-            <w:tcMar>
-              <w:top w:type="dxa" w:w="60"/>
-              <w:left w:type="dxa" w:w="100"/>
-              <w:bottom w:type="dxa" w:w="60"/>
-              <w:right w:type="dxa" w:w="100"/>
-            </w:tcMar>
-          </w:tcPr>
-          <w:p>
-            <w:pPr>
-              <w:spacing w:after="0"/>
-              <w:jc w:val="left"/>
-            </w:pPr>
-            <w:r>
-              <w:rPr>
-                <w:sz w:val="17"/>
-                <w:szCs w:val="17"/>
-              </w:rPr>
-              <w:t xml:space="preserve">morph_v1</w:t>
-            </w:r>
-          </w:p>
-        </w:tc>
-        <w:tc>
-          <w:tcPr>
-            <w:tcW w:type="dxa" w:w="1216"/>
-            <w:tcMar>
-              <w:top w:type="dxa" w:w="60"/>
-              <w:left w:type="dxa" w:w="100"/>
-              <w:bottom w:type="dxa" w:w="60"/>
-              <w:right w:type="dxa" w:w="100"/>
-            </w:tcMar>
-          </w:tcPr>
-          <w:p>
-            <w:pPr>
-              <w:spacing w:after="0"/>
-              <w:jc w:val="right"/>
-            </w:pPr>
-            <w:r>
-              <w:rPr>
-                <w:sz w:val="17"/>
-                <w:szCs w:val="17"/>
-              </w:rPr>
-              <w:t xml:space="preserve">1.000</w:t>
-            </w:r>
-          </w:p>
-        </w:tc>
-        <w:tc>
-          <w:tcPr>
-            <w:tcW w:type="dxa" w:w="1216"/>
-            <w:tcMar>
-              <w:top w:type="dxa" w:w="60"/>
-              <w:left w:type="dxa" w:w="100"/>
-              <w:bottom w:type="dxa" w:w="60"/>
-              <w:right w:type="dxa" w:w="100"/>
-            </w:tcMar>
-          </w:tcPr>
-          <w:p>
-            <w:pPr>
-              <w:spacing w:after="0"/>
-              <w:jc w:val="right"/>
-            </w:pPr>
-            <w:r>
-              <w:rPr>
-                <w:sz w:val="17"/>
-                <w:szCs w:val="17"/>
-              </w:rPr>
-              <w:t xml:space="preserve">0.021</w:t>
-            </w:r>
-          </w:p>
-        </w:tc>
-        <w:tc>
-          <w:tcPr>
-            <w:tcW w:type="dxa" w:w="1216"/>
-            <w:tcMar>
-              <w:top w:type="dxa" w:w="60"/>
-              <w:left w:type="dxa" w:w="100"/>
-              <w:bottom w:type="dxa" w:w="60"/>
-              <w:right w:type="dxa" w:w="100"/>
-            </w:tcMar>
-          </w:tcPr>
-          <w:p>
-            <w:pPr>
-              <w:spacing w:after="0"/>
-              <w:jc w:val="right"/>
-            </w:pPr>
-            <w:r>
-              <w:rPr>
-                <w:sz w:val="17"/>
-                <w:szCs w:val="17"/>
-              </w:rPr>
-              <w:t xml:space="preserve">2/96</w:t>
-            </w:r>
-          </w:p>
-        </w:tc>
-        <w:tc>
-          <w:tcPr>
-            <w:tcW w:type="dxa" w:w="1216"/>
-            <w:tcMar>
-              <w:top w:type="dxa" w:w="60"/>
-              <w:left w:type="dxa" w:w="100"/>
-              <w:bottom w:type="dxa" w:w="60"/>
-              <w:right w:type="dxa" w:w="100"/>
-            </w:tcMar>
-          </w:tcPr>
-          <w:p>
-            <w:pPr>
-              <w:spacing w:after="0"/>
-              <w:jc w:val="right"/>
-            </w:pPr>
-            <w:r>
-              <w:rPr>
-                <w:sz w:val="17"/>
-                <w:szCs w:val="17"/>
-              </w:rPr>
-              <w:t xml:space="preserve">0.073</w:t>
-            </w:r>
-          </w:p>
-        </w:tc>
-        <w:tc>
-          <w:tcPr>
-            <w:tcW w:type="dxa" w:w="1221"/>
-            <w:tcMar>
-              <w:top w:type="dxa" w:w="60"/>
-              <w:left w:type="dxa" w:w="100"/>
-              <w:bottom w:type="dxa" w:w="60"/>
-              <w:right w:type="dxa" w:w="100"/>
-            </w:tcMar>
-          </w:tcPr>
-          <w:p>
-            <w:pPr>
-              <w:spacing w:after="0"/>
-              <w:jc w:val="right"/>
-            </w:pPr>
-            <w:r>
-              <w:rPr>
-                <w:sz w:val="17"/>
-                <w:szCs w:val="17"/>
-              </w:rPr>
-              <w:t xml:space="preserve">1.000</w:t>
-            </w:r>
-          </w:p>
-        </w:tc>
-      </w:tr>
-      <w:tr>
-        <w:trPr>
-          <w:tblHeader w:val="false"/>
-        </w:trPr>
-        <w:tc>
-          <w:tcPr>
-            <w:tcW w:type="dxa" w:w="2059"/>
-            <w:tcMar>
-              <w:top w:type="dxa" w:w="60"/>
-              <w:left w:type="dxa" w:w="100"/>
-              <w:bottom w:type="dxa" w:w="60"/>
-              <w:right w:type="dxa" w:w="100"/>
-            </w:tcMar>
-          </w:tcPr>
-          <w:p>
-            <w:pPr>
-              <w:spacing w:after="0"/>
-              <w:jc w:val="left"/>
-            </w:pPr>
-            <w:r>
-              <w:rPr>
-                <w:sz w:val="17"/>
-                <w:szCs w:val="17"/>
-              </w:rPr>
-              <w:t xml:space="preserve">KGW</w:t>
-            </w:r>
-          </w:p>
-        </w:tc>
-        <w:tc>
-          <w:tcPr>
-            <w:tcW w:type="dxa" w:w="1216"/>
-            <w:tcMar>
-              <w:top w:type="dxa" w:w="60"/>
-              <w:left w:type="dxa" w:w="100"/>
-              <w:bottom w:type="dxa" w:w="60"/>
-              <w:right w:type="dxa" w:w="100"/>
-            </w:tcMar>
-          </w:tcPr>
-          <w:p>
-            <w:pPr>
-              <w:spacing w:after="0"/>
-              <w:jc w:val="left"/>
-            </w:pPr>
-            <w:r>
-              <w:rPr>
-                <w:sz w:val="17"/>
-                <w:szCs w:val="17"/>
-              </w:rPr>
-              <w:t xml:space="preserve">morph_v1+dia</w:t>
-            </w:r>
-          </w:p>
-        </w:tc>
-        <w:tc>
-          <w:tcPr>
-            <w:tcW w:type="dxa" w:w="1216"/>
-            <w:tcMar>
-              <w:top w:type="dxa" w:w="60"/>
-              <w:left w:type="dxa" w:w="100"/>
-              <w:bottom w:type="dxa" w:w="60"/>
-              <w:right w:type="dxa" w:w="100"/>
-            </w:tcMar>
-          </w:tcPr>
-          <w:p>
-            <w:pPr>
-              <w:spacing w:after="0"/>
-              <w:jc w:val="right"/>
-            </w:pPr>
-            <w:r>
-              <w:rPr>
-                <w:sz w:val="17"/>
-                <w:szCs w:val="17"/>
-              </w:rPr>
-              <w:t xml:space="preserve">0.844</w:t>
-            </w:r>
-          </w:p>
-        </w:tc>
-        <w:tc>
-          <w:tcPr>
-            <w:tcW w:type="dxa" w:w="1216"/>
-            <w:tcMar>
-              <w:top w:type="dxa" w:w="60"/>
-              <w:left w:type="dxa" w:w="100"/>
-              <w:bottom w:type="dxa" w:w="60"/>
-              <w:right w:type="dxa" w:w="100"/>
-            </w:tcMar>
-          </w:tcPr>
-          <w:p>
-            <w:pPr>
-              <w:spacing w:after="0"/>
-              <w:jc w:val="right"/>
-            </w:pPr>
-            <w:r>
-              <w:rPr>
-                <w:sz w:val="17"/>
-                <w:szCs w:val="17"/>
-              </w:rPr>
-              <w:t xml:space="preserve">0.010</w:t>
-            </w:r>
-          </w:p>
-        </w:tc>
-        <w:tc>
-          <w:tcPr>
-            <w:tcW w:type="dxa" w:w="1216"/>
-            <w:tcMar>
-              <w:top w:type="dxa" w:w="60"/>
-              <w:left w:type="dxa" w:w="100"/>
-              <w:bottom w:type="dxa" w:w="60"/>
-              <w:right w:type="dxa" w:w="100"/>
-            </w:tcMar>
-          </w:tcPr>
-          <w:p>
-            <w:pPr>
-              <w:spacing w:after="0"/>
-              <w:jc w:val="right"/>
-            </w:pPr>
-            <w:r>
-              <w:rPr>
-                <w:sz w:val="17"/>
-                <w:szCs w:val="17"/>
-              </w:rPr>
-              <w:t xml:space="preserve">1/96</w:t>
-            </w:r>
-          </w:p>
-        </w:tc>
-        <w:tc>
-          <w:tcPr>
-            <w:tcW w:type="dxa" w:w="1216"/>
-            <w:tcMar>
-              <w:top w:type="dxa" w:w="60"/>
-              <w:left w:type="dxa" w:w="100"/>
-              <w:bottom w:type="dxa" w:w="60"/>
-              <w:right w:type="dxa" w:w="100"/>
-            </w:tcMar>
-          </w:tcPr>
-          <w:p>
-            <w:pPr>
-              <w:spacing w:after="0"/>
-              <w:jc w:val="right"/>
-            </w:pPr>
-            <w:r>
-              <w:rPr>
-                <w:sz w:val="17"/>
-                <w:szCs w:val="17"/>
-              </w:rPr>
-              <w:t xml:space="preserve">0.057</w:t>
-            </w:r>
-          </w:p>
-        </w:tc>
-        <w:tc>
-          <w:tcPr>
-            <w:tcW w:type="dxa" w:w="1221"/>
-            <w:tcMar>
-              <w:top w:type="dxa" w:w="60"/>
-              <w:left w:type="dxa" w:w="100"/>
-              <w:bottom w:type="dxa" w:w="60"/>
-              <w:right w:type="dxa" w:w="100"/>
-            </w:tcMar>
-          </w:tcPr>
-          <w:p>
-            <w:pPr>
-              <w:spacing w:after="0"/>
-              <w:jc w:val="right"/>
-            </w:pPr>
-            <w:r>
-              <w:rPr>
-                <w:sz w:val="17"/>
-                <w:szCs w:val="17"/>
-              </w:rPr>
-              <w:t xml:space="preserve">0.995</w:t>
-            </w:r>
-          </w:p>
-        </w:tc>
-      </w:tr>
-      <w:tr>
-        <w:trPr>
-          <w:tblHeader w:val="false"/>
-        </w:trPr>
-        <w:tc>
-          <w:tcPr>
-            <w:tcW w:type="dxa" w:w="2059"/>
-            <w:tcMar>
-              <w:top w:type="dxa" w:w="60"/>
-              <w:left w:type="dxa" w:w="100"/>
-              <w:bottom w:type="dxa" w:w="60"/>
-              <w:right w:type="dxa" w:w="100"/>
-            </w:tcMar>
-          </w:tcPr>
-          <w:p>
-            <w:pPr>
-              <w:spacing w:after="0"/>
-              <w:jc w:val="left"/>
-            </w:pPr>
-            <w:r>
-              <w:rPr>
-                <w:sz w:val="17"/>
-                <w:szCs w:val="17"/>
-              </w:rPr>
-              <w:t xml:space="preserve">KGW</w:t>
-            </w:r>
-          </w:p>
-        </w:tc>
-        <w:tc>
-          <w:tcPr>
-            <w:tcW w:type="dxa" w:w="1216"/>
-            <w:tcMar>
-              <w:top w:type="dxa" w:w="60"/>
-              <w:left w:type="dxa" w:w="100"/>
-              <w:bottom w:type="dxa" w:w="60"/>
-              <w:right w:type="dxa" w:w="100"/>
-            </w:tcMar>
-          </w:tcPr>
-          <w:p>
-            <w:pPr>
-              <w:spacing w:after="0"/>
-              <w:jc w:val="left"/>
-            </w:pPr>
-            <w:r>
-              <w:rPr>
-                <w:sz w:val="17"/>
-                <w:szCs w:val="17"/>
-              </w:rPr>
-              <w:t xml:space="preserve">rtt</w:t>
-            </w:r>
-          </w:p>
-        </w:tc>
-        <w:tc>
-          <w:tcPr>
-            <w:tcW w:type="dxa" w:w="1216"/>
-            <w:tcMar>
-              <w:top w:type="dxa" w:w="60"/>
-              <w:left w:type="dxa" w:w="100"/>
-              <w:bottom w:type="dxa" w:w="60"/>
-              <w:right w:type="dxa" w:w="100"/>
-            </w:tcMar>
-          </w:tcPr>
-          <w:p>
-            <w:pPr>
-              <w:spacing w:after="0"/>
-              <w:jc w:val="right"/>
-            </w:pPr>
-            <w:r>
-              <w:rPr>
-                <w:sz w:val="17"/>
-                <w:szCs w:val="17"/>
-              </w:rPr>
-              <w:t xml:space="preserve">0.594</w:t>
-            </w:r>
-          </w:p>
-        </w:tc>
-        <w:tc>
-          <w:tcPr>
-            <w:tcW w:type="dxa" w:w="1216"/>
-            <w:tcMar>
-              <w:top w:type="dxa" w:w="60"/>
-              <w:left w:type="dxa" w:w="100"/>
-              <w:bottom w:type="dxa" w:w="60"/>
-              <w:right w:type="dxa" w:w="100"/>
-            </w:tcMar>
-          </w:tcPr>
-          <w:p>
-            <w:pPr>
-              <w:spacing w:after="0"/>
-              <w:jc w:val="right"/>
-            </w:pPr>
-            <w:r>
-              <w:rPr>
-                <w:sz w:val="17"/>
-                <w:szCs w:val="17"/>
-              </w:rPr>
-              <w:t xml:space="preserve">0.010</w:t>
-            </w:r>
-          </w:p>
-        </w:tc>
-        <w:tc>
-          <w:tcPr>
-            <w:tcW w:type="dxa" w:w="1216"/>
-            <w:tcMar>
-              <w:top w:type="dxa" w:w="60"/>
-              <w:left w:type="dxa" w:w="100"/>
-              <w:bottom w:type="dxa" w:w="60"/>
-              <w:right w:type="dxa" w:w="100"/>
-            </w:tcMar>
-          </w:tcPr>
-          <w:p>
-            <w:pPr>
-              <w:spacing w:after="0"/>
-              <w:jc w:val="right"/>
-            </w:pPr>
-            <w:r>
-              <w:rPr>
-                <w:sz w:val="17"/>
-                <w:szCs w:val="17"/>
-              </w:rPr>
-              <w:t xml:space="preserve">1/96</w:t>
-            </w:r>
-          </w:p>
-        </w:tc>
-        <w:tc>
-          <w:tcPr>
-            <w:tcW w:type="dxa" w:w="1216"/>
-            <w:tcMar>
-              <w:top w:type="dxa" w:w="60"/>
-              <w:left w:type="dxa" w:w="100"/>
-              <w:bottom w:type="dxa" w:w="60"/>
-              <w:right w:type="dxa" w:w="100"/>
-            </w:tcMar>
-          </w:tcPr>
-          <w:p>
-            <w:pPr>
-              <w:spacing w:after="0"/>
-              <w:jc w:val="right"/>
-            </w:pPr>
-            <w:r>
-              <w:rPr>
-                <w:sz w:val="17"/>
-                <w:szCs w:val="17"/>
-              </w:rPr>
-              <w:t xml:space="preserve">0.057</w:t>
-            </w:r>
-          </w:p>
-        </w:tc>
-        <w:tc>
-          <w:tcPr>
-            <w:tcW w:type="dxa" w:w="1221"/>
-            <w:tcMar>
-              <w:top w:type="dxa" w:w="60"/>
-              <w:left w:type="dxa" w:w="100"/>
-              <w:bottom w:type="dxa" w:w="60"/>
-              <w:right w:type="dxa" w:w="100"/>
-            </w:tcMar>
-          </w:tcPr>
-          <w:p>
-            <w:pPr>
-              <w:spacing w:after="0"/>
-              <w:jc w:val="right"/>
-            </w:pPr>
-            <w:r>
-              <w:rPr>
-                <w:sz w:val="17"/>
-                <w:szCs w:val="17"/>
-              </w:rPr>
-              <w:t xml:space="preserve">0.961</w:t>
-            </w:r>
-          </w:p>
-        </w:tc>
-      </w:tr>
-      <w:tr>
-        <w:trPr>
-          <w:tblHeader w:val="false"/>
-        </w:trPr>
-        <w:tc>
-          <w:tcPr>
-            <w:tcW w:type="dxa" w:w="2059"/>
-            <w:tcMar>
-              <w:top w:type="dxa" w:w="60"/>
-              <w:left w:type="dxa" w:w="100"/>
-              <w:bottom w:type="dxa" w:w="60"/>
-              <w:right w:type="dxa" w:w="100"/>
-            </w:tcMar>
-          </w:tcPr>
-          <w:p>
-            <w:pPr>
-              <w:spacing w:after="0"/>
-              <w:jc w:val="left"/>
-            </w:pPr>
-            <w:r>
-              <w:rPr>
-                <w:sz w:val="17"/>
-                <w:szCs w:val="17"/>
-              </w:rPr>
-              <w:t xml:space="preserve">KGW</w:t>
-            </w:r>
-          </w:p>
-        </w:tc>
-        <w:tc>
-          <w:tcPr>
-            <w:tcW w:type="dxa" w:w="1216"/>
-            <w:tcMar>
-              <w:top w:type="dxa" w:w="60"/>
-              <w:left w:type="dxa" w:w="100"/>
-              <w:bottom w:type="dxa" w:w="60"/>
-              <w:right w:type="dxa" w:w="100"/>
-            </w:tcMar>
-          </w:tcPr>
-          <w:p>
-            <w:pPr>
-              <w:spacing w:after="0"/>
-              <w:jc w:val="left"/>
-            </w:pPr>
-            <w:r>
-              <w:rPr>
-                <w:sz w:val="17"/>
-                <w:szCs w:val="17"/>
-              </w:rPr>
-              <w:t xml:space="preserve">para</w:t>
-            </w:r>
-          </w:p>
-        </w:tc>
-        <w:tc>
-          <w:tcPr>
-            <w:tcW w:type="dxa" w:w="1216"/>
-            <w:tcMar>
-              <w:top w:type="dxa" w:w="60"/>
-              <w:left w:type="dxa" w:w="100"/>
-              <w:bottom w:type="dxa" w:w="60"/>
-              <w:right w:type="dxa" w:w="100"/>
-            </w:tcMar>
-          </w:tcPr>
-          <w:p>
-            <w:pPr>
-              <w:spacing w:after="0"/>
-              <w:jc w:val="right"/>
-            </w:pPr>
-            <w:r>
-              <w:rPr>
-                <w:sz w:val="17"/>
-                <w:szCs w:val="17"/>
-              </w:rPr>
-              <w:t xml:space="preserve">0.990</w:t>
-            </w:r>
-          </w:p>
-        </w:tc>
-        <w:tc>
-          <w:tcPr>
-            <w:tcW w:type="dxa" w:w="1216"/>
-            <w:tcMar>
-              <w:top w:type="dxa" w:w="60"/>
-              <w:left w:type="dxa" w:w="100"/>
-              <w:bottom w:type="dxa" w:w="60"/>
-              <w:right w:type="dxa" w:w="100"/>
-            </w:tcMar>
-          </w:tcPr>
-          <w:p>
-            <w:pPr>
-              <w:spacing w:after="0"/>
-              <w:jc w:val="right"/>
-            </w:pPr>
-            <w:r>
-              <w:rPr>
-                <w:sz w:val="17"/>
-                <w:szCs w:val="17"/>
-              </w:rPr>
-              <w:t xml:space="preserve">0.000</w:t>
-            </w:r>
-          </w:p>
-        </w:tc>
-        <w:tc>
-          <w:tcPr>
-            <w:tcW w:type="dxa" w:w="1216"/>
-            <w:tcMar>
-              <w:top w:type="dxa" w:w="60"/>
-              <w:left w:type="dxa" w:w="100"/>
-              <w:bottom w:type="dxa" w:w="60"/>
-              <w:right w:type="dxa" w:w="100"/>
-            </w:tcMar>
-          </w:tcPr>
-          <w:p>
-            <w:pPr>
-              <w:spacing w:after="0"/>
-              <w:jc w:val="right"/>
-            </w:pPr>
-            <w:r>
-              <w:rPr>
-                <w:sz w:val="17"/>
-                <w:szCs w:val="17"/>
-              </w:rPr>
-              <w:t xml:space="preserve">0/96</w:t>
-            </w:r>
-          </w:p>
-        </w:tc>
-        <w:tc>
-          <w:tcPr>
-            <w:tcW w:type="dxa" w:w="1216"/>
-            <w:tcMar>
-              <w:top w:type="dxa" w:w="60"/>
-              <w:left w:type="dxa" w:w="100"/>
-              <w:bottom w:type="dxa" w:w="60"/>
-              <w:right w:type="dxa" w:w="100"/>
-            </w:tcMar>
-          </w:tcPr>
-          <w:p>
-            <w:pPr>
-              <w:spacing w:after="0"/>
-              <w:jc w:val="right"/>
-            </w:pPr>
-            <w:r>
-              <w:rPr>
-                <w:sz w:val="17"/>
-                <w:szCs w:val="17"/>
-              </w:rPr>
-              <w:t xml:space="preserve">0.038</w:t>
-            </w:r>
-          </w:p>
-        </w:tc>
-        <w:tc>
-          <w:tcPr>
-            <w:tcW w:type="dxa" w:w="1221"/>
-            <w:tcMar>
-              <w:top w:type="dxa" w:w="60"/>
-              <w:left w:type="dxa" w:w="100"/>
-              <w:bottom w:type="dxa" w:w="60"/>
-              <w:right w:type="dxa" w:w="100"/>
-            </w:tcMar>
-          </w:tcPr>
-          <w:p>
-            <w:pPr>
-              <w:spacing w:after="0"/>
-              <w:jc w:val="right"/>
-            </w:pPr>
-            <w:r>
-              <w:rPr>
-                <w:sz w:val="17"/>
-                <w:szCs w:val="17"/>
-              </w:rPr>
-              <w:t xml:space="preserve">0.999</w:t>
-            </w:r>
-          </w:p>
-        </w:tc>
-      </w:tr>
-      <w:tr>
-        <w:trPr>
-          <w:tblHeader w:val="false"/>
-        </w:trPr>
-        <w:tc>
-          <w:tcPr>
-            <w:tcW w:type="dxa" w:w="2059"/>
-            <w:tcMar>
-              <w:top w:type="dxa" w:w="60"/>
-              <w:left w:type="dxa" w:w="100"/>
-              <w:bottom w:type="dxa" w:w="60"/>
-              <w:right w:type="dxa" w:w="100"/>
-            </w:tcMar>
-          </w:tcPr>
-          <w:p>
-            <w:pPr>
-              <w:spacing w:after="0"/>
-              <w:jc w:val="left"/>
-            </w:pPr>
-            <w:r>
-              <w:rPr>
-                <w:sz w:val="17"/>
-                <w:szCs w:val="17"/>
-              </w:rPr>
-              <w:t xml:space="preserve">KGW</w:t>
-            </w:r>
-          </w:p>
-        </w:tc>
-        <w:tc>
-          <w:tcPr>
-            <w:tcW w:type="dxa" w:w="1216"/>
-            <w:tcMar>
-              <w:top w:type="dxa" w:w="60"/>
-              <w:left w:type="dxa" w:w="100"/>
-              <w:bottom w:type="dxa" w:w="60"/>
-              <w:right w:type="dxa" w:w="100"/>
-            </w:tcMar>
-          </w:tcPr>
-          <w:p>
-            <w:pPr>
-              <w:spacing w:after="0"/>
-              <w:jc w:val="left"/>
-            </w:pPr>
-            <w:r>
-              <w:rPr>
-                <w:sz w:val="17"/>
-                <w:szCs w:val="17"/>
-              </w:rPr>
-              <w:t xml:space="preserve">launder</w:t>
-            </w:r>
-          </w:p>
-        </w:tc>
-        <w:tc>
-          <w:tcPr>
-            <w:tcW w:type="dxa" w:w="1216"/>
-            <w:tcMar>
-              <w:top w:type="dxa" w:w="60"/>
-              <w:left w:type="dxa" w:w="100"/>
-              <w:bottom w:type="dxa" w:w="60"/>
-              <w:right w:type="dxa" w:w="100"/>
-            </w:tcMar>
-          </w:tcPr>
-          <w:p>
-            <w:pPr>
-              <w:spacing w:after="0"/>
-              <w:jc w:val="right"/>
-            </w:pPr>
-            <w:r>
-              <w:rPr>
-                <w:sz w:val="17"/>
-                <w:szCs w:val="17"/>
-              </w:rPr>
-              <w:t xml:space="preserve">0.938</w:t>
-            </w:r>
-          </w:p>
-        </w:tc>
-        <w:tc>
-          <w:tcPr>
-            <w:tcW w:type="dxa" w:w="1216"/>
-            <w:tcMar>
-              <w:top w:type="dxa" w:w="60"/>
-              <w:left w:type="dxa" w:w="100"/>
-              <w:bottom w:type="dxa" w:w="60"/>
-              <w:right w:type="dxa" w:w="100"/>
-            </w:tcMar>
-          </w:tcPr>
-          <w:p>
-            <w:pPr>
-              <w:spacing w:after="0"/>
-              <w:jc w:val="right"/>
-            </w:pPr>
-            <w:r>
-              <w:rPr>
-                <w:sz w:val="17"/>
-                <w:szCs w:val="17"/>
-              </w:rPr>
-              <w:t xml:space="preserve">0.000</w:t>
-            </w:r>
-          </w:p>
-        </w:tc>
-        <w:tc>
-          <w:tcPr>
-            <w:tcW w:type="dxa" w:w="1216"/>
-            <w:tcMar>
-              <w:top w:type="dxa" w:w="60"/>
-              <w:left w:type="dxa" w:w="100"/>
-              <w:bottom w:type="dxa" w:w="60"/>
-              <w:right w:type="dxa" w:w="100"/>
-            </w:tcMar>
-          </w:tcPr>
-          <w:p>
-            <w:pPr>
-              <w:spacing w:after="0"/>
-              <w:jc w:val="right"/>
-            </w:pPr>
-            <w:r>
-              <w:rPr>
-                <w:sz w:val="17"/>
-                <w:szCs w:val="17"/>
-              </w:rPr>
-              <w:t xml:space="preserve">0/96</w:t>
-            </w:r>
-          </w:p>
-        </w:tc>
-        <w:tc>
-          <w:tcPr>
-            <w:tcW w:type="dxa" w:w="1216"/>
-            <w:tcMar>
-              <w:top w:type="dxa" w:w="60"/>
-              <w:left w:type="dxa" w:w="100"/>
-              <w:bottom w:type="dxa" w:w="60"/>
-              <w:right w:type="dxa" w:w="100"/>
-            </w:tcMar>
-          </w:tcPr>
-          <w:p>
-            <w:pPr>
-              <w:spacing w:after="0"/>
-              <w:jc w:val="right"/>
-            </w:pPr>
-            <w:r>
-              <w:rPr>
-                <w:sz w:val="17"/>
-                <w:szCs w:val="17"/>
-              </w:rPr>
-              <w:t xml:space="preserve">0.038</w:t>
-            </w:r>
-          </w:p>
-        </w:tc>
-        <w:tc>
-          <w:tcPr>
-            <w:tcW w:type="dxa" w:w="1221"/>
-            <w:tcMar>
-              <w:top w:type="dxa" w:w="60"/>
-              <w:left w:type="dxa" w:w="100"/>
-              <w:bottom w:type="dxa" w:w="60"/>
-              <w:right w:type="dxa" w:w="100"/>
-            </w:tcMar>
-          </w:tcPr>
-          <w:p>
-            <w:pPr>
-              <w:spacing w:after="0"/>
-              <w:jc w:val="right"/>
-            </w:pPr>
-            <w:r>
-              <w:rPr>
-                <w:sz w:val="17"/>
-                <w:szCs w:val="17"/>
-              </w:rPr>
-              <w:t xml:space="preserve">0.999</w:t>
-            </w:r>
-          </w:p>
-        </w:tc>
-      </w:tr>
-      <w:tr>
-        <w:trPr>
-          <w:tblHeader w:val="false"/>
-        </w:trPr>
-        <w:tc>
-          <w:tcPr>
-            <w:tcW w:type="dxa" w:w="2059"/>
-            <w:tcMar>
-              <w:top w:type="dxa" w:w="60"/>
-              <w:left w:type="dxa" w:w="100"/>
-              <w:bottom w:type="dxa" w:w="60"/>
-              <w:right w:type="dxa" w:w="100"/>
-            </w:tcMar>
-          </w:tcPr>
-          <w:p>
-            <w:pPr>
-              <w:spacing w:after="0"/>
-              <w:jc w:val="left"/>
-            </w:pPr>
-            <w:r>
-              <w:rPr>
-                <w:sz w:val="17"/>
-                <w:szCs w:val="17"/>
-              </w:rPr>
-              <w:t xml:space="preserve">KGW</w:t>
-            </w:r>
-          </w:p>
-        </w:tc>
-        <w:tc>
-          <w:tcPr>
-            <w:tcW w:type="dxa" w:w="1216"/>
-            <w:tcMar>
-              <w:top w:type="dxa" w:w="60"/>
-              <w:left w:type="dxa" w:w="100"/>
-              <w:bottom w:type="dxa" w:w="60"/>
-              <w:right w:type="dxa" w:w="100"/>
-            </w:tcMar>
-          </w:tcPr>
-          <w:p>
-            <w:pPr>
-              <w:spacing w:after="0"/>
-              <w:jc w:val="left"/>
-            </w:pPr>
-            <w:r>
-              <w:rPr>
-                <w:sz w:val="17"/>
-                <w:szCs w:val="17"/>
-              </w:rPr>
-              <w:t xml:space="preserve">launder_api</w:t>
-            </w:r>
-          </w:p>
-        </w:tc>
-        <w:tc>
-          <w:tcPr>
-            <w:tcW w:type="dxa" w:w="1216"/>
-            <w:tcMar>
-              <w:top w:type="dxa" w:w="60"/>
-              <w:left w:type="dxa" w:w="100"/>
-              <w:bottom w:type="dxa" w:w="60"/>
-              <w:right w:type="dxa" w:w="100"/>
-            </w:tcMar>
-          </w:tcPr>
-          <w:p>
-            <w:pPr>
-              <w:spacing w:after="0"/>
-              <w:jc w:val="right"/>
-            </w:pPr>
-            <w:r>
-              <w:rPr>
-                <w:sz w:val="17"/>
-                <w:szCs w:val="17"/>
-              </w:rPr>
-              <w:t xml:space="preserve">0.427</w:t>
-            </w:r>
-          </w:p>
-        </w:tc>
-        <w:tc>
-          <w:tcPr>
-            <w:tcW w:type="dxa" w:w="1216"/>
-            <w:tcMar>
-              <w:top w:type="dxa" w:w="60"/>
-              <w:left w:type="dxa" w:w="100"/>
-              <w:bottom w:type="dxa" w:w="60"/>
-              <w:right w:type="dxa" w:w="100"/>
-            </w:tcMar>
-          </w:tcPr>
-          <w:p>
-            <w:pPr>
-              <w:spacing w:after="0"/>
-              <w:jc w:val="right"/>
-            </w:pPr>
-            <w:r>
-              <w:rPr>
-                <w:sz w:val="17"/>
-                <w:szCs w:val="17"/>
-              </w:rPr>
-              <w:t xml:space="preserve">0.000</w:t>
-            </w:r>
-          </w:p>
-        </w:tc>
-        <w:tc>
-          <w:tcPr>
-            <w:tcW w:type="dxa" w:w="1216"/>
-            <w:tcMar>
-              <w:top w:type="dxa" w:w="60"/>
-              <w:left w:type="dxa" w:w="100"/>
-              <w:bottom w:type="dxa" w:w="60"/>
-              <w:right w:type="dxa" w:w="100"/>
-            </w:tcMar>
-          </w:tcPr>
-          <w:p>
-            <w:pPr>
-              <w:spacing w:after="0"/>
-              <w:jc w:val="right"/>
-            </w:pPr>
-            <w:r>
-              <w:rPr>
-                <w:sz w:val="17"/>
-                <w:szCs w:val="17"/>
-              </w:rPr>
-              <w:t xml:space="preserve">0/96</w:t>
-            </w:r>
-          </w:p>
-        </w:tc>
-        <w:tc>
-          <w:tcPr>
-            <w:tcW w:type="dxa" w:w="1216"/>
-            <w:tcMar>
-              <w:top w:type="dxa" w:w="60"/>
-              <w:left w:type="dxa" w:w="100"/>
-              <w:bottom w:type="dxa" w:w="60"/>
-              <w:right w:type="dxa" w:w="100"/>
-            </w:tcMar>
-          </w:tcPr>
-          <w:p>
-            <w:pPr>
-              <w:spacing w:after="0"/>
-              <w:jc w:val="right"/>
-            </w:pPr>
-            <w:r>
-              <w:rPr>
-                <w:sz w:val="17"/>
-                <w:szCs w:val="17"/>
-              </w:rPr>
-              <w:t xml:space="preserve">0.038</w:t>
-            </w:r>
-          </w:p>
-        </w:tc>
-        <w:tc>
-          <w:tcPr>
-            <w:tcW w:type="dxa" w:w="1221"/>
-            <w:tcMar>
-              <w:top w:type="dxa" w:w="60"/>
-              <w:left w:type="dxa" w:w="100"/>
-              <w:bottom w:type="dxa" w:w="60"/>
-              <w:right w:type="dxa" w:w="100"/>
-            </w:tcMar>
-          </w:tcPr>
-          <w:p>
-            <w:pPr>
-              <w:spacing w:after="0"/>
-              <w:jc w:val="right"/>
-            </w:pPr>
-            <w:r>
-              <w:rPr>
-                <w:sz w:val="17"/>
-                <w:szCs w:val="17"/>
-              </w:rPr>
-              <w:t xml:space="preserve">0.941</w:t>
-            </w:r>
-          </w:p>
-        </w:tc>
-      </w:tr>
-      <w:tr>
-        <w:trPr>
-          <w:tblHeader w:val="false"/>
-        </w:trPr>
-        <w:tc>
-          <w:tcPr>
-            <w:tcW w:type="dxa" w:w="2059"/>
-            <w:tcMar>
-              <w:top w:type="dxa" w:w="60"/>
-              <w:left w:type="dxa" w:w="100"/>
-              <w:bottom w:type="dxa" w:w="60"/>
-              <w:right w:type="dxa" w:w="100"/>
-            </w:tcMar>
-          </w:tcPr>
-          <w:p>
-            <w:pPr>
-              <w:spacing w:after="0"/>
-              <w:jc w:val="left"/>
-            </w:pPr>
-            <w:r>
-              <w:rPr>
-                <w:sz w:val="17"/>
-                <w:szCs w:val="17"/>
-              </w:rPr>
-              <w:t xml:space="preserve">SynthID</w:t>
-            </w:r>
-          </w:p>
-        </w:tc>
-        <w:tc>
-          <w:tcPr>
-            <w:tcW w:type="dxa" w:w="1216"/>
-            <w:tcMar>
-              <w:top w:type="dxa" w:w="60"/>
-              <w:left w:type="dxa" w:w="100"/>
-              <w:bottom w:type="dxa" w:w="60"/>
-              <w:right w:type="dxa" w:w="100"/>
-            </w:tcMar>
-          </w:tcPr>
-          <w:p>
-            <w:pPr>
-              <w:spacing w:after="0"/>
-              <w:jc w:val="left"/>
-            </w:pPr>
-            <w:r>
-              <w:rPr>
-                <w:sz w:val="17"/>
-                <w:szCs w:val="17"/>
-              </w:rPr>
-              <w:t xml:space="preserve">clean</w:t>
-            </w:r>
-          </w:p>
-        </w:tc>
-        <w:tc>
-          <w:tcPr>
-            <w:tcW w:type="dxa" w:w="1216"/>
-            <w:tcMar>
-              <w:top w:type="dxa" w:w="60"/>
-              <w:left w:type="dxa" w:w="100"/>
-              <w:bottom w:type="dxa" w:w="60"/>
-              <w:right w:type="dxa" w:w="100"/>
-            </w:tcMar>
-          </w:tcPr>
-          <w:p>
-            <w:pPr>
-              <w:spacing w:after="0"/>
-              <w:jc w:val="right"/>
-            </w:pPr>
-            <w:r>
-              <w:rPr>
-                <w:sz w:val="17"/>
-                <w:szCs w:val="17"/>
-              </w:rPr>
-              <w:t xml:space="preserve">1.000</w:t>
-            </w:r>
-          </w:p>
-        </w:tc>
-        <w:tc>
-          <w:tcPr>
-            <w:tcW w:type="dxa" w:w="1216"/>
-            <w:tcMar>
-              <w:top w:type="dxa" w:w="60"/>
-              <w:left w:type="dxa" w:w="100"/>
-              <w:bottom w:type="dxa" w:w="60"/>
-              <w:right w:type="dxa" w:w="100"/>
-            </w:tcMar>
-          </w:tcPr>
-          <w:p>
-            <w:pPr>
-              <w:spacing w:after="0"/>
-              <w:jc w:val="right"/>
-            </w:pPr>
-            <w:r>
-              <w:rPr>
-                <w:sz w:val="17"/>
-                <w:szCs w:val="17"/>
-              </w:rPr>
-              <w:t xml:space="preserve">0.010</w:t>
-            </w:r>
-          </w:p>
-        </w:tc>
-        <w:tc>
-          <w:tcPr>
-            <w:tcW w:type="dxa" w:w="1216"/>
-            <w:tcMar>
-              <w:top w:type="dxa" w:w="60"/>
-              <w:left w:type="dxa" w:w="100"/>
-              <w:bottom w:type="dxa" w:w="60"/>
-              <w:right w:type="dxa" w:w="100"/>
-            </w:tcMar>
-          </w:tcPr>
-          <w:p>
-            <w:pPr>
-              <w:spacing w:after="0"/>
-              <w:jc w:val="right"/>
-            </w:pPr>
-            <w:r>
-              <w:rPr>
-                <w:sz w:val="17"/>
-                <w:szCs w:val="17"/>
-              </w:rPr>
-              <w:t xml:space="preserve">1/96</w:t>
-            </w:r>
-          </w:p>
-        </w:tc>
-        <w:tc>
-          <w:tcPr>
-            <w:tcW w:type="dxa" w:w="1216"/>
-            <w:tcMar>
-              <w:top w:type="dxa" w:w="60"/>
-              <w:left w:type="dxa" w:w="100"/>
-              <w:bottom w:type="dxa" w:w="60"/>
-              <w:right w:type="dxa" w:w="100"/>
-            </w:tcMar>
-          </w:tcPr>
-          <w:p>
-            <w:pPr>
-              <w:spacing w:after="0"/>
-              <w:jc w:val="right"/>
-            </w:pPr>
-            <w:r>
-              <w:rPr>
-                <w:sz w:val="17"/>
-                <w:szCs w:val="17"/>
-              </w:rPr>
-              <w:t xml:space="preserve">0.057</w:t>
-            </w:r>
-          </w:p>
-        </w:tc>
-        <w:tc>
-          <w:tcPr>
-            <w:tcW w:type="dxa" w:w="1221"/>
-            <w:tcMar>
-              <w:top w:type="dxa" w:w="60"/>
-              <w:left w:type="dxa" w:w="100"/>
-              <w:bottom w:type="dxa" w:w="60"/>
-              <w:right w:type="dxa" w:w="100"/>
-            </w:tcMar>
-          </w:tcPr>
-          <w:p>
-            <w:pPr>
-              <w:spacing w:after="0"/>
-              <w:jc w:val="right"/>
-            </w:pPr>
-            <w:r>
-              <w:rPr>
-                <w:sz w:val="17"/>
-                <w:szCs w:val="17"/>
-              </w:rPr>
-              <w:t xml:space="preserve">1.000</w:t>
-            </w:r>
-          </w:p>
-        </w:tc>
-      </w:tr>
-      <w:tr>
-        <w:trPr>
-          <w:tblHeader w:val="false"/>
-        </w:trPr>
-        <w:tc>
-          <w:tcPr>
-            <w:tcW w:type="dxa" w:w="2059"/>
-            <w:tcMar>
-              <w:top w:type="dxa" w:w="60"/>
-              <w:left w:type="dxa" w:w="100"/>
-              <w:bottom w:type="dxa" w:w="60"/>
-              <w:right w:type="dxa" w:w="100"/>
-            </w:tcMar>
-          </w:tcPr>
-          <w:p>
-            <w:pPr>
-              <w:spacing w:after="0"/>
-              <w:jc w:val="left"/>
-            </w:pPr>
-            <w:r>
-              <w:rPr>
-                <w:sz w:val="17"/>
-                <w:szCs w:val="17"/>
-              </w:rPr>
-              <w:t xml:space="preserve">SynthID</w:t>
-            </w:r>
-          </w:p>
-        </w:tc>
-        <w:tc>
-          <w:tcPr>
-            <w:tcW w:type="dxa" w:w="1216"/>
-            <w:tcMar>
-              <w:top w:type="dxa" w:w="60"/>
-              <w:left w:type="dxa" w:w="100"/>
-              <w:bottom w:type="dxa" w:w="60"/>
-              <w:right w:type="dxa" w:w="100"/>
-            </w:tcMar>
-          </w:tcPr>
-          <w:p>
-            <w:pPr>
-              <w:spacing w:after="0"/>
-              <w:jc w:val="left"/>
-            </w:pPr>
-            <w:r>
-              <w:rPr>
-                <w:sz w:val="17"/>
-                <w:szCs w:val="17"/>
-              </w:rPr>
-              <w:t xml:space="preserve">dia100</w:t>
-            </w:r>
-          </w:p>
-        </w:tc>
-        <w:tc>
-          <w:tcPr>
-            <w:tcW w:type="dxa" w:w="1216"/>
-            <w:tcMar>
-              <w:top w:type="dxa" w:w="60"/>
-              <w:left w:type="dxa" w:w="100"/>
-              <w:bottom w:type="dxa" w:w="60"/>
-              <w:right w:type="dxa" w:w="100"/>
-            </w:tcMar>
-          </w:tcPr>
-          <w:p>
-            <w:pPr>
-              <w:spacing w:after="0"/>
-              <w:jc w:val="right"/>
-            </w:pPr>
-            <w:r>
-              <w:rPr>
-                <w:sz w:val="17"/>
-                <w:szCs w:val="17"/>
-              </w:rPr>
-              <w:t xml:space="preserve">0.677</w:t>
-            </w:r>
-          </w:p>
-        </w:tc>
-        <w:tc>
-          <w:tcPr>
-            <w:tcW w:type="dxa" w:w="1216"/>
-            <w:tcMar>
-              <w:top w:type="dxa" w:w="60"/>
-              <w:left w:type="dxa" w:w="100"/>
-              <w:bottom w:type="dxa" w:w="60"/>
-              <w:right w:type="dxa" w:w="100"/>
-            </w:tcMar>
-          </w:tcPr>
-          <w:p>
-            <w:pPr>
-              <w:spacing w:after="0"/>
-              <w:jc w:val="right"/>
-            </w:pPr>
-            <w:r>
-              <w:rPr>
-                <w:sz w:val="17"/>
-                <w:szCs w:val="17"/>
-              </w:rPr>
-              <w:t xml:space="preserve">0.021</w:t>
-            </w:r>
-          </w:p>
-        </w:tc>
-        <w:tc>
-          <w:tcPr>
-            <w:tcW w:type="dxa" w:w="1216"/>
-            <w:tcMar>
-              <w:top w:type="dxa" w:w="60"/>
-              <w:left w:type="dxa" w:w="100"/>
-              <w:bottom w:type="dxa" w:w="60"/>
-              <w:right w:type="dxa" w:w="100"/>
-            </w:tcMar>
-          </w:tcPr>
-          <w:p>
-            <w:pPr>
-              <w:spacing w:after="0"/>
-              <w:jc w:val="right"/>
-            </w:pPr>
-            <w:r>
-              <w:rPr>
-                <w:sz w:val="17"/>
-                <w:szCs w:val="17"/>
-              </w:rPr>
-              <w:t xml:space="preserve">2/96</w:t>
-            </w:r>
-          </w:p>
-        </w:tc>
-        <w:tc>
-          <w:tcPr>
-            <w:tcW w:type="dxa" w:w="1216"/>
-            <w:tcMar>
-              <w:top w:type="dxa" w:w="60"/>
-              <w:left w:type="dxa" w:w="100"/>
-              <w:bottom w:type="dxa" w:w="60"/>
-              <w:right w:type="dxa" w:w="100"/>
-            </w:tcMar>
-          </w:tcPr>
-          <w:p>
-            <w:pPr>
-              <w:spacing w:after="0"/>
-              <w:jc w:val="right"/>
-            </w:pPr>
-            <w:r>
-              <w:rPr>
-                <w:sz w:val="17"/>
-                <w:szCs w:val="17"/>
-              </w:rPr>
-              <w:t xml:space="preserve">0.073</w:t>
-            </w:r>
-          </w:p>
-        </w:tc>
-        <w:tc>
-          <w:tcPr>
-            <w:tcW w:type="dxa" w:w="1221"/>
-            <w:tcMar>
-              <w:top w:type="dxa" w:w="60"/>
-              <w:left w:type="dxa" w:w="100"/>
-              <w:bottom w:type="dxa" w:w="60"/>
-              <w:right w:type="dxa" w:w="100"/>
-            </w:tcMar>
-          </w:tcPr>
-          <w:p>
-            <w:pPr>
-              <w:spacing w:after="0"/>
-              <w:jc w:val="right"/>
-            </w:pPr>
-            <w:r>
-              <w:rPr>
-                <w:sz w:val="17"/>
-                <w:szCs w:val="17"/>
-              </w:rPr>
-              <w:t xml:space="preserve">0.927</w:t>
-            </w:r>
-          </w:p>
-        </w:tc>
-      </w:tr>
-      <w:tr>
-        <w:trPr>
-          <w:tblHeader w:val="false"/>
-        </w:trPr>
-        <w:tc>
-          <w:tcPr>
-            <w:tcW w:type="dxa" w:w="2059"/>
-            <w:tcMar>
-              <w:top w:type="dxa" w:w="60"/>
-              <w:left w:type="dxa" w:w="100"/>
-              <w:bottom w:type="dxa" w:w="60"/>
-              <w:right w:type="dxa" w:w="100"/>
-            </w:tcMar>
-          </w:tcPr>
-          <w:p>
-            <w:pPr>
-              <w:spacing w:after="0"/>
-              <w:jc w:val="left"/>
-            </w:pPr>
-            <w:r>
-              <w:rPr>
-                <w:sz w:val="17"/>
-                <w:szCs w:val="17"/>
-              </w:rPr>
-              <w:t xml:space="preserve">SynthID</w:t>
-            </w:r>
-          </w:p>
-        </w:tc>
-        <w:tc>
-          <w:tcPr>
-            <w:tcW w:type="dxa" w:w="1216"/>
-            <w:tcMar>
-              <w:top w:type="dxa" w:w="60"/>
-              <w:left w:type="dxa" w:w="100"/>
-              <w:bottom w:type="dxa" w:w="60"/>
-              <w:right w:type="dxa" w:w="100"/>
-            </w:tcMar>
-          </w:tcPr>
-          <w:p>
-            <w:pPr>
-              <w:spacing w:after="0"/>
-              <w:jc w:val="left"/>
-            </w:pPr>
-            <w:r>
-              <w:rPr>
-                <w:sz w:val="17"/>
-                <w:szCs w:val="17"/>
-              </w:rPr>
-              <w:t xml:space="preserve">dia50</w:t>
-            </w:r>
-          </w:p>
-        </w:tc>
-        <w:tc>
-          <w:tcPr>
-            <w:tcW w:type="dxa" w:w="1216"/>
-            <w:tcMar>
-              <w:top w:type="dxa" w:w="60"/>
-              <w:left w:type="dxa" w:w="100"/>
-              <w:bottom w:type="dxa" w:w="60"/>
-              <w:right w:type="dxa" w:w="100"/>
-            </w:tcMar>
-          </w:tcPr>
-          <w:p>
-            <w:pPr>
-              <w:spacing w:after="0"/>
-              <w:jc w:val="right"/>
-            </w:pPr>
-            <w:r>
-              <w:rPr>
-                <w:sz w:val="17"/>
-                <w:szCs w:val="17"/>
-              </w:rPr>
-              <w:t xml:space="preserve">0.948</w:t>
-            </w:r>
-          </w:p>
-        </w:tc>
-        <w:tc>
-          <w:tcPr>
-            <w:tcW w:type="dxa" w:w="1216"/>
-            <w:tcMar>
-              <w:top w:type="dxa" w:w="60"/>
-              <w:left w:type="dxa" w:w="100"/>
-              <w:bottom w:type="dxa" w:w="60"/>
-              <w:right w:type="dxa" w:w="100"/>
-            </w:tcMar>
-          </w:tcPr>
-          <w:p>
-            <w:pPr>
-              <w:spacing w:after="0"/>
-              <w:jc w:val="right"/>
-            </w:pPr>
-            <w:r>
-              <w:rPr>
-                <w:sz w:val="17"/>
-                <w:szCs w:val="17"/>
-              </w:rPr>
-              <w:t xml:space="preserve">0.010</w:t>
-            </w:r>
-          </w:p>
-        </w:tc>
-        <w:tc>
-          <w:tcPr>
-            <w:tcW w:type="dxa" w:w="1216"/>
-            <w:tcMar>
-              <w:top w:type="dxa" w:w="60"/>
-              <w:left w:type="dxa" w:w="100"/>
-              <w:bottom w:type="dxa" w:w="60"/>
-              <w:right w:type="dxa" w:w="100"/>
-            </w:tcMar>
-          </w:tcPr>
-          <w:p>
-            <w:pPr>
-              <w:spacing w:after="0"/>
-              <w:jc w:val="right"/>
-            </w:pPr>
-            <w:r>
-              <w:rPr>
-                <w:sz w:val="17"/>
-                <w:szCs w:val="17"/>
-              </w:rPr>
-              <w:t xml:space="preserve">1/96</w:t>
-            </w:r>
-          </w:p>
-        </w:tc>
-        <w:tc>
-          <w:tcPr>
-            <w:tcW w:type="dxa" w:w="1216"/>
-            <w:tcMar>
-              <w:top w:type="dxa" w:w="60"/>
-              <w:left w:type="dxa" w:w="100"/>
-              <w:bottom w:type="dxa" w:w="60"/>
-              <w:right w:type="dxa" w:w="100"/>
-            </w:tcMar>
-          </w:tcPr>
-          <w:p>
-            <w:pPr>
-              <w:spacing w:after="0"/>
-              <w:jc w:val="right"/>
-            </w:pPr>
-            <w:r>
-              <w:rPr>
-                <w:sz w:val="17"/>
-                <w:szCs w:val="17"/>
-              </w:rPr>
-              <w:t xml:space="preserve">0.057</w:t>
-            </w:r>
-          </w:p>
-        </w:tc>
-        <w:tc>
-          <w:tcPr>
-            <w:tcW w:type="dxa" w:w="1221"/>
-            <w:tcMar>
-              <w:top w:type="dxa" w:w="60"/>
-              <w:left w:type="dxa" w:w="100"/>
-              <w:bottom w:type="dxa" w:w="60"/>
-              <w:right w:type="dxa" w:w="100"/>
-            </w:tcMar>
-          </w:tcPr>
-          <w:p>
-            <w:pPr>
-              <w:spacing w:after="0"/>
-              <w:jc w:val="right"/>
-            </w:pPr>
-            <w:r>
-              <w:rPr>
-                <w:sz w:val="17"/>
-                <w:szCs w:val="17"/>
-              </w:rPr>
-              <w:t xml:space="preserve">0.996</w:t>
-            </w:r>
-          </w:p>
-        </w:tc>
-      </w:tr>
-      <w:tr>
-        <w:trPr>
-          <w:tblHeader w:val="false"/>
-        </w:trPr>
-        <w:tc>
-          <w:tcPr>
-            <w:tcW w:type="dxa" w:w="2059"/>
-            <w:tcMar>
-              <w:top w:type="dxa" w:w="60"/>
-              <w:left w:type="dxa" w:w="100"/>
-              <w:bottom w:type="dxa" w:w="60"/>
-              <w:right w:type="dxa" w:w="100"/>
-            </w:tcMar>
-          </w:tcPr>
-          <w:p>
-            <w:pPr>
-              <w:spacing w:after="0"/>
-              <w:jc w:val="left"/>
-            </w:pPr>
-            <w:r>
-              <w:rPr>
-                <w:sz w:val="17"/>
-                <w:szCs w:val="17"/>
-              </w:rPr>
-              <w:t xml:space="preserve">SynthID</w:t>
-            </w:r>
-          </w:p>
-        </w:tc>
-        <w:tc>
-          <w:tcPr>
-            <w:tcW w:type="dxa" w:w="1216"/>
-            <w:tcMar>
-              <w:top w:type="dxa" w:w="60"/>
-              <w:left w:type="dxa" w:w="100"/>
-              <w:bottom w:type="dxa" w:w="60"/>
-              <w:right w:type="dxa" w:w="100"/>
-            </w:tcMar>
-          </w:tcPr>
-          <w:p>
-            <w:pPr>
-              <w:spacing w:after="0"/>
-              <w:jc w:val="left"/>
-            </w:pPr>
-            <w:r>
-              <w:rPr>
-                <w:sz w:val="17"/>
-                <w:szCs w:val="17"/>
-              </w:rPr>
-              <w:t xml:space="preserve">morph</w:t>
-            </w:r>
-          </w:p>
-        </w:tc>
-        <w:tc>
-          <w:tcPr>
-            <w:tcW w:type="dxa" w:w="1216"/>
-            <w:tcMar>
-              <w:top w:type="dxa" w:w="60"/>
-              <w:left w:type="dxa" w:w="100"/>
-              <w:bottom w:type="dxa" w:w="60"/>
-              <w:right w:type="dxa" w:w="100"/>
-            </w:tcMar>
-          </w:tcPr>
-          <w:p>
-            <w:pPr>
-              <w:spacing w:after="0"/>
-              <w:jc w:val="right"/>
-            </w:pPr>
-            <w:r>
-              <w:rPr>
-                <w:sz w:val="17"/>
-                <w:szCs w:val="17"/>
-              </w:rPr>
-              <w:t xml:space="preserve">1.000</w:t>
-            </w:r>
-          </w:p>
-        </w:tc>
-        <w:tc>
-          <w:tcPr>
-            <w:tcW w:type="dxa" w:w="1216"/>
-            <w:tcMar>
-              <w:top w:type="dxa" w:w="60"/>
-              <w:left w:type="dxa" w:w="100"/>
-              <w:bottom w:type="dxa" w:w="60"/>
-              <w:right w:type="dxa" w:w="100"/>
-            </w:tcMar>
-          </w:tcPr>
-          <w:p>
-            <w:pPr>
-              <w:spacing w:after="0"/>
-              <w:jc w:val="right"/>
-            </w:pPr>
-            <w:r>
-              <w:rPr>
-                <w:sz w:val="17"/>
-                <w:szCs w:val="17"/>
-              </w:rPr>
-              <w:t xml:space="preserve">0.021</w:t>
-            </w:r>
-          </w:p>
-        </w:tc>
-        <w:tc>
-          <w:tcPr>
-            <w:tcW w:type="dxa" w:w="1216"/>
-            <w:tcMar>
-              <w:top w:type="dxa" w:w="60"/>
-              <w:left w:type="dxa" w:w="100"/>
-              <w:bottom w:type="dxa" w:w="60"/>
-              <w:right w:type="dxa" w:w="100"/>
-            </w:tcMar>
-          </w:tcPr>
-          <w:p>
-            <w:pPr>
-              <w:spacing w:after="0"/>
-              <w:jc w:val="right"/>
-            </w:pPr>
-            <w:r>
-              <w:rPr>
-                <w:sz w:val="17"/>
-                <w:szCs w:val="17"/>
-              </w:rPr>
-              <w:t xml:space="preserve">2/96</w:t>
-            </w:r>
-          </w:p>
-        </w:tc>
-        <w:tc>
-          <w:tcPr>
-            <w:tcW w:type="dxa" w:w="1216"/>
-            <w:tcMar>
-              <w:top w:type="dxa" w:w="60"/>
-              <w:left w:type="dxa" w:w="100"/>
-              <w:bottom w:type="dxa" w:w="60"/>
-              <w:right w:type="dxa" w:w="100"/>
-            </w:tcMar>
-          </w:tcPr>
-          <w:p>
-            <w:pPr>
-              <w:spacing w:after="0"/>
-              <w:jc w:val="right"/>
-            </w:pPr>
-            <w:r>
-              <w:rPr>
-                <w:sz w:val="17"/>
-                <w:szCs w:val="17"/>
-              </w:rPr>
-              <w:t xml:space="preserve">0.073</w:t>
-            </w:r>
-          </w:p>
-        </w:tc>
-        <w:tc>
-          <w:tcPr>
-            <w:tcW w:type="dxa" w:w="1221"/>
-            <w:tcMar>
-              <w:top w:type="dxa" w:w="60"/>
-              <w:left w:type="dxa" w:w="100"/>
-              <w:bottom w:type="dxa" w:w="60"/>
-              <w:right w:type="dxa" w:w="100"/>
-            </w:tcMar>
-          </w:tcPr>
-          <w:p>
-            <w:pPr>
-              <w:spacing w:after="0"/>
-              <w:jc w:val="right"/>
-            </w:pPr>
-            <w:r>
-              <w:rPr>
-                <w:sz w:val="17"/>
-                <w:szCs w:val="17"/>
-              </w:rPr>
-              <w:t xml:space="preserve">1.000</w:t>
-            </w:r>
-          </w:p>
-        </w:tc>
-      </w:tr>
-      <w:tr>
-        <w:trPr>
-          <w:tblHeader w:val="false"/>
-        </w:trPr>
-        <w:tc>
-          <w:tcPr>
-            <w:tcW w:type="dxa" w:w="2059"/>
-            <w:tcMar>
-              <w:top w:type="dxa" w:w="60"/>
-              <w:left w:type="dxa" w:w="100"/>
-              <w:bottom w:type="dxa" w:w="60"/>
-              <w:right w:type="dxa" w:w="100"/>
-            </w:tcMar>
-          </w:tcPr>
-          <w:p>
-            <w:pPr>
-              <w:spacing w:after="0"/>
-              <w:jc w:val="left"/>
-            </w:pPr>
-            <w:r>
-              <w:rPr>
-                <w:sz w:val="17"/>
-                <w:szCs w:val="17"/>
-              </w:rPr>
-              <w:t xml:space="preserve">SynthID</w:t>
-            </w:r>
-          </w:p>
-        </w:tc>
-        <w:tc>
-          <w:tcPr>
-            <w:tcW w:type="dxa" w:w="1216"/>
-            <w:tcMar>
-              <w:top w:type="dxa" w:w="60"/>
-              <w:left w:type="dxa" w:w="100"/>
-              <w:bottom w:type="dxa" w:w="60"/>
-              <w:right w:type="dxa" w:w="100"/>
-            </w:tcMar>
-          </w:tcPr>
-          <w:p>
-            <w:pPr>
-              <w:spacing w:after="0"/>
-              <w:jc w:val="left"/>
-            </w:pPr>
-            <w:r>
-              <w:rPr>
-                <w:sz w:val="17"/>
-                <w:szCs w:val="17"/>
-              </w:rPr>
-              <w:t xml:space="preserve">morph+dia</w:t>
-            </w:r>
-          </w:p>
-        </w:tc>
-        <w:tc>
-          <w:tcPr>
-            <w:tcW w:type="dxa" w:w="1216"/>
-            <w:tcMar>
-              <w:top w:type="dxa" w:w="60"/>
-              <w:left w:type="dxa" w:w="100"/>
-              <w:bottom w:type="dxa" w:w="60"/>
-              <w:right w:type="dxa" w:w="100"/>
-            </w:tcMar>
-          </w:tcPr>
-          <w:p>
-            <w:pPr>
-              <w:spacing w:after="0"/>
-              <w:jc w:val="right"/>
-            </w:pPr>
-            <w:r>
-              <w:rPr>
-                <w:sz w:val="17"/>
-                <w:szCs w:val="17"/>
-              </w:rPr>
-              <w:t xml:space="preserve">0.656</w:t>
-            </w:r>
-          </w:p>
-        </w:tc>
-        <w:tc>
-          <w:tcPr>
-            <w:tcW w:type="dxa" w:w="1216"/>
-            <w:tcMar>
-              <w:top w:type="dxa" w:w="60"/>
-              <w:left w:type="dxa" w:w="100"/>
-              <w:bottom w:type="dxa" w:w="60"/>
-              <w:right w:type="dxa" w:w="100"/>
-            </w:tcMar>
-          </w:tcPr>
-          <w:p>
-            <w:pPr>
-              <w:spacing w:after="0"/>
-              <w:jc w:val="right"/>
-            </w:pPr>
-            <w:r>
-              <w:rPr>
-                <w:sz w:val="17"/>
-                <w:szCs w:val="17"/>
-              </w:rPr>
-              <w:t xml:space="preserve">0.021</w:t>
-            </w:r>
-          </w:p>
-        </w:tc>
-        <w:tc>
-          <w:tcPr>
-            <w:tcW w:type="dxa" w:w="1216"/>
-            <w:tcMar>
-              <w:top w:type="dxa" w:w="60"/>
-              <w:left w:type="dxa" w:w="100"/>
-              <w:bottom w:type="dxa" w:w="60"/>
-              <w:right w:type="dxa" w:w="100"/>
-            </w:tcMar>
-          </w:tcPr>
-          <w:p>
-            <w:pPr>
-              <w:spacing w:after="0"/>
-              <w:jc w:val="right"/>
-            </w:pPr>
-            <w:r>
-              <w:rPr>
-                <w:sz w:val="17"/>
-                <w:szCs w:val="17"/>
-              </w:rPr>
-              <w:t xml:space="preserve">2/96</w:t>
-            </w:r>
-          </w:p>
-        </w:tc>
-        <w:tc>
-          <w:tcPr>
-            <w:tcW w:type="dxa" w:w="1216"/>
-            <w:tcMar>
-              <w:top w:type="dxa" w:w="60"/>
-              <w:left w:type="dxa" w:w="100"/>
-              <w:bottom w:type="dxa" w:w="60"/>
-              <w:right w:type="dxa" w:w="100"/>
-            </w:tcMar>
-          </w:tcPr>
-          <w:p>
-            <w:pPr>
-              <w:spacing w:after="0"/>
-              <w:jc w:val="right"/>
-            </w:pPr>
-            <w:r>
-              <w:rPr>
-                <w:sz w:val="17"/>
-                <w:szCs w:val="17"/>
-              </w:rPr>
-              <w:t xml:space="preserve">0.073</w:t>
-            </w:r>
-          </w:p>
-        </w:tc>
-        <w:tc>
-          <w:tcPr>
-            <w:tcW w:type="dxa" w:w="1221"/>
-            <w:tcMar>
-              <w:top w:type="dxa" w:w="60"/>
-              <w:left w:type="dxa" w:w="100"/>
-              <w:bottom w:type="dxa" w:w="60"/>
-              <w:right w:type="dxa" w:w="100"/>
-            </w:tcMar>
-          </w:tcPr>
-          <w:p>
-            <w:pPr>
-              <w:spacing w:after="0"/>
-              <w:jc w:val="right"/>
-            </w:pPr>
-            <w:r>
-              <w:rPr>
-                <w:sz w:val="17"/>
-                <w:szCs w:val="17"/>
-              </w:rPr>
-              <w:t xml:space="preserve">0.924</w:t>
-            </w:r>
-          </w:p>
-        </w:tc>
-      </w:tr>
-      <w:tr>
-        <w:trPr>
-          <w:tblHeader w:val="false"/>
-        </w:trPr>
-        <w:tc>
-          <w:tcPr>
-            <w:tcW w:type="dxa" w:w="2059"/>
-            <w:tcMar>
-              <w:top w:type="dxa" w:w="60"/>
-              <w:left w:type="dxa" w:w="100"/>
-              <w:bottom w:type="dxa" w:w="60"/>
-              <w:right w:type="dxa" w:w="100"/>
-            </w:tcMar>
-          </w:tcPr>
-          <w:p>
-            <w:pPr>
-              <w:spacing w:after="0"/>
-              <w:jc w:val="left"/>
-            </w:pPr>
-            <w:r>
-              <w:rPr>
-                <w:sz w:val="17"/>
-                <w:szCs w:val="17"/>
-              </w:rPr>
-              <w:t xml:space="preserve">SynthID</w:t>
-            </w:r>
-          </w:p>
-        </w:tc>
-        <w:tc>
-          <w:tcPr>
-            <w:tcW w:type="dxa" w:w="1216"/>
-            <w:tcMar>
-              <w:top w:type="dxa" w:w="60"/>
-              <w:left w:type="dxa" w:w="100"/>
-              <w:bottom w:type="dxa" w:w="60"/>
-              <w:right w:type="dxa" w:w="100"/>
-            </w:tcMar>
-          </w:tcPr>
-          <w:p>
-            <w:pPr>
-              <w:spacing w:after="0"/>
-              <w:jc w:val="left"/>
-            </w:pPr>
-            <w:r>
-              <w:rPr>
-                <w:sz w:val="17"/>
-                <w:szCs w:val="17"/>
-              </w:rPr>
-              <w:t xml:space="preserve">morph_v1</w:t>
-            </w:r>
-          </w:p>
-        </w:tc>
-        <w:tc>
-          <w:tcPr>
-            <w:tcW w:type="dxa" w:w="1216"/>
-            <w:tcMar>
-              <w:top w:type="dxa" w:w="60"/>
-              <w:left w:type="dxa" w:w="100"/>
-              <w:bottom w:type="dxa" w:w="60"/>
-              <w:right w:type="dxa" w:w="100"/>
-            </w:tcMar>
-          </w:tcPr>
-          <w:p>
-            <w:pPr>
-              <w:spacing w:after="0"/>
-              <w:jc w:val="right"/>
-            </w:pPr>
-            <w:r>
-              <w:rPr>
-                <w:sz w:val="17"/>
-                <w:szCs w:val="17"/>
-              </w:rPr>
-              <w:t xml:space="preserve">1.000</w:t>
-            </w:r>
-          </w:p>
-        </w:tc>
-        <w:tc>
-          <w:tcPr>
-            <w:tcW w:type="dxa" w:w="1216"/>
-            <w:tcMar>
-              <w:top w:type="dxa" w:w="60"/>
-              <w:left w:type="dxa" w:w="100"/>
-              <w:bottom w:type="dxa" w:w="60"/>
-              <w:right w:type="dxa" w:w="100"/>
-            </w:tcMar>
-          </w:tcPr>
-          <w:p>
-            <w:pPr>
-              <w:spacing w:after="0"/>
-              <w:jc w:val="right"/>
-            </w:pPr>
-            <w:r>
-              <w:rPr>
-                <w:sz w:val="17"/>
-                <w:szCs w:val="17"/>
-              </w:rPr>
-              <w:t xml:space="preserve">0.031</w:t>
-            </w:r>
-          </w:p>
-        </w:tc>
-        <w:tc>
-          <w:tcPr>
-            <w:tcW w:type="dxa" w:w="1216"/>
-            <w:tcMar>
-              <w:top w:type="dxa" w:w="60"/>
-              <w:left w:type="dxa" w:w="100"/>
-              <w:bottom w:type="dxa" w:w="60"/>
-              <w:right w:type="dxa" w:w="100"/>
-            </w:tcMar>
-          </w:tcPr>
-          <w:p>
-            <w:pPr>
-              <w:spacing w:after="0"/>
-              <w:jc w:val="right"/>
-            </w:pPr>
-            <w:r>
-              <w:rPr>
-                <w:sz w:val="17"/>
-                <w:szCs w:val="17"/>
-              </w:rPr>
-              <w:t xml:space="preserve">3/96</w:t>
-            </w:r>
-          </w:p>
-        </w:tc>
-        <w:tc>
-          <w:tcPr>
-            <w:tcW w:type="dxa" w:w="1216"/>
-            <w:tcMar>
-              <w:top w:type="dxa" w:w="60"/>
-              <w:left w:type="dxa" w:w="100"/>
-              <w:bottom w:type="dxa" w:w="60"/>
-              <w:right w:type="dxa" w:w="100"/>
-            </w:tcMar>
-          </w:tcPr>
-          <w:p>
-            <w:pPr>
-              <w:spacing w:after="0"/>
-              <w:jc w:val="right"/>
-            </w:pPr>
-            <w:r>
-              <w:rPr>
-                <w:sz w:val="17"/>
-                <w:szCs w:val="17"/>
-              </w:rPr>
-              <w:t xml:space="preserve">0.089</w:t>
-            </w:r>
-          </w:p>
-        </w:tc>
-        <w:tc>
-          <w:tcPr>
-            <w:tcW w:type="dxa" w:w="1221"/>
-            <w:tcMar>
-              <w:top w:type="dxa" w:w="60"/>
-              <w:left w:type="dxa" w:w="100"/>
-              <w:bottom w:type="dxa" w:w="60"/>
-              <w:right w:type="dxa" w:w="100"/>
-            </w:tcMar>
-          </w:tcPr>
-          <w:p>
-            <w:pPr>
-              <w:spacing w:after="0"/>
-              <w:jc w:val="right"/>
-            </w:pPr>
-            <w:r>
-              <w:rPr>
-                <w:sz w:val="17"/>
-                <w:szCs w:val="17"/>
-              </w:rPr>
-              <w:t xml:space="preserve">1.000</w:t>
-            </w:r>
-          </w:p>
-        </w:tc>
-      </w:tr>
-      <w:tr>
-        <w:trPr>
-          <w:tblHeader w:val="false"/>
-        </w:trPr>
-        <w:tc>
-          <w:tcPr>
-            <w:tcW w:type="dxa" w:w="2059"/>
-            <w:tcMar>
-              <w:top w:type="dxa" w:w="60"/>
-              <w:left w:type="dxa" w:w="100"/>
-              <w:bottom w:type="dxa" w:w="60"/>
-              <w:right w:type="dxa" w:w="100"/>
-            </w:tcMar>
-          </w:tcPr>
-          <w:p>
-            <w:pPr>
-              <w:spacing w:after="0"/>
-              <w:jc w:val="left"/>
-            </w:pPr>
-            <w:r>
-              <w:rPr>
-                <w:sz w:val="17"/>
-                <w:szCs w:val="17"/>
-              </w:rPr>
-              <w:t xml:space="preserve">SynthID</w:t>
-            </w:r>
-          </w:p>
-        </w:tc>
-        <w:tc>
-          <w:tcPr>
-            <w:tcW w:type="dxa" w:w="1216"/>
-            <w:tcMar>
-              <w:top w:type="dxa" w:w="60"/>
-              <w:left w:type="dxa" w:w="100"/>
-              <w:bottom w:type="dxa" w:w="60"/>
-              <w:right w:type="dxa" w:w="100"/>
-            </w:tcMar>
-          </w:tcPr>
-          <w:p>
-            <w:pPr>
-              <w:spacing w:after="0"/>
-              <w:jc w:val="left"/>
-            </w:pPr>
-            <w:r>
-              <w:rPr>
-                <w:sz w:val="17"/>
-                <w:szCs w:val="17"/>
-              </w:rPr>
-              <w:t xml:space="preserve">morph_v1+dia</w:t>
-            </w:r>
-          </w:p>
-        </w:tc>
-        <w:tc>
-          <w:tcPr>
-            <w:tcW w:type="dxa" w:w="1216"/>
-            <w:tcMar>
-              <w:top w:type="dxa" w:w="60"/>
-              <w:left w:type="dxa" w:w="100"/>
-              <w:bottom w:type="dxa" w:w="60"/>
-              <w:right w:type="dxa" w:w="100"/>
-            </w:tcMar>
-          </w:tcPr>
-          <w:p>
-            <w:pPr>
-              <w:spacing w:after="0"/>
-              <w:jc w:val="right"/>
-            </w:pPr>
-            <w:r>
-              <w:rPr>
-                <w:sz w:val="17"/>
-                <w:szCs w:val="17"/>
-              </w:rPr>
-              <w:t xml:space="preserve">0.656</w:t>
-            </w:r>
-          </w:p>
-        </w:tc>
-        <w:tc>
-          <w:tcPr>
-            <w:tcW w:type="dxa" w:w="1216"/>
-            <w:tcMar>
-              <w:top w:type="dxa" w:w="60"/>
-              <w:left w:type="dxa" w:w="100"/>
-              <w:bottom w:type="dxa" w:w="60"/>
-              <w:right w:type="dxa" w:w="100"/>
-            </w:tcMar>
-          </w:tcPr>
-          <w:p>
-            <w:pPr>
-              <w:spacing w:after="0"/>
-              <w:jc w:val="right"/>
-            </w:pPr>
-            <w:r>
-              <w:rPr>
-                <w:sz w:val="17"/>
-                <w:szCs w:val="17"/>
-              </w:rPr>
-              <w:t xml:space="preserve">0.062</w:t>
-            </w:r>
-          </w:p>
-        </w:tc>
-        <w:tc>
-          <w:tcPr>
-            <w:tcW w:type="dxa" w:w="1216"/>
-            <w:tcMar>
-              <w:top w:type="dxa" w:w="60"/>
-              <w:left w:type="dxa" w:w="100"/>
-              <w:bottom w:type="dxa" w:w="60"/>
-              <w:right w:type="dxa" w:w="100"/>
-            </w:tcMar>
-          </w:tcPr>
-          <w:p>
-            <w:pPr>
-              <w:spacing w:after="0"/>
-              <w:jc w:val="right"/>
-            </w:pPr>
-            <w:r>
-              <w:rPr>
-                <w:sz w:val="17"/>
-                <w:szCs w:val="17"/>
-              </w:rPr>
-              <w:t xml:space="preserve">6/96</w:t>
-            </w:r>
-          </w:p>
-        </w:tc>
-        <w:tc>
-          <w:tcPr>
-            <w:tcW w:type="dxa" w:w="1216"/>
-            <w:tcMar>
-              <w:top w:type="dxa" w:w="60"/>
-              <w:left w:type="dxa" w:w="100"/>
-              <w:bottom w:type="dxa" w:w="60"/>
-              <w:right w:type="dxa" w:w="100"/>
-            </w:tcMar>
-          </w:tcPr>
-          <w:p>
-            <w:pPr>
-              <w:spacing w:after="0"/>
-              <w:jc w:val="right"/>
-            </w:pPr>
-            <w:r>
-              <w:rPr>
-                <w:sz w:val="17"/>
-                <w:szCs w:val="17"/>
-              </w:rPr>
-              <w:t xml:space="preserve">0.131</w:t>
-            </w:r>
-          </w:p>
-        </w:tc>
-        <w:tc>
-          <w:tcPr>
-            <w:tcW w:type="dxa" w:w="1221"/>
-            <w:tcMar>
-              <w:top w:type="dxa" w:w="60"/>
-              <w:left w:type="dxa" w:w="100"/>
-              <w:bottom w:type="dxa" w:w="60"/>
-              <w:right w:type="dxa" w:w="100"/>
-            </w:tcMar>
-          </w:tcPr>
-          <w:p>
-            <w:pPr>
-              <w:spacing w:after="0"/>
-              <w:jc w:val="right"/>
-            </w:pPr>
-            <w:r>
-              <w:rPr>
-                <w:sz w:val="17"/>
-                <w:szCs w:val="17"/>
-              </w:rPr>
-              <w:t xml:space="preserve">0.915</w:t>
-            </w:r>
-          </w:p>
-        </w:tc>
-      </w:tr>
-      <w:tr>
-        <w:trPr>
-          <w:tblHeader w:val="false"/>
-        </w:trPr>
-        <w:tc>
-          <w:tcPr>
-            <w:tcW w:type="dxa" w:w="2059"/>
-            <w:tcMar>
-              <w:top w:type="dxa" w:w="60"/>
-              <w:left w:type="dxa" w:w="100"/>
-              <w:bottom w:type="dxa" w:w="60"/>
-              <w:right w:type="dxa" w:w="100"/>
-            </w:tcMar>
-          </w:tcPr>
-          <w:p>
-            <w:pPr>
-              <w:spacing w:after="0"/>
-              <w:jc w:val="left"/>
-            </w:pPr>
-            <w:r>
-              <w:rPr>
-                <w:sz w:val="17"/>
-                <w:szCs w:val="17"/>
-              </w:rPr>
-              <w:t xml:space="preserve">SynthID</w:t>
-            </w:r>
-          </w:p>
-        </w:tc>
-        <w:tc>
-          <w:tcPr>
-            <w:tcW w:type="dxa" w:w="1216"/>
-            <w:tcMar>
-              <w:top w:type="dxa" w:w="60"/>
-              <w:left w:type="dxa" w:w="100"/>
-              <w:bottom w:type="dxa" w:w="60"/>
-              <w:right w:type="dxa" w:w="100"/>
-            </w:tcMar>
-          </w:tcPr>
-          <w:p>
-            <w:pPr>
-              <w:spacing w:after="0"/>
-              <w:jc w:val="left"/>
-            </w:pPr>
-            <w:r>
-              <w:rPr>
-                <w:sz w:val="17"/>
-                <w:szCs w:val="17"/>
-              </w:rPr>
-              <w:t xml:space="preserve">rtt</w:t>
-            </w:r>
-          </w:p>
-        </w:tc>
-        <w:tc>
-          <w:tcPr>
-            <w:tcW w:type="dxa" w:w="1216"/>
-            <w:tcMar>
-              <w:top w:type="dxa" w:w="60"/>
-              <w:left w:type="dxa" w:w="100"/>
-              <w:bottom w:type="dxa" w:w="60"/>
-              <w:right w:type="dxa" w:w="100"/>
-            </w:tcMar>
-          </w:tcPr>
-          <w:p>
-            <w:pPr>
-              <w:spacing w:after="0"/>
-              <w:jc w:val="right"/>
-            </w:pPr>
-            <w:r>
-              <w:rPr>
-                <w:sz w:val="17"/>
-                <w:szCs w:val="17"/>
-              </w:rPr>
-              <w:t xml:space="preserve">0.312</w:t>
-            </w:r>
-          </w:p>
-        </w:tc>
-        <w:tc>
-          <w:tcPr>
-            <w:tcW w:type="dxa" w:w="1216"/>
-            <w:tcMar>
-              <w:top w:type="dxa" w:w="60"/>
-              <w:left w:type="dxa" w:w="100"/>
-              <w:bottom w:type="dxa" w:w="60"/>
-              <w:right w:type="dxa" w:w="100"/>
-            </w:tcMar>
-          </w:tcPr>
-          <w:p>
-            <w:pPr>
-              <w:spacing w:after="0"/>
-              <w:jc w:val="right"/>
-            </w:pPr>
-            <w:r>
-              <w:rPr>
-                <w:sz w:val="17"/>
-                <w:szCs w:val="17"/>
-              </w:rPr>
-              <w:t xml:space="preserve">0.042</w:t>
-            </w:r>
-          </w:p>
-        </w:tc>
-        <w:tc>
-          <w:tcPr>
-            <w:tcW w:type="dxa" w:w="1216"/>
-            <w:tcMar>
-              <w:top w:type="dxa" w:w="60"/>
-              <w:left w:type="dxa" w:w="100"/>
-              <w:bottom w:type="dxa" w:w="60"/>
-              <w:right w:type="dxa" w:w="100"/>
-            </w:tcMar>
-          </w:tcPr>
-          <w:p>
-            <w:pPr>
-              <w:spacing w:after="0"/>
-              <w:jc w:val="right"/>
-            </w:pPr>
-            <w:r>
-              <w:rPr>
-                <w:sz w:val="17"/>
-                <w:szCs w:val="17"/>
-              </w:rPr>
-              <w:t xml:space="preserve">4/96</w:t>
-            </w:r>
-          </w:p>
-        </w:tc>
-        <w:tc>
-          <w:tcPr>
-            <w:tcW w:type="dxa" w:w="1216"/>
-            <w:tcMar>
-              <w:top w:type="dxa" w:w="60"/>
-              <w:left w:type="dxa" w:w="100"/>
-              <w:bottom w:type="dxa" w:w="60"/>
-              <w:right w:type="dxa" w:w="100"/>
-            </w:tcMar>
-          </w:tcPr>
-          <w:p>
-            <w:pPr>
-              <w:spacing w:after="0"/>
-              <w:jc w:val="right"/>
-            </w:pPr>
-            <w:r>
-              <w:rPr>
-                <w:sz w:val="17"/>
-                <w:szCs w:val="17"/>
-              </w:rPr>
-              <w:t xml:space="preserve">0.103</w:t>
-            </w:r>
-          </w:p>
-        </w:tc>
-        <w:tc>
-          <w:tcPr>
-            <w:tcW w:type="dxa" w:w="1221"/>
-            <w:tcMar>
-              <w:top w:type="dxa" w:w="60"/>
-              <w:left w:type="dxa" w:w="100"/>
-              <w:bottom w:type="dxa" w:w="60"/>
-              <w:right w:type="dxa" w:w="100"/>
-            </w:tcMar>
-          </w:tcPr>
-          <w:p>
-            <w:pPr>
-              <w:spacing w:after="0"/>
-              <w:jc w:val="right"/>
-            </w:pPr>
-            <w:r>
-              <w:rPr>
-                <w:sz w:val="17"/>
-                <w:szCs w:val="17"/>
-              </w:rPr>
-              <w:t xml:space="preserve">0.825</w:t>
-            </w:r>
-          </w:p>
-        </w:tc>
-      </w:tr>
-      <w:tr>
-        <w:trPr>
-          <w:tblHeader w:val="false"/>
-        </w:trPr>
-        <w:tc>
-          <w:tcPr>
-            <w:tcW w:type="dxa" w:w="2059"/>
-            <w:tcMar>
-              <w:top w:type="dxa" w:w="60"/>
-              <w:left w:type="dxa" w:w="100"/>
-              <w:bottom w:type="dxa" w:w="60"/>
-              <w:right w:type="dxa" w:w="100"/>
-            </w:tcMar>
-          </w:tcPr>
-          <w:p>
-            <w:pPr>
-              <w:spacing w:after="0"/>
-              <w:jc w:val="left"/>
-            </w:pPr>
-            <w:r>
-              <w:rPr>
-                <w:sz w:val="17"/>
-                <w:szCs w:val="17"/>
-              </w:rPr>
-              <w:t xml:space="preserve">SynthID</w:t>
-            </w:r>
-          </w:p>
-        </w:tc>
-        <w:tc>
-          <w:tcPr>
-            <w:tcW w:type="dxa" w:w="1216"/>
-            <w:tcMar>
-              <w:top w:type="dxa" w:w="60"/>
-              <w:left w:type="dxa" w:w="100"/>
-              <w:bottom w:type="dxa" w:w="60"/>
-              <w:right w:type="dxa" w:w="100"/>
-            </w:tcMar>
-          </w:tcPr>
-          <w:p>
-            <w:pPr>
-              <w:spacing w:after="0"/>
-              <w:jc w:val="left"/>
-            </w:pPr>
-            <w:r>
-              <w:rPr>
-                <w:sz w:val="17"/>
-                <w:szCs w:val="17"/>
-              </w:rPr>
-              <w:t xml:space="preserve">para</w:t>
-            </w:r>
-          </w:p>
-        </w:tc>
-        <w:tc>
-          <w:tcPr>
-            <w:tcW w:type="dxa" w:w="1216"/>
-            <w:tcMar>
-              <w:top w:type="dxa" w:w="60"/>
-              <w:left w:type="dxa" w:w="100"/>
-              <w:bottom w:type="dxa" w:w="60"/>
-              <w:right w:type="dxa" w:w="100"/>
-            </w:tcMar>
-          </w:tcPr>
-          <w:p>
-            <w:pPr>
-              <w:spacing w:after="0"/>
-              <w:jc w:val="right"/>
-            </w:pPr>
-            <w:r>
-              <w:rPr>
-                <w:sz w:val="17"/>
-                <w:szCs w:val="17"/>
-              </w:rPr>
-              <w:t xml:space="preserve">0.990</w:t>
-            </w:r>
-          </w:p>
-        </w:tc>
-        <w:tc>
-          <w:tcPr>
-            <w:tcW w:type="dxa" w:w="1216"/>
-            <w:tcMar>
-              <w:top w:type="dxa" w:w="60"/>
-              <w:left w:type="dxa" w:w="100"/>
-              <w:bottom w:type="dxa" w:w="60"/>
-              <w:right w:type="dxa" w:w="100"/>
-            </w:tcMar>
-          </w:tcPr>
-          <w:p>
-            <w:pPr>
-              <w:spacing w:after="0"/>
-              <w:jc w:val="right"/>
-            </w:pPr>
-            <w:r>
-              <w:rPr>
-                <w:sz w:val="17"/>
-                <w:szCs w:val="17"/>
-              </w:rPr>
-              <w:t xml:space="preserve">0.021</w:t>
-            </w:r>
-          </w:p>
-        </w:tc>
-        <w:tc>
-          <w:tcPr>
-            <w:tcW w:type="dxa" w:w="1216"/>
-            <w:tcMar>
-              <w:top w:type="dxa" w:w="60"/>
-              <w:left w:type="dxa" w:w="100"/>
-              <w:bottom w:type="dxa" w:w="60"/>
-              <w:right w:type="dxa" w:w="100"/>
-            </w:tcMar>
-          </w:tcPr>
-          <w:p>
-            <w:pPr>
-              <w:spacing w:after="0"/>
-              <w:jc w:val="right"/>
-            </w:pPr>
-            <w:r>
-              <w:rPr>
-                <w:sz w:val="17"/>
-                <w:szCs w:val="17"/>
-              </w:rPr>
-              <w:t xml:space="preserve">2/96</w:t>
-            </w:r>
-          </w:p>
-        </w:tc>
-        <w:tc>
-          <w:tcPr>
-            <w:tcW w:type="dxa" w:w="1216"/>
-            <w:tcMar>
-              <w:top w:type="dxa" w:w="60"/>
-              <w:left w:type="dxa" w:w="100"/>
-              <w:bottom w:type="dxa" w:w="60"/>
-              <w:right w:type="dxa" w:w="100"/>
-            </w:tcMar>
-          </w:tcPr>
-          <w:p>
-            <w:pPr>
-              <w:spacing w:after="0"/>
-              <w:jc w:val="right"/>
-            </w:pPr>
-            <w:r>
-              <w:rPr>
-                <w:sz w:val="17"/>
-                <w:szCs w:val="17"/>
-              </w:rPr>
-              <w:t xml:space="preserve">0.073</w:t>
-            </w:r>
-          </w:p>
-        </w:tc>
-        <w:tc>
-          <w:tcPr>
-            <w:tcW w:type="dxa" w:w="1221"/>
-            <w:tcMar>
-              <w:top w:type="dxa" w:w="60"/>
-              <w:left w:type="dxa" w:w="100"/>
-              <w:bottom w:type="dxa" w:w="60"/>
-              <w:right w:type="dxa" w:w="100"/>
-            </w:tcMar>
-          </w:tcPr>
-          <w:p>
-            <w:pPr>
-              <w:spacing w:after="0"/>
-              <w:jc w:val="right"/>
-            </w:pPr>
-            <w:r>
-              <w:rPr>
-                <w:sz w:val="17"/>
-                <w:szCs w:val="17"/>
-              </w:rPr>
-              <w:t xml:space="preserve">0.998</w:t>
-            </w:r>
-          </w:p>
-        </w:tc>
-      </w:tr>
-      <w:tr>
-        <w:trPr>
-          <w:tblHeader w:val="false"/>
-        </w:trPr>
-        <w:tc>
-          <w:tcPr>
-            <w:tcW w:type="dxa" w:w="2059"/>
-            <w:tcMar>
-              <w:top w:type="dxa" w:w="60"/>
-              <w:left w:type="dxa" w:w="100"/>
-              <w:bottom w:type="dxa" w:w="60"/>
-              <w:right w:type="dxa" w:w="100"/>
-            </w:tcMar>
-          </w:tcPr>
-          <w:p>
-            <w:pPr>
-              <w:spacing w:after="0"/>
-              <w:jc w:val="left"/>
-            </w:pPr>
-            <w:r>
-              <w:rPr>
-                <w:sz w:val="17"/>
-                <w:szCs w:val="17"/>
-              </w:rPr>
-              <w:t xml:space="preserve">SynthID</w:t>
-            </w:r>
-          </w:p>
-        </w:tc>
-        <w:tc>
-          <w:tcPr>
-            <w:tcW w:type="dxa" w:w="1216"/>
-            <w:tcMar>
-              <w:top w:type="dxa" w:w="60"/>
-              <w:left w:type="dxa" w:w="100"/>
-              <w:bottom w:type="dxa" w:w="60"/>
-              <w:right w:type="dxa" w:w="100"/>
-            </w:tcMar>
-          </w:tcPr>
-          <w:p>
-            <w:pPr>
-              <w:spacing w:after="0"/>
-              <w:jc w:val="left"/>
-            </w:pPr>
-            <w:r>
-              <w:rPr>
-                <w:sz w:val="17"/>
-                <w:szCs w:val="17"/>
-              </w:rPr>
-              <w:t xml:space="preserve">launder</w:t>
-            </w:r>
-          </w:p>
-        </w:tc>
-        <w:tc>
-          <w:tcPr>
-            <w:tcW w:type="dxa" w:w="1216"/>
-            <w:tcMar>
-              <w:top w:type="dxa" w:w="60"/>
-              <w:left w:type="dxa" w:w="100"/>
-              <w:bottom w:type="dxa" w:w="60"/>
-              <w:right w:type="dxa" w:w="100"/>
-            </w:tcMar>
-          </w:tcPr>
-          <w:p>
-            <w:pPr>
-              <w:spacing w:after="0"/>
-              <w:jc w:val="right"/>
-            </w:pPr>
-            <w:r>
-              <w:rPr>
-                <w:sz w:val="17"/>
-                <w:szCs w:val="17"/>
-              </w:rPr>
-              <w:t xml:space="preserve">0.948</w:t>
-            </w:r>
-          </w:p>
-        </w:tc>
-        <w:tc>
-          <w:tcPr>
-            <w:tcW w:type="dxa" w:w="1216"/>
-            <w:tcMar>
-              <w:top w:type="dxa" w:w="60"/>
-              <w:left w:type="dxa" w:w="100"/>
-              <w:bottom w:type="dxa" w:w="60"/>
-              <w:right w:type="dxa" w:w="100"/>
-            </w:tcMar>
-          </w:tcPr>
-          <w:p>
-            <w:pPr>
-              <w:spacing w:after="0"/>
-              <w:jc w:val="right"/>
-            </w:pPr>
-            <w:r>
-              <w:rPr>
-                <w:sz w:val="17"/>
-                <w:szCs w:val="17"/>
-              </w:rPr>
-              <w:t xml:space="preserve">0.021</w:t>
-            </w:r>
-          </w:p>
-        </w:tc>
-        <w:tc>
-          <w:tcPr>
-            <w:tcW w:type="dxa" w:w="1216"/>
-            <w:tcMar>
-              <w:top w:type="dxa" w:w="60"/>
-              <w:left w:type="dxa" w:w="100"/>
-              <w:bottom w:type="dxa" w:w="60"/>
-              <w:right w:type="dxa" w:w="100"/>
-            </w:tcMar>
-          </w:tcPr>
-          <w:p>
-            <w:pPr>
-              <w:spacing w:after="0"/>
-              <w:jc w:val="right"/>
-            </w:pPr>
-            <w:r>
-              <w:rPr>
-                <w:sz w:val="17"/>
-                <w:szCs w:val="17"/>
-              </w:rPr>
-              <w:t xml:space="preserve">2/96</w:t>
-            </w:r>
-          </w:p>
-        </w:tc>
-        <w:tc>
-          <w:tcPr>
-            <w:tcW w:type="dxa" w:w="1216"/>
-            <w:tcMar>
-              <w:top w:type="dxa" w:w="60"/>
-              <w:left w:type="dxa" w:w="100"/>
-              <w:bottom w:type="dxa" w:w="60"/>
-              <w:right w:type="dxa" w:w="100"/>
-            </w:tcMar>
-          </w:tcPr>
-          <w:p>
-            <w:pPr>
-              <w:spacing w:after="0"/>
-              <w:jc w:val="right"/>
-            </w:pPr>
-            <w:r>
-              <w:rPr>
-                <w:sz w:val="17"/>
-                <w:szCs w:val="17"/>
-              </w:rPr>
-              <w:t xml:space="preserve">0.073</w:t>
-            </w:r>
-          </w:p>
-        </w:tc>
-        <w:tc>
-          <w:tcPr>
-            <w:tcW w:type="dxa" w:w="1221"/>
-            <w:tcMar>
-              <w:top w:type="dxa" w:w="60"/>
-              <w:left w:type="dxa" w:w="100"/>
-              <w:bottom w:type="dxa" w:w="60"/>
-              <w:right w:type="dxa" w:w="100"/>
-            </w:tcMar>
-          </w:tcPr>
-          <w:p>
-            <w:pPr>
-              <w:spacing w:after="0"/>
-              <w:jc w:val="right"/>
-            </w:pPr>
-            <w:r>
-              <w:rPr>
-                <w:sz w:val="17"/>
-                <w:szCs w:val="17"/>
-              </w:rPr>
-              <w:t xml:space="preserve">0.980</w:t>
-            </w:r>
-          </w:p>
-        </w:tc>
-      </w:tr>
-      <w:tr>
-        <w:trPr>
-          <w:tblHeader w:val="false"/>
-        </w:trPr>
-        <w:tc>
-          <w:tcPr>
-            <w:tcW w:type="dxa" w:w="2059"/>
-            <w:tcMar>
-              <w:top w:type="dxa" w:w="60"/>
-              <w:left w:type="dxa" w:w="100"/>
-              <w:bottom w:type="dxa" w:w="60"/>
-              <w:right w:type="dxa" w:w="100"/>
-            </w:tcMar>
-          </w:tcPr>
-          <w:p>
-            <w:pPr>
-              <w:spacing w:after="0"/>
-              <w:jc w:val="left"/>
-            </w:pPr>
-            <w:r>
-              <w:rPr>
-                <w:sz w:val="17"/>
-                <w:szCs w:val="17"/>
-              </w:rPr>
-              <w:t xml:space="preserve">SynthID</w:t>
-            </w:r>
-          </w:p>
-        </w:tc>
-        <w:tc>
-          <w:tcPr>
-            <w:tcW w:type="dxa" w:w="1216"/>
-            <w:tcMar>
-              <w:top w:type="dxa" w:w="60"/>
-              <w:left w:type="dxa" w:w="100"/>
-              <w:bottom w:type="dxa" w:w="60"/>
-              <w:right w:type="dxa" w:w="100"/>
-            </w:tcMar>
-          </w:tcPr>
-          <w:p>
-            <w:pPr>
-              <w:spacing w:after="0"/>
-              <w:jc w:val="left"/>
-            </w:pPr>
-            <w:r>
-              <w:rPr>
-                <w:sz w:val="17"/>
-                <w:szCs w:val="17"/>
-              </w:rPr>
-              <w:t xml:space="preserve">launder_api</w:t>
-            </w:r>
-          </w:p>
-        </w:tc>
-        <w:tc>
-          <w:tcPr>
-            <w:tcW w:type="dxa" w:w="1216"/>
-            <w:tcMar>
-              <w:top w:type="dxa" w:w="60"/>
-              <w:left w:type="dxa" w:w="100"/>
-              <w:bottom w:type="dxa" w:w="60"/>
-              <w:right w:type="dxa" w:w="100"/>
-            </w:tcMar>
-          </w:tcPr>
-          <w:p>
-            <w:pPr>
-              <w:spacing w:after="0"/>
-              <w:jc w:val="right"/>
-            </w:pPr>
-            <w:r>
-              <w:rPr>
-                <w:sz w:val="17"/>
-                <w:szCs w:val="17"/>
-              </w:rPr>
-              <w:t xml:space="preserve">0.250</w:t>
-            </w:r>
-          </w:p>
-        </w:tc>
-        <w:tc>
-          <w:tcPr>
-            <w:tcW w:type="dxa" w:w="1216"/>
-            <w:tcMar>
-              <w:top w:type="dxa" w:w="60"/>
-              <w:left w:type="dxa" w:w="100"/>
-              <w:bottom w:type="dxa" w:w="60"/>
-              <w:right w:type="dxa" w:w="100"/>
-            </w:tcMar>
-          </w:tcPr>
-          <w:p>
-            <w:pPr>
-              <w:spacing w:after="0"/>
-              <w:jc w:val="right"/>
-            </w:pPr>
-            <w:r>
-              <w:rPr>
-                <w:sz w:val="17"/>
-                <w:szCs w:val="17"/>
-              </w:rPr>
-              <w:t xml:space="preserve">0.010</w:t>
-            </w:r>
-          </w:p>
-        </w:tc>
-        <w:tc>
-          <w:tcPr>
-            <w:tcW w:type="dxa" w:w="1216"/>
-            <w:tcMar>
-              <w:top w:type="dxa" w:w="60"/>
-              <w:left w:type="dxa" w:w="100"/>
-              <w:bottom w:type="dxa" w:w="60"/>
-              <w:right w:type="dxa" w:w="100"/>
-            </w:tcMar>
-          </w:tcPr>
-          <w:p>
-            <w:pPr>
-              <w:spacing w:after="0"/>
-              <w:jc w:val="right"/>
-            </w:pPr>
-            <w:r>
-              <w:rPr>
-                <w:sz w:val="17"/>
-                <w:szCs w:val="17"/>
-              </w:rPr>
-              <w:t xml:space="preserve">1/96</w:t>
-            </w:r>
-          </w:p>
-        </w:tc>
-        <w:tc>
-          <w:tcPr>
-            <w:tcW w:type="dxa" w:w="1216"/>
-            <w:tcMar>
-              <w:top w:type="dxa" w:w="60"/>
-              <w:left w:type="dxa" w:w="100"/>
-              <w:bottom w:type="dxa" w:w="60"/>
-              <w:right w:type="dxa" w:w="100"/>
-            </w:tcMar>
-          </w:tcPr>
-          <w:p>
-            <w:pPr>
-              <w:spacing w:after="0"/>
-              <w:jc w:val="right"/>
-            </w:pPr>
-            <w:r>
-              <w:rPr>
-                <w:sz w:val="17"/>
-                <w:szCs w:val="17"/>
-              </w:rPr>
-              <w:t xml:space="preserve">0.057</w:t>
-            </w:r>
-          </w:p>
-        </w:tc>
-        <w:tc>
-          <w:tcPr>
-            <w:tcW w:type="dxa" w:w="1221"/>
-            <w:tcMar>
-              <w:top w:type="dxa" w:w="60"/>
-              <w:left w:type="dxa" w:w="100"/>
-              <w:bottom w:type="dxa" w:w="60"/>
-              <w:right w:type="dxa" w:w="100"/>
-            </w:tcMar>
-          </w:tcPr>
-          <w:p>
-            <w:pPr>
-              <w:spacing w:after="0"/>
-              <w:jc w:val="right"/>
-            </w:pPr>
-            <w:r>
-              <w:rPr>
-                <w:sz w:val="17"/>
-                <w:szCs w:val="17"/>
-              </w:rPr>
-              <w:t xml:space="preserve">0.807</w:t>
-            </w:r>
-          </w:p>
-        </w:tc>
-      </w:tr>
-    </w:tbl>
-    <w:p>
-      <w:pPr>
-        <w:spacing w:after="160"/>
-      </w:pPr>
+        <w:t xml:space="preserve">A threshold calibrated on clean negatives does not keep its nominal rate once the negatives are attacked. Online Resource 1 (Table S1) gives all 33 cells. The highest realized false-positive rate is 6.2%, against the 1% the threshold was set for. Under a one-sided binomial comparison with Bonferroni correction over the 33 cells, 2 cells depart from nominal (EXP/launder_api, SynthID/morph_v1+dia). Because these comparisons ignore the prompt clustering described above, the intervals are anticonservative and we report the flag as descriptive rather than as a test result. With 96 negatives per cell the resolution is 1/96 = 1.0%, so smaller departures cannot be distinguished here. That limit is why S1 measures false positives on human text at n ≥ 3,000 instead.</w:t>
+      </w:r>
+    </w:p>
+    <w:p>
+      <w:pPr>
+        <w:spacing w:after="120" w:line="276"/>
+        <w:jc w:val="both"/>
+      </w:pPr>
+      <w:r>
+        <w:t xml:space="preserve">The full 33-cell table is provided as Online Resource 1 (Table S1). The article keeps the maximum observed rate, the number of flagged cells and the clustering caveat.</w:t>
+      </w:r>
     </w:p>
     <w:p>
       <w:pPr>
@@ -13571,7 +7623,7 @@
         <w:t xml:space="preserve">model=None</w:t>
       </w:r>
       <w:r>
-        <w:t xml:space="preserve">. Table 8 reports, per scheme and language, the null mean and standard deviation, the false-positive rate at the configuration threshold, and the false-positive rate at the threshold calibrated to 1% FPR on the 96 clean model negatives. Table 8 gives the S1 null distributions and Table 9 the two robustness controls added after pre-registration.</w:t>
+        <w:t xml:space="preserve">. Table 7 reports, per scheme and language, the null mean and standard deviation, the false-positive rate at the configuration threshold, and the false-positive rate at the threshold calibrated to 1% FPR on the 96 clean model negatives. Table 7 gives the S1 null distributions and Table 8 the two robustness controls added after pre-registration.</w:t>
       </w:r>
     </w:p>
     <w:p>
@@ -13586,7 +7638,7 @@
           <w:sz w:val="17"/>
           <w:szCs w:val="17"/>
         </w:rPr>
-        <w:t xml:space="preserve">Table 8.</w:t>
+        <w:t xml:space="preserve">Table 7.</w:t>
       </w:r>
       <w:r>
         <w:rPr>
@@ -14867,7 +8919,7 @@
           <w:sz w:val="17"/>
           <w:szCs w:val="17"/>
         </w:rPr>
-        <w:t xml:space="preserve">Table 9.</w:t>
+        <w:t xml:space="preserve">Table 8.</w:t>
       </w:r>
       <w:r>
         <w:rPr>
@@ -15682,7 +9734,7 @@
         <w:jc w:val="both"/>
       </w:pPr>
       <w:r>
-        <w:t xml:space="preserve">The length control reveals a dose–response that both languages share (Table 9). The null standard deviation rises monotonically with the number of tokens scored, from 1.177 at T = 300 to 1.383 at T = 800 in Turkish, from 1.206 to 1.301 across the usable English range, and from 1.214 to 1.385 in the Wikisource register. Overdispersion accumulates with sequence length, and at equal length we detect no difference between the two languages. H2 as pre-registered attributed the inflation to the language. The data are instead consistent with an exposure pathway running through length, with the language entering only through how many tokens a given amount of text becomes. The pre-registered result stays on record, marked superseded.</w:t>
+        <w:t xml:space="preserve">The length control reveals a dose–response that both languages share (Table 8). The null standard deviation rises monotonically with the number of tokens scored, from 1.177 at T = 300 to 1.383 at T = 800 in Turkish, from 1.206 to 1.301 across the usable English range, and from 1.214 to 1.385 in the Wikisource register. Overdispersion accumulates with sequence length, and at equal length we detect no difference between the two languages. H2 as pre-registered attributed the inflation to the language. The data are instead consistent with an exposure pathway running through length, with the language entering only through how many tokens a given amount of text becomes. The pre-registered result stays on record, marked superseded.</w:t>
       </w:r>
     </w:p>
     <w:p>
@@ -15883,7 +9935,7 @@
         <w:jc w:val="both"/>
       </w:pPr>
       <w:r>
-        <w:t xml:space="preserve">Table 10 reports the outcome. Meaning is preserved in every cell: for all four judged attacks and both judges, the meaning-preservation rate is 1.00. All judged pairs come from the KGW arm, as pre-registered, so this is a statement about attacks applied to KGW-watermarked text and not about the EXP or SynthID arms. Only four of the ten attacks were judged. The six diacritic and morphological variants were not, so the corpus-wide claim is that no judged attack destroys what the text says.</w:t>
+        <w:t xml:space="preserve">Table 9 reports the outcome. Meaning is preserved in every cell: for all four judged attacks and both judges, the meaning-preservation rate is 1.00. All judged pairs come from the KGW arm, as pre-registered, so this is a statement about attacks applied to KGW-watermarked text and not about the EXP or SynthID arms. Only four of the ten attacks were judged. The six diacritic and morphological variants were not, so the corpus-wide claim is that no judged attack destroys what the text says.</w:t>
       </w:r>
     </w:p>
     <w:p>
@@ -15898,7 +9950,7 @@
           <w:sz w:val="17"/>
           <w:szCs w:val="17"/>
         </w:rPr>
-        <w:t xml:space="preserve">Table 10.</w:t>
+        <w:t xml:space="preserve">Table 9.</w:t>
       </w:r>
       <w:r>
         <w:rPr>
@@ -17079,7 +11131,7 @@
         <w:jc w:val="both"/>
       </w:pPr>
       <w:r>
-        <w:t xml:space="preserve">The pre-registered decision rule declares an attack successful iff (i) ΔAUROC &gt; 0.05 and (ii) meaning is preserved by judge majority, with (ii) required from both judges for launder_api. The pre-registration fixed the source arm for the judged texts but did not state against which scheme's AUROC clause (i) is evaluated. Rather than select a scheme post hoc, we evaluate the rule for each scheme separately and report all three outcomes (Table 11). Each ΔAUROC is computed as 1.000 (the clean AUROC of every scheme in Table 2) minus that scheme's attacked AUROC in Table 2.</w:t>
+        <w:t xml:space="preserve">The pre-registered decision rule declares an attack successful iff (i) ΔAUROC &gt; 0.05 and (ii) meaning is preserved by judge majority, with (ii) required from both judges for launder_api. The pre-registration fixed the source arm for the judged texts but did not state against which scheme's AUROC clause (i) is evaluated. Rather than select a scheme post hoc, we evaluate the rule for each scheme separately and report all three outcomes (Table 10). Each ΔAUROC is computed as 1.000 (the clean AUROC of every scheme in Table 2) minus that scheme's attacked AUROC in Table 2.</w:t>
       </w:r>
     </w:p>
     <w:p>
@@ -17094,7 +11146,7 @@
           <w:sz w:val="17"/>
           <w:szCs w:val="17"/>
         </w:rPr>
-        <w:t xml:space="preserve">Table 11.</w:t>
+        <w:t xml:space="preserve">Table 10.</w:t>
       </w:r>
       <w:r>
         <w:rPr>
@@ -18053,7 +12105,7 @@
         <w:t xml:space="preserve">The utility axis covers one arm.</w:t>
       </w:r>
       <w:r>
-        <w:t xml:space="preserve"> Every pair judged in S2 was drawn from the KGW arm, as the pre-registration fixed, so meaning preservation is measured for attacks on KGW text and carried to the EXP and SynthID rows of Table 11 by assumption. The assumption matters because meaning preservation is a property of the (source, rewrite) pair, the sources differ by arm, and cross-scheme quality comparisons are confounded as just noted. Judging the other two arms would cost roughly three US dollars, since the attacked texts already exist, and is the first extension a replication should make. Only four of the ten attacks were judged, and the pre-registered rule counts "partially preserved" as preservation, which is the permissive reading.</w:t>
+        <w:t xml:space="preserve"> Every pair judged in S2 was drawn from the KGW arm, as the pre-registration fixed, so meaning preservation is measured for attacks on KGW text and carried to the EXP and SynthID rows of Table 10 by assumption. The assumption matters because meaning preservation is a property of the (source, rewrite) pair, the sources differ by arm, and cross-scheme quality comparisons are confounded as just noted. Judging the other two arms would cost roughly twelve US dollars for the Opus 5 judge (a three-pair trial on the EXP arm, run after submission of the pre-registered study, extrapolates to USD 5.71 per arm once the calibration pairs, which need not be repeated, are excluded, against USD 7.021 for the KGW arm with them), since the attacked texts already exist, and is the first extension a replication should make. Only four of the ten attacks were judged, and the pre-registered rule counts "partially preserved" as preservation, which is the permissive reading.</w:t>
       </w:r>
     </w:p>
     <w:p>
@@ -18440,7 +12492,7 @@
           <w:sz w:val="18"/>
           <w:szCs w:val="18"/>
         </w:rPr>
-        <w:t xml:space="preserve">v1.7.2-paper</w:t>
+        <w:t xml:space="preserve">v1.8.0-paper</w:t>
       </w:r>
       <w:r>
         <w:t xml:space="preserve">, which freezes the exact code, data and manuscript state from which every reported number was produced. That release is archived at Zenodo and is reached through the concept DOI 10.5281/zenodo.22168552 (&lt;https://doi.org/10.5281/zenodo.22168552&gt;), which resolves to the most recent version and lists the version DOI of each. The reference list cites that concept DOI rather than a version DOI because two earlier drafts of this paper cited a version that subsequent corrections superseded, and the concept DOI cannot fall out of date in that way. Readers reproducing this article should take the version tagged </w:t>
@@ -18451,10 +12503,10 @@
           <w:sz w:val="18"/>
           <w:szCs w:val="18"/>
         </w:rPr>
-        <w:t xml:space="preserve">v1.7.2-paper</w:t>
-      </w:r>
-      <w:r>
-        <w:t xml:space="preserve">. Eight earlier releases (10.5281/zenodo.22168553, 22212071, 22230948, 22231200, 22249519, 22255372, 22271924 and 22273963) predate corrections described in Sections 3.3 and 4.2, the condensation, the recalibrated interval of Table 5, the relabelling of Table 5 as an exploratory post-selection contrast and the corresponding scope statement on Table 6, the correction of a Table 6 p-value that had been copied from a superseded report, the final style and journal-format pass, the renaming of three Discussion sub-headings, or the normalization of spelling to a single British (Oxford -ize) convention. They are superseded but remain listed here, because each has a DOI and a DOI should not silently change what it points to.</w:t>
+        <w:t xml:space="preserve">v1.8.0-paper</w:t>
+      </w:r>
+      <w:r>
+        <w:t xml:space="preserve">. Nine earlier releases (10.5281/zenodo.22168553, 22212071, 22230948, 22231200, 22249519, 22255372, 22271924, 22273963 and 22275847) predate corrections described in Sections 3.3 and 4.2, the condensation, the recalibrated interval of Table 5, the relabelling of Table 5 as an exploratory post-selection contrast and the corresponding scope statement on Table 6, the correction of a Table 6 p-value that had been copied from a superseded report, the final style and journal-format pass, the renaming of three Discussion sub-headings, the normalization of spelling to a single British (Oxford -ize) convention, the transfer of the 33-cell table to Online Resource 1, or the pilot-cohort provenance of the focused comparisons (Section 3.3). They are superseded but remain listed here, because each has a DOI and a DOI should not silently change what it points to.</w:t>
       </w:r>
     </w:p>
     <w:p>
@@ -18888,7 +12940,7 @@
         <w:t xml:space="preserve">turkish-llm-watermarking: Code and data for TR-WM-EVAL, a Turkish watermark-evaluation benchmark</w:t>
       </w:r>
       <w:r>
-        <w:t xml:space="preserve"> (Version 1.7.2-paper) [Computer software]. Zenodo. https://doi.org/10.5281/zenodo.22168552</w:t>
+        <w:t xml:space="preserve"> (Version 1.8.0-paper) [Computer software]. Zenodo. https://doi.org/10.5281/zenodo.22168552</w:t>
       </w:r>
     </w:p>
     <w:p>

--- a/paper/paper.docx
+++ b/paper/paper.docx
@@ -1299,7 +1299,7 @@
         <w:t xml:space="preserve">audit/pilot_20260818/</w:t>
       </w:r>
       <w:r>
-        <w:t xml:space="preserve">). The pilot corpus itself is not. Two limits of that record are stated with it. Its timestamps are local files, as for the pre-registrations (Section 7). And the analysis code that fixes the pair was written after the study corpus had been scored, so the record shows that the designation preceded the study data but cannot show that the study's own aggregate ranking, reported in Section 4.2, which reproduced the pilot ordering, played no part in confirming it. Selection on data disjoint from the test data does not inflate the type I error of the test, whatever the quality of the selecting cohort. Had the pilot ordering been uninformative, the pair carried forward would have been an arbitrary one and the comparisons on the study corpus would still be valid, only less likely to detect anything. We therefore treat the pair as fixed on data disjoint from the data the comparisons are computed on, report the multiplicity adjustments of Section 4.2 as familywise within their displayed families, and state this provenance in place of either a full pre-specification claim or a post-selection label. The test family built on the pair was fixed before the per-scheme results were seen. For the scheme-pairwise comparison the point is moot in any case: the pilot ranking averages over schemes, whereas those tests compare schemes within a condition, so the quantity that designated the conditions is not the quantity being tested. Within each scheme, rtt and launder_api are compared on the same unit: the per-prompt detection rate at that scheme's own clean-calibrated threshold, with Bonferroni correction across the three schemes (α = 0.05/3 ≈ 0.0167). Because each rate is computed over four seeds it can take only five values, so ties and exactly-zero differences are common (6 to 11 of 24 pairs, depending on the scheme). We therefore report a two-sided exact paired sign-flip permutation test as the primary p-value, conditional on within-prompt exchangeability of the two attack outcomes. That exchangeability is an assumption. The two conditions are substantively different transformations, not randomly assigned labels, so exchangeability is a modelling assumption about the null and not something randomization delivers. The pairing does supply what the withdrawn test of the degenerate cells lacked: a matched unit (swapping the two conditions within a prompt maps onto flipping the sign of that prompt's difference) and a comparator that is invariant to the swap. Alongside it we report a Wilcoxon signed-rank test using Pratt's convention, which ranks zero differences rather than discarding them. We also report the mean rate difference with a prompt-clustered bootstrap interval, because a p-value alone does not convey the size of the effect. That interval resamples prompt clusters jointly across the clean negatives and both attack arms and re-derives the threshold inside every replicate, so it carries the uncertainty of the calibration sample. The permutation p-value remains conditional on the observed calibration sample. An earlier version of this comparison ran on the per-prompt mean raw statistic instead. That test is internally valid (within a scheme the scale is fixed), but it estimates mean detector-score displacement, not the change in detection at the operating threshold that the surrounding text describes. Correcting the unit changes which scheme survives correction. Row-level McNemar tests are retained only descriptively because they violate the independence structure identified above.</w:t>
+        <w:t xml:space="preserve">). The pilot corpus itself is not. That report designates the pair but declines to order it: its own paired test separated launder_api from rtt in no scheme, and it records the withdrawal of an earlier ranking claim as an artefact of a selected minimum point estimate. The pilot therefore fixes which two conditions are compared and does not anticipate the direction that the within-scheme comparison of Section 4.2 estimates. Two limits of that record are stated with it. Its timestamps are local files, as for the pre-registrations (Section 7). And the analysis code that fixes the pair was written after the study corpus had been scored, so the record shows that the designation preceded the study data but cannot show that the study's own aggregate ranking, reported in Section 4.2, which reproduced the ordering of the pilot's point estimates, played no part in confirming it. Selection on data disjoint from the test data does not inflate the type I error of the test, whatever the quality of the selecting cohort. Had those point estimates been uninformative, the pair carried forward would have been an arbitrary one and the comparisons on the study corpus would still be valid, only less likely to detect anything. We therefore treat the pair as fixed on data disjoint from the data the comparisons are computed on, report the multiplicity adjustments of Section 4.2 as familywise within their displayed families, and state this provenance in place of either a full pre-specification claim or a post-selection label. The test family built on the pair was fixed before the per-scheme results were seen. For the scheme-pairwise comparison the point is moot in any case: the pilot ranking averages over schemes, whereas those tests compare schemes within a condition, so the quantity that designated the conditions is not the quantity being tested. Within each scheme, rtt and launder_api are compared on the same unit: the per-prompt detection rate at that scheme's own clean-calibrated threshold, with Bonferroni correction across the three schemes (α = 0.05/3 ≈ 0.0167). Because each rate is computed over four seeds it can take only five values, so ties and exactly-zero differences are common (6 to 11 of 24 pairs, depending on the scheme). We therefore report a two-sided exact paired sign-flip permutation test as the primary p-value, conditional on within-prompt exchangeability of the two attack outcomes. That exchangeability is an assumption. The two conditions are substantively different transformations, not randomly assigned labels, so exchangeability is a modelling assumption about the null and not something randomization delivers. The pairing does supply what the withdrawn test of the degenerate cells lacked: a matched unit (swapping the two conditions within a prompt maps onto flipping the sign of that prompt's difference) and a comparator that is invariant to the swap. Alongside it we report a Wilcoxon signed-rank test using Pratt's convention, which ranks zero differences rather than discarding them. We also report the mean rate difference with a prompt-clustered bootstrap interval, because a p-value alone does not convey the size of the effect. That interval resamples prompt clusters jointly across the clean negatives and both attack arms and re-derives the threshold inside every replicate, so it carries the uncertainty of the calibration sample. The permutation p-value remains conditional on the observed calibration sample. An earlier version of this comparison ran on the per-prompt mean raw statistic instead. That test is internally valid (within a scheme the scale is fixed), but it estimates mean detector-score displacement, not the change in detection at the operating threshold that the surrounding text describes. Correcting the unit changes which scheme survives correction. Row-level McNemar tests are retained only descriptively because they violate the independence structure identified above.</w:t>
       </w:r>
     </w:p>
     <w:p>
@@ -5305,7 +5305,7 @@
           <w:sz w:val="17"/>
           <w:szCs w:val="17"/>
         </w:rPr>
-        <w:t xml:space="preserve"> Prompt-level paired comparison of launder_api vs. rtt on per-prompt detection rates at the clean-calibrated threshold (n = 24 prompts per scheme). The two conditions were designated on an independent pilot cohort before the study corpus existed (Section 3.3), so the Bonferroni adjustment (over the 3 schemes, α = 0.05/3 ≈ 0.0167) is a familywise decision within this family. In the last column, n.s. = not significant. Δ is the mean per-prompt rate difference (launder_api − rtt, negative = laundering more destructive) with its marginal, uncorrected prompt-clustered bootstrap 95% CI, which resamples clusters jointly across the clean negatives and both attack arms and re-derives the threshold in every replicate. Because a rate over four seeds takes only five values, "non-zero" gives the number of prompt pairs with a non-zero difference. "TPR laund." is the detection rate under launder_api. "Perm. p" is the two-sided exact paired sign-flip permutation test over the non-zero pairs, conditional on the observed calibration sample. "Pratt p" is the Wilcoxon signed-rank test under Pratt's convention, which ranks zero differences rather than discarding them.</w:t>
+        <w:t xml:space="preserve"> Prompt-level paired comparison of launder_api vs. rtt on per-prompt detection rates at the clean-calibrated threshold (n = 24 prompts per scheme). The two conditions were designated on an independent pilot cohort before the study corpus existed (Section 3.3), so the Bonferroni adjustment (over the 3 schemes, α = 0.05/3 ≈ 0.0167) is a familywise decision within this family. Independent here means data-disjoint: that pilot used a different generator and failed the corpus acceptance gate. Two limits on the record, its local timestamps and the fact that the analysis code fixing the pair postdates the scoring of this corpus, are stated in Section 3.3. In the last column, n.s. = not significant. Δ is the mean per-prompt rate difference (launder_api − rtt, negative = laundering more destructive) with its marginal, uncorrected prompt-clustered bootstrap 95% CI, which resamples clusters jointly across the clean negatives and both attack arms and re-derives the threshold in every replicate. Because a rate over four seeds takes only five values, "non-zero" gives the number of prompt pairs with a non-zero difference. "TPR laund." is the detection rate under launder_api. "Perm. p" is the two-sided exact paired sign-flip permutation test over the non-zero pairs, conditional on the observed calibration sample. "Pratt p" is the Wilcoxon signed-rank test under Pratt's convention, which ranks zero differences rather than discarding them.</w:t>
       </w:r>
     </w:p>
     <w:tbl>
@@ -12492,7 +12492,7 @@
           <w:sz w:val="18"/>
           <w:szCs w:val="18"/>
         </w:rPr>
-        <w:t xml:space="preserve">v1.8.0-paper</w:t>
+        <w:t xml:space="preserve">v1.8.1-paper</w:t>
       </w:r>
       <w:r>
         <w:t xml:space="preserve">, which freezes the exact code, data and manuscript state from which every reported number was produced. That release is archived at Zenodo and is reached through the concept DOI 10.5281/zenodo.22168552 (&lt;https://doi.org/10.5281/zenodo.22168552&gt;), which resolves to the most recent version and lists the version DOI of each. The reference list cites that concept DOI rather than a version DOI because two earlier drafts of this paper cited a version that subsequent corrections superseded, and the concept DOI cannot fall out of date in that way. Readers reproducing this article should take the version tagged </w:t>
@@ -12503,10 +12503,10 @@
           <w:sz w:val="18"/>
           <w:szCs w:val="18"/>
         </w:rPr>
-        <w:t xml:space="preserve">v1.8.0-paper</w:t>
-      </w:r>
-      <w:r>
-        <w:t xml:space="preserve">. Nine earlier releases (10.5281/zenodo.22168553, 22212071, 22230948, 22231200, 22249519, 22255372, 22271924, 22273963 and 22275847) predate corrections described in Sections 3.3 and 4.2, the condensation, the recalibrated interval of Table 5, the relabelling of Table 5 as an exploratory post-selection contrast and the corresponding scope statement on Table 6, the correction of a Table 6 p-value that had been copied from a superseded report, the final style and journal-format pass, the renaming of three Discussion sub-headings, the normalization of spelling to a single British (Oxford -ize) convention, the transfer of the 33-cell table to Online Resource 1, or the pilot-cohort provenance of the focused comparisons (Section 3.3). They are superseded but remain listed here, because each has a DOI and a DOI should not silently change what it points to.</w:t>
+        <w:t xml:space="preserve">v1.8.1-paper</w:t>
+      </w:r>
+      <w:r>
+        <w:t xml:space="preserve">. Ten earlier releases (10.5281/zenodo.22168553, 22212071, 22230948, 22231200, 22249519, 22255372, 22271924, 22273963, 22275847 and 22283192) predate corrections described in Sections 3.3 and 4.2, the condensation, the recalibrated interval of Table 5, the correction of a Table 6 p-value that had been copied from a superseded report, the final style and journal-format pass, the renaming of three Discussion sub-headings, the normalization of spelling to a single British (Oxford -ize) convention, or the transfer of the 33-cell table to Online Resource 1. One further change runs in the opposite direction and we state it explicitly. Three of those releases (22271924, 22273963 and 22275847) labelled Table 5 an exploratory post-selection contrast, and that label is withdrawn here. It was withdrawn because the pilot record described in Section 3.3 was located and released as audit material, not because the study results were re-examined: every cell of Table 5 is unchanged from those releases, and only the verdict column is read differently. All ten are superseded but remain listed here, because each has a DOI and a DOI should not silently change what it points to.</w:t>
       </w:r>
     </w:p>
     <w:p>
